--- a/plantillas_maestras/07_seguro_sctr/falta_evaluacion_invalidez/2_o_mas_ddos_varios/varon/TPL_219_2026_SEGURO_SCTR_FALTA_EVALUACION_INVALIDEZ_ASEGURADORA_VARON_R3.docx
+++ b/plantillas_maestras/07_seguro_sctr/falta_evaluacion_invalidez/2_o_mas_ddos_varios/varon/TPL_219_2026_SEGURO_SCTR_FALTA_EVALUACION_INVALIDEZ_ASEGURADORA_VARON_R3.docx
@@ -223,7 +223,7 @@
           <w14:ligatures w14:val="none"/>
         </w:rPr>
         <w:tab/>
-        <w:t xml:space="preserve">:       </w:t>
+        <w:t xml:space="preserve">: </w:t>
       </w:r>
       <w:r>
         <w:rPr>
@@ -631,7 +631,7 @@
           <w:lang w:val="es-ES" w:eastAsia="es-ES"/>
           <w14:ligatures w14:val="none"/>
         </w:rPr>
-        <w:t>N°29571, Código de Protección y Defensa del Consumidor (en adelante, Código)</w:t>
+        <w:t>29571, Código de Protección y Defensa del Consumidor (en adelante, Código)</w:t>
       </w:r>
       <w:r>
         <w:rPr>
@@ -1003,7 +1003,7 @@
           <w:lang w:eastAsia="es-ES"/>
           <w14:ligatures w14:val="none"/>
         </w:rPr>
-        <w:t>N°DOT.RRLL</w:t>
+        <w:t>DOT.RRLL</w:t>
       </w:r>
       <w:proofErr w:type="spellEnd"/>
       <w:r>
@@ -1035,7 +1035,7 @@
           <w:lang w:eastAsia="es-ES"/>
           <w14:ligatures w14:val="none"/>
         </w:rPr>
-        <w:t>N°</w:t>
+        <w:t/>
       </w:r>
       <w:proofErr w:type="spellEnd"/>
       <w:r>
@@ -1271,7 +1271,7 @@
           <w:lang w:eastAsia="es-ES"/>
           <w14:ligatures w14:val="none"/>
         </w:rPr>
-        <w:t>N°DOT.RRLL</w:t>
+        <w:t>DOT.RRLL</w:t>
       </w:r>
       <w:proofErr w:type="spellEnd"/>
       <w:r>
@@ -1292,7 +1292,7 @@
           <w:lang w:eastAsia="es-ES"/>
           <w14:ligatures w14:val="none"/>
         </w:rPr>
-        <w:t xml:space="preserve">  </w:t>
+        <w:t xml:space="preserve"> </w:t>
       </w:r>
     </w:p>
     <w:p>
@@ -2052,7 +2052,7 @@
           <w:lang w:eastAsia="es-PE"/>
           <w14:ligatures w14:val="none"/>
         </w:rPr>
-        <w:t>La Secretaría Técnica de la Comisión de Protección al Consumidor N°1 (en adelante, la Secretaría Técnica), en ejercicio de sus facultades</w:t>
+        <w:t>La Secretaría Técnica de la Comisión de Protección al Consumidor 1 (en adelante, la Secretaría Técnica), en ejercicio de sus facultades</w:t>
       </w:r>
       <w:bookmarkEnd w:id="3"/>
       <w:bookmarkEnd w:id="4"/>
@@ -2133,7 +2133,7 @@
           <w:lang w:eastAsia="es-PE"/>
           <w14:ligatures w14:val="none"/>
         </w:rPr>
-        <w:t>°</w:t>
+        <w:t/>
       </w:r>
       <w:r>
         <w:rPr>
@@ -2151,7 +2151,7 @@
           <w:lang w:eastAsia="es-PE"/>
           <w14:ligatures w14:val="none"/>
         </w:rPr>
-        <w:t>°</w:t>
+        <w:t/>
       </w:r>
       <w:r>
         <w:rPr>
@@ -2265,7 +2265,7 @@
           <w:lang w:eastAsia="es-PE"/>
           <w14:ligatures w14:val="none"/>
         </w:rPr>
-        <w:t>°</w:t>
+        <w:t/>
       </w:r>
       <w:r>
         <w:rPr>
@@ -2283,7 +2283,7 @@
           <w:lang w:eastAsia="es-PE"/>
           <w14:ligatures w14:val="none"/>
         </w:rPr>
-        <w:t>°</w:t>
+        <w:t/>
       </w:r>
       <w:r>
         <w:rPr>
@@ -2394,7 +2394,7 @@
           <w:lang w:eastAsia="es-PE"/>
           <w14:ligatures w14:val="none"/>
         </w:rPr>
-        <w:t xml:space="preserve">literal g) del artículo 56° </w:t>
+        <w:t xml:space="preserve">literal g) del artículo 56 </w:t>
       </w:r>
       <w:r>
         <w:rPr>
@@ -2423,7 +2423,7 @@
           <w:lang w:eastAsia="es-PE"/>
           <w14:ligatures w14:val="none"/>
         </w:rPr>
-        <w:t xml:space="preserve">.  </w:t>
+        <w:t xml:space="preserve">. </w:t>
       </w:r>
     </w:p>
     <w:bookmarkEnd w:id="6"/>
@@ -2799,7 +2799,7 @@
           <w:lang w:eastAsia="es-PE"/>
           <w14:ligatures w14:val="none"/>
         </w:rPr>
-        <w:t xml:space="preserve">RESOLUCIÓN DE LA SECRETARÍA TÉCNICA  </w:t>
+        <w:t xml:space="preserve">RESOLUCIÓN DE LA SECRETARÍA TÉCNICA </w:t>
       </w:r>
     </w:p>
     <w:p>
@@ -2956,7 +2956,7 @@
           <w:kern w:val="0"/>
           <w14:ligatures w14:val="none"/>
         </w:rPr>
-        <w:t xml:space="preserve">Presunta infracción a los artículos 18° y 19° de la Ley 29571, Código de Protección y Defensa del Consumidor, en tanto </w:t>
+        <w:t xml:space="preserve">Presunta infracción a los artículos 18 y 19 de la Ley 29571, Código de Protección y Defensa del Consumidor, en tanto </w:t>
       </w:r>
       <w:r>
         <w:rPr>
@@ -3069,7 +3069,7 @@
           <w:kern w:val="0"/>
           <w14:ligatures w14:val="none"/>
         </w:rPr>
-        <w:t xml:space="preserve">Presunta infracción a los artículos 18° y 19° de la Ley 29571, Código de Protección y Defensa del Consumidor, en tanto </w:t>
+        <w:t xml:space="preserve">Presunta infracción a los artículos 18 y 19 de la Ley 29571, Código de Protección y Defensa del Consumidor, en tanto </w:t>
       </w:r>
       <w:r>
         <w:rPr>
@@ -3264,7 +3264,7 @@
           <w:kern w:val="0"/>
           <w14:ligatures w14:val="none"/>
         </w:rPr>
-        <w:t>infracción al literal g) del artículo 56° de la Ley 29571, Código de Protección y Defensa del Consumidor</w:t>
+        <w:t>infracción al literal g) del artículo 56 de la Ley 29571, Código de Protección y Defensa del Consumidor</w:t>
       </w:r>
       <w:r>
         <w:rPr>
@@ -3645,7 +3645,7 @@
           <w:lang w:eastAsia="es-PE"/>
           <w14:ligatures w14:val="none"/>
         </w:rPr>
-        <w:t>°</w:t>
+        <w:t/>
       </w:r>
       <w:r>
         <w:rPr>
@@ -3732,7 +3732,7 @@
           <w:lang w:eastAsia="es-PE"/>
           <w14:ligatures w14:val="none"/>
         </w:rPr>
-        <w:t>°</w:t>
+        <w:t/>
       </w:r>
       <w:r>
         <w:rPr>
@@ -3895,7 +3895,7 @@
           <w:lang w:eastAsia="es-PE"/>
           <w14:ligatures w14:val="none"/>
         </w:rPr>
-        <w:t>°</w:t>
+        <w:t/>
       </w:r>
       <w:r>
         <w:rPr>
@@ -4271,7 +4271,7 @@
           <w:lang w:eastAsia="es-PE"/>
           <w14:ligatures w14:val="none"/>
         </w:rPr>
-        <w:t>°</w:t>
+        <w:t/>
       </w:r>
       <w:r>
         <w:rPr>
@@ -4312,7 +4312,7 @@
           <w:lang w:eastAsia="es-PE"/>
           <w14:ligatures w14:val="none"/>
         </w:rPr>
-        <w:t>°</w:t>
+        <w:t/>
       </w:r>
       <w:r>
         <w:rPr>
@@ -4332,7 +4332,7 @@
           <w:lang w:eastAsia="es-PE"/>
           <w14:ligatures w14:val="none"/>
         </w:rPr>
-        <w:t>°</w:t>
+        <w:t/>
       </w:r>
       <w:r>
         <w:rPr>
@@ -4352,7 +4352,7 @@
           <w:lang w:eastAsia="es-PE"/>
           <w14:ligatures w14:val="none"/>
         </w:rPr>
-        <w:t>°</w:t>
+        <w:t/>
       </w:r>
       <w:r>
         <w:rPr>
@@ -4405,7 +4405,7 @@
           <w:lang w:eastAsia="es-PE"/>
           <w14:ligatures w14:val="none"/>
         </w:rPr>
-        <w:t>°</w:t>
+        <w:t/>
       </w:r>
       <w:r>
         <w:rPr>
@@ -4496,7 +4496,7 @@
           <w:lang w:eastAsia="es-PE"/>
           <w14:ligatures w14:val="none"/>
         </w:rPr>
-        <w:t>°</w:t>
+        <w:t/>
       </w:r>
       <w:r>
         <w:rPr>
@@ -4571,7 +4571,7 @@
           <w:lang w:eastAsia="es-PE"/>
           <w14:ligatures w14:val="none"/>
         </w:rPr>
-        <w:t>°</w:t>
+        <w:t/>
       </w:r>
       <w:r>
         <w:rPr>
@@ -4588,7 +4588,7 @@
           <w:kern w:val="0"/>
           <w14:ligatures w14:val="none"/>
         </w:rPr>
-        <w:t>N°</w:t>
+        <w:t/>
       </w:r>
       <w:proofErr w:type="spellEnd"/>
       <w:r>
@@ -4905,7 +4905,7 @@
           <w:lang w:eastAsia="es-PE"/>
           <w14:ligatures w14:val="none"/>
         </w:rPr>
-        <w:t>°</w:t>
+        <w:t/>
       </w:r>
       <w:r>
         <w:rPr>
@@ -4920,7 +4920,7 @@
           <w:rFonts w:ascii="Arial Narrow" w:hAnsi="Arial Narrow"/>
           <w:color w:val="000000"/>
         </w:rPr>
-        <w:t>N°</w:t>
+        <w:t/>
       </w:r>
       <w:proofErr w:type="spellEnd"/>
       <w:r>
@@ -4938,7 +4938,7 @@
           <w:lang w:eastAsia="es-PE"/>
           <w14:ligatures w14:val="none"/>
         </w:rPr>
-        <w:t>°</w:t>
+        <w:t/>
       </w:r>
       <w:r>
         <w:rPr>
@@ -5129,7 +5129,7 @@
           <w:lang w:eastAsia="es-PE"/>
           <w14:ligatures w14:val="none"/>
         </w:rPr>
-        <w:t>Comisión de Protección al Consumidor N°1</w:t>
+        <w:t>Comisión de Protección al Consumidor 1</w:t>
       </w:r>
     </w:p>
     <w:p>
@@ -5445,7 +5445,7 @@
           <w:sz w:val="14"/>
           <w:szCs w:val="14"/>
         </w:rPr>
-        <w:t xml:space="preserve">  </w:t>
+        <w:t xml:space="preserve"> </w:t>
       </w:r>
       <w:r>
         <w:rPr>
@@ -5474,7 +5474,7 @@
           <w:sz w:val="14"/>
           <w:szCs w:val="14"/>
         </w:rPr>
-        <w:t>N°</w:t>
+        <w:t/>
       </w:r>
       <w:proofErr w:type="spellEnd"/>
       <w:r>
@@ -5496,7 +5496,7 @@
           <w:sz w:val="14"/>
           <w:szCs w:val="14"/>
         </w:rPr>
-        <w:t>N°</w:t>
+        <w:t/>
       </w:r>
       <w:proofErr w:type="spellEnd"/>
       <w:r>
@@ -5568,7 +5568,7 @@
           <w:sz w:val="14"/>
           <w:szCs w:val="14"/>
         </w:rPr>
-        <w:t>N°</w:t>
+        <w:t/>
       </w:r>
       <w:proofErr w:type="spellEnd"/>
       <w:r>
@@ -5662,7 +5662,7 @@
           <w:sz w:val="14"/>
           <w:szCs w:val="14"/>
         </w:rPr>
-        <w:t>N°</w:t>
+        <w:t/>
       </w:r>
       <w:proofErr w:type="spellEnd"/>
       <w:r>
@@ -5782,7 +5782,7 @@
           <w:sz w:val="14"/>
           <w:szCs w:val="14"/>
         </w:rPr>
-        <w:t xml:space="preserve">           </w:t>
+        <w:t xml:space="preserve"> </w:t>
       </w:r>
       <w:r>
         <w:rPr>
@@ -5811,7 +5811,7 @@
           <w:sz w:val="14"/>
           <w:szCs w:val="14"/>
         </w:rPr>
-        <w:t>N°</w:t>
+        <w:t/>
       </w:r>
       <w:proofErr w:type="spellEnd"/>
       <w:r>
@@ -5833,7 +5833,7 @@
           <w:sz w:val="14"/>
           <w:szCs w:val="14"/>
         </w:rPr>
-        <w:t>N°</w:t>
+        <w:t/>
       </w:r>
       <w:proofErr w:type="spellEnd"/>
       <w:r>
@@ -5844,7 +5844,7 @@
           <w:sz w:val="14"/>
           <w:szCs w:val="14"/>
         </w:rPr>
-        <w:t xml:space="preserve"> 1308   </w:t>
+        <w:t xml:space="preserve"> 1308 </w:t>
       </w:r>
     </w:p>
     <w:p>
@@ -5868,7 +5868,7 @@
           <w:sz w:val="14"/>
           <w:szCs w:val="14"/>
         </w:rPr>
-        <w:t xml:space="preserve">Artículo 18.- Idoneidad   </w:t>
+        <w:t xml:space="preserve">Artículo 18.- Idoneidad </w:t>
       </w:r>
     </w:p>
     <w:p>
@@ -5888,7 +5888,7 @@
           <w:sz w:val="14"/>
           <w:szCs w:val="14"/>
         </w:rPr>
-        <w:t xml:space="preserve">Se entiende por idoneidad la correspondencia entre lo que un consumidor espera y lo que efectivamente recibe, en función a lo que se le hubiera ofrecido, la publicidad e información transmitida, las condiciones y circunstancias de la transacción, las características y naturaleza del producto o servicio, el precio, entre otros factores, atendiendo a las circunstancias del caso.    </w:t>
+        <w:t xml:space="preserve">Se entiende por idoneidad la correspondencia entre lo que un consumidor espera y lo que efectivamente recibe, en función a lo que se le hubiera ofrecido, la publicidad e información transmitida, las condiciones y circunstancias de la transacción, las características y naturaleza del producto o servicio, el precio, entre otros factores, atendiendo a las circunstancias del caso. </w:t>
       </w:r>
     </w:p>
     <w:p>
@@ -6038,7 +6038,7 @@
           <w:sz w:val="14"/>
           <w:szCs w:val="14"/>
         </w:rPr>
-        <w:t>N°</w:t>
+        <w:t/>
       </w:r>
       <w:proofErr w:type="spellEnd"/>
       <w:r>
@@ -6060,7 +6060,7 @@
           <w:sz w:val="14"/>
           <w:szCs w:val="14"/>
         </w:rPr>
-        <w:t>N°</w:t>
+        <w:t/>
       </w:r>
       <w:proofErr w:type="spellEnd"/>
       <w:r>
@@ -6071,7 +6071,7 @@
           <w:sz w:val="14"/>
           <w:szCs w:val="14"/>
         </w:rPr>
-        <w:t xml:space="preserve"> 1308   </w:t>
+        <w:t xml:space="preserve"> 1308 </w:t>
       </w:r>
     </w:p>
     <w:p>
@@ -6202,7 +6202,7 @@
           <w:sz w:val="14"/>
           <w:szCs w:val="14"/>
         </w:rPr>
-        <w:t xml:space="preserve">  </w:t>
+        <w:t xml:space="preserve"> </w:t>
       </w:r>
       <w:r>
         <w:rPr>
@@ -6231,7 +6231,7 @@
           <w:sz w:val="14"/>
           <w:szCs w:val="14"/>
         </w:rPr>
-        <w:t>N°</w:t>
+        <w:t/>
       </w:r>
       <w:proofErr w:type="spellEnd"/>
       <w:r>
@@ -6409,7 +6409,7 @@
           <w:sz w:val="14"/>
           <w:szCs w:val="14"/>
         </w:rPr>
-        <w:t>Nº</w:t>
+        <w:t/>
       </w:r>
       <w:proofErr w:type="spellEnd"/>
       <w:r>
@@ -6507,7 +6507,7 @@
           <w:sz w:val="14"/>
           <w:szCs w:val="14"/>
         </w:rPr>
-        <w:t>N°</w:t>
+        <w:t/>
       </w:r>
       <w:proofErr w:type="spellEnd"/>
       <w:r>
@@ -6674,7 +6674,7 @@
           <w:szCs w:val="14"/>
           <w:vertAlign w:val="superscript"/>
         </w:rPr>
-        <w:t xml:space="preserve">  </w:t>
+        <w:t xml:space="preserve"> </w:t>
       </w:r>
       <w:r>
         <w:rPr>
@@ -6682,7 +6682,7 @@
           <w:sz w:val="14"/>
           <w:szCs w:val="14"/>
         </w:rPr>
-        <w:t xml:space="preserve">     </w:t>
+        <w:t xml:space="preserve"> </w:t>
       </w:r>
       <w:r>
         <w:rPr>
@@ -6728,7 +6728,7 @@
           <w:sz w:val="14"/>
           <w:szCs w:val="14"/>
         </w:rPr>
-        <w:t>N°</w:t>
+        <w:t/>
       </w:r>
       <w:proofErr w:type="spellEnd"/>
       <w:r>
@@ -6781,7 +6781,7 @@
           <w:sz w:val="14"/>
           <w:szCs w:val="14"/>
         </w:rPr>
-        <w:t>El órgano resolutivo puede sancionar las infracciones administrativas a que se refiere el artículo 108º con amonestación y multas de hasta cuatrocientos cincuenta (450) Unidades Impositivas Tributarias (UIT), las cuales son calificadas de la siguiente manera:</w:t>
+        <w:t>El órgano resolutivo puede sancionar las infracciones administrativas a que se refiere el artículo 108 con amonestación y multas de hasta cuatrocientos cincuenta (450) Unidades Impositivas Tributarias (UIT), las cuales son calificadas de la siguiente manera:</w:t>
       </w:r>
     </w:p>
     <w:p>
@@ -6904,7 +6904,7 @@
           <w:sz w:val="14"/>
           <w:szCs w:val="14"/>
         </w:rPr>
-        <w:t xml:space="preserve">        </w:t>
+        <w:t xml:space="preserve"> </w:t>
       </w:r>
       <w:r>
         <w:rPr>
@@ -7703,7 +7703,7 @@
           <w:sz w:val="14"/>
           <w:szCs w:val="14"/>
         </w:rPr>
-        <w:t xml:space="preserve">         </w:t>
+        <w:t xml:space="preserve"> </w:t>
       </w:r>
       <w:r>
         <w:rPr>
@@ -7749,7 +7749,7 @@
           <w:sz w:val="14"/>
           <w:szCs w:val="14"/>
         </w:rPr>
-        <w:t>N°</w:t>
+        <w:t/>
       </w:r>
       <w:proofErr w:type="spellEnd"/>
       <w:r>
@@ -7967,7 +7967,7 @@
           <w:sz w:val="14"/>
           <w:szCs w:val="14"/>
         </w:rPr>
-        <w:t>Nº</w:t>
+        <w:t/>
       </w:r>
       <w:proofErr w:type="spellEnd"/>
       <w:r>
@@ -8081,7 +8081,7 @@
           <w:sz w:val="14"/>
           <w:szCs w:val="14"/>
         </w:rPr>
-        <w:t>N°</w:t>
+        <w:t/>
       </w:r>
       <w:proofErr w:type="spellEnd"/>
       <w:r>
@@ -8453,7 +8453,7 @@
               <w:sz w:val="16"/>
               <w:szCs w:val="16"/>
             </w:rPr>
-            <w:t xml:space="preserve">CNICA DE LA    </w:t>
+            <w:t xml:space="preserve">CNICA DE LA </w:t>
           </w:r>
         </w:p>
         <w:p>

--- a/plantillas_maestras/07_seguro_sctr/falta_evaluacion_invalidez/2_o_mas_ddos_varios/varon/TPL_219_2026_SEGURO_SCTR_FALTA_EVALUACION_INVALIDEZ_ASEGURADORA_VARON_R3.docx
+++ b/plantillas_maestras/07_seguro_sctr/falta_evaluacion_invalidez/2_o_mas_ddos_varios/varon/TPL_219_2026_SEGURO_SCTR_FALTA_EVALUACION_INVALIDEZ_ASEGURADORA_VARON_R3.docx
@@ -93,7 +93,7 @@
           <w:lang w:eastAsia="es-PE"/>
           <w14:ligatures w14:val="none"/>
         </w:rPr>
-        <w:t>DENUNCIANTE</w:t>
+        <w:t xml:space="preserve">DENUNCIANTE:[DENUNCIANTE] (SEÑOR [APELLIDO])</w:t>
       </w:r>
       <w:r>
         <w:rPr>
@@ -105,7 +105,7 @@
           <w14:ligatures w14:val="none"/>
         </w:rPr>
         <w:tab/>
-        <w:t>:</w:t>
+        <w:t/>
       </w:r>
       <w:r>
         <w:rPr>
@@ -127,7 +127,7 @@
           <w:lang w:eastAsia="es-PE"/>
           <w14:ligatures w14:val="none"/>
         </w:rPr>
-        <w:t>VÍCTOR WILLIAM NAUCAPOMA REYES (SEÑOR NAUCAPOMA)</w:t>
+        <w:t/>
       </w:r>
     </w:p>
     <w:p>
@@ -525,7 +525,7 @@
           <w:lang w:val="es-ES" w:eastAsia="es-ES"/>
           <w14:ligatures w14:val="none"/>
         </w:rPr>
-        <w:t xml:space="preserve">Mediante el escrito del </w:t>
+        <w:t xml:space="preserve">Mediante el escrito del 21 de enero de 2026, el señor [APELLIDO] denunció a Rímac por presuntas infracciones a la Ley 29571, Código de Protección y Defensa del Consumidor (en adelante, Código), señalando lo siguiente:</w:t>
       </w:r>
       <w:r>
         <w:rPr>
@@ -535,7 +535,7 @@
           <w:lang w:val="es-ES" w:eastAsia="es-ES"/>
           <w14:ligatures w14:val="none"/>
         </w:rPr>
-        <w:t>21 de enero de 2026</w:t>
+        <w:t/>
       </w:r>
       <w:r>
         <w:rPr>
@@ -543,7 +543,7 @@
           <w:kern w:val="0"/>
           <w14:ligatures w14:val="none"/>
         </w:rPr>
-        <w:t>,</w:t>
+        <w:t/>
       </w:r>
       <w:r>
         <w:rPr>
@@ -551,7 +551,7 @@
           <w:kern w:val="0"/>
           <w14:ligatures w14:val="none"/>
         </w:rPr>
-        <w:t xml:space="preserve"> </w:t>
+        <w:t xml:space="preserve"/>
       </w:r>
       <w:r>
         <w:rPr>
@@ -559,7 +559,7 @@
           <w:kern w:val="0"/>
           <w14:ligatures w14:val="none"/>
         </w:rPr>
-        <w:t>el</w:t>
+        <w:t/>
       </w:r>
       <w:r>
         <w:rPr>
@@ -567,7 +567,7 @@
           <w:kern w:val="0"/>
           <w14:ligatures w14:val="none"/>
         </w:rPr>
-        <w:t xml:space="preserve"> </w:t>
+        <w:t xml:space="preserve"/>
       </w:r>
       <w:r>
         <w:rPr>
@@ -575,7 +575,7 @@
           <w:kern w:val="0"/>
           <w14:ligatures w14:val="none"/>
         </w:rPr>
-        <w:t xml:space="preserve">señor </w:t>
+        <w:t xml:space="preserve"/>
       </w:r>
       <w:proofErr w:type="spellStart"/>
       <w:r>
@@ -584,7 +584,7 @@
           <w:kern w:val="0"/>
           <w14:ligatures w14:val="none"/>
         </w:rPr>
-        <w:t>Naucapoma</w:t>
+        <w:t/>
       </w:r>
       <w:proofErr w:type="spellEnd"/>
       <w:r>
@@ -593,7 +593,7 @@
           <w:kern w:val="0"/>
           <w14:ligatures w14:val="none"/>
         </w:rPr>
-        <w:t xml:space="preserve"> </w:t>
+        <w:t xml:space="preserve"/>
       </w:r>
       <w:r>
         <w:rPr>
@@ -601,7 +601,7 @@
           <w:kern w:val="0"/>
           <w14:ligatures w14:val="none"/>
         </w:rPr>
-        <w:t>d</w:t>
+        <w:t/>
       </w:r>
       <w:r>
         <w:rPr>
@@ -611,7 +611,7 @@
           <w:lang w:val="es-ES" w:eastAsia="es-ES"/>
           <w14:ligatures w14:val="none"/>
         </w:rPr>
-        <w:t>enunció a Rímac por</w:t>
+        <w:t/>
       </w:r>
       <w:r>
         <w:rPr>
@@ -621,7 +621,7 @@
           <w:lang w:val="es-ES" w:eastAsia="es-ES"/>
           <w14:ligatures w14:val="none"/>
         </w:rPr>
-        <w:t xml:space="preserve"> presuntas infracciones a la Ley </w:t>
+        <w:t xml:space="preserve"/>
       </w:r>
       <w:r>
         <w:rPr>
@@ -631,7 +631,7 @@
           <w:lang w:val="es-ES" w:eastAsia="es-ES"/>
           <w14:ligatures w14:val="none"/>
         </w:rPr>
-        <w:t>29571, Código de Protección y Defensa del Consumidor (en adelante, Código)</w:t>
+        <w:t/>
       </w:r>
       <w:r>
         <w:rPr>
@@ -652,7 +652,7 @@
           <w:lang w:val="es-ES" w:eastAsia="es-ES"/>
           <w14:ligatures w14:val="none"/>
         </w:rPr>
-        <w:t xml:space="preserve">, señalando </w:t>
+        <w:t xml:space="preserve"/>
       </w:r>
       <w:r>
         <w:rPr>
@@ -663,7 +663,7 @@
           <w:lang w:val="es-ES" w:eastAsia="es-ES"/>
           <w14:ligatures w14:val="none"/>
         </w:rPr>
-        <w:t>lo siguiente:</w:t>
+        <w:t/>
       </w:r>
     </w:p>
     <w:p>
@@ -1889,7 +1889,7 @@
           <w:lang w:val="es-ES" w:eastAsia="es-ES"/>
           <w14:ligatures w14:val="none"/>
         </w:rPr>
-        <w:t>El</w:t>
+        <w:t xml:space="preserve">El señor [APELLIDO] solicitó, en calidad de medida correctiva, que Rímac cumpla con otorgar la cobertura del SCTR Pensión. Asimismo, requirió el reembolso de costos y costas del presente procedimiento.</w:t>
       </w:r>
       <w:r>
         <w:rPr>
@@ -1899,7 +1899,7 @@
           <w:lang w:val="es-ES" w:eastAsia="es-ES"/>
           <w14:ligatures w14:val="none"/>
         </w:rPr>
-        <w:t xml:space="preserve"> </w:t>
+        <w:t xml:space="preserve"/>
       </w:r>
       <w:r>
         <w:rPr>
@@ -1907,7 +1907,7 @@
           <w:kern w:val="0"/>
           <w14:ligatures w14:val="none"/>
         </w:rPr>
-        <w:t xml:space="preserve">señor </w:t>
+        <w:t xml:space="preserve"/>
       </w:r>
       <w:proofErr w:type="spellStart"/>
       <w:r>
@@ -1916,7 +1916,7 @@
           <w:kern w:val="0"/>
           <w14:ligatures w14:val="none"/>
         </w:rPr>
-        <w:t>Naucapoma</w:t>
+        <w:t/>
       </w:r>
       <w:proofErr w:type="spellEnd"/>
       <w:r>
@@ -1925,7 +1925,7 @@
           <w:kern w:val="0"/>
           <w14:ligatures w14:val="none"/>
         </w:rPr>
-        <w:t xml:space="preserve"> </w:t>
+        <w:t xml:space="preserve"/>
       </w:r>
       <w:r>
         <w:rPr>
@@ -1935,7 +1935,7 @@
           <w:lang w:val="es-ES" w:eastAsia="es-ES"/>
           <w14:ligatures w14:val="none"/>
         </w:rPr>
-        <w:t xml:space="preserve">solicitó, en calidad de medida correctiva, que Rímac cumpla con otorgar la </w:t>
+        <w:t xml:space="preserve"/>
       </w:r>
       <w:r>
         <w:rPr>
@@ -1945,7 +1945,7 @@
           <w:lang w:val="es-ES" w:eastAsia="es-ES"/>
           <w14:ligatures w14:val="none"/>
         </w:rPr>
-        <w:t>cobertura del SCTR Pensión</w:t>
+        <w:t/>
       </w:r>
       <w:r>
         <w:rPr>
@@ -1955,7 +1955,7 @@
           <w:lang w:val="es-ES" w:eastAsia="es-ES"/>
           <w14:ligatures w14:val="none"/>
         </w:rPr>
-        <w:t>. Asimismo, requirió el reembolso de costos y costas del presente procedimiento.</w:t>
+        <w:t/>
       </w:r>
     </w:p>
     <w:p>
@@ -2837,7 +2837,7 @@
           <w:lang w:eastAsia="es-PE"/>
           <w14:ligatures w14:val="none"/>
         </w:rPr>
-        <w:t xml:space="preserve">PRIMERO: </w:t>
+        <w:t xml:space="preserve">PRIMERO: admitir a trámite la denuncia del 21 de enero de 2026 interpuesta por el señor [DENUNCIANTE] contra Rímac Seguros y Reaseguros S.A., por lo siguiente:</w:t>
       </w:r>
       <w:r>
         <w:rPr>
@@ -2848,7 +2848,7 @@
           <w:lang w:eastAsia="es-PE"/>
           <w14:ligatures w14:val="none"/>
         </w:rPr>
-        <w:t xml:space="preserve">admitir a trámite la </w:t>
+        <w:t xml:space="preserve"/>
       </w:r>
       <w:r>
         <w:rPr>
@@ -2859,7 +2859,7 @@
           <w:lang w:eastAsia="es-PE"/>
           <w14:ligatures w14:val="none"/>
         </w:rPr>
-        <w:t xml:space="preserve">denuncia del </w:t>
+        <w:t xml:space="preserve"/>
       </w:r>
       <w:r>
         <w:rPr>
@@ -2870,7 +2870,7 @@
           <w:lang w:eastAsia="es-PE"/>
           <w14:ligatures w14:val="none"/>
         </w:rPr>
-        <w:t xml:space="preserve">21 de enero de 2026 </w:t>
+        <w:t xml:space="preserve"/>
       </w:r>
       <w:r>
         <w:rPr>
@@ -2881,7 +2881,7 @@
           <w:lang w:eastAsia="es-PE"/>
           <w14:ligatures w14:val="none"/>
         </w:rPr>
-        <w:t xml:space="preserve">interpuesta por el </w:t>
+        <w:t xml:space="preserve"/>
       </w:r>
       <w:r>
         <w:rPr>
@@ -2891,7 +2891,7 @@
           <w:kern w:val="0"/>
           <w14:ligatures w14:val="none"/>
         </w:rPr>
-        <w:t>señor Víctor William Naucapoma Reyes</w:t>
+        <w:t/>
       </w:r>
       <w:r>
         <w:rPr>
@@ -2902,7 +2902,7 @@
           <w:lang w:eastAsia="es-PE"/>
           <w14:ligatures w14:val="none"/>
         </w:rPr>
-        <w:t xml:space="preserve"> contra Rímac Seguros y Reaseguros S.A., </w:t>
+        <w:t xml:space="preserve"/>
       </w:r>
       <w:bookmarkStart w:id="16" w:name="_Hlk215062067"/>
       <w:r>
@@ -2914,7 +2914,7 @@
           <w:lang w:eastAsia="es-PE"/>
           <w14:ligatures w14:val="none"/>
         </w:rPr>
-        <w:t>por lo siguiente:</w:t>
+        <w:t/>
       </w:r>
       <w:bookmarkStart w:id="17" w:name="_Hlk215162047"/>
     </w:p>
@@ -4733,7 +4733,7 @@
           <w:b/>
           <w:bCs/>
         </w:rPr>
-        <w:t>DÉCIMO</w:t>
+        <w:t xml:space="preserve">DÉCIMO: requerir al señor [DENUNCIANTE] y Rímac Seguros y Reaseguros S.A. para que, dentro del plazo de dos (2) días hábiles siguientes a la fecha en que reciban la notificación en sus bandejas de correo electrónico, efectúen la confirmación de recepción de la notificación remitida por este despacho a sus correos electrónicos, de conformidad con el segundo párrafo del numeral 4 del artículo 20 del Texto Único Ordenado de la Ley del Procedimiento Administrativo General, aprobado mediante Decreto Supremo  006-2026-JUS, bajo apercibimiento de rehacer el acto de notificación y notificarle conforme al numeral 1 del artículo 20 del citado cuerpo normativo.</w:t>
       </w:r>
       <w:r>
         <w:rPr>
@@ -4743,7 +4743,7 @@
           <w:kern w:val="0"/>
           <w14:ligatures w14:val="none"/>
         </w:rPr>
-        <w:t>:</w:t>
+        <w:t/>
       </w:r>
       <w:r>
         <w:rPr>
@@ -4753,7 +4753,7 @@
           <w:kern w:val="0"/>
           <w14:ligatures w14:val="none"/>
         </w:rPr>
-        <w:t xml:space="preserve"> </w:t>
+        <w:t xml:space="preserve"/>
       </w:r>
       <w:r>
         <w:rPr>
@@ -4763,7 +4763,7 @@
           <w:kern w:val="0"/>
           <w14:ligatures w14:val="none"/>
         </w:rPr>
-        <w:t>requerir a</w:t>
+        <w:t/>
       </w:r>
       <w:r>
         <w:rPr>
@@ -4773,7 +4773,7 @@
           <w:kern w:val="0"/>
           <w14:ligatures w14:val="none"/>
         </w:rPr>
-        <w:t xml:space="preserve">l señor Víctor William Naucapoma Reyes y </w:t>
+        <w:t xml:space="preserve"/>
       </w:r>
       <w:r>
         <w:rPr>
@@ -4783,119 +4783,119 @@
           <w:kern w:val="0"/>
           <w14:ligatures w14:val="none"/>
         </w:rPr>
-        <w:t xml:space="preserve">Rímac Seguros y Reaseguros S.A. </w:t>
+        <w:t xml:space="preserve"/>
       </w:r>
       <w:r>
         <w:rPr>
           <w:rFonts w:ascii="Arial Narrow" w:hAnsi="Arial Narrow"/>
           <w:color w:val="000000"/>
         </w:rPr>
-        <w:t>para que, dentro del plazo de dos (2) días hábiles siguientes a la fecha en que reciba</w:t>
+        <w:t/>
       </w:r>
       <w:r>
         <w:rPr>
           <w:rFonts w:ascii="Arial Narrow" w:hAnsi="Arial Narrow"/>
           <w:color w:val="000000"/>
         </w:rPr>
-        <w:t>n</w:t>
+        <w:t/>
       </w:r>
       <w:r>
         <w:rPr>
           <w:rFonts w:ascii="Arial Narrow" w:hAnsi="Arial Narrow"/>
           <w:color w:val="000000"/>
         </w:rPr>
-        <w:t xml:space="preserve"> la notificación en su</w:t>
+        <w:t xml:space="preserve"/>
       </w:r>
       <w:r>
         <w:rPr>
           <w:rFonts w:ascii="Arial Narrow" w:hAnsi="Arial Narrow"/>
           <w:color w:val="000000"/>
         </w:rPr>
-        <w:t>s</w:t>
+        <w:t/>
       </w:r>
       <w:r>
         <w:rPr>
           <w:rFonts w:ascii="Arial Narrow" w:hAnsi="Arial Narrow"/>
           <w:color w:val="000000"/>
         </w:rPr>
-        <w:t xml:space="preserve"> bandeja</w:t>
+        <w:t xml:space="preserve"/>
       </w:r>
       <w:r>
         <w:rPr>
           <w:rFonts w:ascii="Arial Narrow" w:hAnsi="Arial Narrow"/>
           <w:color w:val="000000"/>
         </w:rPr>
-        <w:t>s</w:t>
+        <w:t/>
       </w:r>
       <w:r>
         <w:rPr>
           <w:rFonts w:ascii="Arial Narrow" w:hAnsi="Arial Narrow"/>
           <w:color w:val="000000"/>
         </w:rPr>
-        <w:t xml:space="preserve"> de correo electrónico, efectúe</w:t>
+        <w:t xml:space="preserve"/>
       </w:r>
       <w:r>
         <w:rPr>
           <w:rFonts w:ascii="Arial Narrow" w:hAnsi="Arial Narrow"/>
           <w:color w:val="000000"/>
         </w:rPr>
-        <w:t>n</w:t>
+        <w:t/>
       </w:r>
       <w:r>
         <w:rPr>
           <w:rFonts w:ascii="Arial Narrow" w:hAnsi="Arial Narrow"/>
           <w:color w:val="000000"/>
         </w:rPr>
-        <w:t xml:space="preserve"> la confirmación de recepción de la notificación remitida por este despacho a su</w:t>
+        <w:t xml:space="preserve"/>
       </w:r>
       <w:r>
         <w:rPr>
           <w:rFonts w:ascii="Arial Narrow" w:hAnsi="Arial Narrow"/>
           <w:color w:val="000000"/>
         </w:rPr>
-        <w:t>s</w:t>
+        <w:t/>
       </w:r>
       <w:r>
         <w:rPr>
           <w:rFonts w:ascii="Arial Narrow" w:hAnsi="Arial Narrow"/>
           <w:color w:val="000000"/>
         </w:rPr>
-        <w:t xml:space="preserve"> correo</w:t>
+        <w:t xml:space="preserve"/>
       </w:r>
       <w:r>
         <w:rPr>
           <w:rFonts w:ascii="Arial Narrow" w:hAnsi="Arial Narrow"/>
           <w:color w:val="000000"/>
         </w:rPr>
-        <w:t>s</w:t>
+        <w:t/>
       </w:r>
       <w:r>
         <w:rPr>
           <w:rFonts w:ascii="Arial Narrow" w:hAnsi="Arial Narrow"/>
           <w:color w:val="000000"/>
         </w:rPr>
-        <w:t xml:space="preserve"> electrónico</w:t>
+        <w:t xml:space="preserve"/>
       </w:r>
       <w:r>
         <w:rPr>
           <w:rFonts w:ascii="Arial Narrow" w:hAnsi="Arial Narrow"/>
           <w:color w:val="000000"/>
         </w:rPr>
-        <w:t>s</w:t>
+        <w:t/>
       </w:r>
       <w:r>
         <w:rPr>
           <w:rFonts w:ascii="Arial Narrow" w:hAnsi="Arial Narrow"/>
           <w:color w:val="000000"/>
         </w:rPr>
-        <w:t>, de conformidad con el segundo</w:t>
+        <w:t/>
       </w:r>
       <w:r>
         <w:rPr>
           <w:rFonts w:ascii="Arial Narrow" w:hAnsi="Arial Narrow"/>
           <w:color w:val="000000"/>
         </w:rPr>
-        <w:t xml:space="preserve"> párrafo del numeral 4 del artículo 20</w:t>
+        <w:t xml:space="preserve"/>
       </w:r>
       <w:r>
         <w:rPr>
@@ -4912,7 +4912,7 @@
           <w:rFonts w:ascii="Arial Narrow" w:hAnsi="Arial Narrow"/>
           <w:color w:val="000000"/>
         </w:rPr>
-        <w:t xml:space="preserve"> del Texto Único Ordenado de la Ley del Procedimiento Administrativo General, aprobado mediante Decreto Supremo </w:t>
+        <w:t xml:space="preserve"/>
       </w:r>
       <w:proofErr w:type="spellStart"/>
       <w:r>
@@ -4928,7 +4928,7 @@
           <w:rFonts w:ascii="Arial Narrow" w:hAnsi="Arial Narrow"/>
           <w:color w:val="000000"/>
         </w:rPr>
-        <w:t xml:space="preserve"> 006-2026-JUS, bajo apercibimiento de rehacer el acto de notificación y notificarle conforme al numeral 1 del artículo 20</w:t>
+        <w:t xml:space="preserve"/>
       </w:r>
       <w:r>
         <w:rPr>
@@ -4945,7 +4945,7 @@
           <w:rFonts w:ascii="Arial Narrow" w:hAnsi="Arial Narrow"/>
           <w:color w:val="000000"/>
         </w:rPr>
-        <w:t xml:space="preserve"> del citado cuerpo </w:t>
+        <w:t xml:space="preserve"/>
       </w:r>
       <w:bookmarkStart w:id="22" w:name="_Hlk214964186"/>
       <w:r>
@@ -4953,7 +4953,7 @@
           <w:rFonts w:ascii="Arial Narrow" w:hAnsi="Arial Narrow"/>
           <w:color w:val="000000"/>
         </w:rPr>
-        <w:t>normativo</w:t>
+        <w:t/>
       </w:r>
       <w:r>
         <w:rPr>
@@ -4966,7 +4966,7 @@
         <w:rPr>
           <w:rFonts w:ascii="Arial Narrow" w:hAnsi="Arial Narrow" w:cs="Arial"/>
         </w:rPr>
-        <w:t>.</w:t>
+        <w:t/>
       </w:r>
     </w:p>
     <w:bookmarkEnd w:id="22"/>

--- a/plantillas_maestras/07_seguro_sctr/falta_evaluacion_invalidez/2_o_mas_ddos_varios/varon/TPL_219_2026_SEGURO_SCTR_FALTA_EVALUACION_INVALIDEZ_ASEGURADORA_VARON_R3.docx
+++ b/plantillas_maestras/07_seguro_sctr/falta_evaluacion_invalidez/2_o_mas_ddos_varios/varon/TPL_219_2026_SEGURO_SCTR_FALTA_EVALUACION_INVALIDEZ_ASEGURADORA_VARON_R3.docx
@@ -4733,7 +4733,7 @@
           <w:b/>
           <w:bCs/>
         </w:rPr>
-        <w:t xml:space="preserve">DÉCIMO: requerir al señor [DENUNCIANTE] y Rímac Seguros y Reaseguros S.A. para que, dentro del plazo de dos (2) días hábiles siguientes a la fecha en que reciban la notificación en sus bandejas de correo electrónico, efectúen la confirmación de recepción de la notificación remitida por este despacho a sus correos electrónicos, de conformidad con el segundo párrafo del numeral 4 del artículo 20 del Texto Único Ordenado de la Ley del Procedimiento Administrativo General, aprobado mediante Decreto Supremo  006-2026-JUS, bajo apercibimiento de rehacer el acto de notificación y notificarle conforme al numeral 1 del artículo 20 del citado cuerpo normativo.</w:t>
+        <w:t xml:space="preserve">DÉCIMO: requerir al señor [DENUNCIANTE] y Rímac Seguros y Reaseguros S.A. para que, dentro del plazo de dos (2) días hábiles siguientes a la fecha en que reciban la notificación en sus bandejas de correo electrónico, efectúen la confirmación de recepción de la notificación remitida por este despacho a sus correos electrónicos, de conformidad con el segundo párrafo del numeral 4 del artículo 20 del Texto Único Ordenado de la Ley del Procedimiento Administrativo General, aprobado mediante Decreto Supremo 006-2026-JUS, bajo apercibimiento de rehacer el acto de notificación y notificarle conforme al numeral 1 del artículo 20 del citado cuerpo normativo.</w:t>
       </w:r>
       <w:r>
         <w:rPr>

--- a/plantillas_maestras/07_seguro_sctr/falta_evaluacion_invalidez/2_o_mas_ddos_varios/varon/TPL_219_2026_SEGURO_SCTR_FALTA_EVALUACION_INVALIDEZ_ASEGURADORA_VARON_R3.docx
+++ b/plantillas_maestras/07_seguro_sctr/falta_evaluacion_invalidez/2_o_mas_ddos_varios/varon/TPL_219_2026_SEGURO_SCTR_FALTA_EVALUACION_INVALIDEZ_ASEGURADORA_VARON_R3.docx
@@ -635,6 +635,7 @@
       </w:r>
       <w:r>
         <w:rPr>
+          <w:rStyle w:val="Refdenotaalpie"/>
           <w:rFonts w:ascii="Arial Narrow" w:eastAsia="Times New Roman" w:hAnsi="Arial Narrow" w:cs="Times New Roman"/>
           <w:color w:val="000000"/>
           <w:kern w:val="0"/>
@@ -2059,6 +2060,7 @@
       <w:bookmarkEnd w:id="5"/>
       <w:r>
         <w:rPr>
+          <w:rStyle w:val="Refdenotaalpie"/>
           <w:rFonts w:ascii="Arial Narrow" w:eastAsia="Arial Narrow" w:hAnsi="Arial Narrow" w:cs="Arial Narrow"/>
           <w:kern w:val="0"/>
           <w:vertAlign w:val="superscript"/>
@@ -2165,6 +2167,7 @@
       <w:bookmarkEnd w:id="7"/>
       <w:r>
         <w:rPr>
+          <w:rStyle w:val="Refdenotaalpie"/>
           <w:rFonts w:ascii="Arial Narrow" w:eastAsia="Arial Narrow" w:hAnsi="Arial Narrow" w:cs="Arial"/>
           <w:kern w:val="0"/>
           <w:vertAlign w:val="superscript"/>
@@ -2409,6 +2412,7 @@
       </w:r>
       <w:r>
         <w:rPr>
+          <w:rStyle w:val="Refdenotaalpie"/>
           <w:vertAlign w:val="superscript"/>
           <w:lang w:eastAsia="es-PE"/>
         </w:rPr>
@@ -2481,6 +2485,7 @@
       </w:r>
       <w:r>
         <w:rPr>
+          <w:rStyle w:val="Refdenotaalpie"/>
           <w:rFonts w:ascii="Arial Narrow" w:eastAsia="Arial Narrow" w:hAnsi="Arial Narrow" w:cs="Arial Narrow"/>
           <w:kern w:val="0"/>
           <w:vertAlign w:val="superscript"/>
@@ -3709,6 +3714,7 @@
       </w:r>
       <w:r>
         <w:rPr>
+          <w:rStyle w:val="Refdenotaalpie"/>
           <w:rFonts w:ascii="Arial Narrow" w:eastAsia="Calibri" w:hAnsi="Arial Narrow" w:cs="Arial"/>
           <w:kern w:val="0"/>
           <w:vertAlign w:val="superscript"/>
@@ -3753,6 +3759,7 @@
       </w:r>
       <w:r>
         <w:rPr>
+          <w:rStyle w:val="Refdenotaalpie"/>
           <w:rFonts w:ascii="Arial Narrow" w:eastAsia="Calibri" w:hAnsi="Arial Narrow" w:cs="Arial"/>
           <w:spacing w:val="-2"/>
           <w:kern w:val="0"/>
@@ -4285,6 +4292,7 @@
       </w:r>
       <w:r>
         <w:rPr>
+          <w:rStyle w:val="Refdenotaalpie"/>
           <w:rFonts w:ascii="Arial Narrow" w:eastAsia="Arial Narrow" w:hAnsi="Arial Narrow" w:cs="Times New Roman"/>
           <w:color w:val="000000"/>
           <w:kern w:val="0"/>
@@ -4366,6 +4374,7 @@
       </w:r>
       <w:r>
         <w:rPr>
+          <w:rStyle w:val="Refdenotaalpie"/>
           <w:rFonts w:ascii="Arial Narrow" w:eastAsia="Arial Narrow" w:hAnsi="Arial Narrow" w:cs="Times New Roman"/>
           <w:color w:val="000000"/>
           <w:kern w:val="0"/>
@@ -4419,6 +4428,7 @@
       </w:r>
       <w:r>
         <w:rPr>
+          <w:rStyle w:val="Refdenotaalpie"/>
           <w:rFonts w:ascii="Arial Narrow" w:eastAsia="Arial Narrow" w:hAnsi="Arial Narrow" w:cs="Times New Roman"/>
           <w:color w:val="000000"/>
           <w:kern w:val="0"/>
@@ -4601,6 +4611,7 @@
       </w:r>
       <w:r>
         <w:rPr>
+          <w:rStyle w:val="Refdenotaalpie"/>
           <w:rFonts w:ascii="Arial Narrow" w:eastAsia="Calibri" w:hAnsi="Arial Narrow" w:cs="Arial"/>
           <w:kern w:val="0"/>
           <w:vertAlign w:val="superscript"/>
@@ -4957,6 +4968,7 @@
       </w:r>
       <w:r>
         <w:rPr>
+          <w:rStyle w:val="Refdenotaalpie"/>
           <w:rFonts w:ascii="Arial Narrow" w:hAnsi="Arial Narrow"/>
           <w:vertAlign w:val="superscript"/>
         </w:rPr>
@@ -5249,14 +5261,14 @@
         <w:tab w:val="right" w:pos="8838"/>
       </w:tabs>
       <w:rPr>
-        <w:rFonts w:ascii="Arial" w:eastAsia="Arial" w:hAnsi="Arial" w:cs="Arial"/>
+        <w:rFonts w:ascii="Arial Narrow" w:eastAsia="Arial" w:hAnsi="Arial Narrow" w:cs="Arial"/>
         <w:sz w:val="16"/>
         <w:szCs w:val="16"/>
       </w:rPr>
     </w:pPr>
     <w:r>
       <w:rPr>
-        <w:rFonts w:ascii="Arial" w:eastAsia="Arial" w:hAnsi="Arial" w:cs="Arial"/>
+        <w:rFonts w:ascii="Arial Narrow" w:eastAsia="Arial" w:hAnsi="Arial Narrow" w:cs="Arial"/>
         <w:sz w:val="16"/>
         <w:szCs w:val="16"/>
       </w:rPr>
@@ -5270,7 +5282,7 @@
     </w:pPr>
     <w:r>
       <w:rPr>
-        <w:rFonts w:ascii="Arial" w:eastAsia="Arial" w:hAnsi="Arial" w:cs="Arial"/>
+        <w:rFonts w:ascii="Arial Narrow" w:eastAsia="Arial" w:hAnsi="Arial Narrow" w:cs="Arial"/>
         <w:sz w:val="16"/>
         <w:szCs w:val="16"/>
       </w:rPr>
@@ -5278,7 +5290,7 @@
     </w:r>
     <w:r>
       <w:rPr>
-        <w:rFonts w:ascii="Arial" w:eastAsia="Arial" w:hAnsi="Arial" w:cs="Arial"/>
+        <w:rFonts w:ascii="Arial Narrow" w:eastAsia="Arial" w:hAnsi="Arial Narrow" w:cs="Arial"/>
         <w:sz w:val="16"/>
         <w:szCs w:val="16"/>
       </w:rPr>
@@ -5286,7 +5298,7 @@
     </w:r>
     <w:r>
       <w:rPr>
-        <w:rFonts w:ascii="Arial" w:eastAsia="Arial" w:hAnsi="Arial" w:cs="Arial"/>
+        <w:rFonts w:ascii="Arial Narrow" w:eastAsia="Arial" w:hAnsi="Arial Narrow" w:cs="Arial"/>
         <w:sz w:val="16"/>
         <w:szCs w:val="16"/>
       </w:rPr>
@@ -5294,7 +5306,7 @@
     </w:r>
     <w:r>
       <w:rPr>
-        <w:rFonts w:ascii="Arial" w:eastAsia="Arial" w:hAnsi="Arial" w:cs="Arial"/>
+        <w:rFonts w:ascii="Arial Narrow" w:eastAsia="Arial" w:hAnsi="Arial Narrow" w:cs="Arial"/>
         <w:sz w:val="16"/>
         <w:szCs w:val="16"/>
       </w:rPr>
@@ -5302,7 +5314,7 @@
     </w:r>
     <w:r>
       <w:rPr>
-        <w:rFonts w:ascii="Arial" w:eastAsia="Arial" w:hAnsi="Arial" w:cs="Arial"/>
+        <w:rFonts w:ascii="Arial Narrow" w:eastAsia="Arial" w:hAnsi="Arial Narrow" w:cs="Arial"/>
         <w:sz w:val="16"/>
         <w:szCs w:val="16"/>
       </w:rPr>
@@ -5360,8 +5372,9 @@
         <w:rPr>
           <w:rStyle w:val="Refdenotaalpie"/>
           <w:rFonts w:ascii="Arial Narrow" w:hAnsi="Arial Narrow" w:cs="Arial"/>
-          <w:sz w:val="14"/>
-          <w:szCs w:val="14"/>
+          <w:sz w:val="16"/>
+          <w:szCs w:val="14"/>
+          <w:vertAlign w:val="superscript"/>
         </w:rPr>
         <w:footnoteRef/>
       </w:r>
@@ -5434,8 +5447,9 @@
         <w:rPr>
           <w:rStyle w:val="Refdenotaalpie"/>
           <w:rFonts w:ascii="Arial Narrow" w:hAnsi="Arial Narrow" w:cs="Arial"/>
-          <w:sz w:val="14"/>
-          <w:szCs w:val="14"/>
+          <w:sz w:val="16"/>
+          <w:szCs w:val="14"/>
+          <w:vertAlign w:val="superscript"/>
         </w:rPr>
         <w:footnoteRef/>
       </w:r>
@@ -5771,8 +5785,9 @@
         <w:rPr>
           <w:rStyle w:val="Refdenotaalpie"/>
           <w:rFonts w:ascii="Arial Narrow" w:hAnsi="Arial Narrow"/>
-          <w:sz w:val="14"/>
-          <w:szCs w:val="14"/>
+          <w:sz w:val="16"/>
+          <w:szCs w:val="14"/>
+          <w:vertAlign w:val="superscript"/>
         </w:rPr>
         <w:footnoteRef/>
       </w:r>
@@ -5998,8 +6013,9 @@
         <w:rPr>
           <w:rStyle w:val="Refdenotaalpie"/>
           <w:rFonts w:ascii="Arial Narrow" w:hAnsi="Arial Narrow"/>
-          <w:sz w:val="14"/>
-          <w:szCs w:val="14"/>
+          <w:sz w:val="16"/>
+          <w:szCs w:val="14"/>
+          <w:vertAlign w:val="superscript"/>
         </w:rPr>
         <w:footnoteRef/>
       </w:r>
@@ -6191,8 +6207,9 @@
         <w:rPr>
           <w:rStyle w:val="Refdenotaalpie"/>
           <w:rFonts w:ascii="Arial Narrow" w:hAnsi="Arial Narrow" w:cs="Arial"/>
-          <w:sz w:val="14"/>
-          <w:szCs w:val="14"/>
+          <w:sz w:val="16"/>
+          <w:szCs w:val="14"/>
+          <w:vertAlign w:val="superscript"/>
         </w:rPr>
         <w:footnoteRef/>
       </w:r>
@@ -6380,8 +6397,9 @@
         <w:rPr>
           <w:rStyle w:val="Refdenotaalpie"/>
           <w:rFonts w:ascii="Arial Narrow" w:hAnsi="Arial Narrow" w:cs="Arial"/>
-          <w:sz w:val="14"/>
-          <w:szCs w:val="14"/>
+          <w:sz w:val="16"/>
+          <w:szCs w:val="14"/>
+          <w:vertAlign w:val="superscript"/>
         </w:rPr>
         <w:footnoteRef/>
       </w:r>
@@ -6450,8 +6468,9 @@
         <w:rPr>
           <w:rStyle w:val="Refdenotaalpie"/>
           <w:rFonts w:ascii="Arial Narrow" w:hAnsi="Arial Narrow" w:cs="Arial"/>
-          <w:sz w:val="14"/>
-          <w:szCs w:val="14"/>
+          <w:sz w:val="16"/>
+          <w:szCs w:val="14"/>
+          <w:vertAlign w:val="superscript"/>
         </w:rPr>
         <w:footnoteRef/>
       </w:r>
@@ -6659,9 +6678,9 @@
       </w:pPr>
       <w:r>
         <w:rPr>
-          <w:rStyle w:val="TextonotapieCar"/>
+          <w:rStyle w:val="Refdenotaalpie"/>
           <w:rFonts w:ascii="Arial Narrow" w:hAnsi="Arial Narrow" w:cs="Arial"/>
-          <w:sz w:val="14"/>
+          <w:sz w:val="16"/>
           <w:szCs w:val="14"/>
           <w:vertAlign w:val="superscript"/>
         </w:rPr>
@@ -6893,8 +6912,9 @@
         <w:rPr>
           <w:rStyle w:val="Refdenotaalpie"/>
           <w:rFonts w:ascii="Arial Narrow" w:hAnsi="Arial Narrow" w:cs="Arial"/>
-          <w:sz w:val="14"/>
-          <w:szCs w:val="14"/>
+          <w:sz w:val="16"/>
+          <w:szCs w:val="14"/>
+          <w:vertAlign w:val="superscript"/>
         </w:rPr>
         <w:footnoteRef/>
       </w:r>
@@ -7692,8 +7712,9 @@
         <w:rPr>
           <w:rStyle w:val="Refdenotaalpie"/>
           <w:rFonts w:ascii="Arial Narrow" w:hAnsi="Arial Narrow" w:cs="Arial"/>
-          <w:sz w:val="14"/>
-          <w:szCs w:val="14"/>
+          <w:sz w:val="16"/>
+          <w:szCs w:val="14"/>
+          <w:vertAlign w:val="superscript"/>
         </w:rPr>
         <w:footnoteRef/>
       </w:r>
@@ -7932,8 +7953,9 @@
           <w:rFonts w:ascii="Arial Narrow" w:hAnsi="Arial Narrow" w:cs="Arial"/>
           <w:b/>
           <w:bCs/>
-          <w:sz w:val="14"/>
-          <w:szCs w:val="14"/>
+          <w:sz w:val="16"/>
+          <w:szCs w:val="14"/>
+          <w:vertAlign w:val="superscript"/>
         </w:rPr>
         <w:footnoteRef/>
       </w:r>
@@ -8043,8 +8065,9 @@
         <w:rPr>
           <w:rStyle w:val="Refdenotaalpie"/>
           <w:rFonts w:ascii="Arial Narrow" w:hAnsi="Arial Narrow" w:cs="Arial"/>
-          <w:sz w:val="14"/>
-          <w:szCs w:val="14"/>
+          <w:sz w:val="16"/>
+          <w:szCs w:val="14"/>
+          <w:vertAlign w:val="superscript"/>
         </w:rPr>
         <w:footnoteRef/>
       </w:r>
@@ -10549,6 +10572,17 @@
       <w:szCs w:val="20"/>
     </w:rPr>
   </w:style>
+  <w:style w:type="character" w:styleId="FootnoteReference">
+    <w:name w:val="footnote reference"/>
+    <w:basedOn w:val="Fuentedeprrafopredeter"/>
+    <w:uiPriority w:val="99"/>
+    <w:semiHidden/>
+    <w:unhideWhenUsed/>
+    <w:rPr>
+      <w:rFonts w:ascii="Arial Narrow" w:hAnsi="Arial Narrow"/>
+      <w:vertAlign w:val="superscript"/>
+    </w:rPr>
+  </w:style>
 </w:styles>
 </file>
 

--- a/plantillas_maestras/07_seguro_sctr/falta_evaluacion_invalidez/2_o_mas_ddos_varios/varon/TPL_219_2026_SEGURO_SCTR_FALTA_EVALUACION_INVALIDEZ_ASEGURADORA_VARON_R3.docx
+++ b/plantillas_maestras/07_seguro_sctr/falta_evaluacion_invalidez/2_o_mas_ddos_varios/varon/TPL_219_2026_SEGURO_SCTR_FALTA_EVALUACION_INVALIDEZ_ASEGURADORA_VARON_R3.docx
@@ -1,8 +1,8 @@
 
 <file path=word/document.xml><?xml version="1.0" encoding="utf-8"?>
-<w:document xmlns:wpc="http://schemas.microsoft.com/office/word/2010/wordprocessingCanvas" xmlns:cx="http://schemas.microsoft.com/office/drawing/2014/chartex" xmlns:cx1="http://schemas.microsoft.com/office/drawing/2015/9/8/chartex" xmlns:cx2="http://schemas.microsoft.com/office/drawing/2015/10/21/chartex" xmlns:cx3="http://schemas.microsoft.com/office/drawing/2016/5/9/chartex" xmlns:cx4="http://schemas.microsoft.com/office/drawing/2016/5/10/chartex" xmlns:cx5="http://schemas.microsoft.com/office/drawing/2016/5/11/chartex" xmlns:cx6="http://schemas.microsoft.com/office/drawing/2016/5/12/chartex" xmlns:cx7="http://schemas.microsoft.com/office/drawing/2016/5/13/chartex" xmlns:cx8="http://schemas.microsoft.com/office/drawing/2016/5/14/chartex" xmlns:mc="http://schemas.openxmlformats.org/markup-compatibility/2006" xmlns:aink="http://schemas.microsoft.com/office/drawing/2016/ink" xmlns:am3d="http://schemas.microsoft.com/office/drawing/2017/model3d" xmlns:o="urn:schemas-microsoft-com:office:office" xmlns:oel="http://schemas.microsoft.com/office/2019/extlst" xmlns:r="http://schemas.openxmlformats.org/officeDocument/2006/relationships" xmlns:m="http://schemas.openxmlformats.org/officeDocument/2006/math" xmlns:v="urn:schemas-microsoft-com:vml" xmlns:wp14="http://schemas.microsoft.com/office/word/2010/wordprocessingDrawing" xmlns:wp="http://schemas.openxmlformats.org/drawingml/2006/wordprocessingDrawing" xmlns:w10="urn:schemas-microsoft-com:office:word" xmlns:w="http://schemas.openxmlformats.org/wordprocessingml/2006/main" xmlns:w14="http://schemas.microsoft.com/office/word/2010/wordml" xmlns:w15="http://schemas.microsoft.com/office/word/2012/wordml" xmlns:w16cex="http://schemas.microsoft.com/office/word/2018/wordml/cex" xmlns:w16cid="http://schemas.microsoft.com/office/word/2016/wordml/cid" xmlns:w16="http://schemas.microsoft.com/office/word/2018/wordml" xmlns:w16du="http://schemas.microsoft.com/office/word/2023/wordml/word16du" xmlns:w16sdtdh="http://schemas.microsoft.com/office/word/2020/wordml/sdtdatahash" xmlns:w16sdtfl="http://schemas.microsoft.com/office/word/2024/wordml/sdtformatlock" xmlns:w16se="http://schemas.microsoft.com/office/word/2015/wordml/symex" xmlns:wpg="http://schemas.microsoft.com/office/word/2010/wordprocessingGroup" xmlns:wpi="http://schemas.microsoft.com/office/word/2010/wordprocessingInk" xmlns:wne="http://schemas.microsoft.com/office/word/2006/wordml" xmlns:wps="http://schemas.microsoft.com/office/word/2010/wordprocessingShape" mc:Ignorable="w14 w15 w16se w16cid w16 w16cex w16sdtdh w16sdtfl w16du wp14">
+<w:document xmlns:ns1="http://schemas.openxmlformats.org/markup-compatibility/2006" xmlns:ns2="http://schemas.microsoft.com/office/word/2010/wordml" xmlns:ns3="http://schemas.openxmlformats.org/officeDocument/2006/relationships" xmlns:w="http://schemas.openxmlformats.org/wordprocessingml/2006/main" ns1:Ignorable="w14 w15 w16se w16cid w16 w16cex w16sdtdh w16sdtfl w16du wp14">
   <w:body>
-    <w:p>
+    <w:p ns2:paraId="1B509B2D" ns2:textId="2507C6F5">
       <w:pPr>
         <w:tabs>
           <w:tab w:val="left" w:pos="1701"/>
@@ -14,7 +14,7 @@
           <w:color w:val="000000"/>
           <w:kern w:val="0"/>
           <w:lang w:eastAsia="es-PE"/>
-          <w14:ligatures w14:val="none"/>
+          <ns2:ligatures ns2:val="none"/>
         </w:rPr>
       </w:pPr>
       <w:bookmarkStart w:id="0" w:name="_Hlk80343540"/>
@@ -25,7 +25,7 @@
           <w:color w:val="000000"/>
           <w:kern w:val="0"/>
           <w:lang w:eastAsia="es-PE"/>
-          <w14:ligatures w14:val="none"/>
+          <ns2:ligatures ns2:val="none"/>
         </w:rPr>
         <w:t xml:space="preserve">EXPEDIENTE </w:t>
       </w:r>
@@ -36,7 +36,7 @@
           <w:color w:val="000000"/>
           <w:kern w:val="0"/>
           <w:lang w:eastAsia="es-PE"/>
-          <w14:ligatures w14:val="none"/>
+          <ns2:ligatures ns2:val="none"/>
         </w:rPr>
         <w:tab/>
         <w:t>:</w:t>
@@ -48,7 +48,7 @@
           <w:color w:val="000000"/>
           <w:kern w:val="0"/>
           <w:lang w:eastAsia="es-PE"/>
-          <w14:ligatures w14:val="none"/>
+          <ns2:ligatures ns2:val="none"/>
         </w:rPr>
         <w:tab/>
       </w:r>
@@ -61,12 +61,12 @@
           <w:kern w:val="0"/>
           <w:shd w:val="clear" w:color="auto" w:fill="FFFFFF"/>
           <w:lang w:eastAsia="es-PE"/>
-          <w14:ligatures w14:val="none"/>
+          <ns2:ligatures ns2:val="none"/>
         </w:rPr>
         <w:t>219-2026/CC1</w:t>
       </w:r>
     </w:p>
-    <w:p>
+    <w:p ns2:paraId="7E5DC22B" ns2:textId="69AB6842">
       <w:pPr>
         <w:tabs>
           <w:tab w:val="left" w:pos="1701"/>
@@ -81,17 +81,17 @@
           <w:color w:val="000000"/>
           <w:kern w:val="0"/>
           <w:lang w:eastAsia="es-PE"/>
-          <w14:ligatures w14:val="none"/>
-        </w:rPr>
-      </w:pPr>
-      <w:r>
-        <w:rPr>
-          <w:rFonts w:ascii="Arial Narrow" w:eastAsia="Arial Narrow" w:hAnsi="Arial Narrow" w:cs="Arial Narrow"/>
-          <w:b/>
-          <w:color w:val="000000"/>
-          <w:kern w:val="0"/>
-          <w:lang w:eastAsia="es-PE"/>
-          <w14:ligatures w14:val="none"/>
+          <ns2:ligatures ns2:val="none"/>
+        </w:rPr>
+      </w:pPr>
+      <w:r>
+        <w:rPr>
+          <w:rFonts w:ascii="Arial Narrow" w:eastAsia="Arial Narrow" w:hAnsi="Arial Narrow" w:cs="Arial Narrow"/>
+          <w:b/>
+          <w:color w:val="000000"/>
+          <w:kern w:val="0"/>
+          <w:lang w:eastAsia="es-PE"/>
+          <ns2:ligatures ns2:val="none"/>
         </w:rPr>
         <w:t xml:space="preserve">DENUNCIANTE:[DENUNCIANTE] (SEÑOR [APELLIDO])</w:t>
       </w:r>
@@ -102,7 +102,7 @@
           <w:color w:val="000000"/>
           <w:kern w:val="0"/>
           <w:lang w:eastAsia="es-PE"/>
-          <w14:ligatures w14:val="none"/>
+          <ns2:ligatures ns2:val="none"/>
         </w:rPr>
         <w:tab/>
         <w:t/>
@@ -114,7 +114,7 @@
           <w:color w:val="000000"/>
           <w:kern w:val="0"/>
           <w:lang w:eastAsia="es-PE"/>
-          <w14:ligatures w14:val="none"/>
+          <ns2:ligatures ns2:val="none"/>
         </w:rPr>
         <w:tab/>
       </w:r>
@@ -125,12 +125,12 @@
           <w:color w:val="000000"/>
           <w:kern w:val="0"/>
           <w:lang w:eastAsia="es-PE"/>
-          <w14:ligatures w14:val="none"/>
+          <ns2:ligatures ns2:val="none"/>
         </w:rPr>
         <w:t/>
       </w:r>
     </w:p>
-    <w:p>
+    <w:p ns2:paraId="6DEEEDFE" ns2:textId="77777777">
       <w:pPr>
         <w:tabs>
           <w:tab w:val="left" w:pos="1701"/>
@@ -145,17 +145,17 @@
           <w:color w:val="000000"/>
           <w:kern w:val="0"/>
           <w:lang w:eastAsia="es-PE"/>
-          <w14:ligatures w14:val="none"/>
-        </w:rPr>
-      </w:pPr>
-      <w:r>
-        <w:rPr>
-          <w:rFonts w:ascii="Arial Narrow" w:eastAsia="Arial Narrow" w:hAnsi="Arial Narrow" w:cs="Arial Narrow"/>
-          <w:b/>
-          <w:color w:val="000000"/>
-          <w:kern w:val="0"/>
-          <w:lang w:eastAsia="es-PE"/>
-          <w14:ligatures w14:val="none"/>
+          <ns2:ligatures ns2:val="none"/>
+        </w:rPr>
+      </w:pPr>
+      <w:r>
+        <w:rPr>
+          <w:rFonts w:ascii="Arial Narrow" w:eastAsia="Arial Narrow" w:hAnsi="Arial Narrow" w:cs="Arial Narrow"/>
+          <w:b/>
+          <w:color w:val="000000"/>
+          <w:kern w:val="0"/>
+          <w:lang w:eastAsia="es-PE"/>
+          <ns2:ligatures ns2:val="none"/>
         </w:rPr>
         <w:t>DENUNCIADO</w:t>
       </w:r>
@@ -166,7 +166,7 @@
           <w:color w:val="000000"/>
           <w:kern w:val="0"/>
           <w:lang w:eastAsia="es-PE"/>
-          <w14:ligatures w14:val="none"/>
+          <ns2:ligatures ns2:val="none"/>
         </w:rPr>
         <w:tab/>
         <w:t>:</w:t>
@@ -178,13 +178,13 @@
           <w:color w:val="000000"/>
           <w:kern w:val="0"/>
           <w:lang w:eastAsia="es-PE"/>
-          <w14:ligatures w14:val="none"/>
+          <ns2:ligatures ns2:val="none"/>
         </w:rPr>
         <w:tab/>
         <w:t>RÍMAC SEGUROS Y REASEGUROS S.A. (RÍMAC)</w:t>
       </w:r>
     </w:p>
-    <w:p>
+    <w:p ns2:paraId="022D2B94" ns2:textId="77777777">
       <w:pPr>
         <w:tabs>
           <w:tab w:val="left" w:pos="1701"/>
@@ -199,17 +199,17 @@
           <w:color w:val="000000"/>
           <w:kern w:val="0"/>
           <w:lang w:eastAsia="es-PE"/>
-          <w14:ligatures w14:val="none"/>
-        </w:rPr>
-      </w:pPr>
-      <w:r>
-        <w:rPr>
-          <w:rFonts w:ascii="Arial Narrow" w:eastAsia="Arial Narrow" w:hAnsi="Arial Narrow" w:cs="Arial Narrow"/>
-          <w:b/>
-          <w:color w:val="000000"/>
-          <w:kern w:val="0"/>
-          <w:lang w:eastAsia="es-PE"/>
-          <w14:ligatures w14:val="none"/>
+          <ns2:ligatures ns2:val="none"/>
+        </w:rPr>
+      </w:pPr>
+      <w:r>
+        <w:rPr>
+          <w:rFonts w:ascii="Arial Narrow" w:eastAsia="Arial Narrow" w:hAnsi="Arial Narrow" w:cs="Arial Narrow"/>
+          <w:b/>
+          <w:color w:val="000000"/>
+          <w:kern w:val="0"/>
+          <w:lang w:eastAsia="es-PE"/>
+          <ns2:ligatures ns2:val="none"/>
         </w:rPr>
         <w:t>MATERIAS</w:t>
       </w:r>
@@ -220,7 +220,7 @@
           <w:color w:val="000000"/>
           <w:kern w:val="0"/>
           <w:lang w:eastAsia="es-PE"/>
-          <w14:ligatures w14:val="none"/>
+          <ns2:ligatures ns2:val="none"/>
         </w:rPr>
         <w:tab/>
         <w:t xml:space="preserve">: </w:t>
@@ -232,13 +232,13 @@
           <w:color w:val="000000"/>
           <w:kern w:val="0"/>
           <w:lang w:eastAsia="es-PE"/>
-          <w14:ligatures w14:val="none"/>
+          <ns2:ligatures ns2:val="none"/>
         </w:rPr>
         <w:tab/>
         <w:t>ADMISIÓN A TRÁMITE</w:t>
       </w:r>
     </w:p>
-    <w:p>
+    <w:p ns2:paraId="19ED7B73" ns2:textId="77777777">
       <w:pPr>
         <w:tabs>
           <w:tab w:val="left" w:pos="1701"/>
@@ -253,17 +253,17 @@
           <w:color w:val="000000"/>
           <w:kern w:val="0"/>
           <w:lang w:eastAsia="es-PE"/>
-          <w14:ligatures w14:val="none"/>
-        </w:rPr>
-      </w:pPr>
-      <w:r>
-        <w:rPr>
-          <w:rFonts w:ascii="Arial Narrow" w:eastAsia="Arial Narrow" w:hAnsi="Arial Narrow" w:cs="Arial Narrow"/>
-          <w:b/>
-          <w:color w:val="000000"/>
-          <w:kern w:val="0"/>
-          <w:lang w:eastAsia="es-PE"/>
-          <w14:ligatures w14:val="none"/>
+          <ns2:ligatures ns2:val="none"/>
+        </w:rPr>
+      </w:pPr>
+      <w:r>
+        <w:rPr>
+          <w:rFonts w:ascii="Arial Narrow" w:eastAsia="Arial Narrow" w:hAnsi="Arial Narrow" w:cs="Arial Narrow"/>
+          <w:b/>
+          <w:color w:val="000000"/>
+          <w:kern w:val="0"/>
+          <w:lang w:eastAsia="es-PE"/>
+          <ns2:ligatures ns2:val="none"/>
         </w:rPr>
         <w:t>REQUERIMIENTO DE</w:t>
       </w:r>
@@ -274,12 +274,12 @@
           <w:color w:val="000000"/>
           <w:kern w:val="0"/>
           <w:lang w:eastAsia="es-PE"/>
-          <w14:ligatures w14:val="none"/>
+          <ns2:ligatures ns2:val="none"/>
         </w:rPr>
         <w:t xml:space="preserve"> INFORMACIÓN </w:t>
       </w:r>
     </w:p>
-    <w:p>
+    <w:p ns2:paraId="46A5A479" ns2:textId="247B8C20">
       <w:pPr>
         <w:tabs>
           <w:tab w:val="left" w:pos="1701"/>
@@ -293,17 +293,17 @@
           <w:color w:val="000000"/>
           <w:kern w:val="0"/>
           <w:lang w:eastAsia="es-PE"/>
-          <w14:ligatures w14:val="none"/>
-        </w:rPr>
-      </w:pPr>
-      <w:r>
-        <w:rPr>
-          <w:rFonts w:ascii="Arial Narrow" w:eastAsia="Arial Narrow" w:hAnsi="Arial Narrow" w:cs="Arial Narrow"/>
-          <w:b/>
-          <w:color w:val="000000"/>
-          <w:kern w:val="0"/>
-          <w:lang w:eastAsia="es-PE"/>
-          <w14:ligatures w14:val="none"/>
+          <ns2:ligatures ns2:val="none"/>
+        </w:rPr>
+      </w:pPr>
+      <w:r>
+        <w:rPr>
+          <w:rFonts w:ascii="Arial Narrow" w:eastAsia="Arial Narrow" w:hAnsi="Arial Narrow" w:cs="Arial Narrow"/>
+          <w:b/>
+          <w:color w:val="000000"/>
+          <w:kern w:val="0"/>
+          <w:lang w:eastAsia="es-PE"/>
+          <ns2:ligatures ns2:val="none"/>
         </w:rPr>
         <w:t xml:space="preserve">RESOLUCIÓN </w:t>
       </w:r>
@@ -314,7 +314,7 @@
           <w:color w:val="000000"/>
           <w:kern w:val="0"/>
           <w:lang w:eastAsia="es-PE"/>
-          <w14:ligatures w14:val="none"/>
+          <ns2:ligatures ns2:val="none"/>
         </w:rPr>
         <w:tab/>
         <w:t>:</w:t>
@@ -326,7 +326,7 @@
           <w:color w:val="000000"/>
           <w:kern w:val="0"/>
           <w:lang w:eastAsia="es-PE"/>
-          <w14:ligatures w14:val="none"/>
+          <ns2:ligatures ns2:val="none"/>
         </w:rPr>
         <w:tab/>
       </w:r>
@@ -337,12 +337,12 @@
           <w:color w:val="000000"/>
           <w:kern w:val="0"/>
           <w:lang w:eastAsia="es-PE"/>
-          <w14:ligatures w14:val="none"/>
+          <ns2:ligatures ns2:val="none"/>
         </w:rPr>
         <w:t>3</w:t>
       </w:r>
     </w:p>
-    <w:p>
+    <w:p ns2:paraId="5BA3A18D" ns2:textId="77777777">
       <w:pPr>
         <w:tabs>
           <w:tab w:val="left" w:pos="1014"/>
@@ -355,11 +355,11 @@
           <w:kern w:val="0"/>
           <w:shd w:val="clear" w:color="auto" w:fill="FFFFFF"/>
           <w:lang w:eastAsia="es-PE"/>
-          <w14:ligatures w14:val="none"/>
-        </w:rPr>
-      </w:pPr>
-    </w:p>
-    <w:p>
+          <ns2:ligatures ns2:val="none"/>
+        </w:rPr>
+      </w:pPr>
+    </w:p>
+    <w:p ns2:paraId="2F799822" ns2:textId="13460861">
       <w:pPr>
         <w:tabs>
           <w:tab w:val="left" w:pos="1014"/>
@@ -372,7 +372,7 @@
           <w:kern w:val="0"/>
           <w:shd w:val="clear" w:color="auto" w:fill="FFFFFF"/>
           <w:lang w:eastAsia="es-PE"/>
-          <w14:ligatures w14:val="none"/>
+          <ns2:ligatures ns2:val="none"/>
         </w:rPr>
       </w:pPr>
       <w:r>
@@ -382,7 +382,7 @@
           <w:kern w:val="0"/>
           <w:shd w:val="clear" w:color="auto" w:fill="FFFFFF"/>
           <w:lang w:eastAsia="es-PE"/>
-          <w14:ligatures w14:val="none"/>
+          <ns2:ligatures ns2:val="none"/>
         </w:rPr>
         <w:t>Lima</w:t>
       </w:r>
@@ -393,7 +393,7 @@
           <w:kern w:val="0"/>
           <w:shd w:val="clear" w:color="auto" w:fill="FFFFFF"/>
           <w:lang w:eastAsia="es-PE"/>
-          <w14:ligatures w14:val="none"/>
+          <ns2:ligatures ns2:val="none"/>
         </w:rPr>
         <w:t xml:space="preserve">, </w:t>
       </w:r>
@@ -404,7 +404,7 @@
           <w:kern w:val="0"/>
           <w:shd w:val="clear" w:color="auto" w:fill="FFFFFF"/>
           <w:lang w:eastAsia="es-PE"/>
-          <w14:ligatures w14:val="none"/>
+          <ns2:ligatures ns2:val="none"/>
         </w:rPr>
         <w:t>20</w:t>
       </w:r>
@@ -415,7 +415,7 @@
           <w:kern w:val="0"/>
           <w:shd w:val="clear" w:color="auto" w:fill="FFFFFF"/>
           <w:lang w:eastAsia="es-PE"/>
-          <w14:ligatures w14:val="none"/>
+          <ns2:ligatures ns2:val="none"/>
         </w:rPr>
         <w:t xml:space="preserve"> de </w:t>
       </w:r>
@@ -426,7 +426,7 @@
           <w:kern w:val="0"/>
           <w:shd w:val="clear" w:color="auto" w:fill="FFFFFF"/>
           <w:lang w:eastAsia="es-PE"/>
-          <w14:ligatures w14:val="none"/>
+          <ns2:ligatures ns2:val="none"/>
         </w:rPr>
         <w:t>febrero</w:t>
       </w:r>
@@ -437,12 +437,12 @@
           <w:kern w:val="0"/>
           <w:shd w:val="clear" w:color="auto" w:fill="FFFFFF"/>
           <w:lang w:eastAsia="es-PE"/>
-          <w14:ligatures w14:val="none"/>
+          <ns2:ligatures ns2:val="none"/>
         </w:rPr>
         <w:t xml:space="preserve"> de 2026</w:t>
       </w:r>
     </w:p>
-    <w:p>
+    <w:p ns2:paraId="66CE1821" ns2:textId="77777777">
       <w:pPr>
         <w:tabs>
           <w:tab w:val="left" w:pos="1014"/>
@@ -454,11 +454,11 @@
           <w:color w:val="000000"/>
           <w:kern w:val="0"/>
           <w:lang w:eastAsia="es-PE"/>
-          <w14:ligatures w14:val="none"/>
-        </w:rPr>
-      </w:pPr>
-    </w:p>
-    <w:p>
+          <ns2:ligatures ns2:val="none"/>
+        </w:rPr>
+      </w:pPr>
+    </w:p>
+    <w:p ns2:paraId="0B80AAA5" ns2:textId="77777777">
       <w:pPr>
         <w:numPr>
           <w:ilvl w:val="0"/>
@@ -472,22 +472,22 @@
           <w:color w:val="000000"/>
           <w:kern w:val="0"/>
           <w:lang w:eastAsia="es-PE"/>
-          <w14:ligatures w14:val="none"/>
-        </w:rPr>
-      </w:pPr>
-      <w:r>
-        <w:rPr>
-          <w:rFonts w:ascii="Arial Narrow" w:eastAsia="Arial Narrow" w:hAnsi="Arial Narrow" w:cs="Arial Narrow"/>
-          <w:b/>
-          <w:color w:val="000000"/>
-          <w:kern w:val="0"/>
-          <w:lang w:eastAsia="es-PE"/>
-          <w14:ligatures w14:val="none"/>
+          <ns2:ligatures ns2:val="none"/>
+        </w:rPr>
+      </w:pPr>
+      <w:r>
+        <w:rPr>
+          <w:rFonts w:ascii="Arial Narrow" w:eastAsia="Arial Narrow" w:hAnsi="Arial Narrow" w:cs="Arial Narrow"/>
+          <w:b/>
+          <w:color w:val="000000"/>
+          <w:kern w:val="0"/>
+          <w:lang w:eastAsia="es-PE"/>
+          <ns2:ligatures ns2:val="none"/>
         </w:rPr>
         <w:t xml:space="preserve">HECHOS </w:t>
       </w:r>
     </w:p>
-    <w:p>
+    <w:p ns2:paraId="621F2AB2" ns2:textId="77777777">
       <w:pPr>
         <w:spacing w:after="0" w:line="240" w:lineRule="auto"/>
         <w:jc w:val="both"/>
@@ -496,11 +496,11 @@
           <w:color w:val="000000"/>
           <w:kern w:val="0"/>
           <w:lang w:eastAsia="es-PE"/>
-          <w14:ligatures w14:val="none"/>
-        </w:rPr>
-      </w:pPr>
-    </w:p>
-    <w:p>
+          <ns2:ligatures ns2:val="none"/>
+        </w:rPr>
+      </w:pPr>
+    </w:p>
+    <w:p ns2:paraId="60B5D5B0" ns2:textId="2806B2F9">
       <w:pPr>
         <w:numPr>
           <w:ilvl w:val="1"/>
@@ -514,7 +514,7 @@
           <w:color w:val="000000"/>
           <w:kern w:val="0"/>
           <w:lang w:val="es-ES" w:eastAsia="es-ES"/>
-          <w14:ligatures w14:val="none"/>
+          <ns2:ligatures ns2:val="none"/>
         </w:rPr>
       </w:pPr>
       <w:r>
@@ -523,7 +523,7 @@
           <w:color w:val="000000"/>
           <w:kern w:val="0"/>
           <w:lang w:val="es-ES" w:eastAsia="es-ES"/>
-          <w14:ligatures w14:val="none"/>
+          <ns2:ligatures ns2:val="none"/>
         </w:rPr>
         <w:t xml:space="preserve">Mediante el escrito del 21 de enero de 2026, el señor [APELLIDO] denunció a Rímac por presuntas infracciones a la Ley 29571, Código de Protección y Defensa del Consumidor (en adelante, Código), señalando lo siguiente:</w:t>
       </w:r>
@@ -533,7 +533,7 @@
           <w:color w:val="000000"/>
           <w:kern w:val="0"/>
           <w:lang w:val="es-ES" w:eastAsia="es-ES"/>
-          <w14:ligatures w14:val="none"/>
+          <ns2:ligatures ns2:val="none"/>
         </w:rPr>
         <w:t/>
       </w:r>
@@ -541,7 +541,7 @@
         <w:rPr>
           <w:rFonts w:ascii="Arial Narrow" w:eastAsia="Calibri" w:hAnsi="Arial Narrow" w:cs="Arial"/>
           <w:kern w:val="0"/>
-          <w14:ligatures w14:val="none"/>
+          <ns2:ligatures ns2:val="none"/>
         </w:rPr>
         <w:t/>
       </w:r>
@@ -549,7 +549,7 @@
         <w:rPr>
           <w:rFonts w:ascii="Arial Narrow" w:eastAsia="Calibri" w:hAnsi="Arial Narrow" w:cs="Arial"/>
           <w:kern w:val="0"/>
-          <w14:ligatures w14:val="none"/>
+          <ns2:ligatures ns2:val="none"/>
         </w:rPr>
         <w:t xml:space="preserve"/>
       </w:r>
@@ -557,7 +557,7 @@
         <w:rPr>
           <w:rFonts w:ascii="Arial Narrow" w:eastAsia="Calibri" w:hAnsi="Arial Narrow" w:cs="Arial"/>
           <w:kern w:val="0"/>
-          <w14:ligatures w14:val="none"/>
+          <ns2:ligatures ns2:val="none"/>
         </w:rPr>
         <w:t/>
       </w:r>
@@ -565,7 +565,7 @@
         <w:rPr>
           <w:rFonts w:ascii="Arial Narrow" w:eastAsia="Calibri" w:hAnsi="Arial Narrow" w:cs="Arial"/>
           <w:kern w:val="0"/>
-          <w14:ligatures w14:val="none"/>
+          <ns2:ligatures ns2:val="none"/>
         </w:rPr>
         <w:t xml:space="preserve"/>
       </w:r>
@@ -573,7 +573,7 @@
         <w:rPr>
           <w:rFonts w:ascii="Arial Narrow" w:eastAsia="Calibri" w:hAnsi="Arial Narrow" w:cs="Arial"/>
           <w:kern w:val="0"/>
-          <w14:ligatures w14:val="none"/>
+          <ns2:ligatures ns2:val="none"/>
         </w:rPr>
         <w:t xml:space="preserve"/>
       </w:r>
@@ -582,7 +582,7 @@
         <w:rPr>
           <w:rFonts w:ascii="Arial Narrow" w:eastAsia="Calibri" w:hAnsi="Arial Narrow" w:cs="Arial"/>
           <w:kern w:val="0"/>
-          <w14:ligatures w14:val="none"/>
+          <ns2:ligatures ns2:val="none"/>
         </w:rPr>
         <w:t/>
       </w:r>
@@ -591,7 +591,7 @@
         <w:rPr>
           <w:rFonts w:ascii="Arial Narrow" w:eastAsia="Calibri" w:hAnsi="Arial Narrow" w:cs="Arial"/>
           <w:kern w:val="0"/>
-          <w14:ligatures w14:val="none"/>
+          <ns2:ligatures ns2:val="none"/>
         </w:rPr>
         <w:t xml:space="preserve"/>
       </w:r>
@@ -599,7 +599,7 @@
         <w:rPr>
           <w:rFonts w:ascii="Arial Narrow" w:eastAsia="Calibri" w:hAnsi="Arial Narrow" w:cs="Arial"/>
           <w:kern w:val="0"/>
-          <w14:ligatures w14:val="none"/>
+          <ns2:ligatures ns2:val="none"/>
         </w:rPr>
         <w:t/>
       </w:r>
@@ -609,7 +609,7 @@
           <w:color w:val="000000"/>
           <w:kern w:val="0"/>
           <w:lang w:val="es-ES" w:eastAsia="es-ES"/>
-          <w14:ligatures w14:val="none"/>
+          <ns2:ligatures ns2:val="none"/>
         </w:rPr>
         <w:t/>
       </w:r>
@@ -619,7 +619,7 @@
           <w:color w:val="000000"/>
           <w:kern w:val="0"/>
           <w:lang w:val="es-ES" w:eastAsia="es-ES"/>
-          <w14:ligatures w14:val="none"/>
+          <ns2:ligatures ns2:val="none"/>
         </w:rPr>
         <w:t xml:space="preserve"/>
       </w:r>
@@ -629,7 +629,7 @@
           <w:color w:val="000000"/>
           <w:kern w:val="0"/>
           <w:lang w:val="es-ES" w:eastAsia="es-ES"/>
-          <w14:ligatures w14:val="none"/>
+          <ns2:ligatures ns2:val="none"/>
         </w:rPr>
         <w:t/>
       </w:r>
@@ -641,7 +641,7 @@
           <w:kern w:val="0"/>
           <w:vertAlign w:val="superscript"/>
           <w:lang w:val="es-ES" w:eastAsia="es-ES"/>
-          <w14:ligatures w14:val="none"/>
+          <ns2:ligatures ns2:val="none"/>
         </w:rPr>
         <w:footnoteReference w:id="1"/>
       </w:r>
@@ -651,7 +651,7 @@
           <w:color w:val="000000"/>
           <w:kern w:val="0"/>
           <w:lang w:val="es-ES" w:eastAsia="es-ES"/>
-          <w14:ligatures w14:val="none"/>
+          <ns2:ligatures ns2:val="none"/>
         </w:rPr>
         <w:t xml:space="preserve"/>
       </w:r>
@@ -662,12 +662,12 @@
           <w:color w:val="000000"/>
           <w:kern w:val="0"/>
           <w:lang w:val="es-ES" w:eastAsia="es-ES"/>
-          <w14:ligatures w14:val="none"/>
+          <ns2:ligatures ns2:val="none"/>
         </w:rPr>
         <w:t/>
       </w:r>
     </w:p>
-    <w:p>
+    <w:p ns2:paraId="512911CE" ns2:textId="77777777">
       <w:pPr>
         <w:spacing w:after="0" w:line="240" w:lineRule="auto"/>
         <w:jc w:val="both"/>
@@ -676,11 +676,11 @@
           <w:color w:val="000000"/>
           <w:kern w:val="0"/>
           <w:lang w:eastAsia="es-ES"/>
-          <w14:ligatures w14:val="none"/>
-        </w:rPr>
-      </w:pPr>
-    </w:p>
-    <w:p>
+          <ns2:ligatures ns2:val="none"/>
+        </w:rPr>
+      </w:pPr>
+    </w:p>
+    <w:p ns2:paraId="39759DC0" ns2:textId="0CD04B80">
       <w:pPr>
         <w:pStyle w:val="Prrafodelista"/>
         <w:numPr>
@@ -698,7 +698,7 @@
           <w:color w:val="000000"/>
           <w:kern w:val="0"/>
           <w:lang w:eastAsia="es-ES"/>
-          <w14:ligatures w14:val="none"/>
+          <ns2:ligatures ns2:val="none"/>
         </w:rPr>
       </w:pPr>
       <w:r>
@@ -707,7 +707,7 @@
           <w:color w:val="000000"/>
           <w:kern w:val="0"/>
           <w:lang w:eastAsia="es-ES"/>
-          <w14:ligatures w14:val="none"/>
+          <ns2:ligatures ns2:val="none"/>
         </w:rPr>
         <w:t xml:space="preserve">Su empleador contrató la Póliza del Seguro Complementario de Trabajo de Riesgo – Pensión (en adelante, </w:t>
       </w:r>
@@ -717,7 +717,7 @@
           <w:color w:val="000000"/>
           <w:kern w:val="0"/>
           <w:lang w:val="es-ES" w:eastAsia="es-ES"/>
-          <w14:ligatures w14:val="none"/>
+          <ns2:ligatures ns2:val="none"/>
         </w:rPr>
         <w:t>SCTR Pensión</w:t>
       </w:r>
@@ -727,7 +727,7 @@
           <w:color w:val="000000"/>
           <w:kern w:val="0"/>
           <w:lang w:eastAsia="es-ES"/>
-          <w14:ligatures w14:val="none"/>
+          <ns2:ligatures ns2:val="none"/>
         </w:rPr>
         <w:t xml:space="preserve">) con </w:t>
       </w:r>
@@ -737,7 +737,7 @@
           <w:color w:val="000000"/>
           <w:kern w:val="0"/>
           <w:lang w:val="es-ES" w:eastAsia="es-ES"/>
-          <w14:ligatures w14:val="none"/>
+          <ns2:ligatures ns2:val="none"/>
         </w:rPr>
         <w:t>Rímac</w:t>
       </w:r>
@@ -747,7 +747,7 @@
           <w:color w:val="000000"/>
           <w:kern w:val="0"/>
           <w:lang w:eastAsia="es-ES"/>
-          <w14:ligatures w14:val="none"/>
+          <ns2:ligatures ns2:val="none"/>
         </w:rPr>
         <w:t>, en el cual se encontraba incorporado como asegurado.</w:t>
       </w:r>
@@ -757,7 +757,7 @@
           <w:color w:val="000000"/>
           <w:kern w:val="0"/>
           <w:lang w:eastAsia="es-ES"/>
-          <w14:ligatures w14:val="none"/>
+          <ns2:ligatures ns2:val="none"/>
         </w:rPr>
         <w:t xml:space="preserve"> </w:t>
       </w:r>
@@ -767,12 +767,12 @@
           <w:color w:val="000000"/>
           <w:kern w:val="0"/>
           <w:lang w:eastAsia="es-ES"/>
-          <w14:ligatures w14:val="none"/>
+          <ns2:ligatures ns2:val="none"/>
         </w:rPr>
         <w:t>El 4 de diciembre de 2024, remitió carta notarial a su ex empleador solicitando la entrega de documentación necesaria para sustentar su solicitud de cobertura, sin haber recibido respuesta.</w:t>
       </w:r>
     </w:p>
-    <w:p>
+    <w:p ns2:paraId="7031B40D" ns2:textId="77777777">
       <w:pPr>
         <w:pStyle w:val="Prrafodelista"/>
         <w:spacing w:after="0" w:line="240" w:lineRule="auto"/>
@@ -783,11 +783,11 @@
           <w:color w:val="000000"/>
           <w:kern w:val="0"/>
           <w:lang w:eastAsia="es-ES"/>
-          <w14:ligatures w14:val="none"/>
-        </w:rPr>
-      </w:pPr>
-    </w:p>
-    <w:p>
+          <ns2:ligatures ns2:val="none"/>
+        </w:rPr>
+      </w:pPr>
+    </w:p>
+    <w:p ns2:paraId="3DD546BE" ns2:textId="7D7C3A41">
       <w:pPr>
         <w:pStyle w:val="Prrafodelista"/>
         <w:numPr>
@@ -805,7 +805,7 @@
           <w:color w:val="000000"/>
           <w:kern w:val="0"/>
           <w:lang w:eastAsia="es-ES"/>
-          <w14:ligatures w14:val="none"/>
+          <ns2:ligatures ns2:val="none"/>
         </w:rPr>
       </w:pPr>
       <w:r>
@@ -814,7 +814,7 @@
           <w:color w:val="000000"/>
           <w:kern w:val="0"/>
           <w:lang w:eastAsia="es-ES"/>
-          <w14:ligatures w14:val="none"/>
+          <ns2:ligatures ns2:val="none"/>
         </w:rPr>
         <w:t xml:space="preserve">El 6 de febrero de 2025, presentó ante </w:t>
       </w:r>
@@ -824,7 +824,7 @@
           <w:color w:val="000000"/>
           <w:kern w:val="0"/>
           <w:lang w:val="es-ES" w:eastAsia="es-ES"/>
-          <w14:ligatures w14:val="none"/>
+          <ns2:ligatures ns2:val="none"/>
         </w:rPr>
         <w:t xml:space="preserve">Rímac </w:t>
       </w:r>
@@ -834,7 +834,7 @@
           <w:color w:val="000000"/>
           <w:kern w:val="0"/>
           <w:lang w:eastAsia="es-ES"/>
-          <w14:ligatures w14:val="none"/>
+          <ns2:ligatures ns2:val="none"/>
         </w:rPr>
         <w:t xml:space="preserve">solicitud de otorgamiento de pensión del </w:t>
       </w:r>
@@ -844,7 +844,7 @@
           <w:color w:val="000000"/>
           <w:kern w:val="0"/>
           <w:lang w:val="es-ES" w:eastAsia="es-ES"/>
-          <w14:ligatures w14:val="none"/>
+          <ns2:ligatures ns2:val="none"/>
         </w:rPr>
         <w:t>SCTR Pensión</w:t>
       </w:r>
@@ -854,7 +854,7 @@
           <w:color w:val="000000"/>
           <w:kern w:val="0"/>
           <w:lang w:eastAsia="es-ES"/>
-          <w14:ligatures w14:val="none"/>
+          <ns2:ligatures ns2:val="none"/>
         </w:rPr>
         <w:t>, adjuntando</w:t>
       </w:r>
@@ -864,7 +864,7 @@
           <w:color w:val="000000"/>
           <w:kern w:val="0"/>
           <w:lang w:eastAsia="es-ES"/>
-          <w14:ligatures w14:val="none"/>
+          <ns2:ligatures ns2:val="none"/>
         </w:rPr>
         <w:t>, entre otros, la</w:t>
       </w:r>
@@ -874,7 +874,7 @@
           <w:color w:val="000000"/>
           <w:kern w:val="0"/>
           <w:lang w:eastAsia="es-ES"/>
-          <w14:ligatures w14:val="none"/>
+          <ns2:ligatures ns2:val="none"/>
         </w:rPr>
         <w:t xml:space="preserve"> historia clínica, informe médico, constancia de trabajo, copia de documento nacional de identidad. En esa misma fecha, mediante correo electrónico, la </w:t>
       </w:r>
@@ -884,7 +884,7 @@
           <w:color w:val="000000"/>
           <w:kern w:val="0"/>
           <w:lang w:eastAsia="es-ES"/>
-          <w14:ligatures w14:val="none"/>
+          <ns2:ligatures ns2:val="none"/>
         </w:rPr>
         <w:t xml:space="preserve">compañía </w:t>
       </w:r>
@@ -894,7 +894,7 @@
           <w:color w:val="000000"/>
           <w:kern w:val="0"/>
           <w:lang w:eastAsia="es-ES"/>
-          <w14:ligatures w14:val="none"/>
+          <ns2:ligatures ns2:val="none"/>
         </w:rPr>
         <w:t xml:space="preserve">aseguradora confirmó la recepción de la documentación e indicó que la solicitud sería atendida dentro del plazo de diez </w:t>
       </w:r>
@@ -904,7 +904,7 @@
           <w:color w:val="000000"/>
           <w:kern w:val="0"/>
           <w:lang w:eastAsia="es-ES"/>
-          <w14:ligatures w14:val="none"/>
+          <ns2:ligatures ns2:val="none"/>
         </w:rPr>
         <w:t xml:space="preserve">(10) </w:t>
       </w:r>
@@ -914,7 +914,7 @@
           <w:color w:val="000000"/>
           <w:kern w:val="0"/>
           <w:lang w:eastAsia="es-ES"/>
-          <w14:ligatures w14:val="none"/>
+          <ns2:ligatures ns2:val="none"/>
         </w:rPr>
         <w:t>días hábiles.</w:t>
       </w:r>
@@ -924,12 +924,12 @@
           <w:color w:val="000000"/>
           <w:kern w:val="0"/>
           <w:lang w:eastAsia="es-ES"/>
-          <w14:ligatures w14:val="none"/>
+          <ns2:ligatures ns2:val="none"/>
         </w:rPr>
         <w:t xml:space="preserve"> </w:t>
       </w:r>
     </w:p>
-    <w:p>
+    <w:p ns2:paraId="3A07AFC8" ns2:textId="77777777">
       <w:pPr>
         <w:pStyle w:val="Prrafodelista"/>
         <w:spacing w:after="0" w:line="240" w:lineRule="auto"/>
@@ -940,11 +940,11 @@
           <w:color w:val="000000"/>
           <w:kern w:val="0"/>
           <w:lang w:eastAsia="es-ES"/>
-          <w14:ligatures w14:val="none"/>
-        </w:rPr>
-      </w:pPr>
-    </w:p>
-    <w:p>
+          <ns2:ligatures ns2:val="none"/>
+        </w:rPr>
+      </w:pPr>
+    </w:p>
+    <w:p ns2:paraId="53EF4D71" ns2:textId="2628DBE6">
       <w:pPr>
         <w:pStyle w:val="Prrafodelista"/>
         <w:numPr>
@@ -962,7 +962,7 @@
           <w:color w:val="000000"/>
           <w:kern w:val="0"/>
           <w:lang w:eastAsia="es-ES"/>
-          <w14:ligatures w14:val="none"/>
+          <ns2:ligatures ns2:val="none"/>
         </w:rPr>
       </w:pPr>
       <w:r>
@@ -971,7 +971,7 @@
           <w:color w:val="000000"/>
           <w:kern w:val="0"/>
           <w:lang w:eastAsia="es-ES"/>
-          <w14:ligatures w14:val="none"/>
+          <ns2:ligatures ns2:val="none"/>
         </w:rPr>
         <w:t xml:space="preserve">El 9 de febrero de 2025, </w:t>
       </w:r>
@@ -981,7 +981,7 @@
           <w:color w:val="000000"/>
           <w:kern w:val="0"/>
           <w:lang w:val="es-ES" w:eastAsia="es-ES"/>
-          <w14:ligatures w14:val="none"/>
+          <ns2:ligatures ns2:val="none"/>
         </w:rPr>
         <w:t xml:space="preserve">Rímac </w:t>
       </w:r>
@@ -991,7 +991,7 @@
           <w:color w:val="000000"/>
           <w:kern w:val="0"/>
           <w:lang w:eastAsia="es-ES"/>
-          <w14:ligatures w14:val="none"/>
+          <ns2:ligatures ns2:val="none"/>
         </w:rPr>
         <w:t xml:space="preserve">remitió la Carta </w:t>
       </w:r>
@@ -1002,7 +1002,7 @@
           <w:color w:val="000000"/>
           <w:kern w:val="0"/>
           <w:lang w:eastAsia="es-ES"/>
-          <w14:ligatures w14:val="none"/>
+          <ns2:ligatures ns2:val="none"/>
         </w:rPr>
         <w:t>DOT.RRLL</w:t>
       </w:r>
@@ -1013,7 +1013,7 @@
           <w:color w:val="000000"/>
           <w:kern w:val="0"/>
           <w:lang w:eastAsia="es-ES"/>
-          <w14:ligatures w14:val="none"/>
+          <ns2:ligatures ns2:val="none"/>
         </w:rPr>
         <w:t xml:space="preserve">/2025-1324 dirigida a su ex empleador, mediante la cual solicitó información adicional que </w:t>
       </w:r>
@@ -1023,7 +1023,7 @@
           <w:color w:val="000000"/>
           <w:kern w:val="0"/>
           <w:lang w:eastAsia="es-ES"/>
-          <w14:ligatures w14:val="none"/>
+          <ns2:ligatures ns2:val="none"/>
         </w:rPr>
         <w:t xml:space="preserve">no se encuentra prevista ni exigida por el Decreto Supremo </w:t>
       </w:r>
@@ -1034,7 +1034,7 @@
           <w:color w:val="000000"/>
           <w:kern w:val="0"/>
           <w:lang w:eastAsia="es-ES"/>
-          <w14:ligatures w14:val="none"/>
+          <ns2:ligatures ns2:val="none"/>
         </w:rPr>
         <w:t/>
       </w:r>
@@ -1045,7 +1045,7 @@
           <w:color w:val="000000"/>
           <w:kern w:val="0"/>
           <w:lang w:eastAsia="es-ES"/>
-          <w14:ligatures w14:val="none"/>
+          <ns2:ligatures ns2:val="none"/>
         </w:rPr>
         <w:t xml:space="preserve"> 003-98-SA</w:t>
       </w:r>
@@ -1055,7 +1055,7 @@
           <w:color w:val="000000"/>
           <w:kern w:val="0"/>
           <w:lang w:eastAsia="es-ES"/>
-          <w14:ligatures w14:val="none"/>
+          <ns2:ligatures ns2:val="none"/>
         </w:rPr>
         <w:t xml:space="preserve"> </w:t>
       </w:r>
@@ -1065,7 +1065,7 @@
           <w:color w:val="000000"/>
           <w:kern w:val="0"/>
           <w:lang w:eastAsia="es-ES"/>
-          <w14:ligatures w14:val="none"/>
+          <ns2:ligatures ns2:val="none"/>
         </w:rPr>
         <w:t xml:space="preserve">que aprueba el Reglamento de normas técnicas del </w:t>
       </w:r>
@@ -1075,7 +1075,7 @@
           <w:color w:val="000000"/>
           <w:kern w:val="0"/>
           <w:lang w:eastAsia="es-ES"/>
-          <w14:ligatures w14:val="none"/>
+          <ns2:ligatures ns2:val="none"/>
         </w:rPr>
         <w:t xml:space="preserve">Seguro Complementario de Trabajo de Riesgo, ni forma parte de los requisitos </w:t>
       </w:r>
@@ -1085,7 +1085,7 @@
           <w:color w:val="000000"/>
           <w:kern w:val="0"/>
           <w:lang w:eastAsia="es-ES"/>
-          <w14:ligatures w14:val="none"/>
+          <ns2:ligatures ns2:val="none"/>
         </w:rPr>
         <w:t xml:space="preserve">en el formato de solicitud </w:t>
       </w:r>
@@ -1095,7 +1095,7 @@
           <w:color w:val="000000"/>
           <w:kern w:val="0"/>
           <w:lang w:eastAsia="es-ES"/>
-          <w14:ligatures w14:val="none"/>
+          <ns2:ligatures ns2:val="none"/>
         </w:rPr>
         <w:t xml:space="preserve">de pensión </w:t>
       </w:r>
@@ -1105,7 +1105,7 @@
           <w:color w:val="000000"/>
           <w:kern w:val="0"/>
           <w:lang w:eastAsia="es-ES"/>
-          <w14:ligatures w14:val="none"/>
+          <ns2:ligatures ns2:val="none"/>
         </w:rPr>
         <w:t>presentado.</w:t>
       </w:r>
@@ -1115,12 +1115,12 @@
           <w:color w:val="000000"/>
           <w:kern w:val="0"/>
           <w:lang w:eastAsia="es-ES"/>
-          <w14:ligatures w14:val="none"/>
+          <ns2:ligatures ns2:val="none"/>
         </w:rPr>
         <w:t xml:space="preserve"> </w:t>
       </w:r>
     </w:p>
-    <w:p>
+    <w:p ns2:paraId="1E7AD453" ns2:textId="77777777">
       <w:pPr>
         <w:pStyle w:val="Prrafodelista"/>
         <w:spacing w:after="0" w:line="240" w:lineRule="auto"/>
@@ -1131,11 +1131,11 @@
           <w:color w:val="000000"/>
           <w:kern w:val="0"/>
           <w:lang w:eastAsia="es-ES"/>
-          <w14:ligatures w14:val="none"/>
-        </w:rPr>
-      </w:pPr>
-    </w:p>
-    <w:p>
+          <ns2:ligatures ns2:val="none"/>
+        </w:rPr>
+      </w:pPr>
+    </w:p>
+    <w:p ns2:paraId="693039AF" ns2:textId="74F1CF83">
       <w:pPr>
         <w:pStyle w:val="Prrafodelista"/>
         <w:numPr>
@@ -1153,7 +1153,7 @@
           <w:color w:val="000000"/>
           <w:kern w:val="0"/>
           <w:lang w:eastAsia="es-ES"/>
-          <w14:ligatures w14:val="none"/>
+          <ns2:ligatures ns2:val="none"/>
         </w:rPr>
       </w:pPr>
       <w:r>
@@ -1162,7 +1162,7 @@
           <w:color w:val="000000"/>
           <w:kern w:val="0"/>
           <w:lang w:eastAsia="es-ES"/>
-          <w14:ligatures w14:val="none"/>
+          <ns2:ligatures ns2:val="none"/>
         </w:rPr>
         <w:t xml:space="preserve">El 25 de febrero de 2025, remitió correo electrónico a </w:t>
       </w:r>
@@ -1172,7 +1172,7 @@
           <w:color w:val="000000"/>
           <w:kern w:val="0"/>
           <w:lang w:val="es-ES" w:eastAsia="es-ES"/>
-          <w14:ligatures w14:val="none"/>
+          <ns2:ligatures ns2:val="none"/>
         </w:rPr>
         <w:t xml:space="preserve">Rímac </w:t>
       </w:r>
@@ -1182,7 +1182,7 @@
           <w:color w:val="000000"/>
           <w:kern w:val="0"/>
           <w:lang w:eastAsia="es-ES"/>
-          <w14:ligatures w14:val="none"/>
+          <ns2:ligatures ns2:val="none"/>
         </w:rPr>
         <w:t>solicitando que precise el plazo otorgado a su ex empleador para remitir la información requerida y las acciones a adoptar en caso de incumplimiento.</w:t>
       </w:r>
@@ -1192,12 +1192,12 @@
           <w:color w:val="000000"/>
           <w:kern w:val="0"/>
           <w:lang w:eastAsia="es-ES"/>
-          <w14:ligatures w14:val="none"/>
+          <ns2:ligatures ns2:val="none"/>
         </w:rPr>
         <w:t xml:space="preserve"> </w:t>
       </w:r>
     </w:p>
-    <w:p>
+    <w:p ns2:paraId="7A21DDFD" ns2:textId="77777777">
       <w:pPr>
         <w:pStyle w:val="Prrafodelista"/>
         <w:spacing w:after="0" w:line="240" w:lineRule="auto"/>
@@ -1208,11 +1208,11 @@
           <w:color w:val="000000"/>
           <w:kern w:val="0"/>
           <w:lang w:eastAsia="es-ES"/>
-          <w14:ligatures w14:val="none"/>
-        </w:rPr>
-      </w:pPr>
-    </w:p>
-    <w:p>
+          <ns2:ligatures ns2:val="none"/>
+        </w:rPr>
+      </w:pPr>
+    </w:p>
+    <w:p ns2:paraId="004E36F0" ns2:textId="523DA18A">
       <w:pPr>
         <w:pStyle w:val="Prrafodelista"/>
         <w:numPr>
@@ -1230,7 +1230,7 @@
           <w:color w:val="000000"/>
           <w:kern w:val="0"/>
           <w:lang w:eastAsia="es-ES"/>
-          <w14:ligatures w14:val="none"/>
+          <ns2:ligatures ns2:val="none"/>
         </w:rPr>
       </w:pPr>
       <w:r>
@@ -1239,7 +1239,7 @@
           <w:color w:val="000000"/>
           <w:kern w:val="0"/>
           <w:lang w:eastAsia="es-ES"/>
-          <w14:ligatures w14:val="none"/>
+          <ns2:ligatures ns2:val="none"/>
         </w:rPr>
         <w:t xml:space="preserve">El 12 de marzo de 2025, </w:t>
       </w:r>
@@ -1249,7 +1249,7 @@
           <w:color w:val="000000"/>
           <w:kern w:val="0"/>
           <w:lang w:val="es-ES" w:eastAsia="es-ES"/>
-          <w14:ligatures w14:val="none"/>
+          <ns2:ligatures ns2:val="none"/>
         </w:rPr>
         <w:t xml:space="preserve">Rímac </w:t>
       </w:r>
@@ -1259,7 +1259,7 @@
           <w:color w:val="000000"/>
           <w:kern w:val="0"/>
           <w:lang w:eastAsia="es-ES"/>
-          <w14:ligatures w14:val="none"/>
+          <ns2:ligatures ns2:val="none"/>
         </w:rPr>
         <w:t xml:space="preserve">informó que, mediante Carta </w:t>
       </w:r>
@@ -1270,7 +1270,7 @@
           <w:color w:val="000000"/>
           <w:kern w:val="0"/>
           <w:lang w:eastAsia="es-ES"/>
-          <w14:ligatures w14:val="none"/>
+          <ns2:ligatures ns2:val="none"/>
         </w:rPr>
         <w:t>DOT.RRLL</w:t>
       </w:r>
@@ -1281,7 +1281,7 @@
           <w:color w:val="000000"/>
           <w:kern w:val="0"/>
           <w:lang w:eastAsia="es-ES"/>
-          <w14:ligatures w14:val="none"/>
+          <ns2:ligatures ns2:val="none"/>
         </w:rPr>
         <w:t>/2025-1882, había reiterado el requerimiento de información a su ex empleador, señalando que necesitaba contar con información médico ocupacional para confirmar que los diagnósticos correspondían a una enfermedad de origen ocupacional.</w:t>
       </w:r>
@@ -1291,12 +1291,12 @@
           <w:color w:val="000000"/>
           <w:kern w:val="0"/>
           <w:lang w:eastAsia="es-ES"/>
-          <w14:ligatures w14:val="none"/>
+          <ns2:ligatures ns2:val="none"/>
         </w:rPr>
         <w:t xml:space="preserve"> </w:t>
       </w:r>
     </w:p>
-    <w:p>
+    <w:p ns2:paraId="539E4AC3" ns2:textId="77777777">
       <w:pPr>
         <w:pStyle w:val="Prrafodelista"/>
         <w:spacing w:after="0" w:line="240" w:lineRule="auto"/>
@@ -1307,11 +1307,11 @@
           <w:color w:val="000000"/>
           <w:kern w:val="0"/>
           <w:lang w:eastAsia="es-ES"/>
-          <w14:ligatures w14:val="none"/>
-        </w:rPr>
-      </w:pPr>
-    </w:p>
-    <w:p>
+          <ns2:ligatures ns2:val="none"/>
+        </w:rPr>
+      </w:pPr>
+    </w:p>
+    <w:p ns2:paraId="7AA6EFCF" ns2:textId="4A92035D">
       <w:pPr>
         <w:pStyle w:val="Prrafodelista"/>
         <w:numPr>
@@ -1329,7 +1329,7 @@
           <w:color w:val="000000"/>
           <w:kern w:val="0"/>
           <w:lang w:eastAsia="es-ES"/>
-          <w14:ligatures w14:val="none"/>
+          <ns2:ligatures ns2:val="none"/>
         </w:rPr>
       </w:pPr>
       <w:r>
@@ -1338,7 +1338,7 @@
           <w:color w:val="000000"/>
           <w:kern w:val="0"/>
           <w:lang w:eastAsia="es-ES"/>
-          <w14:ligatures w14:val="none"/>
+          <ns2:ligatures ns2:val="none"/>
         </w:rPr>
         <w:t xml:space="preserve">El 14 de marzo de 2025, comunicó a </w:t>
       </w:r>
@@ -1348,7 +1348,7 @@
           <w:color w:val="000000"/>
           <w:kern w:val="0"/>
           <w:lang w:val="es-ES" w:eastAsia="es-ES"/>
-          <w14:ligatures w14:val="none"/>
+          <ns2:ligatures ns2:val="none"/>
         </w:rPr>
         <w:t xml:space="preserve">Rímac </w:t>
       </w:r>
@@ -1358,7 +1358,7 @@
           <w:color w:val="000000"/>
           <w:kern w:val="0"/>
           <w:lang w:eastAsia="es-ES"/>
-          <w14:ligatures w14:val="none"/>
+          <ns2:ligatures ns2:val="none"/>
         </w:rPr>
         <w:t>que, ante la falta de documentación por parte del empleador, correspondía que sea evaluado por el Centro Nacional de Salud Ocupacional y Protección del Ambiente para la Salud (</w:t>
       </w:r>
@@ -1368,7 +1368,7 @@
           <w:color w:val="000000"/>
           <w:kern w:val="0"/>
           <w:lang w:eastAsia="es-ES"/>
-          <w14:ligatures w14:val="none"/>
+          <ns2:ligatures ns2:val="none"/>
         </w:rPr>
         <w:t xml:space="preserve">en adelante, </w:t>
       </w:r>
@@ -1378,12 +1378,12 @@
           <w:color w:val="000000"/>
           <w:kern w:val="0"/>
           <w:lang w:eastAsia="es-ES"/>
-          <w14:ligatures w14:val="none"/>
+          <ns2:ligatures ns2:val="none"/>
         </w:rPr>
         <w:t>CENSOPAS), solicitando que se disponga su derivación a dicha entidad para la determinación del origen ocupacional de la enfermedad y su posterior calificación.</w:t>
       </w:r>
     </w:p>
-    <w:p>
+    <w:p ns2:paraId="714ABFAC" ns2:textId="77777777">
       <w:pPr>
         <w:pStyle w:val="Prrafodelista"/>
         <w:spacing w:after="0" w:line="240" w:lineRule="auto"/>
@@ -1394,11 +1394,11 @@
           <w:color w:val="000000"/>
           <w:kern w:val="0"/>
           <w:lang w:eastAsia="es-ES"/>
-          <w14:ligatures w14:val="none"/>
-        </w:rPr>
-      </w:pPr>
-    </w:p>
-    <w:p>
+          <ns2:ligatures ns2:val="none"/>
+        </w:rPr>
+      </w:pPr>
+    </w:p>
+    <w:p ns2:paraId="5BA823D7" ns2:textId="52C31A48">
       <w:pPr>
         <w:pStyle w:val="Prrafodelista"/>
         <w:numPr>
@@ -1416,7 +1416,7 @@
           <w:color w:val="000000"/>
           <w:kern w:val="0"/>
           <w:lang w:eastAsia="es-ES"/>
-          <w14:ligatures w14:val="none"/>
+          <ns2:ligatures ns2:val="none"/>
         </w:rPr>
       </w:pPr>
       <w:r>
@@ -1425,7 +1425,7 @@
           <w:color w:val="000000"/>
           <w:kern w:val="0"/>
           <w:lang w:eastAsia="es-ES"/>
-          <w14:ligatures w14:val="none"/>
+          <ns2:ligatures ns2:val="none"/>
         </w:rPr>
         <w:t xml:space="preserve">El 17 de marzo de 2025, </w:t>
       </w:r>
@@ -1435,7 +1435,7 @@
           <w:color w:val="000000"/>
           <w:kern w:val="0"/>
           <w:lang w:val="es-ES" w:eastAsia="es-ES"/>
-          <w14:ligatures w14:val="none"/>
+          <ns2:ligatures ns2:val="none"/>
         </w:rPr>
         <w:t xml:space="preserve">Rímac </w:t>
       </w:r>
@@ -1445,7 +1445,7 @@
           <w:color w:val="000000"/>
           <w:kern w:val="0"/>
           <w:lang w:eastAsia="es-ES"/>
-          <w14:ligatures w14:val="none"/>
+          <ns2:ligatures ns2:val="none"/>
         </w:rPr>
         <w:t xml:space="preserve">respondió por correo electrónico que la gestión ante CENSOPAS no recaía en ella y que debía ser realizada directamente por </w:t>
       </w:r>
@@ -1455,7 +1455,7 @@
           <w:color w:val="000000"/>
           <w:kern w:val="0"/>
           <w:lang w:eastAsia="es-ES"/>
-          <w14:ligatures w14:val="none"/>
+          <ns2:ligatures ns2:val="none"/>
         </w:rPr>
         <w:t>su persona</w:t>
       </w:r>
@@ -1465,12 +1465,12 @@
           <w:color w:val="000000"/>
           <w:kern w:val="0"/>
           <w:lang w:eastAsia="es-ES"/>
-          <w14:ligatures w14:val="none"/>
+          <ns2:ligatures ns2:val="none"/>
         </w:rPr>
         <w:t>.</w:t>
       </w:r>
     </w:p>
-    <w:p>
+    <w:p ns2:paraId="5C73E0C5" ns2:textId="77777777">
       <w:pPr>
         <w:pStyle w:val="Prrafodelista"/>
         <w:spacing w:after="0" w:line="240" w:lineRule="auto"/>
@@ -1481,11 +1481,11 @@
           <w:color w:val="000000"/>
           <w:kern w:val="0"/>
           <w:lang w:eastAsia="es-ES"/>
-          <w14:ligatures w14:val="none"/>
-        </w:rPr>
-      </w:pPr>
-    </w:p>
-    <w:p>
+          <ns2:ligatures ns2:val="none"/>
+        </w:rPr>
+      </w:pPr>
+    </w:p>
+    <w:p ns2:paraId="29AED8CF" ns2:textId="2B57E08E">
       <w:pPr>
         <w:pStyle w:val="Prrafodelista"/>
         <w:numPr>
@@ -1503,7 +1503,7 @@
           <w:color w:val="000000"/>
           <w:kern w:val="0"/>
           <w:lang w:eastAsia="es-ES"/>
-          <w14:ligatures w14:val="none"/>
+          <ns2:ligatures ns2:val="none"/>
         </w:rPr>
       </w:pPr>
       <w:r>
@@ -1512,7 +1512,7 @@
           <w:color w:val="000000"/>
           <w:kern w:val="0"/>
           <w:lang w:eastAsia="es-ES"/>
-          <w14:ligatures w14:val="none"/>
+          <ns2:ligatures ns2:val="none"/>
         </w:rPr>
         <w:t xml:space="preserve">El 1 de septiembre de 2025, consultó a </w:t>
       </w:r>
@@ -1522,7 +1522,7 @@
           <w:color w:val="000000"/>
           <w:kern w:val="0"/>
           <w:lang w:val="es-ES" w:eastAsia="es-ES"/>
-          <w14:ligatures w14:val="none"/>
+          <ns2:ligatures ns2:val="none"/>
         </w:rPr>
         <w:t xml:space="preserve">Rímac </w:t>
       </w:r>
@@ -1532,7 +1532,7 @@
           <w:color w:val="000000"/>
           <w:kern w:val="0"/>
           <w:lang w:eastAsia="es-ES"/>
-          <w14:ligatures w14:val="none"/>
+          <ns2:ligatures ns2:val="none"/>
         </w:rPr>
         <w:t>si su ex empleador había remitido la información solicitada.</w:t>
       </w:r>
@@ -1542,7 +1542,7 @@
           <w:color w:val="000000"/>
           <w:kern w:val="0"/>
           <w:lang w:eastAsia="es-ES"/>
-          <w14:ligatures w14:val="none"/>
+          <ns2:ligatures ns2:val="none"/>
         </w:rPr>
         <w:t xml:space="preserve"> </w:t>
       </w:r>
@@ -1552,7 +1552,7 @@
           <w:color w:val="000000"/>
           <w:kern w:val="0"/>
           <w:lang w:eastAsia="es-ES"/>
-          <w14:ligatures w14:val="none"/>
+          <ns2:ligatures ns2:val="none"/>
         </w:rPr>
         <w:t xml:space="preserve">El 2 de septiembre de 2025, </w:t>
       </w:r>
@@ -1562,7 +1562,7 @@
           <w:color w:val="000000"/>
           <w:kern w:val="0"/>
           <w:lang w:val="es-ES" w:eastAsia="es-ES"/>
-          <w14:ligatures w14:val="none"/>
+          <ns2:ligatures ns2:val="none"/>
         </w:rPr>
         <w:t xml:space="preserve">Rímac le </w:t>
       </w:r>
@@ -1572,7 +1572,7 @@
           <w:color w:val="000000"/>
           <w:kern w:val="0"/>
           <w:lang w:eastAsia="es-ES"/>
-          <w14:ligatures w14:val="none"/>
+          <ns2:ligatures ns2:val="none"/>
         </w:rPr>
         <w:t>remitió un fragmento del cargo de recepción de las cartas dirigidas a su ex empleador, indicando que estas habían sido recibidas, sin que hasta esa fecha se hubiera remitido la información requerida.</w:t>
       </w:r>
@@ -1582,12 +1582,12 @@
           <w:color w:val="000000"/>
           <w:kern w:val="0"/>
           <w:lang w:eastAsia="es-ES"/>
-          <w14:ligatures w14:val="none"/>
+          <ns2:ligatures ns2:val="none"/>
         </w:rPr>
         <w:t xml:space="preserve"> </w:t>
       </w:r>
     </w:p>
-    <w:p>
+    <w:p ns2:paraId="33C0419C" ns2:textId="77777777">
       <w:pPr>
         <w:pStyle w:val="Prrafodelista"/>
         <w:spacing w:after="0" w:line="240" w:lineRule="auto"/>
@@ -1598,11 +1598,11 @@
           <w:color w:val="000000"/>
           <w:kern w:val="0"/>
           <w:lang w:eastAsia="es-ES"/>
-          <w14:ligatures w14:val="none"/>
-        </w:rPr>
-      </w:pPr>
-    </w:p>
-    <w:p>
+          <ns2:ligatures ns2:val="none"/>
+        </w:rPr>
+      </w:pPr>
+    </w:p>
+    <w:p ns2:paraId="71A1D14A" ns2:textId="4F5F1F88">
       <w:pPr>
         <w:pStyle w:val="Prrafodelista"/>
         <w:numPr>
@@ -1620,7 +1620,7 @@
           <w:color w:val="000000"/>
           <w:kern w:val="0"/>
           <w:lang w:eastAsia="es-ES"/>
-          <w14:ligatures w14:val="none"/>
+          <ns2:ligatures ns2:val="none"/>
         </w:rPr>
       </w:pPr>
       <w:r>
@@ -1629,7 +1629,7 @@
           <w:color w:val="000000"/>
           <w:kern w:val="0"/>
           <w:lang w:eastAsia="es-ES"/>
-          <w14:ligatures w14:val="none"/>
+          <ns2:ligatures ns2:val="none"/>
         </w:rPr>
         <w:t>El 14 de octubre de 2025, remitió a la aseguradora el informe de evaluación médica emitido por CENSOPAS, en el cual se concluyó que la enfermedad diagnosticada era de origen ocupacional.</w:t>
       </w:r>
@@ -1639,12 +1639,12 @@
           <w:color w:val="000000"/>
           <w:kern w:val="0"/>
           <w:lang w:eastAsia="es-ES"/>
-          <w14:ligatures w14:val="none"/>
+          <ns2:ligatures ns2:val="none"/>
         </w:rPr>
         <w:t xml:space="preserve"> </w:t>
       </w:r>
     </w:p>
-    <w:p>
+    <w:p ns2:paraId="67E6F8FE" ns2:textId="77777777">
       <w:pPr>
         <w:pStyle w:val="Prrafodelista"/>
         <w:spacing w:after="0" w:line="240" w:lineRule="auto"/>
@@ -1655,11 +1655,11 @@
           <w:color w:val="000000"/>
           <w:kern w:val="0"/>
           <w:lang w:eastAsia="es-ES"/>
-          <w14:ligatures w14:val="none"/>
-        </w:rPr>
-      </w:pPr>
-    </w:p>
-    <w:p>
+          <ns2:ligatures ns2:val="none"/>
+        </w:rPr>
+      </w:pPr>
+    </w:p>
+    <w:p ns2:paraId="452B8BE9" ns2:textId="3DB745B6">
       <w:pPr>
         <w:pStyle w:val="Prrafodelista"/>
         <w:numPr>
@@ -1677,7 +1677,7 @@
           <w:color w:val="000000"/>
           <w:kern w:val="0"/>
           <w:lang w:eastAsia="es-ES"/>
-          <w14:ligatures w14:val="none"/>
+          <ns2:ligatures ns2:val="none"/>
         </w:rPr>
       </w:pPr>
       <w:r>
@@ -1686,7 +1686,7 @@
           <w:color w:val="000000"/>
           <w:kern w:val="0"/>
           <w:lang w:eastAsia="es-ES"/>
-          <w14:ligatures w14:val="none"/>
+          <ns2:ligatures ns2:val="none"/>
         </w:rPr>
         <w:t xml:space="preserve">El 23 de octubre de 2025, </w:t>
       </w:r>
@@ -1696,7 +1696,7 @@
           <w:color w:val="000000"/>
           <w:kern w:val="0"/>
           <w:lang w:val="es-ES" w:eastAsia="es-ES"/>
-          <w14:ligatures w14:val="none"/>
+          <ns2:ligatures ns2:val="none"/>
         </w:rPr>
         <w:t xml:space="preserve">Rímac </w:t>
       </w:r>
@@ -1706,7 +1706,7 @@
           <w:color w:val="000000"/>
           <w:kern w:val="0"/>
           <w:lang w:eastAsia="es-ES"/>
-          <w14:ligatures w14:val="none"/>
+          <ns2:ligatures ns2:val="none"/>
         </w:rPr>
         <w:t>reiteró el requerimiento de información a su ex empleador.</w:t>
       </w:r>
@@ -1716,7 +1716,7 @@
           <w:color w:val="000000"/>
           <w:kern w:val="0"/>
           <w:lang w:eastAsia="es-ES"/>
-          <w14:ligatures w14:val="none"/>
+          <ns2:ligatures ns2:val="none"/>
         </w:rPr>
         <w:t xml:space="preserve"> </w:t>
       </w:r>
@@ -1726,7 +1726,7 @@
           <w:color w:val="000000"/>
           <w:kern w:val="0"/>
           <w:lang w:eastAsia="es-ES"/>
-          <w14:ligatures w14:val="none"/>
+          <ns2:ligatures ns2:val="none"/>
         </w:rPr>
         <w:t>El 6 de noviembre de 2025, la aseguradora volvió a reiterar la solicitud de información a su ex empleador, sin emitir pronunciamiento sobre la procedencia de la solicitud de pensión.</w:t>
       </w:r>
@@ -1736,12 +1736,12 @@
           <w:color w:val="000000"/>
           <w:kern w:val="0"/>
           <w:lang w:eastAsia="es-ES"/>
-          <w14:ligatures w14:val="none"/>
+          <ns2:ligatures ns2:val="none"/>
         </w:rPr>
         <w:t xml:space="preserve"> </w:t>
       </w:r>
     </w:p>
-    <w:p>
+    <w:p ns2:paraId="32A34C40" ns2:textId="77777777">
       <w:pPr>
         <w:pStyle w:val="Prrafodelista"/>
         <w:spacing w:after="0" w:line="240" w:lineRule="auto"/>
@@ -1752,11 +1752,11 @@
           <w:color w:val="000000"/>
           <w:kern w:val="0"/>
           <w:lang w:eastAsia="es-ES"/>
-          <w14:ligatures w14:val="none"/>
-        </w:rPr>
-      </w:pPr>
-    </w:p>
-    <w:p>
+          <ns2:ligatures ns2:val="none"/>
+        </w:rPr>
+      </w:pPr>
+    </w:p>
+    <w:p ns2:paraId="2F9CF7F5" ns2:textId="207DC0C1">
       <w:pPr>
         <w:pStyle w:val="Prrafodelista"/>
         <w:numPr>
@@ -1771,7 +1771,7 @@
           <w:color w:val="000000"/>
           <w:kern w:val="0"/>
           <w:lang w:eastAsia="es-ES"/>
-          <w14:ligatures w14:val="none"/>
+          <ns2:ligatures ns2:val="none"/>
         </w:rPr>
       </w:pPr>
       <w:r>
@@ -1780,7 +1780,7 @@
           <w:color w:val="000000"/>
           <w:kern w:val="0"/>
           <w:lang w:eastAsia="es-ES"/>
-          <w14:ligatures w14:val="none"/>
+          <ns2:ligatures ns2:val="none"/>
         </w:rPr>
         <w:t>P</w:t>
       </w:r>
@@ -1790,7 +1790,7 @@
           <w:color w:val="000000"/>
           <w:kern w:val="0"/>
           <w:lang w:eastAsia="es-ES"/>
-          <w14:ligatures w14:val="none"/>
+          <ns2:ligatures ns2:val="none"/>
         </w:rPr>
         <w:t xml:space="preserve">ese a haber acreditado el origen ocupacional de su enfermedad mediante evaluación especializada, </w:t>
       </w:r>
@@ -1800,7 +1800,7 @@
           <w:color w:val="000000"/>
           <w:kern w:val="0"/>
           <w:lang w:val="es-ES" w:eastAsia="es-ES"/>
-          <w14:ligatures w14:val="none"/>
+          <ns2:ligatures ns2:val="none"/>
         </w:rPr>
         <w:t xml:space="preserve">Rímac </w:t>
       </w:r>
@@ -1810,7 +1810,7 @@
           <w:color w:val="000000"/>
           <w:kern w:val="0"/>
           <w:lang w:eastAsia="es-ES"/>
-          <w14:ligatures w14:val="none"/>
+          <ns2:ligatures ns2:val="none"/>
         </w:rPr>
         <w:t xml:space="preserve">continuó solicitando información adicional a su ex empleador y no emitió pronunciamiento sobre la cobertura solicitada, </w:t>
       </w:r>
@@ -1820,7 +1820,7 @@
           <w:color w:val="000000"/>
           <w:kern w:val="0"/>
           <w:lang w:eastAsia="es-ES"/>
-          <w14:ligatures w14:val="none"/>
+          <ns2:ligatures ns2:val="none"/>
         </w:rPr>
         <w:t xml:space="preserve">condicionando indebidamente la evaluación de mi solicitud de cobertura del </w:t>
       </w:r>
@@ -1830,7 +1830,7 @@
           <w:color w:val="000000"/>
           <w:kern w:val="0"/>
           <w:lang w:val="es-ES" w:eastAsia="es-ES"/>
-          <w14:ligatures w14:val="none"/>
+          <ns2:ligatures ns2:val="none"/>
         </w:rPr>
         <w:t>SCTR Pensión</w:t>
       </w:r>
@@ -1840,12 +1840,12 @@
           <w:color w:val="000000"/>
           <w:kern w:val="0"/>
           <w:lang w:eastAsia="es-ES"/>
-          <w14:ligatures w14:val="none"/>
+          <ns2:ligatures ns2:val="none"/>
         </w:rPr>
         <w:t>.</w:t>
       </w:r>
     </w:p>
-    <w:p>
+    <w:p ns2:paraId="33E14FF7" ns2:textId="77777777">
       <w:pPr>
         <w:tabs>
           <w:tab w:val="left" w:pos="1134"/>
@@ -1857,11 +1857,11 @@
           <w:color w:val="000000"/>
           <w:kern w:val="0"/>
           <w:lang w:eastAsia="es-ES"/>
-          <w14:ligatures w14:val="none"/>
-        </w:rPr>
-      </w:pPr>
-    </w:p>
-    <w:p>
+          <ns2:ligatures ns2:val="none"/>
+        </w:rPr>
+      </w:pPr>
+    </w:p>
+    <w:p ns2:paraId="65C58807" ns2:textId="7E8CD544">
       <w:pPr>
         <w:numPr>
           <w:ilvl w:val="1"/>
@@ -1879,7 +1879,7 @@
           <w:color w:val="000000"/>
           <w:kern w:val="0"/>
           <w:lang w:val="es-ES" w:eastAsia="es-ES"/>
-          <w14:ligatures w14:val="none"/>
+          <ns2:ligatures ns2:val="none"/>
         </w:rPr>
       </w:pPr>
       <w:r>
@@ -1888,7 +1888,7 @@
           <w:color w:val="000000"/>
           <w:kern w:val="0"/>
           <w:lang w:val="es-ES" w:eastAsia="es-ES"/>
-          <w14:ligatures w14:val="none"/>
+          <ns2:ligatures ns2:val="none"/>
         </w:rPr>
         <w:t xml:space="preserve">El señor [APELLIDO] solicitó, en calidad de medida correctiva, que Rímac cumpla con otorgar la cobertura del SCTR Pensión. Asimismo, requirió el reembolso de costos y costas del presente procedimiento.</w:t>
       </w:r>
@@ -1898,7 +1898,7 @@
           <w:color w:val="000000"/>
           <w:kern w:val="0"/>
           <w:lang w:val="es-ES" w:eastAsia="es-ES"/>
-          <w14:ligatures w14:val="none"/>
+          <ns2:ligatures ns2:val="none"/>
         </w:rPr>
         <w:t xml:space="preserve"/>
       </w:r>
@@ -1906,7 +1906,7 @@
         <w:rPr>
           <w:rFonts w:ascii="Arial Narrow" w:eastAsia="Calibri" w:hAnsi="Arial Narrow" w:cs="Arial"/>
           <w:kern w:val="0"/>
-          <w14:ligatures w14:val="none"/>
+          <ns2:ligatures ns2:val="none"/>
         </w:rPr>
         <w:t xml:space="preserve"/>
       </w:r>
@@ -1915,7 +1915,7 @@
         <w:rPr>
           <w:rFonts w:ascii="Arial Narrow" w:eastAsia="Calibri" w:hAnsi="Arial Narrow" w:cs="Arial"/>
           <w:kern w:val="0"/>
-          <w14:ligatures w14:val="none"/>
+          <ns2:ligatures ns2:val="none"/>
         </w:rPr>
         <w:t/>
       </w:r>
@@ -1924,7 +1924,7 @@
         <w:rPr>
           <w:rFonts w:ascii="Arial Narrow" w:eastAsia="Calibri" w:hAnsi="Arial Narrow" w:cs="Arial"/>
           <w:kern w:val="0"/>
-          <w14:ligatures w14:val="none"/>
+          <ns2:ligatures ns2:val="none"/>
         </w:rPr>
         <w:t xml:space="preserve"/>
       </w:r>
@@ -1934,7 +1934,7 @@
           <w:color w:val="000000"/>
           <w:kern w:val="0"/>
           <w:lang w:val="es-ES" w:eastAsia="es-ES"/>
-          <w14:ligatures w14:val="none"/>
+          <ns2:ligatures ns2:val="none"/>
         </w:rPr>
         <w:t xml:space="preserve"/>
       </w:r>
@@ -1944,7 +1944,7 @@
           <w:color w:val="000000"/>
           <w:kern w:val="0"/>
           <w:lang w:val="es-ES" w:eastAsia="es-ES"/>
-          <w14:ligatures w14:val="none"/>
+          <ns2:ligatures ns2:val="none"/>
         </w:rPr>
         <w:t/>
       </w:r>
@@ -1954,12 +1954,12 @@
           <w:color w:val="000000"/>
           <w:kern w:val="0"/>
           <w:lang w:val="es-ES" w:eastAsia="es-ES"/>
-          <w14:ligatures w14:val="none"/>
+          <ns2:ligatures ns2:val="none"/>
         </w:rPr>
         <w:t/>
       </w:r>
     </w:p>
-    <w:p>
+    <w:p ns2:paraId="66005174" ns2:textId="77777777">
       <w:pPr>
         <w:spacing w:after="0" w:line="240" w:lineRule="auto"/>
         <w:contextualSpacing/>
@@ -1970,11 +1970,11 @@
           <w:color w:val="000000"/>
           <w:kern w:val="0"/>
           <w:lang w:eastAsia="es-PE"/>
-          <w14:ligatures w14:val="none"/>
-        </w:rPr>
-      </w:pPr>
-    </w:p>
-    <w:p>
+          <ns2:ligatures ns2:val="none"/>
+        </w:rPr>
+      </w:pPr>
+    </w:p>
+    <w:p ns2:paraId="3541B1F9" ns2:textId="77777777">
       <w:pPr>
         <w:pStyle w:val="Prrafodelista"/>
         <w:numPr>
@@ -1994,22 +1994,22 @@
           <w:color w:val="000000"/>
           <w:kern w:val="0"/>
           <w:lang w:eastAsia="es-PE"/>
-          <w14:ligatures w14:val="none"/>
-        </w:rPr>
-      </w:pPr>
-      <w:r>
-        <w:rPr>
-          <w:rFonts w:ascii="Arial Narrow" w:eastAsia="Arial Narrow" w:hAnsi="Arial Narrow" w:cs="Arial Narrow"/>
-          <w:b/>
-          <w:color w:val="000000"/>
-          <w:kern w:val="0"/>
-          <w:lang w:eastAsia="es-PE"/>
-          <w14:ligatures w14:val="none"/>
+          <ns2:ligatures ns2:val="none"/>
+        </w:rPr>
+      </w:pPr>
+      <w:r>
+        <w:rPr>
+          <w:rFonts w:ascii="Arial Narrow" w:eastAsia="Arial Narrow" w:hAnsi="Arial Narrow" w:cs="Arial Narrow"/>
+          <w:b/>
+          <w:color w:val="000000"/>
+          <w:kern w:val="0"/>
+          <w:lang w:eastAsia="es-PE"/>
+          <ns2:ligatures ns2:val="none"/>
         </w:rPr>
         <w:t>DE LA ADMISIÓN A TRÁMITE DE LA DENUNCIA</w:t>
       </w:r>
     </w:p>
-    <w:p>
+    <w:p ns2:paraId="34556756" ns2:textId="77777777">
       <w:pPr>
         <w:spacing w:after="0" w:line="240" w:lineRule="auto"/>
         <w:contextualSpacing/>
@@ -2020,13 +2020,13 @@
           <w:color w:val="000000"/>
           <w:kern w:val="0"/>
           <w:lang w:eastAsia="es-PE"/>
-          <w14:ligatures w14:val="none"/>
+          <ns2:ligatures ns2:val="none"/>
         </w:rPr>
       </w:pPr>
       <w:bookmarkStart w:id="1" w:name="_Hlk212795168"/>
       <w:bookmarkStart w:id="2" w:name="_Hlk218848146"/>
     </w:p>
-    <w:p>
+    <w:p ns2:paraId="5F4266A4" ns2:textId="436F0A9D">
       <w:pPr>
         <w:pStyle w:val="Prrafodelista"/>
         <w:numPr>
@@ -2039,7 +2039,7 @@
         <w:rPr>
           <w:rFonts w:ascii="Arial Narrow" w:eastAsia="Arial Narrow" w:hAnsi="Arial Narrow" w:cs="Arial Narrow"/>
           <w:kern w:val="0"/>
-          <w14:ligatures w14:val="none"/>
+          <ns2:ligatures ns2:val="none"/>
         </w:rPr>
       </w:pPr>
       <w:bookmarkStart w:id="3" w:name="_Hlk140755208"/>
@@ -2051,7 +2051,7 @@
           <w:color w:val="000000"/>
           <w:kern w:val="0"/>
           <w:lang w:eastAsia="es-PE"/>
-          <w14:ligatures w14:val="none"/>
+          <ns2:ligatures ns2:val="none"/>
         </w:rPr>
         <w:t>La Secretaría Técnica de la Comisión de Protección al Consumidor 1 (en adelante, la Secretaría Técnica), en ejercicio de sus facultades</w:t>
       </w:r>
@@ -2064,7 +2064,7 @@
           <w:rFonts w:ascii="Arial Narrow" w:eastAsia="Arial Narrow" w:hAnsi="Arial Narrow" w:cs="Arial Narrow"/>
           <w:kern w:val="0"/>
           <w:vertAlign w:val="superscript"/>
-          <w14:ligatures w14:val="none"/>
+          <ns2:ligatures ns2:val="none"/>
         </w:rPr>
         <w:footnoteReference w:id="2"/>
       </w:r>
@@ -2074,7 +2074,7 @@
           <w:color w:val="000000"/>
           <w:kern w:val="0"/>
           <w:lang w:eastAsia="es-PE"/>
-          <w14:ligatures w14:val="none"/>
+          <ns2:ligatures ns2:val="none"/>
         </w:rPr>
         <w:t xml:space="preserve">, </w:t>
       </w:r>
@@ -2084,7 +2084,7 @@
           <w:color w:val="000000"/>
           <w:kern w:val="0"/>
           <w:lang w:eastAsia="es-PE"/>
-          <w14:ligatures w14:val="none"/>
+          <ns2:ligatures ns2:val="none"/>
         </w:rPr>
         <w:t xml:space="preserve">considera </w:t>
       </w:r>
@@ -2092,7 +2092,7 @@
         <w:rPr>
           <w:rFonts w:ascii="Arial Narrow" w:eastAsia="Arial Narrow" w:hAnsi="Arial Narrow" w:cs="Arial Narrow"/>
           <w:kern w:val="0"/>
-          <w14:ligatures w14:val="none"/>
+          <ns2:ligatures ns2:val="none"/>
         </w:rPr>
         <w:t xml:space="preserve">que el hecho denunciado, </w:t>
       </w:r>
@@ -2101,7 +2101,7 @@
         <w:rPr>
           <w:rFonts w:ascii="Arial Narrow" w:eastAsia="Arial Narrow" w:hAnsi="Arial Narrow" w:cs="Arial Narrow"/>
           <w:kern w:val="0"/>
-          <w14:ligatures w14:val="none"/>
+          <ns2:ligatures ns2:val="none"/>
         </w:rPr>
         <w:t xml:space="preserve">consistente en que </w:t>
       </w:r>
@@ -2115,7 +2115,7 @@
           <w:kern w:val="0"/>
           <w:shd w:val="clear" w:color="auto" w:fill="FFFFFF"/>
           <w:lang w:eastAsia="es-PE"/>
-          <w14:ligatures w14:val="none"/>
+          <ns2:ligatures ns2:val="none"/>
         </w:rPr>
         <w:t>la compañía aseguradora no habría cumplido con otorgar oportunamente la cobertura de la Póliza del Seguro Complementario de Trabajo de Riesgo – Pensión solicitada por el denunciante el 6 de febrero de 2025, en virtud de su enfermedad de origen ocupacional</w:t>
       </w:r>
@@ -2123,7 +2123,7 @@
         <w:rPr>
           <w:rFonts w:ascii="Arial Narrow" w:eastAsia="Arial Narrow" w:hAnsi="Arial Narrow" w:cs="Arial Narrow"/>
           <w:kern w:val="0"/>
-          <w14:ligatures w14:val="none"/>
+          <ns2:ligatures ns2:val="none"/>
         </w:rPr>
         <w:t>; involucraría una presunta afectación a sus expectativas, quien no habría encontrado una correspondencia entre lo que esperaba recibir de parte del proveedor y lo que realmente recibió. Por consiguiente, corresponde calificar el hecho materia de denuncia como una presunta infracción al deber de idoneidad, tipificado en los artículos 18</w:t>
       </w:r>
@@ -2133,7 +2133,7 @@
           <w:color w:val="000000"/>
           <w:kern w:val="0"/>
           <w:lang w:eastAsia="es-PE"/>
-          <w14:ligatures w14:val="none"/>
+          <ns2:ligatures ns2:val="none"/>
         </w:rPr>
         <w:t/>
       </w:r>
@@ -2141,7 +2141,7 @@
         <w:rPr>
           <w:rFonts w:ascii="Arial Narrow" w:eastAsia="Arial Narrow" w:hAnsi="Arial Narrow" w:cs="Arial Narrow"/>
           <w:kern w:val="0"/>
-          <w14:ligatures w14:val="none"/>
+          <ns2:ligatures ns2:val="none"/>
         </w:rPr>
         <w:t xml:space="preserve"> y 19</w:t>
       </w:r>
@@ -2151,7 +2151,7 @@
           <w:color w:val="000000"/>
           <w:kern w:val="0"/>
           <w:lang w:eastAsia="es-PE"/>
-          <w14:ligatures w14:val="none"/>
+          <ns2:ligatures ns2:val="none"/>
         </w:rPr>
         <w:t/>
       </w:r>
@@ -2159,7 +2159,7 @@
         <w:rPr>
           <w:rFonts w:ascii="Arial Narrow" w:eastAsia="Arial Narrow" w:hAnsi="Arial Narrow" w:cs="Arial Narrow"/>
           <w:kern w:val="0"/>
-          <w14:ligatures w14:val="none"/>
+          <ns2:ligatures ns2:val="none"/>
         </w:rPr>
         <w:t xml:space="preserve"> del Código</w:t>
       </w:r>
@@ -2171,7 +2171,7 @@
           <w:rFonts w:ascii="Arial Narrow" w:eastAsia="Arial Narrow" w:hAnsi="Arial Narrow" w:cs="Arial"/>
           <w:kern w:val="0"/>
           <w:vertAlign w:val="superscript"/>
-          <w14:ligatures w14:val="none"/>
+          <ns2:ligatures ns2:val="none"/>
         </w:rPr>
         <w:footnoteReference w:id="3"/>
       </w:r>
@@ -2180,25 +2180,25 @@
         <w:rPr>
           <w:rFonts w:ascii="Arial Narrow" w:eastAsia="Arial Narrow" w:hAnsi="Arial Narrow" w:cs="Arial Narrow"/>
           <w:kern w:val="0"/>
-          <w14:ligatures w14:val="none"/>
+          <ns2:ligatures ns2:val="none"/>
         </w:rPr>
         <w:t>.</w:t>
       </w:r>
       <w:bookmarkEnd w:id="8"/>
     </w:p>
     <w:bookmarkEnd w:id="1"/>
-    <w:p>
-      <w:pPr>
-        <w:spacing w:after="0" w:line="240" w:lineRule="auto"/>
-        <w:jc w:val="both"/>
-        <w:rPr>
-          <w:rFonts w:ascii="Arial Narrow" w:eastAsia="Arial Narrow" w:hAnsi="Arial Narrow" w:cs="Arial Narrow"/>
-          <w:kern w:val="0"/>
-          <w14:ligatures w14:val="none"/>
-        </w:rPr>
-      </w:pPr>
-    </w:p>
-    <w:p>
+    <w:p ns2:paraId="2DC7B64E" ns2:textId="77777777">
+      <w:pPr>
+        <w:spacing w:after="0" w:line="240" w:lineRule="auto"/>
+        <w:jc w:val="both"/>
+        <w:rPr>
+          <w:rFonts w:ascii="Arial Narrow" w:eastAsia="Arial Narrow" w:hAnsi="Arial Narrow" w:cs="Arial Narrow"/>
+          <w:kern w:val="0"/>
+          <ns2:ligatures ns2:val="none"/>
+        </w:rPr>
+      </w:pPr>
+    </w:p>
+    <w:p ns2:paraId="61A99930" ns2:textId="25ADFA29">
       <w:pPr>
         <w:pStyle w:val="Prrafodelista"/>
         <w:numPr>
@@ -2211,14 +2211,14 @@
         <w:rPr>
           <w:rFonts w:ascii="Arial Narrow" w:eastAsia="Arial Narrow" w:hAnsi="Arial Narrow" w:cs="Arial Narrow"/>
           <w:kern w:val="0"/>
-          <w14:ligatures w14:val="none"/>
-        </w:rPr>
-      </w:pPr>
-      <w:r>
-        <w:rPr>
-          <w:rFonts w:ascii="Arial Narrow" w:eastAsia="Arial Narrow" w:hAnsi="Arial Narrow" w:cs="Arial Narrow"/>
-          <w:kern w:val="0"/>
-          <w14:ligatures w14:val="none"/>
+          <ns2:ligatures ns2:val="none"/>
+        </w:rPr>
+      </w:pPr>
+      <w:r>
+        <w:rPr>
+          <w:rFonts w:ascii="Arial Narrow" w:eastAsia="Arial Narrow" w:hAnsi="Arial Narrow" w:cs="Arial Narrow"/>
+          <w:kern w:val="0"/>
+          <ns2:ligatures ns2:val="none"/>
         </w:rPr>
         <w:t xml:space="preserve">Asimismo, </w:t>
       </w:r>
@@ -2228,7 +2228,7 @@
           <w:color w:val="000000"/>
           <w:kern w:val="0"/>
           <w:lang w:eastAsia="es-PE"/>
-          <w14:ligatures w14:val="none"/>
+          <ns2:ligatures ns2:val="none"/>
         </w:rPr>
         <w:t xml:space="preserve">la Secretaría Técnica, en ejercicio de sus facultades, considera </w:t>
       </w:r>
@@ -2236,7 +2236,7 @@
         <w:rPr>
           <w:rFonts w:ascii="Arial Narrow" w:eastAsia="Arial Narrow" w:hAnsi="Arial Narrow" w:cs="Arial"/>
           <w:kern w:val="0"/>
-          <w14:ligatures w14:val="none"/>
+          <ns2:ligatures ns2:val="none"/>
         </w:rPr>
         <w:t xml:space="preserve">que el hecho denunciado, consistente en que </w:t>
       </w:r>
@@ -2248,7 +2248,7 @@
           <w:kern w:val="0"/>
           <w:shd w:val="clear" w:color="auto" w:fill="FFFFFF"/>
           <w:lang w:eastAsia="es-PE"/>
-          <w14:ligatures w14:val="none"/>
+          <ns2:ligatures ns2:val="none"/>
         </w:rPr>
         <w:t>la compañía aseguradora no habría cumplido con pronunciarse oportunamente a la comunicación remitida el 14 de octubre de 2025 por el denunciante con el informe de evaluación médica del Centro Nacional de Salud Ocupacional y Protección del Ambiente para la Salud que acreditaba el origen ocupacional de la enfermedad, en virtud de la procedencia de la cobertura de la Póliza del Seguro Complementario de Trabajo de Riesgo – Pensión</w:t>
       </w:r>
@@ -2256,7 +2256,7 @@
         <w:rPr>
           <w:rFonts w:ascii="Arial Narrow" w:eastAsia="Arial Narrow" w:hAnsi="Arial Narrow" w:cs="Arial Narrow"/>
           <w:kern w:val="0"/>
-          <w14:ligatures w14:val="none"/>
+          <ns2:ligatures ns2:val="none"/>
         </w:rPr>
         <w:t>; involucraría una presunta afectación a sus expectativas, quien no habría encontrado una correspondencia entre lo que esperaba recibir de parte del proveedor y lo que realmente recibió. Por consiguiente, corresponde calificar el hecho materia de denuncia como una presunta infracción al deber de idoneidad, tipificado en los artículos 18</w:t>
       </w:r>
@@ -2266,7 +2266,7 @@
           <w:color w:val="000000"/>
           <w:kern w:val="0"/>
           <w:lang w:eastAsia="es-PE"/>
-          <w14:ligatures w14:val="none"/>
+          <ns2:ligatures ns2:val="none"/>
         </w:rPr>
         <w:t/>
       </w:r>
@@ -2274,7 +2274,7 @@
         <w:rPr>
           <w:rFonts w:ascii="Arial Narrow" w:eastAsia="Arial Narrow" w:hAnsi="Arial Narrow" w:cs="Arial Narrow"/>
           <w:kern w:val="0"/>
-          <w14:ligatures w14:val="none"/>
+          <ns2:ligatures ns2:val="none"/>
         </w:rPr>
         <w:t xml:space="preserve"> y 19</w:t>
       </w:r>
@@ -2284,7 +2284,7 @@
           <w:color w:val="000000"/>
           <w:kern w:val="0"/>
           <w:lang w:eastAsia="es-PE"/>
-          <w14:ligatures w14:val="none"/>
+          <ns2:ligatures ns2:val="none"/>
         </w:rPr>
         <w:t/>
       </w:r>
@@ -2292,7 +2292,7 @@
         <w:rPr>
           <w:rFonts w:ascii="Arial Narrow" w:eastAsia="Arial Narrow" w:hAnsi="Arial Narrow" w:cs="Arial Narrow"/>
           <w:kern w:val="0"/>
-          <w14:ligatures w14:val="none"/>
+          <ns2:ligatures ns2:val="none"/>
         </w:rPr>
         <w:t xml:space="preserve"> del Código</w:t>
       </w:r>
@@ -2300,24 +2300,24 @@
         <w:rPr>
           <w:rFonts w:ascii="Arial Narrow" w:eastAsia="Arial Narrow" w:hAnsi="Arial Narrow" w:cs="Arial"/>
           <w:kern w:val="0"/>
-          <w14:ligatures w14:val="none"/>
+          <ns2:ligatures ns2:val="none"/>
         </w:rPr>
         <w:t>.</w:t>
       </w:r>
       <w:bookmarkStart w:id="12" w:name="_Hlk212534267"/>
       <w:bookmarkEnd w:id="11"/>
     </w:p>
-    <w:p>
+    <w:p ns2:paraId="39055D16" ns2:textId="77777777">
       <w:pPr>
         <w:pStyle w:val="Prrafodelista"/>
         <w:rPr>
           <w:rFonts w:ascii="Arial Narrow" w:eastAsia="Arial Narrow" w:hAnsi="Arial Narrow" w:cs="Arial Narrow"/>
           <w:kern w:val="0"/>
-          <w14:ligatures w14:val="none"/>
-        </w:rPr>
-      </w:pPr>
-    </w:p>
-    <w:p>
+          <ns2:ligatures ns2:val="none"/>
+        </w:rPr>
+      </w:pPr>
+    </w:p>
+    <w:p ns2:paraId="102365CF" ns2:textId="7F815B0D">
       <w:pPr>
         <w:pStyle w:val="Prrafodelista"/>
         <w:numPr>
@@ -2330,7 +2330,7 @@
         <w:rPr>
           <w:rFonts w:ascii="Arial Narrow" w:eastAsia="Arial Narrow" w:hAnsi="Arial Narrow" w:cs="Arial Narrow"/>
           <w:kern w:val="0"/>
-          <w14:ligatures w14:val="none"/>
+          <ns2:ligatures ns2:val="none"/>
         </w:rPr>
       </w:pPr>
       <w:bookmarkStart w:id="13" w:name="_Hlk213150180"/>
@@ -2338,7 +2338,7 @@
         <w:rPr>
           <w:rFonts w:ascii="Arial Narrow" w:eastAsia="Arial Narrow" w:hAnsi="Arial Narrow" w:cs="Arial Narrow"/>
           <w:kern w:val="0"/>
-          <w14:ligatures w14:val="none"/>
+          <ns2:ligatures ns2:val="none"/>
         </w:rPr>
         <w:t xml:space="preserve">Así también, la Secretaría Técnica, en ejercicio de sus facultades, </w:t>
       </w:r>
@@ -2348,7 +2348,7 @@
           <w:color w:val="000000"/>
           <w:kern w:val="0"/>
           <w:lang w:eastAsia="es-PE"/>
-          <w14:ligatures w14:val="none"/>
+          <ns2:ligatures ns2:val="none"/>
         </w:rPr>
         <w:t xml:space="preserve">considera </w:t>
       </w:r>
@@ -2356,7 +2356,7 @@
         <w:rPr>
           <w:rFonts w:ascii="Arial Narrow" w:eastAsia="Arial Narrow" w:hAnsi="Arial Narrow" w:cs="Arial Narrow"/>
           <w:kern w:val="0"/>
-          <w14:ligatures w14:val="none"/>
+          <ns2:ligatures ns2:val="none"/>
         </w:rPr>
         <w:t xml:space="preserve">que el hecho denunciado, consistente en que </w:t>
       </w:r>
@@ -2365,7 +2365,7 @@
         <w:rPr>
           <w:rFonts w:ascii="Arial Narrow" w:eastAsia="Arial Narrow" w:hAnsi="Arial Narrow" w:cs="Arial Narrow"/>
           <w:kern w:val="0"/>
-          <w14:ligatures w14:val="none"/>
+          <ns2:ligatures ns2:val="none"/>
         </w:rPr>
         <w:t>la compañía aseguradora habría exigido información adicional a la prevista legalmente y no contemplada en el formato de solicitud de pensión para la evaluación de la cobertura de la Póliza del Seguro Complementario de Trabajo de Riesgo – Pensión, prolongando injustificadamente el procedimiento</w:t>
       </w:r>
@@ -2373,7 +2373,7 @@
         <w:rPr>
           <w:rFonts w:ascii="Arial Narrow" w:eastAsia="Arial Narrow" w:hAnsi="Arial Narrow" w:cs="Arial Narrow"/>
           <w:kern w:val="0"/>
-          <w14:ligatures w14:val="none"/>
+          <ns2:ligatures ns2:val="none"/>
         </w:rPr>
         <w:t xml:space="preserve">. </w:t>
       </w:r>
@@ -2384,7 +2384,7 @@
           <w:color w:val="000000"/>
           <w:kern w:val="0"/>
           <w:lang w:eastAsia="es-PE"/>
-          <w14:ligatures w14:val="none"/>
+          <ns2:ligatures ns2:val="none"/>
         </w:rPr>
         <w:t xml:space="preserve">Por consiguiente, corresponde calificar el hecho materia de denuncia como una presunta infracción al deber de protección contra los métodos comerciales coercitivos, tipificado en </w:t>
       </w:r>
@@ -2395,7 +2395,7 @@
           <w:kern w:val="0"/>
           <w:shd w:val="clear" w:color="auto" w:fill="FFFFFF"/>
           <w:lang w:eastAsia="es-PE"/>
-          <w14:ligatures w14:val="none"/>
+          <ns2:ligatures ns2:val="none"/>
         </w:rPr>
         <w:t xml:space="preserve">literal g) del artículo 56 </w:t>
       </w:r>
@@ -2406,7 +2406,7 @@
           <w:color w:val="000000"/>
           <w:kern w:val="0"/>
           <w:lang w:eastAsia="es-PE"/>
-          <w14:ligatures w14:val="none"/>
+          <ns2:ligatures ns2:val="none"/>
         </w:rPr>
         <w:t>del Código</w:t>
       </w:r>
@@ -2425,7 +2425,7 @@
           <w:color w:val="000000"/>
           <w:kern w:val="0"/>
           <w:lang w:eastAsia="es-PE"/>
-          <w14:ligatures w14:val="none"/>
+          <ns2:ligatures ns2:val="none"/>
         </w:rPr>
         <w:t xml:space="preserve">. </w:t>
       </w:r>
@@ -2433,7 +2433,7 @@
     <w:bookmarkEnd w:id="6"/>
     <w:bookmarkEnd w:id="9"/>
     <w:bookmarkEnd w:id="12"/>
-    <w:p>
+    <w:p ns2:paraId="432038D6" ns2:textId="0A9F6D75">
       <w:pPr>
         <w:spacing w:after="0" w:line="240" w:lineRule="auto"/>
         <w:jc w:val="both"/>
@@ -2441,12 +2441,12 @@
           <w:rFonts w:ascii="Arial Narrow" w:eastAsia="Calibri" w:hAnsi="Arial Narrow" w:cs="Arial Narrow"/>
           <w:kern w:val="0"/>
           <w:lang w:eastAsia="es-PE"/>
-          <w14:ligatures w14:val="none"/>
+          <ns2:ligatures ns2:val="none"/>
         </w:rPr>
       </w:pPr>
     </w:p>
     <w:bookmarkEnd w:id="2"/>
-    <w:p>
+    <w:p ns2:paraId="463134E5" ns2:textId="77777777">
       <w:pPr>
         <w:pStyle w:val="Prrafodelista"/>
         <w:numPr>
@@ -2460,7 +2460,7 @@
           <w:rFonts w:ascii="Arial Narrow" w:eastAsia="Calibri" w:hAnsi="Arial Narrow" w:cs="Arial Narrow"/>
           <w:kern w:val="0"/>
           <w:lang w:eastAsia="es-PE"/>
-          <w14:ligatures w14:val="none"/>
+          <ns2:ligatures ns2:val="none"/>
         </w:rPr>
       </w:pPr>
       <w:r>
@@ -2469,7 +2469,7 @@
           <w:color w:val="000000"/>
           <w:kern w:val="0"/>
           <w:lang w:eastAsia="es-PE"/>
-          <w14:ligatures w14:val="none"/>
+          <ns2:ligatures ns2:val="none"/>
         </w:rPr>
         <w:t>En tanto la denuncia reúne los requisitos</w:t>
       </w:r>
@@ -2479,7 +2479,7 @@
           <w:color w:val="000000"/>
           <w:kern w:val="0"/>
           <w:lang w:eastAsia="es-PE"/>
-          <w14:ligatures w14:val="none"/>
+          <ns2:ligatures ns2:val="none"/>
         </w:rPr>
         <w:t xml:space="preserve"> establecidos por la norma citada, corresponde admitirla a trámite</w:t>
       </w:r>
@@ -2489,7 +2489,7 @@
           <w:rFonts w:ascii="Arial Narrow" w:eastAsia="Arial Narrow" w:hAnsi="Arial Narrow" w:cs="Arial Narrow"/>
           <w:kern w:val="0"/>
           <w:vertAlign w:val="superscript"/>
-          <w14:ligatures w14:val="none"/>
+          <ns2:ligatures ns2:val="none"/>
         </w:rPr>
         <w:footnoteReference w:id="5"/>
       </w:r>
@@ -2499,13 +2499,13 @@
           <w:color w:val="000000"/>
           <w:kern w:val="0"/>
           <w:lang w:eastAsia="es-PE"/>
-          <w14:ligatures w14:val="none"/>
+          <ns2:ligatures ns2:val="none"/>
         </w:rPr>
         <w:t>.</w:t>
       </w:r>
       <w:bookmarkStart w:id="14" w:name="_Hlk214963039"/>
     </w:p>
-    <w:p>
+    <w:p ns2:paraId="68C71625" ns2:textId="77777777">
       <w:pPr>
         <w:spacing w:after="0" w:line="240" w:lineRule="auto"/>
         <w:ind w:left="567"/>
@@ -2516,12 +2516,12 @@
           <w:color w:val="000000"/>
           <w:kern w:val="0"/>
           <w:lang w:eastAsia="es-PE"/>
-          <w14:ligatures w14:val="none"/>
+          <ns2:ligatures ns2:val="none"/>
         </w:rPr>
       </w:pPr>
       <w:bookmarkStart w:id="15" w:name="_Hlk214963071"/>
     </w:p>
-    <w:p>
+    <w:p ns2:paraId="38A98B4B" ns2:textId="77777777">
       <w:pPr>
         <w:pStyle w:val="Prrafodelista"/>
         <w:numPr>
@@ -2541,17 +2541,17 @@
           <w:color w:val="000000"/>
           <w:kern w:val="0"/>
           <w:lang w:eastAsia="es-PE"/>
-          <w14:ligatures w14:val="none"/>
-        </w:rPr>
-      </w:pPr>
-      <w:r>
-        <w:rPr>
-          <w:rFonts w:ascii="Arial Narrow" w:eastAsia="Arial Narrow" w:hAnsi="Arial Narrow" w:cs="Arial Narrow"/>
-          <w:b/>
-          <w:color w:val="000000"/>
-          <w:kern w:val="0"/>
-          <w:lang w:eastAsia="es-PE"/>
-          <w14:ligatures w14:val="none"/>
+          <ns2:ligatures ns2:val="none"/>
+        </w:rPr>
+      </w:pPr>
+      <w:r>
+        <w:rPr>
+          <w:rFonts w:ascii="Arial Narrow" w:eastAsia="Arial Narrow" w:hAnsi="Arial Narrow" w:cs="Arial Narrow"/>
+          <w:b/>
+          <w:color w:val="000000"/>
+          <w:kern w:val="0"/>
+          <w:lang w:eastAsia="es-PE"/>
+          <ns2:ligatures ns2:val="none"/>
         </w:rPr>
         <w:t>REQUERIMIENTO DE INFORMACI</w:t>
       </w:r>
@@ -2562,7 +2562,7 @@
           <w:color w:val="000000"/>
           <w:kern w:val="0"/>
           <w:lang w:eastAsia="es-PE"/>
-          <w14:ligatures w14:val="none"/>
+          <ns2:ligatures ns2:val="none"/>
         </w:rPr>
         <w:t>Ó</w:t>
       </w:r>
@@ -2573,12 +2573,12 @@
           <w:color w:val="000000"/>
           <w:kern w:val="0"/>
           <w:lang w:eastAsia="es-PE"/>
-          <w14:ligatures w14:val="none"/>
+          <ns2:ligatures ns2:val="none"/>
         </w:rPr>
         <w:t>N</w:t>
       </w:r>
     </w:p>
-    <w:p>
+    <w:p ns2:paraId="5B518DC4" ns2:textId="77777777">
       <w:pPr>
         <w:spacing w:after="0" w:line="240" w:lineRule="auto"/>
         <w:jc w:val="both"/>
@@ -2587,11 +2587,11 @@
           <w:color w:val="000000"/>
           <w:kern w:val="0"/>
           <w:lang w:val="es-ES" w:eastAsia="es-ES"/>
-          <w14:ligatures w14:val="none"/>
-        </w:rPr>
-      </w:pPr>
-    </w:p>
-    <w:p>
+          <ns2:ligatures ns2:val="none"/>
+        </w:rPr>
+      </w:pPr>
+    </w:p>
+    <w:p ns2:paraId="62B88A04" ns2:textId="02FED15F">
       <w:pPr>
         <w:pStyle w:val="Prrafodelista"/>
         <w:numPr>
@@ -2606,7 +2606,7 @@
           <w:color w:val="000000"/>
           <w:kern w:val="0"/>
           <w:lang w:val="es-ES" w:eastAsia="es-ES"/>
-          <w14:ligatures w14:val="none"/>
+          <ns2:ligatures ns2:val="none"/>
         </w:rPr>
       </w:pPr>
       <w:r>
@@ -2615,7 +2615,7 @@
           <w:color w:val="000000"/>
           <w:kern w:val="0"/>
           <w:lang w:val="es-ES" w:eastAsia="es-ES"/>
-          <w14:ligatures w14:val="none"/>
+          <ns2:ligatures ns2:val="none"/>
         </w:rPr>
         <w:t xml:space="preserve">A efectos de tener mayores elementos </w:t>
       </w:r>
@@ -2626,7 +2626,7 @@
           <w:color w:val="000000"/>
           <w:kern w:val="0"/>
           <w:lang w:val="es-ES" w:eastAsia="es-ES"/>
-          <w14:ligatures w14:val="none"/>
+          <ns2:ligatures ns2:val="none"/>
         </w:rPr>
         <w:t xml:space="preserve">que sirvan para la resolución definitiva del presente caso, la Secretaría Técnica, en ejercicio de las facultades que la ley le confiere, </w:t>
       </w:r>
@@ -2636,7 +2636,7 @@
           <w:color w:val="000000"/>
           <w:kern w:val="0"/>
           <w:lang w:val="es-ES" w:eastAsia="es-ES"/>
-          <w14:ligatures w14:val="none"/>
+          <ns2:ligatures ns2:val="none"/>
         </w:rPr>
         <w:t>conviene requerir a</w:t>
       </w:r>
@@ -2646,7 +2646,7 @@
           <w:color w:val="000000"/>
           <w:kern w:val="0"/>
           <w:lang w:val="es-ES" w:eastAsia="es-ES"/>
-          <w14:ligatures w14:val="none"/>
+          <ns2:ligatures ns2:val="none"/>
         </w:rPr>
         <w:t xml:space="preserve"> la compañía aseguradora </w:t>
       </w:r>
@@ -2656,7 +2656,7 @@
           <w:color w:val="000000"/>
           <w:kern w:val="0"/>
           <w:lang w:val="es-ES" w:eastAsia="es-ES"/>
-          <w14:ligatures w14:val="none"/>
+          <ns2:ligatures ns2:val="none"/>
         </w:rPr>
         <w:t>que, en</w:t>
       </w:r>
@@ -2666,7 +2666,7 @@
           <w:color w:val="000000"/>
           <w:kern w:val="0"/>
           <w:lang w:val="es-ES" w:eastAsia="es-ES"/>
-          <w14:ligatures w14:val="none"/>
+          <ns2:ligatures ns2:val="none"/>
         </w:rPr>
         <w:t xml:space="preserve"> un plazo no mayor de cinco (5) días hábiles contado a partir del día siguiente de la notificación de la presente resolución, cumpla con lo siguiente: </w:t>
       </w:r>
@@ -2676,7 +2676,7 @@
           <w:color w:val="000000"/>
           <w:kern w:val="0"/>
           <w:lang w:val="es-ES" w:eastAsia="es-ES"/>
-          <w14:ligatures w14:val="none"/>
+          <ns2:ligatures ns2:val="none"/>
         </w:rPr>
         <w:t xml:space="preserve">(i) presentar una copia </w:t>
       </w:r>
@@ -2686,7 +2686,7 @@
           <w:color w:val="000000"/>
           <w:kern w:val="0"/>
           <w:lang w:val="es-ES" w:eastAsia="es-ES"/>
-          <w14:ligatures w14:val="none"/>
+          <ns2:ligatures ns2:val="none"/>
         </w:rPr>
         <w:lastRenderedPageBreak/>
         <w:t>completa, legible y debidamente suscrita de la Póliza del Seguro Complementario de Trabajo de Riesgo, así como el cargo de remisión de la póliza; (</w:t>
@@ -2698,7 +2698,7 @@
           <w:color w:val="000000"/>
           <w:kern w:val="0"/>
           <w:lang w:val="es-ES" w:eastAsia="es-ES"/>
-          <w14:ligatures w14:val="none"/>
+          <ns2:ligatures ns2:val="none"/>
         </w:rPr>
         <w:t>ii</w:t>
       </w:r>
@@ -2709,7 +2709,7 @@
           <w:color w:val="000000"/>
           <w:kern w:val="0"/>
           <w:lang w:val="es-ES" w:eastAsia="es-ES"/>
-          <w14:ligatures w14:val="none"/>
+          <ns2:ligatures ns2:val="none"/>
         </w:rPr>
         <w:t>) presentar los medios probatorios que acrediten que la gestión de la solicitud de otorgamiento de pensión presentada por el denunciante fue acorde a la normativa actual; y, (</w:t>
       </w:r>
@@ -2720,7 +2720,7 @@
           <w:color w:val="000000"/>
           <w:kern w:val="0"/>
           <w:lang w:val="es-ES" w:eastAsia="es-ES"/>
-          <w14:ligatures w14:val="none"/>
+          <ns2:ligatures ns2:val="none"/>
         </w:rPr>
         <w:t>iii</w:t>
       </w:r>
@@ -2731,7 +2731,7 @@
           <w:color w:val="000000"/>
           <w:kern w:val="0"/>
           <w:lang w:val="es-ES" w:eastAsia="es-ES"/>
-          <w14:ligatures w14:val="none"/>
+          <ns2:ligatures ns2:val="none"/>
         </w:rPr>
         <w:t>) presentar todas las comunicaciones cursadas con la parte denunciante en virtud de los hechos materia de denuncia</w:t>
       </w:r>
@@ -2741,7 +2741,7 @@
           <w:color w:val="000000"/>
           <w:kern w:val="0"/>
           <w:lang w:val="es-ES" w:eastAsia="es-ES"/>
-          <w14:ligatures w14:val="none"/>
+          <ns2:ligatures ns2:val="none"/>
         </w:rPr>
         <w:t>.</w:t>
       </w:r>
@@ -2751,13 +2751,13 @@
           <w:color w:val="000000"/>
           <w:kern w:val="0"/>
           <w:lang w:eastAsia="es-ES"/>
-          <w14:ligatures w14:val="none"/>
+          <ns2:ligatures ns2:val="none"/>
         </w:rPr>
         <w:t xml:space="preserve"> </w:t>
       </w:r>
     </w:p>
     <w:bookmarkEnd w:id="15"/>
-    <w:p>
+    <w:p ns2:paraId="5C93B848" ns2:textId="77777777">
       <w:pPr>
         <w:pStyle w:val="Prrafodelista"/>
         <w:spacing w:after="0" w:line="240" w:lineRule="auto"/>
@@ -2768,11 +2768,11 @@
           <w:color w:val="000000"/>
           <w:kern w:val="0"/>
           <w:lang w:val="es-ES" w:eastAsia="es-ES"/>
-          <w14:ligatures w14:val="none"/>
-        </w:rPr>
-      </w:pPr>
-    </w:p>
-    <w:p>
+          <ns2:ligatures ns2:val="none"/>
+        </w:rPr>
+      </w:pPr>
+    </w:p>
+    <w:p ns2:paraId="2A119386" ns2:textId="77777777">
       <w:pPr>
         <w:pStyle w:val="Prrafodelista"/>
         <w:numPr>
@@ -2792,36 +2792,36 @@
           <w:color w:val="000000"/>
           <w:kern w:val="0"/>
           <w:lang w:eastAsia="es-PE"/>
-          <w14:ligatures w14:val="none"/>
-        </w:rPr>
-      </w:pPr>
-      <w:r>
-        <w:rPr>
-          <w:rFonts w:ascii="Arial Narrow" w:eastAsia="Arial Narrow" w:hAnsi="Arial Narrow" w:cs="Arial Narrow"/>
-          <w:b/>
-          <w:color w:val="000000"/>
-          <w:kern w:val="0"/>
-          <w:lang w:eastAsia="es-PE"/>
-          <w14:ligatures w14:val="none"/>
+          <ns2:ligatures ns2:val="none"/>
+        </w:rPr>
+      </w:pPr>
+      <w:r>
+        <w:rPr>
+          <w:rFonts w:ascii="Arial Narrow" w:eastAsia="Arial Narrow" w:hAnsi="Arial Narrow" w:cs="Arial Narrow"/>
+          <w:b/>
+          <w:color w:val="000000"/>
+          <w:kern w:val="0"/>
+          <w:lang w:eastAsia="es-PE"/>
+          <ns2:ligatures ns2:val="none"/>
         </w:rPr>
         <w:t xml:space="preserve">RESOLUCIÓN DE LA SECRETARÍA TÉCNICA </w:t>
       </w:r>
     </w:p>
-    <w:p>
-      <w:pPr>
-        <w:spacing w:after="0" w:line="240" w:lineRule="auto"/>
-        <w:jc w:val="both"/>
-        <w:rPr>
-          <w:rFonts w:ascii="Arial Narrow" w:eastAsia="Arial Narrow" w:hAnsi="Arial Narrow" w:cs="Arial Narrow"/>
-          <w:b/>
-          <w:color w:val="000000"/>
-          <w:kern w:val="0"/>
-          <w:lang w:eastAsia="es-PE"/>
-          <w14:ligatures w14:val="none"/>
-        </w:rPr>
-      </w:pPr>
-    </w:p>
-    <w:p>
+    <w:p ns2:paraId="7F554EB2" ns2:textId="77777777">
+      <w:pPr>
+        <w:spacing w:after="0" w:line="240" w:lineRule="auto"/>
+        <w:jc w:val="both"/>
+        <w:rPr>
+          <w:rFonts w:ascii="Arial Narrow" w:eastAsia="Arial Narrow" w:hAnsi="Arial Narrow" w:cs="Arial Narrow"/>
+          <w:b/>
+          <w:color w:val="000000"/>
+          <w:kern w:val="0"/>
+          <w:lang w:eastAsia="es-PE"/>
+          <ns2:ligatures ns2:val="none"/>
+        </w:rPr>
+      </w:pPr>
+    </w:p>
+    <w:p ns2:paraId="05B7029C" ns2:textId="28A43F0C">
       <w:pPr>
         <w:spacing w:after="0" w:line="240" w:lineRule="auto"/>
         <w:jc w:val="both"/>
@@ -2830,17 +2830,17 @@
           <w:color w:val="000000"/>
           <w:kern w:val="0"/>
           <w:lang w:eastAsia="es-PE"/>
-          <w14:ligatures w14:val="none"/>
-        </w:rPr>
-      </w:pPr>
-      <w:r>
-        <w:rPr>
-          <w:rFonts w:ascii="Arial Narrow" w:eastAsia="Arial Narrow" w:hAnsi="Arial Narrow" w:cs="Arial Narrow"/>
-          <w:b/>
-          <w:color w:val="000000"/>
-          <w:kern w:val="0"/>
-          <w:lang w:eastAsia="es-PE"/>
-          <w14:ligatures w14:val="none"/>
+          <ns2:ligatures ns2:val="none"/>
+        </w:rPr>
+      </w:pPr>
+      <w:r>
+        <w:rPr>
+          <w:rFonts w:ascii="Arial Narrow" w:eastAsia="Arial Narrow" w:hAnsi="Arial Narrow" w:cs="Arial Narrow"/>
+          <w:b/>
+          <w:color w:val="000000"/>
+          <w:kern w:val="0"/>
+          <w:lang w:eastAsia="es-PE"/>
+          <ns2:ligatures ns2:val="none"/>
         </w:rPr>
         <w:t xml:space="preserve">PRIMERO: admitir a trámite la denuncia del 21 de enero de 2026 interpuesta por el señor [DENUNCIANTE] contra Rímac Seguros y Reaseguros S.A., por lo siguiente:</w:t>
       </w:r>
@@ -2851,7 +2851,7 @@
           <w:kern w:val="0"/>
           <w:shd w:val="clear" w:color="auto" w:fill="FFFFFF"/>
           <w:lang w:eastAsia="es-PE"/>
-          <w14:ligatures w14:val="none"/>
+          <ns2:ligatures ns2:val="none"/>
         </w:rPr>
         <w:t xml:space="preserve"/>
       </w:r>
@@ -2862,7 +2862,7 @@
           <w:kern w:val="0"/>
           <w:shd w:val="clear" w:color="auto" w:fill="FFFFFF"/>
           <w:lang w:eastAsia="es-PE"/>
-          <w14:ligatures w14:val="none"/>
+          <ns2:ligatures ns2:val="none"/>
         </w:rPr>
         <w:t xml:space="preserve"/>
       </w:r>
@@ -2873,7 +2873,7 @@
           <w:kern w:val="0"/>
           <w:shd w:val="clear" w:color="auto" w:fill="FFFFFF"/>
           <w:lang w:eastAsia="es-PE"/>
-          <w14:ligatures w14:val="none"/>
+          <ns2:ligatures ns2:val="none"/>
         </w:rPr>
         <w:t xml:space="preserve"/>
       </w:r>
@@ -2884,7 +2884,7 @@
           <w:kern w:val="0"/>
           <w:shd w:val="clear" w:color="auto" w:fill="FFFFFF"/>
           <w:lang w:eastAsia="es-PE"/>
-          <w14:ligatures w14:val="none"/>
+          <ns2:ligatures ns2:val="none"/>
         </w:rPr>
         <w:t xml:space="preserve"/>
       </w:r>
@@ -2894,7 +2894,7 @@
           <w:bCs/>
           <w:spacing w:val="-3"/>
           <w:kern w:val="0"/>
-          <w14:ligatures w14:val="none"/>
+          <ns2:ligatures ns2:val="none"/>
         </w:rPr>
         <w:t/>
       </w:r>
@@ -2905,7 +2905,7 @@
           <w:kern w:val="0"/>
           <w:shd w:val="clear" w:color="auto" w:fill="FFFFFF"/>
           <w:lang w:eastAsia="es-PE"/>
-          <w14:ligatures w14:val="none"/>
+          <ns2:ligatures ns2:val="none"/>
         </w:rPr>
         <w:t xml:space="preserve"/>
       </w:r>
@@ -2917,13 +2917,13 @@
           <w:kern w:val="0"/>
           <w:shd w:val="clear" w:color="auto" w:fill="FFFFFF"/>
           <w:lang w:eastAsia="es-PE"/>
-          <w14:ligatures w14:val="none"/>
+          <ns2:ligatures ns2:val="none"/>
         </w:rPr>
         <w:t/>
       </w:r>
       <w:bookmarkStart w:id="17" w:name="_Hlk215162047"/>
     </w:p>
-    <w:p>
+    <w:p ns2:paraId="486C3C3C" ns2:textId="77777777">
       <w:pPr>
         <w:pStyle w:val="Prrafodelista"/>
         <w:spacing w:after="0" w:line="240" w:lineRule="auto"/>
@@ -2932,11 +2932,11 @@
         <w:rPr>
           <w:rFonts w:ascii="Arial Narrow" w:eastAsia="Arial Narrow" w:hAnsi="Arial Narrow" w:cs="Arial Narrow"/>
           <w:kern w:val="0"/>
-          <w14:ligatures w14:val="none"/>
-        </w:rPr>
-      </w:pPr>
-    </w:p>
-    <w:p>
+          <ns2:ligatures ns2:val="none"/>
+        </w:rPr>
+      </w:pPr>
+    </w:p>
+    <w:p ns2:paraId="43F3DEF1" ns2:textId="64385B49">
       <w:pPr>
         <w:pStyle w:val="Prrafodelista"/>
         <w:numPr>
@@ -2952,14 +2952,14 @@
         <w:rPr>
           <w:rFonts w:ascii="Arial Narrow" w:eastAsia="Arial Narrow" w:hAnsi="Arial Narrow" w:cs="Arial Narrow"/>
           <w:kern w:val="0"/>
-          <w14:ligatures w14:val="none"/>
-        </w:rPr>
-      </w:pPr>
-      <w:r>
-        <w:rPr>
-          <w:rFonts w:ascii="Arial Narrow" w:eastAsia="Arial Narrow" w:hAnsi="Arial Narrow" w:cs="Arial Narrow"/>
-          <w:kern w:val="0"/>
-          <w14:ligatures w14:val="none"/>
+          <ns2:ligatures ns2:val="none"/>
+        </w:rPr>
+      </w:pPr>
+      <w:r>
+        <w:rPr>
+          <w:rFonts w:ascii="Arial Narrow" w:eastAsia="Arial Narrow" w:hAnsi="Arial Narrow" w:cs="Arial Narrow"/>
+          <w:kern w:val="0"/>
+          <ns2:ligatures ns2:val="none"/>
         </w:rPr>
         <w:t xml:space="preserve">Presunta infracción a los artículos 18 y 19 de la Ley 29571, Código de Protección y Defensa del Consumidor, en tanto </w:t>
       </w:r>
@@ -2967,7 +2967,7 @@
         <w:rPr>
           <w:rFonts w:ascii="Arial Narrow" w:eastAsia="Arial Narrow" w:hAnsi="Arial Narrow" w:cs="Arial Narrow"/>
           <w:kern w:val="0"/>
-          <w14:ligatures w14:val="none"/>
+          <ns2:ligatures ns2:val="none"/>
         </w:rPr>
         <w:t xml:space="preserve">la compañía aseguradora </w:t>
       </w:r>
@@ -2975,7 +2975,7 @@
         <w:rPr>
           <w:rFonts w:ascii="Arial Narrow" w:eastAsia="Arial Narrow" w:hAnsi="Arial Narrow" w:cs="Arial Narrow"/>
           <w:kern w:val="0"/>
-          <w14:ligatures w14:val="none"/>
+          <ns2:ligatures ns2:val="none"/>
         </w:rPr>
         <w:t xml:space="preserve">no habría </w:t>
       </w:r>
@@ -2983,7 +2983,7 @@
         <w:rPr>
           <w:rFonts w:ascii="Arial Narrow" w:eastAsia="Arial Narrow" w:hAnsi="Arial Narrow" w:cs="Arial Narrow"/>
           <w:kern w:val="0"/>
-          <w14:ligatures w14:val="none"/>
+          <ns2:ligatures ns2:val="none"/>
         </w:rPr>
         <w:t>cumplido con otorgar oportunamente la cobertura de la Póliza</w:t>
       </w:r>
@@ -2991,7 +2991,7 @@
         <w:rPr>
           <w:rFonts w:ascii="Arial Narrow" w:eastAsia="Arial Narrow" w:hAnsi="Arial Narrow" w:cs="Arial Narrow"/>
           <w:kern w:val="0"/>
-          <w14:ligatures w14:val="none"/>
+          <ns2:ligatures ns2:val="none"/>
         </w:rPr>
         <w:t xml:space="preserve"> del Seguro Complementario de Trabajo de Riesgo – Pensión </w:t>
       </w:r>
@@ -2999,7 +2999,7 @@
         <w:rPr>
           <w:rFonts w:ascii="Arial Narrow" w:eastAsia="Arial Narrow" w:hAnsi="Arial Narrow" w:cs="Arial Narrow"/>
           <w:kern w:val="0"/>
-          <w14:ligatures w14:val="none"/>
+          <ns2:ligatures ns2:val="none"/>
         </w:rPr>
         <w:t>solicitada por el denunciante</w:t>
       </w:r>
@@ -3007,7 +3007,7 @@
         <w:rPr>
           <w:rFonts w:ascii="Arial Narrow" w:eastAsia="Arial Narrow" w:hAnsi="Arial Narrow" w:cs="Arial Narrow"/>
           <w:kern w:val="0"/>
-          <w14:ligatures w14:val="none"/>
+          <ns2:ligatures ns2:val="none"/>
         </w:rPr>
         <w:t xml:space="preserve"> el 6 de febrero de 2025, </w:t>
       </w:r>
@@ -3015,7 +3015,7 @@
         <w:rPr>
           <w:rFonts w:ascii="Arial Narrow" w:eastAsia="Arial Narrow" w:hAnsi="Arial Narrow" w:cs="Arial Narrow"/>
           <w:kern w:val="0"/>
-          <w14:ligatures w14:val="none"/>
+          <ns2:ligatures ns2:val="none"/>
         </w:rPr>
         <w:t>en virtud</w:t>
       </w:r>
@@ -3023,7 +3023,7 @@
         <w:rPr>
           <w:rFonts w:ascii="Arial Narrow" w:eastAsia="Arial Narrow" w:hAnsi="Arial Narrow" w:cs="Arial Narrow"/>
           <w:kern w:val="0"/>
-          <w14:ligatures w14:val="none"/>
+          <ns2:ligatures ns2:val="none"/>
         </w:rPr>
         <w:t xml:space="preserve"> de su enfermedad de origen ocupacional</w:t>
       </w:r>
@@ -3031,12 +3031,12 @@
         <w:rPr>
           <w:rFonts w:ascii="Arial Narrow" w:eastAsia="Arial Narrow" w:hAnsi="Arial Narrow" w:cs="Arial Narrow"/>
           <w:kern w:val="0"/>
-          <w14:ligatures w14:val="none"/>
+          <ns2:ligatures ns2:val="none"/>
         </w:rPr>
         <w:t>.</w:t>
       </w:r>
     </w:p>
-    <w:p>
+    <w:p ns2:paraId="7DBC899B" ns2:textId="77777777">
       <w:pPr>
         <w:pStyle w:val="Prrafodelista"/>
         <w:spacing w:after="0" w:line="240" w:lineRule="auto"/>
@@ -3045,11 +3045,11 @@
         <w:rPr>
           <w:rFonts w:ascii="Arial Narrow" w:eastAsia="Arial Narrow" w:hAnsi="Arial Narrow" w:cs="Arial Narrow"/>
           <w:kern w:val="0"/>
-          <w14:ligatures w14:val="none"/>
-        </w:rPr>
-      </w:pPr>
-    </w:p>
-    <w:p>
+          <ns2:ligatures ns2:val="none"/>
+        </w:rPr>
+      </w:pPr>
+    </w:p>
+    <w:p ns2:paraId="781DC167" ns2:textId="42F45728">
       <w:pPr>
         <w:pStyle w:val="Prrafodelista"/>
         <w:numPr>
@@ -3065,14 +3065,14 @@
         <w:rPr>
           <w:rFonts w:ascii="Arial Narrow" w:eastAsia="Arial Narrow" w:hAnsi="Arial Narrow" w:cs="Arial Narrow"/>
           <w:kern w:val="0"/>
-          <w14:ligatures w14:val="none"/>
-        </w:rPr>
-      </w:pPr>
-      <w:r>
-        <w:rPr>
-          <w:rFonts w:ascii="Arial Narrow" w:eastAsia="Arial Narrow" w:hAnsi="Arial Narrow" w:cs="Arial Narrow"/>
-          <w:kern w:val="0"/>
-          <w14:ligatures w14:val="none"/>
+          <ns2:ligatures ns2:val="none"/>
+        </w:rPr>
+      </w:pPr>
+      <w:r>
+        <w:rPr>
+          <w:rFonts w:ascii="Arial Narrow" w:eastAsia="Arial Narrow" w:hAnsi="Arial Narrow" w:cs="Arial Narrow"/>
+          <w:kern w:val="0"/>
+          <ns2:ligatures ns2:val="none"/>
         </w:rPr>
         <w:t xml:space="preserve">Presunta infracción a los artículos 18 y 19 de la Ley 29571, Código de Protección y Defensa del Consumidor, en tanto </w:t>
       </w:r>
@@ -3080,7 +3080,7 @@
         <w:rPr>
           <w:rFonts w:ascii="Arial Narrow" w:eastAsia="Arial Narrow" w:hAnsi="Arial Narrow" w:cs="Arial Narrow"/>
           <w:kern w:val="0"/>
-          <w14:ligatures w14:val="none"/>
+          <ns2:ligatures ns2:val="none"/>
         </w:rPr>
         <w:t xml:space="preserve">la compañía aseguradora </w:t>
       </w:r>
@@ -3088,7 +3088,7 @@
         <w:rPr>
           <w:rFonts w:ascii="Arial Narrow" w:eastAsia="Arial Narrow" w:hAnsi="Arial Narrow" w:cs="Arial Narrow"/>
           <w:kern w:val="0"/>
-          <w14:ligatures w14:val="none"/>
+          <ns2:ligatures ns2:val="none"/>
         </w:rPr>
         <w:t xml:space="preserve">no habría </w:t>
       </w:r>
@@ -3096,7 +3096,7 @@
         <w:rPr>
           <w:rFonts w:ascii="Arial Narrow" w:eastAsia="Arial Narrow" w:hAnsi="Arial Narrow" w:cs="Arial Narrow"/>
           <w:kern w:val="0"/>
-          <w14:ligatures w14:val="none"/>
+          <ns2:ligatures ns2:val="none"/>
         </w:rPr>
         <w:t>cumplido con pronunciarse</w:t>
       </w:r>
@@ -3104,7 +3104,7 @@
         <w:rPr>
           <w:rFonts w:ascii="Arial Narrow" w:eastAsia="Arial Narrow" w:hAnsi="Arial Narrow" w:cs="Arial Narrow"/>
           <w:kern w:val="0"/>
-          <w14:ligatures w14:val="none"/>
+          <ns2:ligatures ns2:val="none"/>
         </w:rPr>
         <w:t xml:space="preserve"> </w:t>
       </w:r>
@@ -3112,7 +3112,7 @@
         <w:rPr>
           <w:rFonts w:ascii="Arial Narrow" w:eastAsia="Arial Narrow" w:hAnsi="Arial Narrow" w:cs="Arial Narrow"/>
           <w:kern w:val="0"/>
-          <w14:ligatures w14:val="none"/>
+          <ns2:ligatures ns2:val="none"/>
         </w:rPr>
         <w:t>oportunamente</w:t>
       </w:r>
@@ -3120,7 +3120,7 @@
         <w:rPr>
           <w:rFonts w:ascii="Arial Narrow" w:eastAsia="Arial Narrow" w:hAnsi="Arial Narrow" w:cs="Arial Narrow"/>
           <w:kern w:val="0"/>
-          <w14:ligatures w14:val="none"/>
+          <ns2:ligatures ns2:val="none"/>
         </w:rPr>
         <w:t xml:space="preserve"> a la comunicación remitida el </w:t>
       </w:r>
@@ -3128,7 +3128,7 @@
         <w:rPr>
           <w:rFonts w:ascii="Arial Narrow" w:eastAsia="Arial Narrow" w:hAnsi="Arial Narrow" w:cs="Arial Narrow"/>
           <w:kern w:val="0"/>
-          <w14:ligatures w14:val="none"/>
+          <ns2:ligatures ns2:val="none"/>
         </w:rPr>
         <w:t xml:space="preserve">14 de octubre de 2025 </w:t>
       </w:r>
@@ -3136,7 +3136,7 @@
         <w:rPr>
           <w:rFonts w:ascii="Arial Narrow" w:eastAsia="Arial Narrow" w:hAnsi="Arial Narrow" w:cs="Arial Narrow"/>
           <w:kern w:val="0"/>
-          <w14:ligatures w14:val="none"/>
+          <ns2:ligatures ns2:val="none"/>
         </w:rPr>
         <w:t xml:space="preserve">por el </w:t>
       </w:r>
@@ -3144,7 +3144,7 @@
         <w:rPr>
           <w:rFonts w:ascii="Arial Narrow" w:eastAsia="Arial Narrow" w:hAnsi="Arial Narrow" w:cs="Arial Narrow"/>
           <w:kern w:val="0"/>
-          <w14:ligatures w14:val="none"/>
+          <ns2:ligatures ns2:val="none"/>
         </w:rPr>
         <w:t xml:space="preserve">denunciante </w:t>
       </w:r>
@@ -3152,7 +3152,7 @@
         <w:rPr>
           <w:rFonts w:ascii="Arial Narrow" w:eastAsia="Arial Narrow" w:hAnsi="Arial Narrow" w:cs="Arial Narrow"/>
           <w:kern w:val="0"/>
-          <w14:ligatures w14:val="none"/>
+          <ns2:ligatures ns2:val="none"/>
         </w:rPr>
         <w:t>con</w:t>
       </w:r>
@@ -3160,7 +3160,7 @@
         <w:rPr>
           <w:rFonts w:ascii="Arial Narrow" w:eastAsia="Arial Narrow" w:hAnsi="Arial Narrow" w:cs="Arial Narrow"/>
           <w:kern w:val="0"/>
-          <w14:ligatures w14:val="none"/>
+          <ns2:ligatures ns2:val="none"/>
         </w:rPr>
         <w:t xml:space="preserve"> el informe de evaluación médica de</w:t>
       </w:r>
@@ -3168,7 +3168,7 @@
         <w:rPr>
           <w:rFonts w:ascii="Arial Narrow" w:eastAsia="Arial Narrow" w:hAnsi="Arial Narrow" w:cs="Arial Narrow"/>
           <w:kern w:val="0"/>
-          <w14:ligatures w14:val="none"/>
+          <ns2:ligatures ns2:val="none"/>
         </w:rPr>
         <w:t>l</w:t>
       </w:r>
@@ -3176,7 +3176,7 @@
         <w:rPr>
           <w:rFonts w:ascii="Arial Narrow" w:eastAsia="Arial Narrow" w:hAnsi="Arial Narrow" w:cs="Arial Narrow"/>
           <w:kern w:val="0"/>
-          <w14:ligatures w14:val="none"/>
+          <ns2:ligatures ns2:val="none"/>
         </w:rPr>
         <w:t xml:space="preserve"> </w:t>
       </w:r>
@@ -3186,7 +3186,7 @@
           <w:color w:val="000000"/>
           <w:kern w:val="0"/>
           <w:lang w:eastAsia="es-ES"/>
-          <w14:ligatures w14:val="none"/>
+          <ns2:ligatures ns2:val="none"/>
         </w:rPr>
         <w:t xml:space="preserve">Centro Nacional de Salud Ocupacional y Protección del Ambiente para la Salud </w:t>
       </w:r>
@@ -3194,7 +3194,7 @@
         <w:rPr>
           <w:rFonts w:ascii="Arial Narrow" w:eastAsia="Arial Narrow" w:hAnsi="Arial Narrow" w:cs="Arial Narrow"/>
           <w:kern w:val="0"/>
-          <w14:ligatures w14:val="none"/>
+          <ns2:ligatures ns2:val="none"/>
         </w:rPr>
         <w:t>que acreditaba el origen ocupacional de la enfermedad</w:t>
       </w:r>
@@ -3202,7 +3202,7 @@
         <w:rPr>
           <w:rFonts w:ascii="Arial Narrow" w:eastAsia="Arial Narrow" w:hAnsi="Arial Narrow" w:cs="Arial Narrow"/>
           <w:kern w:val="0"/>
-          <w14:ligatures w14:val="none"/>
+          <ns2:ligatures ns2:val="none"/>
         </w:rPr>
         <w:t xml:space="preserve">, en virtud de la procedencia de la cobertura de </w:t>
       </w:r>
@@ -3212,7 +3212,7 @@
           <w:color w:val="000000"/>
           <w:kern w:val="0"/>
           <w:lang w:eastAsia="es-ES"/>
-          <w14:ligatures w14:val="none"/>
+          <ns2:ligatures ns2:val="none"/>
         </w:rPr>
         <w:t>la Póliza del Seguro Complementario de Trabajo de Riesgo – Pensión</w:t>
       </w:r>
@@ -3220,23 +3220,23 @@
         <w:rPr>
           <w:rFonts w:ascii="Arial Narrow" w:eastAsia="Arial Narrow" w:hAnsi="Arial Narrow" w:cs="Arial Narrow"/>
           <w:kern w:val="0"/>
-          <w14:ligatures w14:val="none"/>
+          <ns2:ligatures ns2:val="none"/>
         </w:rPr>
         <w:t>.</w:t>
       </w:r>
     </w:p>
-    <w:p>
-      <w:pPr>
-        <w:spacing w:after="0" w:line="240" w:lineRule="auto"/>
-        <w:jc w:val="both"/>
-        <w:rPr>
-          <w:rFonts w:ascii="Arial Narrow" w:eastAsia="Arial Narrow" w:hAnsi="Arial Narrow" w:cs="Arial Narrow"/>
-          <w:kern w:val="0"/>
-          <w14:ligatures w14:val="none"/>
-        </w:rPr>
-      </w:pPr>
-    </w:p>
-    <w:p>
+    <w:p ns2:paraId="4A05D368" ns2:textId="77777777">
+      <w:pPr>
+        <w:spacing w:after="0" w:line="240" w:lineRule="auto"/>
+        <w:jc w:val="both"/>
+        <w:rPr>
+          <w:rFonts w:ascii="Arial Narrow" w:eastAsia="Arial Narrow" w:hAnsi="Arial Narrow" w:cs="Arial Narrow"/>
+          <w:kern w:val="0"/>
+          <ns2:ligatures ns2:val="none"/>
+        </w:rPr>
+      </w:pPr>
+    </w:p>
+    <w:p ns2:paraId="289178C4" ns2:textId="725FDE77">
       <w:pPr>
         <w:pStyle w:val="Prrafodelista"/>
         <w:numPr>
@@ -3252,14 +3252,14 @@
         <w:rPr>
           <w:rFonts w:ascii="Arial Narrow" w:eastAsia="Arial Narrow" w:hAnsi="Arial Narrow" w:cs="Arial Narrow"/>
           <w:kern w:val="0"/>
-          <w14:ligatures w14:val="none"/>
-        </w:rPr>
-      </w:pPr>
-      <w:r>
-        <w:rPr>
-          <w:rFonts w:ascii="Arial Narrow" w:eastAsia="Arial Narrow" w:hAnsi="Arial Narrow" w:cs="Arial Narrow"/>
-          <w:kern w:val="0"/>
-          <w14:ligatures w14:val="none"/>
+          <ns2:ligatures ns2:val="none"/>
+        </w:rPr>
+      </w:pPr>
+      <w:r>
+        <w:rPr>
+          <w:rFonts w:ascii="Arial Narrow" w:eastAsia="Arial Narrow" w:hAnsi="Arial Narrow" w:cs="Arial Narrow"/>
+          <w:kern w:val="0"/>
+          <ns2:ligatures ns2:val="none"/>
         </w:rPr>
         <w:t xml:space="preserve">Presunta </w:t>
       </w:r>
@@ -3267,7 +3267,7 @@
         <w:rPr>
           <w:rFonts w:ascii="Arial Narrow" w:eastAsia="Arial Narrow" w:hAnsi="Arial Narrow" w:cs="Arial Narrow"/>
           <w:kern w:val="0"/>
-          <w14:ligatures w14:val="none"/>
+          <ns2:ligatures ns2:val="none"/>
         </w:rPr>
         <w:t>infracción al literal g) del artículo 56 de la Ley 29571, Código de Protección y Defensa del Consumidor</w:t>
       </w:r>
@@ -3275,7 +3275,7 @@
         <w:rPr>
           <w:rFonts w:ascii="Arial Narrow" w:eastAsia="Arial Narrow" w:hAnsi="Arial Narrow" w:cs="Arial Narrow"/>
           <w:kern w:val="0"/>
-          <w14:ligatures w14:val="none"/>
+          <ns2:ligatures ns2:val="none"/>
         </w:rPr>
         <w:t xml:space="preserve">, en tanto </w:t>
       </w:r>
@@ -3283,7 +3283,7 @@
         <w:rPr>
           <w:rFonts w:ascii="Arial Narrow" w:eastAsia="Arial Narrow" w:hAnsi="Arial Narrow" w:cs="Arial Narrow"/>
           <w:kern w:val="0"/>
-          <w14:ligatures w14:val="none"/>
+          <ns2:ligatures ns2:val="none"/>
         </w:rPr>
         <w:t xml:space="preserve">la compañía aseguradora </w:t>
       </w:r>
@@ -3291,7 +3291,7 @@
         <w:rPr>
           <w:rFonts w:ascii="Arial Narrow" w:eastAsia="Arial Narrow" w:hAnsi="Arial Narrow" w:cs="Arial Narrow"/>
           <w:kern w:val="0"/>
-          <w14:ligatures w14:val="none"/>
+          <ns2:ligatures ns2:val="none"/>
         </w:rPr>
         <w:t>habría exigido</w:t>
       </w:r>
@@ -3299,7 +3299,7 @@
         <w:rPr>
           <w:rFonts w:ascii="Arial Narrow" w:eastAsia="Arial Narrow" w:hAnsi="Arial Narrow" w:cs="Arial Narrow"/>
           <w:kern w:val="0"/>
-          <w14:ligatures w14:val="none"/>
+          <ns2:ligatures ns2:val="none"/>
         </w:rPr>
         <w:t xml:space="preserve"> </w:t>
       </w:r>
@@ -3307,7 +3307,7 @@
         <w:rPr>
           <w:rFonts w:ascii="Arial Narrow" w:eastAsia="Arial Narrow" w:hAnsi="Arial Narrow" w:cs="Arial Narrow"/>
           <w:kern w:val="0"/>
-          <w14:ligatures w14:val="none"/>
+          <ns2:ligatures ns2:val="none"/>
         </w:rPr>
         <w:t xml:space="preserve">información adicional a la prevista </w:t>
       </w:r>
@@ -3315,7 +3315,7 @@
         <w:rPr>
           <w:rFonts w:ascii="Arial Narrow" w:eastAsia="Arial Narrow" w:hAnsi="Arial Narrow" w:cs="Arial Narrow"/>
           <w:kern w:val="0"/>
-          <w14:ligatures w14:val="none"/>
+          <ns2:ligatures ns2:val="none"/>
         </w:rPr>
         <w:t xml:space="preserve">legalmente </w:t>
       </w:r>
@@ -3323,7 +3323,7 @@
         <w:rPr>
           <w:rFonts w:ascii="Arial Narrow" w:eastAsia="Arial Narrow" w:hAnsi="Arial Narrow" w:cs="Arial Narrow"/>
           <w:kern w:val="0"/>
-          <w14:ligatures w14:val="none"/>
+          <ns2:ligatures ns2:val="none"/>
         </w:rPr>
         <w:t>y no contemplada en el formato de solicitud de pensión p</w:t>
       </w:r>
@@ -3331,7 +3331,7 @@
         <w:rPr>
           <w:rFonts w:ascii="Arial Narrow" w:eastAsia="Arial Narrow" w:hAnsi="Arial Narrow" w:cs="Arial Narrow"/>
           <w:kern w:val="0"/>
-          <w14:ligatures w14:val="none"/>
+          <ns2:ligatures ns2:val="none"/>
         </w:rPr>
         <w:t xml:space="preserve">ara </w:t>
       </w:r>
@@ -3339,7 +3339,7 @@
         <w:rPr>
           <w:rFonts w:ascii="Arial Narrow" w:eastAsia="Arial Narrow" w:hAnsi="Arial Narrow" w:cs="Arial Narrow"/>
           <w:kern w:val="0"/>
-          <w14:ligatures w14:val="none"/>
+          <ns2:ligatures ns2:val="none"/>
         </w:rPr>
         <w:t xml:space="preserve">la evaluación de la cobertura </w:t>
       </w:r>
@@ -3347,7 +3347,7 @@
         <w:rPr>
           <w:rFonts w:ascii="Arial Narrow" w:eastAsia="Arial Narrow" w:hAnsi="Arial Narrow" w:cs="Arial Narrow"/>
           <w:kern w:val="0"/>
-          <w14:ligatures w14:val="none"/>
+          <ns2:ligatures ns2:val="none"/>
         </w:rPr>
         <w:t xml:space="preserve">de </w:t>
       </w:r>
@@ -3357,7 +3357,7 @@
           <w:color w:val="000000"/>
           <w:kern w:val="0"/>
           <w:lang w:eastAsia="es-ES"/>
-          <w14:ligatures w14:val="none"/>
+          <ns2:ligatures ns2:val="none"/>
         </w:rPr>
         <w:t>la Póliza del Seguro Complementario de Trabajo de Riesgo – Pensión</w:t>
       </w:r>
@@ -3365,7 +3365,7 @@
         <w:rPr>
           <w:rFonts w:ascii="Arial Narrow" w:eastAsia="Arial Narrow" w:hAnsi="Arial Narrow" w:cs="Arial Narrow"/>
           <w:kern w:val="0"/>
-          <w14:ligatures w14:val="none"/>
+          <ns2:ligatures ns2:val="none"/>
         </w:rPr>
         <w:t>, prolongando injustificadamente el procedimiento</w:t>
       </w:r>
@@ -3373,25 +3373,25 @@
         <w:rPr>
           <w:rFonts w:ascii="Arial Narrow" w:eastAsia="Arial Narrow" w:hAnsi="Arial Narrow" w:cs="Arial Narrow"/>
           <w:kern w:val="0"/>
-          <w14:ligatures w14:val="none"/>
+          <ns2:ligatures ns2:val="none"/>
         </w:rPr>
         <w:t xml:space="preserve">. </w:t>
       </w:r>
     </w:p>
     <w:bookmarkEnd w:id="16"/>
     <w:bookmarkEnd w:id="17"/>
-    <w:p>
-      <w:pPr>
-        <w:spacing w:after="0" w:line="240" w:lineRule="auto"/>
-        <w:jc w:val="both"/>
-        <w:rPr>
-          <w:rFonts w:ascii="Arial Narrow" w:eastAsia="Arial Narrow" w:hAnsi="Arial Narrow" w:cs="Arial Narrow"/>
-          <w:kern w:val="0"/>
-          <w14:ligatures w14:val="none"/>
-        </w:rPr>
-      </w:pPr>
-    </w:p>
-    <w:p>
+    <w:p ns2:paraId="042B3F54" ns2:textId="777BBF33">
+      <w:pPr>
+        <w:spacing w:after="0" w:line="240" w:lineRule="auto"/>
+        <w:jc w:val="both"/>
+        <w:rPr>
+          <w:rFonts w:ascii="Arial Narrow" w:eastAsia="Arial Narrow" w:hAnsi="Arial Narrow" w:cs="Arial Narrow"/>
+          <w:kern w:val="0"/>
+          <ns2:ligatures ns2:val="none"/>
+        </w:rPr>
+      </w:pPr>
+    </w:p>
+    <w:p ns2:paraId="0A292C9F" ns2:textId="6FB4AA9D">
       <w:pPr>
         <w:spacing w:line="240" w:lineRule="auto"/>
         <w:contextualSpacing/>
@@ -3399,17 +3399,17 @@
         <w:rPr>
           <w:rFonts w:ascii="Arial Narrow" w:eastAsia="Calibri" w:hAnsi="Arial Narrow" w:cs="Arial"/>
           <w:kern w:val="0"/>
-          <w14:ligatures w14:val="none"/>
-        </w:rPr>
-      </w:pPr>
-      <w:r>
-        <w:rPr>
-          <w:rFonts w:ascii="Arial Narrow" w:eastAsia="Arial Narrow" w:hAnsi="Arial Narrow" w:cs="Arial Narrow"/>
-          <w:b/>
-          <w:color w:val="000000"/>
-          <w:kern w:val="0"/>
-          <w:lang w:eastAsia="es-PE"/>
-          <w14:ligatures w14:val="none"/>
+          <ns2:ligatures ns2:val="none"/>
+        </w:rPr>
+      </w:pPr>
+      <w:r>
+        <w:rPr>
+          <w:rFonts w:ascii="Arial Narrow" w:eastAsia="Arial Narrow" w:hAnsi="Arial Narrow" w:cs="Arial Narrow"/>
+          <w:b/>
+          <w:color w:val="000000"/>
+          <w:kern w:val="0"/>
+          <w:lang w:eastAsia="es-PE"/>
+          <ns2:ligatures ns2:val="none"/>
         </w:rPr>
         <w:t>SEGUNDO:</w:t>
       </w:r>
@@ -3419,7 +3419,7 @@
           <w:color w:val="000000"/>
           <w:kern w:val="0"/>
           <w:lang w:eastAsia="es-PE"/>
-          <w14:ligatures w14:val="none"/>
+          <ns2:ligatures ns2:val="none"/>
         </w:rPr>
         <w:t xml:space="preserve"> tener por ofrecidos los medios probatorios presentados en el escrito de denuncia </w:t>
       </w:r>
@@ -3429,7 +3429,7 @@
           <w:color w:val="000000"/>
           <w:kern w:val="0"/>
           <w:lang w:val="es-ES" w:eastAsia="es-ES"/>
-          <w14:ligatures w14:val="none"/>
+          <ns2:ligatures ns2:val="none"/>
         </w:rPr>
         <w:t xml:space="preserve">del </w:t>
       </w:r>
@@ -3439,7 +3439,7 @@
           <w:color w:val="000000"/>
           <w:kern w:val="0"/>
           <w:lang w:val="es-ES" w:eastAsia="es-ES"/>
-          <w14:ligatures w14:val="none"/>
+          <ns2:ligatures ns2:val="none"/>
         </w:rPr>
         <w:t>21 de enero de 2026</w:t>
       </w:r>
@@ -3447,12 +3447,12 @@
         <w:rPr>
           <w:rFonts w:ascii="Arial Narrow" w:eastAsia="Calibri" w:hAnsi="Arial Narrow" w:cs="Arial"/>
           <w:kern w:val="0"/>
-          <w14:ligatures w14:val="none"/>
+          <ns2:ligatures ns2:val="none"/>
         </w:rPr>
         <w:t>.</w:t>
       </w:r>
     </w:p>
-    <w:p>
+    <w:p ns2:paraId="68A17E97" ns2:textId="77777777">
       <w:pPr>
         <w:spacing w:line="240" w:lineRule="auto"/>
         <w:contextualSpacing/>
@@ -3462,30 +3462,30 @@
           <w:color w:val="000000"/>
           <w:kern w:val="0"/>
           <w:lang w:eastAsia="es-PE"/>
-          <w14:ligatures w14:val="none"/>
-        </w:rPr>
-      </w:pPr>
-    </w:p>
-    <w:p>
-      <w:pPr>
-        <w:spacing w:after="0" w:line="240" w:lineRule="auto"/>
-        <w:jc w:val="both"/>
-        <w:rPr>
-          <w:rFonts w:ascii="Arial Narrow" w:eastAsia="Arial Narrow" w:hAnsi="Arial Narrow" w:cs="Arial Narrow"/>
-          <w:color w:val="000000"/>
-          <w:kern w:val="0"/>
-          <w:lang w:eastAsia="es-PE"/>
-          <w14:ligatures w14:val="none"/>
-        </w:rPr>
-      </w:pPr>
-      <w:r>
-        <w:rPr>
-          <w:rFonts w:ascii="Arial Narrow" w:eastAsia="Arial Narrow" w:hAnsi="Arial Narrow" w:cs="Arial Narrow"/>
-          <w:b/>
-          <w:color w:val="000000"/>
-          <w:kern w:val="0"/>
-          <w:lang w:eastAsia="es-PE"/>
-          <w14:ligatures w14:val="none"/>
+          <ns2:ligatures ns2:val="none"/>
+        </w:rPr>
+      </w:pPr>
+    </w:p>
+    <w:p ns2:paraId="168254DA" ns2:textId="77777777">
+      <w:pPr>
+        <w:spacing w:after="0" w:line="240" w:lineRule="auto"/>
+        <w:jc w:val="both"/>
+        <w:rPr>
+          <w:rFonts w:ascii="Arial Narrow" w:eastAsia="Arial Narrow" w:hAnsi="Arial Narrow" w:cs="Arial Narrow"/>
+          <w:color w:val="000000"/>
+          <w:kern w:val="0"/>
+          <w:lang w:eastAsia="es-PE"/>
+          <ns2:ligatures ns2:val="none"/>
+        </w:rPr>
+      </w:pPr>
+      <w:r>
+        <w:rPr>
+          <w:rFonts w:ascii="Arial Narrow" w:eastAsia="Arial Narrow" w:hAnsi="Arial Narrow" w:cs="Arial Narrow"/>
+          <w:b/>
+          <w:color w:val="000000"/>
+          <w:kern w:val="0"/>
+          <w:lang w:eastAsia="es-PE"/>
+          <ns2:ligatures ns2:val="none"/>
         </w:rPr>
         <w:t xml:space="preserve">TERCERO: </w:t>
       </w:r>
@@ -3495,7 +3495,7 @@
           <w:color w:val="000000"/>
           <w:kern w:val="0"/>
           <w:lang w:eastAsia="es-PE"/>
-          <w14:ligatures w14:val="none"/>
+          <ns2:ligatures ns2:val="none"/>
         </w:rPr>
         <w:t xml:space="preserve">requerir a </w:t>
       </w:r>
@@ -3505,7 +3505,7 @@
           <w:color w:val="000000"/>
           <w:kern w:val="0"/>
           <w:lang w:eastAsia="es-PE"/>
-          <w14:ligatures w14:val="none"/>
+          <ns2:ligatures ns2:val="none"/>
         </w:rPr>
         <w:t>Rímac Seguros y Reaseguros S.A. que</w:t>
       </w:r>
@@ -3515,12 +3515,12 @@
           <w:color w:val="000000"/>
           <w:kern w:val="0"/>
           <w:lang w:eastAsia="es-PE"/>
-          <w14:ligatures w14:val="none"/>
+          <ns2:ligatures ns2:val="none"/>
         </w:rPr>
         <w:t xml:space="preserve"> cumpla con lo siguiente:</w:t>
       </w:r>
     </w:p>
-    <w:p>
+    <w:p ns2:paraId="20FDFB8D" ns2:textId="77777777">
       <w:pPr>
         <w:spacing w:after="0" w:line="240" w:lineRule="auto"/>
         <w:jc w:val="both"/>
@@ -3529,11 +3529,11 @@
           <w:color w:val="000000"/>
           <w:kern w:val="0"/>
           <w:lang w:eastAsia="es-PE"/>
-          <w14:ligatures w14:val="none"/>
-        </w:rPr>
-      </w:pPr>
-    </w:p>
-    <w:p>
+          <ns2:ligatures ns2:val="none"/>
+        </w:rPr>
+      </w:pPr>
+    </w:p>
+    <w:p ns2:paraId="4AA80738" ns2:textId="77777777">
       <w:pPr>
         <w:numPr>
           <w:ilvl w:val="0"/>
@@ -3547,21 +3547,21 @@
           <w:color w:val="000000"/>
           <w:kern w:val="0"/>
           <w:lang w:eastAsia="es-PE"/>
-          <w14:ligatures w14:val="none"/>
-        </w:rPr>
-      </w:pPr>
-      <w:r>
-        <w:rPr>
-          <w:rFonts w:ascii="Arial Narrow" w:eastAsia="Arial Narrow" w:hAnsi="Arial Narrow" w:cs="Arial Narrow"/>
-          <w:color w:val="000000"/>
-          <w:kern w:val="0"/>
-          <w:lang w:eastAsia="es-PE"/>
-          <w14:ligatures w14:val="none"/>
+          <ns2:ligatures ns2:val="none"/>
+        </w:rPr>
+      </w:pPr>
+      <w:r>
+        <w:rPr>
+          <w:rFonts w:ascii="Arial Narrow" w:eastAsia="Arial Narrow" w:hAnsi="Arial Narrow" w:cs="Arial Narrow"/>
+          <w:color w:val="000000"/>
+          <w:kern w:val="0"/>
+          <w:lang w:eastAsia="es-PE"/>
+          <ns2:ligatures ns2:val="none"/>
         </w:rPr>
         <w:t>presentar documentos que acrediten su inscripción en los Registros Públicos o una declaración jurada que indique que cuenta con dicha inscripción;</w:t>
       </w:r>
     </w:p>
-    <w:p>
+    <w:p ns2:paraId="2B29D59F" ns2:textId="77777777">
       <w:pPr>
         <w:numPr>
           <w:ilvl w:val="0"/>
@@ -3575,21 +3575,21 @@
           <w:color w:val="000000"/>
           <w:kern w:val="0"/>
           <w:lang w:eastAsia="es-PE"/>
-          <w14:ligatures w14:val="none"/>
-        </w:rPr>
-      </w:pPr>
-      <w:r>
-        <w:rPr>
-          <w:rFonts w:ascii="Arial Narrow" w:eastAsia="Arial Narrow" w:hAnsi="Arial Narrow" w:cs="Arial Narrow"/>
-          <w:color w:val="000000"/>
-          <w:kern w:val="0"/>
-          <w:lang w:eastAsia="es-PE"/>
-          <w14:ligatures w14:val="none"/>
+          <ns2:ligatures ns2:val="none"/>
+        </w:rPr>
+      </w:pPr>
+      <w:r>
+        <w:rPr>
+          <w:rFonts w:ascii="Arial Narrow" w:eastAsia="Arial Narrow" w:hAnsi="Arial Narrow" w:cs="Arial Narrow"/>
+          <w:color w:val="000000"/>
+          <w:kern w:val="0"/>
+          <w:lang w:eastAsia="es-PE"/>
+          <ns2:ligatures ns2:val="none"/>
         </w:rPr>
         <w:t>presentar copia simple de las facultades de representación de su representante legal en el presente procedimiento o la declaración jurada que indique que cuenta con dichas facultades y que estas se encuentran vigentes;</w:t>
       </w:r>
     </w:p>
-    <w:p>
+    <w:p ns2:paraId="7EF50C46" ns2:textId="77777777">
       <w:pPr>
         <w:numPr>
           <w:ilvl w:val="0"/>
@@ -3603,21 +3603,21 @@
           <w:color w:val="000000"/>
           <w:kern w:val="0"/>
           <w:lang w:eastAsia="es-PE"/>
-          <w14:ligatures w14:val="none"/>
-        </w:rPr>
-      </w:pPr>
-      <w:r>
-        <w:rPr>
-          <w:rFonts w:ascii="Arial Narrow" w:eastAsia="Arial Narrow" w:hAnsi="Arial Narrow" w:cs="Arial Narrow"/>
-          <w:color w:val="000000"/>
-          <w:kern w:val="0"/>
-          <w:lang w:eastAsia="es-PE"/>
-          <w14:ligatures w14:val="none"/>
+          <ns2:ligatures ns2:val="none"/>
+        </w:rPr>
+      </w:pPr>
+      <w:r>
+        <w:rPr>
+          <w:rFonts w:ascii="Arial Narrow" w:eastAsia="Arial Narrow" w:hAnsi="Arial Narrow" w:cs="Arial Narrow"/>
+          <w:color w:val="000000"/>
+          <w:kern w:val="0"/>
+          <w:lang w:eastAsia="es-PE"/>
+          <ns2:ligatures ns2:val="none"/>
         </w:rPr>
         <w:t>consignar el Número de Registro Único de Contribuyentes (RUC); y,</w:t>
       </w:r>
     </w:p>
-    <w:p>
+    <w:p ns2:paraId="19E4DFA1" ns2:textId="77777777">
       <w:pPr>
         <w:numPr>
           <w:ilvl w:val="0"/>
@@ -3629,16 +3629,16 @@
         <w:rPr>
           <w:rFonts w:ascii="Arial Narrow" w:eastAsia="Calibri" w:hAnsi="Arial Narrow" w:cs="Arial"/>
           <w:kern w:val="0"/>
-          <w14:ligatures w14:val="none"/>
-        </w:rPr>
-      </w:pPr>
-      <w:r>
-        <w:rPr>
-          <w:rFonts w:ascii="Arial Narrow" w:eastAsia="Arial Narrow" w:hAnsi="Arial Narrow" w:cs="Arial Narrow"/>
-          <w:color w:val="000000"/>
-          <w:kern w:val="0"/>
-          <w:lang w:eastAsia="es-PE"/>
-          <w14:ligatures w14:val="none"/>
+          <ns2:ligatures ns2:val="none"/>
+        </w:rPr>
+      </w:pPr>
+      <w:r>
+        <w:rPr>
+          <w:rFonts w:ascii="Arial Narrow" w:eastAsia="Arial Narrow" w:hAnsi="Arial Narrow" w:cs="Arial Narrow"/>
+          <w:color w:val="000000"/>
+          <w:kern w:val="0"/>
+          <w:lang w:eastAsia="es-PE"/>
+          <ns2:ligatures ns2:val="none"/>
         </w:rPr>
         <w:t>fijar domicilio procesal para el procedimiento, de conformidad con el numeral 1 del artículo 442</w:t>
       </w:r>
@@ -3648,7 +3648,7 @@
           <w:color w:val="000000"/>
           <w:kern w:val="0"/>
           <w:lang w:eastAsia="es-PE"/>
-          <w14:ligatures w14:val="none"/>
+          <ns2:ligatures ns2:val="none"/>
         </w:rPr>
         <w:t/>
       </w:r>
@@ -3658,7 +3658,7 @@
           <w:color w:val="000000"/>
           <w:kern w:val="0"/>
           <w:lang w:eastAsia="es-PE"/>
-          <w14:ligatures w14:val="none"/>
+          <ns2:ligatures ns2:val="none"/>
         </w:rPr>
         <w:t xml:space="preserve"> del Código Procesal Civil. </w:t>
       </w:r>
@@ -3666,7 +3666,7 @@
         <w:rPr>
           <w:rFonts w:ascii="Arial Narrow" w:eastAsia="Calibri" w:hAnsi="Arial Narrow" w:cs="Arial"/>
           <w:kern w:val="0"/>
-          <w14:ligatures w14:val="none"/>
+          <ns2:ligatures ns2:val="none"/>
         </w:rPr>
         <w:t>Para ello podrá señalar domicilio físico o una dirección electrónica a la que pueda remitirse las notificaciones</w:t>
       </w:r>
@@ -3675,12 +3675,12 @@
           <w:rFonts w:ascii="Arial Narrow" w:eastAsia="Arial" w:hAnsi="Arial Narrow" w:cs="Arial"/>
           <w:kern w:val="0"/>
           <w:lang w:val="es"/>
-          <w14:ligatures w14:val="none"/>
+          <ns2:ligatures ns2:val="none"/>
         </w:rPr>
         <w:t>;</w:t>
       </w:r>
     </w:p>
-    <w:p>
+    <w:p ns2:paraId="7C63E340" ns2:textId="77777777">
       <w:pPr>
         <w:numPr>
           <w:ilvl w:val="0"/>
@@ -3692,14 +3692,14 @@
         <w:rPr>
           <w:rFonts w:ascii="Arial Narrow" w:eastAsia="Calibri" w:hAnsi="Arial Narrow" w:cs="Arial"/>
           <w:kern w:val="0"/>
-          <w14:ligatures w14:val="none"/>
+          <ns2:ligatures ns2:val="none"/>
         </w:rPr>
       </w:pPr>
       <w:r>
         <w:rPr>
           <w:rFonts w:ascii="Arial Narrow" w:eastAsia="Calibri" w:hAnsi="Arial Narrow" w:cs="Arial"/>
           <w:kern w:val="0"/>
-          <w14:ligatures w14:val="none"/>
+          <ns2:ligatures ns2:val="none"/>
         </w:rPr>
         <w:t xml:space="preserve">en caso califique como micro empresa o pequeña empresa, presentar los documentos que acrediten su volumen de ventas o ingresos brutos percibidos el año anterior relativo a todas sus actividades </w:t>
       </w:r>
@@ -3707,7 +3707,7 @@
         <w:rPr>
           <w:rFonts w:ascii="Arial Narrow" w:eastAsia="Calibri" w:hAnsi="Arial Narrow" w:cs="Arial"/>
           <w:kern w:val="0"/>
-          <w14:ligatures w14:val="none"/>
+          <ns2:ligatures ns2:val="none"/>
         </w:rPr>
         <w:lastRenderedPageBreak/>
         <w:t>económicas y el número de trabajadores con el que cuenta</w:t>
@@ -3718,7 +3718,7 @@
           <w:rFonts w:ascii="Arial Narrow" w:eastAsia="Calibri" w:hAnsi="Arial Narrow" w:cs="Arial"/>
           <w:kern w:val="0"/>
           <w:vertAlign w:val="superscript"/>
-          <w14:ligatures w14:val="none"/>
+          <ns2:ligatures ns2:val="none"/>
         </w:rPr>
         <w:footnoteReference w:id="6"/>
       </w:r>
@@ -3726,7 +3726,7 @@
         <w:rPr>
           <w:rFonts w:ascii="Arial Narrow" w:eastAsia="Calibri" w:hAnsi="Arial Narrow" w:cs="Arial"/>
           <w:kern w:val="0"/>
-          <w14:ligatures w14:val="none"/>
+          <ns2:ligatures ns2:val="none"/>
         </w:rPr>
         <w:t>. Ello, a fin de que la Comisión pueda meritar dicha documentación, conforme lo establece el artículo 110</w:t>
       </w:r>
@@ -3736,7 +3736,7 @@
           <w:color w:val="000000"/>
           <w:kern w:val="0"/>
           <w:lang w:eastAsia="es-PE"/>
-          <w14:ligatures w14:val="none"/>
+          <ns2:ligatures ns2:val="none"/>
         </w:rPr>
         <w:t/>
       </w:r>
@@ -3744,7 +3744,7 @@
         <w:rPr>
           <w:rFonts w:ascii="Arial Narrow" w:eastAsia="Calibri" w:hAnsi="Arial Narrow" w:cs="Arial"/>
           <w:kern w:val="0"/>
-          <w14:ligatures w14:val="none"/>
+          <ns2:ligatures ns2:val="none"/>
         </w:rPr>
         <w:t xml:space="preserve"> del </w:t>
       </w:r>
@@ -3753,7 +3753,7 @@
           <w:rFonts w:ascii="Arial Narrow" w:eastAsia="Calibri" w:hAnsi="Arial Narrow" w:cs="Arial"/>
           <w:spacing w:val="-2"/>
           <w:kern w:val="0"/>
-          <w14:ligatures w14:val="none"/>
+          <ns2:ligatures ns2:val="none"/>
         </w:rPr>
         <w:t>Código</w:t>
       </w:r>
@@ -3764,7 +3764,7 @@
           <w:spacing w:val="-2"/>
           <w:kern w:val="0"/>
           <w:vertAlign w:val="superscript"/>
-          <w14:ligatures w14:val="none"/>
+          <ns2:ligatures ns2:val="none"/>
         </w:rPr>
         <w:footnoteReference w:id="7"/>
       </w:r>
@@ -3773,67 +3773,102 @@
           <w:rFonts w:ascii="Arial Narrow" w:eastAsia="Calibri" w:hAnsi="Arial Narrow" w:cs="Arial"/>
           <w:spacing w:val="-2"/>
           <w:kern w:val="0"/>
-          <w14:ligatures w14:val="none"/>
+          <ns2:ligatures ns2:val="none"/>
         </w:rPr>
         <w:t>.</w:t>
       </w:r>
     </w:p>
+    <w:p ns2:paraId="1F11FE32" ns2:textId="77777777">
+      <w:pPr>
+        <w:spacing w:after="0" w:line="240" w:lineRule="auto"/>
+        <w:ind w:left="567"/>
+        <w:jc w:val="both"/>
+        <w:rPr>
+          <w:rFonts w:ascii="Arial Narrow" w:eastAsia="Arial Narrow" w:hAnsi="Arial Narrow" w:cs="Arial Narrow"/>
+          <w:color w:val="000000"/>
+          <w:kern w:val="0"/>
+          <w:lang w:eastAsia="es-PE"/>
+          <ns2:ligatures ns2:val="none"/>
+        </w:rPr>
+      </w:pPr>
+    </w:p>
     <w:p>
       <w:pPr>
         <w:spacing w:after="0" w:line="240" w:lineRule="auto"/>
-        <w:ind w:left="567"/>
-        <w:jc w:val="both"/>
-        <w:rPr>
-          <w:rFonts w:ascii="Arial Narrow" w:eastAsia="Arial Narrow" w:hAnsi="Arial Narrow" w:cs="Arial Narrow"/>
-          <w:color w:val="000000"/>
-          <w:kern w:val="0"/>
-          <w:lang w:eastAsia="es-PE"/>
-          <w14:ligatures w14:val="none"/>
-        </w:rPr>
-      </w:pPr>
-    </w:p>
-    <w:p>
-      <w:pPr>
-        <w:spacing w:after="0" w:line="240" w:lineRule="auto"/>
-        <w:jc w:val="both"/>
-        <w:rPr>
-          <w:rFonts w:ascii="Arial Narrow" w:eastAsia="Arial Narrow" w:hAnsi="Arial Narrow" w:cs="Arial Narrow"/>
-          <w:color w:val="000000"/>
-          <w:kern w:val="0"/>
-          <w:lang w:eastAsia="es-PE"/>
-          <w14:ligatures w14:val="none"/>
-        </w:rPr>
-      </w:pPr>
-      <w:r>
-        <w:rPr>
-          <w:rFonts w:ascii="Arial Narrow" w:eastAsia="Arial Narrow" w:hAnsi="Arial Narrow" w:cs="Arial Narrow"/>
-          <w:b/>
-          <w:color w:val="000000"/>
-          <w:kern w:val="0"/>
-          <w:lang w:eastAsia="es-PE"/>
-          <w14:ligatures w14:val="none"/>
+        <w:jc w:val="both"/>
+        <w:rPr>
+          <w:rFonts w:ascii="Arial Narrow" w:eastAsia="Arial Narrow" w:hAnsi="Arial Narrow" w:cs="Arial Narrow"/>
+          <w:color w:val="000000"/>
+          <w:kern w:val="0"/>
+          <w:lang w:eastAsia="es-PE"/>
+          <ns2:ligatures ns2:val="none"/>
+        </w:rPr>
+      </w:pPr>
+      <w:r>
+        <w:rPr>
+          <w:rFonts w:ascii="Arial Narrow" w:hAnsi="Arial Narrow" w:cs="Arial Narrow"/>
+          <w:b w:val="1"/>
+          <w:bCs w:val="1"/>
+          <w:sz w:val="20"/>
+          <w:szCs w:val="20"/>
         </w:rPr>
         <w:t xml:space="preserve">CUARTO: </w:t>
       </w:r>
       <w:r>
         <w:rPr>
-          <w:rFonts w:ascii="Arial Narrow" w:eastAsia="Arial Narrow" w:hAnsi="Arial Narrow" w:cs="Arial Narrow"/>
-          <w:color w:val="000000"/>
-          <w:kern w:val="0"/>
-          <w:lang w:eastAsia="es-PE"/>
-          <w14:ligatures w14:val="none"/>
-        </w:rPr>
-        <w:t xml:space="preserve">correr traslado de la denuncia interpuesta </w:t>
-      </w:r>
-      <w:r>
+          <w:rFonts w:ascii="Arial Narrow" w:hAnsi="Arial Narrow" w:cs="Arial Narrow"/>
+          <w:sz w:val="20"/>
+          <w:szCs w:val="20"/>
+        </w:rPr>
+        <w:t xml:space="preserve">correr traslado de la presente resolución a Rímac Seguros y Reaseguros S.A para que, de conformidad con lo dispuesto por el artículo 26° de la Ley sobre Facultades, Normas y Organización del Indecopi, aprobado por Decreto Legislativo N° 8079, presenten sus descargos sobre la imputación de cargos realizada en un plazo no mayor a cinco (5) días hábiles contado a partir del día siguiente de la notificación de la presente resolución, vencido el cual, el Secretario Técnico declarará en rebeldía a los denunciados que no lo hubieran presentado. Debe precisarse que de conformidad con lo establecido por el artículo 223° del Texto Único Ordenado de la Ley N° 27444, Ley del Procedimiento Administrativo General, las alegaciones y los hechos relevantes de la reclamación, salvo que hayan sido específicamente negadas en la contestación, se tendrán por aceptadas o meritadas como ciertas.</w:t>
+      </w:r>
+    </w:p>
+    <w:p ns2:paraId="228F876C" ns2:textId="77777777">
+      <w:pPr>
+        <w:spacing w:after="0" w:line="240" w:lineRule="auto"/>
+        <w:jc w:val="both"/>
+        <w:rPr>
+          <w:rFonts w:ascii="Arial Narrow" w:eastAsia="Arial Narrow" w:hAnsi="Arial Narrow" w:cs="Arial Narrow"/>
+          <w:color w:val="000000"/>
+          <w:kern w:val="0"/>
+          <w:lang w:eastAsia="es-PE"/>
+          <ns2:ligatures ns2:val="none"/>
+        </w:rPr>
+      </w:pPr>
+    </w:p>
+    <w:p ns2:paraId="774AFBA5" ns2:textId="23235554">
+      <w:pPr>
+        <w:spacing w:after="0" w:line="240" w:lineRule="auto"/>
+        <w:jc w:val="both"/>
         <w:rPr>
           <w:rFonts w:ascii="Arial Narrow" w:eastAsia="Times New Roman" w:hAnsi="Arial Narrow" w:cs="Arial"/>
           <w:color w:val="000000"/>
           <w:kern w:val="0"/>
           <w:lang w:val="es-ES" w:eastAsia="es-ES"/>
-          <w14:ligatures w14:val="none"/>
-        </w:rPr>
-        <w:t xml:space="preserve">el </w:t>
+          <ns2:ligatures ns2:val="none"/>
+        </w:rPr>
+      </w:pPr>
+      <w:r>
+        <w:rPr>
+          <w:rFonts w:ascii="Arial Narrow" w:eastAsia="Arial Narrow" w:hAnsi="Arial Narrow" w:cs="Arial Narrow"/>
+          <w:b/>
+          <w:color w:val="000000"/>
+          <w:kern w:val="0"/>
+          <w:lang w:eastAsia="es-PE"/>
+          <ns2:ligatures ns2:val="none"/>
+        </w:rPr>
+        <w:t xml:space="preserve">QUINTO: </w:t>
+      </w:r>
+      <w:bookmarkStart w:id="18" w:name="_Hlk188286813"/>
+      <w:r>
+        <w:rPr>
+          <w:rFonts w:ascii="Arial Narrow" w:eastAsia="Times New Roman" w:hAnsi="Arial Narrow" w:cs="Arial"/>
+          <w:color w:val="000000"/>
+          <w:kern w:val="0"/>
+          <w:lang w:eastAsia="es-ES"/>
+          <ns2:ligatures ns2:val="none"/>
+        </w:rPr>
+        <w:t xml:space="preserve">requerir </w:t>
       </w:r>
       <w:r>
         <w:rPr>
@@ -3841,38 +3876,783 @@
           <w:color w:val="000000"/>
           <w:kern w:val="0"/>
           <w:lang w:val="es-ES" w:eastAsia="es-ES"/>
-          <w14:ligatures w14:val="none"/>
-        </w:rPr>
-        <w:t>21 de enero de 2026</w:t>
-      </w:r>
-      <w:r>
+          <ns2:ligatures ns2:val="none"/>
+        </w:rPr>
+        <w:t xml:space="preserve">que, en un </w:t>
+      </w:r>
+      <w:r>
+        <w:rPr>
+          <w:rFonts w:ascii="Arial Narrow" w:eastAsia="Times New Roman" w:hAnsi="Arial Narrow" w:cs="Arial"/>
+          <w:color w:val="000000"/>
+          <w:kern w:val="0"/>
+          <w:lang w:eastAsia="es-ES"/>
+          <ns2:ligatures ns2:val="none"/>
+        </w:rPr>
+        <w:t>plazo no mayor de cinco (5) días hábiles contado a partir del día siguiente de la notificación de la presente resolución</w:t>
+      </w:r>
+      <w:bookmarkEnd w:id="18"/>
+      <w:r>
+        <w:rPr>
+          <w:rFonts w:ascii="Arial Narrow" w:eastAsia="Times New Roman" w:hAnsi="Arial Narrow" w:cs="Arial"/>
+          <w:color w:val="000000"/>
+          <w:kern w:val="0"/>
+          <w:lang w:eastAsia="es-ES"/>
+          <ns2:ligatures ns2:val="none"/>
+        </w:rPr>
+        <w:t xml:space="preserve">, </w:t>
+      </w:r>
+      <w:bookmarkStart w:id="19" w:name="_Hlk188286828"/>
+      <w:r>
+        <w:rPr>
+          <w:rFonts w:ascii="Arial Narrow" w:eastAsia="Times New Roman" w:hAnsi="Arial Narrow" w:cs="Times New Roman"/>
+          <w:color w:val="000000"/>
+          <w:kern w:val="0"/>
+          <w:shd w:val="clear" w:color="auto" w:fill="FFFFFF"/>
+          <w:lang w:eastAsia="es-PE"/>
+          <ns2:ligatures ns2:val="none"/>
+        </w:rPr>
+        <w:t>el proveedo</w:t>
+      </w:r>
+      <w:r>
+        <w:rPr>
+          <w:rFonts w:ascii="Arial Narrow" w:eastAsia="Times New Roman" w:hAnsi="Arial Narrow" w:cs="Times New Roman"/>
+          <w:color w:val="000000"/>
+          <w:kern w:val="0"/>
+          <w:shd w:val="clear" w:color="auto" w:fill="FFFFFF"/>
+          <w:lang w:eastAsia="es-PE"/>
+          <ns2:ligatures ns2:val="none"/>
+        </w:rPr>
+        <w:t>r denunciado</w:t>
+      </w:r>
+      <w:r>
+        <w:rPr>
+          <w:rFonts w:ascii="Arial Narrow" w:eastAsia="Times New Roman" w:hAnsi="Arial Narrow" w:cs="Arial"/>
+          <w:color w:val="000000"/>
+          <w:kern w:val="0"/>
+          <w:lang w:eastAsia="es-ES"/>
+          <ns2:ligatures ns2:val="none"/>
+        </w:rPr>
+        <w:t xml:space="preserve"> </w:t>
+      </w:r>
+      <w:bookmarkEnd w:id="19"/>
+      <w:r>
+        <w:rPr>
+          <w:rFonts w:ascii="Arial Narrow" w:eastAsia="Times New Roman" w:hAnsi="Arial Narrow" w:cs="Arial"/>
+          <w:color w:val="000000"/>
+          <w:kern w:val="0"/>
+          <w:lang w:val="es-ES" w:eastAsia="es-ES"/>
+          <ns2:ligatures ns2:val="none"/>
+        </w:rPr>
+        <w:t xml:space="preserve">cumpla con: (i) presentar una copia completa, legible y debidamente suscrita de la </w:t>
+      </w:r>
+      <w:r>
+        <w:rPr>
+          <w:rFonts w:ascii="Arial Narrow" w:eastAsia="Times New Roman" w:hAnsi="Arial Narrow" w:cs="Arial"/>
+          <w:color w:val="000000"/>
+          <w:kern w:val="0"/>
+          <w:lang w:eastAsia="es-ES"/>
+          <ns2:ligatures ns2:val="none"/>
+        </w:rPr>
+        <w:t>Póliza del Seguro Complementario de Trabajo de Riesgo</w:t>
+      </w:r>
+      <w:r>
+        <w:rPr>
+          <w:rFonts w:ascii="Arial Narrow" w:eastAsia="Times New Roman" w:hAnsi="Arial Narrow" w:cs="Arial"/>
+          <w:color w:val="000000"/>
+          <w:kern w:val="0"/>
+          <w:lang w:val="es-ES" w:eastAsia="es-ES"/>
+          <ns2:ligatures ns2:val="none"/>
+        </w:rPr>
+        <w:t>, así como el cargo de remisión de la póliza; (</w:t>
+      </w:r>
+      <w:proofErr w:type="spellStart"/>
+      <w:r>
+        <w:rPr>
+          <w:rFonts w:ascii="Arial Narrow" w:eastAsia="Times New Roman" w:hAnsi="Arial Narrow" w:cs="Arial"/>
+          <w:color w:val="000000"/>
+          <w:kern w:val="0"/>
+          <w:lang w:val="es-ES" w:eastAsia="es-ES"/>
+          <ns2:ligatures ns2:val="none"/>
+        </w:rPr>
+        <w:t>ii</w:t>
+      </w:r>
+      <w:proofErr w:type="spellEnd"/>
+      <w:r>
+        <w:rPr>
+          <w:rFonts w:ascii="Arial Narrow" w:eastAsia="Times New Roman" w:hAnsi="Arial Narrow" w:cs="Arial"/>
+          <w:color w:val="000000"/>
+          <w:kern w:val="0"/>
+          <w:lang w:val="es-ES" w:eastAsia="es-ES"/>
+          <ns2:ligatures ns2:val="none"/>
+        </w:rPr>
+        <w:t xml:space="preserve">) presentar los medios probatorios que acrediten que </w:t>
+      </w:r>
+      <w:r>
+        <w:rPr>
+          <w:rFonts w:ascii="Arial Narrow" w:eastAsia="Times New Roman" w:hAnsi="Arial Narrow" w:cs="Arial"/>
+          <w:color w:val="000000"/>
+          <w:kern w:val="0"/>
+          <w:lang w:val="es-ES" w:eastAsia="es-ES"/>
+          <ns2:ligatures ns2:val="none"/>
+        </w:rPr>
+        <w:t>la gestión de la solicitud de otorgamiento de pensión</w:t>
+      </w:r>
+      <w:r>
+        <w:rPr>
+          <w:rFonts w:ascii="Arial Narrow" w:eastAsia="Times New Roman" w:hAnsi="Arial Narrow" w:cs="Arial"/>
+          <w:color w:val="000000"/>
+          <w:kern w:val="0"/>
+          <w:lang w:eastAsia="es-ES"/>
+          <ns2:ligatures ns2:val="none"/>
+        </w:rPr>
+        <w:t xml:space="preserve"> </w:t>
+      </w:r>
+      <w:r>
+        <w:rPr>
+          <w:rFonts w:ascii="Arial Narrow" w:eastAsia="Times New Roman" w:hAnsi="Arial Narrow" w:cs="Arial"/>
+          <w:color w:val="000000"/>
+          <w:kern w:val="0"/>
+          <w:lang w:eastAsia="es-ES"/>
+          <ns2:ligatures ns2:val="none"/>
+        </w:rPr>
+        <w:t xml:space="preserve">presentada por el denunciante </w:t>
+      </w:r>
+      <w:r>
+        <w:rPr>
+          <w:rFonts w:ascii="Arial Narrow" w:eastAsia="Times New Roman" w:hAnsi="Arial Narrow" w:cs="Arial"/>
+          <w:color w:val="000000"/>
+          <w:kern w:val="0"/>
+          <w:lang w:val="es-ES" w:eastAsia="es-ES"/>
+          <ns2:ligatures ns2:val="none"/>
+        </w:rPr>
+        <w:t>fue acorde a la normativa actual</w:t>
+      </w:r>
+      <w:r>
+        <w:rPr>
+          <w:rFonts w:ascii="Arial Narrow" w:eastAsia="Times New Roman" w:hAnsi="Arial Narrow" w:cs="Arial"/>
+          <w:color w:val="000000"/>
+          <w:kern w:val="0"/>
+          <w:lang w:eastAsia="es-ES"/>
+          <ns2:ligatures ns2:val="none"/>
+        </w:rPr>
+        <w:t>; y, (</w:t>
+      </w:r>
+      <w:proofErr w:type="spellStart"/>
+      <w:r>
+        <w:rPr>
+          <w:rFonts w:ascii="Arial Narrow" w:eastAsia="Times New Roman" w:hAnsi="Arial Narrow" w:cs="Arial"/>
+          <w:color w:val="000000"/>
+          <w:kern w:val="0"/>
+          <w:lang w:eastAsia="es-ES"/>
+          <ns2:ligatures ns2:val="none"/>
+        </w:rPr>
+        <w:t>iii</w:t>
+      </w:r>
+      <w:proofErr w:type="spellEnd"/>
+      <w:r>
+        <w:rPr>
+          <w:rFonts w:ascii="Arial Narrow" w:eastAsia="Times New Roman" w:hAnsi="Arial Narrow" w:cs="Arial"/>
+          <w:color w:val="000000"/>
+          <w:kern w:val="0"/>
+          <w:lang w:eastAsia="es-ES"/>
+          <ns2:ligatures ns2:val="none"/>
+        </w:rPr>
+        <w:t xml:space="preserve">) </w:t>
+      </w:r>
+      <w:r>
+        <w:rPr>
+          <w:rFonts w:ascii="Arial Narrow" w:eastAsia="Times New Roman" w:hAnsi="Arial Narrow" w:cs="Arial"/>
+          <w:color w:val="000000"/>
+          <w:kern w:val="0"/>
+          <w:lang w:val="es-ES" w:eastAsia="es-ES"/>
+          <ns2:ligatures ns2:val="none"/>
+        </w:rPr>
+        <w:t xml:space="preserve">presentar todas las comunicaciones cursadas </w:t>
+      </w:r>
+      <w:r>
+        <w:rPr>
+          <w:rFonts w:ascii="Arial Narrow" w:eastAsia="Times New Roman" w:hAnsi="Arial Narrow" w:cs="Arial"/>
+          <w:color w:val="000000"/>
+          <w:kern w:val="0"/>
+          <w:lang w:val="es-ES" w:eastAsia="es-ES"/>
+          <ns2:ligatures ns2:val="none"/>
+        </w:rPr>
+        <w:t xml:space="preserve">con la parte denunciante </w:t>
+      </w:r>
+      <w:r>
+        <w:rPr>
+          <w:rFonts w:ascii="Arial Narrow" w:eastAsia="Times New Roman" w:hAnsi="Arial Narrow" w:cs="Arial"/>
+          <w:color w:val="000000"/>
+          <w:kern w:val="0"/>
+          <w:lang w:val="es-ES" w:eastAsia="es-ES"/>
+          <ns2:ligatures ns2:val="none"/>
+        </w:rPr>
+        <w:t xml:space="preserve">en virtud </w:t>
+      </w:r>
+      <w:r>
+        <w:rPr>
+          <w:rFonts w:ascii="Arial Narrow" w:eastAsia="Times New Roman" w:hAnsi="Arial Narrow" w:cs="Arial"/>
+          <w:color w:val="000000"/>
+          <w:kern w:val="0"/>
+          <w:lang w:val="es-ES" w:eastAsia="es-ES"/>
+          <ns2:ligatures ns2:val="none"/>
+        </w:rPr>
+        <w:t xml:space="preserve">de los hechos materia </w:t>
+      </w:r>
+      <w:r>
+        <w:rPr>
+          <w:rFonts w:ascii="Arial Narrow" w:eastAsia="Times New Roman" w:hAnsi="Arial Narrow" w:cs="Arial"/>
+          <w:color w:val="000000"/>
+          <w:kern w:val="0"/>
+          <w:lang w:val="es-ES" w:eastAsia="es-ES"/>
+          <ns2:ligatures ns2:val="none"/>
+        </w:rPr>
+        <w:t>de denuncia.</w:t>
+      </w:r>
+    </w:p>
+    <w:p ns2:paraId="12A4D8BD" ns2:textId="77777777">
+      <w:pPr>
+        <w:spacing w:after="0" w:line="240" w:lineRule="auto"/>
+        <w:jc w:val="both"/>
+        <w:rPr>
+          <w:rFonts w:ascii="Arial Narrow" w:eastAsia="Arial Narrow" w:hAnsi="Arial Narrow" w:cs="Arial Narrow"/>
+          <w:b/>
+          <w:color w:val="000000"/>
+          <w:kern w:val="0"/>
+          <w:lang w:val="es-ES" w:eastAsia="es-PE"/>
+          <ns2:ligatures ns2:val="none"/>
+        </w:rPr>
+      </w:pPr>
+    </w:p>
+    <w:p ns2:paraId="591B7E6F" ns2:textId="77777777">
+      <w:pPr>
+        <w:spacing w:after="0" w:line="240" w:lineRule="auto"/>
+        <w:jc w:val="both"/>
+        <w:rPr>
+          <w:rFonts w:ascii="Arial Narrow" w:eastAsia="Arial Narrow" w:hAnsi="Arial Narrow" w:cs="Arial Narrow"/>
+          <w:color w:val="000000"/>
+          <w:kern w:val="0"/>
+          <w:lang w:eastAsia="es-PE"/>
+          <ns2:ligatures ns2:val="none"/>
+        </w:rPr>
+      </w:pPr>
+      <w:r>
+        <w:rPr>
+          <w:rFonts w:ascii="Arial Narrow" w:eastAsia="Arial Narrow" w:hAnsi="Arial Narrow" w:cs="Arial Narrow"/>
+          <w:b/>
+          <w:color w:val="000000"/>
+          <w:kern w:val="0"/>
+          <w:lang w:eastAsia="es-PE"/>
+          <ns2:ligatures ns2:val="none"/>
+        </w:rPr>
+        <w:t>SEXTO:</w:t>
+      </w:r>
+      <w:r>
+        <w:rPr>
+          <w:rFonts w:ascii="Arial Narrow" w:eastAsia="Arial Narrow" w:hAnsi="Arial Narrow" w:cs="Arial Narrow"/>
+          <w:color w:val="000000"/>
+          <w:kern w:val="0"/>
+          <w:lang w:eastAsia="es-PE"/>
+          <ns2:ligatures ns2:val="none"/>
+        </w:rPr>
+        <w:t xml:space="preserve"> </w:t>
+      </w:r>
+      <w:bookmarkStart w:id="20" w:name="_Hlk188286915"/>
+      <w:r>
+        <w:rPr>
+          <w:rFonts w:ascii="Arial Narrow" w:eastAsia="Arial Narrow" w:hAnsi="Arial Narrow" w:cs="Arial Narrow"/>
+          <w:color w:val="000000"/>
+          <w:kern w:val="0"/>
+          <w:lang w:eastAsia="es-PE"/>
+          <ns2:ligatures ns2:val="none"/>
+        </w:rPr>
+        <w:t>informar a las partes que el artículo 110</w:t>
+      </w:r>
+      <w:r>
+        <w:rPr>
+          <w:rFonts w:ascii="Arial Narrow" w:eastAsia="Times New Roman" w:hAnsi="Arial Narrow" w:cs="Segoe UI"/>
+          <w:color w:val="000000"/>
+          <w:kern w:val="0"/>
+          <w:lang w:eastAsia="es-PE"/>
+          <ns2:ligatures ns2:val="none"/>
+        </w:rPr>
+        <w:t/>
+      </w:r>
+      <w:r>
+        <w:rPr>
+          <w:rFonts w:ascii="Arial Narrow" w:eastAsia="Arial Narrow" w:hAnsi="Arial Narrow" w:cs="Arial Narrow"/>
+          <w:color w:val="000000"/>
+          <w:kern w:val="0"/>
+          <w:lang w:eastAsia="es-PE"/>
+          <ns2:ligatures ns2:val="none"/>
+        </w:rPr>
+        <w:t xml:space="preserve"> de la Ley 29571, Código de Protección y Defensa del Consumidor</w:t>
+      </w:r>
+      <w:r>
+        <w:rPr>
+          <w:rStyle w:val="Refdenotaalpie"/>
+          <w:rFonts w:ascii="Arial Narrow" w:eastAsia="Arial Narrow" w:hAnsi="Arial Narrow" w:cs="Times New Roman"/>
+          <w:color w:val="000000"/>
+          <w:kern w:val="0"/>
+          <w:vertAlign w:val="superscript"/>
+          <w:lang w:eastAsia="es-PE"/>
+          <ns2:ligatures ns2:val="none"/>
+        </w:rPr>
+        <w:footnoteReference w:id="8"/>
+      </w:r>
+      <w:r>
+        <w:rPr>
+          <w:rFonts w:ascii="Arial Narrow" w:eastAsia="Arial Narrow" w:hAnsi="Arial Narrow" w:cs="Arial Narrow"/>
+          <w:color w:val="000000"/>
+          <w:kern w:val="0"/>
+          <w:lang w:eastAsia="es-PE"/>
+          <ns2:ligatures ns2:val="none"/>
+        </w:rPr>
+        <w:t>, faculta a la Comisión a calificar las infracciones de la referida norma como leves, graves o muy graves e imponer sanciones que van desde una amonestación hasta una multa por un máximo de 450 Unidades Impositivas Tributarias, sin perjuicio de las medidas correctivas, reparadoras y complementarias, que puedan ordenarse de acuerdo a lo estipulado en los artículos 114</w:t>
+      </w:r>
+      <w:r>
+        <w:rPr>
+          <w:rFonts w:ascii="Arial Narrow" w:eastAsia="Times New Roman" w:hAnsi="Arial Narrow" w:cs="Segoe UI"/>
+          <w:color w:val="000000"/>
+          <w:kern w:val="0"/>
+          <w:lang w:eastAsia="es-PE"/>
+          <ns2:ligatures ns2:val="none"/>
+        </w:rPr>
+        <w:t/>
+      </w:r>
+      <w:r>
+        <w:rPr>
+          <w:rFonts w:ascii="Arial Narrow" w:eastAsia="Arial Narrow" w:hAnsi="Arial Narrow" w:cs="Arial Narrow"/>
+          <w:color w:val="000000"/>
+          <w:kern w:val="0"/>
+          <w:lang w:eastAsia="es-PE"/>
+          <ns2:ligatures ns2:val="none"/>
+        </w:rPr>
+        <w:t>, 115</w:t>
+      </w:r>
+      <w:r>
+        <w:rPr>
+          <w:rFonts w:ascii="Arial Narrow" w:eastAsia="Times New Roman" w:hAnsi="Arial Narrow" w:cs="Segoe UI"/>
+          <w:color w:val="000000"/>
+          <w:kern w:val="0"/>
+          <w:lang w:eastAsia="es-PE"/>
+          <ns2:ligatures ns2:val="none"/>
+        </w:rPr>
+        <w:t/>
+      </w:r>
+      <w:r>
+        <w:rPr>
+          <w:rFonts w:ascii="Arial Narrow" w:eastAsia="Arial Narrow" w:hAnsi="Arial Narrow" w:cs="Arial Narrow"/>
+          <w:color w:val="000000"/>
+          <w:kern w:val="0"/>
+          <w:lang w:eastAsia="es-PE"/>
+          <ns2:ligatures ns2:val="none"/>
+        </w:rPr>
+        <w:t xml:space="preserve"> y 116</w:t>
+      </w:r>
+      <w:r>
+        <w:rPr>
+          <w:rFonts w:ascii="Arial Narrow" w:eastAsia="Times New Roman" w:hAnsi="Arial Narrow" w:cs="Segoe UI"/>
+          <w:color w:val="000000"/>
+          <w:kern w:val="0"/>
+          <w:lang w:eastAsia="es-PE"/>
+          <ns2:ligatures ns2:val="none"/>
+        </w:rPr>
+        <w:t/>
+      </w:r>
+      <w:r>
+        <w:rPr>
+          <w:rFonts w:ascii="Arial Narrow" w:eastAsia="Arial Narrow" w:hAnsi="Arial Narrow" w:cs="Arial Narrow"/>
+          <w:color w:val="000000"/>
+          <w:kern w:val="0"/>
+          <w:lang w:eastAsia="es-PE"/>
+          <ns2:ligatures ns2:val="none"/>
+        </w:rPr>
+        <w:t xml:space="preserve"> de la referida norma</w:t>
+      </w:r>
+      <w:r>
+        <w:rPr>
+          <w:rStyle w:val="Refdenotaalpie"/>
+          <w:rFonts w:ascii="Arial Narrow" w:eastAsia="Arial Narrow" w:hAnsi="Arial Narrow" w:cs="Times New Roman"/>
+          <w:color w:val="000000"/>
+          <w:kern w:val="0"/>
+          <w:vertAlign w:val="superscript"/>
+          <w:lang w:eastAsia="es-PE"/>
+          <ns2:ligatures ns2:val="none"/>
+        </w:rPr>
+        <w:footnoteReference w:id="9"/>
+      </w:r>
+      <w:r>
+        <w:rPr>
+          <w:rFonts w:ascii="Arial Narrow" w:eastAsia="Arial Narrow" w:hAnsi="Arial Narrow" w:cs="Arial Narrow"/>
+          <w:color w:val="000000"/>
+          <w:kern w:val="0"/>
+          <w:lang w:eastAsia="es-PE"/>
+          <ns2:ligatures ns2:val="none"/>
+        </w:rPr>
+        <w:t xml:space="preserve">. </w:t>
+      </w:r>
+      <w:bookmarkEnd w:id="20"/>
+      <w:r>
+        <w:rPr>
+          <w:rFonts w:ascii="Arial Narrow" w:eastAsia="Arial Narrow" w:hAnsi="Arial Narrow" w:cs="Arial Narrow"/>
+          <w:color w:val="000000"/>
+          <w:kern w:val="0"/>
+          <w:lang w:eastAsia="es-PE"/>
+          <ns2:ligatures ns2:val="none"/>
+        </w:rPr>
+        <w:lastRenderedPageBreak/>
+        <w:t>Asimismo, se consideran circunstancias atenuantes para la graduación de la sanción, el allanamiento de la denuncia o el reconocimiento de las pretensiones en ella contenidas, de acuerdo con el artículo 112</w:t>
+      </w:r>
+      <w:r>
+        <w:rPr>
+          <w:rFonts w:ascii="Arial Narrow" w:eastAsia="Times New Roman" w:hAnsi="Arial Narrow" w:cs="Segoe UI"/>
+          <w:color w:val="000000"/>
+          <w:kern w:val="0"/>
+          <w:lang w:eastAsia="es-PE"/>
+          <ns2:ligatures ns2:val="none"/>
+        </w:rPr>
+        <w:t/>
+      </w:r>
+      <w:r>
+        <w:rPr>
+          <w:rFonts w:ascii="Arial Narrow" w:eastAsia="Arial Narrow" w:hAnsi="Arial Narrow" w:cs="Arial Narrow"/>
+          <w:color w:val="000000"/>
+          <w:kern w:val="0"/>
+          <w:lang w:eastAsia="es-PE"/>
+          <ns2:ligatures ns2:val="none"/>
+        </w:rPr>
+        <w:t xml:space="preserve"> del Código</w:t>
+      </w:r>
+      <w:r>
+        <w:rPr>
+          <w:rStyle w:val="Refdenotaalpie"/>
+          <w:rFonts w:ascii="Arial Narrow" w:eastAsia="Arial Narrow" w:hAnsi="Arial Narrow" w:cs="Times New Roman"/>
+          <w:color w:val="000000"/>
+          <w:kern w:val="0"/>
+          <w:vertAlign w:val="superscript"/>
+          <w:lang w:eastAsia="es-PE"/>
+          <ns2:ligatures ns2:val="none"/>
+        </w:rPr>
+        <w:footnoteReference w:id="10"/>
+      </w:r>
+      <w:r>
+        <w:rPr>
+          <w:rFonts w:ascii="Arial Narrow" w:eastAsia="Arial Narrow" w:hAnsi="Arial Narrow" w:cs="Arial Narrow"/>
+          <w:color w:val="000000"/>
+          <w:kern w:val="0"/>
+          <w:lang w:eastAsia="es-PE"/>
+          <ns2:ligatures ns2:val="none"/>
+        </w:rPr>
+        <w:t>.</w:t>
+      </w:r>
+    </w:p>
+    <w:p ns2:paraId="0ECE55DF" ns2:textId="77777777">
+      <w:pPr>
+        <w:shd w:val="clear" w:color="auto" w:fill="FFFFFF"/>
+        <w:spacing w:after="0" w:line="240" w:lineRule="auto"/>
+        <w:jc w:val="both"/>
+        <w:rPr>
+          <w:rFonts w:ascii="Arial Narrow" w:eastAsia="Arial Narrow" w:hAnsi="Arial Narrow" w:cs="Arial Narrow"/>
+          <w:b/>
+          <w:color w:val="000000"/>
+          <w:kern w:val="0"/>
+          <w:lang w:eastAsia="es-PE"/>
+          <ns2:ligatures ns2:val="none"/>
+        </w:rPr>
+      </w:pPr>
+    </w:p>
+    <w:p ns2:paraId="1CC114EB" ns2:textId="77777777">
+      <w:pPr>
+        <w:shd w:val="clear" w:color="auto" w:fill="FFFFFF"/>
+        <w:spacing w:after="0" w:line="240" w:lineRule="auto"/>
+        <w:jc w:val="both"/>
+        <w:rPr>
+          <w:rFonts w:ascii="Arial Narrow" w:eastAsia="Arial Narrow" w:hAnsi="Arial Narrow" w:cs="Arial Narrow"/>
+          <w:color w:val="000000"/>
+          <w:kern w:val="0"/>
+          <w:lang w:eastAsia="es-PE"/>
+          <ns2:ligatures ns2:val="none"/>
+        </w:rPr>
+      </w:pPr>
+      <w:r>
+        <w:rPr>
+          <w:rFonts w:ascii="Arial Narrow" w:eastAsia="Arial Narrow" w:hAnsi="Arial Narrow" w:cs="Arial Narrow"/>
+          <w:b/>
+          <w:color w:val="000000"/>
+          <w:kern w:val="0"/>
+          <w:lang w:eastAsia="es-PE"/>
+          <ns2:ligatures ns2:val="none"/>
+        </w:rPr>
+        <w:t>SÉTIMO:</w:t>
+      </w:r>
+      <w:r>
+        <w:rPr>
+          <w:rFonts w:ascii="Arial Narrow" w:eastAsia="Arial Narrow" w:hAnsi="Arial Narrow" w:cs="Arial Narrow"/>
+          <w:color w:val="000000"/>
+          <w:kern w:val="0"/>
+          <w:lang w:eastAsia="es-PE"/>
+          <ns2:ligatures ns2:val="none"/>
+        </w:rPr>
+        <w:t xml:space="preserve"> informar a las partes que conforme a lo establecido en el artículo 39</w:t>
+      </w:r>
+      <w:r>
+        <w:rPr>
+          <w:rFonts w:ascii="Arial Narrow" w:eastAsia="Times New Roman" w:hAnsi="Arial Narrow" w:cs="Segoe UI"/>
+          <w:color w:val="000000"/>
+          <w:kern w:val="0"/>
+          <w:lang w:eastAsia="es-PE"/>
+          <ns2:ligatures ns2:val="none"/>
+        </w:rPr>
+        <w:t/>
+      </w:r>
+      <w:r>
+        <w:rPr>
+          <w:rFonts w:ascii="Arial Narrow" w:eastAsia="Arial Narrow" w:hAnsi="Arial Narrow" w:cs="Arial Narrow"/>
+          <w:color w:val="000000"/>
+          <w:kern w:val="0"/>
+          <w:lang w:eastAsia="es-PE"/>
+          <ns2:ligatures ns2:val="none"/>
+        </w:rPr>
+        <w:t xml:space="preserve"> de la Ley sobre Facultades, Normas y Organización del Indecopi, aprobada por Decreto Legislativo 807, los gastos por los peritajes realizados, actuación de pruebas, inspecciones y otros derivados de la tramitación del proceso serán de cargo de la parte que solicita la prueba, salvo pacto en contrario. En todos los casos, la resolución final determinará si los gastos deben ser asumidos por alguna de las partes, o reembolsados a la otra parte o al Indecopi, según sea el caso, de manera adicional a la sanción que haya podido imponerse. </w:t>
+      </w:r>
+    </w:p>
+    <w:p ns2:paraId="364C4B19" ns2:textId="77777777">
+      <w:pPr>
+        <w:shd w:val="clear" w:color="auto" w:fill="FFFFFF"/>
+        <w:spacing w:after="0" w:line="240" w:lineRule="auto"/>
+        <w:jc w:val="both"/>
+        <w:rPr>
+          <w:rFonts w:ascii="Arial Narrow" w:eastAsia="Arial Narrow" w:hAnsi="Arial Narrow" w:cs="Arial Narrow"/>
+          <w:color w:val="000000"/>
+          <w:kern w:val="0"/>
+          <w:lang w:eastAsia="es-PE"/>
+          <ns2:ligatures ns2:val="none"/>
+        </w:rPr>
+      </w:pPr>
+    </w:p>
+    <w:p ns2:paraId="27E9BBC0" ns2:textId="77777777">
+      <w:pPr>
+        <w:suppressAutoHyphens/>
+        <w:spacing w:after="0" w:line="240" w:lineRule="auto"/>
+        <w:jc w:val="both"/>
         <w:rPr>
           <w:rFonts w:ascii="Arial Narrow" w:eastAsia="Calibri" w:hAnsi="Arial Narrow" w:cs="Arial"/>
           <w:kern w:val="0"/>
-          <w14:ligatures w14:val="none"/>
-        </w:rPr>
-        <w:t xml:space="preserve">, </w:t>
-      </w:r>
-      <w:r>
-        <w:rPr>
-          <w:rFonts w:ascii="Arial Narrow" w:eastAsia="Arial Narrow" w:hAnsi="Arial Narrow" w:cs="Arial Narrow"/>
-          <w:color w:val="000000"/>
-          <w:kern w:val="0"/>
-          <w:lang w:eastAsia="es-PE"/>
-          <w14:ligatures w14:val="none"/>
-        </w:rPr>
-        <w:t>a</w:t>
-      </w:r>
-      <w:r>
+          <w:u w:val="single"/>
+          <ns2:ligatures ns2:val="none"/>
+        </w:rPr>
+      </w:pPr>
+      <w:r>
+        <w:rPr>
+          <w:rFonts w:ascii="Arial Narrow" w:eastAsia="Calibri" w:hAnsi="Arial Narrow" w:cs="Arial"/>
+          <w:b/>
+          <w:bCs/>
+          <w:kern w:val="0"/>
+          <ns2:ligatures ns2:val="none"/>
+        </w:rPr>
+        <w:lastRenderedPageBreak/>
+        <w:t>OCTAVO</w:t>
+      </w:r>
+      <w:r>
+        <w:rPr>
+          <w:rFonts w:ascii="Arial Narrow" w:eastAsia="Calibri" w:hAnsi="Arial Narrow" w:cs="Arial"/>
+          <w:b/>
+          <w:kern w:val="0"/>
+          <ns2:ligatures ns2:val="none"/>
+        </w:rPr>
+        <w:t>:</w:t>
+      </w:r>
+      <w:r>
+        <w:rPr>
+          <w:rFonts w:ascii="Arial Narrow" w:eastAsia="Calibri" w:hAnsi="Arial Narrow" w:cs="Arial"/>
+          <w:kern w:val="0"/>
+          <ns2:ligatures ns2:val="none"/>
+        </w:rPr>
+        <w:t xml:space="preserve"> comunicar a las partes que, de acuerdo a lo señalado por el artículo 29</w:t>
+      </w:r>
+      <w:r>
+        <w:rPr>
+          <w:rFonts w:ascii="Arial Narrow" w:eastAsia="Times New Roman" w:hAnsi="Arial Narrow" w:cs="Segoe UI"/>
+          <w:color w:val="000000"/>
+          <w:kern w:val="0"/>
+          <w:lang w:eastAsia="es-PE"/>
+          <ns2:ligatures ns2:val="none"/>
+        </w:rPr>
+        <w:t/>
+      </w:r>
+      <w:r>
+        <w:rPr>
+          <w:rFonts w:ascii="Arial Narrow" w:eastAsia="Calibri" w:hAnsi="Arial Narrow" w:cs="Arial"/>
+          <w:kern w:val="0"/>
+          <ns2:ligatures ns2:val="none"/>
+        </w:rPr>
+        <w:t xml:space="preserve"> del Decreto Legislativo </w:t>
+      </w:r>
+      <w:proofErr w:type="spellStart"/>
+      <w:r>
+        <w:rPr>
+          <w:rFonts w:ascii="Arial Narrow" w:eastAsia="Calibri" w:hAnsi="Arial Narrow" w:cs="Arial"/>
+          <w:kern w:val="0"/>
+          <ns2:ligatures ns2:val="none"/>
+        </w:rPr>
+        <w:t/>
+      </w:r>
+      <w:proofErr w:type="spellEnd"/>
+      <w:r>
+        <w:rPr>
+          <w:rFonts w:ascii="Arial Narrow" w:eastAsia="Calibri" w:hAnsi="Arial Narrow" w:cs="Arial"/>
+          <w:kern w:val="0"/>
+          <ns2:ligatures ns2:val="none"/>
+        </w:rPr>
+        <w:t xml:space="preserve"> 807</w:t>
+      </w:r>
+      <w:r>
+        <w:rPr>
+          <w:rStyle w:val="Refdenotaalpie"/>
+          <w:rFonts w:ascii="Arial Narrow" w:eastAsia="Calibri" w:hAnsi="Arial Narrow" w:cs="Arial"/>
+          <w:kern w:val="0"/>
+          <w:vertAlign w:val="superscript"/>
+          <ns2:ligatures ns2:val="none"/>
+        </w:rPr>
+        <w:footnoteReference w:id="11"/>
+      </w:r>
+      <w:r>
+        <w:rPr>
+          <w:rFonts w:ascii="Arial Narrow" w:eastAsia="Calibri" w:hAnsi="Arial Narrow" w:cs="Arial"/>
+          <w:kern w:val="0"/>
+          <ns2:ligatures ns2:val="none"/>
+        </w:rPr>
+        <w:t xml:space="preserve">, hasta antes de la emisión de la Resolución Final tienen la posibilidad de solicitar una audiencia de conciliación. En caso deleguen a favor de una tercera persona su actuación en la diligencia programada, esta deberá presentar un poder especial con firma legalizada ante Notario Público, donde conste </w:t>
+      </w:r>
+      <w:r>
+        <w:rPr>
+          <w:rFonts w:ascii="Arial Narrow" w:eastAsia="Calibri" w:hAnsi="Arial Narrow" w:cs="Arial"/>
+          <w:kern w:val="0"/>
+          <w:u w:val="single"/>
+          <ns2:ligatures ns2:val="none"/>
+        </w:rPr>
+        <w:t>expresamente su facultad para asistir y conciliar en su representación</w:t>
+      </w:r>
+      <w:r>
+        <w:rPr>
+          <w:rFonts w:ascii="Arial Narrow" w:eastAsia="Calibri" w:hAnsi="Arial Narrow" w:cs="Arial"/>
+          <w:bCs/>
+          <w:kern w:val="0"/>
+          <ns2:ligatures ns2:val="none"/>
+        </w:rPr>
+        <w:t>.</w:t>
+      </w:r>
+      <w:r>
+        <w:rPr>
+          <w:rFonts w:ascii="Arial Narrow" w:eastAsia="Calibri" w:hAnsi="Arial Narrow" w:cs="Arial"/>
+          <w:b/>
+          <w:bCs/>
+          <w:kern w:val="0"/>
+          <ns2:ligatures ns2:val="none"/>
+        </w:rPr>
+        <w:t xml:space="preserve"> </w:t>
+      </w:r>
+      <w:r>
+        <w:rPr>
+          <w:rFonts w:ascii="Arial Narrow" w:eastAsia="Calibri" w:hAnsi="Arial Narrow" w:cs="Arial"/>
+          <w:kern w:val="0"/>
+          <w:u w:val="single"/>
+          <ns2:ligatures ns2:val="none"/>
+        </w:rPr>
+        <w:t xml:space="preserve">Ello bajo apercibimiento de no realizar la audiencia de conciliación y levantar el acta de inasistencia correspondiente. </w:t>
+      </w:r>
+    </w:p>
+    <w:p ns2:paraId="4CD47B08" ns2:textId="77777777">
+      <w:pPr>
+        <w:suppressAutoHyphens/>
+        <w:spacing w:after="0" w:line="240" w:lineRule="auto"/>
+        <w:jc w:val="both"/>
+        <w:rPr>
+          <w:rFonts w:ascii="Arial Narrow" w:eastAsia="Calibri" w:hAnsi="Arial Narrow" w:cs="Arial"/>
+          <w:kern w:val="0"/>
+          <w:u w:val="single"/>
+          <ns2:ligatures ns2:val="none"/>
+        </w:rPr>
+      </w:pPr>
+    </w:p>
+    <w:p ns2:paraId="0E80CA49" ns2:textId="77777777">
+      <w:pPr>
+        <w:suppressAutoHyphens/>
+        <w:spacing w:after="0" w:line="240" w:lineRule="auto"/>
+        <w:jc w:val="both"/>
         <w:rPr>
           <w:rFonts w:ascii="Arial Narrow" w:eastAsia="Times New Roman" w:hAnsi="Arial Narrow" w:cs="Times New Roman"/>
           <w:color w:val="000000"/>
           <w:kern w:val="0"/>
-          <w:shd w:val="clear" w:color="auto" w:fill="FFFFFF"/>
-          <w:lang w:eastAsia="es-PE"/>
-          <w14:ligatures w14:val="none"/>
-        </w:rPr>
-        <w:t xml:space="preserve"> </w:t>
+          <w:lang w:eastAsia="es-PE"/>
+          <ns2:ligatures ns2:val="none"/>
+        </w:rPr>
+      </w:pPr>
+      <w:r>
+        <w:rPr>
+          <w:rFonts w:ascii="Arial Narrow" w:eastAsia="Times New Roman" w:hAnsi="Arial Narrow" w:cs="Times New Roman"/>
+          <w:b/>
+          <w:color w:val="000000"/>
+          <w:kern w:val="0"/>
+          <w:lang w:eastAsia="es-PE"/>
+          <ns2:ligatures ns2:val="none"/>
+        </w:rPr>
+        <w:t>NOVENO:</w:t>
+      </w:r>
+      <w:r>
+        <w:rPr>
+          <w:rFonts w:ascii="Arial Narrow" w:eastAsia="Times New Roman" w:hAnsi="Arial Narrow" w:cs="Times New Roman"/>
+          <w:color w:val="000000"/>
+          <w:kern w:val="0"/>
+          <w:lang w:eastAsia="es-PE"/>
+          <ns2:ligatures ns2:val="none"/>
+        </w:rPr>
+        <w:t xml:space="preserve"> poner en conocimiento de las partes que, antes de la emisión de la Resolución Final, tienen la posibilidad de formular su desistimiento o presentar el acuerdo arribado mediante la conciliación, mediación, transacción o cualquier otro que, de forma indubitable, deje constancia que se ha solucionado la controversia materia de denuncia.</w:t>
+      </w:r>
+      <w:bookmarkStart w:id="21" w:name="h.gjdgxs" w:colFirst="0" w:colLast="0"/>
+      <w:bookmarkEnd w:id="21"/>
+    </w:p>
+    <w:p ns2:paraId="7DDD06F7" ns2:textId="77777777">
+      <w:pPr>
+        <w:suppressAutoHyphens/>
+        <w:spacing w:after="0" w:line="240" w:lineRule="auto"/>
+        <w:jc w:val="both"/>
+        <w:rPr>
+          <w:rFonts w:ascii="Arial Narrow" w:eastAsia="Times New Roman" w:hAnsi="Arial Narrow" w:cs="Times New Roman"/>
+          <w:color w:val="000000"/>
+          <w:kern w:val="0"/>
+          <w:lang w:eastAsia="es-PE"/>
+          <ns2:ligatures ns2:val="none"/>
+        </w:rPr>
+      </w:pPr>
+    </w:p>
+    <w:p ns2:paraId="236137A1" ns2:textId="6043F451">
+      <w:pPr>
+        <w:suppressAutoHyphens/>
+        <w:spacing w:after="0" w:line="240" w:lineRule="auto"/>
+        <w:jc w:val="both"/>
+        <w:rPr>
+          <w:rFonts w:ascii="Arial Narrow" w:hAnsi="Arial Narrow" w:cs="Arial"/>
+        </w:rPr>
+      </w:pPr>
+      <w:r>
+        <w:rPr>
+          <w:rFonts w:ascii="Arial Narrow" w:eastAsia="Arial Narrow" w:hAnsi="Arial Narrow" w:cs="Arial Narrow"/>
+          <w:b/>
+          <w:bCs/>
+        </w:rPr>
+        <w:t xml:space="preserve">DÉCIMO: requerir al señor [DENUNCIANTE] y Rímac Seguros y Reaseguros S.A. para que, dentro del plazo de dos (2) días hábiles siguientes a la fecha en que reciban la notificación en sus bandejas de correo electrónico, efectúen la confirmación de recepción de la notificación remitida por este despacho a sus correos electrónicos, de conformidad con el segundo párrafo del numeral 4 del artículo 20 del Texto Único Ordenado de la Ley del Procedimiento Administrativo General, aprobado mediante Decreto Supremo 006-2026-JUS, bajo apercibimiento de rehacer el acto de notificación y notificarle conforme al numeral 1 del artículo 20 del citado cuerpo normativo.</w:t>
+      </w:r>
+      <w:r>
+        <w:rPr>
+          <w:rFonts w:ascii="Arial Narrow" w:hAnsi="Arial Narrow" w:cs="Arial"/>
+          <w:b/>
+          <w:spacing w:val="-3"/>
+          <w:kern w:val="0"/>
+          <ns2:ligatures ns2:val="none"/>
+        </w:rPr>
+        <w:t/>
       </w:r>
       <w:r>
         <w:rPr>
@@ -3880,881 +4660,9 @@
           <w:bCs/>
           <w:spacing w:val="-3"/>
           <w:kern w:val="0"/>
-          <w14:ligatures w14:val="none"/>
-        </w:rPr>
-        <w:t>Rímac Seguros y Reaseguros S.A.</w:t>
-      </w:r>
-      <w:r>
-        <w:rPr>
-          <w:rFonts w:ascii="Arial Narrow" w:eastAsia="Arial Narrow" w:hAnsi="Arial Narrow" w:cs="Arial Narrow"/>
-          <w:color w:val="000000"/>
-          <w:kern w:val="0"/>
-          <w:lang w:eastAsia="es-PE"/>
-          <w14:ligatures w14:val="none"/>
-        </w:rPr>
-        <w:t>, para que, de conformidad con lo dispuesto por el artículo 26</w:t>
-      </w:r>
-      <w:r>
-        <w:rPr>
-          <w:rFonts w:ascii="Arial Narrow" w:eastAsia="Times New Roman" w:hAnsi="Arial Narrow" w:cs="Segoe UI"/>
-          <w:color w:val="000000"/>
-          <w:kern w:val="0"/>
-          <w:lang w:eastAsia="es-PE"/>
-          <w14:ligatures w14:val="none"/>
-        </w:rPr>
-        <w:t/>
-      </w:r>
-      <w:r>
-        <w:rPr>
-          <w:rFonts w:ascii="Arial Narrow" w:eastAsia="Arial Narrow" w:hAnsi="Arial Narrow" w:cs="Arial Narrow"/>
-          <w:color w:val="000000"/>
-          <w:kern w:val="0"/>
-          <w:lang w:eastAsia="es-PE"/>
-          <w14:ligatures w14:val="none"/>
-        </w:rPr>
-        <w:t xml:space="preserve"> de la Ley sobre</w:t>
-      </w:r>
-      <w:r>
-        <w:rPr>
-          <w:rFonts w:ascii="Arial Narrow" w:eastAsia="Arial Narrow" w:hAnsi="Arial Narrow" w:cs="Arial Narrow"/>
-          <w:color w:val="000000"/>
-          <w:kern w:val="0"/>
-          <w:lang w:eastAsia="es-PE"/>
-          <w14:ligatures w14:val="none"/>
-        </w:rPr>
-        <w:t xml:space="preserve"> Facultades, Normas y Organización del Indecopi, aprobada por Decreto Legislativo 807, presente sus descargos en un plazo no mayor de cinco (5) días hábiles contados desde la notificación. </w:t>
-      </w:r>
-    </w:p>
-    <w:p>
-      <w:pPr>
-        <w:spacing w:after="0" w:line="240" w:lineRule="auto"/>
-        <w:jc w:val="both"/>
-        <w:rPr>
-          <w:rFonts w:ascii="Arial Narrow" w:eastAsia="Arial Narrow" w:hAnsi="Arial Narrow" w:cs="Arial Narrow"/>
-          <w:color w:val="000000"/>
-          <w:kern w:val="0"/>
-          <w:lang w:eastAsia="es-PE"/>
-          <w14:ligatures w14:val="none"/>
-        </w:rPr>
-      </w:pPr>
-    </w:p>
-    <w:p>
-      <w:pPr>
-        <w:spacing w:after="0" w:line="240" w:lineRule="auto"/>
-        <w:jc w:val="both"/>
-        <w:rPr>
-          <w:rFonts w:ascii="Arial Narrow" w:eastAsia="Times New Roman" w:hAnsi="Arial Narrow" w:cs="Arial"/>
-          <w:color w:val="000000"/>
-          <w:kern w:val="0"/>
-          <w:lang w:val="es-ES" w:eastAsia="es-ES"/>
-          <w14:ligatures w14:val="none"/>
-        </w:rPr>
-      </w:pPr>
-      <w:r>
-        <w:rPr>
-          <w:rFonts w:ascii="Arial Narrow" w:eastAsia="Arial Narrow" w:hAnsi="Arial Narrow" w:cs="Arial Narrow"/>
-          <w:b/>
-          <w:color w:val="000000"/>
-          <w:kern w:val="0"/>
-          <w:lang w:eastAsia="es-PE"/>
-          <w14:ligatures w14:val="none"/>
-        </w:rPr>
-        <w:t xml:space="preserve">QUINTO: </w:t>
-      </w:r>
-      <w:bookmarkStart w:id="18" w:name="_Hlk188286813"/>
-      <w:r>
-        <w:rPr>
-          <w:rFonts w:ascii="Arial Narrow" w:eastAsia="Times New Roman" w:hAnsi="Arial Narrow" w:cs="Arial"/>
-          <w:color w:val="000000"/>
-          <w:kern w:val="0"/>
-          <w:lang w:eastAsia="es-ES"/>
-          <w14:ligatures w14:val="none"/>
-        </w:rPr>
-        <w:t xml:space="preserve">requerir </w:t>
-      </w:r>
-      <w:r>
-        <w:rPr>
-          <w:rFonts w:ascii="Arial Narrow" w:eastAsia="Times New Roman" w:hAnsi="Arial Narrow" w:cs="Arial"/>
-          <w:color w:val="000000"/>
-          <w:kern w:val="0"/>
-          <w:lang w:val="es-ES" w:eastAsia="es-ES"/>
-          <w14:ligatures w14:val="none"/>
-        </w:rPr>
-        <w:t xml:space="preserve">que, en un </w:t>
-      </w:r>
-      <w:r>
-        <w:rPr>
-          <w:rFonts w:ascii="Arial Narrow" w:eastAsia="Times New Roman" w:hAnsi="Arial Narrow" w:cs="Arial"/>
-          <w:color w:val="000000"/>
-          <w:kern w:val="0"/>
-          <w:lang w:eastAsia="es-ES"/>
-          <w14:ligatures w14:val="none"/>
-        </w:rPr>
-        <w:t>plazo no mayor de cinco (5) días hábiles contado a partir del día siguiente de la notificación de la presente resolución</w:t>
-      </w:r>
-      <w:bookmarkEnd w:id="18"/>
-      <w:r>
-        <w:rPr>
-          <w:rFonts w:ascii="Arial Narrow" w:eastAsia="Times New Roman" w:hAnsi="Arial Narrow" w:cs="Arial"/>
-          <w:color w:val="000000"/>
-          <w:kern w:val="0"/>
-          <w:lang w:eastAsia="es-ES"/>
-          <w14:ligatures w14:val="none"/>
-        </w:rPr>
-        <w:t xml:space="preserve">, </w:t>
-      </w:r>
-      <w:bookmarkStart w:id="19" w:name="_Hlk188286828"/>
-      <w:r>
-        <w:rPr>
-          <w:rFonts w:ascii="Arial Narrow" w:eastAsia="Times New Roman" w:hAnsi="Arial Narrow" w:cs="Times New Roman"/>
-          <w:color w:val="000000"/>
-          <w:kern w:val="0"/>
-          <w:shd w:val="clear" w:color="auto" w:fill="FFFFFF"/>
-          <w:lang w:eastAsia="es-PE"/>
-          <w14:ligatures w14:val="none"/>
-        </w:rPr>
-        <w:t>el proveedo</w:t>
-      </w:r>
-      <w:r>
-        <w:rPr>
-          <w:rFonts w:ascii="Arial Narrow" w:eastAsia="Times New Roman" w:hAnsi="Arial Narrow" w:cs="Times New Roman"/>
-          <w:color w:val="000000"/>
-          <w:kern w:val="0"/>
-          <w:shd w:val="clear" w:color="auto" w:fill="FFFFFF"/>
-          <w:lang w:eastAsia="es-PE"/>
-          <w14:ligatures w14:val="none"/>
-        </w:rPr>
-        <w:t>r denunciado</w:t>
-      </w:r>
-      <w:r>
-        <w:rPr>
-          <w:rFonts w:ascii="Arial Narrow" w:eastAsia="Times New Roman" w:hAnsi="Arial Narrow" w:cs="Arial"/>
-          <w:color w:val="000000"/>
-          <w:kern w:val="0"/>
-          <w:lang w:eastAsia="es-ES"/>
-          <w14:ligatures w14:val="none"/>
-        </w:rPr>
-        <w:t xml:space="preserve"> </w:t>
-      </w:r>
-      <w:bookmarkEnd w:id="19"/>
-      <w:r>
-        <w:rPr>
-          <w:rFonts w:ascii="Arial Narrow" w:eastAsia="Times New Roman" w:hAnsi="Arial Narrow" w:cs="Arial"/>
-          <w:color w:val="000000"/>
-          <w:kern w:val="0"/>
-          <w:lang w:val="es-ES" w:eastAsia="es-ES"/>
-          <w14:ligatures w14:val="none"/>
-        </w:rPr>
-        <w:t xml:space="preserve">cumpla con: (i) presentar una copia completa, legible y debidamente suscrita de la </w:t>
-      </w:r>
-      <w:r>
-        <w:rPr>
-          <w:rFonts w:ascii="Arial Narrow" w:eastAsia="Times New Roman" w:hAnsi="Arial Narrow" w:cs="Arial"/>
-          <w:color w:val="000000"/>
-          <w:kern w:val="0"/>
-          <w:lang w:eastAsia="es-ES"/>
-          <w14:ligatures w14:val="none"/>
-        </w:rPr>
-        <w:t>Póliza del Seguro Complementario de Trabajo de Riesgo</w:t>
-      </w:r>
-      <w:r>
-        <w:rPr>
-          <w:rFonts w:ascii="Arial Narrow" w:eastAsia="Times New Roman" w:hAnsi="Arial Narrow" w:cs="Arial"/>
-          <w:color w:val="000000"/>
-          <w:kern w:val="0"/>
-          <w:lang w:val="es-ES" w:eastAsia="es-ES"/>
-          <w14:ligatures w14:val="none"/>
-        </w:rPr>
-        <w:t>, así como el cargo de remisión de la póliza; (</w:t>
-      </w:r>
-      <w:proofErr w:type="spellStart"/>
-      <w:r>
-        <w:rPr>
-          <w:rFonts w:ascii="Arial Narrow" w:eastAsia="Times New Roman" w:hAnsi="Arial Narrow" w:cs="Arial"/>
-          <w:color w:val="000000"/>
-          <w:kern w:val="0"/>
-          <w:lang w:val="es-ES" w:eastAsia="es-ES"/>
-          <w14:ligatures w14:val="none"/>
-        </w:rPr>
-        <w:t>ii</w:t>
-      </w:r>
-      <w:proofErr w:type="spellEnd"/>
-      <w:r>
-        <w:rPr>
-          <w:rFonts w:ascii="Arial Narrow" w:eastAsia="Times New Roman" w:hAnsi="Arial Narrow" w:cs="Arial"/>
-          <w:color w:val="000000"/>
-          <w:kern w:val="0"/>
-          <w:lang w:val="es-ES" w:eastAsia="es-ES"/>
-          <w14:ligatures w14:val="none"/>
-        </w:rPr>
-        <w:t xml:space="preserve">) presentar los medios probatorios que acrediten que </w:t>
-      </w:r>
-      <w:r>
-        <w:rPr>
-          <w:rFonts w:ascii="Arial Narrow" w:eastAsia="Times New Roman" w:hAnsi="Arial Narrow" w:cs="Arial"/>
-          <w:color w:val="000000"/>
-          <w:kern w:val="0"/>
-          <w:lang w:val="es-ES" w:eastAsia="es-ES"/>
-          <w14:ligatures w14:val="none"/>
-        </w:rPr>
-        <w:t>la gestión de la solicitud de otorgamiento de pensión</w:t>
-      </w:r>
-      <w:r>
-        <w:rPr>
-          <w:rFonts w:ascii="Arial Narrow" w:eastAsia="Times New Roman" w:hAnsi="Arial Narrow" w:cs="Arial"/>
-          <w:color w:val="000000"/>
-          <w:kern w:val="0"/>
-          <w:lang w:eastAsia="es-ES"/>
-          <w14:ligatures w14:val="none"/>
-        </w:rPr>
-        <w:t xml:space="preserve"> </w:t>
-      </w:r>
-      <w:r>
-        <w:rPr>
-          <w:rFonts w:ascii="Arial Narrow" w:eastAsia="Times New Roman" w:hAnsi="Arial Narrow" w:cs="Arial"/>
-          <w:color w:val="000000"/>
-          <w:kern w:val="0"/>
-          <w:lang w:eastAsia="es-ES"/>
-          <w14:ligatures w14:val="none"/>
-        </w:rPr>
-        <w:t xml:space="preserve">presentada por el denunciante </w:t>
-      </w:r>
-      <w:r>
-        <w:rPr>
-          <w:rFonts w:ascii="Arial Narrow" w:eastAsia="Times New Roman" w:hAnsi="Arial Narrow" w:cs="Arial"/>
-          <w:color w:val="000000"/>
-          <w:kern w:val="0"/>
-          <w:lang w:val="es-ES" w:eastAsia="es-ES"/>
-          <w14:ligatures w14:val="none"/>
-        </w:rPr>
-        <w:t>fue acorde a la normativa actual</w:t>
-      </w:r>
-      <w:r>
-        <w:rPr>
-          <w:rFonts w:ascii="Arial Narrow" w:eastAsia="Times New Roman" w:hAnsi="Arial Narrow" w:cs="Arial"/>
-          <w:color w:val="000000"/>
-          <w:kern w:val="0"/>
-          <w:lang w:eastAsia="es-ES"/>
-          <w14:ligatures w14:val="none"/>
-        </w:rPr>
-        <w:t>; y, (</w:t>
-      </w:r>
-      <w:proofErr w:type="spellStart"/>
-      <w:r>
-        <w:rPr>
-          <w:rFonts w:ascii="Arial Narrow" w:eastAsia="Times New Roman" w:hAnsi="Arial Narrow" w:cs="Arial"/>
-          <w:color w:val="000000"/>
-          <w:kern w:val="0"/>
-          <w:lang w:eastAsia="es-ES"/>
-          <w14:ligatures w14:val="none"/>
-        </w:rPr>
-        <w:t>iii</w:t>
-      </w:r>
-      <w:proofErr w:type="spellEnd"/>
-      <w:r>
-        <w:rPr>
-          <w:rFonts w:ascii="Arial Narrow" w:eastAsia="Times New Roman" w:hAnsi="Arial Narrow" w:cs="Arial"/>
-          <w:color w:val="000000"/>
-          <w:kern w:val="0"/>
-          <w:lang w:eastAsia="es-ES"/>
-          <w14:ligatures w14:val="none"/>
-        </w:rPr>
-        <w:t xml:space="preserve">) </w:t>
-      </w:r>
-      <w:r>
-        <w:rPr>
-          <w:rFonts w:ascii="Arial Narrow" w:eastAsia="Times New Roman" w:hAnsi="Arial Narrow" w:cs="Arial"/>
-          <w:color w:val="000000"/>
-          <w:kern w:val="0"/>
-          <w:lang w:val="es-ES" w:eastAsia="es-ES"/>
-          <w14:ligatures w14:val="none"/>
-        </w:rPr>
-        <w:t xml:space="preserve">presentar todas las comunicaciones cursadas </w:t>
-      </w:r>
-      <w:r>
-        <w:rPr>
-          <w:rFonts w:ascii="Arial Narrow" w:eastAsia="Times New Roman" w:hAnsi="Arial Narrow" w:cs="Arial"/>
-          <w:color w:val="000000"/>
-          <w:kern w:val="0"/>
-          <w:lang w:val="es-ES" w:eastAsia="es-ES"/>
-          <w14:ligatures w14:val="none"/>
-        </w:rPr>
-        <w:t xml:space="preserve">con la parte denunciante </w:t>
-      </w:r>
-      <w:r>
-        <w:rPr>
-          <w:rFonts w:ascii="Arial Narrow" w:eastAsia="Times New Roman" w:hAnsi="Arial Narrow" w:cs="Arial"/>
-          <w:color w:val="000000"/>
-          <w:kern w:val="0"/>
-          <w:lang w:val="es-ES" w:eastAsia="es-ES"/>
-          <w14:ligatures w14:val="none"/>
-        </w:rPr>
-        <w:t xml:space="preserve">en virtud </w:t>
-      </w:r>
-      <w:r>
-        <w:rPr>
-          <w:rFonts w:ascii="Arial Narrow" w:eastAsia="Times New Roman" w:hAnsi="Arial Narrow" w:cs="Arial"/>
-          <w:color w:val="000000"/>
-          <w:kern w:val="0"/>
-          <w:lang w:val="es-ES" w:eastAsia="es-ES"/>
-          <w14:ligatures w14:val="none"/>
-        </w:rPr>
-        <w:t xml:space="preserve">de los hechos materia </w:t>
-      </w:r>
-      <w:r>
-        <w:rPr>
-          <w:rFonts w:ascii="Arial Narrow" w:eastAsia="Times New Roman" w:hAnsi="Arial Narrow" w:cs="Arial"/>
-          <w:color w:val="000000"/>
-          <w:kern w:val="0"/>
-          <w:lang w:val="es-ES" w:eastAsia="es-ES"/>
-          <w14:ligatures w14:val="none"/>
-        </w:rPr>
-        <w:t>de denuncia.</w:t>
-      </w:r>
-    </w:p>
-    <w:p>
-      <w:pPr>
-        <w:spacing w:after="0" w:line="240" w:lineRule="auto"/>
-        <w:jc w:val="both"/>
-        <w:rPr>
-          <w:rFonts w:ascii="Arial Narrow" w:eastAsia="Arial Narrow" w:hAnsi="Arial Narrow" w:cs="Arial Narrow"/>
-          <w:b/>
-          <w:color w:val="000000"/>
-          <w:kern w:val="0"/>
-          <w:lang w:val="es-ES" w:eastAsia="es-PE"/>
-          <w14:ligatures w14:val="none"/>
-        </w:rPr>
-      </w:pPr>
-    </w:p>
-    <w:p>
-      <w:pPr>
-        <w:spacing w:after="0" w:line="240" w:lineRule="auto"/>
-        <w:jc w:val="both"/>
-        <w:rPr>
-          <w:rFonts w:ascii="Arial Narrow" w:eastAsia="Arial Narrow" w:hAnsi="Arial Narrow" w:cs="Arial Narrow"/>
-          <w:color w:val="000000"/>
-          <w:kern w:val="0"/>
-          <w:lang w:eastAsia="es-PE"/>
-          <w14:ligatures w14:val="none"/>
-        </w:rPr>
-      </w:pPr>
-      <w:r>
-        <w:rPr>
-          <w:rFonts w:ascii="Arial Narrow" w:eastAsia="Arial Narrow" w:hAnsi="Arial Narrow" w:cs="Arial Narrow"/>
-          <w:b/>
-          <w:color w:val="000000"/>
-          <w:kern w:val="0"/>
-          <w:lang w:eastAsia="es-PE"/>
-          <w14:ligatures w14:val="none"/>
-        </w:rPr>
-        <w:t>SEXTO:</w:t>
-      </w:r>
-      <w:r>
-        <w:rPr>
-          <w:rFonts w:ascii="Arial Narrow" w:eastAsia="Arial Narrow" w:hAnsi="Arial Narrow" w:cs="Arial Narrow"/>
-          <w:color w:val="000000"/>
-          <w:kern w:val="0"/>
-          <w:lang w:eastAsia="es-PE"/>
-          <w14:ligatures w14:val="none"/>
-        </w:rPr>
-        <w:t xml:space="preserve"> </w:t>
-      </w:r>
-      <w:bookmarkStart w:id="20" w:name="_Hlk188286915"/>
-      <w:r>
-        <w:rPr>
-          <w:rFonts w:ascii="Arial Narrow" w:eastAsia="Arial Narrow" w:hAnsi="Arial Narrow" w:cs="Arial Narrow"/>
-          <w:color w:val="000000"/>
-          <w:kern w:val="0"/>
-          <w:lang w:eastAsia="es-PE"/>
-          <w14:ligatures w14:val="none"/>
-        </w:rPr>
-        <w:t>informar a las partes que el artículo 110</w:t>
-      </w:r>
-      <w:r>
-        <w:rPr>
-          <w:rFonts w:ascii="Arial Narrow" w:eastAsia="Times New Roman" w:hAnsi="Arial Narrow" w:cs="Segoe UI"/>
-          <w:color w:val="000000"/>
-          <w:kern w:val="0"/>
-          <w:lang w:eastAsia="es-PE"/>
-          <w14:ligatures w14:val="none"/>
-        </w:rPr>
-        <w:t/>
-      </w:r>
-      <w:r>
-        <w:rPr>
-          <w:rFonts w:ascii="Arial Narrow" w:eastAsia="Arial Narrow" w:hAnsi="Arial Narrow" w:cs="Arial Narrow"/>
-          <w:color w:val="000000"/>
-          <w:kern w:val="0"/>
-          <w:lang w:eastAsia="es-PE"/>
-          <w14:ligatures w14:val="none"/>
-        </w:rPr>
-        <w:t xml:space="preserve"> de la Ley 29571, Código de Protección y Defensa del Consumidor</w:t>
-      </w:r>
-      <w:r>
-        <w:rPr>
-          <w:rStyle w:val="Refdenotaalpie"/>
-          <w:rFonts w:ascii="Arial Narrow" w:eastAsia="Arial Narrow" w:hAnsi="Arial Narrow" w:cs="Times New Roman"/>
-          <w:color w:val="000000"/>
-          <w:kern w:val="0"/>
-          <w:vertAlign w:val="superscript"/>
-          <w:lang w:eastAsia="es-PE"/>
-          <w14:ligatures w14:val="none"/>
-        </w:rPr>
-        <w:footnoteReference w:id="8"/>
-      </w:r>
-      <w:r>
-        <w:rPr>
-          <w:rFonts w:ascii="Arial Narrow" w:eastAsia="Arial Narrow" w:hAnsi="Arial Narrow" w:cs="Arial Narrow"/>
-          <w:color w:val="000000"/>
-          <w:kern w:val="0"/>
-          <w:lang w:eastAsia="es-PE"/>
-          <w14:ligatures w14:val="none"/>
-        </w:rPr>
-        <w:t>, faculta a la Comisión a calificar las infracciones de la referida norma como leves, graves o muy graves e imponer sanciones que van desde una amonestación hasta una multa por un máximo de 450 Unidades Impositivas Tributarias, sin perjuicio de las medidas correctivas, reparadoras y complementarias, que puedan ordenarse de acuerdo a lo estipulado en los artículos 114</w:t>
-      </w:r>
-      <w:r>
-        <w:rPr>
-          <w:rFonts w:ascii="Arial Narrow" w:eastAsia="Times New Roman" w:hAnsi="Arial Narrow" w:cs="Segoe UI"/>
-          <w:color w:val="000000"/>
-          <w:kern w:val="0"/>
-          <w:lang w:eastAsia="es-PE"/>
-          <w14:ligatures w14:val="none"/>
-        </w:rPr>
-        <w:t/>
-      </w:r>
-      <w:r>
-        <w:rPr>
-          <w:rFonts w:ascii="Arial Narrow" w:eastAsia="Arial Narrow" w:hAnsi="Arial Narrow" w:cs="Arial Narrow"/>
-          <w:color w:val="000000"/>
-          <w:kern w:val="0"/>
-          <w:lang w:eastAsia="es-PE"/>
-          <w14:ligatures w14:val="none"/>
-        </w:rPr>
-        <w:t>, 115</w:t>
-      </w:r>
-      <w:r>
-        <w:rPr>
-          <w:rFonts w:ascii="Arial Narrow" w:eastAsia="Times New Roman" w:hAnsi="Arial Narrow" w:cs="Segoe UI"/>
-          <w:color w:val="000000"/>
-          <w:kern w:val="0"/>
-          <w:lang w:eastAsia="es-PE"/>
-          <w14:ligatures w14:val="none"/>
-        </w:rPr>
-        <w:t/>
-      </w:r>
-      <w:r>
-        <w:rPr>
-          <w:rFonts w:ascii="Arial Narrow" w:eastAsia="Arial Narrow" w:hAnsi="Arial Narrow" w:cs="Arial Narrow"/>
-          <w:color w:val="000000"/>
-          <w:kern w:val="0"/>
-          <w:lang w:eastAsia="es-PE"/>
-          <w14:ligatures w14:val="none"/>
-        </w:rPr>
-        <w:t xml:space="preserve"> y 116</w:t>
-      </w:r>
-      <w:r>
-        <w:rPr>
-          <w:rFonts w:ascii="Arial Narrow" w:eastAsia="Times New Roman" w:hAnsi="Arial Narrow" w:cs="Segoe UI"/>
-          <w:color w:val="000000"/>
-          <w:kern w:val="0"/>
-          <w:lang w:eastAsia="es-PE"/>
-          <w14:ligatures w14:val="none"/>
-        </w:rPr>
-        <w:t/>
-      </w:r>
-      <w:r>
-        <w:rPr>
-          <w:rFonts w:ascii="Arial Narrow" w:eastAsia="Arial Narrow" w:hAnsi="Arial Narrow" w:cs="Arial Narrow"/>
-          <w:color w:val="000000"/>
-          <w:kern w:val="0"/>
-          <w:lang w:eastAsia="es-PE"/>
-          <w14:ligatures w14:val="none"/>
-        </w:rPr>
-        <w:t xml:space="preserve"> de la referida norma</w:t>
-      </w:r>
-      <w:r>
-        <w:rPr>
-          <w:rStyle w:val="Refdenotaalpie"/>
-          <w:rFonts w:ascii="Arial Narrow" w:eastAsia="Arial Narrow" w:hAnsi="Arial Narrow" w:cs="Times New Roman"/>
-          <w:color w:val="000000"/>
-          <w:kern w:val="0"/>
-          <w:vertAlign w:val="superscript"/>
-          <w:lang w:eastAsia="es-PE"/>
-          <w14:ligatures w14:val="none"/>
-        </w:rPr>
-        <w:footnoteReference w:id="9"/>
-      </w:r>
-      <w:r>
-        <w:rPr>
-          <w:rFonts w:ascii="Arial Narrow" w:eastAsia="Arial Narrow" w:hAnsi="Arial Narrow" w:cs="Arial Narrow"/>
-          <w:color w:val="000000"/>
-          <w:kern w:val="0"/>
-          <w:lang w:eastAsia="es-PE"/>
-          <w14:ligatures w14:val="none"/>
-        </w:rPr>
-        <w:t xml:space="preserve">. </w:t>
-      </w:r>
-      <w:bookmarkEnd w:id="20"/>
-      <w:r>
-        <w:rPr>
-          <w:rFonts w:ascii="Arial Narrow" w:eastAsia="Arial Narrow" w:hAnsi="Arial Narrow" w:cs="Arial Narrow"/>
-          <w:color w:val="000000"/>
-          <w:kern w:val="0"/>
-          <w:lang w:eastAsia="es-PE"/>
-          <w14:ligatures w14:val="none"/>
-        </w:rPr>
-        <w:lastRenderedPageBreak/>
-        <w:t>Asimismo, se consideran circunstancias atenuantes para la graduación de la sanción, el allanamiento de la denuncia o el reconocimiento de las pretensiones en ella contenidas, de acuerdo con el artículo 112</w:t>
-      </w:r>
-      <w:r>
-        <w:rPr>
-          <w:rFonts w:ascii="Arial Narrow" w:eastAsia="Times New Roman" w:hAnsi="Arial Narrow" w:cs="Segoe UI"/>
-          <w:color w:val="000000"/>
-          <w:kern w:val="0"/>
-          <w:lang w:eastAsia="es-PE"/>
-          <w14:ligatures w14:val="none"/>
-        </w:rPr>
-        <w:t/>
-      </w:r>
-      <w:r>
-        <w:rPr>
-          <w:rFonts w:ascii="Arial Narrow" w:eastAsia="Arial Narrow" w:hAnsi="Arial Narrow" w:cs="Arial Narrow"/>
-          <w:color w:val="000000"/>
-          <w:kern w:val="0"/>
-          <w:lang w:eastAsia="es-PE"/>
-          <w14:ligatures w14:val="none"/>
-        </w:rPr>
-        <w:t xml:space="preserve"> del Código</w:t>
-      </w:r>
-      <w:r>
-        <w:rPr>
-          <w:rStyle w:val="Refdenotaalpie"/>
-          <w:rFonts w:ascii="Arial Narrow" w:eastAsia="Arial Narrow" w:hAnsi="Arial Narrow" w:cs="Times New Roman"/>
-          <w:color w:val="000000"/>
-          <w:kern w:val="0"/>
-          <w:vertAlign w:val="superscript"/>
-          <w:lang w:eastAsia="es-PE"/>
-          <w14:ligatures w14:val="none"/>
-        </w:rPr>
-        <w:footnoteReference w:id="10"/>
-      </w:r>
-      <w:r>
-        <w:rPr>
-          <w:rFonts w:ascii="Arial Narrow" w:eastAsia="Arial Narrow" w:hAnsi="Arial Narrow" w:cs="Arial Narrow"/>
-          <w:color w:val="000000"/>
-          <w:kern w:val="0"/>
-          <w:lang w:eastAsia="es-PE"/>
-          <w14:ligatures w14:val="none"/>
-        </w:rPr>
-        <w:t>.</w:t>
-      </w:r>
-    </w:p>
-    <w:p>
-      <w:pPr>
-        <w:shd w:val="clear" w:color="auto" w:fill="FFFFFF"/>
-        <w:spacing w:after="0" w:line="240" w:lineRule="auto"/>
-        <w:jc w:val="both"/>
-        <w:rPr>
-          <w:rFonts w:ascii="Arial Narrow" w:eastAsia="Arial Narrow" w:hAnsi="Arial Narrow" w:cs="Arial Narrow"/>
-          <w:b/>
-          <w:color w:val="000000"/>
-          <w:kern w:val="0"/>
-          <w:lang w:eastAsia="es-PE"/>
-          <w14:ligatures w14:val="none"/>
-        </w:rPr>
-      </w:pPr>
-    </w:p>
-    <w:p>
-      <w:pPr>
-        <w:shd w:val="clear" w:color="auto" w:fill="FFFFFF"/>
-        <w:spacing w:after="0" w:line="240" w:lineRule="auto"/>
-        <w:jc w:val="both"/>
-        <w:rPr>
-          <w:rFonts w:ascii="Arial Narrow" w:eastAsia="Arial Narrow" w:hAnsi="Arial Narrow" w:cs="Arial Narrow"/>
-          <w:color w:val="000000"/>
-          <w:kern w:val="0"/>
-          <w:lang w:eastAsia="es-PE"/>
-          <w14:ligatures w14:val="none"/>
-        </w:rPr>
-      </w:pPr>
-      <w:r>
-        <w:rPr>
-          <w:rFonts w:ascii="Arial Narrow" w:eastAsia="Arial Narrow" w:hAnsi="Arial Narrow" w:cs="Arial Narrow"/>
-          <w:b/>
-          <w:color w:val="000000"/>
-          <w:kern w:val="0"/>
-          <w:lang w:eastAsia="es-PE"/>
-          <w14:ligatures w14:val="none"/>
-        </w:rPr>
-        <w:t>SÉTIMO:</w:t>
-      </w:r>
-      <w:r>
-        <w:rPr>
-          <w:rFonts w:ascii="Arial Narrow" w:eastAsia="Arial Narrow" w:hAnsi="Arial Narrow" w:cs="Arial Narrow"/>
-          <w:color w:val="000000"/>
-          <w:kern w:val="0"/>
-          <w:lang w:eastAsia="es-PE"/>
-          <w14:ligatures w14:val="none"/>
-        </w:rPr>
-        <w:t xml:space="preserve"> informar a las partes que conforme a lo establecido en el artículo 39</w:t>
-      </w:r>
-      <w:r>
-        <w:rPr>
-          <w:rFonts w:ascii="Arial Narrow" w:eastAsia="Times New Roman" w:hAnsi="Arial Narrow" w:cs="Segoe UI"/>
-          <w:color w:val="000000"/>
-          <w:kern w:val="0"/>
-          <w:lang w:eastAsia="es-PE"/>
-          <w14:ligatures w14:val="none"/>
-        </w:rPr>
-        <w:t/>
-      </w:r>
-      <w:r>
-        <w:rPr>
-          <w:rFonts w:ascii="Arial Narrow" w:eastAsia="Arial Narrow" w:hAnsi="Arial Narrow" w:cs="Arial Narrow"/>
-          <w:color w:val="000000"/>
-          <w:kern w:val="0"/>
-          <w:lang w:eastAsia="es-PE"/>
-          <w14:ligatures w14:val="none"/>
-        </w:rPr>
-        <w:t xml:space="preserve"> de la Ley sobre Facultades, Normas y Organización del Indecopi, aprobada por Decreto Legislativo 807, los gastos por los peritajes realizados, actuación de pruebas, inspecciones y otros derivados de la tramitación del proceso serán de cargo de la parte que solicita la prueba, salvo pacto en contrario. En todos los casos, la resolución final determinará si los gastos deben ser asumidos por alguna de las partes, o reembolsados a la otra parte o al Indecopi, según sea el caso, de manera adicional a la sanción que haya podido imponerse. </w:t>
-      </w:r>
-    </w:p>
-    <w:p>
-      <w:pPr>
-        <w:shd w:val="clear" w:color="auto" w:fill="FFFFFF"/>
-        <w:spacing w:after="0" w:line="240" w:lineRule="auto"/>
-        <w:jc w:val="both"/>
-        <w:rPr>
-          <w:rFonts w:ascii="Arial Narrow" w:eastAsia="Arial Narrow" w:hAnsi="Arial Narrow" w:cs="Arial Narrow"/>
-          <w:color w:val="000000"/>
-          <w:kern w:val="0"/>
-          <w:lang w:eastAsia="es-PE"/>
-          <w14:ligatures w14:val="none"/>
-        </w:rPr>
-      </w:pPr>
-    </w:p>
-    <w:p>
-      <w:pPr>
-        <w:suppressAutoHyphens/>
-        <w:spacing w:after="0" w:line="240" w:lineRule="auto"/>
-        <w:jc w:val="both"/>
-        <w:rPr>
-          <w:rFonts w:ascii="Arial Narrow" w:eastAsia="Calibri" w:hAnsi="Arial Narrow" w:cs="Arial"/>
-          <w:kern w:val="0"/>
-          <w:u w:val="single"/>
-          <w14:ligatures w14:val="none"/>
-        </w:rPr>
-      </w:pPr>
-      <w:r>
-        <w:rPr>
-          <w:rFonts w:ascii="Arial Narrow" w:eastAsia="Calibri" w:hAnsi="Arial Narrow" w:cs="Arial"/>
-          <w:b/>
-          <w:bCs/>
-          <w:kern w:val="0"/>
-          <w14:ligatures w14:val="none"/>
-        </w:rPr>
-        <w:lastRenderedPageBreak/>
-        <w:t>OCTAVO</w:t>
-      </w:r>
-      <w:r>
-        <w:rPr>
-          <w:rFonts w:ascii="Arial Narrow" w:eastAsia="Calibri" w:hAnsi="Arial Narrow" w:cs="Arial"/>
-          <w:b/>
-          <w:kern w:val="0"/>
-          <w14:ligatures w14:val="none"/>
-        </w:rPr>
-        <w:t>:</w:t>
-      </w:r>
-      <w:r>
-        <w:rPr>
-          <w:rFonts w:ascii="Arial Narrow" w:eastAsia="Calibri" w:hAnsi="Arial Narrow" w:cs="Arial"/>
-          <w:kern w:val="0"/>
-          <w14:ligatures w14:val="none"/>
-        </w:rPr>
-        <w:t xml:space="preserve"> comunicar a las partes que, de acuerdo a lo señalado por el artículo 29</w:t>
-      </w:r>
-      <w:r>
-        <w:rPr>
-          <w:rFonts w:ascii="Arial Narrow" w:eastAsia="Times New Roman" w:hAnsi="Arial Narrow" w:cs="Segoe UI"/>
-          <w:color w:val="000000"/>
-          <w:kern w:val="0"/>
-          <w:lang w:eastAsia="es-PE"/>
-          <w14:ligatures w14:val="none"/>
-        </w:rPr>
-        <w:t/>
-      </w:r>
-      <w:r>
-        <w:rPr>
-          <w:rFonts w:ascii="Arial Narrow" w:eastAsia="Calibri" w:hAnsi="Arial Narrow" w:cs="Arial"/>
-          <w:kern w:val="0"/>
-          <w14:ligatures w14:val="none"/>
-        </w:rPr>
-        <w:t xml:space="preserve"> del Decreto Legislativo </w:t>
-      </w:r>
-      <w:proofErr w:type="spellStart"/>
-      <w:r>
-        <w:rPr>
-          <w:rFonts w:ascii="Arial Narrow" w:eastAsia="Calibri" w:hAnsi="Arial Narrow" w:cs="Arial"/>
-          <w:kern w:val="0"/>
-          <w14:ligatures w14:val="none"/>
-        </w:rPr>
-        <w:t/>
-      </w:r>
-      <w:proofErr w:type="spellEnd"/>
-      <w:r>
-        <w:rPr>
-          <w:rFonts w:ascii="Arial Narrow" w:eastAsia="Calibri" w:hAnsi="Arial Narrow" w:cs="Arial"/>
-          <w:kern w:val="0"/>
-          <w14:ligatures w14:val="none"/>
-        </w:rPr>
-        <w:t xml:space="preserve"> 807</w:t>
-      </w:r>
-      <w:r>
-        <w:rPr>
-          <w:rStyle w:val="Refdenotaalpie"/>
-          <w:rFonts w:ascii="Arial Narrow" w:eastAsia="Calibri" w:hAnsi="Arial Narrow" w:cs="Arial"/>
-          <w:kern w:val="0"/>
-          <w:vertAlign w:val="superscript"/>
-          <w14:ligatures w14:val="none"/>
-        </w:rPr>
-        <w:footnoteReference w:id="11"/>
-      </w:r>
-      <w:r>
-        <w:rPr>
-          <w:rFonts w:ascii="Arial Narrow" w:eastAsia="Calibri" w:hAnsi="Arial Narrow" w:cs="Arial"/>
-          <w:kern w:val="0"/>
-          <w14:ligatures w14:val="none"/>
-        </w:rPr>
-        <w:t xml:space="preserve">, hasta antes de la emisión de la Resolución Final tienen la posibilidad de solicitar una audiencia de conciliación. En caso deleguen a favor de una tercera persona su actuación en la diligencia programada, esta deberá presentar un poder especial con firma legalizada ante Notario Público, donde conste </w:t>
-      </w:r>
-      <w:r>
-        <w:rPr>
-          <w:rFonts w:ascii="Arial Narrow" w:eastAsia="Calibri" w:hAnsi="Arial Narrow" w:cs="Arial"/>
-          <w:kern w:val="0"/>
-          <w:u w:val="single"/>
-          <w14:ligatures w14:val="none"/>
-        </w:rPr>
-        <w:t>expresamente su facultad para asistir y conciliar en su representación</w:t>
-      </w:r>
-      <w:r>
-        <w:rPr>
-          <w:rFonts w:ascii="Arial Narrow" w:eastAsia="Calibri" w:hAnsi="Arial Narrow" w:cs="Arial"/>
-          <w:bCs/>
-          <w:kern w:val="0"/>
-          <w14:ligatures w14:val="none"/>
-        </w:rPr>
-        <w:t>.</w:t>
-      </w:r>
-      <w:r>
-        <w:rPr>
-          <w:rFonts w:ascii="Arial Narrow" w:eastAsia="Calibri" w:hAnsi="Arial Narrow" w:cs="Arial"/>
-          <w:b/>
-          <w:bCs/>
-          <w:kern w:val="0"/>
-          <w14:ligatures w14:val="none"/>
-        </w:rPr>
-        <w:t xml:space="preserve"> </w:t>
-      </w:r>
-      <w:r>
-        <w:rPr>
-          <w:rFonts w:ascii="Arial Narrow" w:eastAsia="Calibri" w:hAnsi="Arial Narrow" w:cs="Arial"/>
-          <w:kern w:val="0"/>
-          <w:u w:val="single"/>
-          <w14:ligatures w14:val="none"/>
-        </w:rPr>
-        <w:t xml:space="preserve">Ello bajo apercibimiento de no realizar la audiencia de conciliación y levantar el acta de inasistencia correspondiente. </w:t>
-      </w:r>
-    </w:p>
-    <w:p>
-      <w:pPr>
-        <w:suppressAutoHyphens/>
-        <w:spacing w:after="0" w:line="240" w:lineRule="auto"/>
-        <w:jc w:val="both"/>
-        <w:rPr>
-          <w:rFonts w:ascii="Arial Narrow" w:eastAsia="Calibri" w:hAnsi="Arial Narrow" w:cs="Arial"/>
-          <w:kern w:val="0"/>
-          <w:u w:val="single"/>
-          <w14:ligatures w14:val="none"/>
-        </w:rPr>
-      </w:pPr>
-    </w:p>
-    <w:p>
-      <w:pPr>
-        <w:suppressAutoHyphens/>
-        <w:spacing w:after="0" w:line="240" w:lineRule="auto"/>
-        <w:jc w:val="both"/>
-        <w:rPr>
-          <w:rFonts w:ascii="Arial Narrow" w:eastAsia="Times New Roman" w:hAnsi="Arial Narrow" w:cs="Times New Roman"/>
-          <w:color w:val="000000"/>
-          <w:kern w:val="0"/>
-          <w:lang w:eastAsia="es-PE"/>
-          <w14:ligatures w14:val="none"/>
-        </w:rPr>
-      </w:pPr>
-      <w:r>
-        <w:rPr>
-          <w:rFonts w:ascii="Arial Narrow" w:eastAsia="Times New Roman" w:hAnsi="Arial Narrow" w:cs="Times New Roman"/>
-          <w:b/>
-          <w:color w:val="000000"/>
-          <w:kern w:val="0"/>
-          <w:lang w:eastAsia="es-PE"/>
-          <w14:ligatures w14:val="none"/>
-        </w:rPr>
-        <w:t>NOVENO:</w:t>
-      </w:r>
-      <w:r>
-        <w:rPr>
-          <w:rFonts w:ascii="Arial Narrow" w:eastAsia="Times New Roman" w:hAnsi="Arial Narrow" w:cs="Times New Roman"/>
-          <w:color w:val="000000"/>
-          <w:kern w:val="0"/>
-          <w:lang w:eastAsia="es-PE"/>
-          <w14:ligatures w14:val="none"/>
-        </w:rPr>
-        <w:t xml:space="preserve"> poner en conocimiento de las partes que, antes de la emisión de la Resolución Final, tienen la posibilidad de formular su desistimiento o presentar el acuerdo arribado mediante la conciliación, mediación, transacción o cualquier otro que, de forma indubitable, deje constancia que se ha solucionado la controversia materia de denuncia.</w:t>
-      </w:r>
-      <w:bookmarkStart w:id="21" w:name="h.gjdgxs" w:colFirst="0" w:colLast="0"/>
-      <w:bookmarkEnd w:id="21"/>
-    </w:p>
-    <w:p>
-      <w:pPr>
-        <w:suppressAutoHyphens/>
-        <w:spacing w:after="0" w:line="240" w:lineRule="auto"/>
-        <w:jc w:val="both"/>
-        <w:rPr>
-          <w:rFonts w:ascii="Arial Narrow" w:eastAsia="Times New Roman" w:hAnsi="Arial Narrow" w:cs="Times New Roman"/>
-          <w:color w:val="000000"/>
-          <w:kern w:val="0"/>
-          <w:lang w:eastAsia="es-PE"/>
-          <w14:ligatures w14:val="none"/>
-        </w:rPr>
-      </w:pPr>
-    </w:p>
-    <w:p>
-      <w:pPr>
-        <w:suppressAutoHyphens/>
-        <w:spacing w:after="0" w:line="240" w:lineRule="auto"/>
-        <w:jc w:val="both"/>
-        <w:rPr>
-          <w:rFonts w:ascii="Arial Narrow" w:hAnsi="Arial Narrow" w:cs="Arial"/>
-        </w:rPr>
-      </w:pPr>
-      <w:r>
-        <w:rPr>
-          <w:rFonts w:ascii="Arial Narrow" w:eastAsia="Arial Narrow" w:hAnsi="Arial Narrow" w:cs="Arial Narrow"/>
-          <w:b/>
-          <w:bCs/>
-        </w:rPr>
-        <w:t xml:space="preserve">DÉCIMO: requerir al señor [DENUNCIANTE] y Rímac Seguros y Reaseguros S.A. para que, dentro del plazo de dos (2) días hábiles siguientes a la fecha en que reciban la notificación en sus bandejas de correo electrónico, efectúen la confirmación de recepción de la notificación remitida por este despacho a sus correos electrónicos, de conformidad con el segundo párrafo del numeral 4 del artículo 20 del Texto Único Ordenado de la Ley del Procedimiento Administrativo General, aprobado mediante Decreto Supremo 006-2026-JUS, bajo apercibimiento de rehacer el acto de notificación y notificarle conforme al numeral 1 del artículo 20 del citado cuerpo normativo.</w:t>
-      </w:r>
-      <w:r>
-        <w:rPr>
-          <w:rFonts w:ascii="Arial Narrow" w:hAnsi="Arial Narrow" w:cs="Arial"/>
-          <w:b/>
-          <w:spacing w:val="-3"/>
-          <w:kern w:val="0"/>
-          <w14:ligatures w14:val="none"/>
-        </w:rPr>
-        <w:t/>
+          <ns2:ligatures ns2:val="none"/>
+        </w:rPr>
+        <w:t xml:space="preserve"/>
       </w:r>
       <w:r>
         <w:rPr>
@@ -4762,9 +4670,9 @@
           <w:bCs/>
           <w:spacing w:val="-3"/>
           <w:kern w:val="0"/>
-          <w14:ligatures w14:val="none"/>
-        </w:rPr>
-        <w:t xml:space="preserve"/>
+          <ns2:ligatures ns2:val="none"/>
+        </w:rPr>
+        <w:t/>
       </w:r>
       <w:r>
         <w:rPr>
@@ -4772,9 +4680,9 @@
           <w:bCs/>
           <w:spacing w:val="-3"/>
           <w:kern w:val="0"/>
-          <w14:ligatures w14:val="none"/>
-        </w:rPr>
-        <w:t/>
+          <ns2:ligatures ns2:val="none"/>
+        </w:rPr>
+        <w:t xml:space="preserve"/>
       </w:r>
       <w:r>
         <w:rPr>
@@ -4782,17 +4690,28 @@
           <w:bCs/>
           <w:spacing w:val="-3"/>
           <w:kern w:val="0"/>
-          <w14:ligatures w14:val="none"/>
+          <ns2:ligatures ns2:val="none"/>
         </w:rPr>
         <w:t xml:space="preserve"/>
       </w:r>
       <w:r>
         <w:rPr>
-          <w:rFonts w:ascii="Arial Narrow" w:hAnsi="Arial Narrow" w:cs="Arial"/>
-          <w:bCs/>
-          <w:spacing w:val="-3"/>
-          <w:kern w:val="0"/>
-          <w14:ligatures w14:val="none"/>
+          <w:rFonts w:ascii="Arial Narrow" w:hAnsi="Arial Narrow"/>
+          <w:color w:val="000000"/>
+        </w:rPr>
+        <w:t/>
+      </w:r>
+      <w:r>
+        <w:rPr>
+          <w:rFonts w:ascii="Arial Narrow" w:hAnsi="Arial Narrow"/>
+          <w:color w:val="000000"/>
+        </w:rPr>
+        <w:t/>
+      </w:r>
+      <w:r>
+        <w:rPr>
+          <w:rFonts w:ascii="Arial Narrow" w:hAnsi="Arial Narrow"/>
+          <w:color w:val="000000"/>
         </w:rPr>
         <w:t xml:space="preserve"/>
       </w:r>
@@ -4808,6 +4727,13 @@
           <w:rFonts w:ascii="Arial Narrow" w:hAnsi="Arial Narrow"/>
           <w:color w:val="000000"/>
         </w:rPr>
+        <w:t xml:space="preserve"/>
+      </w:r>
+      <w:r>
+        <w:rPr>
+          <w:rFonts w:ascii="Arial Narrow" w:hAnsi="Arial Narrow"/>
+          <w:color w:val="000000"/>
+        </w:rPr>
         <w:t/>
       </w:r>
       <w:r>
@@ -4871,15 +4797,41 @@
           <w:rFonts w:ascii="Arial Narrow" w:hAnsi="Arial Narrow"/>
           <w:color w:val="000000"/>
         </w:rPr>
+        <w:t/>
+      </w:r>
+      <w:r>
+        <w:rPr>
+          <w:rFonts w:ascii="Arial Narrow" w:hAnsi="Arial Narrow"/>
+          <w:color w:val="000000"/>
+        </w:rPr>
         <w:t xml:space="preserve"/>
       </w:r>
       <w:r>
         <w:rPr>
+          <w:rFonts w:ascii="Arial Narrow" w:eastAsia="Times New Roman" w:hAnsi="Arial Narrow" w:cs="Segoe UI"/>
+          <w:color w:val="000000"/>
+          <w:kern w:val="0"/>
+          <w:lang w:eastAsia="es-PE"/>
+          <ns2:ligatures ns2:val="none"/>
+        </w:rPr>
+        <w:t/>
+      </w:r>
+      <w:r>
+        <w:rPr>
           <w:rFonts w:ascii="Arial Narrow" w:hAnsi="Arial Narrow"/>
           <w:color w:val="000000"/>
         </w:rPr>
+        <w:t xml:space="preserve"/>
+      </w:r>
+      <w:proofErr w:type="spellStart"/>
+      <w:r>
+        <w:rPr>
+          <w:rFonts w:ascii="Arial Narrow" w:hAnsi="Arial Narrow"/>
+          <w:color w:val="000000"/>
+        </w:rPr>
         <w:t/>
       </w:r>
+      <w:proofErr w:type="spellEnd"/>
       <w:r>
         <w:rPr>
           <w:rFonts w:ascii="Arial Narrow" w:hAnsi="Arial Narrow"/>
@@ -4889,65 +4841,11 @@
       </w:r>
       <w:r>
         <w:rPr>
-          <w:rFonts w:ascii="Arial Narrow" w:hAnsi="Arial Narrow"/>
-          <w:color w:val="000000"/>
-        </w:rPr>
-        <w:t/>
-      </w:r>
-      <w:r>
-        <w:rPr>
-          <w:rFonts w:ascii="Arial Narrow" w:hAnsi="Arial Narrow"/>
-          <w:color w:val="000000"/>
-        </w:rPr>
-        <w:t/>
-      </w:r>
-      <w:r>
-        <w:rPr>
-          <w:rFonts w:ascii="Arial Narrow" w:hAnsi="Arial Narrow"/>
-          <w:color w:val="000000"/>
-        </w:rPr>
-        <w:t xml:space="preserve"/>
-      </w:r>
-      <w:r>
-        <w:rPr>
           <w:rFonts w:ascii="Arial Narrow" w:eastAsia="Times New Roman" w:hAnsi="Arial Narrow" w:cs="Segoe UI"/>
           <w:color w:val="000000"/>
           <w:kern w:val="0"/>
           <w:lang w:eastAsia="es-PE"/>
-          <w14:ligatures w14:val="none"/>
-        </w:rPr>
-        <w:t/>
-      </w:r>
-      <w:r>
-        <w:rPr>
-          <w:rFonts w:ascii="Arial Narrow" w:hAnsi="Arial Narrow"/>
-          <w:color w:val="000000"/>
-        </w:rPr>
-        <w:t xml:space="preserve"/>
-      </w:r>
-      <w:proofErr w:type="spellStart"/>
-      <w:r>
-        <w:rPr>
-          <w:rFonts w:ascii="Arial Narrow" w:hAnsi="Arial Narrow"/>
-          <w:color w:val="000000"/>
-        </w:rPr>
-        <w:t/>
-      </w:r>
-      <w:proofErr w:type="spellEnd"/>
-      <w:r>
-        <w:rPr>
-          <w:rFonts w:ascii="Arial Narrow" w:hAnsi="Arial Narrow"/>
-          <w:color w:val="000000"/>
-        </w:rPr>
-        <w:t xml:space="preserve"/>
-      </w:r>
-      <w:r>
-        <w:rPr>
-          <w:rFonts w:ascii="Arial Narrow" w:eastAsia="Times New Roman" w:hAnsi="Arial Narrow" w:cs="Segoe UI"/>
-          <w:color w:val="000000"/>
-          <w:kern w:val="0"/>
-          <w:lang w:eastAsia="es-PE"/>
-          <w14:ligatures w14:val="none"/>
+          <ns2:ligatures ns2:val="none"/>
         </w:rPr>
         <w:t/>
       </w:r>
@@ -4982,7 +4880,7 @@
       </w:r>
     </w:p>
     <w:bookmarkEnd w:id="22"/>
-    <w:p>
+    <w:p ns2:paraId="639FE5BE" ns2:textId="77777777">
       <w:pPr>
         <w:suppressAutoHyphens/>
         <w:spacing w:after="0" w:line="240" w:lineRule="auto"/>
@@ -4992,7 +4890,7 @@
         </w:rPr>
       </w:pPr>
     </w:p>
-    <w:p>
+    <w:p ns2:paraId="36317C11" ns2:textId="77777777">
       <w:pPr>
         <w:suppressAutoHyphens/>
         <w:spacing w:after="0" w:line="240" w:lineRule="auto"/>
@@ -5005,7 +4903,7 @@
       <w:bookmarkStart w:id="23" w:name="_Hlk198890962"/>
     </w:p>
     <w:bookmarkEnd w:id="23"/>
-    <w:p>
+    <w:p ns2:paraId="23716787" ns2:textId="77777777">
       <w:pPr>
         <w:suppressAutoHyphens/>
         <w:spacing w:after="0" w:line="240" w:lineRule="auto"/>
@@ -5015,36 +4913,36 @@
         </w:rPr>
       </w:pPr>
     </w:p>
-    <w:p>
-      <w:pPr>
-        <w:spacing w:after="0" w:line="240" w:lineRule="auto"/>
-        <w:jc w:val="both"/>
-        <w:rPr>
-          <w:rFonts w:ascii="Arial Narrow" w:eastAsia="Arial Narrow" w:hAnsi="Arial Narrow" w:cs="Arial Narrow"/>
-          <w:b/>
-          <w:color w:val="000000"/>
-          <w:kern w:val="0"/>
-          <w:lang w:eastAsia="es-PE"/>
-          <w14:ligatures w14:val="none"/>
-        </w:rPr>
-      </w:pPr>
-    </w:p>
-    <w:p>
-      <w:pPr>
-        <w:spacing w:after="0" w:line="240" w:lineRule="auto"/>
-        <w:jc w:val="both"/>
-        <w:rPr>
-          <w:rFonts w:ascii="Arial Narrow" w:eastAsia="Arial Narrow" w:hAnsi="Arial Narrow" w:cs="Arial Narrow"/>
-          <w:b/>
-          <w:color w:val="000000"/>
-          <w:kern w:val="0"/>
-          <w:lang w:eastAsia="es-PE"/>
-          <w14:ligatures w14:val="none"/>
+    <w:p ns2:paraId="509D673B" ns2:textId="77777777">
+      <w:pPr>
+        <w:spacing w:after="0" w:line="240" w:lineRule="auto"/>
+        <w:jc w:val="both"/>
+        <w:rPr>
+          <w:rFonts w:ascii="Arial Narrow" w:eastAsia="Arial Narrow" w:hAnsi="Arial Narrow" w:cs="Arial Narrow"/>
+          <w:b/>
+          <w:color w:val="000000"/>
+          <w:kern w:val="0"/>
+          <w:lang w:eastAsia="es-PE"/>
+          <ns2:ligatures ns2:val="none"/>
+        </w:rPr>
+      </w:pPr>
+    </w:p>
+    <w:p ns2:paraId="418E1D52" ns2:textId="77777777">
+      <w:pPr>
+        <w:spacing w:after="0" w:line="240" w:lineRule="auto"/>
+        <w:jc w:val="both"/>
+        <w:rPr>
+          <w:rFonts w:ascii="Arial Narrow" w:eastAsia="Arial Narrow" w:hAnsi="Arial Narrow" w:cs="Arial Narrow"/>
+          <w:b/>
+          <w:color w:val="000000"/>
+          <w:kern w:val="0"/>
+          <w:lang w:eastAsia="es-PE"/>
+          <ns2:ligatures ns2:val="none"/>
         </w:rPr>
       </w:pPr>
     </w:p>
     <w:bookmarkEnd w:id="0"/>
-    <w:p>
+    <w:p ns2:paraId="3C56CEAB" ns2:textId="0A3D2A19">
       <w:pPr>
         <w:spacing w:after="0" w:line="240" w:lineRule="auto"/>
         <w:jc w:val="center"/>
@@ -5054,22 +4952,22 @@
           <w:color w:val="000000"/>
           <w:kern w:val="0"/>
           <w:lang w:eastAsia="es-PE"/>
-          <w14:ligatures w14:val="none"/>
-        </w:rPr>
-      </w:pPr>
-      <w:r>
-        <w:rPr>
-          <w:rFonts w:ascii="Arial Narrow" w:eastAsia="Arial Narrow" w:hAnsi="Arial Narrow" w:cs="Arial Narrow"/>
-          <w:b/>
-          <w:color w:val="000000"/>
-          <w:kern w:val="0"/>
-          <w:lang w:eastAsia="es-PE"/>
-          <w14:ligatures w14:val="none"/>
+          <ns2:ligatures ns2:val="none"/>
+        </w:rPr>
+      </w:pPr>
+      <w:r>
+        <w:rPr>
+          <w:rFonts w:ascii="Arial Narrow" w:eastAsia="Arial Narrow" w:hAnsi="Arial Narrow" w:cs="Arial Narrow"/>
+          <w:b/>
+          <w:color w:val="000000"/>
+          <w:kern w:val="0"/>
+          <w:lang w:eastAsia="es-PE"/>
+          <ns2:ligatures ns2:val="none"/>
         </w:rPr>
         <w:t>Firmado digitalmente por</w:t>
       </w:r>
     </w:p>
-    <w:p>
+    <w:p ns2:paraId="53ECBE3B" ns2:textId="6784AA24">
       <w:pPr>
         <w:spacing w:after="0" w:line="240" w:lineRule="auto"/>
         <w:jc w:val="center"/>
@@ -5079,22 +4977,22 @@
           <w:color w:val="000000"/>
           <w:kern w:val="0"/>
           <w:lang w:eastAsia="es-PE"/>
-          <w14:ligatures w14:val="none"/>
-        </w:rPr>
-      </w:pPr>
-      <w:r>
-        <w:rPr>
-          <w:rFonts w:ascii="Arial Narrow" w:eastAsia="Arial Narrow" w:hAnsi="Arial Narrow" w:cs="Arial Narrow"/>
-          <w:b/>
-          <w:color w:val="000000"/>
-          <w:kern w:val="0"/>
-          <w:lang w:eastAsia="es-PE"/>
-          <w14:ligatures w14:val="none"/>
+          <ns2:ligatures ns2:val="none"/>
+        </w:rPr>
+      </w:pPr>
+      <w:r>
+        <w:rPr>
+          <w:rFonts w:ascii="Arial Narrow" w:eastAsia="Arial Narrow" w:hAnsi="Arial Narrow" w:cs="Arial Narrow"/>
+          <w:b/>
+          <w:color w:val="000000"/>
+          <w:kern w:val="0"/>
+          <w:lang w:eastAsia="es-PE"/>
+          <ns2:ligatures ns2:val="none"/>
         </w:rPr>
         <w:t>JUDITH ALCALDE BRICEÑO</w:t>
       </w:r>
     </w:p>
-    <w:p>
+    <w:p ns2:paraId="1BBBAF34" ns2:textId="67801598">
       <w:pPr>
         <w:spacing w:after="0" w:line="240" w:lineRule="auto"/>
         <w:jc w:val="center"/>
@@ -5104,22 +5002,22 @@
           <w:color w:val="000000"/>
           <w:kern w:val="0"/>
           <w:lang w:eastAsia="es-PE"/>
-          <w14:ligatures w14:val="none"/>
-        </w:rPr>
-      </w:pPr>
-      <w:r>
-        <w:rPr>
-          <w:rFonts w:ascii="Arial Narrow" w:eastAsia="Arial Narrow" w:hAnsi="Arial Narrow" w:cs="Arial Narrow"/>
-          <w:b/>
-          <w:color w:val="000000"/>
-          <w:kern w:val="0"/>
-          <w:lang w:eastAsia="es-PE"/>
-          <w14:ligatures w14:val="none"/>
+          <ns2:ligatures ns2:val="none"/>
+        </w:rPr>
+      </w:pPr>
+      <w:r>
+        <w:rPr>
+          <w:rFonts w:ascii="Arial Narrow" w:eastAsia="Arial Narrow" w:hAnsi="Arial Narrow" w:cs="Arial Narrow"/>
+          <w:b/>
+          <w:color w:val="000000"/>
+          <w:kern w:val="0"/>
+          <w:lang w:eastAsia="es-PE"/>
+          <ns2:ligatures ns2:val="none"/>
         </w:rPr>
         <w:t>Secretaria Técnica (e)</w:t>
       </w:r>
     </w:p>
-    <w:p>
+    <w:p ns2:paraId="7F637530" ns2:textId="3C4AC6DC">
       <w:pPr>
         <w:spacing w:after="0" w:line="240" w:lineRule="auto"/>
         <w:jc w:val="center"/>
@@ -5129,36 +5027,36 @@
           <w:color w:val="000000"/>
           <w:kern w:val="0"/>
           <w:lang w:eastAsia="es-PE"/>
-          <w14:ligatures w14:val="none"/>
-        </w:rPr>
-      </w:pPr>
-      <w:r>
-        <w:rPr>
-          <w:rFonts w:ascii="Arial Narrow" w:eastAsia="Arial Narrow" w:hAnsi="Arial Narrow" w:cs="Arial Narrow"/>
-          <w:b/>
-          <w:color w:val="000000"/>
-          <w:kern w:val="0"/>
-          <w:lang w:eastAsia="es-PE"/>
-          <w14:ligatures w14:val="none"/>
+          <ns2:ligatures ns2:val="none"/>
+        </w:rPr>
+      </w:pPr>
+      <w:r>
+        <w:rPr>
+          <w:rFonts w:ascii="Arial Narrow" w:eastAsia="Arial Narrow" w:hAnsi="Arial Narrow" w:cs="Arial Narrow"/>
+          <w:b/>
+          <w:color w:val="000000"/>
+          <w:kern w:val="0"/>
+          <w:lang w:eastAsia="es-PE"/>
+          <ns2:ligatures ns2:val="none"/>
         </w:rPr>
         <w:t>Comisión de Protección al Consumidor 1</w:t>
       </w:r>
     </w:p>
-    <w:p>
-      <w:pPr>
-        <w:spacing w:after="0" w:line="240" w:lineRule="auto"/>
-        <w:jc w:val="both"/>
-        <w:rPr>
-          <w:rFonts w:ascii="Arial Narrow" w:eastAsia="Arial Narrow" w:hAnsi="Arial Narrow" w:cs="Arial Narrow"/>
-          <w:b/>
-          <w:color w:val="000000"/>
-          <w:kern w:val="0"/>
-          <w:lang w:eastAsia="es-PE"/>
-          <w14:ligatures w14:val="none"/>
-        </w:rPr>
-      </w:pPr>
-    </w:p>
-    <w:p>
+    <w:p ns2:paraId="58BC73C9" ns2:textId="77777777">
+      <w:pPr>
+        <w:spacing w:after="0" w:line="240" w:lineRule="auto"/>
+        <w:jc w:val="both"/>
+        <w:rPr>
+          <w:rFonts w:ascii="Arial Narrow" w:eastAsia="Arial Narrow" w:hAnsi="Arial Narrow" w:cs="Arial Narrow"/>
+          <w:b/>
+          <w:color w:val="000000"/>
+          <w:kern w:val="0"/>
+          <w:lang w:eastAsia="es-PE"/>
+          <ns2:ligatures ns2:val="none"/>
+        </w:rPr>
+      </w:pPr>
+    </w:p>
+    <w:p ns2:paraId="2593B317" ns2:textId="77777777">
       <w:pPr>
         <w:spacing w:after="0" w:line="240" w:lineRule="auto"/>
         <w:jc w:val="both"/>
@@ -5176,12 +5074,12 @@
           <w:sz w:val="16"/>
           <w:szCs w:val="16"/>
           <w:lang w:eastAsia="es-PE"/>
-          <w14:ligatures w14:val="none"/>
+          <ns2:ligatures ns2:val="none"/>
         </w:rPr>
         <w:t>LSM/JCQ</w:t>
       </w:r>
     </w:p>
-    <w:p>
+    <w:p ns2:paraId="4423ADE9" ns2:textId="77777777">
       <w:pPr>
         <w:spacing w:line="240" w:lineRule="auto"/>
         <w:rPr>
@@ -5189,18 +5087,18 @@
         </w:rPr>
       </w:pPr>
     </w:p>
-    <w:p>
+    <w:p ns2:paraId="74AAB5F4" ns2:textId="77777777">
       <w:pPr>
         <w:spacing w:line="240" w:lineRule="auto"/>
       </w:pPr>
     </w:p>
     <w:sectPr>
-      <w:headerReference w:type="even" r:id="rId8"/>
-      <w:headerReference w:type="default" r:id="rId9"/>
-      <w:footerReference w:type="even" r:id="rId10"/>
-      <w:footerReference w:type="default" r:id="rId11"/>
-      <w:headerReference w:type="first" r:id="rId12"/>
-      <w:footerReference w:type="first" r:id="rId13"/>
+      <w:headerReference w:type="even" ns3:id="rId8"/>
+      <w:headerReference w:type="default" ns3:id="rId9"/>
+      <w:footerReference w:type="even" ns3:id="rId10"/>
+      <w:footerReference w:type="default" ns3:id="rId11"/>
+      <w:headerReference w:type="first" ns3:id="rId12"/>
+      <w:footerReference w:type="first" ns3:id="rId13"/>
       <w:pgSz w:w="11906" w:h="16838"/>
       <w:pgMar w:top="1417" w:right="1701" w:bottom="1417" w:left="1701" w:header="708" w:footer="708" w:gutter="0"/>
       <w:cols w:space="708"/>

--- a/plantillas_maestras/07_seguro_sctr/falta_evaluacion_invalidez/2_o_mas_ddos_varios/varon/TPL_219_2026_SEGURO_SCTR_FALTA_EVALUACION_INVALIDEZ_ASEGURADORA_VARON_R3.docx
+++ b/plantillas_maestras/07_seguro_sctr/falta_evaluacion_invalidez/2_o_mas_ddos_varios/varon/TPL_219_2026_SEGURO_SCTR_FALTA_EVALUACION_INVALIDEZ_ASEGURADORA_VARON_R3.docx
@@ -3820,7 +3820,7 @@
           <w:sz w:val="20"/>
           <w:szCs w:val="20"/>
         </w:rPr>
-        <w:t xml:space="preserve">correr traslado de la presente resolución a Rímac Seguros y Reaseguros S.A para que, de conformidad con lo dispuesto por el artículo 26° de la Ley sobre Facultades, Normas y Organización del Indecopi, aprobado por Decreto Legislativo N° 8079, presenten sus descargos sobre la imputación de cargos realizada en un plazo no mayor a cinco (5) días hábiles contado a partir del día siguiente de la notificación de la presente resolución, vencido el cual, el Secretario Técnico declarará en rebeldía a los denunciados que no lo hubieran presentado. Debe precisarse que de conformidad con lo establecido por el artículo 223° del Texto Único Ordenado de la Ley N° 27444, Ley del Procedimiento Administrativo General, las alegaciones y los hechos relevantes de la reclamación, salvo que hayan sido específicamente negadas en la contestación, se tendrán por aceptadas o meritadas como ciertas.</w:t>
+        <w:t xml:space="preserve">correr traslado de la presente resolución a Rímac Seguros y Reaseguros S.A. para que, de conformidad con lo dispuesto por el artículo 26 de la Ley sobre Facultades, Normas y Organización del Indecopi, aprobada por Decreto Legislativo 807, presente sus descargos sobre la imputación de cargos realizada en un plazo no mayor a cinco (5) días hábiles contado a partir del día siguiente de la notificación de la presente resolución, vencido el cual, el Secretario Técnico declarará en rebeldía al denunciado que no lo hubiera presentado. Debe precisarse que de conformidad con lo establecido por el artículo 223 del Texto Único Ordenado de la Ley 27444, Ley del Procedimiento Administrativo General, las alegaciones y los hechos relevantes de la reclamación, salvo que hayan sido específicamente negadas en la contestación, se tendrán por aceptadas o merituadas como ciertas.</w:t>
       </w:r>
     </w:p>
     <w:p ns2:paraId="228F876C" ns2:textId="77777777">
@@ -4989,7 +4989,7 @@
           <w:lang w:eastAsia="es-PE"/>
           <ns2:ligatures ns2:val="none"/>
         </w:rPr>
-        <w:t>JUDITH ALCALDE BRICEÑO</w:t>
+        <w:t xml:space="preserve">LUISA ANALÍ SILVA MALPARTIDA</w:t>
       </w:r>
     </w:p>
     <w:p ns2:paraId="1BBBAF34" ns2:textId="67801598">
@@ -5014,7 +5014,7 @@
           <w:lang w:eastAsia="es-PE"/>
           <ns2:ligatures ns2:val="none"/>
         </w:rPr>
-        <w:t>Secretaria Técnica (e)</w:t>
+        <w:t xml:space="preserve">Secretaria Técnica Ad Hoc</w:t>
       </w:r>
     </w:p>
     <w:p ns2:paraId="7F637530" ns2:textId="3C4AC6DC">

--- a/plantillas_maestras/07_seguro_sctr/falta_evaluacion_invalidez/2_o_mas_ddos_varios/varon/TPL_219_2026_SEGURO_SCTR_FALTA_EVALUACION_INVALIDEZ_ASEGURADORA_VARON_R3.docx
+++ b/plantillas_maestras/07_seguro_sctr/falta_evaluacion_invalidez/2_o_mas_ddos_varios/varon/TPL_219_2026_SEGURO_SCTR_FALTA_EVALUACION_INVALIDEZ_ASEGURADORA_VARON_R3.docx
@@ -406,7 +406,7 @@
           <w:lang w:eastAsia="es-PE"/>
           <ns2:ligatures ns2:val="none"/>
         </w:rPr>
-        <w:t>20</w:t>
+        <w:t xml:space="preserve">20 de febrero de 2026</w:t>
       </w:r>
       <w:r>
         <w:rPr>
@@ -417,7 +417,7 @@
           <w:lang w:eastAsia="es-PE"/>
           <ns2:ligatures ns2:val="none"/>
         </w:rPr>
-        <w:t xml:space="preserve"> de </w:t>
+        <w:t xml:space="preserve"/>
       </w:r>
       <w:r>
         <w:rPr>
@@ -428,7 +428,7 @@
           <w:lang w:eastAsia="es-PE"/>
           <ns2:ligatures ns2:val="none"/>
         </w:rPr>
-        <w:t>febrero</w:t>
+        <w:t xml:space="preserve"/>
       </w:r>
       <w:r>
         <w:rPr>
@@ -439,7 +439,7 @@
           <w:lang w:eastAsia="es-PE"/>
           <ns2:ligatures ns2:val="none"/>
         </w:rPr>
-        <w:t xml:space="preserve"> de 2026</w:t>
+        <w:t xml:space="preserve"/>
       </w:r>
     </w:p>
     <w:p ns2:paraId="66CE1821" ns2:textId="77777777">
@@ -1514,7 +1514,7 @@
           <w:lang w:eastAsia="es-ES"/>
           <ns2:ligatures ns2:val="none"/>
         </w:rPr>
-        <w:t xml:space="preserve">El 1 de septiembre de 2025, consultó a </w:t>
+        <w:t xml:space="preserve">El 1 de setiembre de 2025, consultó a </w:t>
       </w:r>
       <w:r>
         <w:rPr>
@@ -1554,7 +1554,7 @@
           <w:lang w:eastAsia="es-ES"/>
           <ns2:ligatures ns2:val="none"/>
         </w:rPr>
-        <w:t xml:space="preserve">El 2 de septiembre de 2025, </w:t>
+        <w:t xml:space="preserve">El 2 de setiembre de 2025, </w:t>
       </w:r>
       <w:r>
         <w:rPr>
@@ -5308,7 +5308,7 @@
           <w:sz w:val="14"/>
           <w:szCs w:val="14"/>
         </w:rPr>
-        <w:t>el 2 de setiembre del 2010 en el Diario Oficial El Peruano, vigente desde el 2 de octubre del 2010 y modificado por Decreto Legislativo 1308.</w:t>
+        <w:t xml:space="preserve">el 2 de setiembre de 2010 en el Diario Oficial El Peruano, vigente desde el 2 de octubre de 2010 y modificado por Decreto Legislativo 1308.</w:t>
       </w:r>
     </w:p>
     <w:p>

--- a/plantillas_maestras/07_seguro_sctr/falta_evaluacion_invalidez/2_o_mas_ddos_varios/varon/TPL_219_2026_SEGURO_SCTR_FALTA_EVALUACION_INVALIDEZ_ASEGURADORA_VARON_R3.docx
+++ b/plantillas_maestras/07_seguro_sctr/falta_evaluacion_invalidez/2_o_mas_ddos_varios/varon/TPL_219_2026_SEGURO_SCTR_FALTA_EVALUACION_INVALIDEZ_ASEGURADORA_VARON_R3.docx
@@ -1,8 +1,8 @@
 
 <file path=word/document.xml><?xml version="1.0" encoding="utf-8"?>
-<w:document xmlns:ns1="http://schemas.openxmlformats.org/markup-compatibility/2006" xmlns:ns2="http://schemas.microsoft.com/office/word/2010/wordml" xmlns:ns3="http://schemas.openxmlformats.org/officeDocument/2006/relationships" xmlns:w="http://schemas.openxmlformats.org/wordprocessingml/2006/main" ns1:Ignorable="w14 w15 w16se w16cid w16 w16cex w16sdtdh w16sdtfl w16du wp14">
+<w:document xmlns:mc="http://schemas.openxmlformats.org/markup-compatibility/2006" xmlns:r="http://schemas.openxmlformats.org/officeDocument/2006/relationships" xmlns:w="http://schemas.openxmlformats.org/wordprocessingml/2006/main" xmlns:w14="http://schemas.microsoft.com/office/word/2010/wordml" xmlns:w15="http://schemas.microsoft.com/office/word/2012/wordml" xmlns:w16="http://schemas.microsoft.com/office/word/2018/wordml" xmlns:w16cex="http://schemas.microsoft.com/office/word/2018/wordml/cex" xmlns:w16cid="http://schemas.microsoft.com/office/word/2016/wordml/cid" xmlns:w16du="http://schemas.microsoft.com/office/word/2023/wordml/word16du" xmlns:w16sdtdh="http://schemas.microsoft.com/office/word/2020/wordml/sdtdatahash" xmlns:w16se="http://schemas.microsoft.com/office/word/2015/wordml/symex" xmlns:wp14="http://schemas.microsoft.com/office/word/2010/wordprocessingDrawing" mc:Ignorable="w14 w15 w16se w16cid w16 w16cex w16sdtdh w16du wp14">
   <w:body>
-    <w:p ns2:paraId="1B509B2D" ns2:textId="2507C6F5">
+    <w:p>
       <w:pPr>
         <w:tabs>
           <w:tab w:val="left" w:pos="1701"/>
@@ -14,7 +14,7 @@
           <w:color w:val="000000"/>
           <w:kern w:val="0"/>
           <w:lang w:eastAsia="es-PE"/>
-          <ns2:ligatures ns2:val="none"/>
+          <w14:ligatures w14:val="none"/>
         </w:rPr>
       </w:pPr>
       <w:bookmarkStart w:id="0" w:name="_Hlk80343540"/>
@@ -25,7 +25,7 @@
           <w:color w:val="000000"/>
           <w:kern w:val="0"/>
           <w:lang w:eastAsia="es-PE"/>
-          <ns2:ligatures ns2:val="none"/>
+          <w14:ligatures w14:val="none"/>
         </w:rPr>
         <w:t xml:space="preserve">EXPEDIENTE </w:t>
       </w:r>
@@ -36,7 +36,7 @@
           <w:color w:val="000000"/>
           <w:kern w:val="0"/>
           <w:lang w:eastAsia="es-PE"/>
-          <ns2:ligatures ns2:val="none"/>
+          <w14:ligatures w14:val="none"/>
         </w:rPr>
         <w:tab/>
         <w:t>:</w:t>
@@ -48,7 +48,7 @@
           <w:color w:val="000000"/>
           <w:kern w:val="0"/>
           <w:lang w:eastAsia="es-PE"/>
-          <ns2:ligatures ns2:val="none"/>
+          <w14:ligatures w14:val="none"/>
         </w:rPr>
         <w:tab/>
       </w:r>
@@ -61,12 +61,12 @@
           <w:kern w:val="0"/>
           <w:shd w:val="clear" w:color="auto" w:fill="FFFFFF"/>
           <w:lang w:eastAsia="es-PE"/>
-          <ns2:ligatures ns2:val="none"/>
+          <w14:ligatures w14:val="none"/>
         </w:rPr>
         <w:t>219-2026/CC1</w:t>
       </w:r>
     </w:p>
-    <w:p ns2:paraId="7E5DC22B" ns2:textId="69AB6842">
+    <w:p>
       <w:pPr>
         <w:tabs>
           <w:tab w:val="left" w:pos="1701"/>
@@ -81,56 +81,26 @@
           <w:color w:val="000000"/>
           <w:kern w:val="0"/>
           <w:lang w:eastAsia="es-PE"/>
-          <ns2:ligatures ns2:val="none"/>
-        </w:rPr>
-      </w:pPr>
-      <w:r>
-        <w:rPr>
-          <w:rFonts w:ascii="Arial Narrow" w:eastAsia="Arial Narrow" w:hAnsi="Arial Narrow" w:cs="Arial Narrow"/>
-          <w:b/>
-          <w:color w:val="000000"/>
-          <w:kern w:val="0"/>
-          <w:lang w:eastAsia="es-PE"/>
-          <ns2:ligatures ns2:val="none"/>
-        </w:rPr>
-        <w:t xml:space="preserve">DENUNCIANTE:[DENUNCIANTE] (SEÑOR [APELLIDO])</w:t>
-      </w:r>
-      <w:r>
-        <w:rPr>
-          <w:rFonts w:ascii="Arial Narrow" w:eastAsia="Arial Narrow" w:hAnsi="Arial Narrow" w:cs="Arial Narrow"/>
-          <w:b/>
-          <w:color w:val="000000"/>
-          <w:kern w:val="0"/>
-          <w:lang w:eastAsia="es-PE"/>
-          <ns2:ligatures ns2:val="none"/>
-        </w:rPr>
+          <w14:ligatures w14:val="none"/>
+        </w:rPr>
+      </w:pPr>
+      <w:r>
+        <w:rPr>
+          <w:rFonts w:ascii="Arial Narrow" w:eastAsia="Arial Narrow" w:hAnsi="Arial Narrow" w:cs="Arial Narrow"/>
+          <w:b/>
+          <w:color w:val="000000"/>
+          <w:kern w:val="0"/>
+          <w:lang w:eastAsia="es-PE"/>
+          <w14:ligatures w14:val="none"/>
+        </w:rPr>
+        <w:t>DENUNCIANTE</w:t>
         <w:tab/>
-        <w:t/>
-      </w:r>
-      <w:r>
-        <w:rPr>
-          <w:rFonts w:ascii="Arial Narrow" w:eastAsia="Arial Narrow" w:hAnsi="Arial Narrow" w:cs="Arial Narrow"/>
-          <w:b/>
-          <w:color w:val="000000"/>
-          <w:kern w:val="0"/>
-          <w:lang w:eastAsia="es-PE"/>
-          <ns2:ligatures ns2:val="none"/>
-        </w:rPr>
+        <w:t>:</w:t>
         <w:tab/>
-      </w:r>
-      <w:r>
-        <w:rPr>
-          <w:rFonts w:ascii="Arial Narrow" w:eastAsia="Arial Narrow" w:hAnsi="Arial Narrow" w:cs="Arial Narrow"/>
-          <w:b/>
-          <w:color w:val="000000"/>
-          <w:kern w:val="0"/>
-          <w:lang w:eastAsia="es-PE"/>
-          <ns2:ligatures ns2:val="none"/>
-        </w:rPr>
-        <w:t/>
-      </w:r>
-    </w:p>
-    <w:p ns2:paraId="6DEEEDFE" ns2:textId="77777777">
+        <w:t xml:space="preserve">[DENUNCIANTE] (SEÑOR [APELLIDO])</w:t>
+      </w:r>
+    </w:p>
+    <w:p>
       <w:pPr>
         <w:tabs>
           <w:tab w:val="left" w:pos="1701"/>
@@ -145,17 +115,17 @@
           <w:color w:val="000000"/>
           <w:kern w:val="0"/>
           <w:lang w:eastAsia="es-PE"/>
-          <ns2:ligatures ns2:val="none"/>
-        </w:rPr>
-      </w:pPr>
-      <w:r>
-        <w:rPr>
-          <w:rFonts w:ascii="Arial Narrow" w:eastAsia="Arial Narrow" w:hAnsi="Arial Narrow" w:cs="Arial Narrow"/>
-          <w:b/>
-          <w:color w:val="000000"/>
-          <w:kern w:val="0"/>
-          <w:lang w:eastAsia="es-PE"/>
-          <ns2:ligatures ns2:val="none"/>
+          <w14:ligatures w14:val="none"/>
+        </w:rPr>
+      </w:pPr>
+      <w:r>
+        <w:rPr>
+          <w:rFonts w:ascii="Arial Narrow" w:eastAsia="Arial Narrow" w:hAnsi="Arial Narrow" w:cs="Arial Narrow"/>
+          <w:b/>
+          <w:color w:val="000000"/>
+          <w:kern w:val="0"/>
+          <w:lang w:eastAsia="es-PE"/>
+          <w14:ligatures w14:val="none"/>
         </w:rPr>
         <w:t>DENUNCIADO</w:t>
       </w:r>
@@ -166,7 +136,7 @@
           <w:color w:val="000000"/>
           <w:kern w:val="0"/>
           <w:lang w:eastAsia="es-PE"/>
-          <ns2:ligatures ns2:val="none"/>
+          <w14:ligatures w14:val="none"/>
         </w:rPr>
         <w:tab/>
         <w:t>:</w:t>
@@ -178,13 +148,13 @@
           <w:color w:val="000000"/>
           <w:kern w:val="0"/>
           <w:lang w:eastAsia="es-PE"/>
-          <ns2:ligatures ns2:val="none"/>
+          <w14:ligatures w14:val="none"/>
         </w:rPr>
         <w:tab/>
         <w:t>RÍMAC SEGUROS Y REASEGUROS S.A. (RÍMAC)</w:t>
       </w:r>
     </w:p>
-    <w:p ns2:paraId="022D2B94" ns2:textId="77777777">
+    <w:p>
       <w:pPr>
         <w:tabs>
           <w:tab w:val="left" w:pos="1701"/>
@@ -199,17 +169,17 @@
           <w:color w:val="000000"/>
           <w:kern w:val="0"/>
           <w:lang w:eastAsia="es-PE"/>
-          <ns2:ligatures ns2:val="none"/>
-        </w:rPr>
-      </w:pPr>
-      <w:r>
-        <w:rPr>
-          <w:rFonts w:ascii="Arial Narrow" w:eastAsia="Arial Narrow" w:hAnsi="Arial Narrow" w:cs="Arial Narrow"/>
-          <w:b/>
-          <w:color w:val="000000"/>
-          <w:kern w:val="0"/>
-          <w:lang w:eastAsia="es-PE"/>
-          <ns2:ligatures ns2:val="none"/>
+          <w14:ligatures w14:val="none"/>
+        </w:rPr>
+      </w:pPr>
+      <w:r>
+        <w:rPr>
+          <w:rFonts w:ascii="Arial Narrow" w:eastAsia="Arial Narrow" w:hAnsi="Arial Narrow" w:cs="Arial Narrow"/>
+          <w:b/>
+          <w:color w:val="000000"/>
+          <w:kern w:val="0"/>
+          <w:lang w:eastAsia="es-PE"/>
+          <w14:ligatures w14:val="none"/>
         </w:rPr>
         <w:t>MATERIAS</w:t>
       </w:r>
@@ -220,7 +190,7 @@
           <w:color w:val="000000"/>
           <w:kern w:val="0"/>
           <w:lang w:eastAsia="es-PE"/>
-          <ns2:ligatures ns2:val="none"/>
+          <w14:ligatures w14:val="none"/>
         </w:rPr>
         <w:tab/>
         <w:t xml:space="preserve">: </w:t>
@@ -232,13 +202,13 @@
           <w:color w:val="000000"/>
           <w:kern w:val="0"/>
           <w:lang w:eastAsia="es-PE"/>
-          <ns2:ligatures ns2:val="none"/>
+          <w14:ligatures w14:val="none"/>
         </w:rPr>
         <w:tab/>
         <w:t>ADMISIÓN A TRÁMITE</w:t>
       </w:r>
     </w:p>
-    <w:p ns2:paraId="19ED7B73" ns2:textId="77777777">
+    <w:p>
       <w:pPr>
         <w:tabs>
           <w:tab w:val="left" w:pos="1701"/>
@@ -253,17 +223,17 @@
           <w:color w:val="000000"/>
           <w:kern w:val="0"/>
           <w:lang w:eastAsia="es-PE"/>
-          <ns2:ligatures ns2:val="none"/>
-        </w:rPr>
-      </w:pPr>
-      <w:r>
-        <w:rPr>
-          <w:rFonts w:ascii="Arial Narrow" w:eastAsia="Arial Narrow" w:hAnsi="Arial Narrow" w:cs="Arial Narrow"/>
-          <w:b/>
-          <w:color w:val="000000"/>
-          <w:kern w:val="0"/>
-          <w:lang w:eastAsia="es-PE"/>
-          <ns2:ligatures ns2:val="none"/>
+          <w14:ligatures w14:val="none"/>
+        </w:rPr>
+      </w:pPr>
+      <w:r>
+        <w:rPr>
+          <w:rFonts w:ascii="Arial Narrow" w:eastAsia="Arial Narrow" w:hAnsi="Arial Narrow" w:cs="Arial Narrow"/>
+          <w:b/>
+          <w:color w:val="000000"/>
+          <w:kern w:val="0"/>
+          <w:lang w:eastAsia="es-PE"/>
+          <w14:ligatures w14:val="none"/>
         </w:rPr>
         <w:t>REQUERIMIENTO DE</w:t>
       </w:r>
@@ -274,12 +244,12 @@
           <w:color w:val="000000"/>
           <w:kern w:val="0"/>
           <w:lang w:eastAsia="es-PE"/>
-          <ns2:ligatures ns2:val="none"/>
+          <w14:ligatures w14:val="none"/>
         </w:rPr>
         <w:t xml:space="preserve"> INFORMACIÓN </w:t>
       </w:r>
     </w:p>
-    <w:p ns2:paraId="46A5A479" ns2:textId="247B8C20">
+    <w:p>
       <w:pPr>
         <w:tabs>
           <w:tab w:val="left" w:pos="1701"/>
@@ -293,17 +263,17 @@
           <w:color w:val="000000"/>
           <w:kern w:val="0"/>
           <w:lang w:eastAsia="es-PE"/>
-          <ns2:ligatures ns2:val="none"/>
-        </w:rPr>
-      </w:pPr>
-      <w:r>
-        <w:rPr>
-          <w:rFonts w:ascii="Arial Narrow" w:eastAsia="Arial Narrow" w:hAnsi="Arial Narrow" w:cs="Arial Narrow"/>
-          <w:b/>
-          <w:color w:val="000000"/>
-          <w:kern w:val="0"/>
-          <w:lang w:eastAsia="es-PE"/>
-          <ns2:ligatures ns2:val="none"/>
+          <w14:ligatures w14:val="none"/>
+        </w:rPr>
+      </w:pPr>
+      <w:r>
+        <w:rPr>
+          <w:rFonts w:ascii="Arial Narrow" w:eastAsia="Arial Narrow" w:hAnsi="Arial Narrow" w:cs="Arial Narrow"/>
+          <w:b/>
+          <w:color w:val="000000"/>
+          <w:kern w:val="0"/>
+          <w:lang w:eastAsia="es-PE"/>
+          <w14:ligatures w14:val="none"/>
         </w:rPr>
         <w:t xml:space="preserve">RESOLUCIÓN </w:t>
       </w:r>
@@ -314,7 +284,7 @@
           <w:color w:val="000000"/>
           <w:kern w:val="0"/>
           <w:lang w:eastAsia="es-PE"/>
-          <ns2:ligatures ns2:val="none"/>
+          <w14:ligatures w14:val="none"/>
         </w:rPr>
         <w:tab/>
         <w:t>:</w:t>
@@ -326,7 +296,7 @@
           <w:color w:val="000000"/>
           <w:kern w:val="0"/>
           <w:lang w:eastAsia="es-PE"/>
-          <ns2:ligatures ns2:val="none"/>
+          <w14:ligatures w14:val="none"/>
         </w:rPr>
         <w:tab/>
       </w:r>
@@ -337,12 +307,12 @@
           <w:color w:val="000000"/>
           <w:kern w:val="0"/>
           <w:lang w:eastAsia="es-PE"/>
-          <ns2:ligatures ns2:val="none"/>
+          <w14:ligatures w14:val="none"/>
         </w:rPr>
         <w:t>3</w:t>
       </w:r>
     </w:p>
-    <w:p ns2:paraId="5BA3A18D" ns2:textId="77777777">
+    <w:p>
       <w:pPr>
         <w:tabs>
           <w:tab w:val="left" w:pos="1014"/>
@@ -355,11 +325,11 @@
           <w:kern w:val="0"/>
           <w:shd w:val="clear" w:color="auto" w:fill="FFFFFF"/>
           <w:lang w:eastAsia="es-PE"/>
-          <ns2:ligatures ns2:val="none"/>
-        </w:rPr>
-      </w:pPr>
-    </w:p>
-    <w:p ns2:paraId="2F799822" ns2:textId="13460861">
+          <w14:ligatures w14:val="none"/>
+        </w:rPr>
+      </w:pPr>
+    </w:p>
+    <w:p>
       <w:pPr>
         <w:tabs>
           <w:tab w:val="left" w:pos="1014"/>
@@ -372,7 +342,7 @@
           <w:kern w:val="0"/>
           <w:shd w:val="clear" w:color="auto" w:fill="FFFFFF"/>
           <w:lang w:eastAsia="es-PE"/>
-          <ns2:ligatures ns2:val="none"/>
+          <w14:ligatures w14:val="none"/>
         </w:rPr>
       </w:pPr>
       <w:r>
@@ -382,7 +352,7 @@
           <w:kern w:val="0"/>
           <w:shd w:val="clear" w:color="auto" w:fill="FFFFFF"/>
           <w:lang w:eastAsia="es-PE"/>
-          <ns2:ligatures ns2:val="none"/>
+          <w14:ligatures w14:val="none"/>
         </w:rPr>
         <w:t>Lima</w:t>
       </w:r>
@@ -393,7 +363,7 @@
           <w:kern w:val="0"/>
           <w:shd w:val="clear" w:color="auto" w:fill="FFFFFF"/>
           <w:lang w:eastAsia="es-PE"/>
-          <ns2:ligatures ns2:val="none"/>
+          <w14:ligatures w14:val="none"/>
         </w:rPr>
         <w:t xml:space="preserve">, </w:t>
       </w:r>
@@ -404,7 +374,7 @@
           <w:kern w:val="0"/>
           <w:shd w:val="clear" w:color="auto" w:fill="FFFFFF"/>
           <w:lang w:eastAsia="es-PE"/>
-          <ns2:ligatures ns2:val="none"/>
+          <w14:ligatures w14:val="none"/>
         </w:rPr>
         <w:t xml:space="preserve">20 de febrero de 2026</w:t>
       </w:r>
@@ -415,7 +385,7 @@
           <w:kern w:val="0"/>
           <w:shd w:val="clear" w:color="auto" w:fill="FFFFFF"/>
           <w:lang w:eastAsia="es-PE"/>
-          <ns2:ligatures ns2:val="none"/>
+          <w14:ligatures w14:val="none"/>
         </w:rPr>
         <w:t xml:space="preserve"/>
       </w:r>
@@ -426,7 +396,7 @@
           <w:kern w:val="0"/>
           <w:shd w:val="clear" w:color="auto" w:fill="FFFFFF"/>
           <w:lang w:eastAsia="es-PE"/>
-          <ns2:ligatures ns2:val="none"/>
+          <w14:ligatures w14:val="none"/>
         </w:rPr>
         <w:t xml:space="preserve"/>
       </w:r>
@@ -437,12 +407,12 @@
           <w:kern w:val="0"/>
           <w:shd w:val="clear" w:color="auto" w:fill="FFFFFF"/>
           <w:lang w:eastAsia="es-PE"/>
-          <ns2:ligatures ns2:val="none"/>
+          <w14:ligatures w14:val="none"/>
         </w:rPr>
         <w:t xml:space="preserve"/>
       </w:r>
     </w:p>
-    <w:p ns2:paraId="66CE1821" ns2:textId="77777777">
+    <w:p>
       <w:pPr>
         <w:tabs>
           <w:tab w:val="left" w:pos="1014"/>
@@ -454,11 +424,11 @@
           <w:color w:val="000000"/>
           <w:kern w:val="0"/>
           <w:lang w:eastAsia="es-PE"/>
-          <ns2:ligatures ns2:val="none"/>
-        </w:rPr>
-      </w:pPr>
-    </w:p>
-    <w:p ns2:paraId="0B80AAA5" ns2:textId="77777777">
+          <w14:ligatures w14:val="none"/>
+        </w:rPr>
+      </w:pPr>
+    </w:p>
+    <w:p>
       <w:pPr>
         <w:numPr>
           <w:ilvl w:val="0"/>
@@ -472,22 +442,22 @@
           <w:color w:val="000000"/>
           <w:kern w:val="0"/>
           <w:lang w:eastAsia="es-PE"/>
-          <ns2:ligatures ns2:val="none"/>
-        </w:rPr>
-      </w:pPr>
-      <w:r>
-        <w:rPr>
-          <w:rFonts w:ascii="Arial Narrow" w:eastAsia="Arial Narrow" w:hAnsi="Arial Narrow" w:cs="Arial Narrow"/>
-          <w:b/>
-          <w:color w:val="000000"/>
-          <w:kern w:val="0"/>
-          <w:lang w:eastAsia="es-PE"/>
-          <ns2:ligatures ns2:val="none"/>
+          <w14:ligatures w14:val="none"/>
+        </w:rPr>
+      </w:pPr>
+      <w:r>
+        <w:rPr>
+          <w:rFonts w:ascii="Arial Narrow" w:eastAsia="Arial Narrow" w:hAnsi="Arial Narrow" w:cs="Arial Narrow"/>
+          <w:b/>
+          <w:color w:val="000000"/>
+          <w:kern w:val="0"/>
+          <w:lang w:eastAsia="es-PE"/>
+          <w14:ligatures w14:val="none"/>
         </w:rPr>
         <w:t xml:space="preserve">HECHOS </w:t>
       </w:r>
     </w:p>
-    <w:p ns2:paraId="621F2AB2" ns2:textId="77777777">
+    <w:p>
       <w:pPr>
         <w:spacing w:after="0" w:line="240" w:lineRule="auto"/>
         <w:jc w:val="both"/>
@@ -496,11 +466,11 @@
           <w:color w:val="000000"/>
           <w:kern w:val="0"/>
           <w:lang w:eastAsia="es-PE"/>
-          <ns2:ligatures ns2:val="none"/>
-        </w:rPr>
-      </w:pPr>
-    </w:p>
-    <w:p ns2:paraId="60B5D5B0" ns2:textId="2806B2F9">
+          <w14:ligatures w14:val="none"/>
+        </w:rPr>
+      </w:pPr>
+    </w:p>
+    <w:p>
       <w:pPr>
         <w:numPr>
           <w:ilvl w:val="1"/>
@@ -514,7 +484,7 @@
           <w:color w:val="000000"/>
           <w:kern w:val="0"/>
           <w:lang w:val="es-ES" w:eastAsia="es-ES"/>
-          <ns2:ligatures ns2:val="none"/>
+          <w14:ligatures w14:val="none"/>
         </w:rPr>
       </w:pPr>
       <w:r>
@@ -523,7 +493,7 @@
           <w:color w:val="000000"/>
           <w:kern w:val="0"/>
           <w:lang w:val="es-ES" w:eastAsia="es-ES"/>
-          <ns2:ligatures ns2:val="none"/>
+          <w14:ligatures w14:val="none"/>
         </w:rPr>
         <w:t xml:space="preserve">Mediante el escrito del 21 de enero de 2026, el señor [APELLIDO] denunció a Rímac por presuntas infracciones a la Ley 29571, Código de Protección y Defensa del Consumidor (en adelante, Código), señalando lo siguiente:</w:t>
       </w:r>
@@ -533,7 +503,7 @@
           <w:color w:val="000000"/>
           <w:kern w:val="0"/>
           <w:lang w:val="es-ES" w:eastAsia="es-ES"/>
-          <ns2:ligatures ns2:val="none"/>
+          <w14:ligatures w14:val="none"/>
         </w:rPr>
         <w:t/>
       </w:r>
@@ -541,7 +511,7 @@
         <w:rPr>
           <w:rFonts w:ascii="Arial Narrow" w:eastAsia="Calibri" w:hAnsi="Arial Narrow" w:cs="Arial"/>
           <w:kern w:val="0"/>
-          <ns2:ligatures ns2:val="none"/>
+          <w14:ligatures w14:val="none"/>
         </w:rPr>
         <w:t/>
       </w:r>
@@ -549,7 +519,7 @@
         <w:rPr>
           <w:rFonts w:ascii="Arial Narrow" w:eastAsia="Calibri" w:hAnsi="Arial Narrow" w:cs="Arial"/>
           <w:kern w:val="0"/>
-          <ns2:ligatures ns2:val="none"/>
+          <w14:ligatures w14:val="none"/>
         </w:rPr>
         <w:t xml:space="preserve"/>
       </w:r>
@@ -557,7 +527,7 @@
         <w:rPr>
           <w:rFonts w:ascii="Arial Narrow" w:eastAsia="Calibri" w:hAnsi="Arial Narrow" w:cs="Arial"/>
           <w:kern w:val="0"/>
-          <ns2:ligatures ns2:val="none"/>
+          <w14:ligatures w14:val="none"/>
         </w:rPr>
         <w:t/>
       </w:r>
@@ -565,7 +535,7 @@
         <w:rPr>
           <w:rFonts w:ascii="Arial Narrow" w:eastAsia="Calibri" w:hAnsi="Arial Narrow" w:cs="Arial"/>
           <w:kern w:val="0"/>
-          <ns2:ligatures ns2:val="none"/>
+          <w14:ligatures w14:val="none"/>
         </w:rPr>
         <w:t xml:space="preserve"/>
       </w:r>
@@ -573,7 +543,7 @@
         <w:rPr>
           <w:rFonts w:ascii="Arial Narrow" w:eastAsia="Calibri" w:hAnsi="Arial Narrow" w:cs="Arial"/>
           <w:kern w:val="0"/>
-          <ns2:ligatures ns2:val="none"/>
+          <w14:ligatures w14:val="none"/>
         </w:rPr>
         <w:t xml:space="preserve"/>
       </w:r>
@@ -582,7 +552,7 @@
         <w:rPr>
           <w:rFonts w:ascii="Arial Narrow" w:eastAsia="Calibri" w:hAnsi="Arial Narrow" w:cs="Arial"/>
           <w:kern w:val="0"/>
-          <ns2:ligatures ns2:val="none"/>
+          <w14:ligatures w14:val="none"/>
         </w:rPr>
         <w:t/>
       </w:r>
@@ -591,7 +561,7 @@
         <w:rPr>
           <w:rFonts w:ascii="Arial Narrow" w:eastAsia="Calibri" w:hAnsi="Arial Narrow" w:cs="Arial"/>
           <w:kern w:val="0"/>
-          <ns2:ligatures ns2:val="none"/>
+          <w14:ligatures w14:val="none"/>
         </w:rPr>
         <w:t xml:space="preserve"/>
       </w:r>
@@ -599,7 +569,7 @@
         <w:rPr>
           <w:rFonts w:ascii="Arial Narrow" w:eastAsia="Calibri" w:hAnsi="Arial Narrow" w:cs="Arial"/>
           <w:kern w:val="0"/>
-          <ns2:ligatures ns2:val="none"/>
+          <w14:ligatures w14:val="none"/>
         </w:rPr>
         <w:t/>
       </w:r>
@@ -609,7 +579,7 @@
           <w:color w:val="000000"/>
           <w:kern w:val="0"/>
           <w:lang w:val="es-ES" w:eastAsia="es-ES"/>
-          <ns2:ligatures ns2:val="none"/>
+          <w14:ligatures w14:val="none"/>
         </w:rPr>
         <w:t/>
       </w:r>
@@ -619,7 +589,7 @@
           <w:color w:val="000000"/>
           <w:kern w:val="0"/>
           <w:lang w:val="es-ES" w:eastAsia="es-ES"/>
-          <ns2:ligatures ns2:val="none"/>
+          <w14:ligatures w14:val="none"/>
         </w:rPr>
         <w:t xml:space="preserve"/>
       </w:r>
@@ -629,7 +599,7 @@
           <w:color w:val="000000"/>
           <w:kern w:val="0"/>
           <w:lang w:val="es-ES" w:eastAsia="es-ES"/>
-          <ns2:ligatures ns2:val="none"/>
+          <w14:ligatures w14:val="none"/>
         </w:rPr>
         <w:t/>
       </w:r>
@@ -641,7 +611,7 @@
           <w:kern w:val="0"/>
           <w:vertAlign w:val="superscript"/>
           <w:lang w:val="es-ES" w:eastAsia="es-ES"/>
-          <ns2:ligatures ns2:val="none"/>
+          <w14:ligatures w14:val="none"/>
         </w:rPr>
         <w:footnoteReference w:id="1"/>
       </w:r>
@@ -651,7 +621,7 @@
           <w:color w:val="000000"/>
           <w:kern w:val="0"/>
           <w:lang w:val="es-ES" w:eastAsia="es-ES"/>
-          <ns2:ligatures ns2:val="none"/>
+          <w14:ligatures w14:val="none"/>
         </w:rPr>
         <w:t xml:space="preserve"/>
       </w:r>
@@ -662,12 +632,12 @@
           <w:color w:val="000000"/>
           <w:kern w:val="0"/>
           <w:lang w:val="es-ES" w:eastAsia="es-ES"/>
-          <ns2:ligatures ns2:val="none"/>
+          <w14:ligatures w14:val="none"/>
         </w:rPr>
         <w:t/>
       </w:r>
     </w:p>
-    <w:p ns2:paraId="512911CE" ns2:textId="77777777">
+    <w:p>
       <w:pPr>
         <w:spacing w:after="0" w:line="240" w:lineRule="auto"/>
         <w:jc w:val="both"/>
@@ -676,11 +646,11 @@
           <w:color w:val="000000"/>
           <w:kern w:val="0"/>
           <w:lang w:eastAsia="es-ES"/>
-          <ns2:ligatures ns2:val="none"/>
-        </w:rPr>
-      </w:pPr>
-    </w:p>
-    <w:p ns2:paraId="39759DC0" ns2:textId="0CD04B80">
+          <w14:ligatures w14:val="none"/>
+        </w:rPr>
+      </w:pPr>
+    </w:p>
+    <w:p>
       <w:pPr>
         <w:pStyle w:val="Prrafodelista"/>
         <w:numPr>
@@ -698,7 +668,7 @@
           <w:color w:val="000000"/>
           <w:kern w:val="0"/>
           <w:lang w:eastAsia="es-ES"/>
-          <ns2:ligatures ns2:val="none"/>
+          <w14:ligatures w14:val="none"/>
         </w:rPr>
       </w:pPr>
       <w:r>
@@ -707,7 +677,7 @@
           <w:color w:val="000000"/>
           <w:kern w:val="0"/>
           <w:lang w:eastAsia="es-ES"/>
-          <ns2:ligatures ns2:val="none"/>
+          <w14:ligatures w14:val="none"/>
         </w:rPr>
         <w:t xml:space="preserve">Su empleador contrató la Póliza del Seguro Complementario de Trabajo de Riesgo – Pensión (en adelante, </w:t>
       </w:r>
@@ -717,7 +687,7 @@
           <w:color w:val="000000"/>
           <w:kern w:val="0"/>
           <w:lang w:val="es-ES" w:eastAsia="es-ES"/>
-          <ns2:ligatures ns2:val="none"/>
+          <w14:ligatures w14:val="none"/>
         </w:rPr>
         <w:t>SCTR Pensión</w:t>
       </w:r>
@@ -727,7 +697,7 @@
           <w:color w:val="000000"/>
           <w:kern w:val="0"/>
           <w:lang w:eastAsia="es-ES"/>
-          <ns2:ligatures ns2:val="none"/>
+          <w14:ligatures w14:val="none"/>
         </w:rPr>
         <w:t xml:space="preserve">) con </w:t>
       </w:r>
@@ -737,7 +707,7 @@
           <w:color w:val="000000"/>
           <w:kern w:val="0"/>
           <w:lang w:val="es-ES" w:eastAsia="es-ES"/>
-          <ns2:ligatures ns2:val="none"/>
+          <w14:ligatures w14:val="none"/>
         </w:rPr>
         <w:t>Rímac</w:t>
       </w:r>
@@ -747,7 +717,7 @@
           <w:color w:val="000000"/>
           <w:kern w:val="0"/>
           <w:lang w:eastAsia="es-ES"/>
-          <ns2:ligatures ns2:val="none"/>
+          <w14:ligatures w14:val="none"/>
         </w:rPr>
         <w:t>, en el cual se encontraba incorporado como asegurado.</w:t>
       </w:r>
@@ -757,7 +727,7 @@
           <w:color w:val="000000"/>
           <w:kern w:val="0"/>
           <w:lang w:eastAsia="es-ES"/>
-          <ns2:ligatures ns2:val="none"/>
+          <w14:ligatures w14:val="none"/>
         </w:rPr>
         <w:t xml:space="preserve"> </w:t>
       </w:r>
@@ -767,12 +737,12 @@
           <w:color w:val="000000"/>
           <w:kern w:val="0"/>
           <w:lang w:eastAsia="es-ES"/>
-          <ns2:ligatures ns2:val="none"/>
+          <w14:ligatures w14:val="none"/>
         </w:rPr>
         <w:t>El 4 de diciembre de 2024, remitió carta notarial a su ex empleador solicitando la entrega de documentación necesaria para sustentar su solicitud de cobertura, sin haber recibido respuesta.</w:t>
       </w:r>
     </w:p>
-    <w:p ns2:paraId="7031B40D" ns2:textId="77777777">
+    <w:p>
       <w:pPr>
         <w:pStyle w:val="Prrafodelista"/>
         <w:spacing w:after="0" w:line="240" w:lineRule="auto"/>
@@ -783,11 +753,11 @@
           <w:color w:val="000000"/>
           <w:kern w:val="0"/>
           <w:lang w:eastAsia="es-ES"/>
-          <ns2:ligatures ns2:val="none"/>
-        </w:rPr>
-      </w:pPr>
-    </w:p>
-    <w:p ns2:paraId="3DD546BE" ns2:textId="7D7C3A41">
+          <w14:ligatures w14:val="none"/>
+        </w:rPr>
+      </w:pPr>
+    </w:p>
+    <w:p>
       <w:pPr>
         <w:pStyle w:val="Prrafodelista"/>
         <w:numPr>
@@ -805,7 +775,7 @@
           <w:color w:val="000000"/>
           <w:kern w:val="0"/>
           <w:lang w:eastAsia="es-ES"/>
-          <ns2:ligatures ns2:val="none"/>
+          <w14:ligatures w14:val="none"/>
         </w:rPr>
       </w:pPr>
       <w:r>
@@ -814,7 +784,7 @@
           <w:color w:val="000000"/>
           <w:kern w:val="0"/>
           <w:lang w:eastAsia="es-ES"/>
-          <ns2:ligatures ns2:val="none"/>
+          <w14:ligatures w14:val="none"/>
         </w:rPr>
         <w:t xml:space="preserve">El 6 de febrero de 2025, presentó ante </w:t>
       </w:r>
@@ -824,7 +794,7 @@
           <w:color w:val="000000"/>
           <w:kern w:val="0"/>
           <w:lang w:val="es-ES" w:eastAsia="es-ES"/>
-          <ns2:ligatures ns2:val="none"/>
+          <w14:ligatures w14:val="none"/>
         </w:rPr>
         <w:t xml:space="preserve">Rímac </w:t>
       </w:r>
@@ -834,7 +804,7 @@
           <w:color w:val="000000"/>
           <w:kern w:val="0"/>
           <w:lang w:eastAsia="es-ES"/>
-          <ns2:ligatures ns2:val="none"/>
+          <w14:ligatures w14:val="none"/>
         </w:rPr>
         <w:t xml:space="preserve">solicitud de otorgamiento de pensión del </w:t>
       </w:r>
@@ -844,7 +814,7 @@
           <w:color w:val="000000"/>
           <w:kern w:val="0"/>
           <w:lang w:val="es-ES" w:eastAsia="es-ES"/>
-          <ns2:ligatures ns2:val="none"/>
+          <w14:ligatures w14:val="none"/>
         </w:rPr>
         <w:t>SCTR Pensión</w:t>
       </w:r>
@@ -854,7 +824,7 @@
           <w:color w:val="000000"/>
           <w:kern w:val="0"/>
           <w:lang w:eastAsia="es-ES"/>
-          <ns2:ligatures ns2:val="none"/>
+          <w14:ligatures w14:val="none"/>
         </w:rPr>
         <w:t>, adjuntando</w:t>
       </w:r>
@@ -864,7 +834,7 @@
           <w:color w:val="000000"/>
           <w:kern w:val="0"/>
           <w:lang w:eastAsia="es-ES"/>
-          <ns2:ligatures ns2:val="none"/>
+          <w14:ligatures w14:val="none"/>
         </w:rPr>
         <w:t>, entre otros, la</w:t>
       </w:r>
@@ -874,7 +844,7 @@
           <w:color w:val="000000"/>
           <w:kern w:val="0"/>
           <w:lang w:eastAsia="es-ES"/>
-          <ns2:ligatures ns2:val="none"/>
+          <w14:ligatures w14:val="none"/>
         </w:rPr>
         <w:t xml:space="preserve"> historia clínica, informe médico, constancia de trabajo, copia de documento nacional de identidad. En esa misma fecha, mediante correo electrónico, la </w:t>
       </w:r>
@@ -884,7 +854,7 @@
           <w:color w:val="000000"/>
           <w:kern w:val="0"/>
           <w:lang w:eastAsia="es-ES"/>
-          <ns2:ligatures ns2:val="none"/>
+          <w14:ligatures w14:val="none"/>
         </w:rPr>
         <w:t xml:space="preserve">compañía </w:t>
       </w:r>
@@ -894,7 +864,7 @@
           <w:color w:val="000000"/>
           <w:kern w:val="0"/>
           <w:lang w:eastAsia="es-ES"/>
-          <ns2:ligatures ns2:val="none"/>
+          <w14:ligatures w14:val="none"/>
         </w:rPr>
         <w:t xml:space="preserve">aseguradora confirmó la recepción de la documentación e indicó que la solicitud sería atendida dentro del plazo de diez </w:t>
       </w:r>
@@ -904,7 +874,7 @@
           <w:color w:val="000000"/>
           <w:kern w:val="0"/>
           <w:lang w:eastAsia="es-ES"/>
-          <ns2:ligatures ns2:val="none"/>
+          <w14:ligatures w14:val="none"/>
         </w:rPr>
         <w:t xml:space="preserve">(10) </w:t>
       </w:r>
@@ -914,7 +884,7 @@
           <w:color w:val="000000"/>
           <w:kern w:val="0"/>
           <w:lang w:eastAsia="es-ES"/>
-          <ns2:ligatures ns2:val="none"/>
+          <w14:ligatures w14:val="none"/>
         </w:rPr>
         <w:t>días hábiles.</w:t>
       </w:r>
@@ -924,12 +894,12 @@
           <w:color w:val="000000"/>
           <w:kern w:val="0"/>
           <w:lang w:eastAsia="es-ES"/>
-          <ns2:ligatures ns2:val="none"/>
+          <w14:ligatures w14:val="none"/>
         </w:rPr>
         <w:t xml:space="preserve"> </w:t>
       </w:r>
     </w:p>
-    <w:p ns2:paraId="3A07AFC8" ns2:textId="77777777">
+    <w:p>
       <w:pPr>
         <w:pStyle w:val="Prrafodelista"/>
         <w:spacing w:after="0" w:line="240" w:lineRule="auto"/>
@@ -940,11 +910,11 @@
           <w:color w:val="000000"/>
           <w:kern w:val="0"/>
           <w:lang w:eastAsia="es-ES"/>
-          <ns2:ligatures ns2:val="none"/>
-        </w:rPr>
-      </w:pPr>
-    </w:p>
-    <w:p ns2:paraId="53EF4D71" ns2:textId="2628DBE6">
+          <w14:ligatures w14:val="none"/>
+        </w:rPr>
+      </w:pPr>
+    </w:p>
+    <w:p>
       <w:pPr>
         <w:pStyle w:val="Prrafodelista"/>
         <w:numPr>
@@ -962,7 +932,7 @@
           <w:color w:val="000000"/>
           <w:kern w:val="0"/>
           <w:lang w:eastAsia="es-ES"/>
-          <ns2:ligatures ns2:val="none"/>
+          <w14:ligatures w14:val="none"/>
         </w:rPr>
       </w:pPr>
       <w:r>
@@ -971,7 +941,7 @@
           <w:color w:val="000000"/>
           <w:kern w:val="0"/>
           <w:lang w:eastAsia="es-ES"/>
-          <ns2:ligatures ns2:val="none"/>
+          <w14:ligatures w14:val="none"/>
         </w:rPr>
         <w:t xml:space="preserve">El 9 de febrero de 2025, </w:t>
       </w:r>
@@ -981,7 +951,7 @@
           <w:color w:val="000000"/>
           <w:kern w:val="0"/>
           <w:lang w:val="es-ES" w:eastAsia="es-ES"/>
-          <ns2:ligatures ns2:val="none"/>
+          <w14:ligatures w14:val="none"/>
         </w:rPr>
         <w:t xml:space="preserve">Rímac </w:t>
       </w:r>
@@ -991,7 +961,7 @@
           <w:color w:val="000000"/>
           <w:kern w:val="0"/>
           <w:lang w:eastAsia="es-ES"/>
-          <ns2:ligatures ns2:val="none"/>
+          <w14:ligatures w14:val="none"/>
         </w:rPr>
         <w:t xml:space="preserve">remitió la Carta </w:t>
       </w:r>
@@ -1002,7 +972,7 @@
           <w:color w:val="000000"/>
           <w:kern w:val="0"/>
           <w:lang w:eastAsia="es-ES"/>
-          <ns2:ligatures ns2:val="none"/>
+          <w14:ligatures w14:val="none"/>
         </w:rPr>
         <w:t>DOT.RRLL</w:t>
       </w:r>
@@ -1013,7 +983,7 @@
           <w:color w:val="000000"/>
           <w:kern w:val="0"/>
           <w:lang w:eastAsia="es-ES"/>
-          <ns2:ligatures ns2:val="none"/>
+          <w14:ligatures w14:val="none"/>
         </w:rPr>
         <w:t xml:space="preserve">/2025-1324 dirigida a su ex empleador, mediante la cual solicitó información adicional que </w:t>
       </w:r>
@@ -1023,7 +993,7 @@
           <w:color w:val="000000"/>
           <w:kern w:val="0"/>
           <w:lang w:eastAsia="es-ES"/>
-          <ns2:ligatures ns2:val="none"/>
+          <w14:ligatures w14:val="none"/>
         </w:rPr>
         <w:t xml:space="preserve">no se encuentra prevista ni exigida por el Decreto Supremo </w:t>
       </w:r>
@@ -1034,7 +1004,7 @@
           <w:color w:val="000000"/>
           <w:kern w:val="0"/>
           <w:lang w:eastAsia="es-ES"/>
-          <ns2:ligatures ns2:val="none"/>
+          <w14:ligatures w14:val="none"/>
         </w:rPr>
         <w:t/>
       </w:r>
@@ -1045,7 +1015,7 @@
           <w:color w:val="000000"/>
           <w:kern w:val="0"/>
           <w:lang w:eastAsia="es-ES"/>
-          <ns2:ligatures ns2:val="none"/>
+          <w14:ligatures w14:val="none"/>
         </w:rPr>
         <w:t xml:space="preserve"> 003-98-SA</w:t>
       </w:r>
@@ -1055,7 +1025,7 @@
           <w:color w:val="000000"/>
           <w:kern w:val="0"/>
           <w:lang w:eastAsia="es-ES"/>
-          <ns2:ligatures ns2:val="none"/>
+          <w14:ligatures w14:val="none"/>
         </w:rPr>
         <w:t xml:space="preserve"> </w:t>
       </w:r>
@@ -1065,7 +1035,7 @@
           <w:color w:val="000000"/>
           <w:kern w:val="0"/>
           <w:lang w:eastAsia="es-ES"/>
-          <ns2:ligatures ns2:val="none"/>
+          <w14:ligatures w14:val="none"/>
         </w:rPr>
         <w:t xml:space="preserve">que aprueba el Reglamento de normas técnicas del </w:t>
       </w:r>
@@ -1075,7 +1045,7 @@
           <w:color w:val="000000"/>
           <w:kern w:val="0"/>
           <w:lang w:eastAsia="es-ES"/>
-          <ns2:ligatures ns2:val="none"/>
+          <w14:ligatures w14:val="none"/>
         </w:rPr>
         <w:t xml:space="preserve">Seguro Complementario de Trabajo de Riesgo, ni forma parte de los requisitos </w:t>
       </w:r>
@@ -1085,7 +1055,7 @@
           <w:color w:val="000000"/>
           <w:kern w:val="0"/>
           <w:lang w:eastAsia="es-ES"/>
-          <ns2:ligatures ns2:val="none"/>
+          <w14:ligatures w14:val="none"/>
         </w:rPr>
         <w:t xml:space="preserve">en el formato de solicitud </w:t>
       </w:r>
@@ -1095,7 +1065,7 @@
           <w:color w:val="000000"/>
           <w:kern w:val="0"/>
           <w:lang w:eastAsia="es-ES"/>
-          <ns2:ligatures ns2:val="none"/>
+          <w14:ligatures w14:val="none"/>
         </w:rPr>
         <w:t xml:space="preserve">de pensión </w:t>
       </w:r>
@@ -1105,7 +1075,7 @@
           <w:color w:val="000000"/>
           <w:kern w:val="0"/>
           <w:lang w:eastAsia="es-ES"/>
-          <ns2:ligatures ns2:val="none"/>
+          <w14:ligatures w14:val="none"/>
         </w:rPr>
         <w:t>presentado.</w:t>
       </w:r>
@@ -1115,12 +1085,12 @@
           <w:color w:val="000000"/>
           <w:kern w:val="0"/>
           <w:lang w:eastAsia="es-ES"/>
-          <ns2:ligatures ns2:val="none"/>
+          <w14:ligatures w14:val="none"/>
         </w:rPr>
         <w:t xml:space="preserve"> </w:t>
       </w:r>
     </w:p>
-    <w:p ns2:paraId="1E7AD453" ns2:textId="77777777">
+    <w:p>
       <w:pPr>
         <w:pStyle w:val="Prrafodelista"/>
         <w:spacing w:after="0" w:line="240" w:lineRule="auto"/>
@@ -1131,11 +1101,11 @@
           <w:color w:val="000000"/>
           <w:kern w:val="0"/>
           <w:lang w:eastAsia="es-ES"/>
-          <ns2:ligatures ns2:val="none"/>
-        </w:rPr>
-      </w:pPr>
-    </w:p>
-    <w:p ns2:paraId="693039AF" ns2:textId="74F1CF83">
+          <w14:ligatures w14:val="none"/>
+        </w:rPr>
+      </w:pPr>
+    </w:p>
+    <w:p>
       <w:pPr>
         <w:pStyle w:val="Prrafodelista"/>
         <w:numPr>
@@ -1153,7 +1123,7 @@
           <w:color w:val="000000"/>
           <w:kern w:val="0"/>
           <w:lang w:eastAsia="es-ES"/>
-          <ns2:ligatures ns2:val="none"/>
+          <w14:ligatures w14:val="none"/>
         </w:rPr>
       </w:pPr>
       <w:r>
@@ -1162,7 +1132,7 @@
           <w:color w:val="000000"/>
           <w:kern w:val="0"/>
           <w:lang w:eastAsia="es-ES"/>
-          <ns2:ligatures ns2:val="none"/>
+          <w14:ligatures w14:val="none"/>
         </w:rPr>
         <w:t xml:space="preserve">El 25 de febrero de 2025, remitió correo electrónico a </w:t>
       </w:r>
@@ -1172,7 +1142,7 @@
           <w:color w:val="000000"/>
           <w:kern w:val="0"/>
           <w:lang w:val="es-ES" w:eastAsia="es-ES"/>
-          <ns2:ligatures ns2:val="none"/>
+          <w14:ligatures w14:val="none"/>
         </w:rPr>
         <w:t xml:space="preserve">Rímac </w:t>
       </w:r>
@@ -1182,7 +1152,7 @@
           <w:color w:val="000000"/>
           <w:kern w:val="0"/>
           <w:lang w:eastAsia="es-ES"/>
-          <ns2:ligatures ns2:val="none"/>
+          <w14:ligatures w14:val="none"/>
         </w:rPr>
         <w:t>solicitando que precise el plazo otorgado a su ex empleador para remitir la información requerida y las acciones a adoptar en caso de incumplimiento.</w:t>
       </w:r>
@@ -1192,12 +1162,12 @@
           <w:color w:val="000000"/>
           <w:kern w:val="0"/>
           <w:lang w:eastAsia="es-ES"/>
-          <ns2:ligatures ns2:val="none"/>
+          <w14:ligatures w14:val="none"/>
         </w:rPr>
         <w:t xml:space="preserve"> </w:t>
       </w:r>
     </w:p>
-    <w:p ns2:paraId="7A21DDFD" ns2:textId="77777777">
+    <w:p>
       <w:pPr>
         <w:pStyle w:val="Prrafodelista"/>
         <w:spacing w:after="0" w:line="240" w:lineRule="auto"/>
@@ -1208,11 +1178,11 @@
           <w:color w:val="000000"/>
           <w:kern w:val="0"/>
           <w:lang w:eastAsia="es-ES"/>
-          <ns2:ligatures ns2:val="none"/>
-        </w:rPr>
-      </w:pPr>
-    </w:p>
-    <w:p ns2:paraId="004E36F0" ns2:textId="523DA18A">
+          <w14:ligatures w14:val="none"/>
+        </w:rPr>
+      </w:pPr>
+    </w:p>
+    <w:p>
       <w:pPr>
         <w:pStyle w:val="Prrafodelista"/>
         <w:numPr>
@@ -1230,7 +1200,7 @@
           <w:color w:val="000000"/>
           <w:kern w:val="0"/>
           <w:lang w:eastAsia="es-ES"/>
-          <ns2:ligatures ns2:val="none"/>
+          <w14:ligatures w14:val="none"/>
         </w:rPr>
       </w:pPr>
       <w:r>
@@ -1239,7 +1209,7 @@
           <w:color w:val="000000"/>
           <w:kern w:val="0"/>
           <w:lang w:eastAsia="es-ES"/>
-          <ns2:ligatures ns2:val="none"/>
+          <w14:ligatures w14:val="none"/>
         </w:rPr>
         <w:t xml:space="preserve">El 12 de marzo de 2025, </w:t>
       </w:r>
@@ -1249,7 +1219,7 @@
           <w:color w:val="000000"/>
           <w:kern w:val="0"/>
           <w:lang w:val="es-ES" w:eastAsia="es-ES"/>
-          <ns2:ligatures ns2:val="none"/>
+          <w14:ligatures w14:val="none"/>
         </w:rPr>
         <w:t xml:space="preserve">Rímac </w:t>
       </w:r>
@@ -1259,7 +1229,7 @@
           <w:color w:val="000000"/>
           <w:kern w:val="0"/>
           <w:lang w:eastAsia="es-ES"/>
-          <ns2:ligatures ns2:val="none"/>
+          <w14:ligatures w14:val="none"/>
         </w:rPr>
         <w:t xml:space="preserve">informó que, mediante Carta </w:t>
       </w:r>
@@ -1270,7 +1240,7 @@
           <w:color w:val="000000"/>
           <w:kern w:val="0"/>
           <w:lang w:eastAsia="es-ES"/>
-          <ns2:ligatures ns2:val="none"/>
+          <w14:ligatures w14:val="none"/>
         </w:rPr>
         <w:t>DOT.RRLL</w:t>
       </w:r>
@@ -1281,7 +1251,7 @@
           <w:color w:val="000000"/>
           <w:kern w:val="0"/>
           <w:lang w:eastAsia="es-ES"/>
-          <ns2:ligatures ns2:val="none"/>
+          <w14:ligatures w14:val="none"/>
         </w:rPr>
         <w:t>/2025-1882, había reiterado el requerimiento de información a su ex empleador, señalando que necesitaba contar con información médico ocupacional para confirmar que los diagnósticos correspondían a una enfermedad de origen ocupacional.</w:t>
       </w:r>
@@ -1291,12 +1261,12 @@
           <w:color w:val="000000"/>
           <w:kern w:val="0"/>
           <w:lang w:eastAsia="es-ES"/>
-          <ns2:ligatures ns2:val="none"/>
+          <w14:ligatures w14:val="none"/>
         </w:rPr>
         <w:t xml:space="preserve"> </w:t>
       </w:r>
     </w:p>
-    <w:p ns2:paraId="539E4AC3" ns2:textId="77777777">
+    <w:p>
       <w:pPr>
         <w:pStyle w:val="Prrafodelista"/>
         <w:spacing w:after="0" w:line="240" w:lineRule="auto"/>
@@ -1307,11 +1277,11 @@
           <w:color w:val="000000"/>
           <w:kern w:val="0"/>
           <w:lang w:eastAsia="es-ES"/>
-          <ns2:ligatures ns2:val="none"/>
-        </w:rPr>
-      </w:pPr>
-    </w:p>
-    <w:p ns2:paraId="7AA6EFCF" ns2:textId="4A92035D">
+          <w14:ligatures w14:val="none"/>
+        </w:rPr>
+      </w:pPr>
+    </w:p>
+    <w:p>
       <w:pPr>
         <w:pStyle w:val="Prrafodelista"/>
         <w:numPr>
@@ -1329,7 +1299,7 @@
           <w:color w:val="000000"/>
           <w:kern w:val="0"/>
           <w:lang w:eastAsia="es-ES"/>
-          <ns2:ligatures ns2:val="none"/>
+          <w14:ligatures w14:val="none"/>
         </w:rPr>
       </w:pPr>
       <w:r>
@@ -1338,7 +1308,7 @@
           <w:color w:val="000000"/>
           <w:kern w:val="0"/>
           <w:lang w:eastAsia="es-ES"/>
-          <ns2:ligatures ns2:val="none"/>
+          <w14:ligatures w14:val="none"/>
         </w:rPr>
         <w:t xml:space="preserve">El 14 de marzo de 2025, comunicó a </w:t>
       </w:r>
@@ -1348,7 +1318,7 @@
           <w:color w:val="000000"/>
           <w:kern w:val="0"/>
           <w:lang w:val="es-ES" w:eastAsia="es-ES"/>
-          <ns2:ligatures ns2:val="none"/>
+          <w14:ligatures w14:val="none"/>
         </w:rPr>
         <w:t xml:space="preserve">Rímac </w:t>
       </w:r>
@@ -1358,7 +1328,7 @@
           <w:color w:val="000000"/>
           <w:kern w:val="0"/>
           <w:lang w:eastAsia="es-ES"/>
-          <ns2:ligatures ns2:val="none"/>
+          <w14:ligatures w14:val="none"/>
         </w:rPr>
         <w:t>que, ante la falta de documentación por parte del empleador, correspondía que sea evaluado por el Centro Nacional de Salud Ocupacional y Protección del Ambiente para la Salud (</w:t>
       </w:r>
@@ -1368,7 +1338,7 @@
           <w:color w:val="000000"/>
           <w:kern w:val="0"/>
           <w:lang w:eastAsia="es-ES"/>
-          <ns2:ligatures ns2:val="none"/>
+          <w14:ligatures w14:val="none"/>
         </w:rPr>
         <w:t xml:space="preserve">en adelante, </w:t>
       </w:r>
@@ -1378,12 +1348,12 @@
           <w:color w:val="000000"/>
           <w:kern w:val="0"/>
           <w:lang w:eastAsia="es-ES"/>
-          <ns2:ligatures ns2:val="none"/>
+          <w14:ligatures w14:val="none"/>
         </w:rPr>
         <w:t>CENSOPAS), solicitando que se disponga su derivación a dicha entidad para la determinación del origen ocupacional de la enfermedad y su posterior calificación.</w:t>
       </w:r>
     </w:p>
-    <w:p ns2:paraId="714ABFAC" ns2:textId="77777777">
+    <w:p>
       <w:pPr>
         <w:pStyle w:val="Prrafodelista"/>
         <w:spacing w:after="0" w:line="240" w:lineRule="auto"/>
@@ -1394,11 +1364,11 @@
           <w:color w:val="000000"/>
           <w:kern w:val="0"/>
           <w:lang w:eastAsia="es-ES"/>
-          <ns2:ligatures ns2:val="none"/>
-        </w:rPr>
-      </w:pPr>
-    </w:p>
-    <w:p ns2:paraId="5BA823D7" ns2:textId="52C31A48">
+          <w14:ligatures w14:val="none"/>
+        </w:rPr>
+      </w:pPr>
+    </w:p>
+    <w:p>
       <w:pPr>
         <w:pStyle w:val="Prrafodelista"/>
         <w:numPr>
@@ -1416,7 +1386,7 @@
           <w:color w:val="000000"/>
           <w:kern w:val="0"/>
           <w:lang w:eastAsia="es-ES"/>
-          <ns2:ligatures ns2:val="none"/>
+          <w14:ligatures w14:val="none"/>
         </w:rPr>
       </w:pPr>
       <w:r>
@@ -1425,7 +1395,7 @@
           <w:color w:val="000000"/>
           <w:kern w:val="0"/>
           <w:lang w:eastAsia="es-ES"/>
-          <ns2:ligatures ns2:val="none"/>
+          <w14:ligatures w14:val="none"/>
         </w:rPr>
         <w:t xml:space="preserve">El 17 de marzo de 2025, </w:t>
       </w:r>
@@ -1435,7 +1405,7 @@
           <w:color w:val="000000"/>
           <w:kern w:val="0"/>
           <w:lang w:val="es-ES" w:eastAsia="es-ES"/>
-          <ns2:ligatures ns2:val="none"/>
+          <w14:ligatures w14:val="none"/>
         </w:rPr>
         <w:t xml:space="preserve">Rímac </w:t>
       </w:r>
@@ -1445,7 +1415,7 @@
           <w:color w:val="000000"/>
           <w:kern w:val="0"/>
           <w:lang w:eastAsia="es-ES"/>
-          <ns2:ligatures ns2:val="none"/>
+          <w14:ligatures w14:val="none"/>
         </w:rPr>
         <w:t xml:space="preserve">respondió por correo electrónico que la gestión ante CENSOPAS no recaía en ella y que debía ser realizada directamente por </w:t>
       </w:r>
@@ -1455,7 +1425,7 @@
           <w:color w:val="000000"/>
           <w:kern w:val="0"/>
           <w:lang w:eastAsia="es-ES"/>
-          <ns2:ligatures ns2:val="none"/>
+          <w14:ligatures w14:val="none"/>
         </w:rPr>
         <w:t>su persona</w:t>
       </w:r>
@@ -1465,12 +1435,12 @@
           <w:color w:val="000000"/>
           <w:kern w:val="0"/>
           <w:lang w:eastAsia="es-ES"/>
-          <ns2:ligatures ns2:val="none"/>
+          <w14:ligatures w14:val="none"/>
         </w:rPr>
         <w:t>.</w:t>
       </w:r>
     </w:p>
-    <w:p ns2:paraId="5C73E0C5" ns2:textId="77777777">
+    <w:p>
       <w:pPr>
         <w:pStyle w:val="Prrafodelista"/>
         <w:spacing w:after="0" w:line="240" w:lineRule="auto"/>
@@ -1481,11 +1451,11 @@
           <w:color w:val="000000"/>
           <w:kern w:val="0"/>
           <w:lang w:eastAsia="es-ES"/>
-          <ns2:ligatures ns2:val="none"/>
-        </w:rPr>
-      </w:pPr>
-    </w:p>
-    <w:p ns2:paraId="29AED8CF" ns2:textId="2B57E08E">
+          <w14:ligatures w14:val="none"/>
+        </w:rPr>
+      </w:pPr>
+    </w:p>
+    <w:p>
       <w:pPr>
         <w:pStyle w:val="Prrafodelista"/>
         <w:numPr>
@@ -1503,7 +1473,7 @@
           <w:color w:val="000000"/>
           <w:kern w:val="0"/>
           <w:lang w:eastAsia="es-ES"/>
-          <ns2:ligatures ns2:val="none"/>
+          <w14:ligatures w14:val="none"/>
         </w:rPr>
       </w:pPr>
       <w:r>
@@ -1512,7 +1482,7 @@
           <w:color w:val="000000"/>
           <w:kern w:val="0"/>
           <w:lang w:eastAsia="es-ES"/>
-          <ns2:ligatures ns2:val="none"/>
+          <w14:ligatures w14:val="none"/>
         </w:rPr>
         <w:t xml:space="preserve">El 1 de setiembre de 2025, consultó a </w:t>
       </w:r>
@@ -1522,7 +1492,7 @@
           <w:color w:val="000000"/>
           <w:kern w:val="0"/>
           <w:lang w:val="es-ES" w:eastAsia="es-ES"/>
-          <ns2:ligatures ns2:val="none"/>
+          <w14:ligatures w14:val="none"/>
         </w:rPr>
         <w:t xml:space="preserve">Rímac </w:t>
       </w:r>
@@ -1532,7 +1502,7 @@
           <w:color w:val="000000"/>
           <w:kern w:val="0"/>
           <w:lang w:eastAsia="es-ES"/>
-          <ns2:ligatures ns2:val="none"/>
+          <w14:ligatures w14:val="none"/>
         </w:rPr>
         <w:t>si su ex empleador había remitido la información solicitada.</w:t>
       </w:r>
@@ -1542,7 +1512,7 @@
           <w:color w:val="000000"/>
           <w:kern w:val="0"/>
           <w:lang w:eastAsia="es-ES"/>
-          <ns2:ligatures ns2:val="none"/>
+          <w14:ligatures w14:val="none"/>
         </w:rPr>
         <w:t xml:space="preserve"> </w:t>
       </w:r>
@@ -1552,7 +1522,7 @@
           <w:color w:val="000000"/>
           <w:kern w:val="0"/>
           <w:lang w:eastAsia="es-ES"/>
-          <ns2:ligatures ns2:val="none"/>
+          <w14:ligatures w14:val="none"/>
         </w:rPr>
         <w:t xml:space="preserve">El 2 de setiembre de 2025, </w:t>
       </w:r>
@@ -1562,7 +1532,7 @@
           <w:color w:val="000000"/>
           <w:kern w:val="0"/>
           <w:lang w:val="es-ES" w:eastAsia="es-ES"/>
-          <ns2:ligatures ns2:val="none"/>
+          <w14:ligatures w14:val="none"/>
         </w:rPr>
         <w:t xml:space="preserve">Rímac le </w:t>
       </w:r>
@@ -1572,7 +1542,7 @@
           <w:color w:val="000000"/>
           <w:kern w:val="0"/>
           <w:lang w:eastAsia="es-ES"/>
-          <ns2:ligatures ns2:val="none"/>
+          <w14:ligatures w14:val="none"/>
         </w:rPr>
         <w:t>remitió un fragmento del cargo de recepción de las cartas dirigidas a su ex empleador, indicando que estas habían sido recibidas, sin que hasta esa fecha se hubiera remitido la información requerida.</w:t>
       </w:r>
@@ -1582,12 +1552,12 @@
           <w:color w:val="000000"/>
           <w:kern w:val="0"/>
           <w:lang w:eastAsia="es-ES"/>
-          <ns2:ligatures ns2:val="none"/>
+          <w14:ligatures w14:val="none"/>
         </w:rPr>
         <w:t xml:space="preserve"> </w:t>
       </w:r>
     </w:p>
-    <w:p ns2:paraId="33C0419C" ns2:textId="77777777">
+    <w:p>
       <w:pPr>
         <w:pStyle w:val="Prrafodelista"/>
         <w:spacing w:after="0" w:line="240" w:lineRule="auto"/>
@@ -1598,11 +1568,11 @@
           <w:color w:val="000000"/>
           <w:kern w:val="0"/>
           <w:lang w:eastAsia="es-ES"/>
-          <ns2:ligatures ns2:val="none"/>
-        </w:rPr>
-      </w:pPr>
-    </w:p>
-    <w:p ns2:paraId="71A1D14A" ns2:textId="4F5F1F88">
+          <w14:ligatures w14:val="none"/>
+        </w:rPr>
+      </w:pPr>
+    </w:p>
+    <w:p>
       <w:pPr>
         <w:pStyle w:val="Prrafodelista"/>
         <w:numPr>
@@ -1620,7 +1590,7 @@
           <w:color w:val="000000"/>
           <w:kern w:val="0"/>
           <w:lang w:eastAsia="es-ES"/>
-          <ns2:ligatures ns2:val="none"/>
+          <w14:ligatures w14:val="none"/>
         </w:rPr>
       </w:pPr>
       <w:r>
@@ -1629,7 +1599,7 @@
           <w:color w:val="000000"/>
           <w:kern w:val="0"/>
           <w:lang w:eastAsia="es-ES"/>
-          <ns2:ligatures ns2:val="none"/>
+          <w14:ligatures w14:val="none"/>
         </w:rPr>
         <w:t>El 14 de octubre de 2025, remitió a la aseguradora el informe de evaluación médica emitido por CENSOPAS, en el cual se concluyó que la enfermedad diagnosticada era de origen ocupacional.</w:t>
       </w:r>
@@ -1639,12 +1609,12 @@
           <w:color w:val="000000"/>
           <w:kern w:val="0"/>
           <w:lang w:eastAsia="es-ES"/>
-          <ns2:ligatures ns2:val="none"/>
+          <w14:ligatures w14:val="none"/>
         </w:rPr>
         <w:t xml:space="preserve"> </w:t>
       </w:r>
     </w:p>
-    <w:p ns2:paraId="67E6F8FE" ns2:textId="77777777">
+    <w:p>
       <w:pPr>
         <w:pStyle w:val="Prrafodelista"/>
         <w:spacing w:after="0" w:line="240" w:lineRule="auto"/>
@@ -1655,11 +1625,11 @@
           <w:color w:val="000000"/>
           <w:kern w:val="0"/>
           <w:lang w:eastAsia="es-ES"/>
-          <ns2:ligatures ns2:val="none"/>
-        </w:rPr>
-      </w:pPr>
-    </w:p>
-    <w:p ns2:paraId="452B8BE9" ns2:textId="3DB745B6">
+          <w14:ligatures w14:val="none"/>
+        </w:rPr>
+      </w:pPr>
+    </w:p>
+    <w:p>
       <w:pPr>
         <w:pStyle w:val="Prrafodelista"/>
         <w:numPr>
@@ -1677,7 +1647,7 @@
           <w:color w:val="000000"/>
           <w:kern w:val="0"/>
           <w:lang w:eastAsia="es-ES"/>
-          <ns2:ligatures ns2:val="none"/>
+          <w14:ligatures w14:val="none"/>
         </w:rPr>
       </w:pPr>
       <w:r>
@@ -1686,7 +1656,7 @@
           <w:color w:val="000000"/>
           <w:kern w:val="0"/>
           <w:lang w:eastAsia="es-ES"/>
-          <ns2:ligatures ns2:val="none"/>
+          <w14:ligatures w14:val="none"/>
         </w:rPr>
         <w:t xml:space="preserve">El 23 de octubre de 2025, </w:t>
       </w:r>
@@ -1696,7 +1666,7 @@
           <w:color w:val="000000"/>
           <w:kern w:val="0"/>
           <w:lang w:val="es-ES" w:eastAsia="es-ES"/>
-          <ns2:ligatures ns2:val="none"/>
+          <w14:ligatures w14:val="none"/>
         </w:rPr>
         <w:t xml:space="preserve">Rímac </w:t>
       </w:r>
@@ -1706,7 +1676,7 @@
           <w:color w:val="000000"/>
           <w:kern w:val="0"/>
           <w:lang w:eastAsia="es-ES"/>
-          <ns2:ligatures ns2:val="none"/>
+          <w14:ligatures w14:val="none"/>
         </w:rPr>
         <w:t>reiteró el requerimiento de información a su ex empleador.</w:t>
       </w:r>
@@ -1716,7 +1686,7 @@
           <w:color w:val="000000"/>
           <w:kern w:val="0"/>
           <w:lang w:eastAsia="es-ES"/>
-          <ns2:ligatures ns2:val="none"/>
+          <w14:ligatures w14:val="none"/>
         </w:rPr>
         <w:t xml:space="preserve"> </w:t>
       </w:r>
@@ -1726,7 +1696,7 @@
           <w:color w:val="000000"/>
           <w:kern w:val="0"/>
           <w:lang w:eastAsia="es-ES"/>
-          <ns2:ligatures ns2:val="none"/>
+          <w14:ligatures w14:val="none"/>
         </w:rPr>
         <w:t>El 6 de noviembre de 2025, la aseguradora volvió a reiterar la solicitud de información a su ex empleador, sin emitir pronunciamiento sobre la procedencia de la solicitud de pensión.</w:t>
       </w:r>
@@ -1736,12 +1706,12 @@
           <w:color w:val="000000"/>
           <w:kern w:val="0"/>
           <w:lang w:eastAsia="es-ES"/>
-          <ns2:ligatures ns2:val="none"/>
+          <w14:ligatures w14:val="none"/>
         </w:rPr>
         <w:t xml:space="preserve"> </w:t>
       </w:r>
     </w:p>
-    <w:p ns2:paraId="32A34C40" ns2:textId="77777777">
+    <w:p>
       <w:pPr>
         <w:pStyle w:val="Prrafodelista"/>
         <w:spacing w:after="0" w:line="240" w:lineRule="auto"/>
@@ -1752,11 +1722,11 @@
           <w:color w:val="000000"/>
           <w:kern w:val="0"/>
           <w:lang w:eastAsia="es-ES"/>
-          <ns2:ligatures ns2:val="none"/>
-        </w:rPr>
-      </w:pPr>
-    </w:p>
-    <w:p ns2:paraId="2F9CF7F5" ns2:textId="207DC0C1">
+          <w14:ligatures w14:val="none"/>
+        </w:rPr>
+      </w:pPr>
+    </w:p>
+    <w:p>
       <w:pPr>
         <w:pStyle w:val="Prrafodelista"/>
         <w:numPr>
@@ -1771,7 +1741,7 @@
           <w:color w:val="000000"/>
           <w:kern w:val="0"/>
           <w:lang w:eastAsia="es-ES"/>
-          <ns2:ligatures ns2:val="none"/>
+          <w14:ligatures w14:val="none"/>
         </w:rPr>
       </w:pPr>
       <w:r>
@@ -1780,7 +1750,7 @@
           <w:color w:val="000000"/>
           <w:kern w:val="0"/>
           <w:lang w:eastAsia="es-ES"/>
-          <ns2:ligatures ns2:val="none"/>
+          <w14:ligatures w14:val="none"/>
         </w:rPr>
         <w:t>P</w:t>
       </w:r>
@@ -1790,7 +1760,7 @@
           <w:color w:val="000000"/>
           <w:kern w:val="0"/>
           <w:lang w:eastAsia="es-ES"/>
-          <ns2:ligatures ns2:val="none"/>
+          <w14:ligatures w14:val="none"/>
         </w:rPr>
         <w:t xml:space="preserve">ese a haber acreditado el origen ocupacional de su enfermedad mediante evaluación especializada, </w:t>
       </w:r>
@@ -1800,7 +1770,7 @@
           <w:color w:val="000000"/>
           <w:kern w:val="0"/>
           <w:lang w:val="es-ES" w:eastAsia="es-ES"/>
-          <ns2:ligatures ns2:val="none"/>
+          <w14:ligatures w14:val="none"/>
         </w:rPr>
         <w:t xml:space="preserve">Rímac </w:t>
       </w:r>
@@ -1810,7 +1780,7 @@
           <w:color w:val="000000"/>
           <w:kern w:val="0"/>
           <w:lang w:eastAsia="es-ES"/>
-          <ns2:ligatures ns2:val="none"/>
+          <w14:ligatures w14:val="none"/>
         </w:rPr>
         <w:t xml:space="preserve">continuó solicitando información adicional a su ex empleador y no emitió pronunciamiento sobre la cobertura solicitada, </w:t>
       </w:r>
@@ -1820,7 +1790,7 @@
           <w:color w:val="000000"/>
           <w:kern w:val="0"/>
           <w:lang w:eastAsia="es-ES"/>
-          <ns2:ligatures ns2:val="none"/>
+          <w14:ligatures w14:val="none"/>
         </w:rPr>
         <w:t xml:space="preserve">condicionando indebidamente la evaluación de mi solicitud de cobertura del </w:t>
       </w:r>
@@ -1830,7 +1800,7 @@
           <w:color w:val="000000"/>
           <w:kern w:val="0"/>
           <w:lang w:val="es-ES" w:eastAsia="es-ES"/>
-          <ns2:ligatures ns2:val="none"/>
+          <w14:ligatures w14:val="none"/>
         </w:rPr>
         <w:t>SCTR Pensión</w:t>
       </w:r>
@@ -1840,12 +1810,12 @@
           <w:color w:val="000000"/>
           <w:kern w:val="0"/>
           <w:lang w:eastAsia="es-ES"/>
-          <ns2:ligatures ns2:val="none"/>
+          <w14:ligatures w14:val="none"/>
         </w:rPr>
         <w:t>.</w:t>
       </w:r>
     </w:p>
-    <w:p ns2:paraId="33E14FF7" ns2:textId="77777777">
+    <w:p>
       <w:pPr>
         <w:tabs>
           <w:tab w:val="left" w:pos="1134"/>
@@ -1857,11 +1827,11 @@
           <w:color w:val="000000"/>
           <w:kern w:val="0"/>
           <w:lang w:eastAsia="es-ES"/>
-          <ns2:ligatures ns2:val="none"/>
-        </w:rPr>
-      </w:pPr>
-    </w:p>
-    <w:p ns2:paraId="65C58807" ns2:textId="7E8CD544">
+          <w14:ligatures w14:val="none"/>
+        </w:rPr>
+      </w:pPr>
+    </w:p>
+    <w:p>
       <w:pPr>
         <w:numPr>
           <w:ilvl w:val="1"/>
@@ -1879,7 +1849,7 @@
           <w:color w:val="000000"/>
           <w:kern w:val="0"/>
           <w:lang w:val="es-ES" w:eastAsia="es-ES"/>
-          <ns2:ligatures ns2:val="none"/>
+          <w14:ligatures w14:val="none"/>
         </w:rPr>
       </w:pPr>
       <w:r>
@@ -1888,7 +1858,7 @@
           <w:color w:val="000000"/>
           <w:kern w:val="0"/>
           <w:lang w:val="es-ES" w:eastAsia="es-ES"/>
-          <ns2:ligatures ns2:val="none"/>
+          <w14:ligatures w14:val="none"/>
         </w:rPr>
         <w:t xml:space="preserve">El señor [APELLIDO] solicitó, en calidad de medida correctiva, que Rímac cumpla con otorgar la cobertura del SCTR Pensión. Asimismo, requirió el reembolso de costos y costas del presente procedimiento.</w:t>
       </w:r>
@@ -1898,7 +1868,7 @@
           <w:color w:val="000000"/>
           <w:kern w:val="0"/>
           <w:lang w:val="es-ES" w:eastAsia="es-ES"/>
-          <ns2:ligatures ns2:val="none"/>
+          <w14:ligatures w14:val="none"/>
         </w:rPr>
         <w:t xml:space="preserve"/>
       </w:r>
@@ -1906,7 +1876,7 @@
         <w:rPr>
           <w:rFonts w:ascii="Arial Narrow" w:eastAsia="Calibri" w:hAnsi="Arial Narrow" w:cs="Arial"/>
           <w:kern w:val="0"/>
-          <ns2:ligatures ns2:val="none"/>
+          <w14:ligatures w14:val="none"/>
         </w:rPr>
         <w:t xml:space="preserve"/>
       </w:r>
@@ -1915,7 +1885,7 @@
         <w:rPr>
           <w:rFonts w:ascii="Arial Narrow" w:eastAsia="Calibri" w:hAnsi="Arial Narrow" w:cs="Arial"/>
           <w:kern w:val="0"/>
-          <ns2:ligatures ns2:val="none"/>
+          <w14:ligatures w14:val="none"/>
         </w:rPr>
         <w:t/>
       </w:r>
@@ -1924,7 +1894,7 @@
         <w:rPr>
           <w:rFonts w:ascii="Arial Narrow" w:eastAsia="Calibri" w:hAnsi="Arial Narrow" w:cs="Arial"/>
           <w:kern w:val="0"/>
-          <ns2:ligatures ns2:val="none"/>
+          <w14:ligatures w14:val="none"/>
         </w:rPr>
         <w:t xml:space="preserve"/>
       </w:r>
@@ -1934,7 +1904,7 @@
           <w:color w:val="000000"/>
           <w:kern w:val="0"/>
           <w:lang w:val="es-ES" w:eastAsia="es-ES"/>
-          <ns2:ligatures ns2:val="none"/>
+          <w14:ligatures w14:val="none"/>
         </w:rPr>
         <w:t xml:space="preserve"/>
       </w:r>
@@ -1944,7 +1914,7 @@
           <w:color w:val="000000"/>
           <w:kern w:val="0"/>
           <w:lang w:val="es-ES" w:eastAsia="es-ES"/>
-          <ns2:ligatures ns2:val="none"/>
+          <w14:ligatures w14:val="none"/>
         </w:rPr>
         <w:t/>
       </w:r>
@@ -1954,12 +1924,12 @@
           <w:color w:val="000000"/>
           <w:kern w:val="0"/>
           <w:lang w:val="es-ES" w:eastAsia="es-ES"/>
-          <ns2:ligatures ns2:val="none"/>
+          <w14:ligatures w14:val="none"/>
         </w:rPr>
         <w:t/>
       </w:r>
     </w:p>
-    <w:p ns2:paraId="66005174" ns2:textId="77777777">
+    <w:p>
       <w:pPr>
         <w:spacing w:after="0" w:line="240" w:lineRule="auto"/>
         <w:contextualSpacing/>
@@ -1970,11 +1940,11 @@
           <w:color w:val="000000"/>
           <w:kern w:val="0"/>
           <w:lang w:eastAsia="es-PE"/>
-          <ns2:ligatures ns2:val="none"/>
-        </w:rPr>
-      </w:pPr>
-    </w:p>
-    <w:p ns2:paraId="3541B1F9" ns2:textId="77777777">
+          <w14:ligatures w14:val="none"/>
+        </w:rPr>
+      </w:pPr>
+    </w:p>
+    <w:p>
       <w:pPr>
         <w:pStyle w:val="Prrafodelista"/>
         <w:numPr>
@@ -1994,22 +1964,22 @@
           <w:color w:val="000000"/>
           <w:kern w:val="0"/>
           <w:lang w:eastAsia="es-PE"/>
-          <ns2:ligatures ns2:val="none"/>
-        </w:rPr>
-      </w:pPr>
-      <w:r>
-        <w:rPr>
-          <w:rFonts w:ascii="Arial Narrow" w:eastAsia="Arial Narrow" w:hAnsi="Arial Narrow" w:cs="Arial Narrow"/>
-          <w:b/>
-          <w:color w:val="000000"/>
-          <w:kern w:val="0"/>
-          <w:lang w:eastAsia="es-PE"/>
-          <ns2:ligatures ns2:val="none"/>
+          <w14:ligatures w14:val="none"/>
+        </w:rPr>
+      </w:pPr>
+      <w:r>
+        <w:rPr>
+          <w:rFonts w:ascii="Arial Narrow" w:eastAsia="Arial Narrow" w:hAnsi="Arial Narrow" w:cs="Arial Narrow"/>
+          <w:b/>
+          <w:color w:val="000000"/>
+          <w:kern w:val="0"/>
+          <w:lang w:eastAsia="es-PE"/>
+          <w14:ligatures w14:val="none"/>
         </w:rPr>
         <w:t>DE LA ADMISIÓN A TRÁMITE DE LA DENUNCIA</w:t>
       </w:r>
     </w:p>
-    <w:p ns2:paraId="34556756" ns2:textId="77777777">
+    <w:p>
       <w:pPr>
         <w:spacing w:after="0" w:line="240" w:lineRule="auto"/>
         <w:contextualSpacing/>
@@ -2020,13 +1990,13 @@
           <w:color w:val="000000"/>
           <w:kern w:val="0"/>
           <w:lang w:eastAsia="es-PE"/>
-          <ns2:ligatures ns2:val="none"/>
+          <w14:ligatures w14:val="none"/>
         </w:rPr>
       </w:pPr>
       <w:bookmarkStart w:id="1" w:name="_Hlk212795168"/>
       <w:bookmarkStart w:id="2" w:name="_Hlk218848146"/>
     </w:p>
-    <w:p ns2:paraId="5F4266A4" ns2:textId="436F0A9D">
+    <w:p>
       <w:pPr>
         <w:pStyle w:val="Prrafodelista"/>
         <w:numPr>
@@ -2039,7 +2009,7 @@
         <w:rPr>
           <w:rFonts w:ascii="Arial Narrow" w:eastAsia="Arial Narrow" w:hAnsi="Arial Narrow" w:cs="Arial Narrow"/>
           <w:kern w:val="0"/>
-          <ns2:ligatures ns2:val="none"/>
+          <w14:ligatures w14:val="none"/>
         </w:rPr>
       </w:pPr>
       <w:bookmarkStart w:id="3" w:name="_Hlk140755208"/>
@@ -2051,7 +2021,7 @@
           <w:color w:val="000000"/>
           <w:kern w:val="0"/>
           <w:lang w:eastAsia="es-PE"/>
-          <ns2:ligatures ns2:val="none"/>
+          <w14:ligatures w14:val="none"/>
         </w:rPr>
         <w:t>La Secretaría Técnica de la Comisión de Protección al Consumidor 1 (en adelante, la Secretaría Técnica), en ejercicio de sus facultades</w:t>
       </w:r>
@@ -2064,7 +2034,7 @@
           <w:rFonts w:ascii="Arial Narrow" w:eastAsia="Arial Narrow" w:hAnsi="Arial Narrow" w:cs="Arial Narrow"/>
           <w:kern w:val="0"/>
           <w:vertAlign w:val="superscript"/>
-          <ns2:ligatures ns2:val="none"/>
+          <w14:ligatures w14:val="none"/>
         </w:rPr>
         <w:footnoteReference w:id="2"/>
       </w:r>
@@ -2074,7 +2044,7 @@
           <w:color w:val="000000"/>
           <w:kern w:val="0"/>
           <w:lang w:eastAsia="es-PE"/>
-          <ns2:ligatures ns2:val="none"/>
+          <w14:ligatures w14:val="none"/>
         </w:rPr>
         <w:t xml:space="preserve">, </w:t>
       </w:r>
@@ -2084,7 +2054,7 @@
           <w:color w:val="000000"/>
           <w:kern w:val="0"/>
           <w:lang w:eastAsia="es-PE"/>
-          <ns2:ligatures ns2:val="none"/>
+          <w14:ligatures w14:val="none"/>
         </w:rPr>
         <w:t xml:space="preserve">considera </w:t>
       </w:r>
@@ -2092,7 +2062,7 @@
         <w:rPr>
           <w:rFonts w:ascii="Arial Narrow" w:eastAsia="Arial Narrow" w:hAnsi="Arial Narrow" w:cs="Arial Narrow"/>
           <w:kern w:val="0"/>
-          <ns2:ligatures ns2:val="none"/>
+          <w14:ligatures w14:val="none"/>
         </w:rPr>
         <w:t xml:space="preserve">que el hecho denunciado, </w:t>
       </w:r>
@@ -2101,7 +2071,7 @@
         <w:rPr>
           <w:rFonts w:ascii="Arial Narrow" w:eastAsia="Arial Narrow" w:hAnsi="Arial Narrow" w:cs="Arial Narrow"/>
           <w:kern w:val="0"/>
-          <ns2:ligatures ns2:val="none"/>
+          <w14:ligatures w14:val="none"/>
         </w:rPr>
         <w:t xml:space="preserve">consistente en que </w:t>
       </w:r>
@@ -2115,7 +2085,7 @@
           <w:kern w:val="0"/>
           <w:shd w:val="clear" w:color="auto" w:fill="FFFFFF"/>
           <w:lang w:eastAsia="es-PE"/>
-          <ns2:ligatures ns2:val="none"/>
+          <w14:ligatures w14:val="none"/>
         </w:rPr>
         <w:t>la compañía aseguradora no habría cumplido con otorgar oportunamente la cobertura de la Póliza del Seguro Complementario de Trabajo de Riesgo – Pensión solicitada por el denunciante el 6 de febrero de 2025, en virtud de su enfermedad de origen ocupacional</w:t>
       </w:r>
@@ -2123,7 +2093,7 @@
         <w:rPr>
           <w:rFonts w:ascii="Arial Narrow" w:eastAsia="Arial Narrow" w:hAnsi="Arial Narrow" w:cs="Arial Narrow"/>
           <w:kern w:val="0"/>
-          <ns2:ligatures ns2:val="none"/>
+          <w14:ligatures w14:val="none"/>
         </w:rPr>
         <w:t>; involucraría una presunta afectación a sus expectativas, quien no habría encontrado una correspondencia entre lo que esperaba recibir de parte del proveedor y lo que realmente recibió. Por consiguiente, corresponde calificar el hecho materia de denuncia como una presunta infracción al deber de idoneidad, tipificado en los artículos 18</w:t>
       </w:r>
@@ -2133,7 +2103,7 @@
           <w:color w:val="000000"/>
           <w:kern w:val="0"/>
           <w:lang w:eastAsia="es-PE"/>
-          <ns2:ligatures ns2:val="none"/>
+          <w14:ligatures w14:val="none"/>
         </w:rPr>
         <w:t/>
       </w:r>
@@ -2141,7 +2111,7 @@
         <w:rPr>
           <w:rFonts w:ascii="Arial Narrow" w:eastAsia="Arial Narrow" w:hAnsi="Arial Narrow" w:cs="Arial Narrow"/>
           <w:kern w:val="0"/>
-          <ns2:ligatures ns2:val="none"/>
+          <w14:ligatures w14:val="none"/>
         </w:rPr>
         <w:t xml:space="preserve"> y 19</w:t>
       </w:r>
@@ -2151,7 +2121,7 @@
           <w:color w:val="000000"/>
           <w:kern w:val="0"/>
           <w:lang w:eastAsia="es-PE"/>
-          <ns2:ligatures ns2:val="none"/>
+          <w14:ligatures w14:val="none"/>
         </w:rPr>
         <w:t/>
       </w:r>
@@ -2159,7 +2129,7 @@
         <w:rPr>
           <w:rFonts w:ascii="Arial Narrow" w:eastAsia="Arial Narrow" w:hAnsi="Arial Narrow" w:cs="Arial Narrow"/>
           <w:kern w:val="0"/>
-          <ns2:ligatures ns2:val="none"/>
+          <w14:ligatures w14:val="none"/>
         </w:rPr>
         <w:t xml:space="preserve"> del Código</w:t>
       </w:r>
@@ -2171,7 +2141,7 @@
           <w:rFonts w:ascii="Arial Narrow" w:eastAsia="Arial Narrow" w:hAnsi="Arial Narrow" w:cs="Arial"/>
           <w:kern w:val="0"/>
           <w:vertAlign w:val="superscript"/>
-          <ns2:ligatures ns2:val="none"/>
+          <w14:ligatures w14:val="none"/>
         </w:rPr>
         <w:footnoteReference w:id="3"/>
       </w:r>
@@ -2180,25 +2150,25 @@
         <w:rPr>
           <w:rFonts w:ascii="Arial Narrow" w:eastAsia="Arial Narrow" w:hAnsi="Arial Narrow" w:cs="Arial Narrow"/>
           <w:kern w:val="0"/>
-          <ns2:ligatures ns2:val="none"/>
+          <w14:ligatures w14:val="none"/>
         </w:rPr>
         <w:t>.</w:t>
       </w:r>
       <w:bookmarkEnd w:id="8"/>
     </w:p>
     <w:bookmarkEnd w:id="1"/>
-    <w:p ns2:paraId="2DC7B64E" ns2:textId="77777777">
-      <w:pPr>
-        <w:spacing w:after="0" w:line="240" w:lineRule="auto"/>
-        <w:jc w:val="both"/>
-        <w:rPr>
-          <w:rFonts w:ascii="Arial Narrow" w:eastAsia="Arial Narrow" w:hAnsi="Arial Narrow" w:cs="Arial Narrow"/>
-          <w:kern w:val="0"/>
-          <ns2:ligatures ns2:val="none"/>
-        </w:rPr>
-      </w:pPr>
-    </w:p>
-    <w:p ns2:paraId="61A99930" ns2:textId="25ADFA29">
+    <w:p>
+      <w:pPr>
+        <w:spacing w:after="0" w:line="240" w:lineRule="auto"/>
+        <w:jc w:val="both"/>
+        <w:rPr>
+          <w:rFonts w:ascii="Arial Narrow" w:eastAsia="Arial Narrow" w:hAnsi="Arial Narrow" w:cs="Arial Narrow"/>
+          <w:kern w:val="0"/>
+          <w14:ligatures w14:val="none"/>
+        </w:rPr>
+      </w:pPr>
+    </w:p>
+    <w:p>
       <w:pPr>
         <w:pStyle w:val="Prrafodelista"/>
         <w:numPr>
@@ -2211,14 +2181,14 @@
         <w:rPr>
           <w:rFonts w:ascii="Arial Narrow" w:eastAsia="Arial Narrow" w:hAnsi="Arial Narrow" w:cs="Arial Narrow"/>
           <w:kern w:val="0"/>
-          <ns2:ligatures ns2:val="none"/>
-        </w:rPr>
-      </w:pPr>
-      <w:r>
-        <w:rPr>
-          <w:rFonts w:ascii="Arial Narrow" w:eastAsia="Arial Narrow" w:hAnsi="Arial Narrow" w:cs="Arial Narrow"/>
-          <w:kern w:val="0"/>
-          <ns2:ligatures ns2:val="none"/>
+          <w14:ligatures w14:val="none"/>
+        </w:rPr>
+      </w:pPr>
+      <w:r>
+        <w:rPr>
+          <w:rFonts w:ascii="Arial Narrow" w:eastAsia="Arial Narrow" w:hAnsi="Arial Narrow" w:cs="Arial Narrow"/>
+          <w:kern w:val="0"/>
+          <w14:ligatures w14:val="none"/>
         </w:rPr>
         <w:t xml:space="preserve">Asimismo, </w:t>
       </w:r>
@@ -2228,7 +2198,7 @@
           <w:color w:val="000000"/>
           <w:kern w:val="0"/>
           <w:lang w:eastAsia="es-PE"/>
-          <ns2:ligatures ns2:val="none"/>
+          <w14:ligatures w14:val="none"/>
         </w:rPr>
         <w:t xml:space="preserve">la Secretaría Técnica, en ejercicio de sus facultades, considera </w:t>
       </w:r>
@@ -2236,7 +2206,7 @@
         <w:rPr>
           <w:rFonts w:ascii="Arial Narrow" w:eastAsia="Arial Narrow" w:hAnsi="Arial Narrow" w:cs="Arial"/>
           <w:kern w:val="0"/>
-          <ns2:ligatures ns2:val="none"/>
+          <w14:ligatures w14:val="none"/>
         </w:rPr>
         <w:t xml:space="preserve">que el hecho denunciado, consistente en que </w:t>
       </w:r>
@@ -2248,7 +2218,7 @@
           <w:kern w:val="0"/>
           <w:shd w:val="clear" w:color="auto" w:fill="FFFFFF"/>
           <w:lang w:eastAsia="es-PE"/>
-          <ns2:ligatures ns2:val="none"/>
+          <w14:ligatures w14:val="none"/>
         </w:rPr>
         <w:t>la compañía aseguradora no habría cumplido con pronunciarse oportunamente a la comunicación remitida el 14 de octubre de 2025 por el denunciante con el informe de evaluación médica del Centro Nacional de Salud Ocupacional y Protección del Ambiente para la Salud que acreditaba el origen ocupacional de la enfermedad, en virtud de la procedencia de la cobertura de la Póliza del Seguro Complementario de Trabajo de Riesgo – Pensión</w:t>
       </w:r>
@@ -2256,7 +2226,7 @@
         <w:rPr>
           <w:rFonts w:ascii="Arial Narrow" w:eastAsia="Arial Narrow" w:hAnsi="Arial Narrow" w:cs="Arial Narrow"/>
           <w:kern w:val="0"/>
-          <ns2:ligatures ns2:val="none"/>
+          <w14:ligatures w14:val="none"/>
         </w:rPr>
         <w:t>; involucraría una presunta afectación a sus expectativas, quien no habría encontrado una correspondencia entre lo que esperaba recibir de parte del proveedor y lo que realmente recibió. Por consiguiente, corresponde calificar el hecho materia de denuncia como una presunta infracción al deber de idoneidad, tipificado en los artículos 18</w:t>
       </w:r>
@@ -2266,7 +2236,7 @@
           <w:color w:val="000000"/>
           <w:kern w:val="0"/>
           <w:lang w:eastAsia="es-PE"/>
-          <ns2:ligatures ns2:val="none"/>
+          <w14:ligatures w14:val="none"/>
         </w:rPr>
         <w:t/>
       </w:r>
@@ -2274,7 +2244,7 @@
         <w:rPr>
           <w:rFonts w:ascii="Arial Narrow" w:eastAsia="Arial Narrow" w:hAnsi="Arial Narrow" w:cs="Arial Narrow"/>
           <w:kern w:val="0"/>
-          <ns2:ligatures ns2:val="none"/>
+          <w14:ligatures w14:val="none"/>
         </w:rPr>
         <w:t xml:space="preserve"> y 19</w:t>
       </w:r>
@@ -2284,7 +2254,7 @@
           <w:color w:val="000000"/>
           <w:kern w:val="0"/>
           <w:lang w:eastAsia="es-PE"/>
-          <ns2:ligatures ns2:val="none"/>
+          <w14:ligatures w14:val="none"/>
         </w:rPr>
         <w:t/>
       </w:r>
@@ -2292,7 +2262,7 @@
         <w:rPr>
           <w:rFonts w:ascii="Arial Narrow" w:eastAsia="Arial Narrow" w:hAnsi="Arial Narrow" w:cs="Arial Narrow"/>
           <w:kern w:val="0"/>
-          <ns2:ligatures ns2:val="none"/>
+          <w14:ligatures w14:val="none"/>
         </w:rPr>
         <w:t xml:space="preserve"> del Código</w:t>
       </w:r>
@@ -2300,24 +2270,24 @@
         <w:rPr>
           <w:rFonts w:ascii="Arial Narrow" w:eastAsia="Arial Narrow" w:hAnsi="Arial Narrow" w:cs="Arial"/>
           <w:kern w:val="0"/>
-          <ns2:ligatures ns2:val="none"/>
+          <w14:ligatures w14:val="none"/>
         </w:rPr>
         <w:t>.</w:t>
       </w:r>
       <w:bookmarkStart w:id="12" w:name="_Hlk212534267"/>
       <w:bookmarkEnd w:id="11"/>
     </w:p>
-    <w:p ns2:paraId="39055D16" ns2:textId="77777777">
+    <w:p>
       <w:pPr>
         <w:pStyle w:val="Prrafodelista"/>
         <w:rPr>
           <w:rFonts w:ascii="Arial Narrow" w:eastAsia="Arial Narrow" w:hAnsi="Arial Narrow" w:cs="Arial Narrow"/>
           <w:kern w:val="0"/>
-          <ns2:ligatures ns2:val="none"/>
-        </w:rPr>
-      </w:pPr>
-    </w:p>
-    <w:p ns2:paraId="102365CF" ns2:textId="7F815B0D">
+          <w14:ligatures w14:val="none"/>
+        </w:rPr>
+      </w:pPr>
+    </w:p>
+    <w:p>
       <w:pPr>
         <w:pStyle w:val="Prrafodelista"/>
         <w:numPr>
@@ -2330,7 +2300,7 @@
         <w:rPr>
           <w:rFonts w:ascii="Arial Narrow" w:eastAsia="Arial Narrow" w:hAnsi="Arial Narrow" w:cs="Arial Narrow"/>
           <w:kern w:val="0"/>
-          <ns2:ligatures ns2:val="none"/>
+          <w14:ligatures w14:val="none"/>
         </w:rPr>
       </w:pPr>
       <w:bookmarkStart w:id="13" w:name="_Hlk213150180"/>
@@ -2338,7 +2308,7 @@
         <w:rPr>
           <w:rFonts w:ascii="Arial Narrow" w:eastAsia="Arial Narrow" w:hAnsi="Arial Narrow" w:cs="Arial Narrow"/>
           <w:kern w:val="0"/>
-          <ns2:ligatures ns2:val="none"/>
+          <w14:ligatures w14:val="none"/>
         </w:rPr>
         <w:t xml:space="preserve">Así también, la Secretaría Técnica, en ejercicio de sus facultades, </w:t>
       </w:r>
@@ -2348,7 +2318,7 @@
           <w:color w:val="000000"/>
           <w:kern w:val="0"/>
           <w:lang w:eastAsia="es-PE"/>
-          <ns2:ligatures ns2:val="none"/>
+          <w14:ligatures w14:val="none"/>
         </w:rPr>
         <w:t xml:space="preserve">considera </w:t>
       </w:r>
@@ -2356,7 +2326,7 @@
         <w:rPr>
           <w:rFonts w:ascii="Arial Narrow" w:eastAsia="Arial Narrow" w:hAnsi="Arial Narrow" w:cs="Arial Narrow"/>
           <w:kern w:val="0"/>
-          <ns2:ligatures ns2:val="none"/>
+          <w14:ligatures w14:val="none"/>
         </w:rPr>
         <w:t xml:space="preserve">que el hecho denunciado, consistente en que </w:t>
       </w:r>
@@ -2365,7 +2335,7 @@
         <w:rPr>
           <w:rFonts w:ascii="Arial Narrow" w:eastAsia="Arial Narrow" w:hAnsi="Arial Narrow" w:cs="Arial Narrow"/>
           <w:kern w:val="0"/>
-          <ns2:ligatures ns2:val="none"/>
+          <w14:ligatures w14:val="none"/>
         </w:rPr>
         <w:t>la compañía aseguradora habría exigido información adicional a la prevista legalmente y no contemplada en el formato de solicitud de pensión para la evaluación de la cobertura de la Póliza del Seguro Complementario de Trabajo de Riesgo – Pensión, prolongando injustificadamente el procedimiento</w:t>
       </w:r>
@@ -2373,7 +2343,7 @@
         <w:rPr>
           <w:rFonts w:ascii="Arial Narrow" w:eastAsia="Arial Narrow" w:hAnsi="Arial Narrow" w:cs="Arial Narrow"/>
           <w:kern w:val="0"/>
-          <ns2:ligatures ns2:val="none"/>
+          <w14:ligatures w14:val="none"/>
         </w:rPr>
         <w:t xml:space="preserve">. </w:t>
       </w:r>
@@ -2384,7 +2354,7 @@
           <w:color w:val="000000"/>
           <w:kern w:val="0"/>
           <w:lang w:eastAsia="es-PE"/>
-          <ns2:ligatures ns2:val="none"/>
+          <w14:ligatures w14:val="none"/>
         </w:rPr>
         <w:t xml:space="preserve">Por consiguiente, corresponde calificar el hecho materia de denuncia como una presunta infracción al deber de protección contra los métodos comerciales coercitivos, tipificado en </w:t>
       </w:r>
@@ -2395,7 +2365,7 @@
           <w:kern w:val="0"/>
           <w:shd w:val="clear" w:color="auto" w:fill="FFFFFF"/>
           <w:lang w:eastAsia="es-PE"/>
-          <ns2:ligatures ns2:val="none"/>
+          <w14:ligatures w14:val="none"/>
         </w:rPr>
         <w:t xml:space="preserve">literal g) del artículo 56 </w:t>
       </w:r>
@@ -2406,7 +2376,7 @@
           <w:color w:val="000000"/>
           <w:kern w:val="0"/>
           <w:lang w:eastAsia="es-PE"/>
-          <ns2:ligatures ns2:val="none"/>
+          <w14:ligatures w14:val="none"/>
         </w:rPr>
         <w:t>del Código</w:t>
       </w:r>
@@ -2425,7 +2395,7 @@
           <w:color w:val="000000"/>
           <w:kern w:val="0"/>
           <w:lang w:eastAsia="es-PE"/>
-          <ns2:ligatures ns2:val="none"/>
+          <w14:ligatures w14:val="none"/>
         </w:rPr>
         <w:t xml:space="preserve">. </w:t>
       </w:r>
@@ -2433,7 +2403,7 @@
     <w:bookmarkEnd w:id="6"/>
     <w:bookmarkEnd w:id="9"/>
     <w:bookmarkEnd w:id="12"/>
-    <w:p ns2:paraId="432038D6" ns2:textId="0A9F6D75">
+    <w:p>
       <w:pPr>
         <w:spacing w:after="0" w:line="240" w:lineRule="auto"/>
         <w:jc w:val="both"/>
@@ -2441,12 +2411,12 @@
           <w:rFonts w:ascii="Arial Narrow" w:eastAsia="Calibri" w:hAnsi="Arial Narrow" w:cs="Arial Narrow"/>
           <w:kern w:val="0"/>
           <w:lang w:eastAsia="es-PE"/>
-          <ns2:ligatures ns2:val="none"/>
+          <w14:ligatures w14:val="none"/>
         </w:rPr>
       </w:pPr>
     </w:p>
     <w:bookmarkEnd w:id="2"/>
-    <w:p ns2:paraId="463134E5" ns2:textId="77777777">
+    <w:p>
       <w:pPr>
         <w:pStyle w:val="Prrafodelista"/>
         <w:numPr>
@@ -2460,7 +2430,7 @@
           <w:rFonts w:ascii="Arial Narrow" w:eastAsia="Calibri" w:hAnsi="Arial Narrow" w:cs="Arial Narrow"/>
           <w:kern w:val="0"/>
           <w:lang w:eastAsia="es-PE"/>
-          <ns2:ligatures ns2:val="none"/>
+          <w14:ligatures w14:val="none"/>
         </w:rPr>
       </w:pPr>
       <w:r>
@@ -2469,7 +2439,7 @@
           <w:color w:val="000000"/>
           <w:kern w:val="0"/>
           <w:lang w:eastAsia="es-PE"/>
-          <ns2:ligatures ns2:val="none"/>
+          <w14:ligatures w14:val="none"/>
         </w:rPr>
         <w:t>En tanto la denuncia reúne los requisitos</w:t>
       </w:r>
@@ -2479,7 +2449,7 @@
           <w:color w:val="000000"/>
           <w:kern w:val="0"/>
           <w:lang w:eastAsia="es-PE"/>
-          <ns2:ligatures ns2:val="none"/>
+          <w14:ligatures w14:val="none"/>
         </w:rPr>
         <w:t xml:space="preserve"> establecidos por la norma citada, corresponde admitirla a trámite</w:t>
       </w:r>
@@ -2489,7 +2459,7 @@
           <w:rFonts w:ascii="Arial Narrow" w:eastAsia="Arial Narrow" w:hAnsi="Arial Narrow" w:cs="Arial Narrow"/>
           <w:kern w:val="0"/>
           <w:vertAlign w:val="superscript"/>
-          <ns2:ligatures ns2:val="none"/>
+          <w14:ligatures w14:val="none"/>
         </w:rPr>
         <w:footnoteReference w:id="5"/>
       </w:r>
@@ -2499,13 +2469,13 @@
           <w:color w:val="000000"/>
           <w:kern w:val="0"/>
           <w:lang w:eastAsia="es-PE"/>
-          <ns2:ligatures ns2:val="none"/>
+          <w14:ligatures w14:val="none"/>
         </w:rPr>
         <w:t>.</w:t>
       </w:r>
       <w:bookmarkStart w:id="14" w:name="_Hlk214963039"/>
     </w:p>
-    <w:p ns2:paraId="68C71625" ns2:textId="77777777">
+    <w:p>
       <w:pPr>
         <w:spacing w:after="0" w:line="240" w:lineRule="auto"/>
         <w:ind w:left="567"/>
@@ -2516,12 +2486,12 @@
           <w:color w:val="000000"/>
           <w:kern w:val="0"/>
           <w:lang w:eastAsia="es-PE"/>
-          <ns2:ligatures ns2:val="none"/>
+          <w14:ligatures w14:val="none"/>
         </w:rPr>
       </w:pPr>
       <w:bookmarkStart w:id="15" w:name="_Hlk214963071"/>
     </w:p>
-    <w:p ns2:paraId="38A98B4B" ns2:textId="77777777">
+    <w:p>
       <w:pPr>
         <w:pStyle w:val="Prrafodelista"/>
         <w:numPr>
@@ -2541,17 +2511,17 @@
           <w:color w:val="000000"/>
           <w:kern w:val="0"/>
           <w:lang w:eastAsia="es-PE"/>
-          <ns2:ligatures ns2:val="none"/>
-        </w:rPr>
-      </w:pPr>
-      <w:r>
-        <w:rPr>
-          <w:rFonts w:ascii="Arial Narrow" w:eastAsia="Arial Narrow" w:hAnsi="Arial Narrow" w:cs="Arial Narrow"/>
-          <w:b/>
-          <w:color w:val="000000"/>
-          <w:kern w:val="0"/>
-          <w:lang w:eastAsia="es-PE"/>
-          <ns2:ligatures ns2:val="none"/>
+          <w14:ligatures w14:val="none"/>
+        </w:rPr>
+      </w:pPr>
+      <w:r>
+        <w:rPr>
+          <w:rFonts w:ascii="Arial Narrow" w:eastAsia="Arial Narrow" w:hAnsi="Arial Narrow" w:cs="Arial Narrow"/>
+          <w:b/>
+          <w:color w:val="000000"/>
+          <w:kern w:val="0"/>
+          <w:lang w:eastAsia="es-PE"/>
+          <w14:ligatures w14:val="none"/>
         </w:rPr>
         <w:t>REQUERIMIENTO DE INFORMACI</w:t>
       </w:r>
@@ -2562,7 +2532,7 @@
           <w:color w:val="000000"/>
           <w:kern w:val="0"/>
           <w:lang w:eastAsia="es-PE"/>
-          <ns2:ligatures ns2:val="none"/>
+          <w14:ligatures w14:val="none"/>
         </w:rPr>
         <w:t>Ó</w:t>
       </w:r>
@@ -2573,12 +2543,12 @@
           <w:color w:val="000000"/>
           <w:kern w:val="0"/>
           <w:lang w:eastAsia="es-PE"/>
-          <ns2:ligatures ns2:val="none"/>
+          <w14:ligatures w14:val="none"/>
         </w:rPr>
         <w:t>N</w:t>
       </w:r>
     </w:p>
-    <w:p ns2:paraId="5B518DC4" ns2:textId="77777777">
+    <w:p>
       <w:pPr>
         <w:spacing w:after="0" w:line="240" w:lineRule="auto"/>
         <w:jc w:val="both"/>
@@ -2587,11 +2557,11 @@
           <w:color w:val="000000"/>
           <w:kern w:val="0"/>
           <w:lang w:val="es-ES" w:eastAsia="es-ES"/>
-          <ns2:ligatures ns2:val="none"/>
-        </w:rPr>
-      </w:pPr>
-    </w:p>
-    <w:p ns2:paraId="62B88A04" ns2:textId="02FED15F">
+          <w14:ligatures w14:val="none"/>
+        </w:rPr>
+      </w:pPr>
+    </w:p>
+    <w:p>
       <w:pPr>
         <w:pStyle w:val="Prrafodelista"/>
         <w:numPr>
@@ -2606,7 +2576,7 @@
           <w:color w:val="000000"/>
           <w:kern w:val="0"/>
           <w:lang w:val="es-ES" w:eastAsia="es-ES"/>
-          <ns2:ligatures ns2:val="none"/>
+          <w14:ligatures w14:val="none"/>
         </w:rPr>
       </w:pPr>
       <w:r>
@@ -2615,7 +2585,7 @@
           <w:color w:val="000000"/>
           <w:kern w:val="0"/>
           <w:lang w:val="es-ES" w:eastAsia="es-ES"/>
-          <ns2:ligatures ns2:val="none"/>
+          <w14:ligatures w14:val="none"/>
         </w:rPr>
         <w:t xml:space="preserve">A efectos de tener mayores elementos </w:t>
       </w:r>
@@ -2626,7 +2596,7 @@
           <w:color w:val="000000"/>
           <w:kern w:val="0"/>
           <w:lang w:val="es-ES" w:eastAsia="es-ES"/>
-          <ns2:ligatures ns2:val="none"/>
+          <w14:ligatures w14:val="none"/>
         </w:rPr>
         <w:t xml:space="preserve">que sirvan para la resolución definitiva del presente caso, la Secretaría Técnica, en ejercicio de las facultades que la ley le confiere, </w:t>
       </w:r>
@@ -2636,7 +2606,7 @@
           <w:color w:val="000000"/>
           <w:kern w:val="0"/>
           <w:lang w:val="es-ES" w:eastAsia="es-ES"/>
-          <ns2:ligatures ns2:val="none"/>
+          <w14:ligatures w14:val="none"/>
         </w:rPr>
         <w:t>conviene requerir a</w:t>
       </w:r>
@@ -2646,7 +2616,7 @@
           <w:color w:val="000000"/>
           <w:kern w:val="0"/>
           <w:lang w:val="es-ES" w:eastAsia="es-ES"/>
-          <ns2:ligatures ns2:val="none"/>
+          <w14:ligatures w14:val="none"/>
         </w:rPr>
         <w:t xml:space="preserve"> la compañía aseguradora </w:t>
       </w:r>
@@ -2656,7 +2626,7 @@
           <w:color w:val="000000"/>
           <w:kern w:val="0"/>
           <w:lang w:val="es-ES" w:eastAsia="es-ES"/>
-          <ns2:ligatures ns2:val="none"/>
+          <w14:ligatures w14:val="none"/>
         </w:rPr>
         <w:t>que, en</w:t>
       </w:r>
@@ -2666,7 +2636,7 @@
           <w:color w:val="000000"/>
           <w:kern w:val="0"/>
           <w:lang w:val="es-ES" w:eastAsia="es-ES"/>
-          <ns2:ligatures ns2:val="none"/>
+          <w14:ligatures w14:val="none"/>
         </w:rPr>
         <w:t xml:space="preserve"> un plazo no mayor de cinco (5) días hábiles contado a partir del día siguiente de la notificación de la presente resolución, cumpla con lo siguiente: </w:t>
       </w:r>
@@ -2676,7 +2646,7 @@
           <w:color w:val="000000"/>
           <w:kern w:val="0"/>
           <w:lang w:val="es-ES" w:eastAsia="es-ES"/>
-          <ns2:ligatures ns2:val="none"/>
+          <w14:ligatures w14:val="none"/>
         </w:rPr>
         <w:t xml:space="preserve">(i) presentar una copia </w:t>
       </w:r>
@@ -2686,7 +2656,7 @@
           <w:color w:val="000000"/>
           <w:kern w:val="0"/>
           <w:lang w:val="es-ES" w:eastAsia="es-ES"/>
-          <ns2:ligatures ns2:val="none"/>
+          <w14:ligatures w14:val="none"/>
         </w:rPr>
         <w:lastRenderedPageBreak/>
         <w:t>completa, legible y debidamente suscrita de la Póliza del Seguro Complementario de Trabajo de Riesgo, así como el cargo de remisión de la póliza; (</w:t>
@@ -2698,7 +2668,7 @@
           <w:color w:val="000000"/>
           <w:kern w:val="0"/>
           <w:lang w:val="es-ES" w:eastAsia="es-ES"/>
-          <ns2:ligatures ns2:val="none"/>
+          <w14:ligatures w14:val="none"/>
         </w:rPr>
         <w:t>ii</w:t>
       </w:r>
@@ -2709,7 +2679,7 @@
           <w:color w:val="000000"/>
           <w:kern w:val="0"/>
           <w:lang w:val="es-ES" w:eastAsia="es-ES"/>
-          <ns2:ligatures ns2:val="none"/>
+          <w14:ligatures w14:val="none"/>
         </w:rPr>
         <w:t>) presentar los medios probatorios que acrediten que la gestión de la solicitud de otorgamiento de pensión presentada por el denunciante fue acorde a la normativa actual; y, (</w:t>
       </w:r>
@@ -2720,7 +2690,7 @@
           <w:color w:val="000000"/>
           <w:kern w:val="0"/>
           <w:lang w:val="es-ES" w:eastAsia="es-ES"/>
-          <ns2:ligatures ns2:val="none"/>
+          <w14:ligatures w14:val="none"/>
         </w:rPr>
         <w:t>iii</w:t>
       </w:r>
@@ -2731,7 +2701,7 @@
           <w:color w:val="000000"/>
           <w:kern w:val="0"/>
           <w:lang w:val="es-ES" w:eastAsia="es-ES"/>
-          <ns2:ligatures ns2:val="none"/>
+          <w14:ligatures w14:val="none"/>
         </w:rPr>
         <w:t>) presentar todas las comunicaciones cursadas con la parte denunciante en virtud de los hechos materia de denuncia</w:t>
       </w:r>
@@ -2741,7 +2711,7 @@
           <w:color w:val="000000"/>
           <w:kern w:val="0"/>
           <w:lang w:val="es-ES" w:eastAsia="es-ES"/>
-          <ns2:ligatures ns2:val="none"/>
+          <w14:ligatures w14:val="none"/>
         </w:rPr>
         <w:t>.</w:t>
       </w:r>
@@ -2751,13 +2721,13 @@
           <w:color w:val="000000"/>
           <w:kern w:val="0"/>
           <w:lang w:eastAsia="es-ES"/>
-          <ns2:ligatures ns2:val="none"/>
+          <w14:ligatures w14:val="none"/>
         </w:rPr>
         <w:t xml:space="preserve"> </w:t>
       </w:r>
     </w:p>
     <w:bookmarkEnd w:id="15"/>
-    <w:p ns2:paraId="5C93B848" ns2:textId="77777777">
+    <w:p>
       <w:pPr>
         <w:pStyle w:val="Prrafodelista"/>
         <w:spacing w:after="0" w:line="240" w:lineRule="auto"/>
@@ -2768,11 +2738,11 @@
           <w:color w:val="000000"/>
           <w:kern w:val="0"/>
           <w:lang w:val="es-ES" w:eastAsia="es-ES"/>
-          <ns2:ligatures ns2:val="none"/>
-        </w:rPr>
-      </w:pPr>
-    </w:p>
-    <w:p ns2:paraId="2A119386" ns2:textId="77777777">
+          <w14:ligatures w14:val="none"/>
+        </w:rPr>
+      </w:pPr>
+    </w:p>
+    <w:p>
       <w:pPr>
         <w:pStyle w:val="Prrafodelista"/>
         <w:numPr>
@@ -2792,36 +2762,36 @@
           <w:color w:val="000000"/>
           <w:kern w:val="0"/>
           <w:lang w:eastAsia="es-PE"/>
-          <ns2:ligatures ns2:val="none"/>
-        </w:rPr>
-      </w:pPr>
-      <w:r>
-        <w:rPr>
-          <w:rFonts w:ascii="Arial Narrow" w:eastAsia="Arial Narrow" w:hAnsi="Arial Narrow" w:cs="Arial Narrow"/>
-          <w:b/>
-          <w:color w:val="000000"/>
-          <w:kern w:val="0"/>
-          <w:lang w:eastAsia="es-PE"/>
-          <ns2:ligatures ns2:val="none"/>
+          <w14:ligatures w14:val="none"/>
+        </w:rPr>
+      </w:pPr>
+      <w:r>
+        <w:rPr>
+          <w:rFonts w:ascii="Arial Narrow" w:eastAsia="Arial Narrow" w:hAnsi="Arial Narrow" w:cs="Arial Narrow"/>
+          <w:b/>
+          <w:color w:val="000000"/>
+          <w:kern w:val="0"/>
+          <w:lang w:eastAsia="es-PE"/>
+          <w14:ligatures w14:val="none"/>
         </w:rPr>
         <w:t xml:space="preserve">RESOLUCIÓN DE LA SECRETARÍA TÉCNICA </w:t>
       </w:r>
     </w:p>
-    <w:p ns2:paraId="7F554EB2" ns2:textId="77777777">
-      <w:pPr>
-        <w:spacing w:after="0" w:line="240" w:lineRule="auto"/>
-        <w:jc w:val="both"/>
-        <w:rPr>
-          <w:rFonts w:ascii="Arial Narrow" w:eastAsia="Arial Narrow" w:hAnsi="Arial Narrow" w:cs="Arial Narrow"/>
-          <w:b/>
-          <w:color w:val="000000"/>
-          <w:kern w:val="0"/>
-          <w:lang w:eastAsia="es-PE"/>
-          <ns2:ligatures ns2:val="none"/>
-        </w:rPr>
-      </w:pPr>
-    </w:p>
-    <w:p ns2:paraId="05B7029C" ns2:textId="28A43F0C">
+    <w:p>
+      <w:pPr>
+        <w:spacing w:after="0" w:line="240" w:lineRule="auto"/>
+        <w:jc w:val="both"/>
+        <w:rPr>
+          <w:rFonts w:ascii="Arial Narrow" w:eastAsia="Arial Narrow" w:hAnsi="Arial Narrow" w:cs="Arial Narrow"/>
+          <w:b/>
+          <w:color w:val="000000"/>
+          <w:kern w:val="0"/>
+          <w:lang w:eastAsia="es-PE"/>
+          <w14:ligatures w14:val="none"/>
+        </w:rPr>
+      </w:pPr>
+    </w:p>
+    <w:p>
       <w:pPr>
         <w:spacing w:after="0" w:line="240" w:lineRule="auto"/>
         <w:jc w:val="both"/>
@@ -2830,17 +2800,17 @@
           <w:color w:val="000000"/>
           <w:kern w:val="0"/>
           <w:lang w:eastAsia="es-PE"/>
-          <ns2:ligatures ns2:val="none"/>
-        </w:rPr>
-      </w:pPr>
-      <w:r>
-        <w:rPr>
-          <w:rFonts w:ascii="Arial Narrow" w:eastAsia="Arial Narrow" w:hAnsi="Arial Narrow" w:cs="Arial Narrow"/>
-          <w:b/>
-          <w:color w:val="000000"/>
-          <w:kern w:val="0"/>
-          <w:lang w:eastAsia="es-PE"/>
-          <ns2:ligatures ns2:val="none"/>
+          <w14:ligatures w14:val="none"/>
+        </w:rPr>
+      </w:pPr>
+      <w:r>
+        <w:rPr>
+          <w:rFonts w:ascii="Arial Narrow" w:eastAsia="Arial Narrow" w:hAnsi="Arial Narrow" w:cs="Arial Narrow"/>
+          <w:b/>
+          <w:color w:val="000000"/>
+          <w:kern w:val="0"/>
+          <w:lang w:eastAsia="es-PE"/>
+          <w14:ligatures w14:val="none"/>
         </w:rPr>
         <w:t xml:space="preserve">PRIMERO: admitir a trámite la denuncia del 21 de enero de 2026 interpuesta por el señor [DENUNCIANTE] contra Rímac Seguros y Reaseguros S.A., por lo siguiente:</w:t>
       </w:r>
@@ -2851,7 +2821,7 @@
           <w:kern w:val="0"/>
           <w:shd w:val="clear" w:color="auto" w:fill="FFFFFF"/>
           <w:lang w:eastAsia="es-PE"/>
-          <ns2:ligatures ns2:val="none"/>
+          <w14:ligatures w14:val="none"/>
         </w:rPr>
         <w:t xml:space="preserve"/>
       </w:r>
@@ -2862,7 +2832,7 @@
           <w:kern w:val="0"/>
           <w:shd w:val="clear" w:color="auto" w:fill="FFFFFF"/>
           <w:lang w:eastAsia="es-PE"/>
-          <ns2:ligatures ns2:val="none"/>
+          <w14:ligatures w14:val="none"/>
         </w:rPr>
         <w:t xml:space="preserve"/>
       </w:r>
@@ -2873,7 +2843,7 @@
           <w:kern w:val="0"/>
           <w:shd w:val="clear" w:color="auto" w:fill="FFFFFF"/>
           <w:lang w:eastAsia="es-PE"/>
-          <ns2:ligatures ns2:val="none"/>
+          <w14:ligatures w14:val="none"/>
         </w:rPr>
         <w:t xml:space="preserve"/>
       </w:r>
@@ -2884,7 +2854,7 @@
           <w:kern w:val="0"/>
           <w:shd w:val="clear" w:color="auto" w:fill="FFFFFF"/>
           <w:lang w:eastAsia="es-PE"/>
-          <ns2:ligatures ns2:val="none"/>
+          <w14:ligatures w14:val="none"/>
         </w:rPr>
         <w:t xml:space="preserve"/>
       </w:r>
@@ -2894,7 +2864,7 @@
           <w:bCs/>
           <w:spacing w:val="-3"/>
           <w:kern w:val="0"/>
-          <ns2:ligatures ns2:val="none"/>
+          <w14:ligatures w14:val="none"/>
         </w:rPr>
         <w:t/>
       </w:r>
@@ -2905,7 +2875,7 @@
           <w:kern w:val="0"/>
           <w:shd w:val="clear" w:color="auto" w:fill="FFFFFF"/>
           <w:lang w:eastAsia="es-PE"/>
-          <ns2:ligatures ns2:val="none"/>
+          <w14:ligatures w14:val="none"/>
         </w:rPr>
         <w:t xml:space="preserve"/>
       </w:r>
@@ -2917,13 +2887,13 @@
           <w:kern w:val="0"/>
           <w:shd w:val="clear" w:color="auto" w:fill="FFFFFF"/>
           <w:lang w:eastAsia="es-PE"/>
-          <ns2:ligatures ns2:val="none"/>
+          <w14:ligatures w14:val="none"/>
         </w:rPr>
         <w:t/>
       </w:r>
       <w:bookmarkStart w:id="17" w:name="_Hlk215162047"/>
     </w:p>
-    <w:p ns2:paraId="486C3C3C" ns2:textId="77777777">
+    <w:p>
       <w:pPr>
         <w:pStyle w:val="Prrafodelista"/>
         <w:spacing w:after="0" w:line="240" w:lineRule="auto"/>
@@ -2932,11 +2902,11 @@
         <w:rPr>
           <w:rFonts w:ascii="Arial Narrow" w:eastAsia="Arial Narrow" w:hAnsi="Arial Narrow" w:cs="Arial Narrow"/>
           <w:kern w:val="0"/>
-          <ns2:ligatures ns2:val="none"/>
-        </w:rPr>
-      </w:pPr>
-    </w:p>
-    <w:p ns2:paraId="43F3DEF1" ns2:textId="64385B49">
+          <w14:ligatures w14:val="none"/>
+        </w:rPr>
+      </w:pPr>
+    </w:p>
+    <w:p>
       <w:pPr>
         <w:pStyle w:val="Prrafodelista"/>
         <w:numPr>
@@ -2952,14 +2922,14 @@
         <w:rPr>
           <w:rFonts w:ascii="Arial Narrow" w:eastAsia="Arial Narrow" w:hAnsi="Arial Narrow" w:cs="Arial Narrow"/>
           <w:kern w:val="0"/>
-          <ns2:ligatures ns2:val="none"/>
-        </w:rPr>
-      </w:pPr>
-      <w:r>
-        <w:rPr>
-          <w:rFonts w:ascii="Arial Narrow" w:eastAsia="Arial Narrow" w:hAnsi="Arial Narrow" w:cs="Arial Narrow"/>
-          <w:kern w:val="0"/>
-          <ns2:ligatures ns2:val="none"/>
+          <w14:ligatures w14:val="none"/>
+        </w:rPr>
+      </w:pPr>
+      <w:r>
+        <w:rPr>
+          <w:rFonts w:ascii="Arial Narrow" w:eastAsia="Arial Narrow" w:hAnsi="Arial Narrow" w:cs="Arial Narrow"/>
+          <w:kern w:val="0"/>
+          <w14:ligatures w14:val="none"/>
         </w:rPr>
         <w:t xml:space="preserve">Presunta infracción a los artículos 18 y 19 de la Ley 29571, Código de Protección y Defensa del Consumidor, en tanto </w:t>
       </w:r>
@@ -2967,7 +2937,7 @@
         <w:rPr>
           <w:rFonts w:ascii="Arial Narrow" w:eastAsia="Arial Narrow" w:hAnsi="Arial Narrow" w:cs="Arial Narrow"/>
           <w:kern w:val="0"/>
-          <ns2:ligatures ns2:val="none"/>
+          <w14:ligatures w14:val="none"/>
         </w:rPr>
         <w:t xml:space="preserve">la compañía aseguradora </w:t>
       </w:r>
@@ -2975,7 +2945,7 @@
         <w:rPr>
           <w:rFonts w:ascii="Arial Narrow" w:eastAsia="Arial Narrow" w:hAnsi="Arial Narrow" w:cs="Arial Narrow"/>
           <w:kern w:val="0"/>
-          <ns2:ligatures ns2:val="none"/>
+          <w14:ligatures w14:val="none"/>
         </w:rPr>
         <w:t xml:space="preserve">no habría </w:t>
       </w:r>
@@ -2983,7 +2953,7 @@
         <w:rPr>
           <w:rFonts w:ascii="Arial Narrow" w:eastAsia="Arial Narrow" w:hAnsi="Arial Narrow" w:cs="Arial Narrow"/>
           <w:kern w:val="0"/>
-          <ns2:ligatures ns2:val="none"/>
+          <w14:ligatures w14:val="none"/>
         </w:rPr>
         <w:t>cumplido con otorgar oportunamente la cobertura de la Póliza</w:t>
       </w:r>
@@ -2991,7 +2961,7 @@
         <w:rPr>
           <w:rFonts w:ascii="Arial Narrow" w:eastAsia="Arial Narrow" w:hAnsi="Arial Narrow" w:cs="Arial Narrow"/>
           <w:kern w:val="0"/>
-          <ns2:ligatures ns2:val="none"/>
+          <w14:ligatures w14:val="none"/>
         </w:rPr>
         <w:t xml:space="preserve"> del Seguro Complementario de Trabajo de Riesgo – Pensión </w:t>
       </w:r>
@@ -2999,7 +2969,7 @@
         <w:rPr>
           <w:rFonts w:ascii="Arial Narrow" w:eastAsia="Arial Narrow" w:hAnsi="Arial Narrow" w:cs="Arial Narrow"/>
           <w:kern w:val="0"/>
-          <ns2:ligatures ns2:val="none"/>
+          <w14:ligatures w14:val="none"/>
         </w:rPr>
         <w:t>solicitada por el denunciante</w:t>
       </w:r>
@@ -3007,7 +2977,7 @@
         <w:rPr>
           <w:rFonts w:ascii="Arial Narrow" w:eastAsia="Arial Narrow" w:hAnsi="Arial Narrow" w:cs="Arial Narrow"/>
           <w:kern w:val="0"/>
-          <ns2:ligatures ns2:val="none"/>
+          <w14:ligatures w14:val="none"/>
         </w:rPr>
         <w:t xml:space="preserve"> el 6 de febrero de 2025, </w:t>
       </w:r>
@@ -3015,7 +2985,7 @@
         <w:rPr>
           <w:rFonts w:ascii="Arial Narrow" w:eastAsia="Arial Narrow" w:hAnsi="Arial Narrow" w:cs="Arial Narrow"/>
           <w:kern w:val="0"/>
-          <ns2:ligatures ns2:val="none"/>
+          <w14:ligatures w14:val="none"/>
         </w:rPr>
         <w:t>en virtud</w:t>
       </w:r>
@@ -3023,7 +2993,7 @@
         <w:rPr>
           <w:rFonts w:ascii="Arial Narrow" w:eastAsia="Arial Narrow" w:hAnsi="Arial Narrow" w:cs="Arial Narrow"/>
           <w:kern w:val="0"/>
-          <ns2:ligatures ns2:val="none"/>
+          <w14:ligatures w14:val="none"/>
         </w:rPr>
         <w:t xml:space="preserve"> de su enfermedad de origen ocupacional</w:t>
       </w:r>
@@ -3031,12 +3001,12 @@
         <w:rPr>
           <w:rFonts w:ascii="Arial Narrow" w:eastAsia="Arial Narrow" w:hAnsi="Arial Narrow" w:cs="Arial Narrow"/>
           <w:kern w:val="0"/>
-          <ns2:ligatures ns2:val="none"/>
+          <w14:ligatures w14:val="none"/>
         </w:rPr>
         <w:t>.</w:t>
       </w:r>
     </w:p>
-    <w:p ns2:paraId="7DBC899B" ns2:textId="77777777">
+    <w:p>
       <w:pPr>
         <w:pStyle w:val="Prrafodelista"/>
         <w:spacing w:after="0" w:line="240" w:lineRule="auto"/>
@@ -3045,11 +3015,11 @@
         <w:rPr>
           <w:rFonts w:ascii="Arial Narrow" w:eastAsia="Arial Narrow" w:hAnsi="Arial Narrow" w:cs="Arial Narrow"/>
           <w:kern w:val="0"/>
-          <ns2:ligatures ns2:val="none"/>
-        </w:rPr>
-      </w:pPr>
-    </w:p>
-    <w:p ns2:paraId="781DC167" ns2:textId="42F45728">
+          <w14:ligatures w14:val="none"/>
+        </w:rPr>
+      </w:pPr>
+    </w:p>
+    <w:p>
       <w:pPr>
         <w:pStyle w:val="Prrafodelista"/>
         <w:numPr>
@@ -3065,14 +3035,14 @@
         <w:rPr>
           <w:rFonts w:ascii="Arial Narrow" w:eastAsia="Arial Narrow" w:hAnsi="Arial Narrow" w:cs="Arial Narrow"/>
           <w:kern w:val="0"/>
-          <ns2:ligatures ns2:val="none"/>
-        </w:rPr>
-      </w:pPr>
-      <w:r>
-        <w:rPr>
-          <w:rFonts w:ascii="Arial Narrow" w:eastAsia="Arial Narrow" w:hAnsi="Arial Narrow" w:cs="Arial Narrow"/>
-          <w:kern w:val="0"/>
-          <ns2:ligatures ns2:val="none"/>
+          <w14:ligatures w14:val="none"/>
+        </w:rPr>
+      </w:pPr>
+      <w:r>
+        <w:rPr>
+          <w:rFonts w:ascii="Arial Narrow" w:eastAsia="Arial Narrow" w:hAnsi="Arial Narrow" w:cs="Arial Narrow"/>
+          <w:kern w:val="0"/>
+          <w14:ligatures w14:val="none"/>
         </w:rPr>
         <w:t xml:space="preserve">Presunta infracción a los artículos 18 y 19 de la Ley 29571, Código de Protección y Defensa del Consumidor, en tanto </w:t>
       </w:r>
@@ -3080,7 +3050,7 @@
         <w:rPr>
           <w:rFonts w:ascii="Arial Narrow" w:eastAsia="Arial Narrow" w:hAnsi="Arial Narrow" w:cs="Arial Narrow"/>
           <w:kern w:val="0"/>
-          <ns2:ligatures ns2:val="none"/>
+          <w14:ligatures w14:val="none"/>
         </w:rPr>
         <w:t xml:space="preserve">la compañía aseguradora </w:t>
       </w:r>
@@ -3088,7 +3058,7 @@
         <w:rPr>
           <w:rFonts w:ascii="Arial Narrow" w:eastAsia="Arial Narrow" w:hAnsi="Arial Narrow" w:cs="Arial Narrow"/>
           <w:kern w:val="0"/>
-          <ns2:ligatures ns2:val="none"/>
+          <w14:ligatures w14:val="none"/>
         </w:rPr>
         <w:t xml:space="preserve">no habría </w:t>
       </w:r>
@@ -3096,7 +3066,7 @@
         <w:rPr>
           <w:rFonts w:ascii="Arial Narrow" w:eastAsia="Arial Narrow" w:hAnsi="Arial Narrow" w:cs="Arial Narrow"/>
           <w:kern w:val="0"/>
-          <ns2:ligatures ns2:val="none"/>
+          <w14:ligatures w14:val="none"/>
         </w:rPr>
         <w:t>cumplido con pronunciarse</w:t>
       </w:r>
@@ -3104,7 +3074,7 @@
         <w:rPr>
           <w:rFonts w:ascii="Arial Narrow" w:eastAsia="Arial Narrow" w:hAnsi="Arial Narrow" w:cs="Arial Narrow"/>
           <w:kern w:val="0"/>
-          <ns2:ligatures ns2:val="none"/>
+          <w14:ligatures w14:val="none"/>
         </w:rPr>
         <w:t xml:space="preserve"> </w:t>
       </w:r>
@@ -3112,7 +3082,7 @@
         <w:rPr>
           <w:rFonts w:ascii="Arial Narrow" w:eastAsia="Arial Narrow" w:hAnsi="Arial Narrow" w:cs="Arial Narrow"/>
           <w:kern w:val="0"/>
-          <ns2:ligatures ns2:val="none"/>
+          <w14:ligatures w14:val="none"/>
         </w:rPr>
         <w:t>oportunamente</w:t>
       </w:r>
@@ -3120,7 +3090,7 @@
         <w:rPr>
           <w:rFonts w:ascii="Arial Narrow" w:eastAsia="Arial Narrow" w:hAnsi="Arial Narrow" w:cs="Arial Narrow"/>
           <w:kern w:val="0"/>
-          <ns2:ligatures ns2:val="none"/>
+          <w14:ligatures w14:val="none"/>
         </w:rPr>
         <w:t xml:space="preserve"> a la comunicación remitida el </w:t>
       </w:r>
@@ -3128,7 +3098,7 @@
         <w:rPr>
           <w:rFonts w:ascii="Arial Narrow" w:eastAsia="Arial Narrow" w:hAnsi="Arial Narrow" w:cs="Arial Narrow"/>
           <w:kern w:val="0"/>
-          <ns2:ligatures ns2:val="none"/>
+          <w14:ligatures w14:val="none"/>
         </w:rPr>
         <w:t xml:space="preserve">14 de octubre de 2025 </w:t>
       </w:r>
@@ -3136,7 +3106,7 @@
         <w:rPr>
           <w:rFonts w:ascii="Arial Narrow" w:eastAsia="Arial Narrow" w:hAnsi="Arial Narrow" w:cs="Arial Narrow"/>
           <w:kern w:val="0"/>
-          <ns2:ligatures ns2:val="none"/>
+          <w14:ligatures w14:val="none"/>
         </w:rPr>
         <w:t xml:space="preserve">por el </w:t>
       </w:r>
@@ -3144,7 +3114,7 @@
         <w:rPr>
           <w:rFonts w:ascii="Arial Narrow" w:eastAsia="Arial Narrow" w:hAnsi="Arial Narrow" w:cs="Arial Narrow"/>
           <w:kern w:val="0"/>
-          <ns2:ligatures ns2:val="none"/>
+          <w14:ligatures w14:val="none"/>
         </w:rPr>
         <w:t xml:space="preserve">denunciante </w:t>
       </w:r>
@@ -3152,7 +3122,7 @@
         <w:rPr>
           <w:rFonts w:ascii="Arial Narrow" w:eastAsia="Arial Narrow" w:hAnsi="Arial Narrow" w:cs="Arial Narrow"/>
           <w:kern w:val="0"/>
-          <ns2:ligatures ns2:val="none"/>
+          <w14:ligatures w14:val="none"/>
         </w:rPr>
         <w:t>con</w:t>
       </w:r>
@@ -3160,7 +3130,7 @@
         <w:rPr>
           <w:rFonts w:ascii="Arial Narrow" w:eastAsia="Arial Narrow" w:hAnsi="Arial Narrow" w:cs="Arial Narrow"/>
           <w:kern w:val="0"/>
-          <ns2:ligatures ns2:val="none"/>
+          <w14:ligatures w14:val="none"/>
         </w:rPr>
         <w:t xml:space="preserve"> el informe de evaluación médica de</w:t>
       </w:r>
@@ -3168,7 +3138,7 @@
         <w:rPr>
           <w:rFonts w:ascii="Arial Narrow" w:eastAsia="Arial Narrow" w:hAnsi="Arial Narrow" w:cs="Arial Narrow"/>
           <w:kern w:val="0"/>
-          <ns2:ligatures ns2:val="none"/>
+          <w14:ligatures w14:val="none"/>
         </w:rPr>
         <w:t>l</w:t>
       </w:r>
@@ -3176,7 +3146,7 @@
         <w:rPr>
           <w:rFonts w:ascii="Arial Narrow" w:eastAsia="Arial Narrow" w:hAnsi="Arial Narrow" w:cs="Arial Narrow"/>
           <w:kern w:val="0"/>
-          <ns2:ligatures ns2:val="none"/>
+          <w14:ligatures w14:val="none"/>
         </w:rPr>
         <w:t xml:space="preserve"> </w:t>
       </w:r>
@@ -3186,7 +3156,7 @@
           <w:color w:val="000000"/>
           <w:kern w:val="0"/>
           <w:lang w:eastAsia="es-ES"/>
-          <ns2:ligatures ns2:val="none"/>
+          <w14:ligatures w14:val="none"/>
         </w:rPr>
         <w:t xml:space="preserve">Centro Nacional de Salud Ocupacional y Protección del Ambiente para la Salud </w:t>
       </w:r>
@@ -3194,7 +3164,7 @@
         <w:rPr>
           <w:rFonts w:ascii="Arial Narrow" w:eastAsia="Arial Narrow" w:hAnsi="Arial Narrow" w:cs="Arial Narrow"/>
           <w:kern w:val="0"/>
-          <ns2:ligatures ns2:val="none"/>
+          <w14:ligatures w14:val="none"/>
         </w:rPr>
         <w:t>que acreditaba el origen ocupacional de la enfermedad</w:t>
       </w:r>
@@ -3202,7 +3172,7 @@
         <w:rPr>
           <w:rFonts w:ascii="Arial Narrow" w:eastAsia="Arial Narrow" w:hAnsi="Arial Narrow" w:cs="Arial Narrow"/>
           <w:kern w:val="0"/>
-          <ns2:ligatures ns2:val="none"/>
+          <w14:ligatures w14:val="none"/>
         </w:rPr>
         <w:t xml:space="preserve">, en virtud de la procedencia de la cobertura de </w:t>
       </w:r>
@@ -3212,7 +3182,7 @@
           <w:color w:val="000000"/>
           <w:kern w:val="0"/>
           <w:lang w:eastAsia="es-ES"/>
-          <ns2:ligatures ns2:val="none"/>
+          <w14:ligatures w14:val="none"/>
         </w:rPr>
         <w:t>la Póliza del Seguro Complementario de Trabajo de Riesgo – Pensión</w:t>
       </w:r>
@@ -3220,23 +3190,23 @@
         <w:rPr>
           <w:rFonts w:ascii="Arial Narrow" w:eastAsia="Arial Narrow" w:hAnsi="Arial Narrow" w:cs="Arial Narrow"/>
           <w:kern w:val="0"/>
-          <ns2:ligatures ns2:val="none"/>
+          <w14:ligatures w14:val="none"/>
         </w:rPr>
         <w:t>.</w:t>
       </w:r>
     </w:p>
-    <w:p ns2:paraId="4A05D368" ns2:textId="77777777">
-      <w:pPr>
-        <w:spacing w:after="0" w:line="240" w:lineRule="auto"/>
-        <w:jc w:val="both"/>
-        <w:rPr>
-          <w:rFonts w:ascii="Arial Narrow" w:eastAsia="Arial Narrow" w:hAnsi="Arial Narrow" w:cs="Arial Narrow"/>
-          <w:kern w:val="0"/>
-          <ns2:ligatures ns2:val="none"/>
-        </w:rPr>
-      </w:pPr>
-    </w:p>
-    <w:p ns2:paraId="289178C4" ns2:textId="725FDE77">
+    <w:p>
+      <w:pPr>
+        <w:spacing w:after="0" w:line="240" w:lineRule="auto"/>
+        <w:jc w:val="both"/>
+        <w:rPr>
+          <w:rFonts w:ascii="Arial Narrow" w:eastAsia="Arial Narrow" w:hAnsi="Arial Narrow" w:cs="Arial Narrow"/>
+          <w:kern w:val="0"/>
+          <w14:ligatures w14:val="none"/>
+        </w:rPr>
+      </w:pPr>
+    </w:p>
+    <w:p>
       <w:pPr>
         <w:pStyle w:val="Prrafodelista"/>
         <w:numPr>
@@ -3252,14 +3222,14 @@
         <w:rPr>
           <w:rFonts w:ascii="Arial Narrow" w:eastAsia="Arial Narrow" w:hAnsi="Arial Narrow" w:cs="Arial Narrow"/>
           <w:kern w:val="0"/>
-          <ns2:ligatures ns2:val="none"/>
-        </w:rPr>
-      </w:pPr>
-      <w:r>
-        <w:rPr>
-          <w:rFonts w:ascii="Arial Narrow" w:eastAsia="Arial Narrow" w:hAnsi="Arial Narrow" w:cs="Arial Narrow"/>
-          <w:kern w:val="0"/>
-          <ns2:ligatures ns2:val="none"/>
+          <w14:ligatures w14:val="none"/>
+        </w:rPr>
+      </w:pPr>
+      <w:r>
+        <w:rPr>
+          <w:rFonts w:ascii="Arial Narrow" w:eastAsia="Arial Narrow" w:hAnsi="Arial Narrow" w:cs="Arial Narrow"/>
+          <w:kern w:val="0"/>
+          <w14:ligatures w14:val="none"/>
         </w:rPr>
         <w:t xml:space="preserve">Presunta </w:t>
       </w:r>
@@ -3267,7 +3237,7 @@
         <w:rPr>
           <w:rFonts w:ascii="Arial Narrow" w:eastAsia="Arial Narrow" w:hAnsi="Arial Narrow" w:cs="Arial Narrow"/>
           <w:kern w:val="0"/>
-          <ns2:ligatures ns2:val="none"/>
+          <w14:ligatures w14:val="none"/>
         </w:rPr>
         <w:t>infracción al literal g) del artículo 56 de la Ley 29571, Código de Protección y Defensa del Consumidor</w:t>
       </w:r>
@@ -3275,7 +3245,7 @@
         <w:rPr>
           <w:rFonts w:ascii="Arial Narrow" w:eastAsia="Arial Narrow" w:hAnsi="Arial Narrow" w:cs="Arial Narrow"/>
           <w:kern w:val="0"/>
-          <ns2:ligatures ns2:val="none"/>
+          <w14:ligatures w14:val="none"/>
         </w:rPr>
         <w:t xml:space="preserve">, en tanto </w:t>
       </w:r>
@@ -3283,7 +3253,7 @@
         <w:rPr>
           <w:rFonts w:ascii="Arial Narrow" w:eastAsia="Arial Narrow" w:hAnsi="Arial Narrow" w:cs="Arial Narrow"/>
           <w:kern w:val="0"/>
-          <ns2:ligatures ns2:val="none"/>
+          <w14:ligatures w14:val="none"/>
         </w:rPr>
         <w:t xml:space="preserve">la compañía aseguradora </w:t>
       </w:r>
@@ -3291,7 +3261,7 @@
         <w:rPr>
           <w:rFonts w:ascii="Arial Narrow" w:eastAsia="Arial Narrow" w:hAnsi="Arial Narrow" w:cs="Arial Narrow"/>
           <w:kern w:val="0"/>
-          <ns2:ligatures ns2:val="none"/>
+          <w14:ligatures w14:val="none"/>
         </w:rPr>
         <w:t>habría exigido</w:t>
       </w:r>
@@ -3299,7 +3269,7 @@
         <w:rPr>
           <w:rFonts w:ascii="Arial Narrow" w:eastAsia="Arial Narrow" w:hAnsi="Arial Narrow" w:cs="Arial Narrow"/>
           <w:kern w:val="0"/>
-          <ns2:ligatures ns2:val="none"/>
+          <w14:ligatures w14:val="none"/>
         </w:rPr>
         <w:t xml:space="preserve"> </w:t>
       </w:r>
@@ -3307,7 +3277,7 @@
         <w:rPr>
           <w:rFonts w:ascii="Arial Narrow" w:eastAsia="Arial Narrow" w:hAnsi="Arial Narrow" w:cs="Arial Narrow"/>
           <w:kern w:val="0"/>
-          <ns2:ligatures ns2:val="none"/>
+          <w14:ligatures w14:val="none"/>
         </w:rPr>
         <w:t xml:space="preserve">información adicional a la prevista </w:t>
       </w:r>
@@ -3315,7 +3285,7 @@
         <w:rPr>
           <w:rFonts w:ascii="Arial Narrow" w:eastAsia="Arial Narrow" w:hAnsi="Arial Narrow" w:cs="Arial Narrow"/>
           <w:kern w:val="0"/>
-          <ns2:ligatures ns2:val="none"/>
+          <w14:ligatures w14:val="none"/>
         </w:rPr>
         <w:t xml:space="preserve">legalmente </w:t>
       </w:r>
@@ -3323,7 +3293,7 @@
         <w:rPr>
           <w:rFonts w:ascii="Arial Narrow" w:eastAsia="Arial Narrow" w:hAnsi="Arial Narrow" w:cs="Arial Narrow"/>
           <w:kern w:val="0"/>
-          <ns2:ligatures ns2:val="none"/>
+          <w14:ligatures w14:val="none"/>
         </w:rPr>
         <w:t>y no contemplada en el formato de solicitud de pensión p</w:t>
       </w:r>
@@ -3331,7 +3301,7 @@
         <w:rPr>
           <w:rFonts w:ascii="Arial Narrow" w:eastAsia="Arial Narrow" w:hAnsi="Arial Narrow" w:cs="Arial Narrow"/>
           <w:kern w:val="0"/>
-          <ns2:ligatures ns2:val="none"/>
+          <w14:ligatures w14:val="none"/>
         </w:rPr>
         <w:t xml:space="preserve">ara </w:t>
       </w:r>
@@ -3339,7 +3309,7 @@
         <w:rPr>
           <w:rFonts w:ascii="Arial Narrow" w:eastAsia="Arial Narrow" w:hAnsi="Arial Narrow" w:cs="Arial Narrow"/>
           <w:kern w:val="0"/>
-          <ns2:ligatures ns2:val="none"/>
+          <w14:ligatures w14:val="none"/>
         </w:rPr>
         <w:t xml:space="preserve">la evaluación de la cobertura </w:t>
       </w:r>
@@ -3347,7 +3317,7 @@
         <w:rPr>
           <w:rFonts w:ascii="Arial Narrow" w:eastAsia="Arial Narrow" w:hAnsi="Arial Narrow" w:cs="Arial Narrow"/>
           <w:kern w:val="0"/>
-          <ns2:ligatures ns2:val="none"/>
+          <w14:ligatures w14:val="none"/>
         </w:rPr>
         <w:t xml:space="preserve">de </w:t>
       </w:r>
@@ -3357,7 +3327,7 @@
           <w:color w:val="000000"/>
           <w:kern w:val="0"/>
           <w:lang w:eastAsia="es-ES"/>
-          <ns2:ligatures ns2:val="none"/>
+          <w14:ligatures w14:val="none"/>
         </w:rPr>
         <w:t>la Póliza del Seguro Complementario de Trabajo de Riesgo – Pensión</w:t>
       </w:r>
@@ -3365,7 +3335,7 @@
         <w:rPr>
           <w:rFonts w:ascii="Arial Narrow" w:eastAsia="Arial Narrow" w:hAnsi="Arial Narrow" w:cs="Arial Narrow"/>
           <w:kern w:val="0"/>
-          <ns2:ligatures ns2:val="none"/>
+          <w14:ligatures w14:val="none"/>
         </w:rPr>
         <w:t>, prolongando injustificadamente el procedimiento</w:t>
       </w:r>
@@ -3373,25 +3343,25 @@
         <w:rPr>
           <w:rFonts w:ascii="Arial Narrow" w:eastAsia="Arial Narrow" w:hAnsi="Arial Narrow" w:cs="Arial Narrow"/>
           <w:kern w:val="0"/>
-          <ns2:ligatures ns2:val="none"/>
+          <w14:ligatures w14:val="none"/>
         </w:rPr>
         <w:t xml:space="preserve">. </w:t>
       </w:r>
     </w:p>
     <w:bookmarkEnd w:id="16"/>
     <w:bookmarkEnd w:id="17"/>
-    <w:p ns2:paraId="042B3F54" ns2:textId="777BBF33">
-      <w:pPr>
-        <w:spacing w:after="0" w:line="240" w:lineRule="auto"/>
-        <w:jc w:val="both"/>
-        <w:rPr>
-          <w:rFonts w:ascii="Arial Narrow" w:eastAsia="Arial Narrow" w:hAnsi="Arial Narrow" w:cs="Arial Narrow"/>
-          <w:kern w:val="0"/>
-          <ns2:ligatures ns2:val="none"/>
-        </w:rPr>
-      </w:pPr>
-    </w:p>
-    <w:p ns2:paraId="0A292C9F" ns2:textId="6FB4AA9D">
+    <w:p>
+      <w:pPr>
+        <w:spacing w:after="0" w:line="240" w:lineRule="auto"/>
+        <w:jc w:val="both"/>
+        <w:rPr>
+          <w:rFonts w:ascii="Arial Narrow" w:eastAsia="Arial Narrow" w:hAnsi="Arial Narrow" w:cs="Arial Narrow"/>
+          <w:kern w:val="0"/>
+          <w14:ligatures w14:val="none"/>
+        </w:rPr>
+      </w:pPr>
+    </w:p>
+    <w:p>
       <w:pPr>
         <w:spacing w:line="240" w:lineRule="auto"/>
         <w:contextualSpacing/>
@@ -3399,17 +3369,17 @@
         <w:rPr>
           <w:rFonts w:ascii="Arial Narrow" w:eastAsia="Calibri" w:hAnsi="Arial Narrow" w:cs="Arial"/>
           <w:kern w:val="0"/>
-          <ns2:ligatures ns2:val="none"/>
-        </w:rPr>
-      </w:pPr>
-      <w:r>
-        <w:rPr>
-          <w:rFonts w:ascii="Arial Narrow" w:eastAsia="Arial Narrow" w:hAnsi="Arial Narrow" w:cs="Arial Narrow"/>
-          <w:b/>
-          <w:color w:val="000000"/>
-          <w:kern w:val="0"/>
-          <w:lang w:eastAsia="es-PE"/>
-          <ns2:ligatures ns2:val="none"/>
+          <w14:ligatures w14:val="none"/>
+        </w:rPr>
+      </w:pPr>
+      <w:r>
+        <w:rPr>
+          <w:rFonts w:ascii="Arial Narrow" w:eastAsia="Arial Narrow" w:hAnsi="Arial Narrow" w:cs="Arial Narrow"/>
+          <w:b/>
+          <w:color w:val="000000"/>
+          <w:kern w:val="0"/>
+          <w:lang w:eastAsia="es-PE"/>
+          <w14:ligatures w14:val="none"/>
         </w:rPr>
         <w:t>SEGUNDO:</w:t>
       </w:r>
@@ -3419,7 +3389,7 @@
           <w:color w:val="000000"/>
           <w:kern w:val="0"/>
           <w:lang w:eastAsia="es-PE"/>
-          <ns2:ligatures ns2:val="none"/>
+          <w14:ligatures w14:val="none"/>
         </w:rPr>
         <w:t xml:space="preserve"> tener por ofrecidos los medios probatorios presentados en el escrito de denuncia </w:t>
       </w:r>
@@ -3429,7 +3399,7 @@
           <w:color w:val="000000"/>
           <w:kern w:val="0"/>
           <w:lang w:val="es-ES" w:eastAsia="es-ES"/>
-          <ns2:ligatures ns2:val="none"/>
+          <w14:ligatures w14:val="none"/>
         </w:rPr>
         <w:t xml:space="preserve">del </w:t>
       </w:r>
@@ -3439,7 +3409,7 @@
           <w:color w:val="000000"/>
           <w:kern w:val="0"/>
           <w:lang w:val="es-ES" w:eastAsia="es-ES"/>
-          <ns2:ligatures ns2:val="none"/>
+          <w14:ligatures w14:val="none"/>
         </w:rPr>
         <w:t>21 de enero de 2026</w:t>
       </w:r>
@@ -3447,12 +3417,12 @@
         <w:rPr>
           <w:rFonts w:ascii="Arial Narrow" w:eastAsia="Calibri" w:hAnsi="Arial Narrow" w:cs="Arial"/>
           <w:kern w:val="0"/>
-          <ns2:ligatures ns2:val="none"/>
+          <w14:ligatures w14:val="none"/>
         </w:rPr>
         <w:t>.</w:t>
       </w:r>
     </w:p>
-    <w:p ns2:paraId="68A17E97" ns2:textId="77777777">
+    <w:p>
       <w:pPr>
         <w:spacing w:line="240" w:lineRule="auto"/>
         <w:contextualSpacing/>
@@ -3462,30 +3432,30 @@
           <w:color w:val="000000"/>
           <w:kern w:val="0"/>
           <w:lang w:eastAsia="es-PE"/>
-          <ns2:ligatures ns2:val="none"/>
-        </w:rPr>
-      </w:pPr>
-    </w:p>
-    <w:p ns2:paraId="168254DA" ns2:textId="77777777">
-      <w:pPr>
-        <w:spacing w:after="0" w:line="240" w:lineRule="auto"/>
-        <w:jc w:val="both"/>
-        <w:rPr>
-          <w:rFonts w:ascii="Arial Narrow" w:eastAsia="Arial Narrow" w:hAnsi="Arial Narrow" w:cs="Arial Narrow"/>
-          <w:color w:val="000000"/>
-          <w:kern w:val="0"/>
-          <w:lang w:eastAsia="es-PE"/>
-          <ns2:ligatures ns2:val="none"/>
-        </w:rPr>
-      </w:pPr>
-      <w:r>
-        <w:rPr>
-          <w:rFonts w:ascii="Arial Narrow" w:eastAsia="Arial Narrow" w:hAnsi="Arial Narrow" w:cs="Arial Narrow"/>
-          <w:b/>
-          <w:color w:val="000000"/>
-          <w:kern w:val="0"/>
-          <w:lang w:eastAsia="es-PE"/>
-          <ns2:ligatures ns2:val="none"/>
+          <w14:ligatures w14:val="none"/>
+        </w:rPr>
+      </w:pPr>
+    </w:p>
+    <w:p>
+      <w:pPr>
+        <w:spacing w:after="0" w:line="240" w:lineRule="auto"/>
+        <w:jc w:val="both"/>
+        <w:rPr>
+          <w:rFonts w:ascii="Arial Narrow" w:eastAsia="Arial Narrow" w:hAnsi="Arial Narrow" w:cs="Arial Narrow"/>
+          <w:color w:val="000000"/>
+          <w:kern w:val="0"/>
+          <w:lang w:eastAsia="es-PE"/>
+          <w14:ligatures w14:val="none"/>
+        </w:rPr>
+      </w:pPr>
+      <w:r>
+        <w:rPr>
+          <w:rFonts w:ascii="Arial Narrow" w:eastAsia="Arial Narrow" w:hAnsi="Arial Narrow" w:cs="Arial Narrow"/>
+          <w:b/>
+          <w:color w:val="000000"/>
+          <w:kern w:val="0"/>
+          <w:lang w:eastAsia="es-PE"/>
+          <w14:ligatures w14:val="none"/>
         </w:rPr>
         <w:t xml:space="preserve">TERCERO: </w:t>
       </w:r>
@@ -3495,7 +3465,7 @@
           <w:color w:val="000000"/>
           <w:kern w:val="0"/>
           <w:lang w:eastAsia="es-PE"/>
-          <ns2:ligatures ns2:val="none"/>
+          <w14:ligatures w14:val="none"/>
         </w:rPr>
         <w:t xml:space="preserve">requerir a </w:t>
       </w:r>
@@ -3505,7 +3475,7 @@
           <w:color w:val="000000"/>
           <w:kern w:val="0"/>
           <w:lang w:eastAsia="es-PE"/>
-          <ns2:ligatures ns2:val="none"/>
+          <w14:ligatures w14:val="none"/>
         </w:rPr>
         <w:t>Rímac Seguros y Reaseguros S.A. que</w:t>
       </w:r>
@@ -3515,12 +3485,12 @@
           <w:color w:val="000000"/>
           <w:kern w:val="0"/>
           <w:lang w:eastAsia="es-PE"/>
-          <ns2:ligatures ns2:val="none"/>
+          <w14:ligatures w14:val="none"/>
         </w:rPr>
         <w:t xml:space="preserve"> cumpla con lo siguiente:</w:t>
       </w:r>
     </w:p>
-    <w:p ns2:paraId="20FDFB8D" ns2:textId="77777777">
+    <w:p>
       <w:pPr>
         <w:spacing w:after="0" w:line="240" w:lineRule="auto"/>
         <w:jc w:val="both"/>
@@ -3529,11 +3499,11 @@
           <w:color w:val="000000"/>
           <w:kern w:val="0"/>
           <w:lang w:eastAsia="es-PE"/>
-          <ns2:ligatures ns2:val="none"/>
-        </w:rPr>
-      </w:pPr>
-    </w:p>
-    <w:p ns2:paraId="4AA80738" ns2:textId="77777777">
+          <w14:ligatures w14:val="none"/>
+        </w:rPr>
+      </w:pPr>
+    </w:p>
+    <w:p>
       <w:pPr>
         <w:numPr>
           <w:ilvl w:val="0"/>
@@ -3547,21 +3517,21 @@
           <w:color w:val="000000"/>
           <w:kern w:val="0"/>
           <w:lang w:eastAsia="es-PE"/>
-          <ns2:ligatures ns2:val="none"/>
-        </w:rPr>
-      </w:pPr>
-      <w:r>
-        <w:rPr>
-          <w:rFonts w:ascii="Arial Narrow" w:eastAsia="Arial Narrow" w:hAnsi="Arial Narrow" w:cs="Arial Narrow"/>
-          <w:color w:val="000000"/>
-          <w:kern w:val="0"/>
-          <w:lang w:eastAsia="es-PE"/>
-          <ns2:ligatures ns2:val="none"/>
+          <w14:ligatures w14:val="none"/>
+        </w:rPr>
+      </w:pPr>
+      <w:r>
+        <w:rPr>
+          <w:rFonts w:ascii="Arial Narrow" w:eastAsia="Arial Narrow" w:hAnsi="Arial Narrow" w:cs="Arial Narrow"/>
+          <w:color w:val="000000"/>
+          <w:kern w:val="0"/>
+          <w:lang w:eastAsia="es-PE"/>
+          <w14:ligatures w14:val="none"/>
         </w:rPr>
         <w:t>presentar documentos que acrediten su inscripción en los Registros Públicos o una declaración jurada que indique que cuenta con dicha inscripción;</w:t>
       </w:r>
     </w:p>
-    <w:p ns2:paraId="2B29D59F" ns2:textId="77777777">
+    <w:p>
       <w:pPr>
         <w:numPr>
           <w:ilvl w:val="0"/>
@@ -3575,21 +3545,21 @@
           <w:color w:val="000000"/>
           <w:kern w:val="0"/>
           <w:lang w:eastAsia="es-PE"/>
-          <ns2:ligatures ns2:val="none"/>
-        </w:rPr>
-      </w:pPr>
-      <w:r>
-        <w:rPr>
-          <w:rFonts w:ascii="Arial Narrow" w:eastAsia="Arial Narrow" w:hAnsi="Arial Narrow" w:cs="Arial Narrow"/>
-          <w:color w:val="000000"/>
-          <w:kern w:val="0"/>
-          <w:lang w:eastAsia="es-PE"/>
-          <ns2:ligatures ns2:val="none"/>
+          <w14:ligatures w14:val="none"/>
+        </w:rPr>
+      </w:pPr>
+      <w:r>
+        <w:rPr>
+          <w:rFonts w:ascii="Arial Narrow" w:eastAsia="Arial Narrow" w:hAnsi="Arial Narrow" w:cs="Arial Narrow"/>
+          <w:color w:val="000000"/>
+          <w:kern w:val="0"/>
+          <w:lang w:eastAsia="es-PE"/>
+          <w14:ligatures w14:val="none"/>
         </w:rPr>
         <w:t>presentar copia simple de las facultades de representación de su representante legal en el presente procedimiento o la declaración jurada que indique que cuenta con dichas facultades y que estas se encuentran vigentes;</w:t>
       </w:r>
     </w:p>
-    <w:p ns2:paraId="7EF50C46" ns2:textId="77777777">
+    <w:p>
       <w:pPr>
         <w:numPr>
           <w:ilvl w:val="0"/>
@@ -3603,21 +3573,21 @@
           <w:color w:val="000000"/>
           <w:kern w:val="0"/>
           <w:lang w:eastAsia="es-PE"/>
-          <ns2:ligatures ns2:val="none"/>
-        </w:rPr>
-      </w:pPr>
-      <w:r>
-        <w:rPr>
-          <w:rFonts w:ascii="Arial Narrow" w:eastAsia="Arial Narrow" w:hAnsi="Arial Narrow" w:cs="Arial Narrow"/>
-          <w:color w:val="000000"/>
-          <w:kern w:val="0"/>
-          <w:lang w:eastAsia="es-PE"/>
-          <ns2:ligatures ns2:val="none"/>
+          <w14:ligatures w14:val="none"/>
+        </w:rPr>
+      </w:pPr>
+      <w:r>
+        <w:rPr>
+          <w:rFonts w:ascii="Arial Narrow" w:eastAsia="Arial Narrow" w:hAnsi="Arial Narrow" w:cs="Arial Narrow"/>
+          <w:color w:val="000000"/>
+          <w:kern w:val="0"/>
+          <w:lang w:eastAsia="es-PE"/>
+          <w14:ligatures w14:val="none"/>
         </w:rPr>
         <w:t>consignar el Número de Registro Único de Contribuyentes (RUC); y,</w:t>
       </w:r>
     </w:p>
-    <w:p ns2:paraId="19E4DFA1" ns2:textId="77777777">
+    <w:p>
       <w:pPr>
         <w:numPr>
           <w:ilvl w:val="0"/>
@@ -3629,16 +3599,16 @@
         <w:rPr>
           <w:rFonts w:ascii="Arial Narrow" w:eastAsia="Calibri" w:hAnsi="Arial Narrow" w:cs="Arial"/>
           <w:kern w:val="0"/>
-          <ns2:ligatures ns2:val="none"/>
-        </w:rPr>
-      </w:pPr>
-      <w:r>
-        <w:rPr>
-          <w:rFonts w:ascii="Arial Narrow" w:eastAsia="Arial Narrow" w:hAnsi="Arial Narrow" w:cs="Arial Narrow"/>
-          <w:color w:val="000000"/>
-          <w:kern w:val="0"/>
-          <w:lang w:eastAsia="es-PE"/>
-          <ns2:ligatures ns2:val="none"/>
+          <w14:ligatures w14:val="none"/>
+        </w:rPr>
+      </w:pPr>
+      <w:r>
+        <w:rPr>
+          <w:rFonts w:ascii="Arial Narrow" w:eastAsia="Arial Narrow" w:hAnsi="Arial Narrow" w:cs="Arial Narrow"/>
+          <w:color w:val="000000"/>
+          <w:kern w:val="0"/>
+          <w:lang w:eastAsia="es-PE"/>
+          <w14:ligatures w14:val="none"/>
         </w:rPr>
         <w:t>fijar domicilio procesal para el procedimiento, de conformidad con el numeral 1 del artículo 442</w:t>
       </w:r>
@@ -3648,7 +3618,7 @@
           <w:color w:val="000000"/>
           <w:kern w:val="0"/>
           <w:lang w:eastAsia="es-PE"/>
-          <ns2:ligatures ns2:val="none"/>
+          <w14:ligatures w14:val="none"/>
         </w:rPr>
         <w:t/>
       </w:r>
@@ -3658,7 +3628,7 @@
           <w:color w:val="000000"/>
           <w:kern w:val="0"/>
           <w:lang w:eastAsia="es-PE"/>
-          <ns2:ligatures ns2:val="none"/>
+          <w14:ligatures w14:val="none"/>
         </w:rPr>
         <w:t xml:space="preserve"> del Código Procesal Civil. </w:t>
       </w:r>
@@ -3666,7 +3636,7 @@
         <w:rPr>
           <w:rFonts w:ascii="Arial Narrow" w:eastAsia="Calibri" w:hAnsi="Arial Narrow" w:cs="Arial"/>
           <w:kern w:val="0"/>
-          <ns2:ligatures ns2:val="none"/>
+          <w14:ligatures w14:val="none"/>
         </w:rPr>
         <w:t>Para ello podrá señalar domicilio físico o una dirección electrónica a la que pueda remitirse las notificaciones</w:t>
       </w:r>
@@ -3675,12 +3645,12 @@
           <w:rFonts w:ascii="Arial Narrow" w:eastAsia="Arial" w:hAnsi="Arial Narrow" w:cs="Arial"/>
           <w:kern w:val="0"/>
           <w:lang w:val="es"/>
-          <ns2:ligatures ns2:val="none"/>
+          <w14:ligatures w14:val="none"/>
         </w:rPr>
         <w:t>;</w:t>
       </w:r>
     </w:p>
-    <w:p ns2:paraId="7C63E340" ns2:textId="77777777">
+    <w:p>
       <w:pPr>
         <w:numPr>
           <w:ilvl w:val="0"/>
@@ -3692,14 +3662,14 @@
         <w:rPr>
           <w:rFonts w:ascii="Arial Narrow" w:eastAsia="Calibri" w:hAnsi="Arial Narrow" w:cs="Arial"/>
           <w:kern w:val="0"/>
-          <ns2:ligatures ns2:val="none"/>
+          <w14:ligatures w14:val="none"/>
         </w:rPr>
       </w:pPr>
       <w:r>
         <w:rPr>
           <w:rFonts w:ascii="Arial Narrow" w:eastAsia="Calibri" w:hAnsi="Arial Narrow" w:cs="Arial"/>
           <w:kern w:val="0"/>
-          <ns2:ligatures ns2:val="none"/>
+          <w14:ligatures w14:val="none"/>
         </w:rPr>
         <w:t xml:space="preserve">en caso califique como micro empresa o pequeña empresa, presentar los documentos que acrediten su volumen de ventas o ingresos brutos percibidos el año anterior relativo a todas sus actividades </w:t>
       </w:r>
@@ -3707,7 +3677,7 @@
         <w:rPr>
           <w:rFonts w:ascii="Arial Narrow" w:eastAsia="Calibri" w:hAnsi="Arial Narrow" w:cs="Arial"/>
           <w:kern w:val="0"/>
-          <ns2:ligatures ns2:val="none"/>
+          <w14:ligatures w14:val="none"/>
         </w:rPr>
         <w:lastRenderedPageBreak/>
         <w:t>económicas y el número de trabajadores con el que cuenta</w:t>
@@ -3718,7 +3688,7 @@
           <w:rFonts w:ascii="Arial Narrow" w:eastAsia="Calibri" w:hAnsi="Arial Narrow" w:cs="Arial"/>
           <w:kern w:val="0"/>
           <w:vertAlign w:val="superscript"/>
-          <ns2:ligatures ns2:val="none"/>
+          <w14:ligatures w14:val="none"/>
         </w:rPr>
         <w:footnoteReference w:id="6"/>
       </w:r>
@@ -3726,7 +3696,7 @@
         <w:rPr>
           <w:rFonts w:ascii="Arial Narrow" w:eastAsia="Calibri" w:hAnsi="Arial Narrow" w:cs="Arial"/>
           <w:kern w:val="0"/>
-          <ns2:ligatures ns2:val="none"/>
+          <w14:ligatures w14:val="none"/>
         </w:rPr>
         <w:t>. Ello, a fin de que la Comisión pueda meritar dicha documentación, conforme lo establece el artículo 110</w:t>
       </w:r>
@@ -3736,7 +3706,7 @@
           <w:color w:val="000000"/>
           <w:kern w:val="0"/>
           <w:lang w:eastAsia="es-PE"/>
-          <ns2:ligatures ns2:val="none"/>
+          <w14:ligatures w14:val="none"/>
         </w:rPr>
         <w:t/>
       </w:r>
@@ -3744,7 +3714,7 @@
         <w:rPr>
           <w:rFonts w:ascii="Arial Narrow" w:eastAsia="Calibri" w:hAnsi="Arial Narrow" w:cs="Arial"/>
           <w:kern w:val="0"/>
-          <ns2:ligatures ns2:val="none"/>
+          <w14:ligatures w14:val="none"/>
         </w:rPr>
         <w:t xml:space="preserve"> del </w:t>
       </w:r>
@@ -3753,7 +3723,7 @@
           <w:rFonts w:ascii="Arial Narrow" w:eastAsia="Calibri" w:hAnsi="Arial Narrow" w:cs="Arial"/>
           <w:spacing w:val="-2"/>
           <w:kern w:val="0"/>
-          <ns2:ligatures ns2:val="none"/>
+          <w14:ligatures w14:val="none"/>
         </w:rPr>
         <w:t>Código</w:t>
       </w:r>
@@ -3764,7 +3734,7 @@
           <w:spacing w:val="-2"/>
           <w:kern w:val="0"/>
           <w:vertAlign w:val="superscript"/>
-          <ns2:ligatures ns2:val="none"/>
+          <w14:ligatures w14:val="none"/>
         </w:rPr>
         <w:footnoteReference w:id="7"/>
       </w:r>
@@ -3773,12 +3743,12 @@
           <w:rFonts w:ascii="Arial Narrow" w:eastAsia="Calibri" w:hAnsi="Arial Narrow" w:cs="Arial"/>
           <w:spacing w:val="-2"/>
           <w:kern w:val="0"/>
-          <ns2:ligatures ns2:val="none"/>
+          <w14:ligatures w14:val="none"/>
         </w:rPr>
         <w:t>.</w:t>
       </w:r>
     </w:p>
-    <w:p ns2:paraId="1F11FE32" ns2:textId="77777777">
+    <w:p>
       <w:pPr>
         <w:spacing w:after="0" w:line="240" w:lineRule="auto"/>
         <w:ind w:left="567"/>
@@ -3788,20 +3758,20 @@
           <w:color w:val="000000"/>
           <w:kern w:val="0"/>
           <w:lang w:eastAsia="es-PE"/>
-          <ns2:ligatures ns2:val="none"/>
-        </w:rPr>
-      </w:pPr>
-    </w:p>
-    <w:p>
-      <w:pPr>
-        <w:spacing w:after="0" w:line="240" w:lineRule="auto"/>
-        <w:jc w:val="both"/>
-        <w:rPr>
-          <w:rFonts w:ascii="Arial Narrow" w:eastAsia="Arial Narrow" w:hAnsi="Arial Narrow" w:cs="Arial Narrow"/>
-          <w:color w:val="000000"/>
-          <w:kern w:val="0"/>
-          <w:lang w:eastAsia="es-PE"/>
-          <ns2:ligatures ns2:val="none"/>
+          <w14:ligatures w14:val="none"/>
+        </w:rPr>
+      </w:pPr>
+    </w:p>
+    <w:p>
+      <w:pPr>
+        <w:spacing w:after="0" w:line="240" w:lineRule="auto"/>
+        <w:jc w:val="both"/>
+        <w:rPr>
+          <w:rFonts w:ascii="Arial Narrow" w:eastAsia="Arial Narrow" w:hAnsi="Arial Narrow" w:cs="Arial Narrow"/>
+          <w:color w:val="000000"/>
+          <w:kern w:val="0"/>
+          <w:lang w:eastAsia="es-PE"/>
+          <w14:ligatures w14:val="none"/>
         </w:rPr>
       </w:pPr>
       <w:r>
@@ -3820,42 +3790,82 @@
           <w:sz w:val="20"/>
           <w:szCs w:val="20"/>
         </w:rPr>
-        <w:t xml:space="preserve">correr traslado de la presente resolución a Rímac Seguros y Reaseguros S.A. para que, de conformidad con lo dispuesto por el artículo 26 de la Ley sobre Facultades, Normas y Organización del Indecopi, aprobada por Decreto Legislativo 807, presente sus descargos sobre la imputación de cargos realizada en un plazo no mayor a cinco (5) días hábiles contado a partir del día siguiente de la notificación de la presente resolución, vencido el cual, el Secretario Técnico declarará en rebeldía al denunciado que no lo hubiera presentado. Debe precisarse que de conformidad con lo establecido por el artículo 223 del Texto Único Ordenado de la Ley 27444, Ley del Procedimiento Administrativo General, las alegaciones y los hechos relevantes de la reclamación, salvo que hayan sido específicamente negadas en la contestación, se tendrán por aceptadas o merituadas como ciertas.</w:t>
-      </w:r>
-    </w:p>
-    <w:p ns2:paraId="228F876C" ns2:textId="77777777">
-      <w:pPr>
-        <w:spacing w:after="0" w:line="240" w:lineRule="auto"/>
-        <w:jc w:val="both"/>
-        <w:rPr>
-          <w:rFonts w:ascii="Arial Narrow" w:eastAsia="Arial Narrow" w:hAnsi="Arial Narrow" w:cs="Arial Narrow"/>
-          <w:color w:val="000000"/>
-          <w:kern w:val="0"/>
-          <w:lang w:eastAsia="es-PE"/>
-          <ns2:ligatures ns2:val="none"/>
-        </w:rPr>
-      </w:pPr>
-    </w:p>
-    <w:p ns2:paraId="774AFBA5" ns2:textId="23235554">
-      <w:pPr>
-        <w:spacing w:after="0" w:line="240" w:lineRule="auto"/>
-        <w:jc w:val="both"/>
-        <w:rPr>
-          <w:rFonts w:ascii="Arial Narrow" w:eastAsia="Times New Roman" w:hAnsi="Arial Narrow" w:cs="Arial"/>
-          <w:color w:val="000000"/>
-          <w:kern w:val="0"/>
+        <w:t xml:space="preserve">correr traslado de la presente resolución a Rímac Seguros y Reaseguros S.A. para que, de conformidad con lo dispuesto por el artículo 26 de la Ley sobre Facultades, Normas y Organización del Indecopi, aprobada por Decreto Legislativo 807</w:t>
+      </w:r>
+      <w:r>
+        <w:rPr>
+          <w:rStyle w:val="Refdenotaalpie"/>
+          <w:rFonts w:ascii="Arial Narrow" w:eastAsia="Times New Roman" w:hAnsi="Arial Narrow" w:cs="Times New Roman"/>
+          <w:color w:val="000000"/>
+          <w:kern w:val="0"/>
+          <w:vertAlign w:val="superscript"/>
           <w:lang w:val="es-ES" w:eastAsia="es-ES"/>
-          <ns2:ligatures ns2:val="none"/>
-        </w:rPr>
-      </w:pPr>
-      <w:r>
-        <w:rPr>
-          <w:rFonts w:ascii="Arial Narrow" w:eastAsia="Arial Narrow" w:hAnsi="Arial Narrow" w:cs="Arial Narrow"/>
-          <w:b/>
-          <w:color w:val="000000"/>
-          <w:kern w:val="0"/>
-          <w:lang w:eastAsia="es-PE"/>
-          <ns2:ligatures ns2:val="none"/>
+          <w14:ligatures w14:val="none"/>
+        </w:rPr>
+        <w:footnoteReference w:id="13"/>
+      </w:r>
+      <w:r>
+        <w:rPr>
+          <w:rFonts w:ascii="Arial Narrow" w:hAnsi="Arial Narrow" w:cs="Arial Narrow"/>
+          <w:sz w:val="20"/>
+          <w:szCs w:val="20"/>
+        </w:rPr>
+        <w:t xml:space="preserve">, presente sus descargos sobre la imputación de cargos realizada en un plazo no mayor a cinco (5) días hábiles contado a partir del día siguiente de la notificación de la presente resolución, vencido el cual, el Secretario Técnico declarará en rebeldía al denunciado que no lo hubiera presentado. Debe precisarse que de conformidad con lo establecido por el artículo 223 del Texto Único Ordenado de la Ley 27444, Ley del Procedimiento Administrativo General</w:t>
+      </w:r>
+      <w:r>
+        <w:rPr>
+          <w:rStyle w:val="Refdenotaalpie"/>
+          <w:rFonts w:ascii="Arial Narrow" w:eastAsia="Times New Roman" w:hAnsi="Arial Narrow" w:cs="Times New Roman"/>
+          <w:color w:val="000000"/>
+          <w:kern w:val="0"/>
+          <w:vertAlign w:val="superscript"/>
+          <w:lang w:val="es-ES" w:eastAsia="es-ES"/>
+          <w14:ligatures w14:val="none"/>
+        </w:rPr>
+        <w:footnoteReference w:id="14"/>
+      </w:r>
+      <w:r>
+        <w:rPr>
+          <w:rFonts w:ascii="Arial Narrow" w:hAnsi="Arial Narrow" w:cs="Arial Narrow"/>
+          <w:sz w:val="20"/>
+          <w:szCs w:val="20"/>
+        </w:rPr>
+        <w:t xml:space="preserve">, las alegaciones y los hechos relevantes de la reclamación, salvo que hayan sido específicamente negadas en la contestación, se tendrán por aceptadas o merituadas como ciertas.</w:t>
+      </w:r>
+    </w:p>
+    <w:p>
+      <w:pPr>
+        <w:spacing w:after="0" w:line="240" w:lineRule="auto"/>
+        <w:jc w:val="both"/>
+        <w:rPr>
+          <w:rFonts w:ascii="Arial Narrow" w:eastAsia="Arial Narrow" w:hAnsi="Arial Narrow" w:cs="Arial Narrow"/>
+          <w:color w:val="000000"/>
+          <w:kern w:val="0"/>
+          <w:lang w:eastAsia="es-PE"/>
+          <w14:ligatures w14:val="none"/>
+        </w:rPr>
+      </w:pPr>
+    </w:p>
+    <w:p>
+      <w:pPr>
+        <w:spacing w:after="0" w:line="240" w:lineRule="auto"/>
+        <w:jc w:val="both"/>
+        <w:rPr>
+          <w:rFonts w:ascii="Arial Narrow" w:eastAsia="Times New Roman" w:hAnsi="Arial Narrow" w:cs="Arial"/>
+          <w:color w:val="000000"/>
+          <w:kern w:val="0"/>
+          <w:lang w:val="es-ES" w:eastAsia="es-ES"/>
+          <w14:ligatures w14:val="none"/>
+        </w:rPr>
+      </w:pPr>
+      <w:r>
+        <w:rPr>
+          <w:rFonts w:ascii="Arial Narrow" w:eastAsia="Arial Narrow" w:hAnsi="Arial Narrow" w:cs="Arial Narrow"/>
+          <w:b/>
+          <w:color w:val="000000"/>
+          <w:kern w:val="0"/>
+          <w:lang w:eastAsia="es-PE"/>
+          <w14:ligatures w14:val="none"/>
         </w:rPr>
         <w:t xml:space="preserve">QUINTO: </w:t>
       </w:r>
@@ -3866,7 +3876,7 @@
           <w:color w:val="000000"/>
           <w:kern w:val="0"/>
           <w:lang w:eastAsia="es-ES"/>
-          <ns2:ligatures ns2:val="none"/>
+          <w14:ligatures w14:val="none"/>
         </w:rPr>
         <w:t xml:space="preserve">requerir </w:t>
       </w:r>
@@ -3876,7 +3886,7 @@
           <w:color w:val="000000"/>
           <w:kern w:val="0"/>
           <w:lang w:val="es-ES" w:eastAsia="es-ES"/>
-          <ns2:ligatures ns2:val="none"/>
+          <w14:ligatures w14:val="none"/>
         </w:rPr>
         <w:t xml:space="preserve">que, en un </w:t>
       </w:r>
@@ -3886,7 +3896,7 @@
           <w:color w:val="000000"/>
           <w:kern w:val="0"/>
           <w:lang w:eastAsia="es-ES"/>
-          <ns2:ligatures ns2:val="none"/>
+          <w14:ligatures w14:val="none"/>
         </w:rPr>
         <w:t>plazo no mayor de cinco (5) días hábiles contado a partir del día siguiente de la notificación de la presente resolución</w:t>
       </w:r>
@@ -3897,7 +3907,7 @@
           <w:color w:val="000000"/>
           <w:kern w:val="0"/>
           <w:lang w:eastAsia="es-ES"/>
-          <ns2:ligatures ns2:val="none"/>
+          <w14:ligatures w14:val="none"/>
         </w:rPr>
         <w:t xml:space="preserve">, </w:t>
       </w:r>
@@ -3909,7 +3919,7 @@
           <w:kern w:val="0"/>
           <w:shd w:val="clear" w:color="auto" w:fill="FFFFFF"/>
           <w:lang w:eastAsia="es-PE"/>
-          <ns2:ligatures ns2:val="none"/>
+          <w14:ligatures w14:val="none"/>
         </w:rPr>
         <w:t>el proveedo</w:t>
       </w:r>
@@ -3920,7 +3930,7 @@
           <w:kern w:val="0"/>
           <w:shd w:val="clear" w:color="auto" w:fill="FFFFFF"/>
           <w:lang w:eastAsia="es-PE"/>
-          <ns2:ligatures ns2:val="none"/>
+          <w14:ligatures w14:val="none"/>
         </w:rPr>
         <w:t>r denunciado</w:t>
       </w:r>
@@ -3930,7 +3940,7 @@
           <w:color w:val="000000"/>
           <w:kern w:val="0"/>
           <w:lang w:eastAsia="es-ES"/>
-          <ns2:ligatures ns2:val="none"/>
+          <w14:ligatures w14:val="none"/>
         </w:rPr>
         <w:t xml:space="preserve"> </w:t>
       </w:r>
@@ -3941,7 +3951,7 @@
           <w:color w:val="000000"/>
           <w:kern w:val="0"/>
           <w:lang w:val="es-ES" w:eastAsia="es-ES"/>
-          <ns2:ligatures ns2:val="none"/>
+          <w14:ligatures w14:val="none"/>
         </w:rPr>
         <w:t xml:space="preserve">cumpla con: (i) presentar una copia completa, legible y debidamente suscrita de la </w:t>
       </w:r>
@@ -3951,7 +3961,7 @@
           <w:color w:val="000000"/>
           <w:kern w:val="0"/>
           <w:lang w:eastAsia="es-ES"/>
-          <ns2:ligatures ns2:val="none"/>
+          <w14:ligatures w14:val="none"/>
         </w:rPr>
         <w:t>Póliza del Seguro Complementario de Trabajo de Riesgo</w:t>
       </w:r>
@@ -3961,7 +3971,7 @@
           <w:color w:val="000000"/>
           <w:kern w:val="0"/>
           <w:lang w:val="es-ES" w:eastAsia="es-ES"/>
-          <ns2:ligatures ns2:val="none"/>
+          <w14:ligatures w14:val="none"/>
         </w:rPr>
         <w:t>, así como el cargo de remisión de la póliza; (</w:t>
       </w:r>
@@ -3972,7 +3982,7 @@
           <w:color w:val="000000"/>
           <w:kern w:val="0"/>
           <w:lang w:val="es-ES" w:eastAsia="es-ES"/>
-          <ns2:ligatures ns2:val="none"/>
+          <w14:ligatures w14:val="none"/>
         </w:rPr>
         <w:t>ii</w:t>
       </w:r>
@@ -3983,7 +3993,7 @@
           <w:color w:val="000000"/>
           <w:kern w:val="0"/>
           <w:lang w:val="es-ES" w:eastAsia="es-ES"/>
-          <ns2:ligatures ns2:val="none"/>
+          <w14:ligatures w14:val="none"/>
         </w:rPr>
         <w:t xml:space="preserve">) presentar los medios probatorios que acrediten que </w:t>
       </w:r>
@@ -3993,7 +4003,7 @@
           <w:color w:val="000000"/>
           <w:kern w:val="0"/>
           <w:lang w:val="es-ES" w:eastAsia="es-ES"/>
-          <ns2:ligatures ns2:val="none"/>
+          <w14:ligatures w14:val="none"/>
         </w:rPr>
         <w:t>la gestión de la solicitud de otorgamiento de pensión</w:t>
       </w:r>
@@ -4003,7 +4013,7 @@
           <w:color w:val="000000"/>
           <w:kern w:val="0"/>
           <w:lang w:eastAsia="es-ES"/>
-          <ns2:ligatures ns2:val="none"/>
+          <w14:ligatures w14:val="none"/>
         </w:rPr>
         <w:t xml:space="preserve"> </w:t>
       </w:r>
@@ -4013,7 +4023,7 @@
           <w:color w:val="000000"/>
           <w:kern w:val="0"/>
           <w:lang w:eastAsia="es-ES"/>
-          <ns2:ligatures ns2:val="none"/>
+          <w14:ligatures w14:val="none"/>
         </w:rPr>
         <w:t xml:space="preserve">presentada por el denunciante </w:t>
       </w:r>
@@ -4023,7 +4033,7 @@
           <w:color w:val="000000"/>
           <w:kern w:val="0"/>
           <w:lang w:val="es-ES" w:eastAsia="es-ES"/>
-          <ns2:ligatures ns2:val="none"/>
+          <w14:ligatures w14:val="none"/>
         </w:rPr>
         <w:t>fue acorde a la normativa actual</w:t>
       </w:r>
@@ -4033,7 +4043,7 @@
           <w:color w:val="000000"/>
           <w:kern w:val="0"/>
           <w:lang w:eastAsia="es-ES"/>
-          <ns2:ligatures ns2:val="none"/>
+          <w14:ligatures w14:val="none"/>
         </w:rPr>
         <w:t>; y, (</w:t>
       </w:r>
@@ -4044,7 +4054,7 @@
           <w:color w:val="000000"/>
           <w:kern w:val="0"/>
           <w:lang w:eastAsia="es-ES"/>
-          <ns2:ligatures ns2:val="none"/>
+          <w14:ligatures w14:val="none"/>
         </w:rPr>
         <w:t>iii</w:t>
       </w:r>
@@ -4055,7 +4065,7 @@
           <w:color w:val="000000"/>
           <w:kern w:val="0"/>
           <w:lang w:eastAsia="es-ES"/>
-          <ns2:ligatures ns2:val="none"/>
+          <w14:ligatures w14:val="none"/>
         </w:rPr>
         <w:t xml:space="preserve">) </w:t>
       </w:r>
@@ -4065,7 +4075,7 @@
           <w:color w:val="000000"/>
           <w:kern w:val="0"/>
           <w:lang w:val="es-ES" w:eastAsia="es-ES"/>
-          <ns2:ligatures ns2:val="none"/>
+          <w14:ligatures w14:val="none"/>
         </w:rPr>
         <w:t xml:space="preserve">presentar todas las comunicaciones cursadas </w:t>
       </w:r>
@@ -4075,7 +4085,7 @@
           <w:color w:val="000000"/>
           <w:kern w:val="0"/>
           <w:lang w:val="es-ES" w:eastAsia="es-ES"/>
-          <ns2:ligatures ns2:val="none"/>
+          <w14:ligatures w14:val="none"/>
         </w:rPr>
         <w:t xml:space="preserve">con la parte denunciante </w:t>
       </w:r>
@@ -4085,7 +4095,7 @@
           <w:color w:val="000000"/>
           <w:kern w:val="0"/>
           <w:lang w:val="es-ES" w:eastAsia="es-ES"/>
-          <ns2:ligatures ns2:val="none"/>
+          <w14:ligatures w14:val="none"/>
         </w:rPr>
         <w:t xml:space="preserve">en virtud </w:t>
       </w:r>
@@ -4095,7 +4105,7 @@
           <w:color w:val="000000"/>
           <w:kern w:val="0"/>
           <w:lang w:val="es-ES" w:eastAsia="es-ES"/>
-          <ns2:ligatures ns2:val="none"/>
+          <w14:ligatures w14:val="none"/>
         </w:rPr>
         <w:t xml:space="preserve">de los hechos materia </w:t>
       </w:r>
@@ -4105,12 +4115,12 @@
           <w:color w:val="000000"/>
           <w:kern w:val="0"/>
           <w:lang w:val="es-ES" w:eastAsia="es-ES"/>
-          <ns2:ligatures ns2:val="none"/>
+          <w14:ligatures w14:val="none"/>
         </w:rPr>
         <w:t>de denuncia.</w:t>
       </w:r>
     </w:p>
-    <w:p ns2:paraId="12A4D8BD" ns2:textId="77777777">
+    <w:p>
       <w:pPr>
         <w:spacing w:after="0" w:line="240" w:lineRule="auto"/>
         <w:jc w:val="both"/>
@@ -4120,30 +4130,30 @@
           <w:color w:val="000000"/>
           <w:kern w:val="0"/>
           <w:lang w:val="es-ES" w:eastAsia="es-PE"/>
-          <ns2:ligatures ns2:val="none"/>
-        </w:rPr>
-      </w:pPr>
-    </w:p>
-    <w:p ns2:paraId="591B7E6F" ns2:textId="77777777">
-      <w:pPr>
-        <w:spacing w:after="0" w:line="240" w:lineRule="auto"/>
-        <w:jc w:val="both"/>
-        <w:rPr>
-          <w:rFonts w:ascii="Arial Narrow" w:eastAsia="Arial Narrow" w:hAnsi="Arial Narrow" w:cs="Arial Narrow"/>
-          <w:color w:val="000000"/>
-          <w:kern w:val="0"/>
-          <w:lang w:eastAsia="es-PE"/>
-          <ns2:ligatures ns2:val="none"/>
-        </w:rPr>
-      </w:pPr>
-      <w:r>
-        <w:rPr>
-          <w:rFonts w:ascii="Arial Narrow" w:eastAsia="Arial Narrow" w:hAnsi="Arial Narrow" w:cs="Arial Narrow"/>
-          <w:b/>
-          <w:color w:val="000000"/>
-          <w:kern w:val="0"/>
-          <w:lang w:eastAsia="es-PE"/>
-          <ns2:ligatures ns2:val="none"/>
+          <w14:ligatures w14:val="none"/>
+        </w:rPr>
+      </w:pPr>
+    </w:p>
+    <w:p>
+      <w:pPr>
+        <w:spacing w:after="0" w:line="240" w:lineRule="auto"/>
+        <w:jc w:val="both"/>
+        <w:rPr>
+          <w:rFonts w:ascii="Arial Narrow" w:eastAsia="Arial Narrow" w:hAnsi="Arial Narrow" w:cs="Arial Narrow"/>
+          <w:color w:val="000000"/>
+          <w:kern w:val="0"/>
+          <w:lang w:eastAsia="es-PE"/>
+          <w14:ligatures w14:val="none"/>
+        </w:rPr>
+      </w:pPr>
+      <w:r>
+        <w:rPr>
+          <w:rFonts w:ascii="Arial Narrow" w:eastAsia="Arial Narrow" w:hAnsi="Arial Narrow" w:cs="Arial Narrow"/>
+          <w:b/>
+          <w:color w:val="000000"/>
+          <w:kern w:val="0"/>
+          <w:lang w:eastAsia="es-PE"/>
+          <w14:ligatures w14:val="none"/>
         </w:rPr>
         <w:t>SEXTO:</w:t>
       </w:r>
@@ -4153,7 +4163,7 @@
           <w:color w:val="000000"/>
           <w:kern w:val="0"/>
           <w:lang w:eastAsia="es-PE"/>
-          <ns2:ligatures ns2:val="none"/>
+          <w14:ligatures w14:val="none"/>
         </w:rPr>
         <w:t xml:space="preserve"> </w:t>
       </w:r>
@@ -4164,7 +4174,7 @@
           <w:color w:val="000000"/>
           <w:kern w:val="0"/>
           <w:lang w:eastAsia="es-PE"/>
-          <ns2:ligatures ns2:val="none"/>
+          <w14:ligatures w14:val="none"/>
         </w:rPr>
         <w:t>informar a las partes que el artículo 110</w:t>
       </w:r>
@@ -4174,7 +4184,7 @@
           <w:color w:val="000000"/>
           <w:kern w:val="0"/>
           <w:lang w:eastAsia="es-PE"/>
-          <ns2:ligatures ns2:val="none"/>
+          <w14:ligatures w14:val="none"/>
         </w:rPr>
         <w:t/>
       </w:r>
@@ -4184,7 +4194,7 @@
           <w:color w:val="000000"/>
           <w:kern w:val="0"/>
           <w:lang w:eastAsia="es-PE"/>
-          <ns2:ligatures ns2:val="none"/>
+          <w14:ligatures w14:val="none"/>
         </w:rPr>
         <w:t xml:space="preserve"> de la Ley 29571, Código de Protección y Defensa del Consumidor</w:t>
       </w:r>
@@ -4196,7 +4206,7 @@
           <w:kern w:val="0"/>
           <w:vertAlign w:val="superscript"/>
           <w:lang w:eastAsia="es-PE"/>
-          <ns2:ligatures ns2:val="none"/>
+          <w14:ligatures w14:val="none"/>
         </w:rPr>
         <w:footnoteReference w:id="8"/>
       </w:r>
@@ -4206,7 +4216,7 @@
           <w:color w:val="000000"/>
           <w:kern w:val="0"/>
           <w:lang w:eastAsia="es-PE"/>
-          <ns2:ligatures ns2:val="none"/>
+          <w14:ligatures w14:val="none"/>
         </w:rPr>
         <w:t>, faculta a la Comisión a calificar las infracciones de la referida norma como leves, graves o muy graves e imponer sanciones que van desde una amonestación hasta una multa por un máximo de 450 Unidades Impositivas Tributarias, sin perjuicio de las medidas correctivas, reparadoras y complementarias, que puedan ordenarse de acuerdo a lo estipulado en los artículos 114</w:t>
       </w:r>
@@ -4216,7 +4226,7 @@
           <w:color w:val="000000"/>
           <w:kern w:val="0"/>
           <w:lang w:eastAsia="es-PE"/>
-          <ns2:ligatures ns2:val="none"/>
+          <w14:ligatures w14:val="none"/>
         </w:rPr>
         <w:t/>
       </w:r>
@@ -4226,7 +4236,7 @@
           <w:color w:val="000000"/>
           <w:kern w:val="0"/>
           <w:lang w:eastAsia="es-PE"/>
-          <ns2:ligatures ns2:val="none"/>
+          <w14:ligatures w14:val="none"/>
         </w:rPr>
         <w:t>, 115</w:t>
       </w:r>
@@ -4236,7 +4246,7 @@
           <w:color w:val="000000"/>
           <w:kern w:val="0"/>
           <w:lang w:eastAsia="es-PE"/>
-          <ns2:ligatures ns2:val="none"/>
+          <w14:ligatures w14:val="none"/>
         </w:rPr>
         <w:t/>
       </w:r>
@@ -4246,7 +4256,7 @@
           <w:color w:val="000000"/>
           <w:kern w:val="0"/>
           <w:lang w:eastAsia="es-PE"/>
-          <ns2:ligatures ns2:val="none"/>
+          <w14:ligatures w14:val="none"/>
         </w:rPr>
         <w:t xml:space="preserve"> y 116</w:t>
       </w:r>
@@ -4256,7 +4266,7 @@
           <w:color w:val="000000"/>
           <w:kern w:val="0"/>
           <w:lang w:eastAsia="es-PE"/>
-          <ns2:ligatures ns2:val="none"/>
+          <w14:ligatures w14:val="none"/>
         </w:rPr>
         <w:t/>
       </w:r>
@@ -4266,7 +4276,7 @@
           <w:color w:val="000000"/>
           <w:kern w:val="0"/>
           <w:lang w:eastAsia="es-PE"/>
-          <ns2:ligatures ns2:val="none"/>
+          <w14:ligatures w14:val="none"/>
         </w:rPr>
         <w:t xml:space="preserve"> de la referida norma</w:t>
       </w:r>
@@ -4278,7 +4288,7 @@
           <w:kern w:val="0"/>
           <w:vertAlign w:val="superscript"/>
           <w:lang w:eastAsia="es-PE"/>
-          <ns2:ligatures ns2:val="none"/>
+          <w14:ligatures w14:val="none"/>
         </w:rPr>
         <w:footnoteReference w:id="9"/>
       </w:r>
@@ -4288,7 +4298,7 @@
           <w:color w:val="000000"/>
           <w:kern w:val="0"/>
           <w:lang w:eastAsia="es-PE"/>
-          <ns2:ligatures ns2:val="none"/>
+          <w14:ligatures w14:val="none"/>
         </w:rPr>
         <w:t xml:space="preserve">. </w:t>
       </w:r>
@@ -4299,7 +4309,7 @@
           <w:color w:val="000000"/>
           <w:kern w:val="0"/>
           <w:lang w:eastAsia="es-PE"/>
-          <ns2:ligatures ns2:val="none"/>
+          <w14:ligatures w14:val="none"/>
         </w:rPr>
         <w:lastRenderedPageBreak/>
         <w:t>Asimismo, se consideran circunstancias atenuantes para la graduación de la sanción, el allanamiento de la denuncia o el reconocimiento de las pretensiones en ella contenidas, de acuerdo con el artículo 112</w:t>
@@ -4310,7 +4320,7 @@
           <w:color w:val="000000"/>
           <w:kern w:val="0"/>
           <w:lang w:eastAsia="es-PE"/>
-          <ns2:ligatures ns2:val="none"/>
+          <w14:ligatures w14:val="none"/>
         </w:rPr>
         <w:t/>
       </w:r>
@@ -4320,7 +4330,7 @@
           <w:color w:val="000000"/>
           <w:kern w:val="0"/>
           <w:lang w:eastAsia="es-PE"/>
-          <ns2:ligatures ns2:val="none"/>
+          <w14:ligatures w14:val="none"/>
         </w:rPr>
         <w:t xml:space="preserve"> del Código</w:t>
       </w:r>
@@ -4332,7 +4342,7 @@
           <w:kern w:val="0"/>
           <w:vertAlign w:val="superscript"/>
           <w:lang w:eastAsia="es-PE"/>
-          <ns2:ligatures ns2:val="none"/>
+          <w14:ligatures w14:val="none"/>
         </w:rPr>
         <w:footnoteReference w:id="10"/>
       </w:r>
@@ -4342,12 +4352,12 @@
           <w:color w:val="000000"/>
           <w:kern w:val="0"/>
           <w:lang w:eastAsia="es-PE"/>
-          <ns2:ligatures ns2:val="none"/>
+          <w14:ligatures w14:val="none"/>
         </w:rPr>
         <w:t>.</w:t>
       </w:r>
     </w:p>
-    <w:p ns2:paraId="0ECE55DF" ns2:textId="77777777">
+    <w:p>
       <w:pPr>
         <w:shd w:val="clear" w:color="auto" w:fill="FFFFFF"/>
         <w:spacing w:after="0" w:line="240" w:lineRule="auto"/>
@@ -4358,11 +4368,11 @@
           <w:color w:val="000000"/>
           <w:kern w:val="0"/>
           <w:lang w:eastAsia="es-PE"/>
-          <ns2:ligatures ns2:val="none"/>
-        </w:rPr>
-      </w:pPr>
-    </w:p>
-    <w:p ns2:paraId="1CC114EB" ns2:textId="77777777">
+          <w14:ligatures w14:val="none"/>
+        </w:rPr>
+      </w:pPr>
+    </w:p>
+    <w:p>
       <w:pPr>
         <w:shd w:val="clear" w:color="auto" w:fill="FFFFFF"/>
         <w:spacing w:after="0" w:line="240" w:lineRule="auto"/>
@@ -4372,17 +4382,17 @@
           <w:color w:val="000000"/>
           <w:kern w:val="0"/>
           <w:lang w:eastAsia="es-PE"/>
-          <ns2:ligatures ns2:val="none"/>
-        </w:rPr>
-      </w:pPr>
-      <w:r>
-        <w:rPr>
-          <w:rFonts w:ascii="Arial Narrow" w:eastAsia="Arial Narrow" w:hAnsi="Arial Narrow" w:cs="Arial Narrow"/>
-          <w:b/>
-          <w:color w:val="000000"/>
-          <w:kern w:val="0"/>
-          <w:lang w:eastAsia="es-PE"/>
-          <ns2:ligatures ns2:val="none"/>
+          <w14:ligatures w14:val="none"/>
+        </w:rPr>
+      </w:pPr>
+      <w:r>
+        <w:rPr>
+          <w:rFonts w:ascii="Arial Narrow" w:eastAsia="Arial Narrow" w:hAnsi="Arial Narrow" w:cs="Arial Narrow"/>
+          <w:b/>
+          <w:color w:val="000000"/>
+          <w:kern w:val="0"/>
+          <w:lang w:eastAsia="es-PE"/>
+          <w14:ligatures w14:val="none"/>
         </w:rPr>
         <w:t>SÉTIMO:</w:t>
       </w:r>
@@ -4392,7 +4402,7 @@
           <w:color w:val="000000"/>
           <w:kern w:val="0"/>
           <w:lang w:eastAsia="es-PE"/>
-          <ns2:ligatures ns2:val="none"/>
+          <w14:ligatures w14:val="none"/>
         </w:rPr>
         <w:t xml:space="preserve"> informar a las partes que conforme a lo establecido en el artículo 39</w:t>
       </w:r>
@@ -4402,7 +4412,7 @@
           <w:color w:val="000000"/>
           <w:kern w:val="0"/>
           <w:lang w:eastAsia="es-PE"/>
-          <ns2:ligatures ns2:val="none"/>
+          <w14:ligatures w14:val="none"/>
         </w:rPr>
         <w:t/>
       </w:r>
@@ -4412,12 +4422,12 @@
           <w:color w:val="000000"/>
           <w:kern w:val="0"/>
           <w:lang w:eastAsia="es-PE"/>
-          <ns2:ligatures ns2:val="none"/>
+          <w14:ligatures w14:val="none"/>
         </w:rPr>
         <w:t xml:space="preserve"> de la Ley sobre Facultades, Normas y Organización del Indecopi, aprobada por Decreto Legislativo 807, los gastos por los peritajes realizados, actuación de pruebas, inspecciones y otros derivados de la tramitación del proceso serán de cargo de la parte que solicita la prueba, salvo pacto en contrario. En todos los casos, la resolución final determinará si los gastos deben ser asumidos por alguna de las partes, o reembolsados a la otra parte o al Indecopi, según sea el caso, de manera adicional a la sanción que haya podido imponerse. </w:t>
       </w:r>
     </w:p>
-    <w:p ns2:paraId="364C4B19" ns2:textId="77777777">
+    <w:p>
       <w:pPr>
         <w:shd w:val="clear" w:color="auto" w:fill="FFFFFF"/>
         <w:spacing w:after="0" w:line="240" w:lineRule="auto"/>
@@ -4427,11 +4437,11 @@
           <w:color w:val="000000"/>
           <w:kern w:val="0"/>
           <w:lang w:eastAsia="es-PE"/>
-          <ns2:ligatures ns2:val="none"/>
-        </w:rPr>
-      </w:pPr>
-    </w:p>
-    <w:p ns2:paraId="27E9BBC0" ns2:textId="77777777">
+          <w14:ligatures w14:val="none"/>
+        </w:rPr>
+      </w:pPr>
+    </w:p>
+    <w:p>
       <w:pPr>
         <w:suppressAutoHyphens/>
         <w:spacing w:after="0" w:line="240" w:lineRule="auto"/>
@@ -4440,7 +4450,7 @@
           <w:rFonts w:ascii="Arial Narrow" w:eastAsia="Calibri" w:hAnsi="Arial Narrow" w:cs="Arial"/>
           <w:kern w:val="0"/>
           <w:u w:val="single"/>
-          <ns2:ligatures ns2:val="none"/>
+          <w14:ligatures w14:val="none"/>
         </w:rPr>
       </w:pPr>
       <w:r>
@@ -4449,7 +4459,7 @@
           <w:b/>
           <w:bCs/>
           <w:kern w:val="0"/>
-          <ns2:ligatures ns2:val="none"/>
+          <w14:ligatures w14:val="none"/>
         </w:rPr>
         <w:lastRenderedPageBreak/>
         <w:t>OCTAVO</w:t>
@@ -4459,7 +4469,7 @@
           <w:rFonts w:ascii="Arial Narrow" w:eastAsia="Calibri" w:hAnsi="Arial Narrow" w:cs="Arial"/>
           <w:b/>
           <w:kern w:val="0"/>
-          <ns2:ligatures ns2:val="none"/>
+          <w14:ligatures w14:val="none"/>
         </w:rPr>
         <w:t>:</w:t>
       </w:r>
@@ -4467,7 +4477,7 @@
         <w:rPr>
           <w:rFonts w:ascii="Arial Narrow" w:eastAsia="Calibri" w:hAnsi="Arial Narrow" w:cs="Arial"/>
           <w:kern w:val="0"/>
-          <ns2:ligatures ns2:val="none"/>
+          <w14:ligatures w14:val="none"/>
         </w:rPr>
         <w:t xml:space="preserve"> comunicar a las partes que, de acuerdo a lo señalado por el artículo 29</w:t>
       </w:r>
@@ -4477,7 +4487,7 @@
           <w:color w:val="000000"/>
           <w:kern w:val="0"/>
           <w:lang w:eastAsia="es-PE"/>
-          <ns2:ligatures ns2:val="none"/>
+          <w14:ligatures w14:val="none"/>
         </w:rPr>
         <w:t/>
       </w:r>
@@ -4485,7 +4495,7 @@
         <w:rPr>
           <w:rFonts w:ascii="Arial Narrow" w:eastAsia="Calibri" w:hAnsi="Arial Narrow" w:cs="Arial"/>
           <w:kern w:val="0"/>
-          <ns2:ligatures ns2:val="none"/>
+          <w14:ligatures w14:val="none"/>
         </w:rPr>
         <w:t xml:space="preserve"> del Decreto Legislativo </w:t>
       </w:r>
@@ -4494,7 +4504,7 @@
         <w:rPr>
           <w:rFonts w:ascii="Arial Narrow" w:eastAsia="Calibri" w:hAnsi="Arial Narrow" w:cs="Arial"/>
           <w:kern w:val="0"/>
-          <ns2:ligatures ns2:val="none"/>
+          <w14:ligatures w14:val="none"/>
         </w:rPr>
         <w:t/>
       </w:r>
@@ -4503,7 +4513,7 @@
         <w:rPr>
           <w:rFonts w:ascii="Arial Narrow" w:eastAsia="Calibri" w:hAnsi="Arial Narrow" w:cs="Arial"/>
           <w:kern w:val="0"/>
-          <ns2:ligatures ns2:val="none"/>
+          <w14:ligatures w14:val="none"/>
         </w:rPr>
         <w:t xml:space="preserve"> 807</w:t>
       </w:r>
@@ -4513,7 +4523,7 @@
           <w:rFonts w:ascii="Arial Narrow" w:eastAsia="Calibri" w:hAnsi="Arial Narrow" w:cs="Arial"/>
           <w:kern w:val="0"/>
           <w:vertAlign w:val="superscript"/>
-          <ns2:ligatures ns2:val="none"/>
+          <w14:ligatures w14:val="none"/>
         </w:rPr>
         <w:footnoteReference w:id="11"/>
       </w:r>
@@ -4521,7 +4531,7 @@
         <w:rPr>
           <w:rFonts w:ascii="Arial Narrow" w:eastAsia="Calibri" w:hAnsi="Arial Narrow" w:cs="Arial"/>
           <w:kern w:val="0"/>
-          <ns2:ligatures ns2:val="none"/>
+          <w14:ligatures w14:val="none"/>
         </w:rPr>
         <w:t xml:space="preserve">, hasta antes de la emisión de la Resolución Final tienen la posibilidad de solicitar una audiencia de conciliación. En caso deleguen a favor de una tercera persona su actuación en la diligencia programada, esta deberá presentar un poder especial con firma legalizada ante Notario Público, donde conste </w:t>
       </w:r>
@@ -4530,7 +4540,7 @@
           <w:rFonts w:ascii="Arial Narrow" w:eastAsia="Calibri" w:hAnsi="Arial Narrow" w:cs="Arial"/>
           <w:kern w:val="0"/>
           <w:u w:val="single"/>
-          <ns2:ligatures ns2:val="none"/>
+          <w14:ligatures w14:val="none"/>
         </w:rPr>
         <w:t>expresamente su facultad para asistir y conciliar en su representación</w:t>
       </w:r>
@@ -4539,7 +4549,7 @@
           <w:rFonts w:ascii="Arial Narrow" w:eastAsia="Calibri" w:hAnsi="Arial Narrow" w:cs="Arial"/>
           <w:bCs/>
           <w:kern w:val="0"/>
-          <ns2:ligatures ns2:val="none"/>
+          <w14:ligatures w14:val="none"/>
         </w:rPr>
         <w:t>.</w:t>
       </w:r>
@@ -4549,7 +4559,7 @@
           <w:b/>
           <w:bCs/>
           <w:kern w:val="0"/>
-          <ns2:ligatures ns2:val="none"/>
+          <w14:ligatures w14:val="none"/>
         </w:rPr>
         <w:t xml:space="preserve"> </w:t>
       </w:r>
@@ -4558,12 +4568,12 @@
           <w:rFonts w:ascii="Arial Narrow" w:eastAsia="Calibri" w:hAnsi="Arial Narrow" w:cs="Arial"/>
           <w:kern w:val="0"/>
           <w:u w:val="single"/>
-          <ns2:ligatures ns2:val="none"/>
+          <w14:ligatures w14:val="none"/>
         </w:rPr>
         <w:t xml:space="preserve">Ello bajo apercibimiento de no realizar la audiencia de conciliación y levantar el acta de inasistencia correspondiente. </w:t>
       </w:r>
     </w:p>
-    <w:p ns2:paraId="4CD47B08" ns2:textId="77777777">
+    <w:p>
       <w:pPr>
         <w:suppressAutoHyphens/>
         <w:spacing w:after="0" w:line="240" w:lineRule="auto"/>
@@ -4572,11 +4582,11 @@
           <w:rFonts w:ascii="Arial Narrow" w:eastAsia="Calibri" w:hAnsi="Arial Narrow" w:cs="Arial"/>
           <w:kern w:val="0"/>
           <w:u w:val="single"/>
-          <ns2:ligatures ns2:val="none"/>
-        </w:rPr>
-      </w:pPr>
-    </w:p>
-    <w:p ns2:paraId="0E80CA49" ns2:textId="77777777">
+          <w14:ligatures w14:val="none"/>
+        </w:rPr>
+      </w:pPr>
+    </w:p>
+    <w:p>
       <w:pPr>
         <w:suppressAutoHyphens/>
         <w:spacing w:after="0" w:line="240" w:lineRule="auto"/>
@@ -4586,7 +4596,7 @@
           <w:color w:val="000000"/>
           <w:kern w:val="0"/>
           <w:lang w:eastAsia="es-PE"/>
-          <ns2:ligatures ns2:val="none"/>
+          <w14:ligatures w14:val="none"/>
         </w:rPr>
       </w:pPr>
       <w:r>
@@ -4596,7 +4606,7 @@
           <w:color w:val="000000"/>
           <w:kern w:val="0"/>
           <w:lang w:eastAsia="es-PE"/>
-          <ns2:ligatures ns2:val="none"/>
+          <w14:ligatures w14:val="none"/>
         </w:rPr>
         <w:t>NOVENO:</w:t>
       </w:r>
@@ -4606,14 +4616,14 @@
           <w:color w:val="000000"/>
           <w:kern w:val="0"/>
           <w:lang w:eastAsia="es-PE"/>
-          <ns2:ligatures ns2:val="none"/>
+          <w14:ligatures w14:val="none"/>
         </w:rPr>
         <w:t xml:space="preserve"> poner en conocimiento de las partes que, antes de la emisión de la Resolución Final, tienen la posibilidad de formular su desistimiento o presentar el acuerdo arribado mediante la conciliación, mediación, transacción o cualquier otro que, de forma indubitable, deje constancia que se ha solucionado la controversia materia de denuncia.</w:t>
       </w:r>
       <w:bookmarkStart w:id="21" w:name="h.gjdgxs" w:colFirst="0" w:colLast="0"/>
       <w:bookmarkEnd w:id="21"/>
     </w:p>
-    <w:p ns2:paraId="7DDD06F7" ns2:textId="77777777">
+    <w:p>
       <w:pPr>
         <w:suppressAutoHyphens/>
         <w:spacing w:after="0" w:line="240" w:lineRule="auto"/>
@@ -4623,11 +4633,11 @@
           <w:color w:val="000000"/>
           <w:kern w:val="0"/>
           <w:lang w:eastAsia="es-PE"/>
-          <ns2:ligatures ns2:val="none"/>
-        </w:rPr>
-      </w:pPr>
-    </w:p>
-    <w:p ns2:paraId="236137A1" ns2:textId="6043F451">
+          <w14:ligatures w14:val="none"/>
+        </w:rPr>
+      </w:pPr>
+    </w:p>
+    <w:p>
       <w:pPr>
         <w:suppressAutoHyphens/>
         <w:spacing w:after="0" w:line="240" w:lineRule="auto"/>
@@ -4650,7 +4660,7 @@
           <w:b/>
           <w:spacing w:val="-3"/>
           <w:kern w:val="0"/>
-          <ns2:ligatures ns2:val="none"/>
+          <w14:ligatures w14:val="none"/>
         </w:rPr>
         <w:t/>
       </w:r>
@@ -4660,7 +4670,7 @@
           <w:bCs/>
           <w:spacing w:val="-3"/>
           <w:kern w:val="0"/>
-          <ns2:ligatures ns2:val="none"/>
+          <w14:ligatures w14:val="none"/>
         </w:rPr>
         <w:t xml:space="preserve"/>
       </w:r>
@@ -4670,7 +4680,7 @@
           <w:bCs/>
           <w:spacing w:val="-3"/>
           <w:kern w:val="0"/>
-          <ns2:ligatures ns2:val="none"/>
+          <w14:ligatures w14:val="none"/>
         </w:rPr>
         <w:t/>
       </w:r>
@@ -4680,7 +4690,7 @@
           <w:bCs/>
           <w:spacing w:val="-3"/>
           <w:kern w:val="0"/>
-          <ns2:ligatures ns2:val="none"/>
+          <w14:ligatures w14:val="none"/>
         </w:rPr>
         <w:t xml:space="preserve"/>
       </w:r>
@@ -4690,7 +4700,7 @@
           <w:bCs/>
           <w:spacing w:val="-3"/>
           <w:kern w:val="0"/>
-          <ns2:ligatures ns2:val="none"/>
+          <w14:ligatures w14:val="none"/>
         </w:rPr>
         <w:t xml:space="preserve"/>
       </w:r>
@@ -4812,7 +4822,7 @@
           <w:color w:val="000000"/>
           <w:kern w:val="0"/>
           <w:lang w:eastAsia="es-PE"/>
-          <ns2:ligatures ns2:val="none"/>
+          <w14:ligatures w14:val="none"/>
         </w:rPr>
         <w:t/>
       </w:r>
@@ -4845,7 +4855,7 @@
           <w:color w:val="000000"/>
           <w:kern w:val="0"/>
           <w:lang w:eastAsia="es-PE"/>
-          <ns2:ligatures ns2:val="none"/>
+          <w14:ligatures w14:val="none"/>
         </w:rPr>
         <w:t/>
       </w:r>
@@ -4880,7 +4890,7 @@
       </w:r>
     </w:p>
     <w:bookmarkEnd w:id="22"/>
-    <w:p ns2:paraId="639FE5BE" ns2:textId="77777777">
+    <w:p>
       <w:pPr>
         <w:suppressAutoHyphens/>
         <w:spacing w:after="0" w:line="240" w:lineRule="auto"/>
@@ -4890,7 +4900,7 @@
         </w:rPr>
       </w:pPr>
     </w:p>
-    <w:p ns2:paraId="36317C11" ns2:textId="77777777">
+    <w:p>
       <w:pPr>
         <w:suppressAutoHyphens/>
         <w:spacing w:after="0" w:line="240" w:lineRule="auto"/>
@@ -4903,7 +4913,7 @@
       <w:bookmarkStart w:id="23" w:name="_Hlk198890962"/>
     </w:p>
     <w:bookmarkEnd w:id="23"/>
-    <w:p ns2:paraId="23716787" ns2:textId="77777777">
+    <w:p>
       <w:pPr>
         <w:suppressAutoHyphens/>
         <w:spacing w:after="0" w:line="240" w:lineRule="auto"/>
@@ -4913,36 +4923,36 @@
         </w:rPr>
       </w:pPr>
     </w:p>
-    <w:p ns2:paraId="509D673B" ns2:textId="77777777">
-      <w:pPr>
-        <w:spacing w:after="0" w:line="240" w:lineRule="auto"/>
-        <w:jc w:val="both"/>
-        <w:rPr>
-          <w:rFonts w:ascii="Arial Narrow" w:eastAsia="Arial Narrow" w:hAnsi="Arial Narrow" w:cs="Arial Narrow"/>
-          <w:b/>
-          <w:color w:val="000000"/>
-          <w:kern w:val="0"/>
-          <w:lang w:eastAsia="es-PE"/>
-          <ns2:ligatures ns2:val="none"/>
-        </w:rPr>
-      </w:pPr>
-    </w:p>
-    <w:p ns2:paraId="418E1D52" ns2:textId="77777777">
-      <w:pPr>
-        <w:spacing w:after="0" w:line="240" w:lineRule="auto"/>
-        <w:jc w:val="both"/>
-        <w:rPr>
-          <w:rFonts w:ascii="Arial Narrow" w:eastAsia="Arial Narrow" w:hAnsi="Arial Narrow" w:cs="Arial Narrow"/>
-          <w:b/>
-          <w:color w:val="000000"/>
-          <w:kern w:val="0"/>
-          <w:lang w:eastAsia="es-PE"/>
-          <ns2:ligatures ns2:val="none"/>
+    <w:p>
+      <w:pPr>
+        <w:spacing w:after="0" w:line="240" w:lineRule="auto"/>
+        <w:jc w:val="both"/>
+        <w:rPr>
+          <w:rFonts w:ascii="Arial Narrow" w:eastAsia="Arial Narrow" w:hAnsi="Arial Narrow" w:cs="Arial Narrow"/>
+          <w:b/>
+          <w:color w:val="000000"/>
+          <w:kern w:val="0"/>
+          <w:lang w:eastAsia="es-PE"/>
+          <w14:ligatures w14:val="none"/>
+        </w:rPr>
+      </w:pPr>
+    </w:p>
+    <w:p>
+      <w:pPr>
+        <w:spacing w:after="0" w:line="240" w:lineRule="auto"/>
+        <w:jc w:val="both"/>
+        <w:rPr>
+          <w:rFonts w:ascii="Arial Narrow" w:eastAsia="Arial Narrow" w:hAnsi="Arial Narrow" w:cs="Arial Narrow"/>
+          <w:b/>
+          <w:color w:val="000000"/>
+          <w:kern w:val="0"/>
+          <w:lang w:eastAsia="es-PE"/>
+          <w14:ligatures w14:val="none"/>
         </w:rPr>
       </w:pPr>
     </w:p>
     <w:bookmarkEnd w:id="0"/>
-    <w:p ns2:paraId="3C56CEAB" ns2:textId="0A3D2A19">
+    <w:p>
       <w:pPr>
         <w:spacing w:after="0" w:line="240" w:lineRule="auto"/>
         <w:jc w:val="center"/>
@@ -4952,22 +4962,22 @@
           <w:color w:val="000000"/>
           <w:kern w:val="0"/>
           <w:lang w:eastAsia="es-PE"/>
-          <ns2:ligatures ns2:val="none"/>
-        </w:rPr>
-      </w:pPr>
-      <w:r>
-        <w:rPr>
-          <w:rFonts w:ascii="Arial Narrow" w:eastAsia="Arial Narrow" w:hAnsi="Arial Narrow" w:cs="Arial Narrow"/>
-          <w:b/>
-          <w:color w:val="000000"/>
-          <w:kern w:val="0"/>
-          <w:lang w:eastAsia="es-PE"/>
-          <ns2:ligatures ns2:val="none"/>
+          <w14:ligatures w14:val="none"/>
+        </w:rPr>
+      </w:pPr>
+      <w:r>
+        <w:rPr>
+          <w:rFonts w:ascii="Arial Narrow" w:eastAsia="Arial Narrow" w:hAnsi="Arial Narrow" w:cs="Arial Narrow"/>
+          <w:b/>
+          <w:color w:val="000000"/>
+          <w:kern w:val="0"/>
+          <w:lang w:eastAsia="es-PE"/>
+          <w14:ligatures w14:val="none"/>
         </w:rPr>
         <w:t>Firmado digitalmente por</w:t>
       </w:r>
     </w:p>
-    <w:p ns2:paraId="53ECBE3B" ns2:textId="6784AA24">
+    <w:p>
       <w:pPr>
         <w:spacing w:after="0" w:line="240" w:lineRule="auto"/>
         <w:jc w:val="center"/>
@@ -4977,22 +4987,22 @@
           <w:color w:val="000000"/>
           <w:kern w:val="0"/>
           <w:lang w:eastAsia="es-PE"/>
-          <ns2:ligatures ns2:val="none"/>
-        </w:rPr>
-      </w:pPr>
-      <w:r>
-        <w:rPr>
-          <w:rFonts w:ascii="Arial Narrow" w:eastAsia="Arial Narrow" w:hAnsi="Arial Narrow" w:cs="Arial Narrow"/>
-          <w:b/>
-          <w:color w:val="000000"/>
-          <w:kern w:val="0"/>
-          <w:lang w:eastAsia="es-PE"/>
-          <ns2:ligatures ns2:val="none"/>
+          <w14:ligatures w14:val="none"/>
+        </w:rPr>
+      </w:pPr>
+      <w:r>
+        <w:rPr>
+          <w:rFonts w:ascii="Arial Narrow" w:eastAsia="Arial Narrow" w:hAnsi="Arial Narrow" w:cs="Arial Narrow"/>
+          <w:b/>
+          <w:color w:val="000000"/>
+          <w:kern w:val="0"/>
+          <w:lang w:eastAsia="es-PE"/>
+          <w14:ligatures w14:val="none"/>
         </w:rPr>
         <w:t xml:space="preserve">LUISA ANALÍ SILVA MALPARTIDA</w:t>
       </w:r>
     </w:p>
-    <w:p ns2:paraId="1BBBAF34" ns2:textId="67801598">
+    <w:p>
       <w:pPr>
         <w:spacing w:after="0" w:line="240" w:lineRule="auto"/>
         <w:jc w:val="center"/>
@@ -5002,22 +5012,22 @@
           <w:color w:val="000000"/>
           <w:kern w:val="0"/>
           <w:lang w:eastAsia="es-PE"/>
-          <ns2:ligatures ns2:val="none"/>
-        </w:rPr>
-      </w:pPr>
-      <w:r>
-        <w:rPr>
-          <w:rFonts w:ascii="Arial Narrow" w:eastAsia="Arial Narrow" w:hAnsi="Arial Narrow" w:cs="Arial Narrow"/>
-          <w:b/>
-          <w:color w:val="000000"/>
-          <w:kern w:val="0"/>
-          <w:lang w:eastAsia="es-PE"/>
-          <ns2:ligatures ns2:val="none"/>
+          <w14:ligatures w14:val="none"/>
+        </w:rPr>
+      </w:pPr>
+      <w:r>
+        <w:rPr>
+          <w:rFonts w:ascii="Arial Narrow" w:eastAsia="Arial Narrow" w:hAnsi="Arial Narrow" w:cs="Arial Narrow"/>
+          <w:b/>
+          <w:color w:val="000000"/>
+          <w:kern w:val="0"/>
+          <w:lang w:eastAsia="es-PE"/>
+          <w14:ligatures w14:val="none"/>
         </w:rPr>
         <w:t xml:space="preserve">Secretaria Técnica Ad Hoc</w:t>
       </w:r>
     </w:p>
-    <w:p ns2:paraId="7F637530" ns2:textId="3C4AC6DC">
+    <w:p>
       <w:pPr>
         <w:spacing w:after="0" w:line="240" w:lineRule="auto"/>
         <w:jc w:val="center"/>
@@ -5027,36 +5037,36 @@
           <w:color w:val="000000"/>
           <w:kern w:val="0"/>
           <w:lang w:eastAsia="es-PE"/>
-          <ns2:ligatures ns2:val="none"/>
-        </w:rPr>
-      </w:pPr>
-      <w:r>
-        <w:rPr>
-          <w:rFonts w:ascii="Arial Narrow" w:eastAsia="Arial Narrow" w:hAnsi="Arial Narrow" w:cs="Arial Narrow"/>
-          <w:b/>
-          <w:color w:val="000000"/>
-          <w:kern w:val="0"/>
-          <w:lang w:eastAsia="es-PE"/>
-          <ns2:ligatures ns2:val="none"/>
+          <w14:ligatures w14:val="none"/>
+        </w:rPr>
+      </w:pPr>
+      <w:r>
+        <w:rPr>
+          <w:rFonts w:ascii="Arial Narrow" w:eastAsia="Arial Narrow" w:hAnsi="Arial Narrow" w:cs="Arial Narrow"/>
+          <w:b/>
+          <w:color w:val="000000"/>
+          <w:kern w:val="0"/>
+          <w:lang w:eastAsia="es-PE"/>
+          <w14:ligatures w14:val="none"/>
         </w:rPr>
         <w:t>Comisión de Protección al Consumidor 1</w:t>
       </w:r>
     </w:p>
-    <w:p ns2:paraId="58BC73C9" ns2:textId="77777777">
-      <w:pPr>
-        <w:spacing w:after="0" w:line="240" w:lineRule="auto"/>
-        <w:jc w:val="both"/>
-        <w:rPr>
-          <w:rFonts w:ascii="Arial Narrow" w:eastAsia="Arial Narrow" w:hAnsi="Arial Narrow" w:cs="Arial Narrow"/>
-          <w:b/>
-          <w:color w:val="000000"/>
-          <w:kern w:val="0"/>
-          <w:lang w:eastAsia="es-PE"/>
-          <ns2:ligatures ns2:val="none"/>
-        </w:rPr>
-      </w:pPr>
-    </w:p>
-    <w:p ns2:paraId="2593B317" ns2:textId="77777777">
+    <w:p>
+      <w:pPr>
+        <w:spacing w:after="0" w:line="240" w:lineRule="auto"/>
+        <w:jc w:val="both"/>
+        <w:rPr>
+          <w:rFonts w:ascii="Arial Narrow" w:eastAsia="Arial Narrow" w:hAnsi="Arial Narrow" w:cs="Arial Narrow"/>
+          <w:b/>
+          <w:color w:val="000000"/>
+          <w:kern w:val="0"/>
+          <w:lang w:eastAsia="es-PE"/>
+          <w14:ligatures w14:val="none"/>
+        </w:rPr>
+      </w:pPr>
+    </w:p>
+    <w:p>
       <w:pPr>
         <w:spacing w:after="0" w:line="240" w:lineRule="auto"/>
         <w:jc w:val="both"/>
@@ -5074,12 +5084,12 @@
           <w:sz w:val="16"/>
           <w:szCs w:val="16"/>
           <w:lang w:eastAsia="es-PE"/>
-          <ns2:ligatures ns2:val="none"/>
+          <w14:ligatures w14:val="none"/>
         </w:rPr>
         <w:t>LSM/JCQ</w:t>
       </w:r>
     </w:p>
-    <w:p ns2:paraId="4423ADE9" ns2:textId="77777777">
+    <w:p>
       <w:pPr>
         <w:spacing w:line="240" w:lineRule="auto"/>
         <w:rPr>
@@ -5087,18 +5097,18 @@
         </w:rPr>
       </w:pPr>
     </w:p>
-    <w:p ns2:paraId="74AAB5F4" ns2:textId="77777777">
+    <w:p>
       <w:pPr>
         <w:spacing w:line="240" w:lineRule="auto"/>
       </w:pPr>
     </w:p>
     <w:sectPr>
-      <w:headerReference w:type="even" ns3:id="rId8"/>
-      <w:headerReference w:type="default" ns3:id="rId9"/>
-      <w:footerReference w:type="even" ns3:id="rId10"/>
-      <w:footerReference w:type="default" ns3:id="rId11"/>
-      <w:headerReference w:type="first" ns3:id="rId12"/>
-      <w:footerReference w:type="first" ns3:id="rId13"/>
+      <w:headerReference w:type="even" r:id="rId8"/>
+      <w:headerReference w:type="default" r:id="rId9"/>
+      <w:footerReference w:type="even" r:id="rId10"/>
+      <w:footerReference w:type="default" r:id="rId11"/>
+      <w:headerReference w:type="first" r:id="rId12"/>
+      <w:footerReference w:type="first" r:id="rId13"/>
       <w:pgSz w:w="11906" w:h="16838"/>
       <w:pgMar w:top="1417" w:right="1701" w:bottom="1417" w:left="1701" w:header="708" w:footer="708" w:gutter="0"/>
       <w:cols w:space="708"/>
@@ -5109,7 +5119,7 @@
 </file>
 
 <file path=word/endnotes.xml><?xml version="1.0" encoding="utf-8"?>
-<w:endnotes xmlns:wpc="http://schemas.microsoft.com/office/word/2010/wordprocessingCanvas" xmlns:cx="http://schemas.microsoft.com/office/drawing/2014/chartex" xmlns:cx1="http://schemas.microsoft.com/office/drawing/2015/9/8/chartex" xmlns:cx2="http://schemas.microsoft.com/office/drawing/2015/10/21/chartex" xmlns:cx3="http://schemas.microsoft.com/office/drawing/2016/5/9/chartex" xmlns:cx4="http://schemas.microsoft.com/office/drawing/2016/5/10/chartex" xmlns:cx5="http://schemas.microsoft.com/office/drawing/2016/5/11/chartex" xmlns:cx6="http://schemas.microsoft.com/office/drawing/2016/5/12/chartex" xmlns:cx7="http://schemas.microsoft.com/office/drawing/2016/5/13/chartex" xmlns:cx8="http://schemas.microsoft.com/office/drawing/2016/5/14/chartex" xmlns:mc="http://schemas.openxmlformats.org/markup-compatibility/2006" xmlns:aink="http://schemas.microsoft.com/office/drawing/2016/ink" xmlns:am3d="http://schemas.microsoft.com/office/drawing/2017/model3d" xmlns:o="urn:schemas-microsoft-com:office:office" xmlns:oel="http://schemas.microsoft.com/office/2019/extlst" xmlns:r="http://schemas.openxmlformats.org/officeDocument/2006/relationships" xmlns:m="http://schemas.openxmlformats.org/officeDocument/2006/math" xmlns:v="urn:schemas-microsoft-com:vml" xmlns:wp14="http://schemas.microsoft.com/office/word/2010/wordprocessingDrawing" xmlns:wp="http://schemas.openxmlformats.org/drawingml/2006/wordprocessingDrawing" xmlns:w10="urn:schemas-microsoft-com:office:word" xmlns:w="http://schemas.openxmlformats.org/wordprocessingml/2006/main" xmlns:w14="http://schemas.microsoft.com/office/word/2010/wordml" xmlns:w15="http://schemas.microsoft.com/office/word/2012/wordml" xmlns:w16cex="http://schemas.microsoft.com/office/word/2018/wordml/cex" xmlns:w16cid="http://schemas.microsoft.com/office/word/2016/wordml/cid" xmlns:w16="http://schemas.microsoft.com/office/word/2018/wordml" xmlns:w16du="http://schemas.microsoft.com/office/word/2023/wordml/word16du" xmlns:w16sdtdh="http://schemas.microsoft.com/office/word/2020/wordml/sdtdatahash" xmlns:w16sdtfl="http://schemas.microsoft.com/office/word/2024/wordml/sdtformatlock" xmlns:w16se="http://schemas.microsoft.com/office/word/2015/wordml/symex" xmlns:wpg="http://schemas.microsoft.com/office/word/2010/wordprocessingGroup" xmlns:wpi="http://schemas.microsoft.com/office/word/2010/wordprocessingInk" xmlns:wne="http://schemas.microsoft.com/office/word/2006/wordml" xmlns:wps="http://schemas.microsoft.com/office/word/2010/wordprocessingShape" mc:Ignorable="w14 w15 w16se w16cid w16 w16cex w16sdtdh w16sdtfl w16du wp14">
+<w:endnotes xmlns:mc="http://schemas.openxmlformats.org/markup-compatibility/2006" xmlns:r="http://schemas.openxmlformats.org/officeDocument/2006/relationships" xmlns:w="http://schemas.openxmlformats.org/wordprocessingml/2006/main" xmlns:w14="http://schemas.microsoft.com/office/word/2010/wordml" xmlns:w15="http://schemas.microsoft.com/office/word/2012/wordml" xmlns:w16="http://schemas.microsoft.com/office/word/2018/wordml" xmlns:w16cex="http://schemas.microsoft.com/office/word/2018/wordml/cex" xmlns:w16cid="http://schemas.microsoft.com/office/word/2016/wordml/cid" xmlns:w16du="http://schemas.microsoft.com/office/word/2023/wordml/word16du" xmlns:w16sdtdh="http://schemas.microsoft.com/office/word/2020/wordml/sdtdatahash" xmlns:w16se="http://schemas.microsoft.com/office/word/2015/wordml/symex" xmlns:wp14="http://schemas.microsoft.com/office/word/2010/wordprocessingDrawing" mc:Ignorable="w14 w15 w16se w16cid w16 w16cex w16sdtdh w16du wp14">
   <w:endnote w:type="separator" w:id="-1">
     <w:p>
       <w:pPr>
@@ -5134,7 +5144,7 @@
 </file>
 
 <file path=word/footer1.xml><?xml version="1.0" encoding="utf-8"?>
-<w:ftr xmlns:wpc="http://schemas.microsoft.com/office/word/2010/wordprocessingCanvas" xmlns:cx="http://schemas.microsoft.com/office/drawing/2014/chartex" xmlns:cx1="http://schemas.microsoft.com/office/drawing/2015/9/8/chartex" xmlns:cx2="http://schemas.microsoft.com/office/drawing/2015/10/21/chartex" xmlns:cx3="http://schemas.microsoft.com/office/drawing/2016/5/9/chartex" xmlns:cx4="http://schemas.microsoft.com/office/drawing/2016/5/10/chartex" xmlns:cx5="http://schemas.microsoft.com/office/drawing/2016/5/11/chartex" xmlns:cx6="http://schemas.microsoft.com/office/drawing/2016/5/12/chartex" xmlns:cx7="http://schemas.microsoft.com/office/drawing/2016/5/13/chartex" xmlns:cx8="http://schemas.microsoft.com/office/drawing/2016/5/14/chartex" xmlns:mc="http://schemas.openxmlformats.org/markup-compatibility/2006" xmlns:aink="http://schemas.microsoft.com/office/drawing/2016/ink" xmlns:am3d="http://schemas.microsoft.com/office/drawing/2017/model3d" xmlns:o="urn:schemas-microsoft-com:office:office" xmlns:oel="http://schemas.microsoft.com/office/2019/extlst" xmlns:r="http://schemas.openxmlformats.org/officeDocument/2006/relationships" xmlns:m="http://schemas.openxmlformats.org/officeDocument/2006/math" xmlns:v="urn:schemas-microsoft-com:vml" xmlns:wp14="http://schemas.microsoft.com/office/word/2010/wordprocessingDrawing" xmlns:wp="http://schemas.openxmlformats.org/drawingml/2006/wordprocessingDrawing" xmlns:w10="urn:schemas-microsoft-com:office:word" xmlns:w="http://schemas.openxmlformats.org/wordprocessingml/2006/main" xmlns:w14="http://schemas.microsoft.com/office/word/2010/wordml" xmlns:w15="http://schemas.microsoft.com/office/word/2012/wordml" xmlns:w16cex="http://schemas.microsoft.com/office/word/2018/wordml/cex" xmlns:w16cid="http://schemas.microsoft.com/office/word/2016/wordml/cid" xmlns:w16="http://schemas.microsoft.com/office/word/2018/wordml" xmlns:w16du="http://schemas.microsoft.com/office/word/2023/wordml/word16du" xmlns:w16sdtdh="http://schemas.microsoft.com/office/word/2020/wordml/sdtdatahash" xmlns:w16sdtfl="http://schemas.microsoft.com/office/word/2024/wordml/sdtformatlock" xmlns:w16se="http://schemas.microsoft.com/office/word/2015/wordml/symex" xmlns:wpg="http://schemas.microsoft.com/office/word/2010/wordprocessingGroup" xmlns:wpi="http://schemas.microsoft.com/office/word/2010/wordprocessingInk" xmlns:wne="http://schemas.microsoft.com/office/word/2006/wordml" xmlns:wps="http://schemas.microsoft.com/office/word/2010/wordprocessingShape" mc:Ignorable="w14 w15 w16se w16cid w16 w16cex w16sdtdh w16sdtfl w16du wp14">
+<w:ftr xmlns:mc="http://schemas.openxmlformats.org/markup-compatibility/2006" xmlns:r="http://schemas.openxmlformats.org/officeDocument/2006/relationships" xmlns:w="http://schemas.openxmlformats.org/wordprocessingml/2006/main" xmlns:w14="http://schemas.microsoft.com/office/word/2010/wordml" xmlns:w15="http://schemas.microsoft.com/office/word/2012/wordml" xmlns:w16="http://schemas.microsoft.com/office/word/2018/wordml" xmlns:w16cex="http://schemas.microsoft.com/office/word/2018/wordml/cex" xmlns:w16cid="http://schemas.microsoft.com/office/word/2016/wordml/cid" xmlns:w16du="http://schemas.microsoft.com/office/word/2023/wordml/word16du" xmlns:w16sdtdh="http://schemas.microsoft.com/office/word/2020/wordml/sdtdatahash" xmlns:w16se="http://schemas.microsoft.com/office/word/2015/wordml/symex" xmlns:wp14="http://schemas.microsoft.com/office/word/2010/wordprocessingDrawing" mc:Ignorable="w14 w15 w16se w16cid w16 w16cex w16sdtdh w16du wp14">
   <w:p>
     <w:pPr>
       <w:pStyle w:val="Piedepgina"/>
@@ -5233,7 +5243,7 @@
 </file>
 
 <file path=word/footnotes.xml><?xml version="1.0" encoding="utf-8"?>
-<w:footnotes xmlns:wpc="http://schemas.microsoft.com/office/word/2010/wordprocessingCanvas" xmlns:cx="http://schemas.microsoft.com/office/drawing/2014/chartex" xmlns:cx1="http://schemas.microsoft.com/office/drawing/2015/9/8/chartex" xmlns:cx2="http://schemas.microsoft.com/office/drawing/2015/10/21/chartex" xmlns:cx3="http://schemas.microsoft.com/office/drawing/2016/5/9/chartex" xmlns:cx4="http://schemas.microsoft.com/office/drawing/2016/5/10/chartex" xmlns:cx5="http://schemas.microsoft.com/office/drawing/2016/5/11/chartex" xmlns:cx6="http://schemas.microsoft.com/office/drawing/2016/5/12/chartex" xmlns:cx7="http://schemas.microsoft.com/office/drawing/2016/5/13/chartex" xmlns:cx8="http://schemas.microsoft.com/office/drawing/2016/5/14/chartex" xmlns:mc="http://schemas.openxmlformats.org/markup-compatibility/2006" xmlns:aink="http://schemas.microsoft.com/office/drawing/2016/ink" xmlns:am3d="http://schemas.microsoft.com/office/drawing/2017/model3d" xmlns:o="urn:schemas-microsoft-com:office:office" xmlns:oel="http://schemas.microsoft.com/office/2019/extlst" xmlns:r="http://schemas.openxmlformats.org/officeDocument/2006/relationships" xmlns:m="http://schemas.openxmlformats.org/officeDocument/2006/math" xmlns:v="urn:schemas-microsoft-com:vml" xmlns:wp14="http://schemas.microsoft.com/office/word/2010/wordprocessingDrawing" xmlns:wp="http://schemas.openxmlformats.org/drawingml/2006/wordprocessingDrawing" xmlns:w10="urn:schemas-microsoft-com:office:word" xmlns:w="http://schemas.openxmlformats.org/wordprocessingml/2006/main" xmlns:w14="http://schemas.microsoft.com/office/word/2010/wordml" xmlns:w15="http://schemas.microsoft.com/office/word/2012/wordml" xmlns:w16cex="http://schemas.microsoft.com/office/word/2018/wordml/cex" xmlns:w16cid="http://schemas.microsoft.com/office/word/2016/wordml/cid" xmlns:w16="http://schemas.microsoft.com/office/word/2018/wordml" xmlns:w16du="http://schemas.microsoft.com/office/word/2023/wordml/word16du" xmlns:w16sdtdh="http://schemas.microsoft.com/office/word/2020/wordml/sdtdatahash" xmlns:w16sdtfl="http://schemas.microsoft.com/office/word/2024/wordml/sdtformatlock" xmlns:w16se="http://schemas.microsoft.com/office/word/2015/wordml/symex" xmlns:wpg="http://schemas.microsoft.com/office/word/2010/wordprocessingGroup" xmlns:wpi="http://schemas.microsoft.com/office/word/2010/wordprocessingInk" xmlns:wne="http://schemas.microsoft.com/office/word/2006/wordml" xmlns:wps="http://schemas.microsoft.com/office/word/2010/wordprocessingShape" mc:Ignorable="w14 w15 w16se w16cid w16 w16cex w16sdtdh w16sdtfl w16du wp14">
+<w:footnotes xmlns:mc="http://schemas.openxmlformats.org/markup-compatibility/2006" xmlns:r="http://schemas.openxmlformats.org/officeDocument/2006/relationships" xmlns:w="http://schemas.openxmlformats.org/wordprocessingml/2006/main" xmlns:w14="http://schemas.microsoft.com/office/word/2010/wordml" xmlns:w15="http://schemas.microsoft.com/office/word/2012/wordml" xmlns:w16="http://schemas.microsoft.com/office/word/2018/wordml" xmlns:w16cex="http://schemas.microsoft.com/office/word/2018/wordml/cex" xmlns:w16cid="http://schemas.microsoft.com/office/word/2016/wordml/cid" xmlns:w16du="http://schemas.microsoft.com/office/word/2023/wordml/word16du" xmlns:w16sdtdh="http://schemas.microsoft.com/office/word/2020/wordml/sdtdatahash" xmlns:w16se="http://schemas.microsoft.com/office/word/2015/wordml/symex" xmlns:wp14="http://schemas.microsoft.com/office/word/2010/wordprocessingDrawing" mc:Ignorable="w14 w15 w16se w16cid w16 w16cex w16sdtdh w16du wp14">
   <w:footnote w:type="separator" w:id="-1">
     <w:p>
       <w:pPr>
@@ -6562,6 +6572,161 @@
       </w:pPr>
     </w:p>
   </w:footnote>
+  <w:footnote w:id="13">
+    <w:p>
+      <w:pPr>
+        <w:pStyle w:val="Textonotapie"/>
+        <w:ind w:left="567" w:hanging="567"/>
+        <w:jc w:val="both"/>
+      </w:pPr>
+      <w:r>
+        <w:rPr>
+          <w:rStyle w:val="Refdenotaalpie"/>
+          <w:rFonts w:ascii="Arial Narrow" w:hAnsi="Arial Narrow" w:cs="Arial"/>
+          <w:sz w:val="16"/>
+          <w:szCs w:val="14"/>
+          <w:vertAlign w:val="superscript"/>
+        </w:rPr>
+        <w:footnoteRef/>
+      </w:r>
+      <w:r>
+        <w:rPr>
+          <w:rFonts w:ascii="Arial Narrow" w:hAnsi="Arial Narrow" w:cs="Arial"/>
+          <w:sz w:val="14"/>
+          <w:szCs w:val="14"/>
+        </w:rPr>
+        <w:tab/>
+      </w:r>
+      <w:r>
+        <w:rPr>
+          <w:rFonts w:ascii="Arial Narrow" w:hAnsi="Arial Narrow" w:cs="Arial"/>
+          <w:b/>
+          <w:bCs/>
+          <w:sz w:val="14"/>
+          <w:szCs w:val="14"/>
+        </w:rPr>
+        <w:t xml:space="preserve">DECRETO LEGISLATIVO 807, LEY SOBRE FACULTADES, NORMAS Y ORGANIZACIÓN DEL INDECOPI, publicado el 18 de abril de 1996</w:t>
+      </w:r>
+    </w:p>
+    <w:p>
+      <w:pPr>
+        <w:pStyle w:val="Textonotapie"/>
+        <w:ind w:left="567" w:hanging="567"/>
+        <w:jc w:val="both"/>
+      </w:pPr>
+      <w:r>
+        <w:rPr>
+          <w:rFonts w:ascii="Arial Narrow" w:hAnsi="Arial Narrow" w:cs="Arial"/>
+          <w:sz w:val="14"/>
+          <w:szCs w:val="14"/>
+        </w:rPr>
+        <w:tab/>
+      </w:r>
+      <w:r>
+        <w:rPr>
+          <w:rFonts w:ascii="Arial Narrow" w:hAnsi="Arial Narrow" w:cs="Arial"/>
+          <w:b/>
+          <w:bCs/>
+          <w:sz w:val="14"/>
+          <w:szCs w:val="14"/>
+        </w:rPr>
+        <w:t xml:space="preserve">Artículo 26.-</w:t>
+      </w:r>
+      <w:r>
+        <w:rPr>
+          <w:rFonts w:ascii="Arial Narrow" w:hAnsi="Arial Narrow" w:cs="Arial"/>
+          <w:sz w:val="14"/>
+          <w:szCs w:val="14"/>
+        </w:rPr>
+        <w:t xml:space="preserve"> Una vez admitida a trámite la denuncia, se correrá traslado de la misma al denunciado, a fin de que éste presente su descargo. El plazo para la presentación del descargo será de cinco (5) días contados desde la notificación, vencido el cual, el Secretario Técnico declarará en rebeldía al denunciado que no lo hubiera presentado.</w:t>
+      </w:r>
+    </w:p>
+  </w:footnote>
+  <w:footnote w:id="14">
+    <w:p>
+      <w:pPr>
+        <w:pStyle w:val="Textonotapie"/>
+        <w:ind w:left="567" w:hanging="567"/>
+        <w:jc w:val="both"/>
+      </w:pPr>
+      <w:r>
+        <w:rPr>
+          <w:rStyle w:val="Refdenotaalpie"/>
+          <w:rFonts w:ascii="Arial Narrow" w:hAnsi="Arial Narrow" w:cs="Arial"/>
+          <w:sz w:val="16"/>
+          <w:szCs w:val="14"/>
+          <w:vertAlign w:val="superscript"/>
+        </w:rPr>
+        <w:footnoteRef/>
+      </w:r>
+      <w:r>
+        <w:rPr>
+          <w:rFonts w:ascii="Arial Narrow" w:hAnsi="Arial Narrow" w:cs="Arial"/>
+          <w:sz w:val="14"/>
+          <w:szCs w:val="14"/>
+        </w:rPr>
+        <w:tab/>
+      </w:r>
+      <w:r>
+        <w:rPr>
+          <w:rFonts w:ascii="Arial Narrow" w:hAnsi="Arial Narrow" w:cs="Arial"/>
+          <w:b/>
+          <w:bCs/>
+          <w:sz w:val="14"/>
+          <w:szCs w:val="14"/>
+        </w:rPr>
+        <w:t xml:space="preserve">DECRETO SUPREMO 006-2026-JUS, TEXTO ÚNICO ORDENADO DE LA LEY 27444, LEY DEL PROCEDIMIENTO ADMINISTRATIVO GENERAL, publicado el 30 de abril de 2026</w:t>
+      </w:r>
+    </w:p>
+    <w:p>
+      <w:pPr>
+        <w:pStyle w:val="Textonotapie"/>
+        <w:ind w:left="567" w:hanging="567"/>
+        <w:jc w:val="both"/>
+      </w:pPr>
+      <w:r>
+        <w:rPr>
+          <w:rFonts w:ascii="Arial Narrow" w:hAnsi="Arial Narrow" w:cs="Arial"/>
+          <w:sz w:val="14"/>
+          <w:szCs w:val="14"/>
+        </w:rPr>
+        <w:tab/>
+      </w:r>
+      <w:r>
+        <w:rPr>
+          <w:rFonts w:ascii="Arial Narrow" w:hAnsi="Arial Narrow" w:cs="Arial"/>
+          <w:b/>
+          <w:bCs/>
+          <w:sz w:val="14"/>
+          <w:szCs w:val="14"/>
+        </w:rPr>
+        <w:t xml:space="preserve">Artículo 223.- Contestación de la reclamación</w:t>
+      </w:r>
+    </w:p>
+    <w:p>
+      <w:pPr>
+        <w:pStyle w:val="Textonotapie"/>
+        <w:ind w:left="567" w:hanging="567"/>
+        <w:jc w:val="both"/>
+      </w:pPr>
+      <w:r>
+        <w:rPr>
+          <w:rFonts w:ascii="Arial Narrow" w:hAnsi="Arial Narrow" w:cs="Arial"/>
+          <w:sz w:val="14"/>
+          <w:szCs w:val="14"/>
+        </w:rPr>
+        <w:tab/>
+      </w:r>
+      <w:r>
+        <w:rPr>
+          <w:rFonts w:ascii="Arial Narrow" w:hAnsi="Arial Narrow" w:cs="Arial"/>
+          <w:sz w:val="14"/>
+          <w:szCs w:val="14"/>
+        </w:rPr>
+        <w:t xml:space="preserve">223.1 El reclamado deberá presentar la contestación de la reclamación dentro de los quince (15) días posteriores a la notificación de ésta; vencido este plazo, la Administración declarará en rebeldía al reclamado que no la hubiera presentado. La contestación deberá contener los requisitos de los escritos previstos en el artículo 113 de la presente Ley, así como la absolución de todos los asuntos controvertidos de hecho y de derecho, Las alegaciones y los hechos relevantes de la reclamación, salvo que hayan sido específicamente negadas en la contestación, se tendrán por aceptadas o merituadas como ciertas.</w:t>
+      </w:r>
+    </w:p>
+  </w:footnote>
   <w:footnote w:id="8">
     <w:p>
       <w:pPr>
@@ -8110,7 +8275,7 @@
 </file>
 
 <file path=word/header1.xml><?xml version="1.0" encoding="utf-8"?>
-<w:hdr xmlns:wpc="http://schemas.microsoft.com/office/word/2010/wordprocessingCanvas" xmlns:cx="http://schemas.microsoft.com/office/drawing/2014/chartex" xmlns:cx1="http://schemas.microsoft.com/office/drawing/2015/9/8/chartex" xmlns:cx2="http://schemas.microsoft.com/office/drawing/2015/10/21/chartex" xmlns:cx3="http://schemas.microsoft.com/office/drawing/2016/5/9/chartex" xmlns:cx4="http://schemas.microsoft.com/office/drawing/2016/5/10/chartex" xmlns:cx5="http://schemas.microsoft.com/office/drawing/2016/5/11/chartex" xmlns:cx6="http://schemas.microsoft.com/office/drawing/2016/5/12/chartex" xmlns:cx7="http://schemas.microsoft.com/office/drawing/2016/5/13/chartex" xmlns:cx8="http://schemas.microsoft.com/office/drawing/2016/5/14/chartex" xmlns:mc="http://schemas.openxmlformats.org/markup-compatibility/2006" xmlns:aink="http://schemas.microsoft.com/office/drawing/2016/ink" xmlns:am3d="http://schemas.microsoft.com/office/drawing/2017/model3d" xmlns:o="urn:schemas-microsoft-com:office:office" xmlns:oel="http://schemas.microsoft.com/office/2019/extlst" xmlns:r="http://schemas.openxmlformats.org/officeDocument/2006/relationships" xmlns:m="http://schemas.openxmlformats.org/officeDocument/2006/math" xmlns:v="urn:schemas-microsoft-com:vml" xmlns:wp14="http://schemas.microsoft.com/office/word/2010/wordprocessingDrawing" xmlns:wp="http://schemas.openxmlformats.org/drawingml/2006/wordprocessingDrawing" xmlns:w10="urn:schemas-microsoft-com:office:word" xmlns:w="http://schemas.openxmlformats.org/wordprocessingml/2006/main" xmlns:w14="http://schemas.microsoft.com/office/word/2010/wordml" xmlns:w15="http://schemas.microsoft.com/office/word/2012/wordml" xmlns:w16cex="http://schemas.microsoft.com/office/word/2018/wordml/cex" xmlns:w16cid="http://schemas.microsoft.com/office/word/2016/wordml/cid" xmlns:w16="http://schemas.microsoft.com/office/word/2018/wordml" xmlns:w16du="http://schemas.microsoft.com/office/word/2023/wordml/word16du" xmlns:w16sdtdh="http://schemas.microsoft.com/office/word/2020/wordml/sdtdatahash" xmlns:w16sdtfl="http://schemas.microsoft.com/office/word/2024/wordml/sdtformatlock" xmlns:w16se="http://schemas.microsoft.com/office/word/2015/wordml/symex" xmlns:wpg="http://schemas.microsoft.com/office/word/2010/wordprocessingGroup" xmlns:wpi="http://schemas.microsoft.com/office/word/2010/wordprocessingInk" xmlns:wne="http://schemas.microsoft.com/office/word/2006/wordml" xmlns:wps="http://schemas.microsoft.com/office/word/2010/wordprocessingShape" mc:Ignorable="w14 w15 w16se w16cid w16 w16cex w16sdtdh w16sdtfl w16du wp14">
+<w:hdr xmlns:mc="http://schemas.openxmlformats.org/markup-compatibility/2006" xmlns:r="http://schemas.openxmlformats.org/officeDocument/2006/relationships" xmlns:w="http://schemas.openxmlformats.org/wordprocessingml/2006/main" xmlns:w14="http://schemas.microsoft.com/office/word/2010/wordml" xmlns:w15="http://schemas.microsoft.com/office/word/2012/wordml" xmlns:w16="http://schemas.microsoft.com/office/word/2018/wordml" xmlns:w16cex="http://schemas.microsoft.com/office/word/2018/wordml/cex" xmlns:w16cid="http://schemas.microsoft.com/office/word/2016/wordml/cid" xmlns:w16du="http://schemas.microsoft.com/office/word/2023/wordml/word16du" xmlns:w16sdtdh="http://schemas.microsoft.com/office/word/2020/wordml/sdtdatahash" xmlns:w16se="http://schemas.microsoft.com/office/word/2015/wordml/symex" xmlns:wp14="http://schemas.microsoft.com/office/word/2010/wordprocessingDrawing" mc:Ignorable="w14 w15 w16se w16cid w16 w16cex w16sdtdh w16du wp14">
   <w:p>
     <w:pPr>
       <w:pStyle w:val="Encabezado"/>

--- a/plantillas_maestras/07_seguro_sctr/falta_evaluacion_invalidez/2_o_mas_ddos_varios/varon/TPL_219_2026_SEGURO_SCTR_FALTA_EVALUACION_INVALIDEZ_ASEGURADORA_VARON_R3.docx
+++ b/plantillas_maestras/07_seguro_sctr/falta_evaluacion_invalidez/2_o_mas_ddos_varios/varon/TPL_219_2026_SEGURO_SCTR_FALTA_EVALUACION_INVALIDEZ_ASEGURADORA_VARON_R3.docx
@@ -569,137 +569,7 @@
           <w:lang w:val="es-ES" w:eastAsia="es-ES"/>
           <w14:ligatures w14:val="none"/>
         </w:rPr>
-        <w:t xml:space="preserve">Mediante el escrito del 21 de enero de 2026, el señor [APELLIDO] denunció a Rímac por presuntas infracciones a la Ley 29571, Código de Protección y Defensa del Consumidor (en adelante, Código), señalando lo siguiente:</w:t>
-      </w:r>
-      <w:r>
-        <w:rPr>
-          <w:rFonts w:ascii="Arial Narrow" w:eastAsia="Arial Narrow" w:hAnsi="Arial Narrow" w:cs="Arial Narrow"/>
-          <w:color w:val="000000"/>
-          <w:kern w:val="0"/>
-          <w:sz w:val="22"/>
-          <w:szCs w:val="22"/>
-          <w:lang w:val="es-ES" w:eastAsia="es-ES"/>
-          <w14:ligatures w14:val="none"/>
-        </w:rPr>
-        <w:t/>
-      </w:r>
-      <w:r>
-        <w:rPr>
-          <w:rFonts w:ascii="Arial Narrow" w:eastAsia="Arial Narrow" w:hAnsi="Arial Narrow" w:cs="Arial Narrow"/>
-          <w:kern w:val="0"/>
-          <w14:ligatures w14:val="none"/>
-          <w:sz w:val="22"/>
-          <w:szCs w:val="22"/>
-        </w:rPr>
-        <w:t/>
-      </w:r>
-      <w:r>
-        <w:rPr>
-          <w:rFonts w:ascii="Arial Narrow" w:eastAsia="Arial Narrow" w:hAnsi="Arial Narrow" w:cs="Arial Narrow"/>
-          <w:kern w:val="0"/>
-          <w14:ligatures w14:val="none"/>
-          <w:sz w:val="22"/>
-          <w:szCs w:val="22"/>
-        </w:rPr>
-        <w:t xml:space="preserve"/>
-      </w:r>
-      <w:r>
-        <w:rPr>
-          <w:rFonts w:ascii="Arial Narrow" w:eastAsia="Arial Narrow" w:hAnsi="Arial Narrow" w:cs="Arial Narrow"/>
-          <w:kern w:val="0"/>
-          <w14:ligatures w14:val="none"/>
-          <w:sz w:val="22"/>
-          <w:szCs w:val="22"/>
-        </w:rPr>
-        <w:t/>
-      </w:r>
-      <w:r>
-        <w:rPr>
-          <w:rFonts w:ascii="Arial Narrow" w:eastAsia="Arial Narrow" w:hAnsi="Arial Narrow" w:cs="Arial Narrow"/>
-          <w:kern w:val="0"/>
-          <w14:ligatures w14:val="none"/>
-          <w:sz w:val="22"/>
-          <w:szCs w:val="22"/>
-        </w:rPr>
-        <w:t xml:space="preserve"/>
-      </w:r>
-      <w:r>
-        <w:rPr>
-          <w:rFonts w:ascii="Arial Narrow" w:eastAsia="Arial Narrow" w:hAnsi="Arial Narrow" w:cs="Arial Narrow"/>
-          <w:kern w:val="0"/>
-          <w14:ligatures w14:val="none"/>
-          <w:sz w:val="22"/>
-          <w:szCs w:val="22"/>
-        </w:rPr>
-        <w:t xml:space="preserve"/>
-      </w:r>
-      <w:proofErr w:type="spellStart"/>
-      <w:r>
-        <w:rPr>
-          <w:rFonts w:ascii="Arial Narrow" w:eastAsia="Arial Narrow" w:hAnsi="Arial Narrow" w:cs="Arial Narrow"/>
-          <w:kern w:val="0"/>
-          <w14:ligatures w14:val="none"/>
-          <w:sz w:val="22"/>
-          <w:szCs w:val="22"/>
-        </w:rPr>
-        <w:t/>
-      </w:r>
-      <w:proofErr w:type="spellEnd"/>
-      <w:r>
-        <w:rPr>
-          <w:rFonts w:ascii="Arial Narrow" w:eastAsia="Arial Narrow" w:hAnsi="Arial Narrow" w:cs="Arial Narrow"/>
-          <w:kern w:val="0"/>
-          <w14:ligatures w14:val="none"/>
-          <w:sz w:val="22"/>
-          <w:szCs w:val="22"/>
-        </w:rPr>
-        <w:t xml:space="preserve"/>
-      </w:r>
-      <w:r>
-        <w:rPr>
-          <w:rFonts w:ascii="Arial Narrow" w:eastAsia="Arial Narrow" w:hAnsi="Arial Narrow" w:cs="Arial Narrow"/>
-          <w:kern w:val="0"/>
-          <w14:ligatures w14:val="none"/>
-          <w:sz w:val="22"/>
-          <w:szCs w:val="22"/>
-        </w:rPr>
-        <w:t/>
-      </w:r>
-      <w:r>
-        <w:rPr>
-          <w:rFonts w:ascii="Arial Narrow" w:eastAsia="Arial Narrow" w:hAnsi="Arial Narrow" w:cs="Arial Narrow"/>
-          <w:color w:val="000000"/>
-          <w:kern w:val="0"/>
-          <w:sz w:val="22"/>
-          <w:szCs w:val="22"/>
-          <w:lang w:val="es-ES" w:eastAsia="es-ES"/>
-          <w14:ligatures w14:val="none"/>
-        </w:rPr>
-        <w:t/>
-      </w:r>
-      <w:r>
-        <w:rPr>
-          <w:rFonts w:ascii="Arial Narrow" w:eastAsia="Arial Narrow" w:hAnsi="Arial Narrow" w:cs="Arial Narrow"/>
-          <w:color w:val="000000"/>
-          <w:kern w:val="0"/>
-          <w:sz w:val="22"/>
-          <w:szCs w:val="22"/>
-          <w:lang w:val="es-ES" w:eastAsia="es-ES"/>
-          <w14:ligatures w14:val="none"/>
-        </w:rPr>
-        <w:t xml:space="preserve"/>
-      </w:r>
-      <w:r>
-        <w:rPr>
-          <w:rFonts w:ascii="Arial Narrow" w:eastAsia="Arial Narrow" w:hAnsi="Arial Narrow" w:cs="Arial Narrow"/>
-          <w:color w:val="000000"/>
-          <w:kern w:val="0"/>
-          <w:sz w:val="22"/>
-          <w:szCs w:val="22"/>
-          <w:lang w:val="es-ES" w:eastAsia="es-ES"/>
-          <w14:ligatures w14:val="none"/>
-        </w:rPr>
-        <w:t/>
+        <w:t xml:space="preserve">Mediante el escrito del 21 de enero de 2026, el señor [APELLIDO] denunció a Rímac por presuntas infracciones a la Ley 29571, Código de Protección y Defensa del Consumidor</w:t>
       </w:r>
       <w:r>
         <w:rPr>
@@ -714,6 +584,148 @@
           <w14:ligatures w14:val="none"/>
         </w:rPr>
         <w:footnoteReference w:id="1"/>
+      </w:r>
+      <w:r>
+        <w:rPr>
+          <w:rFonts w:ascii="Arial Narrow" w:eastAsia="Arial Narrow" w:hAnsi="Arial Narrow" w:cs="Arial Narrow"/>
+          <w:color w:val="000000"/>
+          <w:kern w:val="0"/>
+          <w:sz w:val="22"/>
+          <w:szCs w:val="22"/>
+          <w:lang w:val="es-ES" w:eastAsia="es-ES"/>
+          <w14:ligatures w14:val="none"/>
+        </w:rPr>
+        <w:t xml:space="preserve"> (en adelante, Código), señalando lo siguiente:</w:t>
+      </w:r>
+      <w:r>
+        <w:rPr>
+          <w:rFonts w:ascii="Arial Narrow" w:eastAsia="Arial Narrow" w:hAnsi="Arial Narrow" w:cs="Arial Narrow"/>
+          <w:color w:val="000000"/>
+          <w:kern w:val="0"/>
+          <w:sz w:val="22"/>
+          <w:szCs w:val="22"/>
+          <w:lang w:val="es-ES" w:eastAsia="es-ES"/>
+          <w14:ligatures w14:val="none"/>
+        </w:rPr>
+        <w:t/>
+      </w:r>
+      <w:r>
+        <w:rPr>
+          <w:rFonts w:ascii="Arial Narrow" w:eastAsia="Arial Narrow" w:hAnsi="Arial Narrow" w:cs="Arial Narrow"/>
+          <w:kern w:val="0"/>
+          <w14:ligatures w14:val="none"/>
+          <w:sz w:val="22"/>
+          <w:szCs w:val="22"/>
+        </w:rPr>
+        <w:t/>
+      </w:r>
+      <w:r>
+        <w:rPr>
+          <w:rFonts w:ascii="Arial Narrow" w:eastAsia="Arial Narrow" w:hAnsi="Arial Narrow" w:cs="Arial Narrow"/>
+          <w:kern w:val="0"/>
+          <w14:ligatures w14:val="none"/>
+          <w:sz w:val="22"/>
+          <w:szCs w:val="22"/>
+        </w:rPr>
+        <w:t xml:space="preserve"/>
+      </w:r>
+      <w:r>
+        <w:rPr>
+          <w:rFonts w:ascii="Arial Narrow" w:eastAsia="Arial Narrow" w:hAnsi="Arial Narrow" w:cs="Arial Narrow"/>
+          <w:kern w:val="0"/>
+          <w14:ligatures w14:val="none"/>
+          <w:sz w:val="22"/>
+          <w:szCs w:val="22"/>
+        </w:rPr>
+        <w:t/>
+      </w:r>
+      <w:r>
+        <w:rPr>
+          <w:rFonts w:ascii="Arial Narrow" w:eastAsia="Arial Narrow" w:hAnsi="Arial Narrow" w:cs="Arial Narrow"/>
+          <w:kern w:val="0"/>
+          <w14:ligatures w14:val="none"/>
+          <w:sz w:val="22"/>
+          <w:szCs w:val="22"/>
+        </w:rPr>
+        <w:t xml:space="preserve"/>
+      </w:r>
+      <w:r>
+        <w:rPr>
+          <w:rFonts w:ascii="Arial Narrow" w:eastAsia="Arial Narrow" w:hAnsi="Arial Narrow" w:cs="Arial Narrow"/>
+          <w:kern w:val="0"/>
+          <w14:ligatures w14:val="none"/>
+          <w:sz w:val="22"/>
+          <w:szCs w:val="22"/>
+        </w:rPr>
+        <w:t xml:space="preserve"/>
+      </w:r>
+      <w:proofErr w:type="spellStart"/>
+      <w:r>
+        <w:rPr>
+          <w:rFonts w:ascii="Arial Narrow" w:eastAsia="Arial Narrow" w:hAnsi="Arial Narrow" w:cs="Arial Narrow"/>
+          <w:kern w:val="0"/>
+          <w14:ligatures w14:val="none"/>
+          <w:sz w:val="22"/>
+          <w:szCs w:val="22"/>
+        </w:rPr>
+        <w:t/>
+      </w:r>
+      <w:proofErr w:type="spellEnd"/>
+      <w:r>
+        <w:rPr>
+          <w:rFonts w:ascii="Arial Narrow" w:eastAsia="Arial Narrow" w:hAnsi="Arial Narrow" w:cs="Arial Narrow"/>
+          <w:kern w:val="0"/>
+          <w14:ligatures w14:val="none"/>
+          <w:sz w:val="22"/>
+          <w:szCs w:val="22"/>
+        </w:rPr>
+        <w:t xml:space="preserve"/>
+      </w:r>
+      <w:r>
+        <w:rPr>
+          <w:rFonts w:ascii="Arial Narrow" w:eastAsia="Arial Narrow" w:hAnsi="Arial Narrow" w:cs="Arial Narrow"/>
+          <w:kern w:val="0"/>
+          <w14:ligatures w14:val="none"/>
+          <w:sz w:val="22"/>
+          <w:szCs w:val="22"/>
+        </w:rPr>
+        <w:t/>
+      </w:r>
+      <w:r>
+        <w:rPr>
+          <w:rFonts w:ascii="Arial Narrow" w:eastAsia="Arial Narrow" w:hAnsi="Arial Narrow" w:cs="Arial Narrow"/>
+          <w:color w:val="000000"/>
+          <w:kern w:val="0"/>
+          <w:sz w:val="22"/>
+          <w:szCs w:val="22"/>
+          <w:lang w:val="es-ES" w:eastAsia="es-ES"/>
+          <w14:ligatures w14:val="none"/>
+        </w:rPr>
+        <w:t/>
+      </w:r>
+      <w:r>
+        <w:rPr>
+          <w:rFonts w:ascii="Arial Narrow" w:eastAsia="Arial Narrow" w:hAnsi="Arial Narrow" w:cs="Arial Narrow"/>
+          <w:color w:val="000000"/>
+          <w:kern w:val="0"/>
+          <w:sz w:val="22"/>
+          <w:szCs w:val="22"/>
+          <w:lang w:val="es-ES" w:eastAsia="es-ES"/>
+          <w14:ligatures w14:val="none"/>
+        </w:rPr>
+        <w:t xml:space="preserve"/>
+      </w:r>
+      <w:r>
+        <w:rPr>
+          <w:rFonts w:ascii="Arial Narrow" w:eastAsia="Arial Narrow" w:hAnsi="Arial Narrow" w:cs="Arial Narrow"/>
+          <w:color w:val="000000"/>
+          <w:kern w:val="0"/>
+          <w:sz w:val="22"/>
+          <w:szCs w:val="22"/>
+          <w:lang w:val="es-ES" w:eastAsia="es-ES"/>
+          <w14:ligatures w14:val="none"/>
+        </w:rPr>
+        <w:t/>
       </w:r>
       <w:r>
         <w:rPr>
@@ -3287,7 +3299,19 @@
           <w:lang w:eastAsia="es-PE"/>
           <w14:ligatures w14:val="none"/>
         </w:rPr>
-        <w:t xml:space="preserve">PRIMERO: admitir a trámite la denuncia del 21 de enero de 2026 interpuesta por el señor [DENUNCIANTE] contra Rímac Seguros y Reaseguros S.A., por lo siguiente:</w:t>
+        <w:t xml:space="preserve">PRIMERO:</w:t>
+      </w:r>
+      <w:r>
+        <w:rPr>
+          <w:rFonts w:ascii="Arial Narrow" w:eastAsia="Arial Narrow" w:hAnsi="Arial Narrow" w:cs="Arial Narrow"/>
+          <w:color w:val="000000"/>
+          <w:kern w:val="0"/>
+          <w:sz w:val="22"/>
+          <w:szCs w:val="22"/>
+          <w:lang w:eastAsia="es-PE"/>
+          <w14:ligatures w14:val="none"/>
+        </w:rPr>
+        <w:t xml:space="preserve"> admitir a trámite la denuncia del 21 de enero de 2026 interpuesta por el señor [DENUNCIANTE] contra Rímac Seguros y Reaseguros S.A., por lo siguiente:</w:t>
       </w:r>
       <w:r>
         <w:rPr>
@@ -3344,7 +3368,6 @@
       <w:r>
         <w:rPr>
           <w:rFonts w:ascii="Arial Narrow" w:eastAsia="Arial Narrow" w:hAnsi="Arial Narrow" w:cs="Arial Narrow"/>
-          <w:bCs/>
           <w:spacing w:val="-3"/>
           <w:kern w:val="0"/>
           <w14:ligatures w14:val="none"/>
@@ -4066,7 +4089,19 @@
           <w:lang w:eastAsia="es-PE"/>
           <w14:ligatures w14:val="none"/>
         </w:rPr>
-        <w:t xml:space="preserve">TERCERO: </w:t>
+        <w:t xml:space="preserve">TERCERO:</w:t>
+      </w:r>
+      <w:r>
+        <w:rPr>
+          <w:rFonts w:ascii="Arial Narrow" w:eastAsia="Arial Narrow" w:hAnsi="Arial Narrow" w:cs="Arial Narrow"/>
+          <w:color w:val="000000"/>
+          <w:kern w:val="0"/>
+          <w:sz w:val="22"/>
+          <w:szCs w:val="22"/>
+          <w:lang w:eastAsia="es-PE"/>
+          <w14:ligatures w14:val="none"/>
+        </w:rPr>
+        <w:t xml:space="preserve"> </w:t>
       </w:r>
       <w:r>
         <w:rPr>
@@ -4447,7 +4482,15 @@
           <w:sz w:val="22"/>
           <w:szCs w:val="22"/>
         </w:rPr>
-        <w:t xml:space="preserve">CUARTO: </w:t>
+        <w:t xml:space="preserve">CUARTO:</w:t>
+      </w:r>
+      <w:r>
+        <w:rPr>
+          <w:rFonts w:ascii="Arial Narrow" w:eastAsia="Arial Narrow" w:hAnsi="Arial Narrow" w:cs="Arial Narrow"/>
+          <w:sz w:val="22"/>
+          <w:szCs w:val="22"/>
+        </w:rPr>
+        <w:t xml:space="preserve"> </w:t>
       </w:r>
       <w:r>
         <w:rPr>
@@ -4469,7 +4512,7 @@
           <w:lang w:val="es-ES" w:eastAsia="es-ES"/>
           <w14:ligatures w14:val="none"/>
         </w:rPr>
-        <w:footnoteReference w:id="13"/>
+        <w:footnoteReference w:id="8"/>
       </w:r>
       <w:r>
         <w:rPr>
@@ -4491,7 +4534,7 @@
           <w:lang w:val="es-ES" w:eastAsia="es-ES"/>
           <w14:ligatures w14:val="none"/>
         </w:rPr>
-        <w:footnoteReference w:id="14"/>
+        <w:footnoteReference w:id="9"/>
       </w:r>
       <w:r>
         <w:rPr>
@@ -4542,7 +4585,19 @@
           <w:lang w:eastAsia="es-PE"/>
           <w14:ligatures w14:val="none"/>
         </w:rPr>
-        <w:t xml:space="preserve">QUINTO: </w:t>
+        <w:t xml:space="preserve">QUINTO:</w:t>
+      </w:r>
+      <w:r>
+        <w:rPr>
+          <w:rFonts w:ascii="Arial Narrow" w:eastAsia="Arial Narrow" w:hAnsi="Arial Narrow" w:cs="Arial Narrow"/>
+          <w:color w:val="000000"/>
+          <w:kern w:val="0"/>
+          <w:sz w:val="22"/>
+          <w:szCs w:val="22"/>
+          <w:lang w:eastAsia="es-PE"/>
+          <w14:ligatures w14:val="none"/>
+        </w:rPr>
+        <w:t xml:space="preserve"> </w:t>
       </w:r>
       <w:bookmarkStart w:id="18" w:name="_Hlk188286813"/>
       <w:r>
@@ -4947,7 +5002,7 @@
           <w:lang w:eastAsia="es-PE"/>
           <w14:ligatures w14:val="none"/>
         </w:rPr>
-        <w:footnoteReference w:id="8"/>
+        <w:footnoteReference w:id="10"/>
       </w:r>
       <w:r>
         <w:rPr>
@@ -5045,7 +5100,7 @@
           <w:lang w:eastAsia="es-PE"/>
           <w14:ligatures w14:val="none"/>
         </w:rPr>
-        <w:footnoteReference w:id="9"/>
+        <w:footnoteReference w:id="11"/>
       </w:r>
       <w:r>
         <w:rPr>
@@ -5109,7 +5164,7 @@
           <w:lang w:eastAsia="es-PE"/>
           <w14:ligatures w14:val="none"/>
         </w:rPr>
-        <w:footnoteReference w:id="10"/>
+        <w:footnoteReference w:id="12"/>
       </w:r>
       <w:r>
         <w:rPr>
@@ -5324,7 +5379,7 @@
           <w:vertAlign w:val="superscript"/>
           <w14:ligatures w14:val="none"/>
         </w:rPr>
-        <w:footnoteReference w:id="11"/>
+        <w:footnoteReference w:id="13"/>
       </w:r>
       <w:r>
         <w:rPr>
@@ -5342,7 +5397,6 @@
           <w:kern w:val="0"/>
           <w:sz w:val="22"/>
           <w:szCs w:val="22"/>
-          <w:u w:val="single"/>
           <w14:ligatures w14:val="none"/>
         </w:rPr>
         <w:t>expresamente su facultad para asistir y conciliar en su representación</w:t>
@@ -5350,7 +5404,6 @@
       <w:r>
         <w:rPr>
           <w:rFonts w:ascii="Arial Narrow" w:eastAsia="Arial Narrow" w:hAnsi="Arial Narrow" w:cs="Arial Narrow"/>
-          <w:bCs/>
           <w:kern w:val="0"/>
           <w14:ligatures w14:val="none"/>
           <w:sz w:val="22"/>
@@ -5361,8 +5414,6 @@
       <w:r>
         <w:rPr>
           <w:rFonts w:ascii="Arial Narrow" w:eastAsia="Arial Narrow" w:hAnsi="Arial Narrow" w:cs="Arial Narrow"/>
-          <w:b/>
-          <w:bCs/>
           <w:kern w:val="0"/>
           <w14:ligatures w14:val="none"/>
           <w:sz w:val="22"/>
@@ -5376,7 +5427,6 @@
           <w:kern w:val="0"/>
           <w:sz w:val="22"/>
           <w:szCs w:val="22"/>
-          <w:u w:val="single"/>
           <w14:ligatures w14:val="none"/>
         </w:rPr>
         <w:t xml:space="preserve">Ello bajo apercibimiento de no realizar la audiencia de conciliación y levantar el acta de inasistencia correspondiente. </w:t>
@@ -5475,15 +5525,23 @@
           <w:sz w:val="22"/>
           <w:szCs w:val="22"/>
         </w:rPr>
-        <w:t xml:space="preserve">DÉCIMO: </w:t>
-      </w:r>
-      <w:r>
-        <w:rPr>
-          <w:rFonts w:ascii="Arial Narrow" w:eastAsia="Arial Narrow" w:hAnsi="Arial Narrow" w:cs="Arial Narrow"/>
-          <w:sz w:val="22"/>
-          <w:szCs w:val="22"/>
-        </w:rPr>
-        <w:t xml:space="preserve">requerir al señor [DENUNCIANTE] y Rímac Seguros y Reaseguros S.A. para que, dentro del plazo de dos (2) días hábiles siguientes a la fecha en que reciban la notificación en sus bandejas de correo electrónico, efectúen la confirmación de recepción de la notificación remitida por este despacho a sus correos electrónicos, de conformidad con el segundo párrafo del numeral 4 del artículo 20 del Texto Único Ordenado de la Ley del Procedimiento Administrativo General, aprobado mediante Decreto Supremo 006-2026-JUS, bajo apercibimiento de rehacer el acto de notificación y notificarle conforme al numeral 1 del artículo 20 del citado cuerpo normativo.</w:t>
+        <w:t xml:space="preserve">DÉCIMO:</w:t>
+      </w:r>
+      <w:r>
+        <w:rPr>
+          <w:rFonts w:ascii="Arial Narrow" w:eastAsia="Arial Narrow" w:hAnsi="Arial Narrow" w:cs="Arial Narrow"/>
+          <w:sz w:val="22"/>
+          <w:szCs w:val="22"/>
+        </w:rPr>
+        <w:t xml:space="preserve"> </w:t>
+      </w:r>
+      <w:r>
+        <w:rPr>
+          <w:rFonts w:ascii="Arial Narrow" w:eastAsia="Arial Narrow" w:hAnsi="Arial Narrow" w:cs="Arial Narrow"/>
+          <w:sz w:val="22"/>
+          <w:szCs w:val="22"/>
+        </w:rPr>
+        <w:t xml:space="preserve">requerir al señor [DENUNCIANTE] y Rímac Seguros y Reaseguros S.A. para que, dentro del plazo de dos (2) días hábiles siguientes a la fecha en que reciban la notificación en sus bandejas de correo electrónico, efectúen la confirmación de recepción de la notificación remitida por este despacho a sus correos electrónicos, de conformidad con el segundo párrafo del numeral 4 del artículo 20 del Texto Único Ordenado de la Ley del Procedimiento Administrativo General, aprobado mediante Decreto Supremo 006-2026-JUS, bajo apercibimiento de rehacer el acto de notificación y notificarles conforme al numeral 1 del artículo 20 del citado cuerpo normativo.</w:t>
       </w:r>
       <w:r>
         <w:rPr>
@@ -5764,7 +5822,7 @@
           <w:szCs w:val="22"/>
           <w:vertAlign w:val="superscript"/>
         </w:rPr>
-        <w:footnoteReference w:id="12"/>
+        <w:footnoteReference w:id="14"/>
       </w:r>
       <w:r>
         <w:rPr>
@@ -6189,6 +6247,9 @@
     <w:p>
       <w:pPr>
         <w:pStyle w:val="Textonotapie"/>
+        <w:tabs>
+          <w:tab w:val="left" w:pos="567"/>
+        </w:tabs>
         <w:ind w:left="567" w:hanging="567"/>
         <w:jc w:val="both"/>
         <w:rPr>
@@ -6213,7 +6274,8 @@
           <w:sz w:val="16"/>
           <w:szCs w:val="16"/>
         </w:rPr>
-        <w:t xml:space="preserve"> </w:t>
+        <w:tab/>
+        <w:t xml:space="preserve"/>
       </w:r>
       <w:r>
         <w:rPr>
@@ -6288,15 +6350,16 @@
           <w:sz w:val="16"/>
           <w:szCs w:val="16"/>
         </w:rPr>
-        <w:t xml:space="preserve"> </w:t>
-      </w:r>
-      <w:r>
-        <w:rPr>
-          <w:rFonts w:ascii="Arial Narrow" w:eastAsia="Arial Narrow" w:hAnsi="Arial Narrow" w:cs="Arial Narrow"/>
-          <w:sz w:val="16"/>
-          <w:szCs w:val="16"/>
-        </w:rPr>
         <w:tab/>
+        <w:t xml:space="preserve"/>
+      </w:r>
+      <w:r>
+        <w:rPr>
+          <w:rFonts w:ascii="Arial Narrow" w:eastAsia="Arial Narrow" w:hAnsi="Arial Narrow" w:cs="Arial Narrow"/>
+          <w:sz w:val="16"/>
+          <w:szCs w:val="16"/>
+        </w:rPr>
+        <w:tab/>
       </w:r>
       <w:r>
         <w:rPr>
@@ -6328,7 +6391,7 @@
           <w:sz w:val="16"/>
           <w:szCs w:val="16"/>
         </w:rPr>
-        <w:t xml:space="preserve"> 29571, CÓDIGO DE PROTECCIÓN Y DEFENSA DEL CONSUMIDOR, publicado el 2 de setiembre de 2010 y modificado por Decreto Legislativo </w:t>
+        <w:t xml:space="preserve">29571, CÓDIGO DE PROTECCIÓN Y DEFENSA DEL CONSUMIDOR, publicado el 2 de setiembre de 2010 y modificado por Decreto Legislativo </w:t>
       </w:r>
       <w:proofErr w:type="spellStart"/>
       <w:r>
@@ -6350,7 +6413,7 @@
           <w:sz w:val="16"/>
           <w:szCs w:val="16"/>
         </w:rPr>
-        <w:t xml:space="preserve"> 1308 </w:t>
+        <w:t xml:space="preserve">1308 </w:t>
       </w:r>
     </w:p>
     <w:p>
@@ -6420,7 +6483,7 @@
           <w:sz w:val="16"/>
           <w:szCs w:val="16"/>
         </w:rPr>
-        <w:t xml:space="preserve"> 1033, Ley de Organización y Funciones del Indecopi. Dicha competencia solo puede ser negada cuando ella haya sido asignada o se asigne a favor de otro organismo por norma expresa con rango de ley. </w:t>
+        <w:t xml:space="preserve">1033, Ley de Organización y Funciones del Indecopi. Dicha competencia solo puede ser negada cuando ella haya sido asignada o se asigne a favor de otro organismo por norma expresa con rango de ley. </w:t>
       </w:r>
     </w:p>
     <w:p>
@@ -6457,10 +6520,52 @@
         <w:jc w:val="both"/>
         <w:rPr>
           <w:rFonts w:ascii="Arial Narrow" w:eastAsia="Arial Narrow" w:hAnsi="Arial Narrow" w:cs="Arial Narrow"/>
-          <w:sz w:val="16"/>
-          <w:szCs w:val="16"/>
-        </w:rPr>
-      </w:pPr>
+          <w:b/>
+          <w:bCs/>
+          <w:sz w:val="16"/>
+          <w:szCs w:val="16"/>
+        </w:rPr>
+      </w:pPr>
+      <w:r>
+        <w:rPr>
+          <w:rFonts w:ascii="Arial Narrow" w:eastAsia="Arial Narrow" w:hAnsi="Arial Narrow" w:cs="Arial Narrow"/>
+          <w:sz w:val="16"/>
+          <w:szCs w:val="16"/>
+        </w:rPr>
+        <w:tab/>
+      </w:r>
+      <w:r>
+        <w:rPr>
+          <w:rFonts w:ascii="Arial Narrow" w:eastAsia="Arial Narrow" w:hAnsi="Arial Narrow" w:cs="Arial Narrow"/>
+          <w:b/>
+          <w:bCs/>
+          <w:sz w:val="16"/>
+          <w:szCs w:val="16"/>
+        </w:rPr>
+        <w:t xml:space="preserve">LEY DE ORGANIZACIÓN Y FUNCIONES DEL INDECOPI, APROBADA POR DECRETO LEGISLATIVO </w:t>
+      </w:r>
+      <w:proofErr w:type="spellStart"/>
+      <w:r>
+        <w:rPr>
+          <w:rFonts w:ascii="Arial Narrow" w:eastAsia="Arial Narrow" w:hAnsi="Arial Narrow" w:cs="Arial Narrow"/>
+          <w:b/>
+          <w:bCs/>
+          <w:sz w:val="16"/>
+          <w:szCs w:val="16"/>
+        </w:rPr>
+        <w:t/>
+      </w:r>
+      <w:proofErr w:type="spellEnd"/>
+      <w:r>
+        <w:rPr>
+          <w:rFonts w:ascii="Arial Narrow" w:eastAsia="Arial Narrow" w:hAnsi="Arial Narrow" w:cs="Arial Narrow"/>
+          <w:b/>
+          <w:bCs/>
+          <w:sz w:val="16"/>
+          <w:szCs w:val="16"/>
+        </w:rPr>
+        <w:t xml:space="preserve">1033 </w:t>
+      </w:r>
     </w:p>
     <w:p>
       <w:pPr>
@@ -6472,51 +6577,28 @@
         <w:jc w:val="both"/>
         <w:rPr>
           <w:rFonts w:ascii="Arial Narrow" w:eastAsia="Arial Narrow" w:hAnsi="Arial Narrow" w:cs="Arial Narrow"/>
+          <w:sz w:val="16"/>
+          <w:szCs w:val="16"/>
+        </w:rPr>
+      </w:pPr>
+      <w:r>
+        <w:rPr>
+          <w:rFonts w:ascii="Arial Narrow" w:eastAsia="Arial Narrow" w:hAnsi="Arial Narrow" w:cs="Arial Narrow"/>
           <w:b/>
           <w:bCs/>
           <w:sz w:val="16"/>
           <w:szCs w:val="16"/>
         </w:rPr>
-      </w:pPr>
-      <w:r>
-        <w:rPr>
-          <w:rFonts w:ascii="Arial Narrow" w:eastAsia="Arial Narrow" w:hAnsi="Arial Narrow" w:cs="Arial Narrow"/>
-          <w:sz w:val="16"/>
-          <w:szCs w:val="16"/>
-        </w:rPr>
         <w:tab/>
-      </w:r>
-      <w:r>
-        <w:rPr>
-          <w:rFonts w:ascii="Arial Narrow" w:eastAsia="Arial Narrow" w:hAnsi="Arial Narrow" w:cs="Arial Narrow"/>
-          <w:b/>
-          <w:bCs/>
-          <w:sz w:val="16"/>
-          <w:szCs w:val="16"/>
-        </w:rPr>
-        <w:t xml:space="preserve">LEY DE ORGANIZACIÓN Y FUNCIONES DEL INDECOPI, APROBADA POR DECRETO LEGISLATIVO </w:t>
-      </w:r>
-      <w:proofErr w:type="spellStart"/>
-      <w:r>
-        <w:rPr>
-          <w:rFonts w:ascii="Arial Narrow" w:eastAsia="Arial Narrow" w:hAnsi="Arial Narrow" w:cs="Arial Narrow"/>
-          <w:b/>
-          <w:bCs/>
-          <w:sz w:val="16"/>
-          <w:szCs w:val="16"/>
-        </w:rPr>
-        <w:t/>
-      </w:r>
-      <w:proofErr w:type="spellEnd"/>
-      <w:r>
-        <w:rPr>
-          <w:rFonts w:ascii="Arial Narrow" w:eastAsia="Arial Narrow" w:hAnsi="Arial Narrow" w:cs="Arial Narrow"/>
-          <w:b/>
-          <w:bCs/>
-          <w:sz w:val="16"/>
-          <w:szCs w:val="16"/>
-        </w:rPr>
-        <w:t xml:space="preserve"> 1033 </w:t>
+        <w:t>Artículo 27.-</w:t>
+      </w:r>
+      <w:r>
+        <w:rPr>
+          <w:rFonts w:ascii="Arial Narrow" w:eastAsia="Arial Narrow" w:hAnsi="Arial Narrow" w:cs="Arial Narrow"/>
+          <w:sz w:val="16"/>
+          <w:szCs w:val="16"/>
+        </w:rPr>
+        <w:t xml:space="preserve"> De la Comisión de Protección al Consumidor.- </w:t>
       </w:r>
     </w:p>
     <w:p>
@@ -6536,21 +6618,11 @@
       <w:r>
         <w:rPr>
           <w:rFonts w:ascii="Arial Narrow" w:eastAsia="Arial Narrow" w:hAnsi="Arial Narrow" w:cs="Arial Narrow"/>
-          <w:b/>
-          <w:bCs/>
           <w:sz w:val="16"/>
           <w:szCs w:val="16"/>
         </w:rPr>
         <w:tab/>
-        <w:t>Artículo 27.-</w:t>
-      </w:r>
-      <w:r>
-        <w:rPr>
-          <w:rFonts w:ascii="Arial Narrow" w:eastAsia="Arial Narrow" w:hAnsi="Arial Narrow" w:cs="Arial Narrow"/>
-          <w:sz w:val="16"/>
-          <w:szCs w:val="16"/>
-        </w:rPr>
-        <w:t xml:space="preserve"> De la Comisión de Protección al Consumidor.- </w:t>
+        <w:t>Corresponde a la Comisión de Protección al Consumidor velar por el cumplimiento de la Ley de Protección al Consumidor y de las leyes que, en general, protegen a los consumidores de la falta de idoneidad de los bienes y servicios en función de la información brindada, de las omisiones de información y de la discriminación en el consumo, así como de aquellas que complementen o sustituyan a las anteriores.</w:t>
       </w:r>
     </w:p>
     <w:p>
@@ -6563,20 +6635,15 @@
         <w:jc w:val="both"/>
         <w:rPr>
           <w:rFonts w:ascii="Arial Narrow" w:eastAsia="Arial Narrow" w:hAnsi="Arial Narrow" w:cs="Arial Narrow"/>
-          <w:sz w:val="16"/>
-          <w:szCs w:val="16"/>
-        </w:rPr>
-      </w:pPr>
-      <w:r>
-        <w:rPr>
-          <w:rFonts w:ascii="Arial Narrow" w:eastAsia="Arial Narrow" w:hAnsi="Arial Narrow" w:cs="Arial Narrow"/>
-          <w:sz w:val="16"/>
-          <w:szCs w:val="16"/>
-        </w:rPr>
-        <w:tab/>
-        <w:t>Corresponde a la Comisión de Protección al Consumidor velar por el cumplimiento de la Ley de Protección al Consumidor y de las leyes que, en general, protegen a los consumidores de la falta de idoneidad de los bienes y servicios en función de la información brindada, de las omisiones de información y de la discriminación en el consumo, así como de aquellas que complementen o sustituyan a las anteriores.</w:t>
-      </w:r>
-    </w:p>
+          <w:b/>
+          <w:bCs/>
+          <w:sz w:val="16"/>
+          <w:szCs w:val="16"/>
+        </w:rPr>
+      </w:pPr>
+    </w:p>
+  </w:footnote>
+  <w:footnote w:id="3">
     <w:p>
       <w:pPr>
         <w:pStyle w:val="Textonotapie"/>
@@ -6593,9 +6660,194 @@
           <w:szCs w:val="16"/>
         </w:rPr>
       </w:pPr>
-    </w:p>
-  </w:footnote>
-  <w:footnote w:id="3">
+      <w:r>
+        <w:rPr>
+          <w:rStyle w:val="Refdenotaalpie"/>
+          <w:rFonts w:ascii="Arial Narrow" w:eastAsia="Arial Narrow" w:hAnsi="Arial Narrow" w:cs="Arial Narrow"/>
+          <w:sz w:val="16"/>
+          <w:szCs w:val="16"/>
+          <w:vertAlign w:val="superscript"/>
+        </w:rPr>
+        <w:footnoteRef/>
+      </w:r>
+      <w:r>
+        <w:rPr>
+          <w:rFonts w:ascii="Arial Narrow" w:eastAsia="Arial Narrow" w:hAnsi="Arial Narrow" w:cs="Arial Narrow"/>
+          <w:sz w:val="16"/>
+          <w:szCs w:val="16"/>
+        </w:rPr>
+        <w:tab/>
+        <w:t xml:space="preserve"/>
+      </w:r>
+      <w:r>
+        <w:rPr>
+          <w:rFonts w:ascii="Arial Narrow" w:eastAsia="Arial Narrow" w:hAnsi="Arial Narrow" w:cs="Arial Narrow"/>
+          <w:sz w:val="16"/>
+          <w:szCs w:val="16"/>
+        </w:rPr>
+        <w:tab/>
+      </w:r>
+      <w:r>
+        <w:rPr>
+          <w:rFonts w:ascii="Arial Narrow" w:eastAsia="Arial Narrow" w:hAnsi="Arial Narrow" w:cs="Arial Narrow"/>
+          <w:b/>
+          <w:bCs/>
+          <w:sz w:val="16"/>
+          <w:szCs w:val="16"/>
+        </w:rPr>
+        <w:t xml:space="preserve">LEY </w:t>
+      </w:r>
+      <w:proofErr w:type="spellStart"/>
+      <w:r>
+        <w:rPr>
+          <w:rFonts w:ascii="Arial Narrow" w:eastAsia="Arial Narrow" w:hAnsi="Arial Narrow" w:cs="Arial Narrow"/>
+          <w:b/>
+          <w:bCs/>
+          <w:sz w:val="16"/>
+          <w:szCs w:val="16"/>
+        </w:rPr>
+        <w:t/>
+      </w:r>
+      <w:proofErr w:type="spellEnd"/>
+      <w:r>
+        <w:rPr>
+          <w:rFonts w:ascii="Arial Narrow" w:eastAsia="Arial Narrow" w:hAnsi="Arial Narrow" w:cs="Arial Narrow"/>
+          <w:b/>
+          <w:bCs/>
+          <w:sz w:val="16"/>
+          <w:szCs w:val="16"/>
+        </w:rPr>
+        <w:t xml:space="preserve">29571, CÓDIGO DE PROTECCIÓN Y DEFENSA DEL CONSUMIDOR, publicado el 2 de setiembre de 2010 y modificado por Decreto Legislativo </w:t>
+      </w:r>
+      <w:proofErr w:type="spellStart"/>
+      <w:r>
+        <w:rPr>
+          <w:rFonts w:ascii="Arial Narrow" w:eastAsia="Arial Narrow" w:hAnsi="Arial Narrow" w:cs="Arial Narrow"/>
+          <w:b/>
+          <w:bCs/>
+          <w:sz w:val="16"/>
+          <w:szCs w:val="16"/>
+        </w:rPr>
+        <w:t/>
+      </w:r>
+      <w:proofErr w:type="spellEnd"/>
+      <w:r>
+        <w:rPr>
+          <w:rFonts w:ascii="Arial Narrow" w:eastAsia="Arial Narrow" w:hAnsi="Arial Narrow" w:cs="Arial Narrow"/>
+          <w:b/>
+          <w:bCs/>
+          <w:sz w:val="16"/>
+          <w:szCs w:val="16"/>
+        </w:rPr>
+        <w:t xml:space="preserve">1308 </w:t>
+      </w:r>
+    </w:p>
+    <w:p>
+      <w:pPr>
+        <w:pStyle w:val="Textonotapie"/>
+        <w:ind w:left="567" w:right="-1"/>
+        <w:jc w:val="both"/>
+        <w:rPr>
+          <w:rFonts w:ascii="Arial Narrow" w:eastAsia="Arial Narrow" w:hAnsi="Arial Narrow" w:cs="Arial Narrow"/>
+          <w:b/>
+          <w:bCs/>
+          <w:sz w:val="16"/>
+          <w:szCs w:val="16"/>
+        </w:rPr>
+      </w:pPr>
+      <w:r>
+        <w:rPr>
+          <w:rFonts w:ascii="Arial Narrow" w:eastAsia="Arial Narrow" w:hAnsi="Arial Narrow" w:cs="Arial Narrow"/>
+          <w:b/>
+          <w:bCs/>
+          <w:sz w:val="16"/>
+          <w:szCs w:val="16"/>
+        </w:rPr>
+        <w:t xml:space="preserve">Artículo 18.- Idoneidad </w:t>
+      </w:r>
+    </w:p>
+    <w:p>
+      <w:pPr>
+        <w:pStyle w:val="Textonotapie"/>
+        <w:ind w:left="567" w:right="-1"/>
+        <w:jc w:val="both"/>
+        <w:rPr>
+          <w:rFonts w:ascii="Arial Narrow" w:eastAsia="Arial Narrow" w:hAnsi="Arial Narrow" w:cs="Arial Narrow"/>
+          <w:sz w:val="16"/>
+          <w:szCs w:val="16"/>
+        </w:rPr>
+      </w:pPr>
+      <w:r>
+        <w:rPr>
+          <w:rFonts w:ascii="Arial Narrow" w:eastAsia="Arial Narrow" w:hAnsi="Arial Narrow" w:cs="Arial Narrow"/>
+          <w:sz w:val="16"/>
+          <w:szCs w:val="16"/>
+        </w:rPr>
+        <w:t xml:space="preserve">Se entiende por idoneidad la correspondencia entre lo que un consumidor espera y lo que efectivamente recibe, en función a lo que se le hubiera ofrecido, la publicidad e información transmitida, las condiciones y circunstancias de la transacción, las características y naturaleza del producto o servicio, el precio, entre otros factores, atendiendo a las circunstancias del caso. </w:t>
+      </w:r>
+    </w:p>
+    <w:p>
+      <w:pPr>
+        <w:pStyle w:val="Textonotapie"/>
+        <w:ind w:left="567" w:right="-1"/>
+        <w:jc w:val="both"/>
+        <w:rPr>
+          <w:rFonts w:ascii="Arial Narrow" w:eastAsia="Arial Narrow" w:hAnsi="Arial Narrow" w:cs="Arial Narrow"/>
+          <w:sz w:val="16"/>
+          <w:szCs w:val="16"/>
+        </w:rPr>
+      </w:pPr>
+      <w:r>
+        <w:rPr>
+          <w:rFonts w:ascii="Arial Narrow" w:eastAsia="Arial Narrow" w:hAnsi="Arial Narrow" w:cs="Arial Narrow"/>
+          <w:sz w:val="16"/>
+          <w:szCs w:val="16"/>
+        </w:rPr>
+        <w:t xml:space="preserve">La idoneidad es evaluada en función a la propia naturaleza del producto o servicio y a su aptitud para satisfacer la finalidad para la cual ha sido puesto en el mercado. Las autorizaciones por parte de los organismos del Estado para la fabricación de un producto o la prestación de un servicio, en los casos que sea necesario, no eximen de responsabilidad al proveedor frente al consumidor. </w:t>
+      </w:r>
+    </w:p>
+    <w:p>
+      <w:pPr>
+        <w:pStyle w:val="Textonotapie"/>
+        <w:ind w:left="567" w:right="-1"/>
+        <w:jc w:val="both"/>
+        <w:rPr>
+          <w:rFonts w:ascii="Arial Narrow" w:eastAsia="Arial Narrow" w:hAnsi="Arial Narrow" w:cs="Arial Narrow"/>
+          <w:sz w:val="16"/>
+          <w:szCs w:val="16"/>
+        </w:rPr>
+      </w:pPr>
+      <w:r>
+        <w:rPr>
+          <w:rFonts w:ascii="Arial Narrow" w:eastAsia="Arial Narrow" w:hAnsi="Arial Narrow" w:cs="Arial Narrow"/>
+          <w:b/>
+          <w:bCs/>
+          <w:sz w:val="16"/>
+          <w:szCs w:val="16"/>
+        </w:rPr>
+        <w:t xml:space="preserve">Artículo 19.- Obligación de los proveedores </w:t>
+      </w:r>
+    </w:p>
+    <w:p>
+      <w:pPr>
+        <w:pStyle w:val="Textonotapie"/>
+        <w:ind w:left="567" w:right="-1"/>
+        <w:jc w:val="both"/>
+        <w:rPr>
+          <w:rFonts w:ascii="Arial Narrow" w:eastAsia="Arial Narrow" w:hAnsi="Arial Narrow" w:cs="Arial Narrow"/>
+          <w:sz w:val="16"/>
+          <w:szCs w:val="16"/>
+        </w:rPr>
+      </w:pPr>
+      <w:r>
+        <w:rPr>
+          <w:rFonts w:ascii="Arial Narrow" w:eastAsia="Arial Narrow" w:hAnsi="Arial Narrow" w:cs="Arial Narrow"/>
+          <w:sz w:val="16"/>
+          <w:szCs w:val="16"/>
+        </w:rPr>
+        <w:t>El proveedor responde por la idoneidad y calidad de los productos y servicios ofrecidos; por la autenticidad de las marcas y leyendas que exhiben sus productos o del signo que respalda al prestador del servicio, por la falta de conformidad entre la publicidad comercial de los productos y servicios y estos, así como por el contenido y la vida útil del producto indicado en el envase, en lo que corresponda.</w:t>
+      </w:r>
+    </w:p>
     <w:p>
       <w:pPr>
         <w:pStyle w:val="Textonotapie"/>
@@ -6612,205 +6864,9 @@
           <w:szCs w:val="16"/>
         </w:rPr>
       </w:pPr>
-      <w:r>
-        <w:rPr>
-          <w:rStyle w:val="Refdenotaalpie"/>
-          <w:rFonts w:ascii="Arial Narrow" w:eastAsia="Arial Narrow" w:hAnsi="Arial Narrow" w:cs="Arial Narrow"/>
-          <w:sz w:val="16"/>
-          <w:szCs w:val="16"/>
-          <w:vertAlign w:val="superscript"/>
-        </w:rPr>
-        <w:footnoteRef/>
-      </w:r>
-      <w:r>
-        <w:rPr>
-          <w:rFonts w:ascii="Arial Narrow" w:eastAsia="Arial Narrow" w:hAnsi="Arial Narrow" w:cs="Arial Narrow"/>
-          <w:sz w:val="16"/>
-          <w:szCs w:val="16"/>
-        </w:rPr>
-        <w:t xml:space="preserve"> </w:t>
-      </w:r>
-      <w:r>
-        <w:rPr>
-          <w:rFonts w:ascii="Arial Narrow" w:eastAsia="Arial Narrow" w:hAnsi="Arial Narrow" w:cs="Arial Narrow"/>
-          <w:sz w:val="16"/>
-          <w:szCs w:val="16"/>
-        </w:rPr>
-        <w:tab/>
-      </w:r>
-      <w:r>
-        <w:rPr>
-          <w:rFonts w:ascii="Arial Narrow" w:eastAsia="Arial Narrow" w:hAnsi="Arial Narrow" w:cs="Arial Narrow"/>
-          <w:b/>
-          <w:bCs/>
-          <w:sz w:val="16"/>
-          <w:szCs w:val="16"/>
-        </w:rPr>
-        <w:t xml:space="preserve">LEY </w:t>
-      </w:r>
-      <w:proofErr w:type="spellStart"/>
-      <w:r>
-        <w:rPr>
-          <w:rFonts w:ascii="Arial Narrow" w:eastAsia="Arial Narrow" w:hAnsi="Arial Narrow" w:cs="Arial Narrow"/>
-          <w:b/>
-          <w:bCs/>
-          <w:sz w:val="16"/>
-          <w:szCs w:val="16"/>
-        </w:rPr>
-        <w:t/>
-      </w:r>
-      <w:proofErr w:type="spellEnd"/>
-      <w:r>
-        <w:rPr>
-          <w:rFonts w:ascii="Arial Narrow" w:eastAsia="Arial Narrow" w:hAnsi="Arial Narrow" w:cs="Arial Narrow"/>
-          <w:b/>
-          <w:bCs/>
-          <w:sz w:val="16"/>
-          <w:szCs w:val="16"/>
-        </w:rPr>
-        <w:t xml:space="preserve"> 29571, CÓDIGO DE PROTECCIÓN Y DEFENSA DEL CONSUMIDOR, publicado el 2 de setiembre de 2010 y modificado por Decreto Legislativo </w:t>
-      </w:r>
-      <w:proofErr w:type="spellStart"/>
-      <w:r>
-        <w:rPr>
-          <w:rFonts w:ascii="Arial Narrow" w:eastAsia="Arial Narrow" w:hAnsi="Arial Narrow" w:cs="Arial Narrow"/>
-          <w:b/>
-          <w:bCs/>
-          <w:sz w:val="16"/>
-          <w:szCs w:val="16"/>
-        </w:rPr>
-        <w:t/>
-      </w:r>
-      <w:proofErr w:type="spellEnd"/>
-      <w:r>
-        <w:rPr>
-          <w:rFonts w:ascii="Arial Narrow" w:eastAsia="Arial Narrow" w:hAnsi="Arial Narrow" w:cs="Arial Narrow"/>
-          <w:b/>
-          <w:bCs/>
-          <w:sz w:val="16"/>
-          <w:szCs w:val="16"/>
-        </w:rPr>
-        <w:t xml:space="preserve"> 1308 </w:t>
-      </w:r>
-    </w:p>
-    <w:p>
-      <w:pPr>
-        <w:pStyle w:val="Textonotapie"/>
-        <w:ind w:left="567" w:right="-1"/>
-        <w:jc w:val="both"/>
-        <w:rPr>
-          <w:rFonts w:ascii="Arial Narrow" w:eastAsia="Arial Narrow" w:hAnsi="Arial Narrow" w:cs="Arial Narrow"/>
-          <w:b/>
-          <w:bCs/>
-          <w:sz w:val="16"/>
-          <w:szCs w:val="16"/>
-        </w:rPr>
-      </w:pPr>
-      <w:r>
-        <w:rPr>
-          <w:rFonts w:ascii="Arial Narrow" w:eastAsia="Arial Narrow" w:hAnsi="Arial Narrow" w:cs="Arial Narrow"/>
-          <w:b/>
-          <w:bCs/>
-          <w:sz w:val="16"/>
-          <w:szCs w:val="16"/>
-        </w:rPr>
-        <w:t xml:space="preserve">Artículo 18.- Idoneidad </w:t>
-      </w:r>
-    </w:p>
-    <w:p>
-      <w:pPr>
-        <w:pStyle w:val="Textonotapie"/>
-        <w:ind w:left="567" w:right="-1"/>
-        <w:jc w:val="both"/>
-        <w:rPr>
-          <w:rFonts w:ascii="Arial Narrow" w:eastAsia="Arial Narrow" w:hAnsi="Arial Narrow" w:cs="Arial Narrow"/>
-          <w:sz w:val="16"/>
-          <w:szCs w:val="16"/>
-        </w:rPr>
-      </w:pPr>
-      <w:r>
-        <w:rPr>
-          <w:rFonts w:ascii="Arial Narrow" w:eastAsia="Arial Narrow" w:hAnsi="Arial Narrow" w:cs="Arial Narrow"/>
-          <w:sz w:val="16"/>
-          <w:szCs w:val="16"/>
-        </w:rPr>
-        <w:t xml:space="preserve">Se entiende por idoneidad la correspondencia entre lo que un consumidor espera y lo que efectivamente recibe, en función a lo que se le hubiera ofrecido, la publicidad e información transmitida, las condiciones y circunstancias de la transacción, las características y naturaleza del producto o servicio, el precio, entre otros factores, atendiendo a las circunstancias del caso. </w:t>
-      </w:r>
-    </w:p>
-    <w:p>
-      <w:pPr>
-        <w:pStyle w:val="Textonotapie"/>
-        <w:ind w:left="567" w:right="-1"/>
-        <w:jc w:val="both"/>
-        <w:rPr>
-          <w:rFonts w:ascii="Arial Narrow" w:eastAsia="Arial Narrow" w:hAnsi="Arial Narrow" w:cs="Arial Narrow"/>
-          <w:sz w:val="16"/>
-          <w:szCs w:val="16"/>
-        </w:rPr>
-      </w:pPr>
-      <w:r>
-        <w:rPr>
-          <w:rFonts w:ascii="Arial Narrow" w:eastAsia="Arial Narrow" w:hAnsi="Arial Narrow" w:cs="Arial Narrow"/>
-          <w:sz w:val="16"/>
-          <w:szCs w:val="16"/>
-        </w:rPr>
-        <w:t xml:space="preserve">La idoneidad es evaluada en función a la propia naturaleza del producto o servicio y a su aptitud para satisfacer la finalidad para la cual ha sido puesto en el mercado. Las autorizaciones por parte de los organismos del Estado para la fabricación de un producto o la prestación de un servicio, en los casos que sea necesario, no eximen de responsabilidad al proveedor frente al consumidor. </w:t>
-      </w:r>
-    </w:p>
-    <w:p>
-      <w:pPr>
-        <w:pStyle w:val="Textonotapie"/>
-        <w:ind w:left="567" w:right="-1"/>
-        <w:jc w:val="both"/>
-        <w:rPr>
-          <w:rFonts w:ascii="Arial Narrow" w:eastAsia="Arial Narrow" w:hAnsi="Arial Narrow" w:cs="Arial Narrow"/>
-          <w:sz w:val="16"/>
-          <w:szCs w:val="16"/>
-        </w:rPr>
-      </w:pPr>
-    </w:p>
-    <w:p>
-      <w:pPr>
-        <w:pStyle w:val="Textonotapie"/>
-        <w:ind w:left="567" w:right="-1"/>
-        <w:jc w:val="both"/>
-        <w:rPr>
-          <w:rFonts w:ascii="Arial Narrow" w:eastAsia="Arial Narrow" w:hAnsi="Arial Narrow" w:cs="Arial Narrow"/>
-          <w:sz w:val="16"/>
-          <w:szCs w:val="16"/>
-        </w:rPr>
-      </w:pPr>
-      <w:r>
-        <w:rPr>
-          <w:rFonts w:ascii="Arial Narrow" w:eastAsia="Arial Narrow" w:hAnsi="Arial Narrow" w:cs="Arial Narrow"/>
-          <w:b/>
-          <w:bCs/>
-          <w:sz w:val="16"/>
-          <w:szCs w:val="16"/>
-        </w:rPr>
-        <w:t xml:space="preserve">Artículo 19.- Obligación de los proveedores </w:t>
-      </w:r>
-    </w:p>
-    <w:p>
-      <w:pPr>
-        <w:pStyle w:val="Textonotapie"/>
-        <w:ind w:left="567" w:right="-1"/>
-        <w:jc w:val="both"/>
-        <w:rPr>
-          <w:rFonts w:ascii="Arial Narrow" w:eastAsia="Arial Narrow" w:hAnsi="Arial Narrow" w:cs="Arial Narrow"/>
-          <w:sz w:val="16"/>
-          <w:szCs w:val="16"/>
-        </w:rPr>
-      </w:pPr>
-      <w:r>
-        <w:rPr>
-          <w:rFonts w:ascii="Arial Narrow" w:eastAsia="Arial Narrow" w:hAnsi="Arial Narrow" w:cs="Arial Narrow"/>
-          <w:sz w:val="16"/>
-          <w:szCs w:val="16"/>
-        </w:rPr>
-        <w:t>El proveedor responde por la idoneidad y calidad de los productos y servicios ofrecidos; por la autenticidad de las marcas y leyendas que exhiben sus productos o del signo que respalda al prestador del servicio, por la falta de conformidad entre la publicidad comercial de los productos y servicios y estos, así como por el contenido y la vida útil del producto indicado en el envase, en lo que corresponda.</w:t>
-      </w:r>
-    </w:p>
+    </w:p>
+  </w:footnote>
+  <w:footnote w:id="4">
     <w:p>
       <w:pPr>
         <w:pStyle w:val="Textonotapie"/>
@@ -6827,9 +6883,173 @@
           <w:szCs w:val="16"/>
         </w:rPr>
       </w:pPr>
-    </w:p>
-  </w:footnote>
-  <w:footnote w:id="4">
+      <w:r>
+        <w:rPr>
+          <w:rStyle w:val="Refdenotaalpie"/>
+          <w:rFonts w:ascii="Arial Narrow" w:eastAsia="Arial Narrow" w:hAnsi="Arial Narrow" w:cs="Arial Narrow"/>
+          <w:sz w:val="16"/>
+          <w:szCs w:val="16"/>
+          <w:vertAlign w:val="superscript"/>
+        </w:rPr>
+        <w:footnoteRef/>
+      </w:r>
+      <w:r>
+        <w:rPr>
+          <w:rFonts w:ascii="Arial Narrow" w:eastAsia="Arial Narrow" w:hAnsi="Arial Narrow" w:cs="Arial Narrow"/>
+          <w:sz w:val="16"/>
+          <w:szCs w:val="16"/>
+        </w:rPr>
+        <w:tab/>
+        <w:t xml:space="preserve"/>
+      </w:r>
+      <w:r>
+        <w:rPr>
+          <w:rFonts w:ascii="Arial Narrow" w:eastAsia="Arial Narrow" w:hAnsi="Arial Narrow" w:cs="Arial Narrow"/>
+          <w:sz w:val="16"/>
+          <w:szCs w:val="16"/>
+        </w:rPr>
+        <w:tab/>
+      </w:r>
+      <w:r>
+        <w:rPr>
+          <w:rFonts w:ascii="Arial Narrow" w:eastAsia="Arial Narrow" w:hAnsi="Arial Narrow" w:cs="Arial Narrow"/>
+          <w:b/>
+          <w:bCs/>
+          <w:sz w:val="16"/>
+          <w:szCs w:val="16"/>
+        </w:rPr>
+        <w:t xml:space="preserve">LEY </w:t>
+      </w:r>
+      <w:proofErr w:type="spellStart"/>
+      <w:r>
+        <w:rPr>
+          <w:rFonts w:ascii="Arial Narrow" w:eastAsia="Arial Narrow" w:hAnsi="Arial Narrow" w:cs="Arial Narrow"/>
+          <w:b/>
+          <w:bCs/>
+          <w:sz w:val="16"/>
+          <w:szCs w:val="16"/>
+        </w:rPr>
+        <w:t/>
+      </w:r>
+      <w:proofErr w:type="spellEnd"/>
+      <w:r>
+        <w:rPr>
+          <w:rFonts w:ascii="Arial Narrow" w:eastAsia="Arial Narrow" w:hAnsi="Arial Narrow" w:cs="Arial Narrow"/>
+          <w:b/>
+          <w:bCs/>
+          <w:sz w:val="16"/>
+          <w:szCs w:val="16"/>
+        </w:rPr>
+        <w:t xml:space="preserve">29571, CÓDIGO DE PROTECCIÓN Y DEFENSA DEL CONSUMIDOR, publicado el 2 de setiembre de 2010 y modificado por Decreto Legislativo </w:t>
+      </w:r>
+      <w:proofErr w:type="spellStart"/>
+      <w:r>
+        <w:rPr>
+          <w:rFonts w:ascii="Arial Narrow" w:eastAsia="Arial Narrow" w:hAnsi="Arial Narrow" w:cs="Arial Narrow"/>
+          <w:b/>
+          <w:bCs/>
+          <w:sz w:val="16"/>
+          <w:szCs w:val="16"/>
+        </w:rPr>
+        <w:t/>
+      </w:r>
+      <w:proofErr w:type="spellEnd"/>
+      <w:r>
+        <w:rPr>
+          <w:rFonts w:ascii="Arial Narrow" w:eastAsia="Arial Narrow" w:hAnsi="Arial Narrow" w:cs="Arial Narrow"/>
+          <w:b/>
+          <w:bCs/>
+          <w:sz w:val="16"/>
+          <w:szCs w:val="16"/>
+        </w:rPr>
+        <w:t xml:space="preserve">1308 </w:t>
+      </w:r>
+    </w:p>
+    <w:p>
+      <w:pPr>
+        <w:pStyle w:val="Textonotapie"/>
+        <w:tabs>
+          <w:tab w:val="left" w:pos="567"/>
+        </w:tabs>
+        <w:jc w:val="both"/>
+        <w:rPr>
+          <w:rFonts w:ascii="Arial Narrow" w:eastAsia="Arial Narrow" w:hAnsi="Arial Narrow" w:cs="Arial Narrow"/>
+          <w:sz w:val="16"/>
+          <w:szCs w:val="16"/>
+        </w:rPr>
+      </w:pPr>
+      <w:r>
+        <w:rPr>
+          <w:rFonts w:ascii="Arial Narrow" w:eastAsia="Arial Narrow" w:hAnsi="Arial Narrow" w:cs="Arial Narrow"/>
+          <w:b/>
+          <w:bCs/>
+          <w:sz w:val="16"/>
+          <w:szCs w:val="16"/>
+        </w:rPr>
+        <w:tab/>
+        <w:t>Artículo 56.- Métodos comerciales coercitivos</w:t>
+      </w:r>
+    </w:p>
+    <w:p>
+      <w:pPr>
+        <w:pStyle w:val="Textonotapie"/>
+        <w:ind w:left="567"/>
+        <w:jc w:val="both"/>
+        <w:rPr>
+          <w:rFonts w:ascii="Arial Narrow" w:eastAsia="Arial Narrow" w:hAnsi="Arial Narrow" w:cs="Arial Narrow"/>
+          <w:sz w:val="16"/>
+          <w:szCs w:val="16"/>
+        </w:rPr>
+      </w:pPr>
+      <w:r>
+        <w:rPr>
+          <w:rFonts w:ascii="Arial Narrow" w:eastAsia="Arial Narrow" w:hAnsi="Arial Narrow" w:cs="Arial Narrow"/>
+          <w:sz w:val="16"/>
+          <w:szCs w:val="16"/>
+        </w:rPr>
+        <w:t>56.1 De manera enunciativa y no limitativa, el derecho de todo consumidor a la protección contra los métodos comerciales coercitivos implica que los proveedores no pueden:</w:t>
+      </w:r>
+    </w:p>
+    <w:p>
+      <w:pPr>
+        <w:pStyle w:val="Textonotapie"/>
+        <w:ind w:left="567"/>
+        <w:jc w:val="both"/>
+        <w:rPr>
+          <w:rFonts w:ascii="Arial Narrow" w:eastAsia="Arial Narrow" w:hAnsi="Arial Narrow" w:cs="Arial Narrow"/>
+          <w:sz w:val="16"/>
+          <w:szCs w:val="16"/>
+        </w:rPr>
+      </w:pPr>
+      <w:r>
+        <w:rPr>
+          <w:rFonts w:ascii="Arial Narrow" w:eastAsia="Arial Narrow" w:hAnsi="Arial Narrow" w:cs="Arial Narrow"/>
+          <w:sz w:val="16"/>
+          <w:szCs w:val="16"/>
+        </w:rPr>
+        <w:t>(…)</w:t>
+      </w:r>
+    </w:p>
+    <w:p>
+      <w:pPr>
+        <w:pStyle w:val="Textonotapie"/>
+        <w:ind w:left="567"/>
+        <w:jc w:val="both"/>
+        <w:rPr>
+          <w:rFonts w:ascii="Arial Narrow" w:eastAsia="Arial Narrow" w:hAnsi="Arial Narrow" w:cs="Arial Narrow"/>
+          <w:sz w:val="16"/>
+          <w:szCs w:val="16"/>
+        </w:rPr>
+      </w:pPr>
+      <w:r>
+        <w:rPr>
+          <w:rFonts w:ascii="Arial Narrow" w:eastAsia="Arial Narrow" w:hAnsi="Arial Narrow" w:cs="Arial Narrow"/>
+          <w:sz w:val="16"/>
+          <w:szCs w:val="16"/>
+        </w:rPr>
+        <w:t>g. Exigir al consumidor la presentación de documentación innecesaria para la prestación del servicio que contrate o la entrega del producto adquirido, pudiendo, en todo caso, exigirse solo la documentación necesaria, razonable y pertinente de acuerdo con la etapa en la que se encuentre la prestación del producto o ejecución del servicio.</w:t>
+      </w:r>
+    </w:p>
     <w:p>
       <w:pPr>
         <w:pStyle w:val="Textonotapie"/>
@@ -6846,172 +7066,9 @@
           <w:szCs w:val="16"/>
         </w:rPr>
       </w:pPr>
-      <w:r>
-        <w:rPr>
-          <w:rStyle w:val="Refdenotaalpie"/>
-          <w:rFonts w:ascii="Arial Narrow" w:eastAsia="Arial Narrow" w:hAnsi="Arial Narrow" w:cs="Arial Narrow"/>
-          <w:sz w:val="16"/>
-          <w:szCs w:val="16"/>
-          <w:vertAlign w:val="superscript"/>
-        </w:rPr>
-        <w:footnoteRef/>
-      </w:r>
-      <w:r>
-        <w:rPr>
-          <w:rFonts w:ascii="Arial Narrow" w:eastAsia="Arial Narrow" w:hAnsi="Arial Narrow" w:cs="Arial Narrow"/>
-          <w:sz w:val="16"/>
-          <w:szCs w:val="16"/>
-        </w:rPr>
-        <w:t xml:space="preserve"> </w:t>
-      </w:r>
-      <w:r>
-        <w:rPr>
-          <w:rFonts w:ascii="Arial Narrow" w:eastAsia="Arial Narrow" w:hAnsi="Arial Narrow" w:cs="Arial Narrow"/>
-          <w:sz w:val="16"/>
-          <w:szCs w:val="16"/>
-        </w:rPr>
-        <w:tab/>
-      </w:r>
-      <w:r>
-        <w:rPr>
-          <w:rFonts w:ascii="Arial Narrow" w:eastAsia="Arial Narrow" w:hAnsi="Arial Narrow" w:cs="Arial Narrow"/>
-          <w:b/>
-          <w:bCs/>
-          <w:sz w:val="16"/>
-          <w:szCs w:val="16"/>
-        </w:rPr>
-        <w:t xml:space="preserve">LEY </w:t>
-      </w:r>
-      <w:proofErr w:type="spellStart"/>
-      <w:r>
-        <w:rPr>
-          <w:rFonts w:ascii="Arial Narrow" w:eastAsia="Arial Narrow" w:hAnsi="Arial Narrow" w:cs="Arial Narrow"/>
-          <w:b/>
-          <w:bCs/>
-          <w:sz w:val="16"/>
-          <w:szCs w:val="16"/>
-        </w:rPr>
-        <w:t/>
-      </w:r>
-      <w:proofErr w:type="spellEnd"/>
-      <w:r>
-        <w:rPr>
-          <w:rFonts w:ascii="Arial Narrow" w:eastAsia="Arial Narrow" w:hAnsi="Arial Narrow" w:cs="Arial Narrow"/>
-          <w:b/>
-          <w:bCs/>
-          <w:sz w:val="16"/>
-          <w:szCs w:val="16"/>
-        </w:rPr>
-        <w:t xml:space="preserve"> 29571, CÓDIGO DE PROTECCIÓN Y DEFENSA DEL CONSUMIDOR, publicado el 2 de setiembre de 2010 y modificado por Decreto Legislativo </w:t>
-      </w:r>
-      <w:proofErr w:type="spellStart"/>
-      <w:r>
-        <w:rPr>
-          <w:rFonts w:ascii="Arial Narrow" w:eastAsia="Arial Narrow" w:hAnsi="Arial Narrow" w:cs="Arial Narrow"/>
-          <w:b/>
-          <w:bCs/>
-          <w:sz w:val="16"/>
-          <w:szCs w:val="16"/>
-        </w:rPr>
-        <w:t/>
-      </w:r>
-      <w:proofErr w:type="spellEnd"/>
-      <w:r>
-        <w:rPr>
-          <w:rFonts w:ascii="Arial Narrow" w:eastAsia="Arial Narrow" w:hAnsi="Arial Narrow" w:cs="Arial Narrow"/>
-          <w:b/>
-          <w:bCs/>
-          <w:sz w:val="16"/>
-          <w:szCs w:val="16"/>
-        </w:rPr>
-        <w:t xml:space="preserve"> 1308 </w:t>
-      </w:r>
-    </w:p>
-    <w:p>
-      <w:pPr>
-        <w:pStyle w:val="Textonotapie"/>
-        <w:tabs>
-          <w:tab w:val="left" w:pos="567"/>
-        </w:tabs>
-        <w:jc w:val="both"/>
-        <w:rPr>
-          <w:rFonts w:ascii="Arial Narrow" w:eastAsia="Arial Narrow" w:hAnsi="Arial Narrow" w:cs="Arial Narrow"/>
-          <w:sz w:val="16"/>
-          <w:szCs w:val="16"/>
-        </w:rPr>
-      </w:pPr>
-      <w:r>
-        <w:rPr>
-          <w:rFonts w:ascii="Arial Narrow" w:eastAsia="Arial Narrow" w:hAnsi="Arial Narrow" w:cs="Arial Narrow"/>
-          <w:b/>
-          <w:bCs/>
-          <w:sz w:val="16"/>
-          <w:szCs w:val="16"/>
-        </w:rPr>
-        <w:tab/>
-        <w:t>Artículo 56.- Métodos comerciales coercitivos</w:t>
-      </w:r>
-    </w:p>
-    <w:p>
-      <w:pPr>
-        <w:pStyle w:val="Textonotapie"/>
-        <w:ind w:left="567"/>
-        <w:jc w:val="both"/>
-        <w:rPr>
-          <w:rFonts w:ascii="Arial Narrow" w:eastAsia="Arial Narrow" w:hAnsi="Arial Narrow" w:cs="Arial Narrow"/>
-          <w:sz w:val="16"/>
-          <w:szCs w:val="16"/>
-        </w:rPr>
-      </w:pPr>
-      <w:r>
-        <w:rPr>
-          <w:rFonts w:ascii="Arial Narrow" w:eastAsia="Arial Narrow" w:hAnsi="Arial Narrow" w:cs="Arial Narrow"/>
-          <w:sz w:val="16"/>
-          <w:szCs w:val="16"/>
-        </w:rPr>
-        <w:t>56.1 De manera enunciativa y no limitativa, el derecho de todo consumidor a la protección contra los métodos comerciales coercitivos implica que los proveedores no pueden:</w:t>
-      </w:r>
-    </w:p>
-    <w:p>
-      <w:pPr>
-        <w:pStyle w:val="Textonotapie"/>
-        <w:ind w:left="567"/>
-        <w:jc w:val="both"/>
-        <w:rPr>
-          <w:rFonts w:ascii="Arial Narrow" w:eastAsia="Arial Narrow" w:hAnsi="Arial Narrow" w:cs="Arial Narrow"/>
-          <w:sz w:val="16"/>
-          <w:szCs w:val="16"/>
-        </w:rPr>
-      </w:pPr>
-      <w:r>
-        <w:rPr>
-          <w:rFonts w:ascii="Arial Narrow" w:eastAsia="Arial Narrow" w:hAnsi="Arial Narrow" w:cs="Arial Narrow"/>
-          <w:sz w:val="16"/>
-          <w:szCs w:val="16"/>
-        </w:rPr>
-        <w:t>(…)</w:t>
-      </w:r>
-    </w:p>
-    <w:p>
-      <w:pPr>
-        <w:pStyle w:val="Textonotapie"/>
-        <w:ind w:left="567"/>
-        <w:jc w:val="both"/>
-        <w:rPr>
-          <w:rFonts w:ascii="Arial Narrow" w:eastAsia="Arial Narrow" w:hAnsi="Arial Narrow" w:cs="Arial Narrow"/>
-          <w:sz w:val="16"/>
-          <w:szCs w:val="16"/>
-        </w:rPr>
-      </w:pPr>
-      <w:r>
-        <w:rPr>
-          <w:rFonts w:ascii="Arial Narrow" w:eastAsia="Arial Narrow" w:hAnsi="Arial Narrow" w:cs="Arial Narrow"/>
-          <w:sz w:val="16"/>
-          <w:szCs w:val="16"/>
-        </w:rPr>
-        <w:t>g. Exigir al consumidor la presentación de documentación innecesaria para la prestación del servicio que contrate o la entrega del producto adquirido, pudiendo, en todo caso, exigirse solo la documentación necesaria, razonable y pertinente de acuerdo con la etapa en la que se encuentre la prestación del producto o ejecución del servicio.</w:t>
-      </w:r>
-    </w:p>
+    </w:p>
+  </w:footnote>
+  <w:footnote w:id="5">
     <w:p>
       <w:pPr>
         <w:pStyle w:val="Textonotapie"/>
@@ -7022,15 +7079,78 @@
         <w:jc w:val="both"/>
         <w:rPr>
           <w:rFonts w:ascii="Arial Narrow" w:eastAsia="Arial Narrow" w:hAnsi="Arial Narrow" w:cs="Arial Narrow"/>
+          <w:sz w:val="16"/>
+          <w:szCs w:val="16"/>
+        </w:rPr>
+      </w:pPr>
+      <w:r>
+        <w:rPr>
+          <w:rStyle w:val="Refdenotaalpie"/>
+          <w:rFonts w:ascii="Arial Narrow" w:eastAsia="Arial Narrow" w:hAnsi="Arial Narrow" w:cs="Arial Narrow"/>
+          <w:sz w:val="16"/>
+          <w:szCs w:val="16"/>
+          <w:vertAlign w:val="superscript"/>
+        </w:rPr>
+        <w:footnoteRef/>
+      </w:r>
+      <w:r>
+        <w:rPr>
+          <w:rFonts w:ascii="Arial Narrow" w:eastAsia="Arial Narrow" w:hAnsi="Arial Narrow" w:cs="Arial Narrow"/>
+          <w:sz w:val="16"/>
+          <w:szCs w:val="16"/>
+        </w:rPr>
+        <w:tab/>
+        <w:t xml:space="preserve"/>
+      </w:r>
+      <w:r>
+        <w:rPr>
+          <w:rFonts w:ascii="Arial Narrow" w:eastAsia="Arial Narrow" w:hAnsi="Arial Narrow" w:cs="Arial Narrow"/>
+          <w:sz w:val="16"/>
+          <w:szCs w:val="16"/>
+        </w:rPr>
+        <w:tab/>
+      </w:r>
+      <w:r>
+        <w:rPr>
+          <w:rFonts w:ascii="Arial Narrow" w:eastAsia="Arial Narrow" w:hAnsi="Arial Narrow" w:cs="Arial Narrow"/>
           <w:b/>
           <w:bCs/>
           <w:sz w:val="16"/>
           <w:szCs w:val="16"/>
         </w:rPr>
-      </w:pPr>
-    </w:p>
-  </w:footnote>
-  <w:footnote w:id="5">
+        <w:t xml:space="preserve">LEY SOBRE FACULTADES, NORMAS Y ORGANIZACIÓN DEL INDECOPI, APROBADA POR DECRETO LEGISLATIVO </w:t>
+      </w:r>
+      <w:proofErr w:type="spellStart"/>
+      <w:r>
+        <w:rPr>
+          <w:rFonts w:ascii="Arial Narrow" w:eastAsia="Arial Narrow" w:hAnsi="Arial Narrow" w:cs="Arial Narrow"/>
+          <w:b/>
+          <w:bCs/>
+          <w:sz w:val="16"/>
+          <w:szCs w:val="16"/>
+        </w:rPr>
+        <w:t/>
+      </w:r>
+      <w:proofErr w:type="spellEnd"/>
+      <w:r>
+        <w:rPr>
+          <w:rFonts w:ascii="Arial Narrow" w:eastAsia="Arial Narrow" w:hAnsi="Arial Narrow" w:cs="Arial Narrow"/>
+          <w:b/>
+          <w:bCs/>
+          <w:sz w:val="16"/>
+          <w:szCs w:val="16"/>
+        </w:rPr>
+        <w:t xml:space="preserve">807 Artículo 24.-</w:t>
+      </w:r>
+      <w:r>
+        <w:rPr>
+          <w:rFonts w:ascii="Arial Narrow" w:eastAsia="Arial Narrow" w:hAnsi="Arial Narrow" w:cs="Arial Narrow"/>
+          <w:sz w:val="16"/>
+          <w:szCs w:val="16"/>
+        </w:rPr>
+        <w:t xml:space="preserve"> El Secretario Técnico se encargará de la tramitación del procedimiento. Para ello, cuenta con las siguientes facultades:</w:t>
+      </w:r>
+    </w:p>
     <w:p>
       <w:pPr>
         <w:pStyle w:val="Textonotapie"/>
@@ -7047,69 +7167,12 @@
       </w:pPr>
       <w:r>
         <w:rPr>
-          <w:rStyle w:val="Refdenotaalpie"/>
-          <w:rFonts w:ascii="Arial Narrow" w:eastAsia="Arial Narrow" w:hAnsi="Arial Narrow" w:cs="Arial Narrow"/>
-          <w:sz w:val="16"/>
-          <w:szCs w:val="16"/>
-          <w:vertAlign w:val="superscript"/>
-        </w:rPr>
-        <w:footnoteRef/>
-      </w:r>
-      <w:r>
-        <w:rPr>
-          <w:rFonts w:ascii="Arial Narrow" w:eastAsia="Arial Narrow" w:hAnsi="Arial Narrow" w:cs="Arial Narrow"/>
-          <w:sz w:val="16"/>
-          <w:szCs w:val="16"/>
-        </w:rPr>
-        <w:t xml:space="preserve"> </w:t>
-      </w:r>
-      <w:r>
-        <w:rPr>
           <w:rFonts w:ascii="Arial Narrow" w:eastAsia="Arial Narrow" w:hAnsi="Arial Narrow" w:cs="Arial Narrow"/>
           <w:sz w:val="16"/>
           <w:szCs w:val="16"/>
         </w:rPr>
         <w:tab/>
-      </w:r>
-      <w:r>
-        <w:rPr>
-          <w:rFonts w:ascii="Arial Narrow" w:eastAsia="Arial Narrow" w:hAnsi="Arial Narrow" w:cs="Arial Narrow"/>
-          <w:b/>
-          <w:bCs/>
-          <w:sz w:val="16"/>
-          <w:szCs w:val="16"/>
-        </w:rPr>
-        <w:t xml:space="preserve">LEY SOBRE FACULTADES, NORMAS Y ORGANIZACIÓN DEL INDECOPI, APROBADA POR DECRETO LEGISLATIVO </w:t>
-      </w:r>
-      <w:proofErr w:type="spellStart"/>
-      <w:r>
-        <w:rPr>
-          <w:rFonts w:ascii="Arial Narrow" w:eastAsia="Arial Narrow" w:hAnsi="Arial Narrow" w:cs="Arial Narrow"/>
-          <w:b/>
-          <w:bCs/>
-          <w:sz w:val="16"/>
-          <w:szCs w:val="16"/>
-        </w:rPr>
-        <w:t/>
-      </w:r>
-      <w:proofErr w:type="spellEnd"/>
-      <w:r>
-        <w:rPr>
-          <w:rFonts w:ascii="Arial Narrow" w:eastAsia="Arial Narrow" w:hAnsi="Arial Narrow" w:cs="Arial Narrow"/>
-          <w:b/>
-          <w:bCs/>
-          <w:sz w:val="16"/>
-          <w:szCs w:val="16"/>
-        </w:rPr>
-        <w:t xml:space="preserve"> 807 Artículo 24.-</w:t>
-      </w:r>
-      <w:r>
-        <w:rPr>
-          <w:rFonts w:ascii="Arial Narrow" w:eastAsia="Arial Narrow" w:hAnsi="Arial Narrow" w:cs="Arial Narrow"/>
-          <w:sz w:val="16"/>
-          <w:szCs w:val="16"/>
-        </w:rPr>
-        <w:t xml:space="preserve"> El Secretario Técnico se encargará de la tramitación del procedimiento. Para ello, cuenta con las siguientes facultades:</w:t>
+        <w:t xml:space="preserve">(...) </w:t>
       </w:r>
     </w:p>
     <w:p>
@@ -7133,7 +7196,7 @@
           <w:szCs w:val="16"/>
         </w:rPr>
         <w:tab/>
-        <w:t xml:space="preserve">(...) </w:t>
+        <w:t xml:space="preserve">c) Admitir denuncias a trámite, en aquellos casos en que la Comisión le haya delegado esta facultad. </w:t>
       </w:r>
     </w:p>
     <w:p>
@@ -7157,7 +7220,7 @@
           <w:szCs w:val="16"/>
         </w:rPr>
         <w:tab/>
-        <w:t xml:space="preserve">c) Admitir denuncias a trámite, en aquellos casos en que la Comisión le haya delegado esta facultad. </w:t>
+        <w:t>(...).</w:t>
       </w:r>
     </w:p>
     <w:p>
@@ -7174,6 +7237,33 @@
           <w:szCs w:val="16"/>
         </w:rPr>
       </w:pPr>
+    </w:p>
+  </w:footnote>
+  <w:footnote w:id="6">
+    <w:p>
+      <w:pPr>
+        <w:pStyle w:val="Textonotapie"/>
+        <w:tabs>
+          <w:tab w:val="left" w:pos="567"/>
+        </w:tabs>
+        <w:ind w:left="567" w:hanging="567"/>
+        <w:jc w:val="both"/>
+        <w:rPr>
+          <w:rFonts w:ascii="Arial Narrow" w:eastAsia="Arial Narrow" w:hAnsi="Arial Narrow" w:cs="Arial Narrow"/>
+          <w:sz w:val="16"/>
+          <w:szCs w:val="16"/>
+        </w:rPr>
+      </w:pPr>
+      <w:r>
+        <w:rPr>
+          <w:rStyle w:val="Refdenotaalpie"/>
+          <w:rFonts w:ascii="Arial Narrow" w:eastAsia="Arial Narrow" w:hAnsi="Arial Narrow" w:cs="Arial Narrow"/>
+          <w:sz w:val="16"/>
+          <w:szCs w:val="16"/>
+          <w:vertAlign w:val="superscript"/>
+        </w:rPr>
+        <w:footnoteRef/>
+      </w:r>
       <w:r>
         <w:rPr>
           <w:rFonts w:ascii="Arial Narrow" w:eastAsia="Arial Narrow" w:hAnsi="Arial Narrow" w:cs="Arial Narrow"/>
@@ -7181,9 +7271,719 @@
           <w:szCs w:val="16"/>
         </w:rPr>
         <w:tab/>
-        <w:t>(...).</w:t>
-      </w:r>
-    </w:p>
+        <w:t xml:space="preserve"/>
+      </w:r>
+      <w:r>
+        <w:rPr>
+          <w:rFonts w:ascii="Arial Narrow" w:eastAsia="Arial Narrow" w:hAnsi="Arial Narrow" w:cs="Arial Narrow"/>
+          <w:sz w:val="16"/>
+          <w:szCs w:val="16"/>
+        </w:rPr>
+        <w:tab/>
+        <w:t xml:space="preserve">El número de trabajadores se atenderá siempre que la empresa haya sido constituida antes de la vigencia de la Ley </w:t>
+      </w:r>
+      <w:proofErr w:type="spellStart"/>
+      <w:r>
+        <w:rPr>
+          <w:rFonts w:ascii="Arial Narrow" w:eastAsia="Arial Narrow" w:hAnsi="Arial Narrow" w:cs="Arial Narrow"/>
+          <w:sz w:val="16"/>
+          <w:szCs w:val="16"/>
+        </w:rPr>
+        <w:t/>
+      </w:r>
+      <w:proofErr w:type="spellEnd"/>
+      <w:r>
+        <w:rPr>
+          <w:rFonts w:ascii="Arial Narrow" w:eastAsia="Arial Narrow" w:hAnsi="Arial Narrow" w:cs="Arial Narrow"/>
+          <w:sz w:val="16"/>
+          <w:szCs w:val="16"/>
+        </w:rPr>
+        <w:t xml:space="preserve">30056, publicada el 2 de julio de 2013, que modificó el artículo 5 del Texto Único Ordenado de la Ley de Promoción de la Competitividad, Formalización y Desarrollo de la Micro y Pequeña Empresa y de Acceso al Empleo Decente (LEY MYPE). Ello, en la medida que la Tercera Disposición Complementaria Transitoria de la norma modificatoria precisa que las empresas constituidas antes de la entrada en vigencia de dicha Ley se rigen por los requisitos de acogimiento al régimen de las micro y pequeñas empresas regulados en el Decreto Legislativo 1086.</w:t>
+      </w:r>
+    </w:p>
+    <w:p>
+      <w:pPr>
+        <w:pStyle w:val="Textonotapie"/>
+        <w:ind w:left="567" w:hanging="567"/>
+        <w:jc w:val="both"/>
+        <w:rPr>
+          <w:rFonts w:ascii="Arial Narrow" w:eastAsia="Arial Narrow" w:hAnsi="Arial Narrow" w:cs="Arial Narrow"/>
+          <w:sz w:val="16"/>
+          <w:szCs w:val="16"/>
+        </w:rPr>
+      </w:pPr>
+    </w:p>
+  </w:footnote>
+  <w:footnote w:id="7">
+    <w:p>
+      <w:pPr>
+        <w:pStyle w:val="Textonotapie"/>
+        <w:tabs>
+          <w:tab w:val="left" w:pos="567"/>
+        </w:tabs>
+        <w:ind w:left="567" w:hanging="567"/>
+        <w:jc w:val="both"/>
+        <w:rPr>
+          <w:rFonts w:ascii="Arial Narrow" w:eastAsia="Arial Narrow" w:hAnsi="Arial Narrow" w:cs="Arial Narrow"/>
+          <w:sz w:val="16"/>
+          <w:szCs w:val="16"/>
+        </w:rPr>
+      </w:pPr>
+      <w:r>
+        <w:rPr>
+          <w:rStyle w:val="Refdenotaalpie"/>
+          <w:rFonts w:ascii="Arial Narrow" w:eastAsia="Arial Narrow" w:hAnsi="Arial Narrow" w:cs="Arial Narrow"/>
+          <w:sz w:val="16"/>
+          <w:szCs w:val="16"/>
+          <w:vertAlign w:val="superscript"/>
+        </w:rPr>
+        <w:footnoteRef/>
+      </w:r>
+      <w:r>
+        <w:rPr>
+          <w:rFonts w:ascii="Arial Narrow" w:eastAsia="Arial Narrow" w:hAnsi="Arial Narrow" w:cs="Arial Narrow"/>
+          <w:sz w:val="16"/>
+          <w:szCs w:val="16"/>
+        </w:rPr>
+        <w:tab/>
+        <w:t xml:space="preserve"/>
+      </w:r>
+      <w:r>
+        <w:rPr>
+          <w:rFonts w:ascii="Arial Narrow" w:eastAsia="Arial Narrow" w:hAnsi="Arial Narrow" w:cs="Arial Narrow"/>
+          <w:sz w:val="16"/>
+          <w:szCs w:val="16"/>
+        </w:rPr>
+        <w:tab/>
+      </w:r>
+      <w:r>
+        <w:rPr>
+          <w:rFonts w:ascii="Arial Narrow" w:eastAsia="Arial Narrow" w:hAnsi="Arial Narrow" w:cs="Arial Narrow"/>
+          <w:b/>
+          <w:sz w:val="16"/>
+          <w:szCs w:val="16"/>
+        </w:rPr>
+        <w:t>LEY 29571, CÓDIGO DE PROTECCIÓN Y DEFENSA DEL CONSUMIDOR</w:t>
+      </w:r>
+      <w:r>
+        <w:rPr>
+          <w:rFonts w:ascii="Arial Narrow" w:eastAsia="Arial Narrow" w:hAnsi="Arial Narrow" w:cs="Arial Narrow"/>
+          <w:b/>
+          <w:bCs/>
+          <w:sz w:val="16"/>
+          <w:szCs w:val="16"/>
+        </w:rPr>
+        <w:t xml:space="preserve">, </w:t>
+      </w:r>
+      <w:r>
+        <w:rPr>
+          <w:rFonts w:ascii="Arial Narrow" w:eastAsia="Arial Narrow" w:hAnsi="Arial Narrow" w:cs="Arial Narrow"/>
+          <w:b/>
+          <w:sz w:val="16"/>
+          <w:szCs w:val="16"/>
+        </w:rPr>
+        <w:t xml:space="preserve">publicado el 2 de setiembre de 2010 y modificado por Decreto Legislativo </w:t>
+      </w:r>
+      <w:proofErr w:type="spellStart"/>
+      <w:r>
+        <w:rPr>
+          <w:rFonts w:ascii="Arial Narrow" w:eastAsia="Arial Narrow" w:hAnsi="Arial Narrow" w:cs="Arial Narrow"/>
+          <w:b/>
+          <w:sz w:val="16"/>
+          <w:szCs w:val="16"/>
+        </w:rPr>
+        <w:t/>
+      </w:r>
+      <w:proofErr w:type="spellEnd"/>
+      <w:r>
+        <w:rPr>
+          <w:rFonts w:ascii="Arial Narrow" w:eastAsia="Arial Narrow" w:hAnsi="Arial Narrow" w:cs="Arial Narrow"/>
+          <w:b/>
+          <w:sz w:val="16"/>
+          <w:szCs w:val="16"/>
+        </w:rPr>
+        <w:t xml:space="preserve">1308</w:t>
+      </w:r>
+    </w:p>
+    <w:p>
+      <w:pPr>
+        <w:pStyle w:val="Textonotapie"/>
+        <w:ind w:left="567" w:hanging="567"/>
+        <w:jc w:val="both"/>
+        <w:rPr>
+          <w:rFonts w:ascii="Arial Narrow" w:eastAsia="Arial Narrow" w:hAnsi="Arial Narrow" w:cs="Arial Narrow"/>
+          <w:b/>
+          <w:bCs/>
+          <w:sz w:val="16"/>
+          <w:szCs w:val="16"/>
+        </w:rPr>
+      </w:pPr>
+      <w:r>
+        <w:rPr>
+          <w:rFonts w:ascii="Arial Narrow" w:eastAsia="Arial Narrow" w:hAnsi="Arial Narrow" w:cs="Arial Narrow"/>
+          <w:sz w:val="16"/>
+          <w:szCs w:val="16"/>
+        </w:rPr>
+        <w:tab/>
+      </w:r>
+      <w:r>
+        <w:rPr>
+          <w:rFonts w:ascii="Arial Narrow" w:eastAsia="Arial Narrow" w:hAnsi="Arial Narrow" w:cs="Arial Narrow"/>
+          <w:b/>
+          <w:bCs/>
+          <w:sz w:val="16"/>
+          <w:szCs w:val="16"/>
+        </w:rPr>
+        <w:t>Artículo 110.- Sanciones Administrativas</w:t>
+      </w:r>
+    </w:p>
+    <w:p>
+      <w:pPr>
+        <w:autoSpaceDE w:val="0"/>
+        <w:autoSpaceDN w:val="0"/>
+        <w:adjustRightInd w:val="0"/>
+        <w:spacing w:after="0" w:line="240" w:lineRule="auto"/>
+        <w:ind w:left="567"/>
+        <w:jc w:val="both"/>
+        <w:rPr>
+          <w:rFonts w:ascii="Arial Narrow" w:eastAsia="Arial Narrow" w:hAnsi="Arial Narrow" w:cs="Arial Narrow"/>
+          <w:sz w:val="16"/>
+          <w:szCs w:val="16"/>
+          <w:lang w:eastAsia="es-PE"/>
+        </w:rPr>
+      </w:pPr>
+      <w:r>
+        <w:rPr>
+          <w:rFonts w:ascii="Arial Narrow" w:eastAsia="Arial Narrow" w:hAnsi="Arial Narrow" w:cs="Arial Narrow"/>
+          <w:sz w:val="16"/>
+          <w:szCs w:val="16"/>
+          <w:lang w:eastAsia="es-PE"/>
+        </w:rPr>
+        <w:t>(…)</w:t>
+      </w:r>
+    </w:p>
+    <w:p>
+      <w:pPr>
+        <w:autoSpaceDE w:val="0"/>
+        <w:autoSpaceDN w:val="0"/>
+        <w:adjustRightInd w:val="0"/>
+        <w:spacing w:after="0" w:line="240" w:lineRule="auto"/>
+        <w:ind w:left="567"/>
+        <w:jc w:val="both"/>
+        <w:rPr>
+          <w:rFonts w:ascii="Arial Narrow" w:eastAsia="Arial Narrow" w:hAnsi="Arial Narrow" w:cs="Arial Narrow"/>
+          <w:sz w:val="16"/>
+          <w:szCs w:val="16"/>
+          <w:lang w:eastAsia="es-PE"/>
+        </w:rPr>
+      </w:pPr>
+      <w:r>
+        <w:rPr>
+          <w:rFonts w:ascii="Arial Narrow" w:eastAsia="Arial Narrow" w:hAnsi="Arial Narrow" w:cs="Arial Narrow"/>
+          <w:sz w:val="16"/>
+          <w:szCs w:val="16"/>
+          <w:lang w:eastAsia="es-PE"/>
+        </w:rPr>
+        <w:t>En el caso de las microempresas, la multa no puede superar el diez por ciento (10%) de las ventas o ingresos brutos percibidos por el infractor, relativos a todas sus actividades económicas, correspondientes al ejercicio inmediato anterior al de la expedición de la resolución de primera instancia, siempre que se haya acreditado dichos ingresos, no se encuentre en una situación de reincidencia y el caso no verse sobre la vida, salud o integridad de los consumidores. Para el caso de las pequeñas empresas, la multa no puede superar el veinte por ciento (20%) de las ventas o ingresos brutos percibidos por el infractor, conforme a los requisitos señalados anteriormente.</w:t>
+      </w:r>
+    </w:p>
+    <w:p>
+      <w:pPr>
+        <w:autoSpaceDE w:val="0"/>
+        <w:autoSpaceDN w:val="0"/>
+        <w:adjustRightInd w:val="0"/>
+        <w:spacing w:after="0" w:line="240" w:lineRule="auto"/>
+        <w:ind w:left="567"/>
+        <w:jc w:val="both"/>
+        <w:rPr>
+          <w:rFonts w:ascii="Arial Narrow" w:eastAsia="Arial Narrow" w:hAnsi="Arial Narrow" w:cs="Arial Narrow"/>
+          <w:sz w:val="16"/>
+          <w:szCs w:val="16"/>
+          <w:lang w:eastAsia="es-PE"/>
+        </w:rPr>
+      </w:pPr>
+      <w:r>
+        <w:rPr>
+          <w:rFonts w:ascii="Arial Narrow" w:eastAsia="Arial Narrow" w:hAnsi="Arial Narrow" w:cs="Arial Narrow"/>
+          <w:sz w:val="16"/>
+          <w:szCs w:val="16"/>
+          <w:lang w:eastAsia="es-PE"/>
+        </w:rPr>
+        <w:t>(…).</w:t>
+      </w:r>
+    </w:p>
+    <w:p>
+      <w:pPr>
+        <w:pStyle w:val="Textonotapie"/>
+        <w:ind w:left="567" w:hanging="567"/>
+        <w:jc w:val="both"/>
+        <w:rPr>
+          <w:rFonts w:ascii="Arial Narrow" w:eastAsia="Arial Narrow" w:hAnsi="Arial Narrow" w:cs="Arial Narrow"/>
+          <w:sz w:val="16"/>
+          <w:szCs w:val="16"/>
+        </w:rPr>
+      </w:pPr>
+    </w:p>
+  </w:footnote>
+  <w:footnote w:id="8">
+    <w:p>
+      <w:pPr>
+        <w:pStyle w:val="Textonotapie"/>
+        <w:tabs>
+          <w:tab w:val="left" w:pos="567"/>
+        </w:tabs>
+        <w:ind w:left="567" w:hanging="567"/>
+        <w:jc w:val="both"/>
+        <w:rPr>
+          <w:rFonts w:ascii="Arial Narrow" w:eastAsia="Arial Narrow" w:hAnsi="Arial Narrow" w:cs="Arial Narrow"/>
+          <w:sz w:val="16"/>
+          <w:szCs w:val="16"/>
+        </w:rPr>
+      </w:pPr>
+      <w:r>
+        <w:rPr>
+          <w:rStyle w:val="Refdenotaalpie"/>
+          <w:rFonts w:ascii="Arial Narrow" w:eastAsia="Arial Narrow" w:hAnsi="Arial Narrow" w:cs="Arial Narrow"/>
+          <w:sz w:val="16"/>
+          <w:szCs w:val="16"/>
+          <w:vertAlign w:val="superscript"/>
+        </w:rPr>
+        <w:footnoteRef/>
+      </w:r>
+      <w:r>
+        <w:rPr>
+          <w:rFonts w:ascii="Arial Narrow" w:eastAsia="Arial Narrow" w:hAnsi="Arial Narrow" w:cs="Arial Narrow"/>
+          <w:sz w:val="16"/>
+          <w:szCs w:val="16"/>
+        </w:rPr>
+        <w:tab/>
+      </w:r>
+      <w:r>
+        <w:rPr>
+          <w:rFonts w:ascii="Arial Narrow" w:eastAsia="Arial Narrow" w:hAnsi="Arial Narrow" w:cs="Arial Narrow"/>
+          <w:b/>
+          <w:bCs/>
+          <w:sz w:val="16"/>
+          <w:szCs w:val="16"/>
+        </w:rPr>
+        <w:t xml:space="preserve">DECRETO LEGISLATIVO 807, LEY SOBRE FACULTADES, NORMAS Y ORGANIZACIÓN DEL INDECOPI, publicado el 18 de abril de 1996</w:t>
+      </w:r>
+    </w:p>
+    <w:p>
+      <w:pPr>
+        <w:pStyle w:val="Textonotapie"/>
+        <w:ind w:left="567" w:hanging="567"/>
+        <w:jc w:val="both"/>
+        <w:rPr>
+          <w:rFonts w:ascii="Arial Narrow" w:eastAsia="Arial Narrow" w:hAnsi="Arial Narrow" w:cs="Arial Narrow"/>
+          <w:sz w:val="16"/>
+          <w:szCs w:val="16"/>
+        </w:rPr>
+      </w:pPr>
+      <w:r>
+        <w:rPr>
+          <w:rFonts w:ascii="Arial Narrow" w:eastAsia="Arial Narrow" w:hAnsi="Arial Narrow" w:cs="Arial Narrow"/>
+          <w:sz w:val="16"/>
+          <w:szCs w:val="16"/>
+        </w:rPr>
+        <w:tab/>
+      </w:r>
+      <w:r>
+        <w:rPr>
+          <w:rFonts w:ascii="Arial Narrow" w:eastAsia="Arial Narrow" w:hAnsi="Arial Narrow" w:cs="Arial Narrow"/>
+          <w:b/>
+          <w:bCs/>
+          <w:sz w:val="16"/>
+          <w:szCs w:val="16"/>
+        </w:rPr>
+        <w:t xml:space="preserve">Artículo 26.-</w:t>
+      </w:r>
+      <w:r>
+        <w:rPr>
+          <w:rFonts w:ascii="Arial Narrow" w:eastAsia="Arial Narrow" w:hAnsi="Arial Narrow" w:cs="Arial Narrow"/>
+          <w:sz w:val="16"/>
+          <w:szCs w:val="16"/>
+        </w:rPr>
+        <w:t xml:space="preserve"> Una vez admitida a trámite la denuncia, se correrá traslado de la misma al denunciado, a fin de que éste presente su descargo. El plazo para la presentación del descargo será de cinco (5) días contados desde la notificación, vencido el cual, el Secretario Técnico declarará en rebeldía al denunciado que no lo hubiera presentado.</w:t>
+      </w:r>
+    </w:p>
+    <w:p>
+      <w:pPr>
+        <w:pStyle w:val="Textonotapie"/>
+        <w:ind w:left="567" w:hanging="567"/>
+        <w:jc w:val="both"/>
+        <w:rPr>
+          <w:rFonts w:ascii="Arial Narrow" w:eastAsia="Arial Narrow" w:hAnsi="Arial Narrow" w:cs="Arial Narrow"/>
+          <w:sz w:val="16"/>
+          <w:szCs w:val="16"/>
+        </w:rPr>
+      </w:pPr>
+    </w:p>
+  </w:footnote>
+  <w:footnote w:id="9">
+    <w:p>
+      <w:pPr>
+        <w:pStyle w:val="Textonotapie"/>
+        <w:tabs>
+          <w:tab w:val="left" w:pos="567"/>
+        </w:tabs>
+        <w:ind w:left="567" w:hanging="567"/>
+        <w:jc w:val="both"/>
+        <w:rPr>
+          <w:rFonts w:ascii="Arial Narrow" w:eastAsia="Arial Narrow" w:hAnsi="Arial Narrow" w:cs="Arial Narrow"/>
+          <w:sz w:val="16"/>
+          <w:szCs w:val="16"/>
+        </w:rPr>
+      </w:pPr>
+      <w:r>
+        <w:rPr>
+          <w:rStyle w:val="Refdenotaalpie"/>
+          <w:rFonts w:ascii="Arial Narrow" w:eastAsia="Arial Narrow" w:hAnsi="Arial Narrow" w:cs="Arial Narrow"/>
+          <w:sz w:val="16"/>
+          <w:szCs w:val="16"/>
+          <w:vertAlign w:val="superscript"/>
+        </w:rPr>
+        <w:footnoteRef/>
+      </w:r>
+      <w:r>
+        <w:rPr>
+          <w:rFonts w:ascii="Arial Narrow" w:eastAsia="Arial Narrow" w:hAnsi="Arial Narrow" w:cs="Arial Narrow"/>
+          <w:sz w:val="16"/>
+          <w:szCs w:val="16"/>
+        </w:rPr>
+        <w:tab/>
+      </w:r>
+      <w:r>
+        <w:rPr>
+          <w:rFonts w:ascii="Arial Narrow" w:eastAsia="Arial Narrow" w:hAnsi="Arial Narrow" w:cs="Arial Narrow"/>
+          <w:b/>
+          <w:bCs/>
+          <w:sz w:val="16"/>
+          <w:szCs w:val="16"/>
+        </w:rPr>
+        <w:t xml:space="preserve">DECRETO SUPREMO 006-2026-JUS, TEXTO ÚNICO ORDENADO DE LA LEY 27444, LEY DEL PROCEDIMIENTO ADMINISTRATIVO GENERAL, publicado el 30 de abril de 2026</w:t>
+      </w:r>
+    </w:p>
+    <w:p>
+      <w:pPr>
+        <w:pStyle w:val="Textonotapie"/>
+        <w:ind w:left="567" w:hanging="567"/>
+        <w:jc w:val="both"/>
+        <w:rPr>
+          <w:rFonts w:ascii="Arial Narrow" w:eastAsia="Arial Narrow" w:hAnsi="Arial Narrow" w:cs="Arial Narrow"/>
+          <w:sz w:val="16"/>
+          <w:szCs w:val="16"/>
+        </w:rPr>
+      </w:pPr>
+      <w:r>
+        <w:rPr>
+          <w:rFonts w:ascii="Arial Narrow" w:eastAsia="Arial Narrow" w:hAnsi="Arial Narrow" w:cs="Arial Narrow"/>
+          <w:sz w:val="16"/>
+          <w:szCs w:val="16"/>
+        </w:rPr>
+        <w:tab/>
+      </w:r>
+      <w:r>
+        <w:rPr>
+          <w:rFonts w:ascii="Arial Narrow" w:eastAsia="Arial Narrow" w:hAnsi="Arial Narrow" w:cs="Arial Narrow"/>
+          <w:b/>
+          <w:bCs/>
+          <w:sz w:val="16"/>
+          <w:szCs w:val="16"/>
+        </w:rPr>
+        <w:t xml:space="preserve">Artículo 223.- Contestación de la reclamación</w:t>
+      </w:r>
+    </w:p>
+    <w:p>
+      <w:pPr>
+        <w:pStyle w:val="Textonotapie"/>
+        <w:ind w:left="567" w:hanging="567"/>
+        <w:jc w:val="both"/>
+        <w:rPr>
+          <w:rFonts w:ascii="Arial Narrow" w:eastAsia="Arial Narrow" w:hAnsi="Arial Narrow" w:cs="Arial Narrow"/>
+          <w:sz w:val="16"/>
+          <w:szCs w:val="16"/>
+        </w:rPr>
+      </w:pPr>
+      <w:r>
+        <w:rPr>
+          <w:rFonts w:ascii="Arial Narrow" w:eastAsia="Arial Narrow" w:hAnsi="Arial Narrow" w:cs="Arial Narrow"/>
+          <w:sz w:val="16"/>
+          <w:szCs w:val="16"/>
+        </w:rPr>
+        <w:tab/>
+      </w:r>
+      <w:r>
+        <w:rPr>
+          <w:rFonts w:ascii="Arial Narrow" w:eastAsia="Arial Narrow" w:hAnsi="Arial Narrow" w:cs="Arial Narrow"/>
+          <w:sz w:val="16"/>
+          <w:szCs w:val="16"/>
+        </w:rPr>
+        <w:t xml:space="preserve">223.1 El reclamado deberá presentar la contestación de la reclamación dentro de los quince (15) días posteriores a la notificación de ésta; vencido este plazo, la Administración declarará en rebeldía al reclamado que no la hubiera presentado. La contestación deberá contener los requisitos de los escritos previstos en el artículo 113 de la presente Ley, así como la absolución de todos los asuntos controvertidos de hecho y de derecho, Las alegaciones y los hechos relevantes de la reclamación, salvo que hayan sido específicamente negadas en la contestación, se tendrán por aceptadas o merituadas como ciertas.</w:t>
+      </w:r>
+    </w:p>
+    <w:p>
+      <w:pPr>
+        <w:pStyle w:val="Textonotapie"/>
+        <w:ind w:left="567" w:hanging="567"/>
+        <w:jc w:val="both"/>
+        <w:rPr>
+          <w:rFonts w:ascii="Arial Narrow" w:eastAsia="Arial Narrow" w:hAnsi="Arial Narrow" w:cs="Arial Narrow"/>
+          <w:sz w:val="16"/>
+          <w:szCs w:val="16"/>
+        </w:rPr>
+      </w:pPr>
+    </w:p>
+  </w:footnote>
+  <w:footnote w:id="10">
+    <w:p>
+      <w:pPr>
+        <w:tabs>
+          <w:tab w:val="left" w:pos="567"/>
+        </w:tabs>
+        <w:spacing w:after="0" w:line="240" w:lineRule="auto"/>
+        <w:ind w:left="567" w:hanging="567"/>
+        <w:jc w:val="both"/>
+        <w:rPr>
+          <w:rFonts w:ascii="Arial Narrow" w:eastAsia="Arial Narrow" w:hAnsi="Arial Narrow" w:cs="Arial Narrow"/>
+          <w:sz w:val="16"/>
+          <w:szCs w:val="16"/>
+        </w:rPr>
+      </w:pPr>
+      <w:r>
+        <w:rPr>
+          <w:rStyle w:val="Refdenotaalpie"/>
+          <w:rFonts w:ascii="Arial Narrow" w:eastAsia="Arial Narrow" w:hAnsi="Arial Narrow" w:cs="Arial Narrow"/>
+          <w:sz w:val="16"/>
+          <w:szCs w:val="16"/>
+          <w:vertAlign w:val="superscript"/>
+        </w:rPr>
+        <w:footnoteRef/>
+      </w:r>
+      <w:r>
+        <w:rPr>
+          <w:rFonts w:ascii="Arial Narrow" w:eastAsia="Arial Narrow" w:hAnsi="Arial Narrow" w:cs="Arial Narrow"/>
+          <w:sz w:val="16"/>
+          <w:szCs w:val="16"/>
+          <w:vertAlign w:val="superscript"/>
+        </w:rPr>
+        <w:tab/>
+        <w:t xml:space="preserve"/>
+      </w:r>
+      <w:r>
+        <w:rPr>
+          <w:rFonts w:ascii="Arial Narrow" w:eastAsia="Arial Narrow" w:hAnsi="Arial Narrow" w:cs="Arial Narrow"/>
+          <w:sz w:val="16"/>
+          <w:szCs w:val="16"/>
+        </w:rPr>
+        <w:t xml:space="preserve"> </w:t>
+      </w:r>
+      <w:r>
+        <w:rPr>
+          <w:rFonts w:ascii="Arial Narrow" w:eastAsia="Arial Narrow" w:hAnsi="Arial Narrow" w:cs="Arial Narrow"/>
+          <w:sz w:val="16"/>
+          <w:szCs w:val="16"/>
+        </w:rPr>
+        <w:tab/>
+      </w:r>
+      <w:r>
+        <w:rPr>
+          <w:rFonts w:ascii="Arial Narrow" w:eastAsia="Arial Narrow" w:hAnsi="Arial Narrow" w:cs="Arial Narrow"/>
+          <w:b/>
+          <w:sz w:val="16"/>
+          <w:szCs w:val="16"/>
+        </w:rPr>
+        <w:t>LEY 29571, CÓDIGO DE PROTECCIÓN Y DEFENSA DEL CONSUMIDOR</w:t>
+      </w:r>
+      <w:r>
+        <w:rPr>
+          <w:rFonts w:ascii="Arial Narrow" w:eastAsia="Arial Narrow" w:hAnsi="Arial Narrow" w:cs="Arial Narrow"/>
+          <w:b/>
+          <w:bCs/>
+          <w:sz w:val="16"/>
+          <w:szCs w:val="16"/>
+        </w:rPr>
+        <w:t xml:space="preserve">, </w:t>
+      </w:r>
+      <w:r>
+        <w:rPr>
+          <w:rFonts w:ascii="Arial Narrow" w:eastAsia="Arial Narrow" w:hAnsi="Arial Narrow" w:cs="Arial Narrow"/>
+          <w:b/>
+          <w:sz w:val="16"/>
+          <w:szCs w:val="16"/>
+        </w:rPr>
+        <w:t xml:space="preserve">publicado el 2 de setiembre de 2010 y modificado por Decreto Legislativo </w:t>
+      </w:r>
+      <w:proofErr w:type="spellStart"/>
+      <w:r>
+        <w:rPr>
+          <w:rFonts w:ascii="Arial Narrow" w:eastAsia="Arial Narrow" w:hAnsi="Arial Narrow" w:cs="Arial Narrow"/>
+          <w:b/>
+          <w:sz w:val="16"/>
+          <w:szCs w:val="16"/>
+        </w:rPr>
+        <w:t/>
+      </w:r>
+      <w:proofErr w:type="spellEnd"/>
+      <w:r>
+        <w:rPr>
+          <w:rFonts w:ascii="Arial Narrow" w:eastAsia="Arial Narrow" w:hAnsi="Arial Narrow" w:cs="Arial Narrow"/>
+          <w:b/>
+          <w:sz w:val="16"/>
+          <w:szCs w:val="16"/>
+        </w:rPr>
+        <w:t xml:space="preserve">1308</w:t>
+      </w:r>
+    </w:p>
+    <w:p>
+      <w:pPr>
+        <w:spacing w:after="0" w:line="240" w:lineRule="auto"/>
+        <w:ind w:left="567" w:hanging="567"/>
+        <w:jc w:val="both"/>
+        <w:rPr>
+          <w:rFonts w:ascii="Arial Narrow" w:eastAsia="Arial Narrow" w:hAnsi="Arial Narrow" w:cs="Arial Narrow"/>
+          <w:b/>
+          <w:sz w:val="16"/>
+          <w:szCs w:val="16"/>
+        </w:rPr>
+      </w:pPr>
+      <w:r>
+        <w:rPr>
+          <w:rFonts w:ascii="Arial Narrow" w:eastAsia="Arial Narrow" w:hAnsi="Arial Narrow" w:cs="Arial Narrow"/>
+          <w:b/>
+          <w:sz w:val="16"/>
+          <w:szCs w:val="16"/>
+        </w:rPr>
+        <w:tab/>
+        <w:t>Artículo 110.- Sanciones administrativas</w:t>
+      </w:r>
+    </w:p>
+    <w:p>
+      <w:pPr>
+        <w:spacing w:after="0" w:line="240" w:lineRule="auto"/>
+        <w:ind w:left="567"/>
+        <w:jc w:val="both"/>
+        <w:rPr>
+          <w:rFonts w:ascii="Arial Narrow" w:eastAsia="Arial Narrow" w:hAnsi="Arial Narrow" w:cs="Arial Narrow"/>
+          <w:sz w:val="16"/>
+          <w:szCs w:val="16"/>
+        </w:rPr>
+      </w:pPr>
+      <w:r>
+        <w:rPr>
+          <w:rFonts w:ascii="Arial Narrow" w:eastAsia="Arial Narrow" w:hAnsi="Arial Narrow" w:cs="Arial Narrow"/>
+          <w:sz w:val="16"/>
+          <w:szCs w:val="16"/>
+        </w:rPr>
+        <w:t>El órgano resolutivo puede sancionar las infracciones administrativas a que se refiere el artículo 108 con amonestación y multas de hasta cuatrocientos cincuenta (450) Unidades Impositivas Tributarias (UIT), las cuales son calificadas de la siguiente manera:</w:t>
+      </w:r>
+    </w:p>
+    <w:p>
+      <w:pPr>
+        <w:numPr>
+          <w:ilvl w:val="0"/>
+          <w:numId w:val="2"/>
+        </w:numPr>
+        <w:spacing w:after="0" w:line="240" w:lineRule="auto"/>
+        <w:ind w:left="426" w:firstLine="141"/>
+        <w:jc w:val="both"/>
+        <w:rPr>
+          <w:rFonts w:ascii="Arial Narrow" w:eastAsia="Arial Narrow" w:hAnsi="Arial Narrow" w:cs="Arial Narrow"/>
+          <w:sz w:val="16"/>
+          <w:szCs w:val="16"/>
+        </w:rPr>
+      </w:pPr>
+      <w:r>
+        <w:rPr>
+          <w:rFonts w:ascii="Arial Narrow" w:eastAsia="Arial Narrow" w:hAnsi="Arial Narrow" w:cs="Arial Narrow"/>
+          <w:sz w:val="16"/>
+          <w:szCs w:val="16"/>
+        </w:rPr>
+        <w:t>Infracciones leves, con una amonestación o con una multa de hasta cincuenta (50) UIT.</w:t>
+      </w:r>
+    </w:p>
+    <w:p>
+      <w:pPr>
+        <w:numPr>
+          <w:ilvl w:val="0"/>
+          <w:numId w:val="2"/>
+        </w:numPr>
+        <w:spacing w:after="0" w:line="240" w:lineRule="auto"/>
+        <w:ind w:left="426" w:firstLine="141"/>
+        <w:jc w:val="both"/>
+        <w:rPr>
+          <w:rFonts w:ascii="Arial Narrow" w:eastAsia="Arial Narrow" w:hAnsi="Arial Narrow" w:cs="Arial Narrow"/>
+          <w:sz w:val="16"/>
+          <w:szCs w:val="16"/>
+        </w:rPr>
+      </w:pPr>
+      <w:r>
+        <w:rPr>
+          <w:rFonts w:ascii="Arial Narrow" w:eastAsia="Arial Narrow" w:hAnsi="Arial Narrow" w:cs="Arial Narrow"/>
+          <w:sz w:val="16"/>
+          <w:szCs w:val="16"/>
+        </w:rPr>
+        <w:t>Infracciones graves, con una multa de hasta ciento cincuenta (150) UIT.</w:t>
+      </w:r>
+    </w:p>
+    <w:p>
+      <w:pPr>
+        <w:numPr>
+          <w:ilvl w:val="0"/>
+          <w:numId w:val="2"/>
+        </w:numPr>
+        <w:spacing w:after="0" w:line="240" w:lineRule="auto"/>
+        <w:ind w:left="426" w:firstLine="141"/>
+        <w:jc w:val="both"/>
+        <w:rPr>
+          <w:rFonts w:ascii="Arial Narrow" w:eastAsia="Arial Narrow" w:hAnsi="Arial Narrow" w:cs="Arial Narrow"/>
+          <w:sz w:val="16"/>
+          <w:szCs w:val="16"/>
+        </w:rPr>
+      </w:pPr>
+      <w:r>
+        <w:rPr>
+          <w:rFonts w:ascii="Arial Narrow" w:eastAsia="Arial Narrow" w:hAnsi="Arial Narrow" w:cs="Arial Narrow"/>
+          <w:sz w:val="16"/>
+          <w:szCs w:val="16"/>
+        </w:rPr>
+        <w:t>Infracciones muy graves, con una multa de hasta cuatrocientos cincuenta (450) UIT.</w:t>
+      </w:r>
+    </w:p>
+    <w:p>
+      <w:pPr>
+        <w:spacing w:after="0" w:line="240" w:lineRule="auto"/>
+        <w:ind w:left="567"/>
+        <w:jc w:val="both"/>
+        <w:rPr>
+          <w:rFonts w:ascii="Arial Narrow" w:eastAsia="Arial Narrow" w:hAnsi="Arial Narrow" w:cs="Arial Narrow"/>
+          <w:sz w:val="16"/>
+          <w:szCs w:val="16"/>
+        </w:rPr>
+      </w:pPr>
+      <w:r>
+        <w:rPr>
+          <w:rFonts w:ascii="Arial Narrow" w:eastAsia="Arial Narrow" w:hAnsi="Arial Narrow" w:cs="Arial Narrow"/>
+          <w:sz w:val="16"/>
+          <w:szCs w:val="16"/>
+        </w:rPr>
+        <w:t>(…).</w:t>
+      </w:r>
+    </w:p>
+    <w:p>
+      <w:pPr>
+        <w:spacing w:after="0" w:line="240" w:lineRule="auto"/>
+        <w:ind w:left="567" w:hanging="567"/>
+        <w:jc w:val="both"/>
+        <w:rPr>
+          <w:rFonts w:ascii="Arial Narrow" w:eastAsia="Arial Narrow" w:hAnsi="Arial Narrow" w:cs="Arial Narrow"/>
+          <w:sz w:val="16"/>
+          <w:szCs w:val="16"/>
+        </w:rPr>
+      </w:pPr>
+    </w:p>
+  </w:footnote>
+  <w:footnote w:id="11">
     <w:p>
       <w:pPr>
         <w:pStyle w:val="Textonotapie"/>
@@ -7194,39 +7994,100 @@
         <w:jc w:val="both"/>
         <w:rPr>
           <w:rFonts w:ascii="Arial Narrow" w:eastAsia="Arial Narrow" w:hAnsi="Arial Narrow" w:cs="Arial Narrow"/>
-          <w:sz w:val="16"/>
-          <w:szCs w:val="16"/>
-        </w:rPr>
-      </w:pPr>
-      <w:r>
-        <w:rPr>
-          <w:rFonts w:ascii="Arial Narrow" w:eastAsia="Arial Narrow" w:hAnsi="Arial Narrow" w:cs="Arial Narrow"/>
-          <w:sz w:val="16"/>
-          <w:szCs w:val="16"/>
-        </w:rPr>
-        <w:t xml:space="preserve">. </w:t>
-      </w:r>
-    </w:p>
-    <w:p>
-      <w:pPr>
-        <w:pStyle w:val="Textonotapie"/>
+          <w:b/>
+          <w:bCs/>
+          <w:sz w:val="16"/>
+          <w:szCs w:val="16"/>
+        </w:rPr>
+      </w:pPr>
+      <w:r>
+        <w:rPr>
+          <w:rStyle w:val="Refdenotaalpie"/>
+          <w:rFonts w:ascii="Arial Narrow" w:eastAsia="Arial Narrow" w:hAnsi="Arial Narrow" w:cs="Arial Narrow"/>
+          <w:sz w:val="16"/>
+          <w:szCs w:val="16"/>
+          <w:vertAlign w:val="superscript"/>
+        </w:rPr>
+        <w:footnoteRef/>
+      </w:r>
+      <w:r>
+        <w:rPr>
+          <w:rFonts w:ascii="Arial Narrow" w:eastAsia="Arial Narrow" w:hAnsi="Arial Narrow" w:cs="Arial Narrow"/>
+          <w:sz w:val="16"/>
+          <w:szCs w:val="16"/>
+        </w:rPr>
+        <w:tab/>
+        <w:t xml:space="preserve"/>
+      </w:r>
+      <w:r>
+        <w:rPr>
+          <w:rFonts w:ascii="Arial Narrow" w:eastAsia="Arial Narrow" w:hAnsi="Arial Narrow" w:cs="Arial Narrow"/>
+          <w:sz w:val="16"/>
+          <w:szCs w:val="16"/>
+        </w:rPr>
+        <w:tab/>
+      </w:r>
+      <w:r>
+        <w:rPr>
+          <w:rFonts w:ascii="Arial Narrow" w:eastAsia="Arial Narrow" w:hAnsi="Arial Narrow" w:cs="Arial Narrow"/>
+          <w:b/>
+          <w:bCs/>
+          <w:sz w:val="16"/>
+          <w:szCs w:val="16"/>
+        </w:rPr>
+        <w:t xml:space="preserve">LEY </w:t>
+      </w:r>
+      <w:proofErr w:type="spellStart"/>
+      <w:r>
+        <w:rPr>
+          <w:rFonts w:ascii="Arial Narrow" w:eastAsia="Arial Narrow" w:hAnsi="Arial Narrow" w:cs="Arial Narrow"/>
+          <w:b/>
+          <w:bCs/>
+          <w:sz w:val="16"/>
+          <w:szCs w:val="16"/>
+        </w:rPr>
+        <w:t/>
+      </w:r>
+      <w:proofErr w:type="spellEnd"/>
+      <w:r>
+        <w:rPr>
+          <w:rFonts w:ascii="Arial Narrow" w:eastAsia="Arial Narrow" w:hAnsi="Arial Narrow" w:cs="Arial Narrow"/>
+          <w:b/>
+          <w:bCs/>
+          <w:sz w:val="16"/>
+          <w:szCs w:val="16"/>
+        </w:rPr>
+        <w:t xml:space="preserve">29571, CÓDIGO DE PROTECCIÓN Y DEFENSA DEL CONSUMIDOR, publicado el 2 de setiembre de 2010 y modificado por Decreto Legislativo </w:t>
+      </w:r>
+      <w:proofErr w:type="spellStart"/>
+      <w:r>
+        <w:rPr>
+          <w:rFonts w:ascii="Arial Narrow" w:eastAsia="Arial Narrow" w:hAnsi="Arial Narrow" w:cs="Arial Narrow"/>
+          <w:b/>
+          <w:bCs/>
+          <w:sz w:val="16"/>
+          <w:szCs w:val="16"/>
+        </w:rPr>
+        <w:t/>
+      </w:r>
+      <w:proofErr w:type="spellEnd"/>
+      <w:r>
+        <w:rPr>
+          <w:rFonts w:ascii="Arial Narrow" w:eastAsia="Arial Narrow" w:hAnsi="Arial Narrow" w:cs="Arial Narrow"/>
+          <w:b/>
+          <w:bCs/>
+          <w:sz w:val="16"/>
+          <w:szCs w:val="16"/>
+        </w:rPr>
+        <w:t xml:space="preserve">1308 </w:t>
+      </w:r>
+    </w:p>
+    <w:p>
+      <w:pPr>
         <w:tabs>
           <w:tab w:val="left" w:pos="567"/>
         </w:tabs>
-        <w:ind w:left="567" w:right="-1" w:hanging="567"/>
-        <w:jc w:val="both"/>
-        <w:rPr>
-          <w:rFonts w:ascii="Arial Narrow" w:eastAsia="Arial Narrow" w:hAnsi="Arial Narrow" w:cs="Arial Narrow"/>
-          <w:sz w:val="16"/>
-          <w:szCs w:val="16"/>
-        </w:rPr>
-      </w:pPr>
-    </w:p>
-  </w:footnote>
-  <w:footnote w:id="6">
-    <w:p>
-      <w:pPr>
-        <w:pStyle w:val="Textonotapie"/>
+        <w:spacing w:after="0" w:line="240" w:lineRule="auto"/>
         <w:ind w:left="567" w:hanging="567"/>
         <w:jc w:val="both"/>
         <w:rPr>
@@ -7237,755 +8098,12 @@
       </w:pPr>
       <w:r>
         <w:rPr>
-          <w:rStyle w:val="Refdenotaalpie"/>
-          <w:rFonts w:ascii="Arial Narrow" w:eastAsia="Arial Narrow" w:hAnsi="Arial Narrow" w:cs="Arial Narrow"/>
-          <w:sz w:val="16"/>
-          <w:szCs w:val="16"/>
-          <w:vertAlign w:val="superscript"/>
-        </w:rPr>
-        <w:footnoteRef/>
-      </w:r>
-      <w:r>
-        <w:rPr>
-          <w:rFonts w:ascii="Arial Narrow" w:eastAsia="Arial Narrow" w:hAnsi="Arial Narrow" w:cs="Arial Narrow"/>
-          <w:sz w:val="16"/>
-          <w:szCs w:val="16"/>
-        </w:rPr>
-        <w:t xml:space="preserve"> </w:t>
-      </w:r>
-      <w:r>
-        <w:rPr>
           <w:rFonts w:ascii="Arial Narrow" w:eastAsia="Arial Narrow" w:hAnsi="Arial Narrow" w:cs="Arial Narrow"/>
           <w:sz w:val="16"/>
           <w:szCs w:val="16"/>
         </w:rPr>
         <w:tab/>
-        <w:t xml:space="preserve">El número de trabajadores se atenderá siempre que la empresa haya sido constituida antes de la vigencia de la Ley </w:t>
-      </w:r>
-      <w:proofErr w:type="spellStart"/>
-      <w:r>
-        <w:rPr>
-          <w:rFonts w:ascii="Arial Narrow" w:eastAsia="Arial Narrow" w:hAnsi="Arial Narrow" w:cs="Arial Narrow"/>
-          <w:sz w:val="16"/>
-          <w:szCs w:val="16"/>
-        </w:rPr>
-        <w:t/>
-      </w:r>
-      <w:proofErr w:type="spellEnd"/>
-      <w:r>
-        <w:rPr>
-          <w:rFonts w:ascii="Arial Narrow" w:eastAsia="Arial Narrow" w:hAnsi="Arial Narrow" w:cs="Arial Narrow"/>
-          <w:sz w:val="16"/>
-          <w:szCs w:val="16"/>
-        </w:rPr>
-        <w:t xml:space="preserve"> 30056, publicada el 2 de julio de 2013, que modificó el artículo 5 del Texto Único Ordenado de la Ley de Promoción de la Competitividad, Formalización y Desarrollo de la Micro y Pequeña Empresa y de Acceso al Empleo Decente (LEY MYPE). Ello, en la medida que la Tercera Disposición Complementaria Transitoria de la norma modificatoria precisa que las empresas constituidas antes de la entrada en vigencia de dicha Ley se rigen por los requisitos de acogimiento al régimen de las micro y pequeñas empresas regulados en el Decreto Legislativo 1086.</w:t>
-      </w:r>
-    </w:p>
-    <w:p>
-      <w:pPr>
-        <w:pStyle w:val="Textonotapie"/>
-        <w:ind w:left="567" w:hanging="567"/>
-        <w:jc w:val="both"/>
-        <w:rPr>
-          <w:rFonts w:ascii="Arial Narrow" w:eastAsia="Arial Narrow" w:hAnsi="Arial Narrow" w:cs="Arial Narrow"/>
-          <w:sz w:val="16"/>
-          <w:szCs w:val="16"/>
-        </w:rPr>
-      </w:pPr>
-    </w:p>
-  </w:footnote>
-  <w:footnote w:id="7">
-    <w:p>
-      <w:pPr>
-        <w:pStyle w:val="Textonotapie"/>
-        <w:ind w:left="567" w:hanging="567"/>
-        <w:jc w:val="both"/>
-        <w:rPr>
-          <w:rFonts w:ascii="Arial Narrow" w:eastAsia="Arial Narrow" w:hAnsi="Arial Narrow" w:cs="Arial Narrow"/>
-          <w:sz w:val="16"/>
-          <w:szCs w:val="16"/>
-        </w:rPr>
-      </w:pPr>
-      <w:r>
-        <w:rPr>
-          <w:rStyle w:val="Refdenotaalpie"/>
-          <w:rFonts w:ascii="Arial Narrow" w:eastAsia="Arial Narrow" w:hAnsi="Arial Narrow" w:cs="Arial Narrow"/>
-          <w:sz w:val="16"/>
-          <w:szCs w:val="16"/>
-          <w:vertAlign w:val="superscript"/>
-        </w:rPr>
-        <w:footnoteRef/>
-      </w:r>
-      <w:r>
-        <w:rPr>
-          <w:rFonts w:ascii="Arial Narrow" w:eastAsia="Arial Narrow" w:hAnsi="Arial Narrow" w:cs="Arial Narrow"/>
-          <w:sz w:val="16"/>
-          <w:szCs w:val="16"/>
-        </w:rPr>
-        <w:t xml:space="preserve"> </w:t>
-      </w:r>
-      <w:r>
-        <w:rPr>
-          <w:rFonts w:ascii="Arial Narrow" w:eastAsia="Arial Narrow" w:hAnsi="Arial Narrow" w:cs="Arial Narrow"/>
-          <w:sz w:val="16"/>
-          <w:szCs w:val="16"/>
-        </w:rPr>
-        <w:tab/>
-      </w:r>
-      <w:r>
-        <w:rPr>
-          <w:rFonts w:ascii="Arial Narrow" w:eastAsia="Arial Narrow" w:hAnsi="Arial Narrow" w:cs="Arial Narrow"/>
-          <w:b/>
-          <w:sz w:val="16"/>
-          <w:szCs w:val="16"/>
-        </w:rPr>
-        <w:t>LEY 29571, CÓDIGO DE PROTECCIÓN Y DEFENSA DEL CONSUMIDOR</w:t>
-      </w:r>
-      <w:r>
-        <w:rPr>
-          <w:rFonts w:ascii="Arial Narrow" w:eastAsia="Arial Narrow" w:hAnsi="Arial Narrow" w:cs="Arial Narrow"/>
-          <w:b/>
-          <w:bCs/>
-          <w:sz w:val="16"/>
-          <w:szCs w:val="16"/>
-        </w:rPr>
-        <w:t xml:space="preserve">, </w:t>
-      </w:r>
-      <w:r>
-        <w:rPr>
-          <w:rFonts w:ascii="Arial Narrow" w:eastAsia="Arial Narrow" w:hAnsi="Arial Narrow" w:cs="Arial Narrow"/>
-          <w:b/>
-          <w:sz w:val="16"/>
-          <w:szCs w:val="16"/>
-        </w:rPr>
-        <w:t xml:space="preserve">publicado el 2 de setiembre de 2010 y modificado por Decreto Legislativo </w:t>
-      </w:r>
-      <w:proofErr w:type="spellStart"/>
-      <w:r>
-        <w:rPr>
-          <w:rFonts w:ascii="Arial Narrow" w:eastAsia="Arial Narrow" w:hAnsi="Arial Narrow" w:cs="Arial Narrow"/>
-          <w:b/>
-          <w:sz w:val="16"/>
-          <w:szCs w:val="16"/>
-        </w:rPr>
-        <w:t/>
-      </w:r>
-      <w:proofErr w:type="spellEnd"/>
-      <w:r>
-        <w:rPr>
-          <w:rFonts w:ascii="Arial Narrow" w:eastAsia="Arial Narrow" w:hAnsi="Arial Narrow" w:cs="Arial Narrow"/>
-          <w:b/>
-          <w:sz w:val="16"/>
-          <w:szCs w:val="16"/>
-        </w:rPr>
-        <w:t xml:space="preserve"> 1308</w:t>
-      </w:r>
-    </w:p>
-    <w:p>
-      <w:pPr>
-        <w:pStyle w:val="Textonotapie"/>
-        <w:ind w:left="567" w:hanging="567"/>
-        <w:jc w:val="both"/>
-        <w:rPr>
-          <w:rFonts w:ascii="Arial Narrow" w:eastAsia="Arial Narrow" w:hAnsi="Arial Narrow" w:cs="Arial Narrow"/>
-          <w:b/>
-          <w:bCs/>
-          <w:sz w:val="16"/>
-          <w:szCs w:val="16"/>
-        </w:rPr>
-      </w:pPr>
-      <w:r>
-        <w:rPr>
-          <w:rFonts w:ascii="Arial Narrow" w:eastAsia="Arial Narrow" w:hAnsi="Arial Narrow" w:cs="Arial Narrow"/>
-          <w:sz w:val="16"/>
-          <w:szCs w:val="16"/>
-        </w:rPr>
-        <w:tab/>
-      </w:r>
-      <w:r>
-        <w:rPr>
-          <w:rFonts w:ascii="Arial Narrow" w:eastAsia="Arial Narrow" w:hAnsi="Arial Narrow" w:cs="Arial Narrow"/>
-          <w:b/>
-          <w:bCs/>
-          <w:sz w:val="16"/>
-          <w:szCs w:val="16"/>
-        </w:rPr>
-        <w:t>Artículo 110.- Sanciones Administrativas</w:t>
-      </w:r>
-    </w:p>
-    <w:p>
-      <w:pPr>
-        <w:autoSpaceDE w:val="0"/>
-        <w:autoSpaceDN w:val="0"/>
-        <w:adjustRightInd w:val="0"/>
-        <w:spacing w:after="0" w:line="240" w:lineRule="auto"/>
-        <w:ind w:left="567"/>
-        <w:jc w:val="both"/>
-        <w:rPr>
-          <w:rFonts w:ascii="Arial Narrow" w:eastAsia="Arial Narrow" w:hAnsi="Arial Narrow" w:cs="Arial Narrow"/>
-          <w:sz w:val="16"/>
-          <w:szCs w:val="16"/>
-          <w:lang w:eastAsia="es-PE"/>
-        </w:rPr>
-      </w:pPr>
-      <w:r>
-        <w:rPr>
-          <w:rFonts w:ascii="Arial Narrow" w:eastAsia="Arial Narrow" w:hAnsi="Arial Narrow" w:cs="Arial Narrow"/>
-          <w:sz w:val="16"/>
-          <w:szCs w:val="16"/>
-          <w:lang w:eastAsia="es-PE"/>
-        </w:rPr>
-        <w:t>(…)</w:t>
-      </w:r>
-    </w:p>
-    <w:p>
-      <w:pPr>
-        <w:autoSpaceDE w:val="0"/>
-        <w:autoSpaceDN w:val="0"/>
-        <w:adjustRightInd w:val="0"/>
-        <w:spacing w:after="0" w:line="240" w:lineRule="auto"/>
-        <w:ind w:left="567"/>
-        <w:jc w:val="both"/>
-        <w:rPr>
-          <w:rFonts w:ascii="Arial Narrow" w:eastAsia="Arial Narrow" w:hAnsi="Arial Narrow" w:cs="Arial Narrow"/>
-          <w:sz w:val="16"/>
-          <w:szCs w:val="16"/>
-          <w:lang w:eastAsia="es-PE"/>
-        </w:rPr>
-      </w:pPr>
-      <w:r>
-        <w:rPr>
-          <w:rFonts w:ascii="Arial Narrow" w:eastAsia="Arial Narrow" w:hAnsi="Arial Narrow" w:cs="Arial Narrow"/>
-          <w:sz w:val="16"/>
-          <w:szCs w:val="16"/>
-          <w:lang w:eastAsia="es-PE"/>
-        </w:rPr>
-        <w:t>En el caso de las microempresas, la multa no puede superar el diez por ciento (10%) de las ventas o ingresos brutos percibidos por el infractor, relativos a todas sus actividades económicas, correspondientes al ejercicio inmediato anterior al de la expedición de la resolución de primera instancia, siempre que se haya acreditado dichos ingresos, no se encuentre en una situación de reincidencia y el caso no verse sobre la vida, salud o integridad de los consumidores. Para el caso de las pequeñas empresas, la multa no puede superar el veinte por ciento (20%) de las ventas o ingresos brutos percibidos por el infractor, conforme a los requisitos señalados anteriormente.</w:t>
-      </w:r>
-    </w:p>
-    <w:p>
-      <w:pPr>
-        <w:autoSpaceDE w:val="0"/>
-        <w:autoSpaceDN w:val="0"/>
-        <w:adjustRightInd w:val="0"/>
-        <w:spacing w:after="0" w:line="240" w:lineRule="auto"/>
-        <w:ind w:left="567"/>
-        <w:jc w:val="both"/>
-        <w:rPr>
-          <w:rFonts w:ascii="Arial Narrow" w:eastAsia="Arial Narrow" w:hAnsi="Arial Narrow" w:cs="Arial Narrow"/>
-          <w:sz w:val="16"/>
-          <w:szCs w:val="16"/>
-          <w:lang w:eastAsia="es-PE"/>
-        </w:rPr>
-      </w:pPr>
-      <w:r>
-        <w:rPr>
-          <w:rFonts w:ascii="Arial Narrow" w:eastAsia="Arial Narrow" w:hAnsi="Arial Narrow" w:cs="Arial Narrow"/>
-          <w:sz w:val="16"/>
-          <w:szCs w:val="16"/>
-          <w:lang w:eastAsia="es-PE"/>
-        </w:rPr>
-        <w:t>(…).</w:t>
-      </w:r>
-    </w:p>
-    <w:p>
-      <w:pPr>
-        <w:pStyle w:val="Textonotapie"/>
-        <w:ind w:left="567" w:hanging="567"/>
-        <w:jc w:val="both"/>
-        <w:rPr>
-          <w:rFonts w:ascii="Arial Narrow" w:eastAsia="Arial Narrow" w:hAnsi="Arial Narrow" w:cs="Arial Narrow"/>
-          <w:sz w:val="16"/>
-          <w:szCs w:val="16"/>
-        </w:rPr>
-      </w:pPr>
-    </w:p>
-  </w:footnote>
-  <w:footnote w:id="13">
-    <w:p>
-      <w:pPr>
-        <w:pStyle w:val="Textonotapie"/>
-        <w:ind w:left="567" w:hanging="567"/>
-        <w:jc w:val="both"/>
-        <w:rPr>
-          <w:rFonts w:ascii="Arial Narrow" w:eastAsia="Arial Narrow" w:hAnsi="Arial Narrow" w:cs="Arial Narrow"/>
-          <w:sz w:val="16"/>
-          <w:szCs w:val="16"/>
-        </w:rPr>
-      </w:pPr>
-      <w:r>
-        <w:rPr>
-          <w:rStyle w:val="Refdenotaalpie"/>
-          <w:rFonts w:ascii="Arial Narrow" w:eastAsia="Arial Narrow" w:hAnsi="Arial Narrow" w:cs="Arial Narrow"/>
-          <w:sz w:val="16"/>
-          <w:szCs w:val="16"/>
-          <w:vertAlign w:val="superscript"/>
-        </w:rPr>
-        <w:footnoteRef/>
-      </w:r>
-      <w:r>
-        <w:rPr>
-          <w:rFonts w:ascii="Arial Narrow" w:eastAsia="Arial Narrow" w:hAnsi="Arial Narrow" w:cs="Arial Narrow"/>
-          <w:sz w:val="16"/>
-          <w:szCs w:val="16"/>
-        </w:rPr>
-        <w:tab/>
-      </w:r>
-      <w:r>
-        <w:rPr>
-          <w:rFonts w:ascii="Arial Narrow" w:eastAsia="Arial Narrow" w:hAnsi="Arial Narrow" w:cs="Arial Narrow"/>
-          <w:b/>
-          <w:bCs/>
-          <w:sz w:val="16"/>
-          <w:szCs w:val="16"/>
-        </w:rPr>
-        <w:t xml:space="preserve">DECRETO LEGISLATIVO 807, LEY SOBRE FACULTADES, NORMAS Y ORGANIZACIÓN DEL INDECOPI, publicado el 18 de abril de 1996</w:t>
-      </w:r>
-    </w:p>
-    <w:p>
-      <w:pPr>
-        <w:pStyle w:val="Textonotapie"/>
-        <w:ind w:left="567" w:hanging="567"/>
-        <w:jc w:val="both"/>
-        <w:rPr>
-          <w:rFonts w:ascii="Arial Narrow" w:eastAsia="Arial Narrow" w:hAnsi="Arial Narrow" w:cs="Arial Narrow"/>
-          <w:sz w:val="16"/>
-          <w:szCs w:val="16"/>
-        </w:rPr>
-      </w:pPr>
-      <w:r>
-        <w:rPr>
-          <w:rFonts w:ascii="Arial Narrow" w:eastAsia="Arial Narrow" w:hAnsi="Arial Narrow" w:cs="Arial Narrow"/>
-          <w:sz w:val="16"/>
-          <w:szCs w:val="16"/>
-        </w:rPr>
-        <w:tab/>
-      </w:r>
-      <w:r>
-        <w:rPr>
-          <w:rFonts w:ascii="Arial Narrow" w:eastAsia="Arial Narrow" w:hAnsi="Arial Narrow" w:cs="Arial Narrow"/>
-          <w:b/>
-          <w:bCs/>
-          <w:sz w:val="16"/>
-          <w:szCs w:val="16"/>
-        </w:rPr>
-        <w:t xml:space="preserve">Artículo 26.-</w:t>
-      </w:r>
-      <w:r>
-        <w:rPr>
-          <w:rFonts w:ascii="Arial Narrow" w:eastAsia="Arial Narrow" w:hAnsi="Arial Narrow" w:cs="Arial Narrow"/>
-          <w:sz w:val="16"/>
-          <w:szCs w:val="16"/>
-        </w:rPr>
-        <w:t xml:space="preserve"> Una vez admitida a trámite la denuncia, se correrá traslado de la misma al denunciado, a fin de que éste presente su descargo. El plazo para la presentación del descargo será de cinco (5) días contados desde la notificación, vencido el cual, el Secretario Técnico declarará en rebeldía al denunciado que no lo hubiera presentado.</w:t>
-      </w:r>
-    </w:p>
-    <w:p>
-      <w:pPr>
-        <w:pStyle w:val="Textonotapie"/>
-        <w:ind w:left="567" w:hanging="567"/>
-        <w:jc w:val="both"/>
-        <w:rPr>
-          <w:rFonts w:ascii="Arial Narrow" w:eastAsia="Arial Narrow" w:hAnsi="Arial Narrow" w:cs="Arial Narrow"/>
-          <w:sz w:val="16"/>
-          <w:szCs w:val="16"/>
-        </w:rPr>
-      </w:pPr>
-    </w:p>
-  </w:footnote>
-  <w:footnote w:id="14">
-    <w:p>
-      <w:pPr>
-        <w:pStyle w:val="Textonotapie"/>
-        <w:ind w:left="567" w:hanging="567"/>
-        <w:jc w:val="both"/>
-        <w:rPr>
-          <w:rFonts w:ascii="Arial Narrow" w:eastAsia="Arial Narrow" w:hAnsi="Arial Narrow" w:cs="Arial Narrow"/>
-          <w:sz w:val="16"/>
-          <w:szCs w:val="16"/>
-        </w:rPr>
-      </w:pPr>
-      <w:r>
-        <w:rPr>
-          <w:rStyle w:val="Refdenotaalpie"/>
-          <w:rFonts w:ascii="Arial Narrow" w:eastAsia="Arial Narrow" w:hAnsi="Arial Narrow" w:cs="Arial Narrow"/>
-          <w:sz w:val="16"/>
-          <w:szCs w:val="16"/>
-          <w:vertAlign w:val="superscript"/>
-        </w:rPr>
-        <w:footnoteRef/>
-      </w:r>
-      <w:r>
-        <w:rPr>
-          <w:rFonts w:ascii="Arial Narrow" w:eastAsia="Arial Narrow" w:hAnsi="Arial Narrow" w:cs="Arial Narrow"/>
-          <w:sz w:val="16"/>
-          <w:szCs w:val="16"/>
-        </w:rPr>
-        <w:tab/>
-      </w:r>
-      <w:r>
-        <w:rPr>
-          <w:rFonts w:ascii="Arial Narrow" w:eastAsia="Arial Narrow" w:hAnsi="Arial Narrow" w:cs="Arial Narrow"/>
-          <w:b/>
-          <w:bCs/>
-          <w:sz w:val="16"/>
-          <w:szCs w:val="16"/>
-        </w:rPr>
-        <w:t xml:space="preserve">DECRETO SUPREMO 006-2026-JUS, TEXTO ÚNICO ORDENADO DE LA LEY 27444, LEY DEL PROCEDIMIENTO ADMINISTRATIVO GENERAL, publicado el 30 de abril de 2026</w:t>
-      </w:r>
-    </w:p>
-    <w:p>
-      <w:pPr>
-        <w:pStyle w:val="Textonotapie"/>
-        <w:ind w:left="567" w:hanging="567"/>
-        <w:jc w:val="both"/>
-        <w:rPr>
-          <w:rFonts w:ascii="Arial Narrow" w:eastAsia="Arial Narrow" w:hAnsi="Arial Narrow" w:cs="Arial Narrow"/>
-          <w:sz w:val="16"/>
-          <w:szCs w:val="16"/>
-        </w:rPr>
-      </w:pPr>
-      <w:r>
-        <w:rPr>
-          <w:rFonts w:ascii="Arial Narrow" w:eastAsia="Arial Narrow" w:hAnsi="Arial Narrow" w:cs="Arial Narrow"/>
-          <w:sz w:val="16"/>
-          <w:szCs w:val="16"/>
-        </w:rPr>
-        <w:tab/>
-      </w:r>
-      <w:r>
-        <w:rPr>
-          <w:rFonts w:ascii="Arial Narrow" w:eastAsia="Arial Narrow" w:hAnsi="Arial Narrow" w:cs="Arial Narrow"/>
-          <w:b/>
-          <w:bCs/>
-          <w:sz w:val="16"/>
-          <w:szCs w:val="16"/>
-        </w:rPr>
-        <w:t xml:space="preserve">Artículo 223.- Contestación de la reclamación</w:t>
-      </w:r>
-    </w:p>
-    <w:p>
-      <w:pPr>
-        <w:pStyle w:val="Textonotapie"/>
-        <w:ind w:left="567" w:hanging="567"/>
-        <w:jc w:val="both"/>
-        <w:rPr>
-          <w:rFonts w:ascii="Arial Narrow" w:eastAsia="Arial Narrow" w:hAnsi="Arial Narrow" w:cs="Arial Narrow"/>
-          <w:sz w:val="16"/>
-          <w:szCs w:val="16"/>
-        </w:rPr>
-      </w:pPr>
-      <w:r>
-        <w:rPr>
-          <w:rFonts w:ascii="Arial Narrow" w:eastAsia="Arial Narrow" w:hAnsi="Arial Narrow" w:cs="Arial Narrow"/>
-          <w:sz w:val="16"/>
-          <w:szCs w:val="16"/>
-        </w:rPr>
-        <w:tab/>
-      </w:r>
-      <w:r>
-        <w:rPr>
-          <w:rFonts w:ascii="Arial Narrow" w:eastAsia="Arial Narrow" w:hAnsi="Arial Narrow" w:cs="Arial Narrow"/>
-          <w:sz w:val="16"/>
-          <w:szCs w:val="16"/>
-        </w:rPr>
-        <w:t xml:space="preserve">223.1 El reclamado deberá presentar la contestación de la reclamación dentro de los quince (15) días posteriores a la notificación de ésta; vencido este plazo, la Administración declarará en rebeldía al reclamado que no la hubiera presentado. La contestación deberá contener los requisitos de los escritos previstos en el artículo 113 de la presente Ley, así como la absolución de todos los asuntos controvertidos de hecho y de derecho, Las alegaciones y los hechos relevantes de la reclamación, salvo que hayan sido específicamente negadas en la contestación, se tendrán por aceptadas o merituadas como ciertas.</w:t>
-      </w:r>
-    </w:p>
-    <w:p>
-      <w:pPr>
-        <w:pStyle w:val="Textonotapie"/>
-        <w:ind w:left="567" w:hanging="567"/>
-        <w:jc w:val="both"/>
-        <w:rPr>
-          <w:rFonts w:ascii="Arial Narrow" w:eastAsia="Arial Narrow" w:hAnsi="Arial Narrow" w:cs="Arial Narrow"/>
-          <w:sz w:val="16"/>
-          <w:szCs w:val="16"/>
-        </w:rPr>
-      </w:pPr>
-    </w:p>
-  </w:footnote>
-  <w:footnote w:id="8">
-    <w:p>
-      <w:pPr>
-        <w:spacing w:after="0" w:line="240" w:lineRule="auto"/>
-        <w:ind w:left="567" w:hanging="567"/>
-        <w:jc w:val="both"/>
-        <w:rPr>
-          <w:rFonts w:ascii="Arial Narrow" w:eastAsia="Arial Narrow" w:hAnsi="Arial Narrow" w:cs="Arial Narrow"/>
-          <w:sz w:val="16"/>
-          <w:szCs w:val="16"/>
-        </w:rPr>
-      </w:pPr>
-      <w:r>
-        <w:rPr>
-          <w:rStyle w:val="Refdenotaalpie"/>
-          <w:rFonts w:ascii="Arial Narrow" w:eastAsia="Arial Narrow" w:hAnsi="Arial Narrow" w:cs="Arial Narrow"/>
-          <w:sz w:val="16"/>
-          <w:szCs w:val="16"/>
-          <w:vertAlign w:val="superscript"/>
-        </w:rPr>
-        <w:footnoteRef/>
-      </w:r>
-      <w:r>
-        <w:rPr>
-          <w:rFonts w:ascii="Arial Narrow" w:eastAsia="Arial Narrow" w:hAnsi="Arial Narrow" w:cs="Arial Narrow"/>
-          <w:sz w:val="16"/>
-          <w:szCs w:val="16"/>
-          <w:vertAlign w:val="superscript"/>
-        </w:rPr>
-        <w:t xml:space="preserve"> </w:t>
-      </w:r>
-      <w:r>
-        <w:rPr>
-          <w:rFonts w:ascii="Arial Narrow" w:eastAsia="Arial Narrow" w:hAnsi="Arial Narrow" w:cs="Arial Narrow"/>
-          <w:sz w:val="16"/>
-          <w:szCs w:val="16"/>
-        </w:rPr>
-        <w:t xml:space="preserve"> </w:t>
-      </w:r>
-      <w:r>
-        <w:rPr>
-          <w:rFonts w:ascii="Arial Narrow" w:eastAsia="Arial Narrow" w:hAnsi="Arial Narrow" w:cs="Arial Narrow"/>
-          <w:sz w:val="16"/>
-          <w:szCs w:val="16"/>
-        </w:rPr>
-        <w:tab/>
-      </w:r>
-      <w:r>
-        <w:rPr>
-          <w:rFonts w:ascii="Arial Narrow" w:eastAsia="Arial Narrow" w:hAnsi="Arial Narrow" w:cs="Arial Narrow"/>
-          <w:b/>
-          <w:sz w:val="16"/>
-          <w:szCs w:val="16"/>
-        </w:rPr>
-        <w:t>LEY 29571, CÓDIGO DE PROTECCIÓN Y DEFENSA DEL CONSUMIDOR</w:t>
-      </w:r>
-      <w:r>
-        <w:rPr>
-          <w:rFonts w:ascii="Arial Narrow" w:eastAsia="Arial Narrow" w:hAnsi="Arial Narrow" w:cs="Arial Narrow"/>
-          <w:b/>
-          <w:bCs/>
-          <w:sz w:val="16"/>
-          <w:szCs w:val="16"/>
-        </w:rPr>
-        <w:t xml:space="preserve">, </w:t>
-      </w:r>
-      <w:r>
-        <w:rPr>
-          <w:rFonts w:ascii="Arial Narrow" w:eastAsia="Arial Narrow" w:hAnsi="Arial Narrow" w:cs="Arial Narrow"/>
-          <w:b/>
-          <w:sz w:val="16"/>
-          <w:szCs w:val="16"/>
-        </w:rPr>
-        <w:t xml:space="preserve">publicado el 2 de setiembre de 2010 y modificado por Decreto Legislativo </w:t>
-      </w:r>
-      <w:proofErr w:type="spellStart"/>
-      <w:r>
-        <w:rPr>
-          <w:rFonts w:ascii="Arial Narrow" w:eastAsia="Arial Narrow" w:hAnsi="Arial Narrow" w:cs="Arial Narrow"/>
-          <w:b/>
-          <w:sz w:val="16"/>
-          <w:szCs w:val="16"/>
-        </w:rPr>
-        <w:t/>
-      </w:r>
-      <w:proofErr w:type="spellEnd"/>
-      <w:r>
-        <w:rPr>
-          <w:rFonts w:ascii="Arial Narrow" w:eastAsia="Arial Narrow" w:hAnsi="Arial Narrow" w:cs="Arial Narrow"/>
-          <w:b/>
-          <w:sz w:val="16"/>
-          <w:szCs w:val="16"/>
-        </w:rPr>
-        <w:t xml:space="preserve"> 1308</w:t>
-      </w:r>
-    </w:p>
-    <w:p>
-      <w:pPr>
-        <w:spacing w:after="0" w:line="240" w:lineRule="auto"/>
-        <w:ind w:left="567" w:hanging="567"/>
-        <w:jc w:val="both"/>
-        <w:rPr>
-          <w:rFonts w:ascii="Arial Narrow" w:eastAsia="Arial Narrow" w:hAnsi="Arial Narrow" w:cs="Arial Narrow"/>
-          <w:b/>
-          <w:sz w:val="16"/>
-          <w:szCs w:val="16"/>
-        </w:rPr>
-      </w:pPr>
-      <w:r>
-        <w:rPr>
-          <w:rFonts w:ascii="Arial Narrow" w:eastAsia="Arial Narrow" w:hAnsi="Arial Narrow" w:cs="Arial Narrow"/>
-          <w:b/>
-          <w:sz w:val="16"/>
-          <w:szCs w:val="16"/>
-        </w:rPr>
-        <w:tab/>
-        <w:t>Artículo 110.- Sanciones administrativas</w:t>
-      </w:r>
-    </w:p>
-    <w:p>
-      <w:pPr>
-        <w:spacing w:after="0" w:line="240" w:lineRule="auto"/>
-        <w:ind w:left="567"/>
-        <w:jc w:val="both"/>
-        <w:rPr>
-          <w:rFonts w:ascii="Arial Narrow" w:eastAsia="Arial Narrow" w:hAnsi="Arial Narrow" w:cs="Arial Narrow"/>
-          <w:sz w:val="16"/>
-          <w:szCs w:val="16"/>
-        </w:rPr>
-      </w:pPr>
-      <w:r>
-        <w:rPr>
-          <w:rFonts w:ascii="Arial Narrow" w:eastAsia="Arial Narrow" w:hAnsi="Arial Narrow" w:cs="Arial Narrow"/>
-          <w:sz w:val="16"/>
-          <w:szCs w:val="16"/>
-        </w:rPr>
-        <w:t>El órgano resolutivo puede sancionar las infracciones administrativas a que se refiere el artículo 108 con amonestación y multas de hasta cuatrocientos cincuenta (450) Unidades Impositivas Tributarias (UIT), las cuales son calificadas de la siguiente manera:</w:t>
-      </w:r>
-    </w:p>
-    <w:p>
-      <w:pPr>
-        <w:numPr>
-          <w:ilvl w:val="0"/>
-          <w:numId w:val="2"/>
-        </w:numPr>
-        <w:spacing w:after="0" w:line="240" w:lineRule="auto"/>
-        <w:ind w:left="426" w:firstLine="141"/>
-        <w:jc w:val="both"/>
-        <w:rPr>
-          <w:rFonts w:ascii="Arial Narrow" w:eastAsia="Arial Narrow" w:hAnsi="Arial Narrow" w:cs="Arial Narrow"/>
-          <w:sz w:val="16"/>
-          <w:szCs w:val="16"/>
-        </w:rPr>
-      </w:pPr>
-      <w:r>
-        <w:rPr>
-          <w:rFonts w:ascii="Arial Narrow" w:eastAsia="Arial Narrow" w:hAnsi="Arial Narrow" w:cs="Arial Narrow"/>
-          <w:sz w:val="16"/>
-          <w:szCs w:val="16"/>
-        </w:rPr>
-        <w:t>Infracciones leves, con una amonestación o con una multa de hasta cincuenta (50) UIT.</w:t>
-      </w:r>
-    </w:p>
-    <w:p>
-      <w:pPr>
-        <w:numPr>
-          <w:ilvl w:val="0"/>
-          <w:numId w:val="2"/>
-        </w:numPr>
-        <w:spacing w:after="0" w:line="240" w:lineRule="auto"/>
-        <w:ind w:left="426" w:firstLine="141"/>
-        <w:jc w:val="both"/>
-        <w:rPr>
-          <w:rFonts w:ascii="Arial Narrow" w:eastAsia="Arial Narrow" w:hAnsi="Arial Narrow" w:cs="Arial Narrow"/>
-          <w:sz w:val="16"/>
-          <w:szCs w:val="16"/>
-        </w:rPr>
-      </w:pPr>
-      <w:r>
-        <w:rPr>
-          <w:rFonts w:ascii="Arial Narrow" w:eastAsia="Arial Narrow" w:hAnsi="Arial Narrow" w:cs="Arial Narrow"/>
-          <w:sz w:val="16"/>
-          <w:szCs w:val="16"/>
-        </w:rPr>
-        <w:t>Infracciones graves, con una multa de hasta ciento cincuenta (150) UIT.</w:t>
-      </w:r>
-    </w:p>
-    <w:p>
-      <w:pPr>
-        <w:numPr>
-          <w:ilvl w:val="0"/>
-          <w:numId w:val="2"/>
-        </w:numPr>
-        <w:spacing w:after="0" w:line="240" w:lineRule="auto"/>
-        <w:ind w:left="426" w:firstLine="141"/>
-        <w:jc w:val="both"/>
-        <w:rPr>
-          <w:rFonts w:ascii="Arial Narrow" w:eastAsia="Arial Narrow" w:hAnsi="Arial Narrow" w:cs="Arial Narrow"/>
-          <w:sz w:val="16"/>
-          <w:szCs w:val="16"/>
-        </w:rPr>
-      </w:pPr>
-      <w:r>
-        <w:rPr>
-          <w:rFonts w:ascii="Arial Narrow" w:eastAsia="Arial Narrow" w:hAnsi="Arial Narrow" w:cs="Arial Narrow"/>
-          <w:sz w:val="16"/>
-          <w:szCs w:val="16"/>
-        </w:rPr>
-        <w:t>Infracciones muy graves, con una multa de hasta cuatrocientos cincuenta (450) UIT.</w:t>
-      </w:r>
-    </w:p>
-    <w:p>
-      <w:pPr>
-        <w:spacing w:after="0" w:line="240" w:lineRule="auto"/>
-        <w:ind w:left="567"/>
-        <w:jc w:val="both"/>
-        <w:rPr>
-          <w:rFonts w:ascii="Arial Narrow" w:eastAsia="Arial Narrow" w:hAnsi="Arial Narrow" w:cs="Arial Narrow"/>
-          <w:sz w:val="16"/>
-          <w:szCs w:val="16"/>
-        </w:rPr>
-      </w:pPr>
-      <w:r>
-        <w:rPr>
-          <w:rFonts w:ascii="Arial Narrow" w:eastAsia="Arial Narrow" w:hAnsi="Arial Narrow" w:cs="Arial Narrow"/>
-          <w:sz w:val="16"/>
-          <w:szCs w:val="16"/>
-        </w:rPr>
-        <w:t>(…).</w:t>
-      </w:r>
-    </w:p>
-    <w:p>
-      <w:pPr>
-        <w:spacing w:after="0" w:line="240" w:lineRule="auto"/>
-        <w:ind w:left="567" w:hanging="567"/>
-        <w:jc w:val="both"/>
-        <w:rPr>
-          <w:rFonts w:ascii="Arial Narrow" w:eastAsia="Arial Narrow" w:hAnsi="Arial Narrow" w:cs="Arial Narrow"/>
-          <w:sz w:val="16"/>
-          <w:szCs w:val="16"/>
-        </w:rPr>
-      </w:pPr>
-    </w:p>
-  </w:footnote>
-  <w:footnote w:id="9">
-    <w:p>
-      <w:pPr>
-        <w:spacing w:after="0" w:line="240" w:lineRule="auto"/>
-        <w:ind w:left="567" w:hanging="567"/>
-        <w:jc w:val="both"/>
-        <w:rPr>
-          <w:rFonts w:ascii="Arial Narrow" w:eastAsia="Arial Narrow" w:hAnsi="Arial Narrow" w:cs="Arial Narrow"/>
-          <w:sz w:val="16"/>
-          <w:szCs w:val="16"/>
-        </w:rPr>
-      </w:pPr>
-      <w:r>
-        <w:rPr>
-          <w:rStyle w:val="Refdenotaalpie"/>
-          <w:rFonts w:ascii="Arial Narrow" w:eastAsia="Arial Narrow" w:hAnsi="Arial Narrow" w:cs="Arial Narrow"/>
-          <w:sz w:val="16"/>
-          <w:szCs w:val="16"/>
-          <w:vertAlign w:val="superscript"/>
-        </w:rPr>
-        <w:footnoteRef/>
-      </w:r>
-      <w:r>
-        <w:rPr>
-          <w:rFonts w:ascii="Arial Narrow" w:eastAsia="Arial Narrow" w:hAnsi="Arial Narrow" w:cs="Arial Narrow"/>
-          <w:sz w:val="16"/>
-          <w:szCs w:val="16"/>
-        </w:rPr>
-        <w:t xml:space="preserve"> </w:t>
-      </w:r>
-      <w:r>
-        <w:rPr>
-          <w:rFonts w:ascii="Arial Narrow" w:eastAsia="Arial Narrow" w:hAnsi="Arial Narrow" w:cs="Arial Narrow"/>
-          <w:sz w:val="16"/>
-          <w:szCs w:val="16"/>
-        </w:rPr>
-        <w:tab/>
+        <w:t xml:space="preserve"/>
       </w:r>
       <w:r>
         <w:rPr>
@@ -8058,18 +8176,6 @@
         <w:tab/>
         <w:t>Las medidas correctivas complementarias pueden dictarse de oficio o a pedido de parte.</w:t>
       </w:r>
-    </w:p>
-    <w:p>
-      <w:pPr>
-        <w:spacing w:after="0" w:line="240" w:lineRule="auto"/>
-        <w:ind w:left="567" w:hanging="567"/>
-        <w:jc w:val="both"/>
-        <w:rPr>
-          <w:rFonts w:ascii="Arial Narrow" w:eastAsia="Arial Narrow" w:hAnsi="Arial Narrow" w:cs="Arial Narrow"/>
-          <w:sz w:val="16"/>
-          <w:szCs w:val="16"/>
-        </w:rPr>
-      </w:pPr>
     </w:p>
     <w:p>
       <w:pPr>
@@ -8284,8 +8390,12 @@
     </w:p>
     <w:p>
       <w:pPr>
-        <w:pStyle w:val="Sinespaciado"/>
-        <w:ind w:firstLine="567"/>
+        <w:numPr>
+          <w:ilvl w:val="0"/>
+          <w:numId w:val="1"/>
+        </w:numPr>
+        <w:spacing w:after="0" w:line="240" w:lineRule="auto"/>
+        <w:ind w:left="567" w:firstLine="0"/>
         <w:jc w:val="both"/>
         <w:rPr>
           <w:rFonts w:ascii="Arial Narrow" w:eastAsia="Arial Narrow" w:hAnsi="Arial Narrow" w:cs="Arial Narrow"/>
@@ -8304,8 +8414,12 @@
     </w:p>
     <w:p>
       <w:pPr>
-        <w:pStyle w:val="Sinespaciado"/>
-        <w:ind w:firstLine="567"/>
+        <w:numPr>
+          <w:ilvl w:val="0"/>
+          <w:numId w:val="1"/>
+        </w:numPr>
+        <w:spacing w:after="0" w:line="240" w:lineRule="auto"/>
+        <w:ind w:left="567" w:firstLine="0"/>
         <w:jc w:val="both"/>
         <w:rPr>
           <w:rFonts w:ascii="Arial Narrow" w:eastAsia="Arial Narrow" w:hAnsi="Arial Narrow" w:cs="Arial Narrow"/>
@@ -8449,10 +8563,22 @@
         <w:jc w:val="both"/>
         <w:rPr>
           <w:rFonts w:ascii="Arial Narrow" w:eastAsia="Arial Narrow" w:hAnsi="Arial Narrow" w:cs="Arial Narrow"/>
-          <w:sz w:val="16"/>
-          <w:szCs w:val="16"/>
-        </w:rPr>
-      </w:pPr>
+          <w:b/>
+          <w:bCs/>
+          <w:sz w:val="16"/>
+          <w:szCs w:val="16"/>
+        </w:rPr>
+      </w:pPr>
+      <w:r>
+        <w:rPr>
+          <w:rFonts w:ascii="Arial Narrow" w:eastAsia="Arial Narrow" w:hAnsi="Arial Narrow" w:cs="Arial Narrow"/>
+          <w:b/>
+          <w:bCs/>
+          <w:sz w:val="16"/>
+          <w:szCs w:val="16"/>
+        </w:rPr>
+        <w:t>Artículo 116.- Medidas correctivas complementarias</w:t>
+      </w:r>
     </w:p>
     <w:p>
       <w:pPr>
@@ -8461,21 +8587,17 @@
         <w:jc w:val="both"/>
         <w:rPr>
           <w:rFonts w:ascii="Arial Narrow" w:eastAsia="Arial Narrow" w:hAnsi="Arial Narrow" w:cs="Arial Narrow"/>
-          <w:b/>
-          <w:bCs/>
-          <w:sz w:val="16"/>
-          <w:szCs w:val="16"/>
-        </w:rPr>
-      </w:pPr>
-      <w:r>
-        <w:rPr>
-          <w:rFonts w:ascii="Arial Narrow" w:eastAsia="Arial Narrow" w:hAnsi="Arial Narrow" w:cs="Arial Narrow"/>
-          <w:b/>
-          <w:bCs/>
-          <w:sz w:val="16"/>
-          <w:szCs w:val="16"/>
-        </w:rPr>
-        <w:t>Artículo 116.- Medidas correctivas complementarias</w:t>
+          <w:sz w:val="16"/>
+          <w:szCs w:val="16"/>
+        </w:rPr>
+      </w:pPr>
+      <w:r>
+        <w:rPr>
+          <w:rFonts w:ascii="Arial Narrow" w:eastAsia="Arial Narrow" w:hAnsi="Arial Narrow" w:cs="Arial Narrow"/>
+          <w:sz w:val="16"/>
+          <w:szCs w:val="16"/>
+        </w:rPr>
+        <w:t xml:space="preserve">Las medidas correctivas complementarias tienen el objeto de revertir los efectos de la conducta infractora o evitar que esta se produzca nuevamente en el futuro y pueden ser, entre otras, las siguientes: </w:t>
       </w:r>
     </w:p>
     <w:p>
@@ -8495,7 +8617,7 @@
           <w:sz w:val="16"/>
           <w:szCs w:val="16"/>
         </w:rPr>
-        <w:t xml:space="preserve">Las medidas correctivas complementarias tienen el objeto de revertir los efectos de la conducta infractora o evitar que esta se produzca nuevamente en el futuro y pueden ser, entre otras, las siguientes: </w:t>
+        <w:t xml:space="preserve">a. Que el proveedor cumpla con atender la solicitud de información requerida por el consumidor, siempre que dicho requerimiento guarde relación con el producto adquirido o servicio contratado. </w:t>
       </w:r>
     </w:p>
     <w:p>
@@ -8515,7 +8637,7 @@
           <w:sz w:val="16"/>
           <w:szCs w:val="16"/>
         </w:rPr>
-        <w:t xml:space="preserve">a. Que el proveedor cumpla con atender la solicitud de información requerida por el consumidor, siempre que dicho requerimiento guarde relación con el producto adquirido o servicio contratado. </w:t>
+        <w:t xml:space="preserve">b. Declarar inexigibles las cláusulas que han sido identificadas como abusivas en el procedimiento. </w:t>
       </w:r>
     </w:p>
     <w:p>
@@ -8535,7 +8657,7 @@
           <w:sz w:val="16"/>
           <w:szCs w:val="16"/>
         </w:rPr>
-        <w:t xml:space="preserve">b. Declarar inexigibles las cláusulas que han sido identificadas como abusivas en el procedimiento. </w:t>
+        <w:t xml:space="preserve">c. El decomiso y destrucción de la mercadería, envases, envolturas o etiquetas. </w:t>
       </w:r>
     </w:p>
     <w:p>
@@ -8555,7 +8677,25 @@
           <w:sz w:val="16"/>
           <w:szCs w:val="16"/>
         </w:rPr>
-        <w:t xml:space="preserve">c. El decomiso y destrucción de la mercadería, envases, envolturas o etiquetas. </w:t>
+        <w:t xml:space="preserve">d. En caso de infracciones muy graves y de reincidencia o </w:t>
+      </w:r>
+      <w:proofErr w:type="spellStart"/>
+      <w:r>
+        <w:rPr>
+          <w:rFonts w:ascii="Arial Narrow" w:eastAsia="Arial Narrow" w:hAnsi="Arial Narrow" w:cs="Arial Narrow"/>
+          <w:sz w:val="16"/>
+          <w:szCs w:val="16"/>
+        </w:rPr>
+        <w:t>reiterancia</w:t>
+      </w:r>
+      <w:proofErr w:type="spellEnd"/>
+      <w:r>
+        <w:rPr>
+          <w:rFonts w:ascii="Arial Narrow" w:eastAsia="Arial Narrow" w:hAnsi="Arial Narrow" w:cs="Arial Narrow"/>
+          <w:sz w:val="16"/>
+          <w:szCs w:val="16"/>
+        </w:rPr>
+        <w:t xml:space="preserve">: </w:t>
       </w:r>
     </w:p>
     <w:p>
@@ -8575,7 +8715,27 @@
           <w:sz w:val="16"/>
           <w:szCs w:val="16"/>
         </w:rPr>
-        <w:t xml:space="preserve">d. En caso de infracciones muy graves y de reincidencia o </w:t>
+        <w:t xml:space="preserve">(i) Solicitar a la autoridad correspondiente la clausura temporal del establecimiento industrial, comercial o de servicios por un plazo máximo de seis (6) meses. </w:t>
+      </w:r>
+    </w:p>
+    <w:p>
+      <w:pPr>
+        <w:spacing w:after="0" w:line="240" w:lineRule="auto"/>
+        <w:ind w:left="567"/>
+        <w:jc w:val="both"/>
+        <w:rPr>
+          <w:rFonts w:ascii="Arial Narrow" w:eastAsia="Arial Narrow" w:hAnsi="Arial Narrow" w:cs="Arial Narrow"/>
+          <w:sz w:val="16"/>
+          <w:szCs w:val="16"/>
+        </w:rPr>
+      </w:pPr>
+      <w:r>
+        <w:rPr>
+          <w:rFonts w:ascii="Arial Narrow" w:eastAsia="Arial Narrow" w:hAnsi="Arial Narrow" w:cs="Arial Narrow"/>
+          <w:sz w:val="16"/>
+          <w:szCs w:val="16"/>
+        </w:rPr>
+        <w:t>(</w:t>
       </w:r>
       <w:proofErr w:type="spellStart"/>
       <w:r>
@@ -8584,7 +8744,7 @@
           <w:sz w:val="16"/>
           <w:szCs w:val="16"/>
         </w:rPr>
-        <w:t>reiterancia</w:t>
+        <w:t>ii</w:t>
       </w:r>
       <w:proofErr w:type="spellEnd"/>
       <w:r>
@@ -8593,7 +8753,7 @@
           <w:sz w:val="16"/>
           <w:szCs w:val="16"/>
         </w:rPr>
-        <w:t xml:space="preserve">: </w:t>
+        <w:t xml:space="preserve">) Solicitar a la autoridad competente la inhabilitación, temporal o permanente, del proveedor en función de los alcances de la infracción sancionada. </w:t>
       </w:r>
     </w:p>
     <w:p>
@@ -8613,7 +8773,25 @@
           <w:sz w:val="16"/>
           <w:szCs w:val="16"/>
         </w:rPr>
-        <w:t xml:space="preserve">(i) Solicitar a la autoridad correspondiente la clausura temporal del establecimiento industrial, comercial o de servicios por un plazo máximo de seis (6) meses. </w:t>
+        <w:t xml:space="preserve">e. Publicación de avisos </w:t>
+      </w:r>
+      <w:proofErr w:type="spellStart"/>
+      <w:r>
+        <w:rPr>
+          <w:rFonts w:ascii="Arial Narrow" w:eastAsia="Arial Narrow" w:hAnsi="Arial Narrow" w:cs="Arial Narrow"/>
+          <w:sz w:val="16"/>
+          <w:szCs w:val="16"/>
+        </w:rPr>
+        <w:t>rectificatorios</w:t>
+      </w:r>
+      <w:proofErr w:type="spellEnd"/>
+      <w:r>
+        <w:rPr>
+          <w:rFonts w:ascii="Arial Narrow" w:eastAsia="Arial Narrow" w:hAnsi="Arial Narrow" w:cs="Arial Narrow"/>
+          <w:sz w:val="16"/>
+          <w:szCs w:val="16"/>
+        </w:rPr>
+        <w:t xml:space="preserve"> o informativos en la forma que determine el Indecopi, tomando en consideración los medios que resulten idóneos para revertir los efectos que el acto objeto de sanción ha ocasionado. </w:t>
       </w:r>
     </w:p>
     <w:p>
@@ -8633,25 +8811,7 @@
           <w:sz w:val="16"/>
           <w:szCs w:val="16"/>
         </w:rPr>
-        <w:t>(</w:t>
-      </w:r>
-      <w:proofErr w:type="spellStart"/>
-      <w:r>
-        <w:rPr>
-          <w:rFonts w:ascii="Arial Narrow" w:eastAsia="Arial Narrow" w:hAnsi="Arial Narrow" w:cs="Arial Narrow"/>
-          <w:sz w:val="16"/>
-          <w:szCs w:val="16"/>
-        </w:rPr>
-        <w:t>ii</w:t>
-      </w:r>
-      <w:proofErr w:type="spellEnd"/>
-      <w:r>
-        <w:rPr>
-          <w:rFonts w:ascii="Arial Narrow" w:eastAsia="Arial Narrow" w:hAnsi="Arial Narrow" w:cs="Arial Narrow"/>
-          <w:sz w:val="16"/>
-          <w:szCs w:val="16"/>
-        </w:rPr>
-        <w:t xml:space="preserve">) Solicitar a la autoridad competente la inhabilitación, temporal o permanente, del proveedor en función de los alcances de la infracción sancionada. </w:t>
+        <w:t xml:space="preserve">f. Cualquier otra medida correctiva que tenga el objeto de revertir los efectos de la conducta infractora o evitar que esta se produzca nuevamente en el futuro. </w:t>
       </w:r>
     </w:p>
     <w:p>
@@ -8671,64 +8831,6 @@
           <w:sz w:val="16"/>
           <w:szCs w:val="16"/>
         </w:rPr>
-        <w:t xml:space="preserve">e. Publicación de avisos </w:t>
-      </w:r>
-      <w:proofErr w:type="spellStart"/>
-      <w:r>
-        <w:rPr>
-          <w:rFonts w:ascii="Arial Narrow" w:eastAsia="Arial Narrow" w:hAnsi="Arial Narrow" w:cs="Arial Narrow"/>
-          <w:sz w:val="16"/>
-          <w:szCs w:val="16"/>
-        </w:rPr>
-        <w:t>rectificatorios</w:t>
-      </w:r>
-      <w:proofErr w:type="spellEnd"/>
-      <w:r>
-        <w:rPr>
-          <w:rFonts w:ascii="Arial Narrow" w:eastAsia="Arial Narrow" w:hAnsi="Arial Narrow" w:cs="Arial Narrow"/>
-          <w:sz w:val="16"/>
-          <w:szCs w:val="16"/>
-        </w:rPr>
-        <w:t xml:space="preserve"> o informativos en la forma que determine el Indecopi, tomando en consideración los medios que resulten idóneos para revertir los efectos que el acto objeto de sanción ha ocasionado. </w:t>
-      </w:r>
-    </w:p>
-    <w:p>
-      <w:pPr>
-        <w:spacing w:after="0" w:line="240" w:lineRule="auto"/>
-        <w:ind w:left="567"/>
-        <w:jc w:val="both"/>
-        <w:rPr>
-          <w:rFonts w:ascii="Arial Narrow" w:eastAsia="Arial Narrow" w:hAnsi="Arial Narrow" w:cs="Arial Narrow"/>
-          <w:sz w:val="16"/>
-          <w:szCs w:val="16"/>
-        </w:rPr>
-      </w:pPr>
-      <w:r>
-        <w:rPr>
-          <w:rFonts w:ascii="Arial Narrow" w:eastAsia="Arial Narrow" w:hAnsi="Arial Narrow" w:cs="Arial Narrow"/>
-          <w:sz w:val="16"/>
-          <w:szCs w:val="16"/>
-        </w:rPr>
-        <w:t xml:space="preserve">f. Cualquier otra medida correctiva que tenga el objeto de revertir los efectos de la conducta infractora o evitar que esta se produzca nuevamente en el futuro. </w:t>
-      </w:r>
-    </w:p>
-    <w:p>
-      <w:pPr>
-        <w:spacing w:after="0" w:line="240" w:lineRule="auto"/>
-        <w:ind w:left="567"/>
-        <w:jc w:val="both"/>
-        <w:rPr>
-          <w:rFonts w:ascii="Arial Narrow" w:eastAsia="Arial Narrow" w:hAnsi="Arial Narrow" w:cs="Arial Narrow"/>
-          <w:sz w:val="16"/>
-          <w:szCs w:val="16"/>
-        </w:rPr>
-      </w:pPr>
-      <w:r>
-        <w:rPr>
-          <w:rFonts w:ascii="Arial Narrow" w:eastAsia="Arial Narrow" w:hAnsi="Arial Narrow" w:cs="Arial Narrow"/>
-          <w:sz w:val="16"/>
-          <w:szCs w:val="16"/>
-        </w:rPr>
         <w:t>El Indecopi está facultado para solicitar a la autoridad municipal y policial el apoyo respectivo para la ejecución de las medidas correctivas complementarias correspondientes.</w:t>
       </w:r>
     </w:p>
@@ -8745,7 +8847,7 @@
       </w:pPr>
     </w:p>
   </w:footnote>
-  <w:footnote w:id="10">
+  <w:footnote w:id="12">
     <w:p>
       <w:pPr>
         <w:pStyle w:val="Textonotapie"/>
@@ -8777,15 +8879,16 @@
           <w:sz w:val="16"/>
           <w:szCs w:val="16"/>
         </w:rPr>
-        <w:t xml:space="preserve"> </w:t>
-      </w:r>
-      <w:r>
-        <w:rPr>
-          <w:rFonts w:ascii="Arial Narrow" w:eastAsia="Arial Narrow" w:hAnsi="Arial Narrow" w:cs="Arial Narrow"/>
-          <w:sz w:val="16"/>
-          <w:szCs w:val="16"/>
-        </w:rPr>
         <w:tab/>
+        <w:t xml:space="preserve"/>
+      </w:r>
+      <w:r>
+        <w:rPr>
+          <w:rFonts w:ascii="Arial Narrow" w:eastAsia="Arial Narrow" w:hAnsi="Arial Narrow" w:cs="Arial Narrow"/>
+          <w:sz w:val="16"/>
+          <w:szCs w:val="16"/>
+        </w:rPr>
+        <w:tab/>
       </w:r>
       <w:r>
         <w:rPr>
@@ -8833,7 +8936,7 @@
           <w:sz w:val="16"/>
           <w:szCs w:val="16"/>
         </w:rPr>
-        <w:t xml:space="preserve"> 1308</w:t>
+        <w:t xml:space="preserve">1308</w:t>
       </w:r>
     </w:p>
     <w:p>
@@ -8988,12 +9091,15 @@
       </w:pPr>
     </w:p>
   </w:footnote>
-  <w:footnote w:id="11">
+  <w:footnote w:id="13">
     <w:p>
       <w:pPr>
         <w:autoSpaceDE w:val="0"/>
         <w:autoSpaceDN w:val="0"/>
         <w:adjustRightInd w:val="0"/>
+        <w:tabs>
+          <w:tab w:val="left" w:pos="567"/>
+        </w:tabs>
         <w:spacing w:after="0" w:line="240" w:lineRule="auto"/>
         <w:ind w:left="567" w:hanging="567"/>
         <w:jc w:val="both"/>
@@ -9025,7 +9131,8 @@
           <w:sz w:val="16"/>
           <w:szCs w:val="16"/>
         </w:rPr>
-        <w:t xml:space="preserve"> </w:t>
+        <w:tab/>
+        <w:t xml:space="preserve"/>
       </w:r>
       <w:r>
         <w:rPr>
@@ -9058,7 +9165,7 @@
           <w:sz w:val="16"/>
           <w:szCs w:val="16"/>
         </w:rPr>
-        <w:t xml:space="preserve"> 807, LEY SOBRE FACULTADES, NORMAS Y ORGANIZACIÓN DEL INDECOPI FACULTADES DE LAS COMISIONES Y OFICINAS DEL INDECOPI</w:t>
+        <w:t xml:space="preserve">807, LEY SOBRE FACULTADES, NORMAS Y ORGANIZACIÓN DEL INDECOPI FACULTADES DE LAS COMISIONES Y OFICINAS DEL INDECOPI</w:t>
       </w:r>
     </w:p>
     <w:p>
@@ -9111,10 +9218,13 @@
       </w:pPr>
     </w:p>
   </w:footnote>
-  <w:footnote w:id="12">
+  <w:footnote w:id="14">
     <w:p>
       <w:pPr>
         <w:pStyle w:val="Textonotapie"/>
+        <w:tabs>
+          <w:tab w:val="left" w:pos="567"/>
+        </w:tabs>
         <w:ind w:left="567" w:hanging="567"/>
         <w:jc w:val="both"/>
         <w:rPr>
@@ -9139,15 +9249,16 @@
           <w:sz w:val="16"/>
           <w:szCs w:val="16"/>
         </w:rPr>
-        <w:t xml:space="preserve"> </w:t>
-      </w:r>
-      <w:r>
-        <w:rPr>
-          <w:rFonts w:ascii="Arial Narrow" w:eastAsia="Arial Narrow" w:hAnsi="Arial Narrow" w:cs="Arial Narrow"/>
-          <w:sz w:val="16"/>
-          <w:szCs w:val="16"/>
-        </w:rPr>
         <w:tab/>
+        <w:t xml:space="preserve"/>
+      </w:r>
+      <w:r>
+        <w:rPr>
+          <w:rFonts w:ascii="Arial Narrow" w:eastAsia="Arial Narrow" w:hAnsi="Arial Narrow" w:cs="Arial Narrow"/>
+          <w:sz w:val="16"/>
+          <w:szCs w:val="16"/>
+        </w:rPr>
+        <w:tab/>
       </w:r>
       <w:r>
         <w:rPr>
@@ -9176,7 +9287,7 @@
           <w:sz w:val="16"/>
           <w:szCs w:val="16"/>
         </w:rPr>
-        <w:t xml:space="preserve"> 006-2026-JUS y publicado el 30 de abril de 2026</w:t>
+        <w:t xml:space="preserve">006-2026-JUS y publicado el 30 de abril de 2026</w:t>
       </w:r>
     </w:p>
     <w:p>

--- a/plantillas_maestras/07_seguro_sctr/falta_evaluacion_invalidez/2_o_mas_ddos_varios/varon/TPL_219_2026_SEGURO_SCTR_FALTA_EVALUACION_INVALIDEZ_ASEGURADORA_VARON_R3.docx
+++ b/plantillas_maestras/07_seguro_sctr/falta_evaluacion_invalidez/2_o_mas_ddos_varios/varon/TPL_219_2026_SEGURO_SCTR_FALTA_EVALUACION_INVALIDEZ_ASEGURADORA_VARON_R3.docx
@@ -527,7 +527,7 @@
     </w:p>
     <w:p>
       <w:pPr>
-        <w:spacing w:after="0" w:line="240" w:lineRule="auto"/>
+        <w:spacing w:before="0" w:after="0" w:line="240" w:lineRule="auto"/>
         <w:jc w:val="both"/>
         <w:rPr>
           <w:rFonts w:ascii="Arial Narrow" w:eastAsia="Arial Narrow" w:hAnsi="Arial Narrow" w:cs="Arial Narrow"/>
@@ -755,7 +755,7 @@
     </w:p>
     <w:p>
       <w:pPr>
-        <w:spacing w:after="0" w:line="240" w:lineRule="auto"/>
+        <w:spacing w:before="0" w:after="0" w:line="240" w:lineRule="auto"/>
         <w:jc w:val="both"/>
         <w:rPr>
           <w:rFonts w:ascii="Arial Narrow" w:eastAsia="Arial Narrow" w:hAnsi="Arial Narrow" w:cs="Arial Narrow"/>
@@ -879,7 +879,7 @@
     <w:p>
       <w:pPr>
         <w:pStyle w:val="Prrafodelista"/>
-        <w:spacing w:after="0" w:line="240" w:lineRule="auto"/>
+        <w:spacing w:before="0" w:after="0" w:line="240" w:lineRule="auto"/>
         <w:ind w:left="1134"/>
         <w:jc w:val="both"/>
         <w:rPr>
@@ -1064,7 +1064,7 @@
     <w:p>
       <w:pPr>
         <w:pStyle w:val="Prrafodelista"/>
-        <w:spacing w:after="0" w:line="240" w:lineRule="auto"/>
+        <w:spacing w:before="0" w:after="0" w:line="240" w:lineRule="auto"/>
         <w:ind w:left="1134"/>
         <w:jc w:val="both"/>
         <w:rPr>
@@ -1289,7 +1289,7 @@
     <w:p>
       <w:pPr>
         <w:pStyle w:val="Prrafodelista"/>
-        <w:spacing w:after="0" w:line="240" w:lineRule="auto"/>
+        <w:spacing w:before="0" w:after="0" w:line="240" w:lineRule="auto"/>
         <w:ind w:left="1134"/>
         <w:jc w:val="both"/>
         <w:rPr>
@@ -1378,7 +1378,7 @@
     <w:p>
       <w:pPr>
         <w:pStyle w:val="Prrafodelista"/>
-        <w:spacing w:after="0" w:line="240" w:lineRule="auto"/>
+        <w:spacing w:before="0" w:after="0" w:line="240" w:lineRule="auto"/>
         <w:ind w:left="1134"/>
         <w:jc w:val="both"/>
         <w:rPr>
@@ -1493,7 +1493,7 @@
     <w:p>
       <w:pPr>
         <w:pStyle w:val="Prrafodelista"/>
-        <w:spacing w:after="0" w:line="240" w:lineRule="auto"/>
+        <w:spacing w:before="0" w:after="0" w:line="240" w:lineRule="auto"/>
         <w:ind w:left="1134"/>
         <w:jc w:val="both"/>
         <w:rPr>
@@ -1594,7 +1594,7 @@
     <w:p>
       <w:pPr>
         <w:pStyle w:val="Prrafodelista"/>
-        <w:spacing w:after="0" w:line="240" w:lineRule="auto"/>
+        <w:spacing w:before="0" w:after="0" w:line="240" w:lineRule="auto"/>
         <w:ind w:left="1134"/>
         <w:jc w:val="both"/>
         <w:rPr>
@@ -1695,7 +1695,7 @@
     <w:p>
       <w:pPr>
         <w:pStyle w:val="Prrafodelista"/>
-        <w:spacing w:after="0" w:line="240" w:lineRule="auto"/>
+        <w:spacing w:before="0" w:after="0" w:line="240" w:lineRule="auto"/>
         <w:ind w:left="1134"/>
         <w:jc w:val="both"/>
         <w:rPr>
@@ -1832,7 +1832,7 @@
     <w:p>
       <w:pPr>
         <w:pStyle w:val="Prrafodelista"/>
-        <w:spacing w:after="0" w:line="240" w:lineRule="auto"/>
+        <w:spacing w:before="0" w:after="0" w:line="240" w:lineRule="auto"/>
         <w:ind w:left="1134"/>
         <w:jc w:val="both"/>
         <w:rPr>
@@ -1897,7 +1897,7 @@
     <w:p>
       <w:pPr>
         <w:pStyle w:val="Prrafodelista"/>
-        <w:spacing w:after="0" w:line="240" w:lineRule="auto"/>
+        <w:spacing w:before="0" w:after="0" w:line="240" w:lineRule="auto"/>
         <w:ind w:left="1134"/>
         <w:jc w:val="both"/>
         <w:rPr>
@@ -2010,7 +2010,7 @@
     <w:p>
       <w:pPr>
         <w:pStyle w:val="Prrafodelista"/>
-        <w:spacing w:after="0" w:line="240" w:lineRule="auto"/>
+        <w:spacing w:before="0" w:after="0" w:line="240" w:lineRule="auto"/>
         <w:ind w:left="1134"/>
         <w:jc w:val="both"/>
         <w:rPr>
@@ -2131,10 +2131,10 @@
     </w:p>
     <w:p>
       <w:pPr>
+        <w:spacing w:before="0" w:after="0" w:line="240" w:lineRule="auto"/>
         <w:tabs>
           <w:tab w:val="left" w:pos="1134"/>
         </w:tabs>
-        <w:spacing w:after="0" w:line="240" w:lineRule="auto"/>
         <w:jc w:val="both"/>
         <w:rPr>
           <w:rFonts w:ascii="Arial Narrow" w:eastAsia="Arial Narrow" w:hAnsi="Arial Narrow" w:cs="Arial Narrow"/>
@@ -2265,7 +2265,7 @@
     </w:p>
     <w:p>
       <w:pPr>
-        <w:spacing w:after="0" w:line="240" w:lineRule="auto"/>
+        <w:spacing w:before="0" w:after="0" w:line="240" w:lineRule="auto"/>
         <w:contextualSpacing/>
         <w:jc w:val="both"/>
         <w:rPr>
@@ -2321,7 +2321,7 @@
     </w:p>
     <w:p>
       <w:pPr>
-        <w:spacing w:after="0" w:line="240" w:lineRule="auto"/>
+        <w:spacing w:before="0" w:after="0" w:line="240" w:lineRule="auto"/>
         <w:contextualSpacing/>
         <w:jc w:val="both"/>
         <w:rPr>
@@ -2531,7 +2531,7 @@
     <w:bookmarkEnd w:id="1"/>
     <w:p>
       <w:pPr>
-        <w:spacing w:after="0" w:line="240" w:lineRule="auto"/>
+        <w:spacing w:before="0" w:after="0" w:line="240" w:lineRule="auto"/>
         <w:jc w:val="both"/>
         <w:rPr>
           <w:rFonts w:ascii="Arial Narrow" w:eastAsia="Arial Narrow" w:hAnsi="Arial Narrow" w:cs="Arial Narrow"/>
@@ -2676,6 +2676,7 @@
     <w:p>
       <w:pPr>
         <w:pStyle w:val="Prrafodelista"/>
+        <w:spacing w:before="0" w:after="0" w:line="240" w:lineRule="auto"/>
         <w:rPr>
           <w:rFonts w:ascii="Arial Narrow" w:eastAsia="Arial Narrow" w:hAnsi="Arial Narrow" w:cs="Arial Narrow"/>
           <w:kern w:val="0"/>
@@ -2826,7 +2827,7 @@
     <w:bookmarkEnd w:id="12"/>
     <w:p>
       <w:pPr>
-        <w:spacing w:after="0" w:line="240" w:lineRule="auto"/>
+        <w:spacing w:before="0" w:after="0" w:line="240" w:lineRule="auto"/>
         <w:jc w:val="both"/>
         <w:rPr>
           <w:rFonts w:ascii="Arial Narrow" w:eastAsia="Arial Narrow" w:hAnsi="Arial Narrow" w:cs="Arial Narrow"/>
@@ -2910,7 +2911,7 @@
     </w:p>
     <w:p>
       <w:pPr>
-        <w:spacing w:after="0" w:line="240" w:lineRule="auto"/>
+        <w:spacing w:before="0" w:after="0" w:line="240" w:lineRule="auto"/>
         <w:ind w:left="567"/>
         <w:contextualSpacing/>
         <w:jc w:val="both"/>
@@ -2993,7 +2994,7 @@
     </w:p>
     <w:p>
       <w:pPr>
-        <w:spacing w:after="0" w:line="240" w:lineRule="auto"/>
+        <w:spacing w:before="0" w:after="0" w:line="240" w:lineRule="auto"/>
         <w:jc w:val="both"/>
         <w:rPr>
           <w:rFonts w:ascii="Arial Narrow" w:eastAsia="Arial Narrow" w:hAnsi="Arial Narrow" w:cs="Arial Narrow"/>
@@ -3205,7 +3206,7 @@
     <w:p>
       <w:pPr>
         <w:pStyle w:val="Prrafodelista"/>
-        <w:spacing w:after="0" w:line="240" w:lineRule="auto"/>
+        <w:spacing w:before="0" w:after="0" w:line="240" w:lineRule="auto"/>
         <w:ind w:left="567"/>
         <w:jc w:val="both"/>
         <w:rPr>
@@ -3260,26 +3261,26 @@
     </w:p>
     <w:p>
       <w:pPr>
+        <w:spacing w:before="0" w:after="0" w:line="240" w:lineRule="auto"/>
+        <w:jc w:val="both"/>
+        <w:rPr>
+          <w:rFonts w:ascii="Arial Narrow" w:eastAsia="Arial Narrow" w:hAnsi="Arial Narrow" w:cs="Arial Narrow"/>
+          <w:b/>
+          <w:color w:val="000000"/>
+          <w:kern w:val="0"/>
+          <w:sz w:val="22"/>
+          <w:szCs w:val="22"/>
+          <w:lang w:eastAsia="es-PE"/>
+          <w14:ligatures w14:val="none"/>
+        </w:rPr>
+      </w:pPr>
+    </w:p>
+    <w:p>
+      <w:pPr>
         <w:spacing w:after="0" w:line="240" w:lineRule="auto"/>
         <w:jc w:val="both"/>
         <w:rPr>
           <w:rFonts w:ascii="Arial Narrow" w:eastAsia="Arial Narrow" w:hAnsi="Arial Narrow" w:cs="Arial Narrow"/>
-          <w:b/>
-          <w:color w:val="000000"/>
-          <w:kern w:val="0"/>
-          <w:sz w:val="22"/>
-          <w:szCs w:val="22"/>
-          <w:lang w:eastAsia="es-PE"/>
-          <w14:ligatures w14:val="none"/>
-        </w:rPr>
-      </w:pPr>
-    </w:p>
-    <w:p>
-      <w:pPr>
-        <w:spacing w:after="0" w:line="240" w:lineRule="auto"/>
-        <w:jc w:val="both"/>
-        <w:rPr>
-          <w:rFonts w:ascii="Arial Narrow" w:eastAsia="Arial Narrow" w:hAnsi="Arial Narrow" w:cs="Arial Narrow"/>
           <w:color w:val="000000"/>
           <w:kern w:val="0"/>
           <w:sz w:val="22"/>
@@ -3408,7 +3409,7 @@
     <w:p>
       <w:pPr>
         <w:pStyle w:val="Prrafodelista"/>
-        <w:spacing w:after="0" w:line="240" w:lineRule="auto"/>
+        <w:spacing w:before="0" w:after="0" w:line="240" w:lineRule="auto"/>
         <w:ind w:left="567"/>
         <w:jc w:val="both"/>
         <w:rPr>
@@ -3545,7 +3546,7 @@
     <w:p>
       <w:pPr>
         <w:pStyle w:val="Prrafodelista"/>
-        <w:spacing w:after="0" w:line="240" w:lineRule="auto"/>
+        <w:spacing w:before="0" w:after="0" w:line="240" w:lineRule="auto"/>
         <w:ind w:left="567"/>
         <w:jc w:val="both"/>
         <w:rPr>
@@ -3775,7 +3776,7 @@
     </w:p>
     <w:p>
       <w:pPr>
-        <w:spacing w:after="0" w:line="240" w:lineRule="auto"/>
+        <w:spacing w:before="0" w:after="0" w:line="240" w:lineRule="auto"/>
         <w:jc w:val="both"/>
         <w:rPr>
           <w:rFonts w:ascii="Arial Narrow" w:eastAsia="Arial Narrow" w:hAnsi="Arial Narrow" w:cs="Arial Narrow"/>
@@ -3964,7 +3965,7 @@
     <w:bookmarkEnd w:id="17"/>
     <w:p>
       <w:pPr>
-        <w:spacing w:after="0" w:line="240" w:lineRule="auto"/>
+        <w:spacing w:before="0" w:after="0" w:line="240" w:lineRule="auto"/>
         <w:jc w:val="both"/>
         <w:rPr>
           <w:rFonts w:ascii="Arial Narrow" w:eastAsia="Arial Narrow" w:hAnsi="Arial Narrow" w:cs="Arial Narrow"/>
@@ -4050,7 +4051,7 @@
     </w:p>
     <w:p>
       <w:pPr>
-        <w:spacing w:line="240" w:lineRule="auto"/>
+        <w:spacing w:before="0" w:after="0" w:line="240" w:lineRule="auto"/>
         <w:contextualSpacing/>
         <w:jc w:val="both"/>
         <w:rPr>
@@ -4142,7 +4143,7 @@
     </w:p>
     <w:p>
       <w:pPr>
-        <w:spacing w:after="0" w:line="240" w:lineRule="auto"/>
+        <w:spacing w:before="0" w:after="0" w:line="240" w:lineRule="auto"/>
         <w:jc w:val="both"/>
         <w:rPr>
           <w:rFonts w:ascii="Arial Narrow" w:eastAsia="Arial Narrow" w:hAnsi="Arial Narrow" w:cs="Arial Narrow"/>
@@ -4446,7 +4447,7 @@
     </w:p>
     <w:p>
       <w:pPr>
-        <w:spacing w:after="0" w:line="240" w:lineRule="auto"/>
+        <w:spacing w:before="0" w:after="0" w:line="240" w:lineRule="auto"/>
         <w:ind w:left="567"/>
         <w:jc w:val="both"/>
         <w:rPr>
@@ -4547,6 +4548,21 @@
     </w:p>
     <w:p>
       <w:pPr>
+        <w:spacing w:before="0" w:after="0" w:line="240" w:lineRule="auto"/>
+        <w:jc w:val="both"/>
+        <w:rPr>
+          <w:rFonts w:ascii="Arial Narrow" w:eastAsia="Arial Narrow" w:hAnsi="Arial Narrow" w:cs="Arial Narrow"/>
+          <w:color w:val="000000"/>
+          <w:kern w:val="0"/>
+          <w:sz w:val="22"/>
+          <w:szCs w:val="22"/>
+          <w:lang w:eastAsia="es-PE"/>
+          <w14:ligatures w14:val="none"/>
+        </w:rPr>
+      </w:pPr>
+    </w:p>
+    <w:p>
+      <w:pPr>
         <w:spacing w:after="0" w:line="240" w:lineRule="auto"/>
         <w:jc w:val="both"/>
         <w:rPr>
@@ -4555,21 +4571,6 @@
           <w:kern w:val="0"/>
           <w:sz w:val="22"/>
           <w:szCs w:val="22"/>
-          <w:lang w:eastAsia="es-PE"/>
-          <w14:ligatures w14:val="none"/>
-        </w:rPr>
-      </w:pPr>
-    </w:p>
-    <w:p>
-      <w:pPr>
-        <w:spacing w:after="0" w:line="240" w:lineRule="auto"/>
-        <w:jc w:val="both"/>
-        <w:rPr>
-          <w:rFonts w:ascii="Arial Narrow" w:eastAsia="Arial Narrow" w:hAnsi="Arial Narrow" w:cs="Arial Narrow"/>
-          <w:color w:val="000000"/>
-          <w:kern w:val="0"/>
-          <w:sz w:val="22"/>
-          <w:szCs w:val="22"/>
           <w:lang w:val="es-ES" w:eastAsia="es-ES"/>
           <w14:ligatures w14:val="none"/>
         </w:rPr>
@@ -4900,7 +4901,7 @@
     </w:p>
     <w:p>
       <w:pPr>
-        <w:spacing w:after="0" w:line="240" w:lineRule="auto"/>
+        <w:spacing w:before="0" w:after="0" w:line="240" w:lineRule="auto"/>
         <w:jc w:val="both"/>
         <w:rPr>
           <w:rFonts w:ascii="Arial Narrow" w:eastAsia="Arial Narrow" w:hAnsi="Arial Narrow" w:cs="Arial Narrow"/>
@@ -5181,90 +5182,90 @@
     </w:p>
     <w:p>
       <w:pPr>
+        <w:spacing w:before="0" w:after="0" w:line="240" w:lineRule="auto"/>
+        <w:shd w:val="clear" w:color="auto" w:fill="FFFFFF"/>
+        <w:jc w:val="both"/>
+        <w:rPr>
+          <w:rFonts w:ascii="Arial Narrow" w:eastAsia="Arial Narrow" w:hAnsi="Arial Narrow" w:cs="Arial Narrow"/>
+          <w:b/>
+          <w:color w:val="000000"/>
+          <w:kern w:val="0"/>
+          <w:sz w:val="22"/>
+          <w:szCs w:val="22"/>
+          <w:lang w:eastAsia="es-PE"/>
+          <w14:ligatures w14:val="none"/>
+        </w:rPr>
+      </w:pPr>
+    </w:p>
+    <w:p>
+      <w:pPr>
         <w:shd w:val="clear" w:color="auto" w:fill="FFFFFF"/>
         <w:spacing w:after="0" w:line="240" w:lineRule="auto"/>
         <w:jc w:val="both"/>
         <w:rPr>
           <w:rFonts w:ascii="Arial Narrow" w:eastAsia="Arial Narrow" w:hAnsi="Arial Narrow" w:cs="Arial Narrow"/>
-          <w:b/>
-          <w:color w:val="000000"/>
-          <w:kern w:val="0"/>
-          <w:sz w:val="22"/>
-          <w:szCs w:val="22"/>
-          <w:lang w:eastAsia="es-PE"/>
-          <w14:ligatures w14:val="none"/>
-        </w:rPr>
-      </w:pPr>
-    </w:p>
-    <w:p>
-      <w:pPr>
+          <w:color w:val="000000"/>
+          <w:kern w:val="0"/>
+          <w:sz w:val="22"/>
+          <w:szCs w:val="22"/>
+          <w:lang w:eastAsia="es-PE"/>
+          <w14:ligatures w14:val="none"/>
+        </w:rPr>
+      </w:pPr>
+      <w:r>
+        <w:rPr>
+          <w:rFonts w:ascii="Arial Narrow" w:eastAsia="Arial Narrow" w:hAnsi="Arial Narrow" w:cs="Arial Narrow"/>
+          <w:b/>
+          <w:color w:val="000000"/>
+          <w:kern w:val="0"/>
+          <w:sz w:val="22"/>
+          <w:szCs w:val="22"/>
+          <w:lang w:eastAsia="es-PE"/>
+          <w14:ligatures w14:val="none"/>
+        </w:rPr>
+        <w:t>SÉTIMO:</w:t>
+      </w:r>
+      <w:r>
+        <w:rPr>
+          <w:rFonts w:ascii="Arial Narrow" w:eastAsia="Arial Narrow" w:hAnsi="Arial Narrow" w:cs="Arial Narrow"/>
+          <w:color w:val="000000"/>
+          <w:kern w:val="0"/>
+          <w:sz w:val="22"/>
+          <w:szCs w:val="22"/>
+          <w:lang w:eastAsia="es-PE"/>
+          <w14:ligatures w14:val="none"/>
+        </w:rPr>
+        <w:t xml:space="preserve"> informar a las partes que conforme a lo establecido en el artículo 39</w:t>
+      </w:r>
+      <w:r>
+        <w:rPr>
+          <w:rFonts w:ascii="Arial Narrow" w:eastAsia="Arial Narrow" w:hAnsi="Arial Narrow" w:cs="Arial Narrow"/>
+          <w:color w:val="000000"/>
+          <w:kern w:val="0"/>
+          <w:sz w:val="22"/>
+          <w:szCs w:val="22"/>
+          <w:lang w:eastAsia="es-PE"/>
+          <w14:ligatures w14:val="none"/>
+        </w:rPr>
+        <w:t/>
+      </w:r>
+      <w:r>
+        <w:rPr>
+          <w:rFonts w:ascii="Arial Narrow" w:eastAsia="Arial Narrow" w:hAnsi="Arial Narrow" w:cs="Arial Narrow"/>
+          <w:color w:val="000000"/>
+          <w:kern w:val="0"/>
+          <w:sz w:val="22"/>
+          <w:szCs w:val="22"/>
+          <w:lang w:eastAsia="es-PE"/>
+          <w14:ligatures w14:val="none"/>
+        </w:rPr>
+        <w:t xml:space="preserve"> de la Ley sobre Facultades, Normas y Organización del Indecopi, aprobada por Decreto Legislativo 807, los gastos por los peritajes realizados, actuación de pruebas, inspecciones y otros derivados de la tramitación del proceso serán de cargo de la parte que solicita la prueba, salvo pacto en contrario. En todos los casos, la resolución final determinará si los gastos deben ser asumidos por alguna de las partes, o reembolsados a la otra parte o al Indecopi, según sea el caso, de manera adicional a la sanción que haya podido imponerse. </w:t>
+      </w:r>
+    </w:p>
+    <w:p>
+      <w:pPr>
+        <w:spacing w:before="0" w:after="0" w:line="240" w:lineRule="auto"/>
         <w:shd w:val="clear" w:color="auto" w:fill="FFFFFF"/>
-        <w:spacing w:after="0" w:line="240" w:lineRule="auto"/>
-        <w:jc w:val="both"/>
-        <w:rPr>
-          <w:rFonts w:ascii="Arial Narrow" w:eastAsia="Arial Narrow" w:hAnsi="Arial Narrow" w:cs="Arial Narrow"/>
-          <w:color w:val="000000"/>
-          <w:kern w:val="0"/>
-          <w:sz w:val="22"/>
-          <w:szCs w:val="22"/>
-          <w:lang w:eastAsia="es-PE"/>
-          <w14:ligatures w14:val="none"/>
-        </w:rPr>
-      </w:pPr>
-      <w:r>
-        <w:rPr>
-          <w:rFonts w:ascii="Arial Narrow" w:eastAsia="Arial Narrow" w:hAnsi="Arial Narrow" w:cs="Arial Narrow"/>
-          <w:b/>
-          <w:color w:val="000000"/>
-          <w:kern w:val="0"/>
-          <w:sz w:val="22"/>
-          <w:szCs w:val="22"/>
-          <w:lang w:eastAsia="es-PE"/>
-          <w14:ligatures w14:val="none"/>
-        </w:rPr>
-        <w:t>SÉTIMO:</w:t>
-      </w:r>
-      <w:r>
-        <w:rPr>
-          <w:rFonts w:ascii="Arial Narrow" w:eastAsia="Arial Narrow" w:hAnsi="Arial Narrow" w:cs="Arial Narrow"/>
-          <w:color w:val="000000"/>
-          <w:kern w:val="0"/>
-          <w:sz w:val="22"/>
-          <w:szCs w:val="22"/>
-          <w:lang w:eastAsia="es-PE"/>
-          <w14:ligatures w14:val="none"/>
-        </w:rPr>
-        <w:t xml:space="preserve"> informar a las partes que conforme a lo establecido en el artículo 39</w:t>
-      </w:r>
-      <w:r>
-        <w:rPr>
-          <w:rFonts w:ascii="Arial Narrow" w:eastAsia="Arial Narrow" w:hAnsi="Arial Narrow" w:cs="Arial Narrow"/>
-          <w:color w:val="000000"/>
-          <w:kern w:val="0"/>
-          <w:sz w:val="22"/>
-          <w:szCs w:val="22"/>
-          <w:lang w:eastAsia="es-PE"/>
-          <w14:ligatures w14:val="none"/>
-        </w:rPr>
-        <w:t/>
-      </w:r>
-      <w:r>
-        <w:rPr>
-          <w:rFonts w:ascii="Arial Narrow" w:eastAsia="Arial Narrow" w:hAnsi="Arial Narrow" w:cs="Arial Narrow"/>
-          <w:color w:val="000000"/>
-          <w:kern w:val="0"/>
-          <w:sz w:val="22"/>
-          <w:szCs w:val="22"/>
-          <w:lang w:eastAsia="es-PE"/>
-          <w14:ligatures w14:val="none"/>
-        </w:rPr>
-        <w:t xml:space="preserve"> de la Ley sobre Facultades, Normas y Organización del Indecopi, aprobada por Decreto Legislativo 807, los gastos por los peritajes realizados, actuación de pruebas, inspecciones y otros derivados de la tramitación del proceso serán de cargo de la parte que solicita la prueba, salvo pacto en contrario. En todos los casos, la resolución final determinará si los gastos deben ser asumidos por alguna de las partes, o reembolsados a la otra parte o al Indecopi, según sea el caso, de manera adicional a la sanción que haya podido imponerse. </w:t>
-      </w:r>
-    </w:p>
-    <w:p>
-      <w:pPr>
-        <w:shd w:val="clear" w:color="auto" w:fill="FFFFFF"/>
-        <w:spacing w:after="0" w:line="240" w:lineRule="auto"/>
         <w:jc w:val="both"/>
         <w:rPr>
           <w:rFonts w:ascii="Arial Narrow" w:eastAsia="Arial Narrow" w:hAnsi="Arial Narrow" w:cs="Arial Narrow"/>
@@ -5434,26 +5435,26 @@
     </w:p>
     <w:p>
       <w:pPr>
+        <w:spacing w:before="0" w:after="0" w:line="240" w:lineRule="auto"/>
+        <w:suppressAutoHyphens/>
+        <w:jc w:val="both"/>
+        <w:rPr>
+          <w:rFonts w:ascii="Arial Narrow" w:eastAsia="Arial Narrow" w:hAnsi="Arial Narrow" w:cs="Arial Narrow"/>
+          <w:kern w:val="0"/>
+          <w:sz w:val="22"/>
+          <w:szCs w:val="22"/>
+          <w:u w:val="single"/>
+          <w14:ligatures w14:val="none"/>
+        </w:rPr>
+      </w:pPr>
+    </w:p>
+    <w:p>
+      <w:pPr>
         <w:suppressAutoHyphens/>
         <w:spacing w:after="0" w:line="240" w:lineRule="auto"/>
         <w:jc w:val="both"/>
         <w:rPr>
           <w:rFonts w:ascii="Arial Narrow" w:eastAsia="Arial Narrow" w:hAnsi="Arial Narrow" w:cs="Arial Narrow"/>
-          <w:kern w:val="0"/>
-          <w:sz w:val="22"/>
-          <w:szCs w:val="22"/>
-          <w:u w:val="single"/>
-          <w14:ligatures w14:val="none"/>
-        </w:rPr>
-      </w:pPr>
-    </w:p>
-    <w:p>
-      <w:pPr>
-        <w:suppressAutoHyphens/>
-        <w:spacing w:after="0" w:line="240" w:lineRule="auto"/>
-        <w:jc w:val="both"/>
-        <w:rPr>
-          <w:rFonts w:ascii="Arial Narrow" w:eastAsia="Arial Narrow" w:hAnsi="Arial Narrow" w:cs="Arial Narrow"/>
           <w:color w:val="000000"/>
           <w:kern w:val="0"/>
           <w:sz w:val="22"/>
@@ -5492,8 +5493,8 @@
     </w:p>
     <w:p>
       <w:pPr>
+        <w:spacing w:before="0" w:after="0" w:line="240" w:lineRule="auto"/>
         <w:suppressAutoHyphens/>
-        <w:spacing w:after="0" w:line="240" w:lineRule="auto"/>
         <w:jc w:val="both"/>
         <w:rPr>
           <w:rFonts w:ascii="Arial Narrow" w:eastAsia="Arial Narrow" w:hAnsi="Arial Narrow" w:cs="Arial Narrow"/>
@@ -6274,7 +6275,6 @@
           <w:sz w:val="16"/>
           <w:szCs w:val="16"/>
         </w:rPr>
-        <w:tab/>
         <w:t xml:space="preserve"/>
       </w:r>
       <w:r>
@@ -6350,25 +6350,24 @@
           <w:sz w:val="16"/>
           <w:szCs w:val="16"/>
         </w:rPr>
+        <w:t xml:space="preserve"/>
+      </w:r>
+      <w:r>
+        <w:rPr>
+          <w:rFonts w:ascii="Arial Narrow" w:eastAsia="Arial Narrow" w:hAnsi="Arial Narrow" w:cs="Arial Narrow"/>
+          <w:sz w:val="16"/>
+          <w:szCs w:val="16"/>
+        </w:rPr>
+      </w:r>
+      <w:r>
+        <w:rPr>
+          <w:rFonts w:ascii="Arial Narrow" w:eastAsia="Arial Narrow" w:hAnsi="Arial Narrow" w:cs="Arial Narrow"/>
+          <w:b/>
+          <w:bCs/>
+          <w:sz w:val="16"/>
+          <w:szCs w:val="16"/>
+        </w:rPr>
         <w:tab/>
-        <w:t xml:space="preserve"/>
-      </w:r>
-      <w:r>
-        <w:rPr>
-          <w:rFonts w:ascii="Arial Narrow" w:eastAsia="Arial Narrow" w:hAnsi="Arial Narrow" w:cs="Arial Narrow"/>
-          <w:sz w:val="16"/>
-          <w:szCs w:val="16"/>
-        </w:rPr>
-        <w:tab/>
-      </w:r>
-      <w:r>
-        <w:rPr>
-          <w:rFonts w:ascii="Arial Narrow" w:eastAsia="Arial Narrow" w:hAnsi="Arial Narrow" w:cs="Arial Narrow"/>
-          <w:b/>
-          <w:bCs/>
-          <w:sz w:val="16"/>
-          <w:szCs w:val="16"/>
-        </w:rPr>
         <w:t xml:space="preserve">LEY </w:t>
       </w:r>
       <w:proofErr w:type="spellStart"/>
@@ -6676,25 +6675,24 @@
           <w:sz w:val="16"/>
           <w:szCs w:val="16"/>
         </w:rPr>
+        <w:t xml:space="preserve"/>
+      </w:r>
+      <w:r>
+        <w:rPr>
+          <w:rFonts w:ascii="Arial Narrow" w:eastAsia="Arial Narrow" w:hAnsi="Arial Narrow" w:cs="Arial Narrow"/>
+          <w:sz w:val="16"/>
+          <w:szCs w:val="16"/>
+        </w:rPr>
+      </w:r>
+      <w:r>
+        <w:rPr>
+          <w:rFonts w:ascii="Arial Narrow" w:eastAsia="Arial Narrow" w:hAnsi="Arial Narrow" w:cs="Arial Narrow"/>
+          <w:b/>
+          <w:bCs/>
+          <w:sz w:val="16"/>
+          <w:szCs w:val="16"/>
+        </w:rPr>
         <w:tab/>
-        <w:t xml:space="preserve"/>
-      </w:r>
-      <w:r>
-        <w:rPr>
-          <w:rFonts w:ascii="Arial Narrow" w:eastAsia="Arial Narrow" w:hAnsi="Arial Narrow" w:cs="Arial Narrow"/>
-          <w:sz w:val="16"/>
-          <w:szCs w:val="16"/>
-        </w:rPr>
-        <w:tab/>
-      </w:r>
-      <w:r>
-        <w:rPr>
-          <w:rFonts w:ascii="Arial Narrow" w:eastAsia="Arial Narrow" w:hAnsi="Arial Narrow" w:cs="Arial Narrow"/>
-          <w:b/>
-          <w:bCs/>
-          <w:sz w:val="16"/>
-          <w:szCs w:val="16"/>
-        </w:rPr>
         <w:t xml:space="preserve">LEY </w:t>
       </w:r>
       <w:proofErr w:type="spellStart"/>
@@ -6899,25 +6897,24 @@
           <w:sz w:val="16"/>
           <w:szCs w:val="16"/>
         </w:rPr>
+        <w:t xml:space="preserve"/>
+      </w:r>
+      <w:r>
+        <w:rPr>
+          <w:rFonts w:ascii="Arial Narrow" w:eastAsia="Arial Narrow" w:hAnsi="Arial Narrow" w:cs="Arial Narrow"/>
+          <w:sz w:val="16"/>
+          <w:szCs w:val="16"/>
+        </w:rPr>
+      </w:r>
+      <w:r>
+        <w:rPr>
+          <w:rFonts w:ascii="Arial Narrow" w:eastAsia="Arial Narrow" w:hAnsi="Arial Narrow" w:cs="Arial Narrow"/>
+          <w:b/>
+          <w:bCs/>
+          <w:sz w:val="16"/>
+          <w:szCs w:val="16"/>
+        </w:rPr>
         <w:tab/>
-        <w:t xml:space="preserve"/>
-      </w:r>
-      <w:r>
-        <w:rPr>
-          <w:rFonts w:ascii="Arial Narrow" w:eastAsia="Arial Narrow" w:hAnsi="Arial Narrow" w:cs="Arial Narrow"/>
-          <w:sz w:val="16"/>
-          <w:szCs w:val="16"/>
-        </w:rPr>
-        <w:tab/>
-      </w:r>
-      <w:r>
-        <w:rPr>
-          <w:rFonts w:ascii="Arial Narrow" w:eastAsia="Arial Narrow" w:hAnsi="Arial Narrow" w:cs="Arial Narrow"/>
-          <w:b/>
-          <w:bCs/>
-          <w:sz w:val="16"/>
-          <w:szCs w:val="16"/>
-        </w:rPr>
         <w:t xml:space="preserve">LEY </w:t>
       </w:r>
       <w:proofErr w:type="spellStart"/>
@@ -7099,25 +7096,24 @@
           <w:sz w:val="16"/>
           <w:szCs w:val="16"/>
         </w:rPr>
+        <w:t xml:space="preserve"/>
+      </w:r>
+      <w:r>
+        <w:rPr>
+          <w:rFonts w:ascii="Arial Narrow" w:eastAsia="Arial Narrow" w:hAnsi="Arial Narrow" w:cs="Arial Narrow"/>
+          <w:sz w:val="16"/>
+          <w:szCs w:val="16"/>
+        </w:rPr>
+      </w:r>
+      <w:r>
+        <w:rPr>
+          <w:rFonts w:ascii="Arial Narrow" w:eastAsia="Arial Narrow" w:hAnsi="Arial Narrow" w:cs="Arial Narrow"/>
+          <w:b/>
+          <w:bCs/>
+          <w:sz w:val="16"/>
+          <w:szCs w:val="16"/>
+        </w:rPr>
         <w:tab/>
-        <w:t xml:space="preserve"/>
-      </w:r>
-      <w:r>
-        <w:rPr>
-          <w:rFonts w:ascii="Arial Narrow" w:eastAsia="Arial Narrow" w:hAnsi="Arial Narrow" w:cs="Arial Narrow"/>
-          <w:sz w:val="16"/>
-          <w:szCs w:val="16"/>
-        </w:rPr>
-        <w:tab/>
-      </w:r>
-      <w:r>
-        <w:rPr>
-          <w:rFonts w:ascii="Arial Narrow" w:eastAsia="Arial Narrow" w:hAnsi="Arial Narrow" w:cs="Arial Narrow"/>
-          <w:b/>
-          <w:bCs/>
-          <w:sz w:val="16"/>
-          <w:szCs w:val="16"/>
-        </w:rPr>
         <w:t xml:space="preserve">LEY SOBRE FACULTADES, NORMAS Y ORGANIZACIÓN DEL INDECOPI, APROBADA POR DECRETO LEGISLATIVO </w:t>
       </w:r>
       <w:proofErr w:type="spellStart"/>
@@ -7270,7 +7266,6 @@
           <w:sz w:val="16"/>
           <w:szCs w:val="16"/>
         </w:rPr>
-        <w:tab/>
         <w:t xml:space="preserve"/>
       </w:r>
       <w:r>
@@ -7345,24 +7340,23 @@
           <w:sz w:val="16"/>
           <w:szCs w:val="16"/>
         </w:rPr>
+        <w:t xml:space="preserve"/>
+      </w:r>
+      <w:r>
+        <w:rPr>
+          <w:rFonts w:ascii="Arial Narrow" w:eastAsia="Arial Narrow" w:hAnsi="Arial Narrow" w:cs="Arial Narrow"/>
+          <w:sz w:val="16"/>
+          <w:szCs w:val="16"/>
+        </w:rPr>
+      </w:r>
+      <w:r>
+        <w:rPr>
+          <w:rFonts w:ascii="Arial Narrow" w:eastAsia="Arial Narrow" w:hAnsi="Arial Narrow" w:cs="Arial Narrow"/>
+          <w:b/>
+          <w:sz w:val="16"/>
+          <w:szCs w:val="16"/>
+        </w:rPr>
         <w:tab/>
-        <w:t xml:space="preserve"/>
-      </w:r>
-      <w:r>
-        <w:rPr>
-          <w:rFonts w:ascii="Arial Narrow" w:eastAsia="Arial Narrow" w:hAnsi="Arial Narrow" w:cs="Arial Narrow"/>
-          <w:sz w:val="16"/>
-          <w:szCs w:val="16"/>
-        </w:rPr>
-        <w:tab/>
-      </w:r>
-      <w:r>
-        <w:rPr>
-          <w:rFonts w:ascii="Arial Narrow" w:eastAsia="Arial Narrow" w:hAnsi="Arial Narrow" w:cs="Arial Narrow"/>
-          <w:b/>
-          <w:sz w:val="16"/>
-          <w:szCs w:val="16"/>
-        </w:rPr>
         <w:t>LEY 29571, CÓDIGO DE PROTECCIÓN Y DEFENSA DEL CONSUMIDOR</w:t>
       </w:r>
       <w:r>
@@ -7767,32 +7761,31 @@
           <w:szCs w:val="16"/>
           <w:vertAlign w:val="superscript"/>
         </w:rPr>
+        <w:t xml:space="preserve"/>
+      </w:r>
+      <w:r>
+        <w:rPr>
+          <w:rFonts w:ascii="Arial Narrow" w:eastAsia="Arial Narrow" w:hAnsi="Arial Narrow" w:cs="Arial Narrow"/>
+          <w:sz w:val="16"/>
+          <w:szCs w:val="16"/>
+        </w:rPr>
+        <w:t xml:space="preserve"/>
+      </w:r>
+      <w:r>
+        <w:rPr>
+          <w:rFonts w:ascii="Arial Narrow" w:eastAsia="Arial Narrow" w:hAnsi="Arial Narrow" w:cs="Arial Narrow"/>
+          <w:sz w:val="16"/>
+          <w:szCs w:val="16"/>
+        </w:rPr>
+      </w:r>
+      <w:r>
+        <w:rPr>
+          <w:rFonts w:ascii="Arial Narrow" w:eastAsia="Arial Narrow" w:hAnsi="Arial Narrow" w:cs="Arial Narrow"/>
+          <w:b/>
+          <w:sz w:val="16"/>
+          <w:szCs w:val="16"/>
+        </w:rPr>
         <w:tab/>
-        <w:t xml:space="preserve"/>
-      </w:r>
-      <w:r>
-        <w:rPr>
-          <w:rFonts w:ascii="Arial Narrow" w:eastAsia="Arial Narrow" w:hAnsi="Arial Narrow" w:cs="Arial Narrow"/>
-          <w:sz w:val="16"/>
-          <w:szCs w:val="16"/>
-        </w:rPr>
-        <w:t xml:space="preserve"> </w:t>
-      </w:r>
-      <w:r>
-        <w:rPr>
-          <w:rFonts w:ascii="Arial Narrow" w:eastAsia="Arial Narrow" w:hAnsi="Arial Narrow" w:cs="Arial Narrow"/>
-          <w:sz w:val="16"/>
-          <w:szCs w:val="16"/>
-        </w:rPr>
-        <w:tab/>
-      </w:r>
-      <w:r>
-        <w:rPr>
-          <w:rFonts w:ascii="Arial Narrow" w:eastAsia="Arial Narrow" w:hAnsi="Arial Narrow" w:cs="Arial Narrow"/>
-          <w:b/>
-          <w:sz w:val="16"/>
-          <w:szCs w:val="16"/>
-        </w:rPr>
         <w:t>LEY 29571, CÓDIGO DE PROTECCIÓN Y DEFENSA DEL CONSUMIDOR</w:t>
       </w:r>
       <w:r>
@@ -8016,25 +8009,24 @@
           <w:sz w:val="16"/>
           <w:szCs w:val="16"/>
         </w:rPr>
+        <w:t xml:space="preserve"/>
+      </w:r>
+      <w:r>
+        <w:rPr>
+          <w:rFonts w:ascii="Arial Narrow" w:eastAsia="Arial Narrow" w:hAnsi="Arial Narrow" w:cs="Arial Narrow"/>
+          <w:sz w:val="16"/>
+          <w:szCs w:val="16"/>
+        </w:rPr>
+      </w:r>
+      <w:r>
+        <w:rPr>
+          <w:rFonts w:ascii="Arial Narrow" w:eastAsia="Arial Narrow" w:hAnsi="Arial Narrow" w:cs="Arial Narrow"/>
+          <w:b/>
+          <w:bCs/>
+          <w:sz w:val="16"/>
+          <w:szCs w:val="16"/>
+        </w:rPr>
         <w:tab/>
-        <w:t xml:space="preserve"/>
-      </w:r>
-      <w:r>
-        <w:rPr>
-          <w:rFonts w:ascii="Arial Narrow" w:eastAsia="Arial Narrow" w:hAnsi="Arial Narrow" w:cs="Arial Narrow"/>
-          <w:sz w:val="16"/>
-          <w:szCs w:val="16"/>
-        </w:rPr>
-        <w:tab/>
-      </w:r>
-      <w:r>
-        <w:rPr>
-          <w:rFonts w:ascii="Arial Narrow" w:eastAsia="Arial Narrow" w:hAnsi="Arial Narrow" w:cs="Arial Narrow"/>
-          <w:b/>
-          <w:bCs/>
-          <w:sz w:val="16"/>
-          <w:szCs w:val="16"/>
-        </w:rPr>
         <w:t xml:space="preserve">LEY </w:t>
       </w:r>
       <w:proofErr w:type="spellStart"/>
@@ -8879,24 +8871,23 @@
           <w:sz w:val="16"/>
           <w:szCs w:val="16"/>
         </w:rPr>
+        <w:t xml:space="preserve"/>
+      </w:r>
+      <w:r>
+        <w:rPr>
+          <w:rFonts w:ascii="Arial Narrow" w:eastAsia="Arial Narrow" w:hAnsi="Arial Narrow" w:cs="Arial Narrow"/>
+          <w:sz w:val="16"/>
+          <w:szCs w:val="16"/>
+        </w:rPr>
+      </w:r>
+      <w:r>
+        <w:rPr>
+          <w:rFonts w:ascii="Arial Narrow" w:eastAsia="Arial Narrow" w:hAnsi="Arial Narrow" w:cs="Arial Narrow"/>
+          <w:b/>
+          <w:sz w:val="16"/>
+          <w:szCs w:val="16"/>
+        </w:rPr>
         <w:tab/>
-        <w:t xml:space="preserve"/>
-      </w:r>
-      <w:r>
-        <w:rPr>
-          <w:rFonts w:ascii="Arial Narrow" w:eastAsia="Arial Narrow" w:hAnsi="Arial Narrow" w:cs="Arial Narrow"/>
-          <w:sz w:val="16"/>
-          <w:szCs w:val="16"/>
-        </w:rPr>
-        <w:tab/>
-      </w:r>
-      <w:r>
-        <w:rPr>
-          <w:rFonts w:ascii="Arial Narrow" w:eastAsia="Arial Narrow" w:hAnsi="Arial Narrow" w:cs="Arial Narrow"/>
-          <w:b/>
-          <w:sz w:val="16"/>
-          <w:szCs w:val="16"/>
-        </w:rPr>
         <w:t>LEY 29571, CÓDIGO DE PROTECCIÓN Y DEFENSA DEL CONSUMIDOR</w:t>
       </w:r>
       <w:r>
@@ -9131,7 +9122,6 @@
           <w:sz w:val="16"/>
           <w:szCs w:val="16"/>
         </w:rPr>
-        <w:tab/>
         <w:t xml:space="preserve"/>
       </w:r>
       <w:r>
@@ -9249,24 +9239,23 @@
           <w:sz w:val="16"/>
           <w:szCs w:val="16"/>
         </w:rPr>
+        <w:t xml:space="preserve"/>
+      </w:r>
+      <w:r>
+        <w:rPr>
+          <w:rFonts w:ascii="Arial Narrow" w:eastAsia="Arial Narrow" w:hAnsi="Arial Narrow" w:cs="Arial Narrow"/>
+          <w:sz w:val="16"/>
+          <w:szCs w:val="16"/>
+        </w:rPr>
+      </w:r>
+      <w:r>
+        <w:rPr>
+          <w:rFonts w:ascii="Arial Narrow" w:eastAsia="Arial Narrow" w:hAnsi="Arial Narrow" w:cs="Arial Narrow"/>
+          <w:b/>
+          <w:sz w:val="16"/>
+          <w:szCs w:val="16"/>
+        </w:rPr>
         <w:tab/>
-        <w:t xml:space="preserve"/>
-      </w:r>
-      <w:r>
-        <w:rPr>
-          <w:rFonts w:ascii="Arial Narrow" w:eastAsia="Arial Narrow" w:hAnsi="Arial Narrow" w:cs="Arial Narrow"/>
-          <w:sz w:val="16"/>
-          <w:szCs w:val="16"/>
-        </w:rPr>
-        <w:tab/>
-      </w:r>
-      <w:r>
-        <w:rPr>
-          <w:rFonts w:ascii="Arial Narrow" w:eastAsia="Arial Narrow" w:hAnsi="Arial Narrow" w:cs="Arial Narrow"/>
-          <w:b/>
-          <w:sz w:val="16"/>
-          <w:szCs w:val="16"/>
-        </w:rPr>
         <w:t xml:space="preserve">TEXTO ÚNICO ORDENADO DE LA LEY DEL PROCEDIMIENTO ADMINISTRATIVO GENERAL, aprobado mediante DECRETO SUPREMO </w:t>
       </w:r>
       <w:proofErr w:type="spellStart"/>
@@ -9293,7 +9282,7 @@
     <w:p>
       <w:pPr>
         <w:pStyle w:val="Textonotapie"/>
-        <w:ind w:left="1134" w:hanging="567"/>
+        <w:ind w:left="1134"/>
         <w:jc w:val="both"/>
         <w:rPr>
           <w:rFonts w:ascii="Arial Narrow" w:eastAsia="Arial Narrow" w:hAnsi="Arial Narrow" w:cs="Arial Narrow"/>

--- a/plantillas_maestras/07_seguro_sctr/falta_evaluacion_invalidez/2_o_mas_ddos_varios/varon/TPL_219_2026_SEGURO_SCTR_FALTA_EVALUACION_INVALIDEZ_ASEGURADORA_VARON_R3.docx
+++ b/plantillas_maestras/07_seguro_sctr/falta_evaluacion_invalidez/2_o_mas_ddos_varios/varon/TPL_219_2026_SEGURO_SCTR_FALTA_EVALUACION_INVALIDEZ_ASEGURADORA_VARON_R3.docx
@@ -4499,7 +4499,7 @@
           <w:sz w:val="22"/>
           <w:szCs w:val="22"/>
         </w:rPr>
-        <w:t xml:space="preserve">correr traslado de la presente resolución a Rímac Seguros y Reaseguros S.A. para que, de conformidad con lo dispuesto por el artículo 26 de la Ley sobre Facultades, Normas y Organización del Indecopi, aprobada por Decreto Legislativo 807</w:t>
+        <w:t xml:space="preserve">correr traslado de la denuncia del 21 de enero de 2026 a Rímac Seguros y Reaseguros S.A. para que, de conformidad con lo dispuesto por el artículo 26 de la Ley sobre Facultades, Normas y Organización del Indecopi, aprobada por Decreto Legislativo 807</w:t>
       </w:r>
       <w:r>
         <w:rPr>
